--- a/OOC_Allocation_SOP.docx
+++ b/OOC_Allocation_SOP.docx
@@ -2,6 +2,17 @@
 <file path=word/document.xml><?xml version="1.0" encoding="utf-8"?>
 <w:document xmlns:wpc="http://schemas.microsoft.com/office/word/2010/wordprocessingCanvas" xmlns:cx="http://schemas.microsoft.com/office/drawing/2014/chartex" xmlns:cx1="http://schemas.microsoft.com/office/drawing/2015/9/8/chartex" xmlns:cx2="http://schemas.microsoft.com/office/drawing/2015/10/21/chartex" xmlns:cx3="http://schemas.microsoft.com/office/drawing/2016/5/9/chartex" xmlns:cx4="http://schemas.microsoft.com/office/drawing/2016/5/10/chartex" xmlns:cx5="http://schemas.microsoft.com/office/drawing/2016/5/11/chartex" xmlns:cx6="http://schemas.microsoft.com/office/drawing/2016/5/12/chartex" xmlns:cx7="http://schemas.microsoft.com/office/drawing/2016/5/13/chartex" xmlns:cx8="http://schemas.microsoft.com/office/drawing/2016/5/14/chartex" xmlns:mc="http://schemas.openxmlformats.org/markup-compatibility/2006" xmlns:aink="http://schemas.microsoft.com/office/drawing/2016/ink" xmlns:am3d="http://schemas.microsoft.com/office/drawing/2017/model3d" xmlns:o="urn:schemas-microsoft-com:office:office" xmlns:oel="http://schemas.microsoft.com/office/2019/extlst" xmlns:r="http://schemas.openxmlformats.org/officeDocument/2006/relationships" xmlns:m="http://schemas.openxmlformats.org/officeDocument/2006/math" xmlns:v="urn:schemas-microsoft-com:vml" xmlns:wp14="http://schemas.microsoft.com/office/word/2010/wordprocessingDrawing" xmlns:wp="http://schemas.openxmlformats.org/drawingml/2006/wordprocessingDrawing" xmlns:w10="urn:schemas-microsoft-com:office:word" xmlns:w="http://schemas.openxmlformats.org/wordprocessingml/2006/main" xmlns:w14="http://schemas.microsoft.com/office/word/2010/wordml" xmlns:w15="http://schemas.microsoft.com/office/word/2012/wordml" xmlns:w16cex="http://schemas.microsoft.com/office/word/2018/wordml/cex" xmlns:w16cid="http://schemas.microsoft.com/office/word/2016/wordml/cid" xmlns:w16="http://schemas.microsoft.com/office/word/2018/wordml" xmlns:w16du="http://schemas.microsoft.com/office/word/2023/wordml/word16du" xmlns:w16sdtdh="http://schemas.microsoft.com/office/word/2020/wordml/sdtdatahash" xmlns:w16sdtfl="http://schemas.microsoft.com/office/word/2024/wordml/sdtformatlock" xmlns:w16se="http://schemas.microsoft.com/office/word/2015/wordml/symex" xmlns:wpg="http://schemas.microsoft.com/office/word/2010/wordprocessingGroup" xmlns:wpi="http://schemas.microsoft.com/office/word/2010/wordprocessingInk" xmlns:wne="http://schemas.microsoft.com/office/word/2006/wordml" xmlns:wps="http://schemas.microsoft.com/office/word/2010/wordprocessingShape" mc:Ignorable="w14 w15 w16se w16cid w16 w16cex w16sdtdh w16sdtfl w16du wp14">
   <w:body>
+    <w:p>
+      <w:pPr>
+        <w:jc w:val="both"/>
+        <w:rPr>
+          <w:rFonts w:ascii="Arial" w:hAnsi="Arial" w:cs="Arial"/>
+          <w:b/>
+          <w:bCs/>
+          <w:color w:val="00287A" w:themeColor="accent6" w:themeShade="BF"/>
+        </w:rPr>
+      </w:pPr>
+    </w:p>
     <w:p>
       <w:pPr>
         <w:jc w:val="both"/>
@@ -453,7 +464,6 @@
               </w:rPr>
               <w:t>\\cardinalhealth.net\applications\OH001\AnalyticsInfoMgmt\Teams\Performance Optimization\Projects\</w:t>
             </w:r>
-            <w:proofErr w:type="spellStart"/>
             <w:r>
               <w:rPr>
                 <w:rFonts w:ascii="Arial" w:hAnsi="Arial" w:cs="Arial"/>
@@ -461,30 +471,13 @@
               </w:rPr>
               <w:t>OOC_Allocation</w:t>
             </w:r>
-            <w:proofErr w:type="spellEnd"/>
             <w:r>
               <w:rPr>
                 <w:rFonts w:ascii="Arial" w:hAnsi="Arial" w:cs="Arial"/>
                 <w:lang w:val="en-GB"/>
               </w:rPr>
-              <w:t xml:space="preserve"> </w:t>
+              <w:t>\SOP_Doc</w:t>
             </w:r>
-            <w:r>
-              <w:rPr>
-                <w:rFonts w:ascii="Arial" w:hAnsi="Arial" w:cs="Arial"/>
-                <w:lang w:val="en-GB"/>
-              </w:rPr>
-              <w:t>\</w:t>
-            </w:r>
-            <w:proofErr w:type="spellStart"/>
-            <w:r>
-              <w:rPr>
-                <w:rFonts w:ascii="Arial" w:hAnsi="Arial" w:cs="Arial"/>
-                <w:lang w:val="en-GB"/>
-              </w:rPr>
-              <w:t>SOP_Doc</w:t>
-            </w:r>
-            <w:proofErr w:type="spellEnd"/>
           </w:p>
         </w:tc>
       </w:tr>
@@ -563,7 +556,6 @@
           <w:docPartUnique/>
         </w:docPartObj>
       </w:sdtPr>
-      <w:sdtEndPr/>
       <w:sdtContent>
         <w:p>
           <w:pPr>
@@ -1510,7 +1502,7 @@
       <w:pPr>
         <w:numPr>
           <w:ilvl w:val="0"/>
-          <w:numId w:val="48"/>
+          <w:numId w:val="9"/>
         </w:numPr>
         <w:spacing w:before="0" w:after="160" w:line="259" w:lineRule="auto"/>
         <w:rPr>
@@ -1530,7 +1522,7 @@
       <w:pPr>
         <w:numPr>
           <w:ilvl w:val="0"/>
-          <w:numId w:val="48"/>
+          <w:numId w:val="9"/>
         </w:numPr>
         <w:spacing w:before="0" w:after="160" w:line="259" w:lineRule="auto"/>
         <w:rPr>
@@ -1550,7 +1542,7 @@
       <w:pPr>
         <w:numPr>
           <w:ilvl w:val="0"/>
-          <w:numId w:val="48"/>
+          <w:numId w:val="9"/>
         </w:numPr>
         <w:spacing w:before="0" w:after="160" w:line="259" w:lineRule="auto"/>
         <w:rPr>
@@ -1586,7 +1578,7 @@
       <w:pPr>
         <w:numPr>
           <w:ilvl w:val="0"/>
-          <w:numId w:val="49"/>
+          <w:numId w:val="10"/>
         </w:numPr>
         <w:spacing w:before="0" w:after="160" w:line="259" w:lineRule="auto"/>
         <w:rPr>
@@ -1622,7 +1614,7 @@
       <w:pPr>
         <w:numPr>
           <w:ilvl w:val="0"/>
-          <w:numId w:val="49"/>
+          <w:numId w:val="10"/>
         </w:numPr>
         <w:spacing w:before="0" w:after="160" w:line="259" w:lineRule="auto"/>
         <w:rPr>
@@ -1658,7 +1650,7 @@
       <w:pPr>
         <w:numPr>
           <w:ilvl w:val="0"/>
-          <w:numId w:val="49"/>
+          <w:numId w:val="10"/>
         </w:numPr>
         <w:spacing w:before="0" w:after="160" w:line="259" w:lineRule="auto"/>
         <w:rPr>
@@ -1726,7 +1718,7 @@
       <w:pPr>
         <w:numPr>
           <w:ilvl w:val="0"/>
-          <w:numId w:val="50"/>
+          <w:numId w:val="11"/>
         </w:numPr>
         <w:spacing w:before="0" w:after="160" w:line="259" w:lineRule="auto"/>
         <w:rPr>
@@ -1746,7 +1738,7 @@
       <w:pPr>
         <w:numPr>
           <w:ilvl w:val="0"/>
-          <w:numId w:val="50"/>
+          <w:numId w:val="11"/>
         </w:numPr>
         <w:spacing w:before="0" w:after="160" w:line="259" w:lineRule="auto"/>
         <w:rPr>
@@ -1766,7 +1758,7 @@
       <w:pPr>
         <w:numPr>
           <w:ilvl w:val="0"/>
-          <w:numId w:val="50"/>
+          <w:numId w:val="11"/>
         </w:numPr>
         <w:spacing w:before="0" w:after="160" w:line="259" w:lineRule="auto"/>
         <w:rPr>
@@ -1842,16 +1834,7 @@
           <w:bCs/>
           <w:lang w:val="en-IN"/>
         </w:rPr>
-        <w:t xml:space="preserve">customer-level market potential and purchasing </w:t>
-      </w:r>
-      <w:r>
-        <w:rPr>
-          <w:rFonts w:ascii="Arial" w:hAnsi="Arial" w:cs="Arial"/>
-          <w:b/>
-          <w:bCs/>
-          <w:lang w:val="en-IN"/>
-        </w:rPr>
-        <w:t>behaviour</w:t>
+        <w:t>customer-level market potential and purchasing behaviour</w:t>
       </w:r>
       <w:r>
         <w:rPr>
@@ -1882,7 +1865,7 @@
         <w:pStyle w:val="ListParagraph"/>
         <w:numPr>
           <w:ilvl w:val="0"/>
-          <w:numId w:val="51"/>
+          <w:numId w:val="12"/>
         </w:numPr>
         <w:spacing w:before="0" w:after="160" w:line="259" w:lineRule="auto"/>
         <w:rPr>
@@ -1913,7 +1896,7 @@
         <w:pStyle w:val="ListParagraph"/>
         <w:numPr>
           <w:ilvl w:val="0"/>
-          <w:numId w:val="51"/>
+          <w:numId w:val="12"/>
         </w:numPr>
         <w:spacing w:before="0" w:after="160" w:line="259" w:lineRule="auto"/>
         <w:rPr>
@@ -1944,7 +1927,7 @@
         <w:pStyle w:val="ListParagraph"/>
         <w:numPr>
           <w:ilvl w:val="0"/>
-          <w:numId w:val="51"/>
+          <w:numId w:val="12"/>
         </w:numPr>
         <w:spacing w:before="0" w:after="160" w:line="259" w:lineRule="auto"/>
         <w:rPr>
@@ -2081,7 +2064,7 @@
       <w:pPr>
         <w:numPr>
           <w:ilvl w:val="0"/>
-          <w:numId w:val="52"/>
+          <w:numId w:val="13"/>
         </w:numPr>
         <w:rPr>
           <w:rFonts w:ascii="Arial" w:hAnsi="Arial" w:cs="Arial"/>
@@ -2100,7 +2083,7 @@
       <w:pPr>
         <w:numPr>
           <w:ilvl w:val="0"/>
-          <w:numId w:val="52"/>
+          <w:numId w:val="13"/>
         </w:numPr>
         <w:rPr>
           <w:rFonts w:ascii="Arial" w:hAnsi="Arial" w:cs="Arial"/>
@@ -2119,7 +2102,7 @@
       <w:pPr>
         <w:numPr>
           <w:ilvl w:val="1"/>
-          <w:numId w:val="52"/>
+          <w:numId w:val="13"/>
         </w:numPr>
         <w:rPr>
           <w:rFonts w:ascii="Arial" w:hAnsi="Arial" w:cs="Arial"/>
@@ -2138,7 +2121,7 @@
       <w:pPr>
         <w:numPr>
           <w:ilvl w:val="1"/>
-          <w:numId w:val="52"/>
+          <w:numId w:val="13"/>
         </w:numPr>
         <w:rPr>
           <w:rFonts w:ascii="Arial" w:hAnsi="Arial" w:cs="Arial"/>
@@ -2157,7 +2140,7 @@
       <w:pPr>
         <w:numPr>
           <w:ilvl w:val="1"/>
-          <w:numId w:val="52"/>
+          <w:numId w:val="13"/>
         </w:numPr>
         <w:rPr>
           <w:rFonts w:ascii="Arial" w:hAnsi="Arial" w:cs="Arial"/>
@@ -2169,30 +2152,14 @@
           <w:rFonts w:ascii="Arial" w:hAnsi="Arial" w:cs="Arial"/>
           <w:lang w:val="en-IN"/>
         </w:rPr>
-        <w:t>Customer hierarchy (</w:t>
-      </w:r>
-      <w:proofErr w:type="spellStart"/>
-      <w:r>
-        <w:rPr>
-          <w:rFonts w:ascii="Arial" w:hAnsi="Arial" w:cs="Arial"/>
-          <w:lang w:val="en-IN"/>
-        </w:rPr>
-        <w:t>SoldTo</w:t>
-      </w:r>
-      <w:proofErr w:type="spellEnd"/>
-      <w:r>
-        <w:rPr>
-          <w:rFonts w:ascii="Arial" w:hAnsi="Arial" w:cs="Arial"/>
-          <w:lang w:val="en-IN"/>
-        </w:rPr>
-        <w:t xml:space="preserve">) </w:t>
+        <w:t xml:space="preserve">Customer hierarchy (SoldTo) </w:t>
       </w:r>
     </w:p>
     <w:p>
       <w:pPr>
         <w:numPr>
           <w:ilvl w:val="0"/>
-          <w:numId w:val="52"/>
+          <w:numId w:val="13"/>
         </w:numPr>
         <w:rPr>
           <w:rFonts w:ascii="Arial" w:hAnsi="Arial" w:cs="Arial"/>
@@ -2211,7 +2178,7 @@
       <w:pPr>
         <w:numPr>
           <w:ilvl w:val="1"/>
-          <w:numId w:val="52"/>
+          <w:numId w:val="13"/>
         </w:numPr>
         <w:rPr>
           <w:rFonts w:ascii="Arial" w:hAnsi="Arial" w:cs="Arial"/>
@@ -2230,7 +2197,7 @@
       <w:pPr>
         <w:numPr>
           <w:ilvl w:val="1"/>
-          <w:numId w:val="52"/>
+          <w:numId w:val="13"/>
         </w:numPr>
         <w:rPr>
           <w:rFonts w:ascii="Arial" w:hAnsi="Arial" w:cs="Arial"/>
@@ -2244,15 +2211,13 @@
         </w:rPr>
         <w:t>Expected purchases (</w:t>
       </w:r>
-      <w:proofErr w:type="spellStart"/>
-      <w:r>
-        <w:rPr>
-          <w:rFonts w:ascii="Arial" w:hAnsi="Arial" w:cs="Arial"/>
-          <w:lang w:val="en-IN"/>
-        </w:rPr>
-        <w:t>modeled</w:t>
-      </w:r>
-      <w:proofErr w:type="spellEnd"/>
+      <w:r>
+        <w:rPr>
+          <w:rFonts w:ascii="Arial" w:hAnsi="Arial" w:cs="Arial"/>
+          <w:lang w:val="en-IN"/>
+        </w:rPr>
+        <w:t>modelled</w:t>
+      </w:r>
       <w:r>
         <w:rPr>
           <w:rFonts w:ascii="Arial" w:hAnsi="Arial" w:cs="Arial"/>
@@ -2265,7 +2230,7 @@
       <w:pPr>
         <w:numPr>
           <w:ilvl w:val="0"/>
-          <w:numId w:val="52"/>
+          <w:numId w:val="13"/>
         </w:numPr>
         <w:rPr>
           <w:rFonts w:ascii="Arial" w:hAnsi="Arial" w:cs="Arial"/>
@@ -2284,7 +2249,7 @@
       <w:pPr>
         <w:numPr>
           <w:ilvl w:val="1"/>
-          <w:numId w:val="52"/>
+          <w:numId w:val="13"/>
         </w:numPr>
         <w:rPr>
           <w:rFonts w:ascii="Arial" w:hAnsi="Arial" w:cs="Arial"/>
@@ -2303,7 +2268,7 @@
       <w:pPr>
         <w:numPr>
           <w:ilvl w:val="1"/>
-          <w:numId w:val="52"/>
+          <w:numId w:val="13"/>
         </w:numPr>
         <w:rPr>
           <w:rFonts w:ascii="Arial" w:hAnsi="Arial" w:cs="Arial"/>
@@ -2322,7 +2287,7 @@
       <w:pPr>
         <w:numPr>
           <w:ilvl w:val="1"/>
-          <w:numId w:val="52"/>
+          <w:numId w:val="13"/>
         </w:numPr>
         <w:rPr>
           <w:rFonts w:ascii="Arial" w:hAnsi="Arial" w:cs="Arial"/>
@@ -2458,7 +2423,7 @@
           <w:lang w:val="en-IN"/>
         </w:rPr>
         <w:pict w14:anchorId="3B4CBEE8">
-          <v:rect id="_x0000_i1107" style="width:0;height:1.5pt" o:hralign="center" o:hrstd="t" o:hr="t" fillcolor="#a0a0a0" stroked="f"/>
+          <v:rect id="_x0000_i1025" style="width:0;height:1.5pt" o:hralign="center" o:hrstd="t" o:hr="t" fillcolor="#a0a0a0" stroked="f"/>
         </w:pict>
       </w:r>
     </w:p>
@@ -2548,7 +2513,7 @@
           <w:lang w:val="en-IN"/>
         </w:rPr>
         <w:pict w14:anchorId="0A449D4E">
-          <v:rect id="_x0000_i1108" style="width:0;height:1.5pt" o:hralign="center" o:hrstd="t" o:hr="t" fillcolor="#a0a0a0" stroked="f"/>
+          <v:rect id="_x0000_i1026" style="width:0;height:1.5pt" o:hralign="center" o:hrstd="t" o:hr="t" fillcolor="#a0a0a0" stroked="f"/>
         </w:pict>
       </w:r>
     </w:p>
@@ -2601,7 +2566,7 @@
       <w:pPr>
         <w:numPr>
           <w:ilvl w:val="0"/>
-          <w:numId w:val="53"/>
+          <w:numId w:val="14"/>
         </w:numPr>
         <w:tabs>
           <w:tab w:val="clear" w:pos="720"/>
@@ -2641,7 +2606,7 @@
       <w:pPr>
         <w:numPr>
           <w:ilvl w:val="0"/>
-          <w:numId w:val="54"/>
+          <w:numId w:val="15"/>
         </w:numPr>
         <w:tabs>
           <w:tab w:val="clear" w:pos="720"/>
@@ -2681,7 +2646,7 @@
       <w:pPr>
         <w:numPr>
           <w:ilvl w:val="0"/>
-          <w:numId w:val="55"/>
+          <w:numId w:val="16"/>
         </w:numPr>
         <w:tabs>
           <w:tab w:val="clear" w:pos="720"/>
@@ -2705,7 +2670,7 @@
       <w:pPr>
         <w:numPr>
           <w:ilvl w:val="0"/>
-          <w:numId w:val="55"/>
+          <w:numId w:val="16"/>
         </w:numPr>
         <w:tabs>
           <w:tab w:val="clear" w:pos="720"/>
@@ -2739,7 +2704,7 @@
           <w:lang w:val="en-IN"/>
         </w:rPr>
         <w:pict w14:anchorId="055376B5">
-          <v:rect id="_x0000_i1137" style="width:446.35pt;height:1pt" o:hrpct="989" o:hralign="center" o:hrstd="t" o:hr="t" fillcolor="#a0a0a0" stroked="f"/>
+          <v:rect id="_x0000_i1027" style="width:446.35pt;height:1pt" o:hrpct="989" o:hralign="center" o:hrstd="t" o:hr="t" fillcolor="#a0a0a0" stroked="f"/>
         </w:pict>
       </w:r>
     </w:p>
@@ -2803,7 +2768,7 @@
       <w:pPr>
         <w:numPr>
           <w:ilvl w:val="0"/>
-          <w:numId w:val="56"/>
+          <w:numId w:val="17"/>
         </w:numPr>
         <w:tabs>
           <w:tab w:val="clear" w:pos="720"/>
@@ -2827,7 +2792,7 @@
       <w:pPr>
         <w:numPr>
           <w:ilvl w:val="0"/>
-          <w:numId w:val="56"/>
+          <w:numId w:val="17"/>
         </w:numPr>
         <w:tabs>
           <w:tab w:val="clear" w:pos="720"/>
@@ -2891,7 +2856,7 @@
           <w:lang w:val="en-IN"/>
         </w:rPr>
         <w:pict w14:anchorId="6DFDA829">
-          <v:rect id="_x0000_i1110" style="width:0;height:1.5pt" o:hralign="center" o:hrstd="t" o:hr="t" fillcolor="#a0a0a0" stroked="f"/>
+          <v:rect id="_x0000_i1028" style="width:0;height:1.5pt" o:hralign="center" o:hrstd="t" o:hr="t" fillcolor="#a0a0a0" stroked="f"/>
         </w:pict>
       </w:r>
     </w:p>
@@ -2919,7 +2884,7 @@
       <w:pPr>
         <w:numPr>
           <w:ilvl w:val="0"/>
-          <w:numId w:val="57"/>
+          <w:numId w:val="18"/>
         </w:numPr>
         <w:tabs>
           <w:tab w:val="clear" w:pos="720"/>
@@ -2943,7 +2908,7 @@
       <w:pPr>
         <w:numPr>
           <w:ilvl w:val="0"/>
-          <w:numId w:val="57"/>
+          <w:numId w:val="18"/>
         </w:numPr>
         <w:tabs>
           <w:tab w:val="clear" w:pos="720"/>
@@ -2977,7 +2942,7 @@
           <w:lang w:val="en-IN"/>
         </w:rPr>
         <w:pict w14:anchorId="372925C1">
-          <v:rect id="_x0000_i1111" style="width:0;height:1.5pt" o:hralign="center" o:hrstd="t" o:hr="t" fillcolor="#a0a0a0" stroked="f"/>
+          <v:rect id="_x0000_i1029" style="width:0;height:1.5pt" o:hralign="center" o:hrstd="t" o:hr="t" fillcolor="#a0a0a0" stroked="f"/>
         </w:pict>
       </w:r>
     </w:p>
@@ -3005,7 +2970,7 @@
       <w:pPr>
         <w:numPr>
           <w:ilvl w:val="0"/>
-          <w:numId w:val="58"/>
+          <w:numId w:val="19"/>
         </w:numPr>
         <w:tabs>
           <w:tab w:val="clear" w:pos="720"/>
@@ -3068,7 +3033,7 @@
           <w:lang w:val="en-IN"/>
         </w:rPr>
         <w:pict w14:anchorId="409A3681">
-          <v:rect id="_x0000_i1112" style="width:0;height:1.5pt" o:hralign="center" o:hrstd="t" o:hr="t" fillcolor="#a0a0a0" stroked="f"/>
+          <v:rect id="_x0000_i1030" style="width:0;height:1.5pt" o:hralign="center" o:hrstd="t" o:hr="t" fillcolor="#a0a0a0" stroked="f"/>
         </w:pict>
       </w:r>
     </w:p>
@@ -3089,25 +3054,14 @@
           <w:bCs/>
           <w:lang w:val="en-IN"/>
         </w:rPr>
-        <w:t xml:space="preserve">Convertible vs </w:t>
-      </w:r>
-      <w:proofErr w:type="gramStart"/>
-      <w:r>
-        <w:rPr>
-          <w:rFonts w:ascii="Arial" w:hAnsi="Arial" w:cs="Arial"/>
-          <w:b/>
-          <w:bCs/>
-          <w:lang w:val="en-IN"/>
-        </w:rPr>
-        <w:t>Non-Convertible</w:t>
-      </w:r>
-      <w:proofErr w:type="gramEnd"/>
+        <w:t>Convertible vs Non-Convertible</w:t>
+      </w:r>
     </w:p>
     <w:p>
       <w:pPr>
         <w:numPr>
           <w:ilvl w:val="0"/>
-          <w:numId w:val="59"/>
+          <w:numId w:val="20"/>
         </w:numPr>
         <w:tabs>
           <w:tab w:val="clear" w:pos="720"/>
@@ -3131,7 +3085,7 @@
       <w:pPr>
         <w:numPr>
           <w:ilvl w:val="0"/>
-          <w:numId w:val="59"/>
+          <w:numId w:val="20"/>
         </w:numPr>
         <w:tabs>
           <w:tab w:val="clear" w:pos="720"/>
@@ -3178,7 +3132,7 @@
           <w:lang w:val="en-IN"/>
         </w:rPr>
         <w:pict w14:anchorId="1B460C5C">
-          <v:rect id="_x0000_i1026" style="width:0;height:1.5pt" o:hralign="center" o:hrstd="t" o:hr="t" fillcolor="#a0a0a0" stroked="f"/>
+          <v:rect id="_x0000_i1031" style="width:0;height:1.5pt" o:hralign="center" o:hrstd="t" o:hr="t" fillcolor="#a0a0a0" stroked="f"/>
         </w:pict>
       </w:r>
     </w:p>
@@ -3276,7 +3230,7 @@
     <w:tbl>
       <w:tblPr>
         <w:tblStyle w:val="TableGridLight"/>
-        <w:tblW w:w="9278" w:type="dxa"/>
+        <w:tblW w:w="6088" w:type="dxa"/>
         <w:jc w:val="center"/>
         <w:tblLayout w:type="fixed"/>
         <w:tblLook w:val="0000" w:firstRow="0" w:lastRow="0" w:firstColumn="0" w:lastColumn="0" w:noHBand="0" w:noVBand="0"/>
@@ -3284,7 +3238,6 @@
       <w:tblGrid>
         <w:gridCol w:w="2090"/>
         <w:gridCol w:w="3998"/>
-        <w:gridCol w:w="3190"/>
       </w:tblGrid>
       <w:tr>
         <w:trPr>
@@ -3340,40 +3293,6 @@
                 <w:lang w:val="en-GB"/>
               </w:rPr>
               <w:t>Description</w:t>
-            </w:r>
-          </w:p>
-        </w:tc>
-        <w:tc>
-          <w:tcPr>
-            <w:tcW w:w="3190" w:type="dxa"/>
-            <w:shd w:val="clear" w:color="auto" w:fill="D9D9D9" w:themeFill="background1" w:themeFillShade="D9"/>
-            <w:vAlign w:val="center"/>
-          </w:tcPr>
-          <w:p>
-            <w:pPr>
-              <w:spacing w:before="0"/>
-              <w:jc w:val="center"/>
-              <w:rPr>
-                <w:rFonts w:ascii="Arial" w:hAnsi="Arial" w:cs="Arial"/>
-                <w:b/>
-                <w:lang w:val="en-GB"/>
-              </w:rPr>
-            </w:pPr>
-            <w:r>
-              <w:rPr>
-                <w:rFonts w:ascii="Arial" w:hAnsi="Arial" w:cs="Arial"/>
-                <w:b/>
-                <w:lang w:val="en-GB"/>
-              </w:rPr>
-              <w:t>Location/Path</w:t>
-            </w:r>
-            <w:r>
-              <w:rPr>
-                <w:rFonts w:ascii="Arial" w:hAnsi="Arial" w:cs="Arial"/>
-                <w:b/>
-                <w:lang w:val="en-GB"/>
-              </w:rPr>
-              <w:t>/URL</w:t>
             </w:r>
           </w:p>
         </w:tc>
@@ -3399,7 +3318,7 @@
               <w:rPr>
                 <w:rFonts w:ascii="Arial" w:hAnsi="Arial" w:cs="Arial"/>
               </w:rPr>
-              <w:t>EDDIE workbench</w:t>
+              <w:t>Alteryx</w:t>
             </w:r>
           </w:p>
         </w:tc>
@@ -3415,57 +3334,11 @@
                 <w:rFonts w:ascii="Arial" w:hAnsi="Arial" w:cs="Arial"/>
               </w:rPr>
             </w:pPr>
-            <w:proofErr w:type="spellStart"/>
             <w:r>
               <w:rPr>
                 <w:rFonts w:ascii="Arial" w:hAnsi="Arial" w:cs="Arial"/>
               </w:rPr>
-              <w:t>Jupyter</w:t>
-            </w:r>
-            <w:proofErr w:type="spellEnd"/>
-            <w:r>
-              <w:rPr>
-                <w:rFonts w:ascii="Arial" w:hAnsi="Arial" w:cs="Arial"/>
-              </w:rPr>
-              <w:t xml:space="preserve"> notebook to be used with</w:t>
-            </w:r>
-            <w:r>
-              <w:rPr>
-                <w:rFonts w:ascii="Arial" w:hAnsi="Arial" w:cs="Arial"/>
-              </w:rPr>
-              <w:t>in</w:t>
-            </w:r>
-            <w:r>
-              <w:rPr>
-                <w:rFonts w:ascii="Arial" w:hAnsi="Arial" w:cs="Arial"/>
-              </w:rPr>
-              <w:t xml:space="preserve"> the EDDIE workbench for all editing</w:t>
-            </w:r>
-          </w:p>
-        </w:tc>
-        <w:tc>
-          <w:tcPr>
-            <w:tcW w:w="3190" w:type="dxa"/>
-            <w:vAlign w:val="center"/>
-          </w:tcPr>
-          <w:p>
-            <w:pPr>
-              <w:spacing w:before="0"/>
-              <w:rPr>
-                <w:rFonts w:ascii="Arial" w:hAnsi="Arial" w:cs="Arial"/>
-              </w:rPr>
-            </w:pPr>
-            <w:r>
-              <w:rPr>
-                <w:rFonts w:ascii="Arial" w:hAnsi="Arial" w:cs="Arial"/>
-              </w:rPr>
-              <w:t>https://console.cloud.google.com/vertex-ai/workbench/locations/us-central1-a/instances/med-ai-pwr-pytorch?project=edd-trn-mdai-pr-cah</w:t>
-            </w:r>
-            <w:r>
-              <w:rPr>
-                <w:rFonts w:ascii="Arial" w:hAnsi="Arial" w:cs="Arial"/>
-              </w:rPr>
-              <w:br/>
+              <w:t>Alteryx to run workflows</w:t>
             </w:r>
           </w:p>
         </w:tc>
@@ -3491,7 +3364,7 @@
               <w:rPr>
                 <w:rFonts w:ascii="Arial" w:hAnsi="Arial" w:cs="Arial"/>
               </w:rPr>
-              <w:t>GitHub</w:t>
+              <w:t>R</w:t>
             </w:r>
           </w:p>
         </w:tc>
@@ -3511,34 +3384,7 @@
               <w:rPr>
                 <w:rFonts w:ascii="Arial" w:hAnsi="Arial" w:cs="Arial"/>
               </w:rPr>
-              <w:t>All code to be parked in the GitHub repository</w:t>
-            </w:r>
-          </w:p>
-        </w:tc>
-        <w:tc>
-          <w:tcPr>
-            <w:tcW w:w="3190" w:type="dxa"/>
-            <w:vAlign w:val="center"/>
-          </w:tcPr>
-          <w:p>
-            <w:pPr>
-              <w:contextualSpacing/>
-              <w:rPr>
-                <w:rFonts w:ascii="Arial" w:hAnsi="Arial" w:cs="Arial"/>
-                <w:color w:val="00B0F0"/>
-              </w:rPr>
-            </w:pPr>
-            <w:r>
-              <w:rPr>
-                <w:rFonts w:ascii="Arial" w:hAnsi="Arial" w:cs="Arial"/>
-              </w:rPr>
-              <w:t>https://github.com/cardinal-health/eddie-mlops-</w:t>
-            </w:r>
-            <w:r>
-              <w:rPr>
-                <w:rFonts w:ascii="Arial" w:hAnsi="Arial" w:cs="Arial"/>
-              </w:rPr>
-              <w:t>ita</w:t>
+              <w:t>To run R script inside Alteryx or R studio</w:t>
             </w:r>
           </w:p>
         </w:tc>
@@ -3680,11 +3526,8 @@
     <w:p>
       <w:pPr>
         <w:spacing w:before="0" w:after="160" w:line="259" w:lineRule="auto"/>
-        <w:ind w:left="720"/>
         <w:rPr>
           <w:rStyle w:val="normaltextrun"/>
-          <w:rFonts w:ascii="Arial" w:hAnsi="Arial" w:cs="Arial"/>
-          <w:b/>
           <w:bCs/>
           <w:color w:val="000000"/>
           <w:shd w:val="clear" w:color="auto" w:fill="FFFFFF"/>
@@ -3707,54 +3550,15 @@
           <w:shd w:val="clear" w:color="auto" w:fill="FFFFFF"/>
         </w:rPr>
       </w:pPr>
-    </w:p>
-    <w:p>
-      <w:pPr>
-        <w:spacing w:before="0" w:after="160" w:line="259" w:lineRule="auto"/>
-        <w:ind w:left="720"/>
+      <w:r>
         <w:rPr>
           <w:rStyle w:val="normaltextrun"/>
+          <w:rFonts w:ascii="Arial" w:hAnsi="Arial" w:cs="Arial"/>
+          <w:b/>
           <w:bCs/>
           <w:color w:val="000000"/>
           <w:shd w:val="clear" w:color="auto" w:fill="FFFFFF"/>
         </w:rPr>
-      </w:pPr>
-    </w:p>
-    <w:p>
-      <w:pPr>
-        <w:spacing w:before="0" w:after="160" w:line="259" w:lineRule="auto"/>
-        <w:ind w:left="720"/>
-        <w:rPr>
-          <w:rStyle w:val="normaltextrun"/>
-          <w:bCs/>
-          <w:color w:val="000000"/>
-          <w:shd w:val="clear" w:color="auto" w:fill="FFFFFF"/>
-        </w:rPr>
-      </w:pPr>
-    </w:p>
-    <w:p>
-      <w:pPr>
-        <w:spacing w:before="0" w:after="160" w:line="259" w:lineRule="auto"/>
-        <w:ind w:left="720"/>
-        <w:rPr>
-          <w:rStyle w:val="normaltextrun"/>
-          <w:rFonts w:ascii="Arial" w:hAnsi="Arial" w:cs="Arial"/>
-          <w:b/>
-          <w:bCs/>
-          <w:color w:val="000000"/>
-          <w:shd w:val="clear" w:color="auto" w:fill="FFFFFF"/>
-        </w:rPr>
-      </w:pPr>
-      <w:r>
-        <w:rPr>
-          <w:rStyle w:val="normaltextrun"/>
-          <w:rFonts w:ascii="Arial" w:hAnsi="Arial" w:cs="Arial"/>
-          <w:b/>
-          <w:bCs/>
-          <w:color w:val="000000"/>
-          <w:shd w:val="clear" w:color="auto" w:fill="FFFFFF"/>
-        </w:rPr>
-        <w:lastRenderedPageBreak/>
         <w:t xml:space="preserve">Source </w:t>
       </w:r>
       <w:r>
@@ -3829,28 +3633,12 @@
                 <w:rFonts w:ascii="Arial" w:hAnsi="Arial" w:cs="Arial"/>
               </w:rPr>
             </w:pPr>
-            <w:proofErr w:type="spellStart"/>
             <w:r>
               <w:rPr>
                 <w:rFonts w:ascii="Arial" w:hAnsi="Arial" w:cs="Arial"/>
               </w:rPr>
-              <w:t>edna</w:t>
+              <w:t>edna-data-pr-cah</w:t>
             </w:r>
-            <w:proofErr w:type="spellEnd"/>
-            <w:r>
-              <w:rPr>
-                <w:rFonts w:ascii="Arial" w:hAnsi="Arial" w:cs="Arial"/>
-              </w:rPr>
-              <w:t>-data-pr-</w:t>
-            </w:r>
-            <w:proofErr w:type="spellStart"/>
-            <w:r>
-              <w:rPr>
-                <w:rFonts w:ascii="Arial" w:hAnsi="Arial" w:cs="Arial"/>
-              </w:rPr>
-              <w:t>cah</w:t>
-            </w:r>
-            <w:proofErr w:type="spellEnd"/>
           </w:p>
         </w:tc>
       </w:tr>
@@ -4178,44 +3966,8 @@
               <w:rPr>
                 <w:rFonts w:ascii="Arial" w:hAnsi="Arial" w:cs="Arial"/>
               </w:rPr>
-              <w:t>a-cloud-</w:t>
+              <w:t>a-cloud-eddie-med-ai-ita-prd</w:t>
             </w:r>
-            <w:proofErr w:type="spellStart"/>
-            <w:r>
-              <w:rPr>
-                <w:rFonts w:ascii="Arial" w:hAnsi="Arial" w:cs="Arial"/>
-              </w:rPr>
-              <w:t>eddie</w:t>
-            </w:r>
-            <w:proofErr w:type="spellEnd"/>
-            <w:r>
-              <w:rPr>
-                <w:rFonts w:ascii="Arial" w:hAnsi="Arial" w:cs="Arial"/>
-              </w:rPr>
-              <w:t>-med-ai-</w:t>
-            </w:r>
-            <w:proofErr w:type="spellStart"/>
-            <w:r>
-              <w:rPr>
-                <w:rFonts w:ascii="Arial" w:hAnsi="Arial" w:cs="Arial"/>
-              </w:rPr>
-              <w:t>ita</w:t>
-            </w:r>
-            <w:proofErr w:type="spellEnd"/>
-            <w:r>
-              <w:rPr>
-                <w:rFonts w:ascii="Arial" w:hAnsi="Arial" w:cs="Arial"/>
-              </w:rPr>
-              <w:t>-</w:t>
-            </w:r>
-            <w:proofErr w:type="spellStart"/>
-            <w:r>
-              <w:rPr>
-                <w:rFonts w:ascii="Arial" w:hAnsi="Arial" w:cs="Arial"/>
-              </w:rPr>
-              <w:t>prd</w:t>
-            </w:r>
-            <w:proofErr w:type="spellEnd"/>
           </w:p>
         </w:tc>
       </w:tr>
@@ -4234,30 +3986,8 @@
               <w:rPr>
                 <w:rFonts w:ascii="Arial" w:hAnsi="Arial" w:cs="Arial"/>
               </w:rPr>
-              <w:t>a-bd-</w:t>
+              <w:t>a-bd-edna-read-prd</w:t>
             </w:r>
-            <w:proofErr w:type="spellStart"/>
-            <w:r>
-              <w:rPr>
-                <w:rFonts w:ascii="Arial" w:hAnsi="Arial" w:cs="Arial"/>
-              </w:rPr>
-              <w:t>edna</w:t>
-            </w:r>
-            <w:proofErr w:type="spellEnd"/>
-            <w:r>
-              <w:rPr>
-                <w:rFonts w:ascii="Arial" w:hAnsi="Arial" w:cs="Arial"/>
-              </w:rPr>
-              <w:t>-read-</w:t>
-            </w:r>
-            <w:proofErr w:type="spellStart"/>
-            <w:r>
-              <w:rPr>
-                <w:rFonts w:ascii="Arial" w:hAnsi="Arial" w:cs="Arial"/>
-              </w:rPr>
-              <w:t>prd</w:t>
-            </w:r>
-            <w:proofErr w:type="spellEnd"/>
           </w:p>
         </w:tc>
       </w:tr>
@@ -4276,30 +4006,8 @@
               <w:rPr>
                 <w:rFonts w:ascii="Arial" w:hAnsi="Arial" w:cs="Arial"/>
               </w:rPr>
-              <w:t>a-bd-med-</w:t>
+              <w:t>a-bd-med-msadm-cmrl-cmbn-src-prd</w:t>
             </w:r>
-            <w:proofErr w:type="spellStart"/>
-            <w:r>
-              <w:rPr>
-                <w:rFonts w:ascii="Arial" w:hAnsi="Arial" w:cs="Arial"/>
-              </w:rPr>
-              <w:t>msadm</w:t>
-            </w:r>
-            <w:proofErr w:type="spellEnd"/>
-            <w:r>
-              <w:rPr>
-                <w:rFonts w:ascii="Arial" w:hAnsi="Arial" w:cs="Arial"/>
-              </w:rPr>
-              <w:t>-</w:t>
-            </w:r>
-            <w:proofErr w:type="spellStart"/>
-            <w:r>
-              <w:rPr>
-                <w:rFonts w:ascii="Arial" w:hAnsi="Arial" w:cs="Arial"/>
-              </w:rPr>
-              <w:t>cmrl-cmbn-src-prd</w:t>
-            </w:r>
-            <w:proofErr w:type="spellEnd"/>
           </w:p>
         </w:tc>
       </w:tr>
@@ -4394,28 +4102,12 @@
                 <w:lang w:val="en-IN"/>
               </w:rPr>
             </w:pPr>
-            <w:proofErr w:type="spellStart"/>
             <w:r>
               <w:rPr>
                 <w:rFonts w:ascii="Arial" w:hAnsi="Arial" w:cs="Arial"/>
               </w:rPr>
-              <w:t>edna</w:t>
+              <w:t>edna-data-pr-cah</w:t>
             </w:r>
-            <w:proofErr w:type="spellEnd"/>
-            <w:r>
-              <w:rPr>
-                <w:rFonts w:ascii="Arial" w:hAnsi="Arial" w:cs="Arial"/>
-              </w:rPr>
-              <w:t>-data-pr-</w:t>
-            </w:r>
-            <w:proofErr w:type="spellStart"/>
-            <w:r>
-              <w:rPr>
-                <w:rFonts w:ascii="Arial" w:hAnsi="Arial" w:cs="Arial"/>
-              </w:rPr>
-              <w:t>cah</w:t>
-            </w:r>
-            <w:proofErr w:type="spellEnd"/>
           </w:p>
         </w:tc>
       </w:tr>
@@ -4530,7 +4222,6 @@
                 <w:rFonts w:ascii="Arial" w:hAnsi="Arial" w:cs="Arial"/>
               </w:rPr>
             </w:pPr>
-            <w:proofErr w:type="spellStart"/>
             <w:r>
               <w:rPr>
                 <w:rFonts w:ascii="Arial" w:hAnsi="Arial" w:cs="Arial"/>
@@ -4543,7 +4234,6 @@
               </w:rPr>
               <w:t>_output</w:t>
             </w:r>
-            <w:proofErr w:type="spellEnd"/>
           </w:p>
         </w:tc>
       </w:tr>
@@ -4593,6 +4283,24 @@
         <w:rPr>
           <w:rFonts w:ascii="Arial" w:hAnsi="Arial" w:cs="Arial"/>
           <w:b/>
+        </w:rPr>
+      </w:pPr>
+    </w:p>
+    <w:p>
+      <w:pPr>
+        <w:pStyle w:val="NoSpacing"/>
+        <w:rPr>
+          <w:rFonts w:ascii="Arial" w:hAnsi="Arial" w:cs="Arial"/>
+          <w:b/>
+        </w:rPr>
+      </w:pPr>
+    </w:p>
+    <w:p>
+      <w:pPr>
+        <w:pStyle w:val="NoSpacing"/>
+        <w:rPr>
+          <w:rFonts w:ascii="Arial" w:hAnsi="Arial" w:cs="Arial"/>
+          <w:b/>
           <w:u w:val="single"/>
         </w:rPr>
       </w:pPr>
@@ -4601,6 +4309,7 @@
           <w:rFonts w:ascii="Arial" w:hAnsi="Arial" w:cs="Arial"/>
           <w:b/>
         </w:rPr>
+        <w:lastRenderedPageBreak/>
         <w:t xml:space="preserve">2.2 </w:t>
       </w:r>
       <w:r>
@@ -4910,23 +4619,13 @@
         </w:rPr>
         <w:tab/>
       </w:r>
-      <w:proofErr w:type="spellStart"/>
       <w:r>
         <w:rPr>
           <w:rFonts w:ascii="Arial" w:hAnsi="Arial" w:cs="Arial"/>
           <w:b/>
           <w:u w:val="single"/>
         </w:rPr>
-        <w:t>Acronymns</w:t>
-      </w:r>
-      <w:proofErr w:type="spellEnd"/>
-      <w:r>
-        <w:rPr>
-          <w:rFonts w:ascii="Arial" w:hAnsi="Arial" w:cs="Arial"/>
-          <w:b/>
-          <w:u w:val="single"/>
-        </w:rPr>
-        <w:t>:</w:t>
+        <w:t>Acronymns:</w:t>
       </w:r>
     </w:p>
     <w:p>
@@ -5303,7 +5002,6 @@
                 <w:lang w:val="en-IN"/>
               </w:rPr>
             </w:pPr>
-            <w:proofErr w:type="spellStart"/>
             <w:r>
               <w:rPr>
                 <w:rFonts w:ascii="Arial" w:hAnsi="Arial" w:cs="Arial"/>
@@ -5312,7 +5010,6 @@
               </w:rPr>
               <w:t>SoldTo</w:t>
             </w:r>
-            <w:proofErr w:type="spellEnd"/>
           </w:p>
         </w:tc>
         <w:tc>
@@ -5431,6 +5128,60 @@
         <w:rPr>
           <w:rFonts w:ascii="Arial" w:hAnsi="Arial" w:cs="Arial"/>
           <w:b/>
+        </w:rPr>
+      </w:pPr>
+    </w:p>
+    <w:p>
+      <w:pPr>
+        <w:pStyle w:val="NoSpacing"/>
+        <w:rPr>
+          <w:rFonts w:ascii="Arial" w:hAnsi="Arial" w:cs="Arial"/>
+          <w:b/>
+        </w:rPr>
+      </w:pPr>
+    </w:p>
+    <w:p>
+      <w:pPr>
+        <w:pStyle w:val="NoSpacing"/>
+        <w:rPr>
+          <w:rFonts w:ascii="Arial" w:hAnsi="Arial" w:cs="Arial"/>
+          <w:b/>
+        </w:rPr>
+      </w:pPr>
+    </w:p>
+    <w:p>
+      <w:pPr>
+        <w:pStyle w:val="NoSpacing"/>
+        <w:rPr>
+          <w:rFonts w:ascii="Arial" w:hAnsi="Arial" w:cs="Arial"/>
+          <w:b/>
+        </w:rPr>
+      </w:pPr>
+    </w:p>
+    <w:p>
+      <w:pPr>
+        <w:pStyle w:val="NoSpacing"/>
+        <w:rPr>
+          <w:rFonts w:ascii="Arial" w:hAnsi="Arial" w:cs="Arial"/>
+          <w:b/>
+        </w:rPr>
+      </w:pPr>
+    </w:p>
+    <w:p>
+      <w:pPr>
+        <w:pStyle w:val="NoSpacing"/>
+        <w:rPr>
+          <w:rFonts w:ascii="Arial" w:hAnsi="Arial" w:cs="Arial"/>
+          <w:b/>
+        </w:rPr>
+      </w:pPr>
+    </w:p>
+    <w:p>
+      <w:pPr>
+        <w:pStyle w:val="NoSpacing"/>
+        <w:rPr>
+          <w:rFonts w:ascii="Arial" w:hAnsi="Arial" w:cs="Arial"/>
+          <w:b/>
           <w:u w:val="single"/>
         </w:rPr>
       </w:pPr>
@@ -5439,6 +5190,7 @@
           <w:rFonts w:ascii="Arial" w:hAnsi="Arial" w:cs="Arial"/>
           <w:b/>
         </w:rPr>
+        <w:lastRenderedPageBreak/>
         <w:t>2.4</w:t>
       </w:r>
       <w:r>
@@ -5688,7 +5440,7 @@
         <w:pStyle w:val="NoSpacing"/>
         <w:numPr>
           <w:ilvl w:val="0"/>
-          <w:numId w:val="84"/>
+          <w:numId w:val="44"/>
         </w:numPr>
         <w:rPr>
           <w:rFonts w:ascii="Arial" w:hAnsi="Arial" w:cs="Arial"/>
@@ -5710,7 +5462,7 @@
         <w:pStyle w:val="NoSpacing"/>
         <w:numPr>
           <w:ilvl w:val="0"/>
-          <w:numId w:val="84"/>
+          <w:numId w:val="44"/>
         </w:numPr>
         <w:rPr>
           <w:rFonts w:ascii="Arial" w:hAnsi="Arial" w:cs="Arial"/>
@@ -5743,7 +5495,7 @@
           <w:lang w:val="en-IN"/>
         </w:rPr>
         <w:pict w14:anchorId="261117F9">
-          <v:rect id="_x0000_i1307" style="width:0;height:1.5pt" o:hralign="center" o:hrstd="t" o:hr="t" fillcolor="#a0a0a0" stroked="f"/>
+          <v:rect id="_x0000_i1032" style="width:0;height:1.5pt" o:hralign="center" o:hrstd="t" o:hr="t" fillcolor="#a0a0a0" stroked="f"/>
         </w:pict>
       </w:r>
     </w:p>
@@ -5772,7 +5524,7 @@
         <w:pStyle w:val="NoSpacing"/>
         <w:numPr>
           <w:ilvl w:val="0"/>
-          <w:numId w:val="85"/>
+          <w:numId w:val="45"/>
         </w:numPr>
         <w:rPr>
           <w:rFonts w:ascii="Arial" w:hAnsi="Arial" w:cs="Arial"/>
@@ -5794,7 +5546,7 @@
         <w:pStyle w:val="NoSpacing"/>
         <w:numPr>
           <w:ilvl w:val="0"/>
-          <w:numId w:val="85"/>
+          <w:numId w:val="45"/>
         </w:numPr>
         <w:rPr>
           <w:rFonts w:ascii="Arial" w:hAnsi="Arial" w:cs="Arial"/>
@@ -5827,7 +5579,7 @@
           <w:lang w:val="en-IN"/>
         </w:rPr>
         <w:pict w14:anchorId="78D175B5">
-          <v:rect id="_x0000_i1308" style="width:0;height:1.5pt" o:hralign="center" o:hrstd="t" o:hr="t" fillcolor="#a0a0a0" stroked="f"/>
+          <v:rect id="_x0000_i1033" style="width:0;height:1.5pt" o:hralign="center" o:hrstd="t" o:hr="t" fillcolor="#a0a0a0" stroked="f"/>
         </w:pict>
       </w:r>
     </w:p>
@@ -5856,7 +5608,7 @@
         <w:pStyle w:val="NoSpacing"/>
         <w:numPr>
           <w:ilvl w:val="0"/>
-          <w:numId w:val="86"/>
+          <w:numId w:val="46"/>
         </w:numPr>
         <w:rPr>
           <w:rFonts w:ascii="Arial" w:hAnsi="Arial" w:cs="Arial"/>
@@ -5878,7 +5630,7 @@
         <w:pStyle w:val="NoSpacing"/>
         <w:numPr>
           <w:ilvl w:val="0"/>
-          <w:numId w:val="86"/>
+          <w:numId w:val="46"/>
         </w:numPr>
         <w:rPr>
           <w:rFonts w:ascii="Arial" w:hAnsi="Arial" w:cs="Arial"/>
@@ -5911,7 +5663,7 @@
           <w:lang w:val="en-IN"/>
         </w:rPr>
         <w:pict w14:anchorId="169DA12F">
-          <v:rect id="_x0000_i1309" style="width:0;height:1.5pt" o:hralign="center" o:hrstd="t" o:hr="t" fillcolor="#a0a0a0" stroked="f"/>
+          <v:rect id="_x0000_i1034" style="width:0;height:1.5pt" o:hralign="center" o:hrstd="t" o:hr="t" fillcolor="#a0a0a0" stroked="f"/>
         </w:pict>
       </w:r>
     </w:p>
@@ -5940,7 +5692,7 @@
         <w:pStyle w:val="NoSpacing"/>
         <w:numPr>
           <w:ilvl w:val="0"/>
-          <w:numId w:val="87"/>
+          <w:numId w:val="47"/>
         </w:numPr>
         <w:rPr>
           <w:rFonts w:ascii="Arial" w:hAnsi="Arial" w:cs="Arial"/>
@@ -5973,7 +5725,7 @@
           <w:lang w:val="en-IN"/>
         </w:rPr>
         <w:pict w14:anchorId="383D4870">
-          <v:rect id="_x0000_i1310" style="width:0;height:1.5pt" o:hralign="center" o:hrstd="t" o:hr="t" fillcolor="#a0a0a0" stroked="f"/>
+          <v:rect id="_x0000_i1035" style="width:0;height:1.5pt" o:hralign="center" o:hrstd="t" o:hr="t" fillcolor="#a0a0a0" stroked="f"/>
         </w:pict>
       </w:r>
     </w:p>
@@ -6002,7 +5754,7 @@
         <w:pStyle w:val="NoSpacing"/>
         <w:numPr>
           <w:ilvl w:val="0"/>
-          <w:numId w:val="88"/>
+          <w:numId w:val="48"/>
         </w:numPr>
         <w:rPr>
           <w:rFonts w:ascii="Arial" w:hAnsi="Arial" w:cs="Arial"/>
@@ -6024,7 +5776,7 @@
         <w:pStyle w:val="NoSpacing"/>
         <w:numPr>
           <w:ilvl w:val="0"/>
-          <w:numId w:val="88"/>
+          <w:numId w:val="48"/>
         </w:numPr>
         <w:rPr>
           <w:rFonts w:ascii="Arial" w:hAnsi="Arial" w:cs="Arial"/>
@@ -6040,6 +5792,15 @@
         </w:rPr>
         <w:t>Ensures logical consistency</w:t>
       </w:r>
+    </w:p>
+    <w:p>
+      <w:pPr>
+        <w:pStyle w:val="NoSpacing"/>
+        <w:rPr>
+          <w:rFonts w:ascii="Arial" w:hAnsi="Arial" w:cs="Arial"/>
+          <w:b/>
+        </w:rPr>
+      </w:pPr>
     </w:p>
     <w:p>
       <w:pPr>
@@ -6150,74 +5911,27 @@
           <w:rFonts w:ascii="Arial" w:hAnsi="Arial" w:cs="Arial"/>
           <w:b/>
         </w:rPr>
-        <w:t>\\cardinalhealth.net\Applications\OH001\AnalyticsInfoMgmt\Teams\Performance Optimization\</w:t>
-      </w:r>
-      <w:proofErr w:type="spellStart"/>
-      <w:r>
-        <w:rPr>
-          <w:rFonts w:ascii="Arial" w:hAnsi="Arial" w:cs="Arial"/>
-          <w:b/>
-        </w:rPr>
-        <w:t>AdamTransition</w:t>
-      </w:r>
-      <w:proofErr w:type="spellEnd"/>
-      <w:r>
-        <w:rPr>
-          <w:rFonts w:ascii="Arial" w:hAnsi="Arial" w:cs="Arial"/>
-          <w:b/>
-        </w:rPr>
-        <w:t>\</w:t>
-      </w:r>
-      <w:proofErr w:type="spellStart"/>
-      <w:r>
-        <w:rPr>
-          <w:rFonts w:ascii="Arial" w:hAnsi="Arial" w:cs="Arial"/>
-          <w:b/>
-        </w:rPr>
-        <w:t>ClarivateAllocation</w:t>
-      </w:r>
-      <w:proofErr w:type="spellEnd"/>
-    </w:p>
-    <w:p>
-      <w:pPr>
-        <w:rPr>
-          <w:rFonts w:ascii="Arial" w:hAnsi="Arial" w:cs="Arial"/>
-          <w:b/>
-          <w:bCs/>
-          <w:lang w:val="en-IN"/>
-        </w:rPr>
-      </w:pPr>
-      <w:r>
-        <w:rPr>
-          <w:rFonts w:ascii="Arial" w:hAnsi="Arial" w:cs="Arial"/>
-          <w:b/>
-          <w:bCs/>
-          <w:lang w:val="en-IN"/>
-        </w:rPr>
-        <w:t xml:space="preserve">Step 1: </w:t>
-      </w:r>
-      <w:proofErr w:type="spellStart"/>
-      <w:r>
-        <w:rPr>
-          <w:rFonts w:ascii="Arial" w:hAnsi="Arial" w:cs="Arial"/>
-          <w:b/>
-          <w:bCs/>
-          <w:lang w:val="en-IN"/>
-        </w:rPr>
-        <w:t>copy_</w:t>
-      </w:r>
-      <w:proofErr w:type="gramStart"/>
-      <w:r>
-        <w:rPr>
-          <w:rFonts w:ascii="Arial" w:hAnsi="Arial" w:cs="Arial"/>
-          <w:b/>
-          <w:bCs/>
-          <w:lang w:val="en-IN"/>
-        </w:rPr>
-        <w:t>clarivate.yxmd</w:t>
-      </w:r>
-      <w:proofErr w:type="spellEnd"/>
-      <w:proofErr w:type="gramEnd"/>
+        <w:t>\\cardinalhealth.net\Applications\OH001\AnalyticsInfoMgmt\Teams\Performance Optimization\AdamTransition\ClarivateAllocation</w:t>
+      </w:r>
+    </w:p>
+    <w:p>
+      <w:pPr>
+        <w:rPr>
+          <w:rFonts w:ascii="Arial" w:hAnsi="Arial" w:cs="Arial"/>
+          <w:b/>
+          <w:bCs/>
+          <w:lang w:val="en-IN"/>
+        </w:rPr>
+      </w:pPr>
+      <w:r>
+        <w:rPr>
+          <w:rFonts w:ascii="Arial" w:hAnsi="Arial" w:cs="Arial"/>
+          <w:b/>
+          <w:bCs/>
+          <w:lang w:val="en-IN"/>
+        </w:rPr>
+        <w:t>Step 1: copy_clarivate.yxmd</w:t>
+      </w:r>
     </w:p>
     <w:p>
       <w:pPr>
@@ -6277,65 +5991,38 @@
       <w:pPr>
         <w:numPr>
           <w:ilvl w:val="0"/>
-          <w:numId w:val="60"/>
+          <w:numId w:val="21"/>
         </w:numPr>
         <w:rPr>
           <w:rFonts w:ascii="Arial" w:hAnsi="Arial" w:cs="Arial"/>
           <w:lang w:val="en-IN"/>
         </w:rPr>
       </w:pPr>
-      <w:proofErr w:type="spellStart"/>
-      <w:r>
-        <w:rPr>
-          <w:rFonts w:ascii="Arial" w:hAnsi="Arial" w:cs="Arial"/>
-          <w:lang w:val="en-IN"/>
-        </w:rPr>
-        <w:t>sales_distributed_</w:t>
-      </w:r>
-      <w:proofErr w:type="gramStart"/>
-      <w:r>
-        <w:rPr>
-          <w:rFonts w:ascii="Arial" w:hAnsi="Arial" w:cs="Arial"/>
-          <w:lang w:val="en-IN"/>
-        </w:rPr>
-        <w:t>transaction.yxdb</w:t>
-      </w:r>
-      <w:proofErr w:type="spellEnd"/>
-      <w:proofErr w:type="gramEnd"/>
-      <w:r>
-        <w:rPr>
-          <w:rFonts w:ascii="Arial" w:hAnsi="Arial" w:cs="Arial"/>
-          <w:lang w:val="en-IN"/>
-        </w:rPr>
-        <w:t xml:space="preserve"> </w:t>
+      <w:r>
+        <w:rPr>
+          <w:rFonts w:ascii="Arial" w:hAnsi="Arial" w:cs="Arial"/>
+          <w:lang w:val="en-IN"/>
+        </w:rPr>
+        <w:t xml:space="preserve">sales_distributed_transaction.yxdb </w:t>
       </w:r>
     </w:p>
     <w:p>
       <w:pPr>
         <w:numPr>
           <w:ilvl w:val="0"/>
-          <w:numId w:val="60"/>
+          <w:numId w:val="21"/>
         </w:numPr>
         <w:rPr>
           <w:rFonts w:ascii="Arial" w:hAnsi="Arial" w:cs="Arial"/>
           <w:lang w:val="en-IN"/>
         </w:rPr>
       </w:pPr>
-      <w:proofErr w:type="spellStart"/>
-      <w:r>
-        <w:rPr>
-          <w:rFonts w:ascii="Arial" w:hAnsi="Arial" w:cs="Arial"/>
-          <w:lang w:val="en-IN"/>
-        </w:rPr>
-        <w:t>MaterialLevelEnginuity.yxdb</w:t>
-      </w:r>
-      <w:proofErr w:type="spellEnd"/>
-      <w:r>
-        <w:rPr>
-          <w:rFonts w:ascii="Arial" w:hAnsi="Arial" w:cs="Arial"/>
-          <w:lang w:val="en-IN"/>
-        </w:rPr>
-        <w:t xml:space="preserve"> </w:t>
+      <w:r>
+        <w:rPr>
+          <w:rFonts w:ascii="Arial" w:hAnsi="Arial" w:cs="Arial"/>
+          <w:lang w:val="en-IN"/>
+        </w:rPr>
+        <w:t xml:space="preserve">MaterialLevelEnginuity.yxdb </w:t>
       </w:r>
     </w:p>
     <w:p>
@@ -6361,7 +6048,7 @@
       <w:pPr>
         <w:numPr>
           <w:ilvl w:val="0"/>
-          <w:numId w:val="61"/>
+          <w:numId w:val="22"/>
         </w:numPr>
         <w:rPr>
           <w:rFonts w:ascii="Arial" w:hAnsi="Arial" w:cs="Arial"/>
@@ -6380,7 +6067,7 @@
       <w:pPr>
         <w:numPr>
           <w:ilvl w:val="0"/>
-          <w:numId w:val="61"/>
+          <w:numId w:val="22"/>
         </w:numPr>
         <w:rPr>
           <w:rFonts w:ascii="Arial" w:hAnsi="Arial" w:cs="Arial"/>
@@ -6399,7 +6086,7 @@
       <w:pPr>
         <w:numPr>
           <w:ilvl w:val="0"/>
-          <w:numId w:val="61"/>
+          <w:numId w:val="22"/>
         </w:numPr>
         <w:rPr>
           <w:rFonts w:ascii="Arial" w:hAnsi="Arial" w:cs="Arial"/>
@@ -6437,28 +6124,19 @@
       <w:pPr>
         <w:numPr>
           <w:ilvl w:val="0"/>
-          <w:numId w:val="62"/>
+          <w:numId w:val="23"/>
         </w:numPr>
         <w:rPr>
           <w:rFonts w:ascii="Arial" w:hAnsi="Arial" w:cs="Arial"/>
           <w:lang w:val="en-IN"/>
         </w:rPr>
       </w:pPr>
-      <w:proofErr w:type="spellStart"/>
-      <w:r>
-        <w:rPr>
-          <w:rFonts w:ascii="Arial" w:hAnsi="Arial" w:cs="Arial"/>
-          <w:lang w:val="en-IN"/>
-        </w:rPr>
-        <w:t>Clarivate_Data.yxdb</w:t>
-      </w:r>
-      <w:proofErr w:type="spellEnd"/>
-      <w:r>
-        <w:rPr>
-          <w:rFonts w:ascii="Arial" w:hAnsi="Arial" w:cs="Arial"/>
-          <w:lang w:val="en-IN"/>
-        </w:rPr>
-        <w:t xml:space="preserve"> </w:t>
+      <w:r>
+        <w:rPr>
+          <w:rFonts w:ascii="Arial" w:hAnsi="Arial" w:cs="Arial"/>
+          <w:lang w:val="en-IN"/>
+        </w:rPr>
+        <w:t xml:space="preserve">Clarivate_Data.yxdb </w:t>
       </w:r>
     </w:p>
     <w:p>
@@ -6484,7 +6162,7 @@
       <w:pPr>
         <w:numPr>
           <w:ilvl w:val="0"/>
-          <w:numId w:val="63"/>
+          <w:numId w:val="24"/>
         </w:numPr>
         <w:rPr>
           <w:rFonts w:ascii="Arial" w:hAnsi="Arial" w:cs="Arial"/>
@@ -6503,7 +6181,7 @@
       <w:pPr>
         <w:numPr>
           <w:ilvl w:val="0"/>
-          <w:numId w:val="63"/>
+          <w:numId w:val="24"/>
         </w:numPr>
         <w:rPr>
           <w:rFonts w:ascii="Arial" w:hAnsi="Arial" w:cs="Arial"/>
@@ -6522,7 +6200,7 @@
       <w:pPr>
         <w:numPr>
           <w:ilvl w:val="0"/>
-          <w:numId w:val="63"/>
+          <w:numId w:val="24"/>
         </w:numPr>
         <w:rPr>
           <w:rFonts w:ascii="Arial" w:hAnsi="Arial" w:cs="Arial"/>
@@ -6554,7 +6232,7 @@
           <w:lang w:val="en-IN"/>
         </w:rPr>
         <w:pict w14:anchorId="0310E273">
-          <v:rect id="_x0000_i1193" style="width:0;height:1.5pt" o:hralign="center" o:hrstd="t" o:hr="t" fillcolor="#a0a0a0" stroked="f"/>
+          <v:rect id="_x0000_i1036" style="width:0;height:1.5pt" o:hralign="center" o:hrstd="t" o:hr="t" fillcolor="#a0a0a0" stroked="f"/>
         </w:pict>
       </w:r>
     </w:p>
@@ -6646,7 +6324,7 @@
       <w:pPr>
         <w:numPr>
           <w:ilvl w:val="0"/>
-          <w:numId w:val="64"/>
+          <w:numId w:val="25"/>
         </w:numPr>
         <w:rPr>
           <w:rFonts w:ascii="Arial" w:hAnsi="Arial" w:cs="Arial"/>
@@ -6665,7 +6343,7 @@
       <w:pPr>
         <w:numPr>
           <w:ilvl w:val="0"/>
-          <w:numId w:val="64"/>
+          <w:numId w:val="25"/>
         </w:numPr>
         <w:rPr>
           <w:rFonts w:ascii="Arial" w:hAnsi="Arial" w:cs="Arial"/>
@@ -6684,7 +6362,7 @@
       <w:pPr>
         <w:numPr>
           <w:ilvl w:val="0"/>
-          <w:numId w:val="64"/>
+          <w:numId w:val="25"/>
         </w:numPr>
         <w:rPr>
           <w:rFonts w:ascii="Arial" w:hAnsi="Arial" w:cs="Arial"/>
@@ -6722,7 +6400,7 @@
       <w:pPr>
         <w:numPr>
           <w:ilvl w:val="0"/>
-          <w:numId w:val="65"/>
+          <w:numId w:val="26"/>
         </w:numPr>
         <w:rPr>
           <w:rFonts w:ascii="Arial" w:hAnsi="Arial" w:cs="Arial"/>
@@ -6741,7 +6419,7 @@
       <w:pPr>
         <w:numPr>
           <w:ilvl w:val="0"/>
-          <w:numId w:val="65"/>
+          <w:numId w:val="26"/>
         </w:numPr>
         <w:rPr>
           <w:rFonts w:ascii="Arial" w:hAnsi="Arial" w:cs="Arial"/>
@@ -6779,7 +6457,7 @@
       <w:pPr>
         <w:numPr>
           <w:ilvl w:val="0"/>
-          <w:numId w:val="66"/>
+          <w:numId w:val="27"/>
         </w:numPr>
         <w:rPr>
           <w:rFonts w:ascii="Arial" w:hAnsi="Arial" w:cs="Arial"/>
@@ -6817,7 +6495,7 @@
       <w:pPr>
         <w:numPr>
           <w:ilvl w:val="0"/>
-          <w:numId w:val="67"/>
+          <w:numId w:val="28"/>
         </w:numPr>
         <w:rPr>
           <w:rFonts w:ascii="Arial" w:hAnsi="Arial" w:cs="Arial"/>
@@ -6836,7 +6514,7 @@
       <w:pPr>
         <w:numPr>
           <w:ilvl w:val="0"/>
-          <w:numId w:val="67"/>
+          <w:numId w:val="28"/>
         </w:numPr>
         <w:rPr>
           <w:rFonts w:ascii="Arial" w:hAnsi="Arial" w:cs="Arial"/>
@@ -6868,7 +6546,7 @@
           <w:lang w:val="en-IN"/>
         </w:rPr>
         <w:pict w14:anchorId="39CBF76C">
-          <v:rect id="_x0000_i1194" style="width:0;height:1.5pt" o:hralign="center" o:hrstd="t" o:hr="t" fillcolor="#a0a0a0" stroked="f"/>
+          <v:rect id="_x0000_i1037" style="width:0;height:1.5pt" o:hralign="center" o:hrstd="t" o:hr="t" fillcolor="#a0a0a0" stroked="f"/>
         </w:pict>
       </w:r>
     </w:p>
@@ -6949,7 +6627,7 @@
       <w:pPr>
         <w:numPr>
           <w:ilvl w:val="0"/>
-          <w:numId w:val="68"/>
+          <w:numId w:val="29"/>
         </w:numPr>
         <w:rPr>
           <w:rFonts w:ascii="Arial" w:hAnsi="Arial" w:cs="Arial"/>
@@ -6961,30 +6639,14 @@
           <w:rFonts w:ascii="Arial" w:hAnsi="Arial" w:cs="Arial"/>
           <w:lang w:val="en-IN"/>
         </w:rPr>
-        <w:t xml:space="preserve">Joins ShipTo and </w:t>
-      </w:r>
-      <w:proofErr w:type="spellStart"/>
-      <w:r>
-        <w:rPr>
-          <w:rFonts w:ascii="Arial" w:hAnsi="Arial" w:cs="Arial"/>
-          <w:lang w:val="en-IN"/>
-        </w:rPr>
-        <w:t>SoldTo</w:t>
-      </w:r>
-      <w:proofErr w:type="spellEnd"/>
-      <w:r>
-        <w:rPr>
-          <w:rFonts w:ascii="Arial" w:hAnsi="Arial" w:cs="Arial"/>
-          <w:lang w:val="en-IN"/>
-        </w:rPr>
-        <w:t xml:space="preserve"> </w:t>
+        <w:t xml:space="preserve">Joins ShipTo and SoldTo </w:t>
       </w:r>
     </w:p>
     <w:p>
       <w:pPr>
         <w:numPr>
           <w:ilvl w:val="0"/>
-          <w:numId w:val="68"/>
+          <w:numId w:val="29"/>
         </w:numPr>
         <w:rPr>
           <w:rFonts w:ascii="Arial" w:hAnsi="Arial" w:cs="Arial"/>
@@ -7022,7 +6684,7 @@
       <w:pPr>
         <w:numPr>
           <w:ilvl w:val="0"/>
-          <w:numId w:val="69"/>
+          <w:numId w:val="30"/>
         </w:numPr>
         <w:rPr>
           <w:rFonts w:ascii="Arial" w:hAnsi="Arial" w:cs="Arial"/>
@@ -7054,7 +6716,7 @@
           <w:lang w:val="en-IN"/>
         </w:rPr>
         <w:pict w14:anchorId="60DFB311">
-          <v:rect id="_x0000_i1195" style="width:0;height:1.5pt" o:hralign="center" o:hrstd="t" o:hr="t" fillcolor="#a0a0a0" stroked="f"/>
+          <v:rect id="_x0000_i1038" style="width:0;height:1.5pt" o:hralign="center" o:hrstd="t" o:hr="t" fillcolor="#a0a0a0" stroked="f"/>
         </w:pict>
       </w:r>
     </w:p>
@@ -7074,38 +6736,7 @@
           <w:bCs/>
           <w:lang w:val="en-IN"/>
         </w:rPr>
-        <w:t>Step 3: Clarivate_Step_</w:t>
-      </w:r>
-      <w:proofErr w:type="gramStart"/>
-      <w:r>
-        <w:rPr>
-          <w:rFonts w:ascii="Arial" w:hAnsi="Arial" w:cs="Arial"/>
-          <w:b/>
-          <w:bCs/>
-          <w:lang w:val="en-IN"/>
-        </w:rPr>
-        <w:t>03.yxmd</w:t>
-      </w:r>
-      <w:proofErr w:type="gramEnd"/>
-      <w:r>
-        <w:rPr>
-          <w:rFonts w:ascii="Arial" w:hAnsi="Arial" w:cs="Arial"/>
-          <w:b/>
-          <w:bCs/>
-          <w:lang w:val="en-IN"/>
-        </w:rPr>
-        <w:t xml:space="preserve"> (or </w:t>
-      </w:r>
-      <w:proofErr w:type="spellStart"/>
-      <w:proofErr w:type="gramStart"/>
-      <w:r>
-        <w:rPr>
-          <w:rFonts w:ascii="Arial" w:hAnsi="Arial" w:cs="Arial"/>
-          <w:b/>
-          <w:bCs/>
-          <w:lang w:val="en-IN"/>
-        </w:rPr>
-        <w:t>workaround.</w:t>
+        <w:t>Step 3: Clarivate_Step_03.yxmd (or workaround.</w:t>
       </w:r>
       <w:r>
         <w:rPr>
@@ -7116,8 +6747,6 @@
         </w:rPr>
         <w:t>R</w:t>
       </w:r>
-      <w:proofErr w:type="spellEnd"/>
-      <w:proofErr w:type="gramEnd"/>
       <w:r>
         <w:rPr>
           <w:rFonts w:ascii="Arial" w:hAnsi="Arial" w:cs="Arial"/>
@@ -7201,7 +6830,7 @@
       <w:pPr>
         <w:numPr>
           <w:ilvl w:val="0"/>
-          <w:numId w:val="76"/>
+          <w:numId w:val="36"/>
         </w:numPr>
         <w:rPr>
           <w:rFonts w:ascii="Arial" w:hAnsi="Arial" w:cs="Arial"/>
@@ -7220,7 +6849,7 @@
       <w:pPr>
         <w:numPr>
           <w:ilvl w:val="0"/>
-          <w:numId w:val="76"/>
+          <w:numId w:val="36"/>
         </w:numPr>
         <w:rPr>
           <w:rFonts w:ascii="Arial" w:hAnsi="Arial" w:cs="Arial"/>
@@ -7239,7 +6868,7 @@
       <w:pPr>
         <w:numPr>
           <w:ilvl w:val="0"/>
-          <w:numId w:val="76"/>
+          <w:numId w:val="36"/>
         </w:numPr>
         <w:rPr>
           <w:rFonts w:ascii="Arial" w:hAnsi="Arial" w:cs="Arial"/>
@@ -7285,7 +6914,7 @@
           <w:lang w:val="en-IN"/>
         </w:rPr>
         <w:pict w14:anchorId="5BD86E57">
-          <v:rect id="_x0000_i1259" style="width:0;height:1.5pt" o:hralign="center" o:hrstd="t" o:hr="t" fillcolor="#a0a0a0" stroked="f"/>
+          <v:rect id="_x0000_i1039" style="width:0;height:1.5pt" o:hralign="center" o:hrstd="t" o:hr="t" fillcolor="#a0a0a0" stroked="f"/>
         </w:pict>
       </w:r>
     </w:p>
@@ -7331,7 +6960,7 @@
       <w:pPr>
         <w:numPr>
           <w:ilvl w:val="0"/>
-          <w:numId w:val="77"/>
+          <w:numId w:val="37"/>
         </w:numPr>
         <w:rPr>
           <w:rFonts w:ascii="Arial" w:hAnsi="Arial" w:cs="Arial"/>
@@ -7343,30 +6972,14 @@
           <w:rFonts w:ascii="Arial" w:hAnsi="Arial" w:cs="Arial"/>
           <w:lang w:val="en-IN"/>
         </w:rPr>
-        <w:t>Workflow: Clarivate_Step_</w:t>
-      </w:r>
-      <w:proofErr w:type="gramStart"/>
-      <w:r>
-        <w:rPr>
-          <w:rFonts w:ascii="Arial" w:hAnsi="Arial" w:cs="Arial"/>
-          <w:lang w:val="en-IN"/>
-        </w:rPr>
-        <w:t>03.yxmd</w:t>
-      </w:r>
-      <w:proofErr w:type="gramEnd"/>
-      <w:r>
-        <w:rPr>
-          <w:rFonts w:ascii="Arial" w:hAnsi="Arial" w:cs="Arial"/>
-          <w:lang w:val="en-IN"/>
-        </w:rPr>
-        <w:t xml:space="preserve"> </w:t>
+        <w:t xml:space="preserve">Workflow: Clarivate_Step_03.yxmd </w:t>
       </w:r>
     </w:p>
     <w:p>
       <w:pPr>
         <w:numPr>
           <w:ilvl w:val="0"/>
-          <w:numId w:val="77"/>
+          <w:numId w:val="37"/>
         </w:numPr>
         <w:rPr>
           <w:rFonts w:ascii="Arial" w:hAnsi="Arial" w:cs="Arial"/>
@@ -7404,7 +7017,7 @@
       <w:pPr>
         <w:numPr>
           <w:ilvl w:val="0"/>
-          <w:numId w:val="78"/>
+          <w:numId w:val="38"/>
         </w:numPr>
         <w:rPr>
           <w:rFonts w:ascii="Arial" w:hAnsi="Arial" w:cs="Arial"/>
@@ -7416,16 +7029,7 @@
           <w:rFonts w:ascii="Arial" w:hAnsi="Arial" w:cs="Arial"/>
           <w:lang w:val="en-IN"/>
         </w:rPr>
-        <w:t xml:space="preserve">File: </w:t>
-      </w:r>
-      <w:proofErr w:type="spellStart"/>
-      <w:proofErr w:type="gramStart"/>
-      <w:r>
-        <w:rPr>
-          <w:rFonts w:ascii="Arial" w:hAnsi="Arial" w:cs="Arial"/>
-          <w:lang w:val="en-IN"/>
-        </w:rPr>
-        <w:t>workaround.</w:t>
+        <w:t>File: workaround.</w:t>
       </w:r>
       <w:r>
         <w:rPr>
@@ -7434,14 +7038,12 @@
         </w:rPr>
         <w:t>R</w:t>
       </w:r>
-      <w:proofErr w:type="spellEnd"/>
-      <w:proofErr w:type="gramEnd"/>
     </w:p>
     <w:p>
       <w:pPr>
         <w:numPr>
           <w:ilvl w:val="0"/>
-          <w:numId w:val="78"/>
+          <w:numId w:val="38"/>
         </w:numPr>
         <w:rPr>
           <w:rFonts w:ascii="Arial" w:hAnsi="Arial" w:cs="Arial"/>
@@ -7473,7 +7075,7 @@
           <w:lang w:val="en-IN"/>
         </w:rPr>
         <w:pict w14:anchorId="190DF279">
-          <v:rect id="_x0000_i1260" style="width:0;height:1.5pt" o:hralign="center" o:hrstd="t" o:hr="t" fillcolor="#a0a0a0" stroked="f"/>
+          <v:rect id="_x0000_i1040" style="width:0;height:1.5pt" o:hralign="center" o:hrstd="t" o:hr="t" fillcolor="#a0a0a0" stroked="f"/>
         </w:pict>
       </w:r>
     </w:p>
@@ -7500,7 +7102,7 @@
       <w:pPr>
         <w:numPr>
           <w:ilvl w:val="0"/>
-          <w:numId w:val="79"/>
+          <w:numId w:val="39"/>
         </w:numPr>
         <w:rPr>
           <w:rFonts w:ascii="Arial" w:hAnsi="Arial" w:cs="Arial"/>
@@ -7532,7 +7134,7 @@
           <w:lang w:val="en-IN"/>
         </w:rPr>
         <w:pict w14:anchorId="471BD0E4">
-          <v:rect id="_x0000_i1261" style="width:0;height:1.5pt" o:hralign="center" o:hrstd="t" o:hr="t" fillcolor="#a0a0a0" stroked="f"/>
+          <v:rect id="_x0000_i1041" style="width:0;height:1.5pt" o:hralign="center" o:hrstd="t" o:hr="t" fillcolor="#a0a0a0" stroked="f"/>
         </w:pict>
       </w:r>
     </w:p>
@@ -7559,7 +7161,7 @@
       <w:pPr>
         <w:numPr>
           <w:ilvl w:val="0"/>
-          <w:numId w:val="80"/>
+          <w:numId w:val="40"/>
         </w:numPr>
         <w:rPr>
           <w:rFonts w:ascii="Arial" w:hAnsi="Arial" w:cs="Arial"/>
@@ -7578,7 +7180,7 @@
       <w:pPr>
         <w:numPr>
           <w:ilvl w:val="0"/>
-          <w:numId w:val="80"/>
+          <w:numId w:val="40"/>
         </w:numPr>
         <w:rPr>
           <w:rFonts w:ascii="Arial" w:hAnsi="Arial" w:cs="Arial"/>
@@ -7597,7 +7199,7 @@
       <w:pPr>
         <w:numPr>
           <w:ilvl w:val="0"/>
-          <w:numId w:val="80"/>
+          <w:numId w:val="40"/>
         </w:numPr>
         <w:rPr>
           <w:rFonts w:ascii="Arial" w:hAnsi="Arial" w:cs="Arial"/>
@@ -7616,7 +7218,7 @@
       <w:pPr>
         <w:numPr>
           <w:ilvl w:val="0"/>
-          <w:numId w:val="80"/>
+          <w:numId w:val="40"/>
         </w:numPr>
         <w:rPr>
           <w:rFonts w:ascii="Arial" w:hAnsi="Arial" w:cs="Arial"/>
@@ -7635,7 +7237,7 @@
       <w:pPr>
         <w:numPr>
           <w:ilvl w:val="0"/>
-          <w:numId w:val="80"/>
+          <w:numId w:val="40"/>
         </w:numPr>
         <w:rPr>
           <w:rFonts w:ascii="Arial" w:hAnsi="Arial" w:cs="Arial"/>
@@ -7654,7 +7256,7 @@
       <w:pPr>
         <w:numPr>
           <w:ilvl w:val="0"/>
-          <w:numId w:val="80"/>
+          <w:numId w:val="40"/>
         </w:numPr>
         <w:rPr>
           <w:rFonts w:ascii="Arial" w:hAnsi="Arial" w:cs="Arial"/>
@@ -7686,7 +7288,7 @@
           <w:lang w:val="en-IN"/>
         </w:rPr>
         <w:pict w14:anchorId="112998DE">
-          <v:rect id="_x0000_i1262" style="width:0;height:1.5pt" o:hralign="center" o:hrstd="t" o:hr="t" fillcolor="#a0a0a0" stroked="f"/>
+          <v:rect id="_x0000_i1042" style="width:0;height:1.5pt" o:hralign="center" o:hrstd="t" o:hr="t" fillcolor="#a0a0a0" stroked="f"/>
         </w:pict>
       </w:r>
     </w:p>
@@ -7714,7 +7316,7 @@
       <w:pPr>
         <w:numPr>
           <w:ilvl w:val="0"/>
-          <w:numId w:val="81"/>
+          <w:numId w:val="41"/>
         </w:numPr>
         <w:rPr>
           <w:rFonts w:ascii="Arial" w:hAnsi="Arial" w:cs="Arial"/>
@@ -7753,7 +7355,7 @@
           <w:lang w:val="en-IN"/>
         </w:rPr>
         <w:pict w14:anchorId="03DA2E8E">
-          <v:rect id="_x0000_i1263" style="width:0;height:1.5pt" o:hralign="center" o:hrstd="t" o:hr="t" fillcolor="#a0a0a0" stroked="f"/>
+          <v:rect id="_x0000_i1043" style="width:0;height:1.5pt" o:hralign="center" o:hrstd="t" o:hr="t" fillcolor="#a0a0a0" stroked="f"/>
         </w:pict>
       </w:r>
     </w:p>
@@ -7790,7 +7392,7 @@
       <w:pPr>
         <w:numPr>
           <w:ilvl w:val="0"/>
-          <w:numId w:val="82"/>
+          <w:numId w:val="42"/>
         </w:numPr>
         <w:rPr>
           <w:rFonts w:ascii="Arial" w:hAnsi="Arial" w:cs="Arial"/>
@@ -7802,30 +7404,14 @@
           <w:rFonts w:ascii="Arial" w:hAnsi="Arial" w:cs="Arial"/>
           <w:lang w:val="en-IN"/>
         </w:rPr>
-        <w:t>Open Clarivate_Step_</w:t>
-      </w:r>
-      <w:proofErr w:type="gramStart"/>
-      <w:r>
-        <w:rPr>
-          <w:rFonts w:ascii="Arial" w:hAnsi="Arial" w:cs="Arial"/>
-          <w:lang w:val="en-IN"/>
-        </w:rPr>
-        <w:t>03.yxmd</w:t>
-      </w:r>
-      <w:proofErr w:type="gramEnd"/>
-      <w:r>
-        <w:rPr>
-          <w:rFonts w:ascii="Arial" w:hAnsi="Arial" w:cs="Arial"/>
-          <w:lang w:val="en-IN"/>
-        </w:rPr>
-        <w:t xml:space="preserve"> </w:t>
+        <w:t xml:space="preserve">Open Clarivate_Step_03.yxmd </w:t>
       </w:r>
     </w:p>
     <w:p>
       <w:pPr>
         <w:numPr>
           <w:ilvl w:val="0"/>
-          <w:numId w:val="82"/>
+          <w:numId w:val="42"/>
         </w:numPr>
         <w:rPr>
           <w:rFonts w:ascii="Arial" w:hAnsi="Arial" w:cs="Arial"/>
@@ -7844,7 +7430,7 @@
       <w:pPr>
         <w:numPr>
           <w:ilvl w:val="0"/>
-          <w:numId w:val="82"/>
+          <w:numId w:val="42"/>
         </w:numPr>
         <w:rPr>
           <w:rFonts w:ascii="Arial" w:hAnsi="Arial" w:cs="Arial"/>
@@ -7863,7 +7449,7 @@
       <w:pPr>
         <w:numPr>
           <w:ilvl w:val="0"/>
-          <w:numId w:val="82"/>
+          <w:numId w:val="42"/>
         </w:numPr>
         <w:rPr>
           <w:rFonts w:ascii="Arial" w:hAnsi="Arial" w:cs="Arial"/>
@@ -7901,7 +7487,7 @@
       <w:pPr>
         <w:numPr>
           <w:ilvl w:val="0"/>
-          <w:numId w:val="83"/>
+          <w:numId w:val="43"/>
         </w:numPr>
         <w:rPr>
           <w:rFonts w:ascii="Arial" w:hAnsi="Arial" w:cs="Arial"/>
@@ -7920,7 +7506,7 @@
       <w:pPr>
         <w:numPr>
           <w:ilvl w:val="0"/>
-          <w:numId w:val="83"/>
+          <w:numId w:val="43"/>
         </w:numPr>
         <w:rPr>
           <w:rFonts w:ascii="Arial" w:hAnsi="Arial" w:cs="Arial"/>
@@ -7939,7 +7525,7 @@
       <w:pPr>
         <w:numPr>
           <w:ilvl w:val="0"/>
-          <w:numId w:val="83"/>
+          <w:numId w:val="43"/>
         </w:numPr>
         <w:rPr>
           <w:rFonts w:ascii="Arial" w:hAnsi="Arial" w:cs="Arial"/>
@@ -7958,7 +7544,7 @@
       <w:pPr>
         <w:numPr>
           <w:ilvl w:val="0"/>
-          <w:numId w:val="83"/>
+          <w:numId w:val="43"/>
         </w:numPr>
         <w:rPr>
           <w:rFonts w:ascii="Arial" w:hAnsi="Arial" w:cs="Arial"/>
@@ -7977,7 +7563,7 @@
       <w:pPr>
         <w:numPr>
           <w:ilvl w:val="0"/>
-          <w:numId w:val="83"/>
+          <w:numId w:val="43"/>
         </w:numPr>
         <w:rPr>
           <w:rFonts w:ascii="Arial" w:hAnsi="Arial" w:cs="Arial"/>
@@ -8009,7 +7595,7 @@
           <w:lang w:val="en-IN"/>
         </w:rPr>
         <w:pict w14:anchorId="305CB98A">
-          <v:rect id="_x0000_i1271" style="width:0;height:1.5pt" o:hralign="center" o:hrstd="t" o:hr="t" fillcolor="#a0a0a0" stroked="f"/>
+          <v:rect id="_x0000_i1044" style="width:0;height:1.5pt" o:hralign="center" o:hrstd="t" o:hr="t" fillcolor="#a0a0a0" stroked="f"/>
         </w:pict>
       </w:r>
     </w:p>
@@ -8090,7 +7676,7 @@
       <w:pPr>
         <w:numPr>
           <w:ilvl w:val="0"/>
-          <w:numId w:val="70"/>
+          <w:numId w:val="31"/>
         </w:numPr>
         <w:rPr>
           <w:rFonts w:ascii="Arial" w:hAnsi="Arial" w:cs="Arial"/>
@@ -8109,7 +7695,7 @@
       <w:pPr>
         <w:numPr>
           <w:ilvl w:val="0"/>
-          <w:numId w:val="70"/>
+          <w:numId w:val="31"/>
         </w:numPr>
         <w:rPr>
           <w:rFonts w:ascii="Arial" w:hAnsi="Arial" w:cs="Arial"/>
@@ -8147,7 +7733,7 @@
       <w:pPr>
         <w:numPr>
           <w:ilvl w:val="0"/>
-          <w:numId w:val="71"/>
+          <w:numId w:val="32"/>
         </w:numPr>
         <w:rPr>
           <w:rFonts w:ascii="Arial" w:hAnsi="Arial" w:cs="Arial"/>
@@ -8179,7 +7765,7 @@
           <w:lang w:val="en-IN"/>
         </w:rPr>
         <w:pict w14:anchorId="00E572F0">
-          <v:rect id="_x0000_i1196" style="width:0;height:1.5pt" o:hralign="center" o:hrstd="t" o:hr="t" fillcolor="#a0a0a0" stroked="f"/>
+          <v:rect id="_x0000_i1045" style="width:0;height:1.5pt" o:hralign="center" o:hrstd="t" o:hr="t" fillcolor="#a0a0a0" stroked="f"/>
         </w:pict>
       </w:r>
     </w:p>
@@ -8209,19 +7795,8 @@
           <w:bCs/>
           <w:lang w:val="en-IN"/>
         </w:rPr>
-        <w:t xml:space="preserve">Step 5: </w:t>
-      </w:r>
-      <w:proofErr w:type="spellStart"/>
-      <w:r>
-        <w:rPr>
-          <w:rFonts w:ascii="Arial" w:hAnsi="Arial" w:cs="Arial"/>
-          <w:b/>
-          <w:bCs/>
-          <w:lang w:val="en-IN"/>
-        </w:rPr>
-        <w:t>CreateNew_ShipTo_SoldTo.yxmd</w:t>
-      </w:r>
-      <w:proofErr w:type="spellEnd"/>
+        <w:t>Step 5: CreateNew_ShipTo_SoldTo.yxmd</w:t>
+      </w:r>
     </w:p>
     <w:p>
       <w:pPr>
@@ -8255,17 +7830,8 @@
           <w:rFonts w:ascii="Arial" w:hAnsi="Arial" w:cs="Arial"/>
           <w:lang w:val="en-IN"/>
         </w:rPr>
-        <w:t xml:space="preserve">Map ShipTo → </w:t>
-      </w:r>
-      <w:proofErr w:type="spellStart"/>
-      <w:r>
-        <w:rPr>
-          <w:rFonts w:ascii="Arial" w:hAnsi="Arial" w:cs="Arial"/>
-          <w:lang w:val="en-IN"/>
-        </w:rPr>
-        <w:t>SoldTo</w:t>
-      </w:r>
-      <w:proofErr w:type="spellEnd"/>
+        <w:t>Map ShipTo → SoldTo</w:t>
+      </w:r>
     </w:p>
     <w:p>
       <w:pPr>
@@ -8290,7 +7856,7 @@
       <w:pPr>
         <w:numPr>
           <w:ilvl w:val="0"/>
-          <w:numId w:val="72"/>
+          <w:numId w:val="33"/>
         </w:numPr>
         <w:rPr>
           <w:rFonts w:ascii="Arial" w:hAnsi="Arial" w:cs="Arial"/>
@@ -8322,7 +7888,7 @@
           <w:lang w:val="en-IN"/>
         </w:rPr>
         <w:pict w14:anchorId="7D7719E8">
-          <v:rect id="_x0000_i1197" style="width:0;height:1.5pt" o:hralign="center" o:hrstd="t" o:hr="t" fillcolor="#a0a0a0" stroked="f"/>
+          <v:rect id="_x0000_i1046" style="width:0;height:1.5pt" o:hralign="center" o:hrstd="t" o:hr="t" fillcolor="#a0a0a0" stroked="f"/>
         </w:pict>
       </w:r>
     </w:p>
@@ -8352,30 +7918,8 @@
           <w:bCs/>
           <w:lang w:val="en-IN"/>
         </w:rPr>
-        <w:t xml:space="preserve">Step 6: </w:t>
-      </w:r>
-      <w:proofErr w:type="spellStart"/>
-      <w:r>
-        <w:rPr>
-          <w:rFonts w:ascii="Arial" w:hAnsi="Arial" w:cs="Arial"/>
-          <w:b/>
-          <w:bCs/>
-          <w:lang w:val="en-IN"/>
-        </w:rPr>
-        <w:t>soldto_</w:t>
-      </w:r>
-      <w:proofErr w:type="gramStart"/>
-      <w:r>
-        <w:rPr>
-          <w:rFonts w:ascii="Arial" w:hAnsi="Arial" w:cs="Arial"/>
-          <w:b/>
-          <w:bCs/>
-          <w:lang w:val="en-IN"/>
-        </w:rPr>
-        <w:t>rollup.yxmd</w:t>
-      </w:r>
-      <w:proofErr w:type="spellEnd"/>
-      <w:proofErr w:type="gramEnd"/>
+        <w:t>Step 6: soldto_rollup.yxmd</w:t>
+      </w:r>
     </w:p>
     <w:p>
       <w:pPr>
@@ -8409,23 +7953,7 @@
           <w:rFonts w:ascii="Arial" w:hAnsi="Arial" w:cs="Arial"/>
           <w:lang w:val="en-IN"/>
         </w:rPr>
-        <w:t xml:space="preserve">Aggregate to </w:t>
-      </w:r>
-      <w:proofErr w:type="spellStart"/>
-      <w:r>
-        <w:rPr>
-          <w:rFonts w:ascii="Arial" w:hAnsi="Arial" w:cs="Arial"/>
-          <w:lang w:val="en-IN"/>
-        </w:rPr>
-        <w:t>SoldTo</w:t>
-      </w:r>
-      <w:proofErr w:type="spellEnd"/>
-      <w:r>
-        <w:rPr>
-          <w:rFonts w:ascii="Arial" w:hAnsi="Arial" w:cs="Arial"/>
-          <w:lang w:val="en-IN"/>
-        </w:rPr>
-        <w:t xml:space="preserve"> level</w:t>
+        <w:t>Aggregate to SoldTo level</w:t>
       </w:r>
     </w:p>
     <w:p>
@@ -8451,7 +7979,7 @@
       <w:pPr>
         <w:numPr>
           <w:ilvl w:val="0"/>
-          <w:numId w:val="73"/>
+          <w:numId w:val="34"/>
         </w:numPr>
         <w:rPr>
           <w:rFonts w:ascii="Arial" w:hAnsi="Arial" w:cs="Arial"/>
@@ -8463,23 +7991,7 @@
           <w:rFonts w:ascii="Arial" w:hAnsi="Arial" w:cs="Arial"/>
           <w:lang w:val="en-IN"/>
         </w:rPr>
-        <w:t xml:space="preserve">Sums sales and opportunity by </w:t>
-      </w:r>
-      <w:proofErr w:type="spellStart"/>
-      <w:r>
-        <w:rPr>
-          <w:rFonts w:ascii="Arial" w:hAnsi="Arial" w:cs="Arial"/>
-          <w:lang w:val="en-IN"/>
-        </w:rPr>
-        <w:t>SoldTo</w:t>
-      </w:r>
-      <w:proofErr w:type="spellEnd"/>
-      <w:r>
-        <w:rPr>
-          <w:rFonts w:ascii="Arial" w:hAnsi="Arial" w:cs="Arial"/>
-          <w:lang w:val="en-IN"/>
-        </w:rPr>
-        <w:t xml:space="preserve"> </w:t>
+        <w:t xml:space="preserve">Sums sales and opportunity by SoldTo </w:t>
       </w:r>
     </w:p>
     <w:p>
@@ -8499,7 +8011,7 @@
           <w:lang w:val="en-IN"/>
         </w:rPr>
         <w:pict w14:anchorId="5D29C660">
-          <v:rect id="_x0000_i1198" style="width:0;height:1.5pt" o:hralign="center" o:hrstd="t" o:hr="t" fillcolor="#a0a0a0" stroked="f"/>
+          <v:rect id="_x0000_i1047" style="width:0;height:1.5pt" o:hralign="center" o:hrstd="t" o:hr="t" fillcolor="#a0a0a0" stroked="f"/>
         </w:pict>
       </w:r>
     </w:p>
@@ -8580,7 +8092,7 @@
       <w:pPr>
         <w:numPr>
           <w:ilvl w:val="0"/>
-          <w:numId w:val="74"/>
+          <w:numId w:val="35"/>
         </w:numPr>
         <w:rPr>
           <w:rFonts w:ascii="Arial" w:hAnsi="Arial" w:cs="Arial"/>
@@ -8599,7 +8111,7 @@
       <w:pPr>
         <w:numPr>
           <w:ilvl w:val="0"/>
-          <w:numId w:val="74"/>
+          <w:numId w:val="35"/>
         </w:numPr>
         <w:rPr>
           <w:rFonts w:ascii="Arial" w:hAnsi="Arial" w:cs="Arial"/>
@@ -8735,19 +8247,8 @@
           <w:bCs/>
           <w:lang w:val="en-IN"/>
         </w:rPr>
-        <w:t xml:space="preserve">File 1: </w:t>
-      </w:r>
-      <w:proofErr w:type="spellStart"/>
-      <w:r>
-        <w:rPr>
-          <w:rFonts w:ascii="Arial" w:hAnsi="Arial" w:cs="Arial"/>
-          <w:b/>
-          <w:bCs/>
-          <w:lang w:val="en-IN"/>
-        </w:rPr>
-        <w:t>soldto_UNSPSC_denominator</w:t>
-      </w:r>
-      <w:proofErr w:type="spellEnd"/>
+        <w:t>File 1: soldto_UNSPSC_denominator</w:t>
+      </w:r>
     </w:p>
     <w:p>
       <w:pPr>
@@ -8763,6 +8264,13 @@
         </w:rPr>
         <w:t>Total market size (final adjusted)</w:t>
       </w:r>
+      <w:r>
+        <w:rPr>
+          <w:rFonts w:ascii="Arial" w:hAnsi="Arial" w:cs="Arial"/>
+          <w:lang w:val="en-IN"/>
+        </w:rPr>
+        <w:t xml:space="preserve"> on “Sold To” and “UNSPSC” level.</w:t>
+      </w:r>
     </w:p>
     <w:p>
       <w:pPr>
@@ -8777,7 +8285,7 @@
           <w:lang w:val="en-IN"/>
         </w:rPr>
         <w:pict w14:anchorId="0DB54987">
-          <v:rect id="_x0000_i1381" style="width:0;height:1.5pt" o:hralign="center" o:hrstd="t" o:hr="t" fillcolor="#a0a0a0" stroked="f"/>
+          <v:rect id="_x0000_i1048" style="width:0;height:1.5pt" o:hralign="center" o:hrstd="t" o:hr="t" fillcolor="#a0a0a0" stroked="f"/>
         </w:pict>
       </w:r>
     </w:p>
@@ -8828,7 +8336,7 @@
           <w:lang w:val="en-IN"/>
         </w:rPr>
         <w:pict w14:anchorId="7ED2886C">
-          <v:rect id="_x0000_i1382" style="width:0;height:1.5pt" o:hralign="center" o:hrstd="t" o:hr="t" fillcolor="#a0a0a0" stroked="f"/>
+          <v:rect id="_x0000_i1049" style="width:0;height:1.5pt" o:hralign="center" o:hrstd="t" o:hr="t" fillcolor="#a0a0a0" stroked="f"/>
         </w:pict>
       </w:r>
     </w:p>
@@ -8848,19 +8356,8 @@
           <w:bCs/>
           <w:lang w:val="en-IN"/>
         </w:rPr>
-        <w:t xml:space="preserve">File 3: </w:t>
-      </w:r>
-      <w:proofErr w:type="spellStart"/>
-      <w:r>
-        <w:rPr>
-          <w:rFonts w:ascii="Arial" w:hAnsi="Arial" w:cs="Arial"/>
-          <w:b/>
-          <w:bCs/>
-          <w:lang w:val="en-IN"/>
-        </w:rPr>
-        <w:t>Shipto_Unspsc_Allocation</w:t>
-      </w:r>
-      <w:proofErr w:type="spellEnd"/>
+        <w:t>File 3: Shipto_Unspsc_Allocation</w:t>
+      </w:r>
     </w:p>
     <w:p>
       <w:pPr>
@@ -8890,7 +8387,7 @@
           <w:lang w:val="en-IN"/>
         </w:rPr>
         <w:pict w14:anchorId="6DC882E7">
-          <v:rect id="_x0000_i1383" style="width:0;height:1.5pt" o:hralign="center" o:hrstd="t" o:hr="t" fillcolor="#a0a0a0" stroked="f"/>
+          <v:rect id="_x0000_i1050" style="width:0;height:1.5pt" o:hralign="center" o:hrstd="t" o:hr="t" fillcolor="#a0a0a0" stroked="f"/>
         </w:pict>
       </w:r>
     </w:p>
@@ -8910,19 +8407,8 @@
           <w:bCs/>
           <w:lang w:val="en-IN"/>
         </w:rPr>
-        <w:t xml:space="preserve">File 4: </w:t>
-      </w:r>
-      <w:proofErr w:type="spellStart"/>
-      <w:r>
-        <w:rPr>
-          <w:rFonts w:ascii="Arial" w:hAnsi="Arial" w:cs="Arial"/>
-          <w:b/>
-          <w:bCs/>
-          <w:lang w:val="en-IN"/>
-        </w:rPr>
-        <w:t>Bayes_Soldto_Unspsc_Opportunity</w:t>
-      </w:r>
-      <w:proofErr w:type="spellEnd"/>
+        <w:t>File 4: Bayes_Soldto_Unspsc_Opportunity</w:t>
+      </w:r>
     </w:p>
     <w:p>
       <w:pPr>
@@ -9326,23 +8812,7 @@
                 <w:rFonts w:ascii="Arial" w:eastAsia="Times New Roman" w:hAnsi="Arial" w:cs="Arial"/>
                 <w:lang w:bidi="ar-SA"/>
               </w:rPr>
-              <w:t xml:space="preserve">Code </w:t>
-            </w:r>
-            <w:proofErr w:type="spellStart"/>
-            <w:r>
-              <w:rPr>
-                <w:rFonts w:ascii="Arial" w:eastAsia="Times New Roman" w:hAnsi="Arial" w:cs="Arial"/>
-                <w:lang w:bidi="ar-SA"/>
-              </w:rPr>
-              <w:t>modfification</w:t>
-            </w:r>
-            <w:proofErr w:type="spellEnd"/>
-            <w:r>
-              <w:rPr>
-                <w:rFonts w:ascii="Arial" w:eastAsia="Times New Roman" w:hAnsi="Arial" w:cs="Arial"/>
-                <w:lang w:bidi="ar-SA"/>
-              </w:rPr>
-              <w:t>/changes based on stakeholder feedback</w:t>
+              <w:t>Code modfification/changes based on stakeholder feedback</w:t>
             </w:r>
           </w:p>
         </w:tc>
@@ -9659,7 +9129,7 @@
         <w:pStyle w:val="NoSpacing"/>
         <w:numPr>
           <w:ilvl w:val="0"/>
-          <w:numId w:val="89"/>
+          <w:numId w:val="49"/>
         </w:numPr>
         <w:rPr>
           <w:rFonts w:ascii="Arial" w:hAnsi="Arial" w:cs="Arial"/>
@@ -9681,7 +9151,7 @@
         <w:pStyle w:val="NoSpacing"/>
         <w:numPr>
           <w:ilvl w:val="0"/>
-          <w:numId w:val="89"/>
+          <w:numId w:val="49"/>
         </w:numPr>
         <w:rPr>
           <w:rFonts w:ascii="Arial" w:hAnsi="Arial" w:cs="Arial"/>
@@ -9703,7 +9173,7 @@
         <w:pStyle w:val="NoSpacing"/>
         <w:numPr>
           <w:ilvl w:val="0"/>
-          <w:numId w:val="89"/>
+          <w:numId w:val="49"/>
         </w:numPr>
         <w:rPr>
           <w:rFonts w:ascii="Arial" w:hAnsi="Arial" w:cs="Arial"/>
@@ -12876,33 +12346,8 @@
                 <w:rStyle w:val="Hyperlink"/>
                 <w:rFonts w:ascii="Arial" w:hAnsi="Arial" w:cs="Arial"/>
               </w:rPr>
-              <w:t>\\cardinalhealth.net\Applications\OH001\AnalyticsInfoMgmt\Teams\Performance Optimization\</w:t>
+              <w:t>\\cardinalhealth.net\Applications\OH001\AnalyticsInfoMgmt\Teams\Performance Optimization\AdamTransition\ClarivateAllocation</w:t>
             </w:r>
-            <w:proofErr w:type="spellStart"/>
-            <w:r>
-              <w:rPr>
-                <w:rStyle w:val="Hyperlink"/>
-                <w:rFonts w:ascii="Arial" w:hAnsi="Arial" w:cs="Arial"/>
-              </w:rPr>
-              <w:t>AdamTransition</w:t>
-            </w:r>
-            <w:proofErr w:type="spellEnd"/>
-            <w:r>
-              <w:rPr>
-                <w:rStyle w:val="Hyperlink"/>
-                <w:rFonts w:ascii="Arial" w:hAnsi="Arial" w:cs="Arial"/>
-              </w:rPr>
-              <w:t>\</w:t>
-            </w:r>
-            <w:proofErr w:type="spellStart"/>
-            <w:r>
-              <w:rPr>
-                <w:rStyle w:val="Hyperlink"/>
-                <w:rFonts w:ascii="Arial" w:hAnsi="Arial" w:cs="Arial"/>
-              </w:rPr>
-              <w:t>ClarivateAllocation</w:t>
-            </w:r>
-            <w:proofErr w:type="spellEnd"/>
           </w:p>
         </w:tc>
       </w:tr>
@@ -13209,13 +12654,7 @@
               <w:rPr>
                 <w:rFonts w:ascii="Arial" w:hAnsi="Arial" w:cs="Arial"/>
               </w:rPr>
-              <w:t>ITA</w:t>
-            </w:r>
-            <w:r>
-              <w:rPr>
-                <w:rFonts w:ascii="Arial" w:hAnsi="Arial" w:cs="Arial"/>
-              </w:rPr>
-              <w:t xml:space="preserve"> MLOps</w:t>
+              <w:t>GMPD Master Data Domain – Knowledge Assistant</w:t>
             </w:r>
           </w:p>
         </w:tc>
@@ -13670,29 +13109,16 @@
               </w:rPr>
               <w:t xml:space="preserve">Praven Kumar: </w:t>
             </w:r>
-            <w:r>
-              <w:fldChar w:fldCharType="begin"/>
-            </w:r>
-            <w:r>
-              <w:rPr>
-                <w:lang w:val="nl-NL"/>
-              </w:rPr>
-              <w:instrText>HYPERLINK "mailto:praven.kumar@cardinalhealth.com"</w:instrText>
-            </w:r>
-            <w:r>
-              <w:fldChar w:fldCharType="separate"/>
-            </w:r>
-            <w:r>
-              <w:rPr>
-                <w:rStyle w:val="Hyperlink"/>
-                <w:rFonts w:ascii="Arial" w:hAnsi="Arial" w:cs="Arial"/>
-                <w:lang w:val="nl-NL" w:eastAsia="zh-CN" w:bidi="ar-SA"/>
-              </w:rPr>
-              <w:t>praven.kumar@cardinalhealth.com</w:t>
-            </w:r>
-            <w:r>
-              <w:fldChar w:fldCharType="end"/>
-            </w:r>
+            <w:hyperlink r:id="rId17" w:history="1">
+              <w:r>
+                <w:rPr>
+                  <w:rStyle w:val="Hyperlink"/>
+                  <w:rFonts w:ascii="Arial" w:hAnsi="Arial" w:cs="Arial"/>
+                  <w:lang w:val="nl-NL" w:eastAsia="zh-CN" w:bidi="ar-SA"/>
+                </w:rPr>
+                <w:t>praven.kumar@cardinalhealth.com</w:t>
+              </w:r>
+            </w:hyperlink>
           </w:p>
           <w:p>
             <w:pPr>
@@ -13730,7 +13156,7 @@
                 <w:lang w:eastAsia="zh-CN" w:bidi="ar-SA"/>
               </w:rPr>
             </w:pPr>
-            <w:hyperlink r:id="rId17" w:history="1">
+            <w:hyperlink r:id="rId18" w:history="1">
               <w:r>
                 <w:rPr>
                   <w:rStyle w:val="Hyperlink"/>
@@ -13838,7 +13264,7 @@
                 <w:lang w:val="nl-NL" w:eastAsia="zh-CN" w:bidi="ar-SA"/>
               </w:rPr>
             </w:pPr>
-            <w:hyperlink r:id="rId18" w:history="1">
+            <w:hyperlink r:id="rId19" w:history="1">
               <w:r>
                 <w:rPr>
                   <w:rStyle w:val="Hyperlink"/>
@@ -13931,7 +13357,7 @@
                 <w:lang w:val="nl-NL" w:eastAsia="zh-CN" w:bidi="ar-SA"/>
               </w:rPr>
             </w:pPr>
-            <w:hyperlink r:id="rId19" w:history="1">
+            <w:hyperlink r:id="rId20" w:history="1">
               <w:r>
                 <w:rPr>
                   <w:rStyle w:val="Hyperlink"/>
@@ -14293,7 +13719,7 @@
                 <w:lang w:eastAsia="zh-CN" w:bidi="ar-SA"/>
               </w:rPr>
             </w:pPr>
-            <w:hyperlink r:id="rId20" w:history="1">
+            <w:hyperlink r:id="rId21" w:history="1">
               <w:r>
                 <w:rPr>
                   <w:rStyle w:val="Hyperlink"/>
@@ -14358,19 +13784,11 @@
                 <w:rFonts w:ascii="Arial" w:hAnsi="Arial" w:cs="Arial"/>
               </w:rPr>
             </w:pPr>
-            <w:proofErr w:type="spellStart"/>
             <w:r>
               <w:rPr>
                 <w:rFonts w:ascii="Arial" w:hAnsi="Arial" w:cs="Arial"/>
               </w:rPr>
-              <w:t>Mgr</w:t>
-            </w:r>
-            <w:proofErr w:type="spellEnd"/>
-            <w:r>
-              <w:rPr>
-                <w:rFonts w:ascii="Arial" w:hAnsi="Arial" w:cs="Arial"/>
-              </w:rPr>
-              <w:t>, Data &amp; Analytics Management</w:t>
+              <w:t>Mgr, Data &amp; Analytics Management</w:t>
             </w:r>
           </w:p>
           <w:p>
@@ -14425,7 +13843,7 @@
                 <w:rFonts w:ascii="Arial" w:hAnsi="Arial" w:cs="Arial"/>
               </w:rPr>
             </w:pPr>
-            <w:hyperlink r:id="rId21" w:history="1">
+            <w:hyperlink r:id="rId22" w:history="1">
               <w:r>
                 <w:rPr>
                   <w:rStyle w:val="Hyperlink"/>
@@ -14657,7 +14075,7 @@
                 <w:lang w:eastAsia="zh-CN" w:bidi="ar-SA"/>
               </w:rPr>
             </w:pPr>
-            <w:hyperlink r:id="rId22" w:history="1">
+            <w:hyperlink r:id="rId23" w:history="1">
               <w:r>
                 <w:rPr>
                   <w:rStyle w:val="Hyperlink"/>
@@ -14699,8 +14117,8 @@
       </w:pPr>
     </w:p>
     <w:sectPr>
-      <w:footerReference w:type="default" r:id="rId23"/>
-      <w:headerReference w:type="first" r:id="rId24"/>
+      <w:footerReference w:type="default" r:id="rId24"/>
+      <w:headerReference w:type="first" r:id="rId25"/>
       <w:pgSz w:w="11906" w:h="16838"/>
       <w:pgMar w:top="1440" w:right="1080" w:bottom="1440" w:left="1080" w:header="706" w:footer="461" w:gutter="0"/>
       <w:pgNumType w:start="1"/>
@@ -15028,25 +14446,7 @@
               <w:sz w:val="24"/>
               <w:szCs w:val="24"/>
             </w:rPr>
-            <w:t xml:space="preserve">Out </w:t>
-          </w:r>
-          <w:r>
-            <w:rPr>
-              <w:rFonts w:ascii="Arial" w:hAnsi="Arial" w:cs="Arial"/>
-              <w:bCs/>
-              <w:sz w:val="24"/>
-              <w:szCs w:val="24"/>
-            </w:rPr>
-            <w:t>of</w:t>
-          </w:r>
-          <w:r>
-            <w:rPr>
-              <w:rFonts w:ascii="Arial" w:hAnsi="Arial" w:cs="Arial"/>
-              <w:bCs/>
-              <w:sz w:val="24"/>
-              <w:szCs w:val="24"/>
-            </w:rPr>
-            <w:t xml:space="preserve"> Channel Allocation</w:t>
+            <w:t>Out of Channel Allocation</w:t>
           </w:r>
         </w:p>
         <w:p>
@@ -15185,7 +14585,6 @@
               <w:szCs w:val="24"/>
             </w:rPr>
           </w:pPr>
-          <w:proofErr w:type="spellStart"/>
           <w:r>
             <w:rPr>
               <w:rFonts w:ascii="Arial" w:eastAsia="Arial" w:hAnsi="Arial" w:cs="Arial"/>
@@ -15193,57 +14592,7 @@
               <w:sz w:val="24"/>
               <w:szCs w:val="24"/>
             </w:rPr>
-            <w:t>Analytics_Medical</w:t>
-          </w:r>
-          <w:proofErr w:type="spellEnd"/>
-          <w:r>
-            <w:rPr>
-              <w:rFonts w:ascii="Arial" w:eastAsia="Arial" w:hAnsi="Arial" w:cs="Arial"/>
-              <w:bCs/>
-              <w:sz w:val="24"/>
-              <w:szCs w:val="24"/>
-            </w:rPr>
-            <w:t xml:space="preserve"> - </w:t>
-          </w:r>
-          <w:proofErr w:type="spellStart"/>
-          <w:r>
-            <w:rPr>
-              <w:rFonts w:ascii="Arial" w:eastAsia="Arial" w:hAnsi="Arial" w:cs="Arial"/>
-              <w:bCs/>
-              <w:sz w:val="24"/>
-              <w:szCs w:val="24"/>
-            </w:rPr>
-            <w:t>Commercial_Commercial</w:t>
-          </w:r>
-          <w:proofErr w:type="spellEnd"/>
-          <w:r>
-            <w:rPr>
-              <w:rFonts w:ascii="Arial" w:eastAsia="Arial" w:hAnsi="Arial" w:cs="Arial"/>
-              <w:bCs/>
-              <w:sz w:val="24"/>
-              <w:szCs w:val="24"/>
-            </w:rPr>
-            <w:t xml:space="preserve"> &amp; Customer </w:t>
-          </w:r>
-          <w:proofErr w:type="spellStart"/>
-          <w:r>
-            <w:rPr>
-              <w:rFonts w:ascii="Arial" w:eastAsia="Arial" w:hAnsi="Arial" w:cs="Arial"/>
-              <w:bCs/>
-              <w:sz w:val="24"/>
-              <w:szCs w:val="24"/>
-            </w:rPr>
-            <w:t>Analytics_Customer</w:t>
-          </w:r>
-          <w:proofErr w:type="spellEnd"/>
-          <w:r>
-            <w:rPr>
-              <w:rFonts w:ascii="Arial" w:eastAsia="Arial" w:hAnsi="Arial" w:cs="Arial"/>
-              <w:bCs/>
-              <w:sz w:val="24"/>
-              <w:szCs w:val="24"/>
-            </w:rPr>
-            <w:t xml:space="preserve"> Loyalty Index_V1</w:t>
+            <w:t>Analytics_Medical - Commercial_Commercial &amp; Customer Analytics_Customer Loyalty Index_V1</w:t>
           </w:r>
         </w:p>
         <w:p>
@@ -15270,459 +14619,7 @@
 
 <file path=word/numbering.xml><?xml version="1.0" encoding="utf-8"?>
 <w:numbering xmlns:wpc="http://schemas.microsoft.com/office/word/2010/wordprocessingCanvas" xmlns:cx="http://schemas.microsoft.com/office/drawing/2014/chartex" xmlns:cx1="http://schemas.microsoft.com/office/drawing/2015/9/8/chartex" xmlns:cx2="http://schemas.microsoft.com/office/drawing/2015/10/21/chartex" xmlns:cx3="http://schemas.microsoft.com/office/drawing/2016/5/9/chartex" xmlns:cx4="http://schemas.microsoft.com/office/drawing/2016/5/10/chartex" xmlns:cx5="http://schemas.microsoft.com/office/drawing/2016/5/11/chartex" xmlns:cx6="http://schemas.microsoft.com/office/drawing/2016/5/12/chartex" xmlns:cx7="http://schemas.microsoft.com/office/drawing/2016/5/13/chartex" xmlns:cx8="http://schemas.microsoft.com/office/drawing/2016/5/14/chartex" xmlns:mc="http://schemas.openxmlformats.org/markup-compatibility/2006" xmlns:aink="http://schemas.microsoft.com/office/drawing/2016/ink" xmlns:am3d="http://schemas.microsoft.com/office/drawing/2017/model3d" xmlns:o="urn:schemas-microsoft-com:office:office" xmlns:oel="http://schemas.microsoft.com/office/2019/extlst" xmlns:r="http://schemas.openxmlformats.org/officeDocument/2006/relationships" xmlns:m="http://schemas.openxmlformats.org/officeDocument/2006/math" xmlns:v="urn:schemas-microsoft-com:vml" xmlns:wp14="http://schemas.microsoft.com/office/word/2010/wordprocessingDrawing" xmlns:wp="http://schemas.openxmlformats.org/drawingml/2006/wordprocessingDrawing" xmlns:w10="urn:schemas-microsoft-com:office:word" xmlns:w="http://schemas.openxmlformats.org/wordprocessingml/2006/main" xmlns:w14="http://schemas.microsoft.com/office/word/2010/wordml" xmlns:w15="http://schemas.microsoft.com/office/word/2012/wordml" xmlns:w16cex="http://schemas.microsoft.com/office/word/2018/wordml/cex" xmlns:w16cid="http://schemas.microsoft.com/office/word/2016/wordml/cid" xmlns:w16="http://schemas.microsoft.com/office/word/2018/wordml" xmlns:w16du="http://schemas.microsoft.com/office/word/2023/wordml/word16du" xmlns:w16sdtdh="http://schemas.microsoft.com/office/word/2020/wordml/sdtdatahash" xmlns:w16sdtfl="http://schemas.microsoft.com/office/word/2024/wordml/sdtformatlock" xmlns:w16se="http://schemas.microsoft.com/office/word/2015/wordml/symex" xmlns:wpg="http://schemas.microsoft.com/office/word/2010/wordprocessingGroup" xmlns:wpi="http://schemas.microsoft.com/office/word/2010/wordprocessingInk" xmlns:wne="http://schemas.microsoft.com/office/word/2006/wordml" xmlns:wps="http://schemas.microsoft.com/office/word/2010/wordprocessingShape" mc:Ignorable="w14 w15 w16se w16cid w16 w16cex w16sdtdh w16sdtfl w16du wp14">
-  <w:numPicBullet w:numPicBulletId="0">
-    <w:pict>
-      <v:rect w14:anchorId="0EFEB64B" id="_x0000_i1025" style="width:0;height:1.5pt" o:hralign="center" o:bullet="t" o:hrstd="t" o:hr="t" fillcolor="#a0a0a0" stroked="f"/>
-    </w:pict>
-  </w:numPicBullet>
   <w:abstractNum w:abstractNumId="0" w15:restartNumberingAfterBreak="0">
-    <w:nsid w:val="020B10B5"/>
-    <w:multiLevelType w:val="multilevel"/>
-    <w:tmpl w:val="26FACDA0"/>
-    <w:lvl w:ilvl="0">
-      <w:start w:val="1"/>
-      <w:numFmt w:val="bullet"/>
-      <w:lvlText w:val=""/>
-      <w:lvlJc w:val="left"/>
-      <w:pPr>
-        <w:tabs>
-          <w:tab w:val="num" w:pos="720"/>
-        </w:tabs>
-        <w:ind w:left="720" w:hanging="360"/>
-      </w:pPr>
-      <w:rPr>
-        <w:rFonts w:ascii="Symbol" w:hAnsi="Symbol" w:hint="default"/>
-        <w:sz w:val="20"/>
-      </w:rPr>
-    </w:lvl>
-    <w:lvl w:ilvl="1" w:tentative="1">
-      <w:start w:val="1"/>
-      <w:numFmt w:val="bullet"/>
-      <w:lvlText w:val="o"/>
-      <w:lvlJc w:val="left"/>
-      <w:pPr>
-        <w:tabs>
-          <w:tab w:val="num" w:pos="1440"/>
-        </w:tabs>
-        <w:ind w:left="1440" w:hanging="360"/>
-      </w:pPr>
-      <w:rPr>
-        <w:rFonts w:ascii="Courier New" w:hAnsi="Courier New" w:hint="default"/>
-        <w:sz w:val="20"/>
-      </w:rPr>
-    </w:lvl>
-    <w:lvl w:ilvl="2" w:tentative="1">
-      <w:start w:val="1"/>
-      <w:numFmt w:val="bullet"/>
-      <w:lvlText w:val=""/>
-      <w:lvlJc w:val="left"/>
-      <w:pPr>
-        <w:tabs>
-          <w:tab w:val="num" w:pos="2160"/>
-        </w:tabs>
-        <w:ind w:left="2160" w:hanging="360"/>
-      </w:pPr>
-      <w:rPr>
-        <w:rFonts w:ascii="Wingdings" w:hAnsi="Wingdings" w:hint="default"/>
-        <w:sz w:val="20"/>
-      </w:rPr>
-    </w:lvl>
-    <w:lvl w:ilvl="3" w:tentative="1">
-      <w:start w:val="1"/>
-      <w:numFmt w:val="bullet"/>
-      <w:lvlText w:val=""/>
-      <w:lvlJc w:val="left"/>
-      <w:pPr>
-        <w:tabs>
-          <w:tab w:val="num" w:pos="2880"/>
-        </w:tabs>
-        <w:ind w:left="2880" w:hanging="360"/>
-      </w:pPr>
-      <w:rPr>
-        <w:rFonts w:ascii="Wingdings" w:hAnsi="Wingdings" w:hint="default"/>
-        <w:sz w:val="20"/>
-      </w:rPr>
-    </w:lvl>
-    <w:lvl w:ilvl="4" w:tentative="1">
-      <w:start w:val="1"/>
-      <w:numFmt w:val="bullet"/>
-      <w:lvlText w:val=""/>
-      <w:lvlJc w:val="left"/>
-      <w:pPr>
-        <w:tabs>
-          <w:tab w:val="num" w:pos="3600"/>
-        </w:tabs>
-        <w:ind w:left="3600" w:hanging="360"/>
-      </w:pPr>
-      <w:rPr>
-        <w:rFonts w:ascii="Wingdings" w:hAnsi="Wingdings" w:hint="default"/>
-        <w:sz w:val="20"/>
-      </w:rPr>
-    </w:lvl>
-    <w:lvl w:ilvl="5" w:tentative="1">
-      <w:start w:val="1"/>
-      <w:numFmt w:val="bullet"/>
-      <w:lvlText w:val=""/>
-      <w:lvlJc w:val="left"/>
-      <w:pPr>
-        <w:tabs>
-          <w:tab w:val="num" w:pos="4320"/>
-        </w:tabs>
-        <w:ind w:left="4320" w:hanging="360"/>
-      </w:pPr>
-      <w:rPr>
-        <w:rFonts w:ascii="Wingdings" w:hAnsi="Wingdings" w:hint="default"/>
-        <w:sz w:val="20"/>
-      </w:rPr>
-    </w:lvl>
-    <w:lvl w:ilvl="6" w:tentative="1">
-      <w:start w:val="1"/>
-      <w:numFmt w:val="bullet"/>
-      <w:lvlText w:val=""/>
-      <w:lvlJc w:val="left"/>
-      <w:pPr>
-        <w:tabs>
-          <w:tab w:val="num" w:pos="5040"/>
-        </w:tabs>
-        <w:ind w:left="5040" w:hanging="360"/>
-      </w:pPr>
-      <w:rPr>
-        <w:rFonts w:ascii="Wingdings" w:hAnsi="Wingdings" w:hint="default"/>
-        <w:sz w:val="20"/>
-      </w:rPr>
-    </w:lvl>
-    <w:lvl w:ilvl="7" w:tentative="1">
-      <w:start w:val="1"/>
-      <w:numFmt w:val="bullet"/>
-      <w:lvlText w:val=""/>
-      <w:lvlJc w:val="left"/>
-      <w:pPr>
-        <w:tabs>
-          <w:tab w:val="num" w:pos="5760"/>
-        </w:tabs>
-        <w:ind w:left="5760" w:hanging="360"/>
-      </w:pPr>
-      <w:rPr>
-        <w:rFonts w:ascii="Wingdings" w:hAnsi="Wingdings" w:hint="default"/>
-        <w:sz w:val="20"/>
-      </w:rPr>
-    </w:lvl>
-    <w:lvl w:ilvl="8" w:tentative="1">
-      <w:start w:val="1"/>
-      <w:numFmt w:val="bullet"/>
-      <w:lvlText w:val=""/>
-      <w:lvlJc w:val="left"/>
-      <w:pPr>
-        <w:tabs>
-          <w:tab w:val="num" w:pos="6480"/>
-        </w:tabs>
-        <w:ind w:left="6480" w:hanging="360"/>
-      </w:pPr>
-      <w:rPr>
-        <w:rFonts w:ascii="Wingdings" w:hAnsi="Wingdings" w:hint="default"/>
-        <w:sz w:val="20"/>
-      </w:rPr>
-    </w:lvl>
-  </w:abstractNum>
-  <w:abstractNum w:abstractNumId="1" w15:restartNumberingAfterBreak="0">
-    <w:nsid w:val="046137F0"/>
-    <w:multiLevelType w:val="multilevel"/>
-    <w:tmpl w:val="6F267026"/>
-    <w:lvl w:ilvl="0">
-      <w:start w:val="1"/>
-      <w:numFmt w:val="bullet"/>
-      <w:lvlText w:val=""/>
-      <w:lvlJc w:val="left"/>
-      <w:pPr>
-        <w:tabs>
-          <w:tab w:val="num" w:pos="720"/>
-        </w:tabs>
-        <w:ind w:left="720" w:hanging="360"/>
-      </w:pPr>
-      <w:rPr>
-        <w:rFonts w:ascii="Symbol" w:hAnsi="Symbol" w:hint="default"/>
-        <w:sz w:val="20"/>
-      </w:rPr>
-    </w:lvl>
-    <w:lvl w:ilvl="1">
-      <w:start w:val="1"/>
-      <w:numFmt w:val="bullet"/>
-      <w:lvlText w:val="o"/>
-      <w:lvlJc w:val="left"/>
-      <w:pPr>
-        <w:tabs>
-          <w:tab w:val="num" w:pos="1440"/>
-        </w:tabs>
-        <w:ind w:left="1440" w:hanging="360"/>
-      </w:pPr>
-      <w:rPr>
-        <w:rFonts w:ascii="Courier New" w:hAnsi="Courier New" w:hint="default"/>
-        <w:sz w:val="20"/>
-      </w:rPr>
-    </w:lvl>
-    <w:lvl w:ilvl="2" w:tentative="1">
-      <w:start w:val="1"/>
-      <w:numFmt w:val="bullet"/>
-      <w:lvlText w:val=""/>
-      <w:lvlJc w:val="left"/>
-      <w:pPr>
-        <w:tabs>
-          <w:tab w:val="num" w:pos="2160"/>
-        </w:tabs>
-        <w:ind w:left="2160" w:hanging="360"/>
-      </w:pPr>
-      <w:rPr>
-        <w:rFonts w:ascii="Wingdings" w:hAnsi="Wingdings" w:hint="default"/>
-        <w:sz w:val="20"/>
-      </w:rPr>
-    </w:lvl>
-    <w:lvl w:ilvl="3" w:tentative="1">
-      <w:start w:val="1"/>
-      <w:numFmt w:val="bullet"/>
-      <w:lvlText w:val=""/>
-      <w:lvlJc w:val="left"/>
-      <w:pPr>
-        <w:tabs>
-          <w:tab w:val="num" w:pos="2880"/>
-        </w:tabs>
-        <w:ind w:left="2880" w:hanging="360"/>
-      </w:pPr>
-      <w:rPr>
-        <w:rFonts w:ascii="Wingdings" w:hAnsi="Wingdings" w:hint="default"/>
-        <w:sz w:val="20"/>
-      </w:rPr>
-    </w:lvl>
-    <w:lvl w:ilvl="4" w:tentative="1">
-      <w:start w:val="1"/>
-      <w:numFmt w:val="bullet"/>
-      <w:lvlText w:val=""/>
-      <w:lvlJc w:val="left"/>
-      <w:pPr>
-        <w:tabs>
-          <w:tab w:val="num" w:pos="3600"/>
-        </w:tabs>
-        <w:ind w:left="3600" w:hanging="360"/>
-      </w:pPr>
-      <w:rPr>
-        <w:rFonts w:ascii="Wingdings" w:hAnsi="Wingdings" w:hint="default"/>
-        <w:sz w:val="20"/>
-      </w:rPr>
-    </w:lvl>
-    <w:lvl w:ilvl="5" w:tentative="1">
-      <w:start w:val="1"/>
-      <w:numFmt w:val="bullet"/>
-      <w:lvlText w:val=""/>
-      <w:lvlJc w:val="left"/>
-      <w:pPr>
-        <w:tabs>
-          <w:tab w:val="num" w:pos="4320"/>
-        </w:tabs>
-        <w:ind w:left="4320" w:hanging="360"/>
-      </w:pPr>
-      <w:rPr>
-        <w:rFonts w:ascii="Wingdings" w:hAnsi="Wingdings" w:hint="default"/>
-        <w:sz w:val="20"/>
-      </w:rPr>
-    </w:lvl>
-    <w:lvl w:ilvl="6" w:tentative="1">
-      <w:start w:val="1"/>
-      <w:numFmt w:val="bullet"/>
-      <w:lvlText w:val=""/>
-      <w:lvlJc w:val="left"/>
-      <w:pPr>
-        <w:tabs>
-          <w:tab w:val="num" w:pos="5040"/>
-        </w:tabs>
-        <w:ind w:left="5040" w:hanging="360"/>
-      </w:pPr>
-      <w:rPr>
-        <w:rFonts w:ascii="Wingdings" w:hAnsi="Wingdings" w:hint="default"/>
-        <w:sz w:val="20"/>
-      </w:rPr>
-    </w:lvl>
-    <w:lvl w:ilvl="7" w:tentative="1">
-      <w:start w:val="1"/>
-      <w:numFmt w:val="bullet"/>
-      <w:lvlText w:val=""/>
-      <w:lvlJc w:val="left"/>
-      <w:pPr>
-        <w:tabs>
-          <w:tab w:val="num" w:pos="5760"/>
-        </w:tabs>
-        <w:ind w:left="5760" w:hanging="360"/>
-      </w:pPr>
-      <w:rPr>
-        <w:rFonts w:ascii="Wingdings" w:hAnsi="Wingdings" w:hint="default"/>
-        <w:sz w:val="20"/>
-      </w:rPr>
-    </w:lvl>
-    <w:lvl w:ilvl="8" w:tentative="1">
-      <w:start w:val="1"/>
-      <w:numFmt w:val="bullet"/>
-      <w:lvlText w:val=""/>
-      <w:lvlJc w:val="left"/>
-      <w:pPr>
-        <w:tabs>
-          <w:tab w:val="num" w:pos="6480"/>
-        </w:tabs>
-        <w:ind w:left="6480" w:hanging="360"/>
-      </w:pPr>
-      <w:rPr>
-        <w:rFonts w:ascii="Wingdings" w:hAnsi="Wingdings" w:hint="default"/>
-        <w:sz w:val="20"/>
-      </w:rPr>
-    </w:lvl>
-  </w:abstractNum>
-  <w:abstractNum w:abstractNumId="2" w15:restartNumberingAfterBreak="0">
-    <w:nsid w:val="04E456A6"/>
-    <w:multiLevelType w:val="multilevel"/>
-    <w:tmpl w:val="DEF28764"/>
-    <w:lvl w:ilvl="0">
-      <w:start w:val="1"/>
-      <w:numFmt w:val="bullet"/>
-      <w:lvlText w:val=""/>
-      <w:lvlJc w:val="left"/>
-      <w:pPr>
-        <w:tabs>
-          <w:tab w:val="num" w:pos="720"/>
-        </w:tabs>
-        <w:ind w:left="720" w:hanging="360"/>
-      </w:pPr>
-      <w:rPr>
-        <w:rFonts w:ascii="Symbol" w:hAnsi="Symbol" w:hint="default"/>
-        <w:sz w:val="20"/>
-      </w:rPr>
-    </w:lvl>
-    <w:lvl w:ilvl="1" w:tentative="1">
-      <w:start w:val="1"/>
-      <w:numFmt w:val="bullet"/>
-      <w:lvlText w:val="o"/>
-      <w:lvlJc w:val="left"/>
-      <w:pPr>
-        <w:tabs>
-          <w:tab w:val="num" w:pos="1440"/>
-        </w:tabs>
-        <w:ind w:left="1440" w:hanging="360"/>
-      </w:pPr>
-      <w:rPr>
-        <w:rFonts w:ascii="Courier New" w:hAnsi="Courier New" w:hint="default"/>
-        <w:sz w:val="20"/>
-      </w:rPr>
-    </w:lvl>
-    <w:lvl w:ilvl="2" w:tentative="1">
-      <w:start w:val="1"/>
-      <w:numFmt w:val="bullet"/>
-      <w:lvlText w:val=""/>
-      <w:lvlJc w:val="left"/>
-      <w:pPr>
-        <w:tabs>
-          <w:tab w:val="num" w:pos="2160"/>
-        </w:tabs>
-        <w:ind w:left="2160" w:hanging="360"/>
-      </w:pPr>
-      <w:rPr>
-        <w:rFonts w:ascii="Wingdings" w:hAnsi="Wingdings" w:hint="default"/>
-        <w:sz w:val="20"/>
-      </w:rPr>
-    </w:lvl>
-    <w:lvl w:ilvl="3" w:tentative="1">
-      <w:start w:val="1"/>
-      <w:numFmt w:val="bullet"/>
-      <w:lvlText w:val=""/>
-      <w:lvlJc w:val="left"/>
-      <w:pPr>
-        <w:tabs>
-          <w:tab w:val="num" w:pos="2880"/>
-        </w:tabs>
-        <w:ind w:left="2880" w:hanging="360"/>
-      </w:pPr>
-      <w:rPr>
-        <w:rFonts w:ascii="Wingdings" w:hAnsi="Wingdings" w:hint="default"/>
-        <w:sz w:val="20"/>
-      </w:rPr>
-    </w:lvl>
-    <w:lvl w:ilvl="4" w:tentative="1">
-      <w:start w:val="1"/>
-      <w:numFmt w:val="bullet"/>
-      <w:lvlText w:val=""/>
-      <w:lvlJc w:val="left"/>
-      <w:pPr>
-        <w:tabs>
-          <w:tab w:val="num" w:pos="3600"/>
-        </w:tabs>
-        <w:ind w:left="3600" w:hanging="360"/>
-      </w:pPr>
-      <w:rPr>
-        <w:rFonts w:ascii="Wingdings" w:hAnsi="Wingdings" w:hint="default"/>
-        <w:sz w:val="20"/>
-      </w:rPr>
-    </w:lvl>
-    <w:lvl w:ilvl="5" w:tentative="1">
-      <w:start w:val="1"/>
-      <w:numFmt w:val="bullet"/>
-      <w:lvlText w:val=""/>
-      <w:lvlJc w:val="left"/>
-      <w:pPr>
-        <w:tabs>
-          <w:tab w:val="num" w:pos="4320"/>
-        </w:tabs>
-        <w:ind w:left="4320" w:hanging="360"/>
-      </w:pPr>
-      <w:rPr>
-        <w:rFonts w:ascii="Wingdings" w:hAnsi="Wingdings" w:hint="default"/>
-        <w:sz w:val="20"/>
-      </w:rPr>
-    </w:lvl>
-    <w:lvl w:ilvl="6" w:tentative="1">
-      <w:start w:val="1"/>
-      <w:numFmt w:val="bullet"/>
-      <w:lvlText w:val=""/>
-      <w:lvlJc w:val="left"/>
-      <w:pPr>
-        <w:tabs>
-          <w:tab w:val="num" w:pos="5040"/>
-        </w:tabs>
-        <w:ind w:left="5040" w:hanging="360"/>
-      </w:pPr>
-      <w:rPr>
-        <w:rFonts w:ascii="Wingdings" w:hAnsi="Wingdings" w:hint="default"/>
-        <w:sz w:val="20"/>
-      </w:rPr>
-    </w:lvl>
-    <w:lvl w:ilvl="7" w:tentative="1">
-      <w:start w:val="1"/>
-      <w:numFmt w:val="bullet"/>
-      <w:lvlText w:val=""/>
-      <w:lvlJc w:val="left"/>
-      <w:pPr>
-        <w:tabs>
-          <w:tab w:val="num" w:pos="5760"/>
-        </w:tabs>
-        <w:ind w:left="5760" w:hanging="360"/>
-      </w:pPr>
-      <w:rPr>
-        <w:rFonts w:ascii="Wingdings" w:hAnsi="Wingdings" w:hint="default"/>
-        <w:sz w:val="20"/>
-      </w:rPr>
-    </w:lvl>
-    <w:lvl w:ilvl="8" w:tentative="1">
-      <w:start w:val="1"/>
-      <w:numFmt w:val="bullet"/>
-      <w:lvlText w:val=""/>
-      <w:lvlJc w:val="left"/>
-      <w:pPr>
-        <w:tabs>
-          <w:tab w:val="num" w:pos="6480"/>
-        </w:tabs>
-        <w:ind w:left="6480" w:hanging="360"/>
-      </w:pPr>
-      <w:rPr>
-        <w:rFonts w:ascii="Wingdings" w:hAnsi="Wingdings" w:hint="default"/>
-        <w:sz w:val="20"/>
-      </w:rPr>
-    </w:lvl>
-  </w:abstractNum>
-  <w:abstractNum w:abstractNumId="3" w15:restartNumberingAfterBreak="0">
     <w:nsid w:val="05F1168E"/>
     <w:multiLevelType w:val="multilevel"/>
     <w:tmpl w:val="1450A4C2"/>
@@ -15871,120 +14768,7 @@
       </w:rPr>
     </w:lvl>
   </w:abstractNum>
-  <w:abstractNum w:abstractNumId="4" w15:restartNumberingAfterBreak="0">
-    <w:nsid w:val="06A22E40"/>
-    <w:multiLevelType w:val="multilevel"/>
-    <w:tmpl w:val="306A97F0"/>
-    <w:lvl w:ilvl="0">
-      <w:start w:val="1"/>
-      <w:numFmt w:val="decimal"/>
-      <w:lvlText w:val="%1."/>
-      <w:lvlJc w:val="left"/>
-      <w:pPr>
-        <w:tabs>
-          <w:tab w:val="num" w:pos="720"/>
-        </w:tabs>
-        <w:ind w:left="720" w:hanging="360"/>
-      </w:pPr>
-    </w:lvl>
-    <w:lvl w:ilvl="1" w:tentative="1">
-      <w:start w:val="1"/>
-      <w:numFmt w:val="decimal"/>
-      <w:lvlText w:val="%2."/>
-      <w:lvlJc w:val="left"/>
-      <w:pPr>
-        <w:tabs>
-          <w:tab w:val="num" w:pos="1440"/>
-        </w:tabs>
-        <w:ind w:left="1440" w:hanging="360"/>
-      </w:pPr>
-    </w:lvl>
-    <w:lvl w:ilvl="2" w:tentative="1">
-      <w:start w:val="1"/>
-      <w:numFmt w:val="decimal"/>
-      <w:lvlText w:val="%3."/>
-      <w:lvlJc w:val="left"/>
-      <w:pPr>
-        <w:tabs>
-          <w:tab w:val="num" w:pos="2160"/>
-        </w:tabs>
-        <w:ind w:left="2160" w:hanging="360"/>
-      </w:pPr>
-    </w:lvl>
-    <w:lvl w:ilvl="3" w:tentative="1">
-      <w:start w:val="1"/>
-      <w:numFmt w:val="decimal"/>
-      <w:lvlText w:val="%4."/>
-      <w:lvlJc w:val="left"/>
-      <w:pPr>
-        <w:tabs>
-          <w:tab w:val="num" w:pos="2880"/>
-        </w:tabs>
-        <w:ind w:left="2880" w:hanging="360"/>
-      </w:pPr>
-    </w:lvl>
-    <w:lvl w:ilvl="4" w:tentative="1">
-      <w:start w:val="1"/>
-      <w:numFmt w:val="decimal"/>
-      <w:lvlText w:val="%5."/>
-      <w:lvlJc w:val="left"/>
-      <w:pPr>
-        <w:tabs>
-          <w:tab w:val="num" w:pos="3600"/>
-        </w:tabs>
-        <w:ind w:left="3600" w:hanging="360"/>
-      </w:pPr>
-    </w:lvl>
-    <w:lvl w:ilvl="5" w:tentative="1">
-      <w:start w:val="1"/>
-      <w:numFmt w:val="decimal"/>
-      <w:lvlText w:val="%6."/>
-      <w:lvlJc w:val="left"/>
-      <w:pPr>
-        <w:tabs>
-          <w:tab w:val="num" w:pos="4320"/>
-        </w:tabs>
-        <w:ind w:left="4320" w:hanging="360"/>
-      </w:pPr>
-    </w:lvl>
-    <w:lvl w:ilvl="6" w:tentative="1">
-      <w:start w:val="1"/>
-      <w:numFmt w:val="decimal"/>
-      <w:lvlText w:val="%7."/>
-      <w:lvlJc w:val="left"/>
-      <w:pPr>
-        <w:tabs>
-          <w:tab w:val="num" w:pos="5040"/>
-        </w:tabs>
-        <w:ind w:left="5040" w:hanging="360"/>
-      </w:pPr>
-    </w:lvl>
-    <w:lvl w:ilvl="7" w:tentative="1">
-      <w:start w:val="1"/>
-      <w:numFmt w:val="decimal"/>
-      <w:lvlText w:val="%8."/>
-      <w:lvlJc w:val="left"/>
-      <w:pPr>
-        <w:tabs>
-          <w:tab w:val="num" w:pos="5760"/>
-        </w:tabs>
-        <w:ind w:left="5760" w:hanging="360"/>
-      </w:pPr>
-    </w:lvl>
-    <w:lvl w:ilvl="8" w:tentative="1">
-      <w:start w:val="1"/>
-      <w:numFmt w:val="decimal"/>
-      <w:lvlText w:val="%9."/>
-      <w:lvlJc w:val="left"/>
-      <w:pPr>
-        <w:tabs>
-          <w:tab w:val="num" w:pos="6480"/>
-        </w:tabs>
-        <w:ind w:left="6480" w:hanging="360"/>
-      </w:pPr>
-    </w:lvl>
-  </w:abstractNum>
-  <w:abstractNum w:abstractNumId="5" w15:restartNumberingAfterBreak="0">
+  <w:abstractNum w:abstractNumId="1" w15:restartNumberingAfterBreak="0">
     <w:nsid w:val="0921614C"/>
     <w:multiLevelType w:val="multilevel"/>
     <w:tmpl w:val="E05CAD2C"/>
@@ -16133,7 +14917,7 @@
       </w:rPr>
     </w:lvl>
   </w:abstractNum>
-  <w:abstractNum w:abstractNumId="6" w15:restartNumberingAfterBreak="0">
+  <w:abstractNum w:abstractNumId="2" w15:restartNumberingAfterBreak="0">
     <w:nsid w:val="09B5111E"/>
     <w:multiLevelType w:val="multilevel"/>
     <w:tmpl w:val="36B0743E"/>
@@ -16276,7 +15060,7 @@
       </w:rPr>
     </w:lvl>
   </w:abstractNum>
-  <w:abstractNum w:abstractNumId="7" w15:restartNumberingAfterBreak="0">
+  <w:abstractNum w:abstractNumId="3" w15:restartNumberingAfterBreak="0">
     <w:nsid w:val="0B712714"/>
     <w:multiLevelType w:val="multilevel"/>
     <w:tmpl w:val="CBA63DE8"/>
@@ -16389,156 +15173,7 @@
       </w:pPr>
     </w:lvl>
   </w:abstractNum>
-  <w:abstractNum w:abstractNumId="8" w15:restartNumberingAfterBreak="0">
-    <w:nsid w:val="0CEC713E"/>
-    <w:multiLevelType w:val="multilevel"/>
-    <w:tmpl w:val="41CA6C22"/>
-    <w:lvl w:ilvl="0">
-      <w:start w:val="1"/>
-      <w:numFmt w:val="bullet"/>
-      <w:lvlText w:val=""/>
-      <w:lvlJc w:val="left"/>
-      <w:pPr>
-        <w:tabs>
-          <w:tab w:val="num" w:pos="720"/>
-        </w:tabs>
-        <w:ind w:left="720" w:hanging="360"/>
-      </w:pPr>
-      <w:rPr>
-        <w:rFonts w:ascii="Symbol" w:hAnsi="Symbol" w:hint="default"/>
-        <w:sz w:val="20"/>
-      </w:rPr>
-    </w:lvl>
-    <w:lvl w:ilvl="1" w:tentative="1">
-      <w:start w:val="1"/>
-      <w:numFmt w:val="bullet"/>
-      <w:lvlText w:val="o"/>
-      <w:lvlJc w:val="left"/>
-      <w:pPr>
-        <w:tabs>
-          <w:tab w:val="num" w:pos="1440"/>
-        </w:tabs>
-        <w:ind w:left="1440" w:hanging="360"/>
-      </w:pPr>
-      <w:rPr>
-        <w:rFonts w:ascii="Courier New" w:hAnsi="Courier New" w:hint="default"/>
-        <w:sz w:val="20"/>
-      </w:rPr>
-    </w:lvl>
-    <w:lvl w:ilvl="2" w:tentative="1">
-      <w:start w:val="1"/>
-      <w:numFmt w:val="bullet"/>
-      <w:lvlText w:val=""/>
-      <w:lvlJc w:val="left"/>
-      <w:pPr>
-        <w:tabs>
-          <w:tab w:val="num" w:pos="2160"/>
-        </w:tabs>
-        <w:ind w:left="2160" w:hanging="360"/>
-      </w:pPr>
-      <w:rPr>
-        <w:rFonts w:ascii="Wingdings" w:hAnsi="Wingdings" w:hint="default"/>
-        <w:sz w:val="20"/>
-      </w:rPr>
-    </w:lvl>
-    <w:lvl w:ilvl="3" w:tentative="1">
-      <w:start w:val="1"/>
-      <w:numFmt w:val="bullet"/>
-      <w:lvlText w:val=""/>
-      <w:lvlJc w:val="left"/>
-      <w:pPr>
-        <w:tabs>
-          <w:tab w:val="num" w:pos="2880"/>
-        </w:tabs>
-        <w:ind w:left="2880" w:hanging="360"/>
-      </w:pPr>
-      <w:rPr>
-        <w:rFonts w:ascii="Wingdings" w:hAnsi="Wingdings" w:hint="default"/>
-        <w:sz w:val="20"/>
-      </w:rPr>
-    </w:lvl>
-    <w:lvl w:ilvl="4" w:tentative="1">
-      <w:start w:val="1"/>
-      <w:numFmt w:val="bullet"/>
-      <w:lvlText w:val=""/>
-      <w:lvlJc w:val="left"/>
-      <w:pPr>
-        <w:tabs>
-          <w:tab w:val="num" w:pos="3600"/>
-        </w:tabs>
-        <w:ind w:left="3600" w:hanging="360"/>
-      </w:pPr>
-      <w:rPr>
-        <w:rFonts w:ascii="Wingdings" w:hAnsi="Wingdings" w:hint="default"/>
-        <w:sz w:val="20"/>
-      </w:rPr>
-    </w:lvl>
-    <w:lvl w:ilvl="5" w:tentative="1">
-      <w:start w:val="1"/>
-      <w:numFmt w:val="bullet"/>
-      <w:lvlText w:val=""/>
-      <w:lvlJc w:val="left"/>
-      <w:pPr>
-        <w:tabs>
-          <w:tab w:val="num" w:pos="4320"/>
-        </w:tabs>
-        <w:ind w:left="4320" w:hanging="360"/>
-      </w:pPr>
-      <w:rPr>
-        <w:rFonts w:ascii="Wingdings" w:hAnsi="Wingdings" w:hint="default"/>
-        <w:sz w:val="20"/>
-      </w:rPr>
-    </w:lvl>
-    <w:lvl w:ilvl="6" w:tentative="1">
-      <w:start w:val="1"/>
-      <w:numFmt w:val="bullet"/>
-      <w:lvlText w:val=""/>
-      <w:lvlJc w:val="left"/>
-      <w:pPr>
-        <w:tabs>
-          <w:tab w:val="num" w:pos="5040"/>
-        </w:tabs>
-        <w:ind w:left="5040" w:hanging="360"/>
-      </w:pPr>
-      <w:rPr>
-        <w:rFonts w:ascii="Wingdings" w:hAnsi="Wingdings" w:hint="default"/>
-        <w:sz w:val="20"/>
-      </w:rPr>
-    </w:lvl>
-    <w:lvl w:ilvl="7" w:tentative="1">
-      <w:start w:val="1"/>
-      <w:numFmt w:val="bullet"/>
-      <w:lvlText w:val=""/>
-      <w:lvlJc w:val="left"/>
-      <w:pPr>
-        <w:tabs>
-          <w:tab w:val="num" w:pos="5760"/>
-        </w:tabs>
-        <w:ind w:left="5760" w:hanging="360"/>
-      </w:pPr>
-      <w:rPr>
-        <w:rFonts w:ascii="Wingdings" w:hAnsi="Wingdings" w:hint="default"/>
-        <w:sz w:val="20"/>
-      </w:rPr>
-    </w:lvl>
-    <w:lvl w:ilvl="8" w:tentative="1">
-      <w:start w:val="1"/>
-      <w:numFmt w:val="bullet"/>
-      <w:lvlText w:val=""/>
-      <w:lvlJc w:val="left"/>
-      <w:pPr>
-        <w:tabs>
-          <w:tab w:val="num" w:pos="6480"/>
-        </w:tabs>
-        <w:ind w:left="6480" w:hanging="360"/>
-      </w:pPr>
-      <w:rPr>
-        <w:rFonts w:ascii="Wingdings" w:hAnsi="Wingdings" w:hint="default"/>
-        <w:sz w:val="20"/>
-      </w:rPr>
-    </w:lvl>
-  </w:abstractNum>
-  <w:abstractNum w:abstractNumId="9" w15:restartNumberingAfterBreak="0">
+  <w:abstractNum w:abstractNumId="4" w15:restartNumberingAfterBreak="0">
     <w:nsid w:val="0F5B43C7"/>
     <w:multiLevelType w:val="multilevel"/>
     <w:tmpl w:val="C9DCA556"/>
@@ -16687,305 +15322,7 @@
       </w:rPr>
     </w:lvl>
   </w:abstractNum>
-  <w:abstractNum w:abstractNumId="10" w15:restartNumberingAfterBreak="0">
-    <w:nsid w:val="0F752748"/>
-    <w:multiLevelType w:val="multilevel"/>
-    <w:tmpl w:val="6980F398"/>
-    <w:lvl w:ilvl="0">
-      <w:start w:val="1"/>
-      <w:numFmt w:val="bullet"/>
-      <w:lvlText w:val=""/>
-      <w:lvlJc w:val="left"/>
-      <w:pPr>
-        <w:tabs>
-          <w:tab w:val="num" w:pos="720"/>
-        </w:tabs>
-        <w:ind w:left="720" w:hanging="360"/>
-      </w:pPr>
-      <w:rPr>
-        <w:rFonts w:ascii="Symbol" w:hAnsi="Symbol" w:hint="default"/>
-        <w:sz w:val="20"/>
-      </w:rPr>
-    </w:lvl>
-    <w:lvl w:ilvl="1">
-      <w:start w:val="1"/>
-      <w:numFmt w:val="bullet"/>
-      <w:lvlText w:val="o"/>
-      <w:lvlJc w:val="left"/>
-      <w:pPr>
-        <w:tabs>
-          <w:tab w:val="num" w:pos="1440"/>
-        </w:tabs>
-        <w:ind w:left="1440" w:hanging="360"/>
-      </w:pPr>
-      <w:rPr>
-        <w:rFonts w:ascii="Courier New" w:hAnsi="Courier New" w:hint="default"/>
-        <w:sz w:val="20"/>
-      </w:rPr>
-    </w:lvl>
-    <w:lvl w:ilvl="2" w:tentative="1">
-      <w:start w:val="1"/>
-      <w:numFmt w:val="bullet"/>
-      <w:lvlText w:val=""/>
-      <w:lvlJc w:val="left"/>
-      <w:pPr>
-        <w:tabs>
-          <w:tab w:val="num" w:pos="2160"/>
-        </w:tabs>
-        <w:ind w:left="2160" w:hanging="360"/>
-      </w:pPr>
-      <w:rPr>
-        <w:rFonts w:ascii="Wingdings" w:hAnsi="Wingdings" w:hint="default"/>
-        <w:sz w:val="20"/>
-      </w:rPr>
-    </w:lvl>
-    <w:lvl w:ilvl="3" w:tentative="1">
-      <w:start w:val="1"/>
-      <w:numFmt w:val="bullet"/>
-      <w:lvlText w:val=""/>
-      <w:lvlJc w:val="left"/>
-      <w:pPr>
-        <w:tabs>
-          <w:tab w:val="num" w:pos="2880"/>
-        </w:tabs>
-        <w:ind w:left="2880" w:hanging="360"/>
-      </w:pPr>
-      <w:rPr>
-        <w:rFonts w:ascii="Wingdings" w:hAnsi="Wingdings" w:hint="default"/>
-        <w:sz w:val="20"/>
-      </w:rPr>
-    </w:lvl>
-    <w:lvl w:ilvl="4" w:tentative="1">
-      <w:start w:val="1"/>
-      <w:numFmt w:val="bullet"/>
-      <w:lvlText w:val=""/>
-      <w:lvlJc w:val="left"/>
-      <w:pPr>
-        <w:tabs>
-          <w:tab w:val="num" w:pos="3600"/>
-        </w:tabs>
-        <w:ind w:left="3600" w:hanging="360"/>
-      </w:pPr>
-      <w:rPr>
-        <w:rFonts w:ascii="Wingdings" w:hAnsi="Wingdings" w:hint="default"/>
-        <w:sz w:val="20"/>
-      </w:rPr>
-    </w:lvl>
-    <w:lvl w:ilvl="5" w:tentative="1">
-      <w:start w:val="1"/>
-      <w:numFmt w:val="bullet"/>
-      <w:lvlText w:val=""/>
-      <w:lvlJc w:val="left"/>
-      <w:pPr>
-        <w:tabs>
-          <w:tab w:val="num" w:pos="4320"/>
-        </w:tabs>
-        <w:ind w:left="4320" w:hanging="360"/>
-      </w:pPr>
-      <w:rPr>
-        <w:rFonts w:ascii="Wingdings" w:hAnsi="Wingdings" w:hint="default"/>
-        <w:sz w:val="20"/>
-      </w:rPr>
-    </w:lvl>
-    <w:lvl w:ilvl="6" w:tentative="1">
-      <w:start w:val="1"/>
-      <w:numFmt w:val="bullet"/>
-      <w:lvlText w:val=""/>
-      <w:lvlJc w:val="left"/>
-      <w:pPr>
-        <w:tabs>
-          <w:tab w:val="num" w:pos="5040"/>
-        </w:tabs>
-        <w:ind w:left="5040" w:hanging="360"/>
-      </w:pPr>
-      <w:rPr>
-        <w:rFonts w:ascii="Wingdings" w:hAnsi="Wingdings" w:hint="default"/>
-        <w:sz w:val="20"/>
-      </w:rPr>
-    </w:lvl>
-    <w:lvl w:ilvl="7" w:tentative="1">
-      <w:start w:val="1"/>
-      <w:numFmt w:val="bullet"/>
-      <w:lvlText w:val=""/>
-      <w:lvlJc w:val="left"/>
-      <w:pPr>
-        <w:tabs>
-          <w:tab w:val="num" w:pos="5760"/>
-        </w:tabs>
-        <w:ind w:left="5760" w:hanging="360"/>
-      </w:pPr>
-      <w:rPr>
-        <w:rFonts w:ascii="Wingdings" w:hAnsi="Wingdings" w:hint="default"/>
-        <w:sz w:val="20"/>
-      </w:rPr>
-    </w:lvl>
-    <w:lvl w:ilvl="8" w:tentative="1">
-      <w:start w:val="1"/>
-      <w:numFmt w:val="bullet"/>
-      <w:lvlText w:val=""/>
-      <w:lvlJc w:val="left"/>
-      <w:pPr>
-        <w:tabs>
-          <w:tab w:val="num" w:pos="6480"/>
-        </w:tabs>
-        <w:ind w:left="6480" w:hanging="360"/>
-      </w:pPr>
-      <w:rPr>
-        <w:rFonts w:ascii="Wingdings" w:hAnsi="Wingdings" w:hint="default"/>
-        <w:sz w:val="20"/>
-      </w:rPr>
-    </w:lvl>
-  </w:abstractNum>
-  <w:abstractNum w:abstractNumId="11" w15:restartNumberingAfterBreak="0">
-    <w:nsid w:val="10680B53"/>
-    <w:multiLevelType w:val="multilevel"/>
-    <w:tmpl w:val="2082866C"/>
-    <w:lvl w:ilvl="0">
-      <w:start w:val="1"/>
-      <w:numFmt w:val="bullet"/>
-      <w:lvlText w:val=""/>
-      <w:lvlJc w:val="left"/>
-      <w:pPr>
-        <w:tabs>
-          <w:tab w:val="num" w:pos="720"/>
-        </w:tabs>
-        <w:ind w:left="720" w:hanging="360"/>
-      </w:pPr>
-      <w:rPr>
-        <w:rFonts w:ascii="Symbol" w:hAnsi="Symbol" w:hint="default"/>
-        <w:sz w:val="20"/>
-      </w:rPr>
-    </w:lvl>
-    <w:lvl w:ilvl="1" w:tentative="1">
-      <w:start w:val="1"/>
-      <w:numFmt w:val="bullet"/>
-      <w:lvlText w:val="o"/>
-      <w:lvlJc w:val="left"/>
-      <w:pPr>
-        <w:tabs>
-          <w:tab w:val="num" w:pos="1440"/>
-        </w:tabs>
-        <w:ind w:left="1440" w:hanging="360"/>
-      </w:pPr>
-      <w:rPr>
-        <w:rFonts w:ascii="Courier New" w:hAnsi="Courier New" w:hint="default"/>
-        <w:sz w:val="20"/>
-      </w:rPr>
-    </w:lvl>
-    <w:lvl w:ilvl="2" w:tentative="1">
-      <w:start w:val="1"/>
-      <w:numFmt w:val="bullet"/>
-      <w:lvlText w:val=""/>
-      <w:lvlJc w:val="left"/>
-      <w:pPr>
-        <w:tabs>
-          <w:tab w:val="num" w:pos="2160"/>
-        </w:tabs>
-        <w:ind w:left="2160" w:hanging="360"/>
-      </w:pPr>
-      <w:rPr>
-        <w:rFonts w:ascii="Wingdings" w:hAnsi="Wingdings" w:hint="default"/>
-        <w:sz w:val="20"/>
-      </w:rPr>
-    </w:lvl>
-    <w:lvl w:ilvl="3" w:tentative="1">
-      <w:start w:val="1"/>
-      <w:numFmt w:val="bullet"/>
-      <w:lvlText w:val=""/>
-      <w:lvlJc w:val="left"/>
-      <w:pPr>
-        <w:tabs>
-          <w:tab w:val="num" w:pos="2880"/>
-        </w:tabs>
-        <w:ind w:left="2880" w:hanging="360"/>
-      </w:pPr>
-      <w:rPr>
-        <w:rFonts w:ascii="Wingdings" w:hAnsi="Wingdings" w:hint="default"/>
-        <w:sz w:val="20"/>
-      </w:rPr>
-    </w:lvl>
-    <w:lvl w:ilvl="4" w:tentative="1">
-      <w:start w:val="1"/>
-      <w:numFmt w:val="bullet"/>
-      <w:lvlText w:val=""/>
-      <w:lvlJc w:val="left"/>
-      <w:pPr>
-        <w:tabs>
-          <w:tab w:val="num" w:pos="3600"/>
-        </w:tabs>
-        <w:ind w:left="3600" w:hanging="360"/>
-      </w:pPr>
-      <w:rPr>
-        <w:rFonts w:ascii="Wingdings" w:hAnsi="Wingdings" w:hint="default"/>
-        <w:sz w:val="20"/>
-      </w:rPr>
-    </w:lvl>
-    <w:lvl w:ilvl="5" w:tentative="1">
-      <w:start w:val="1"/>
-      <w:numFmt w:val="bullet"/>
-      <w:lvlText w:val=""/>
-      <w:lvlJc w:val="left"/>
-      <w:pPr>
-        <w:tabs>
-          <w:tab w:val="num" w:pos="4320"/>
-        </w:tabs>
-        <w:ind w:left="4320" w:hanging="360"/>
-      </w:pPr>
-      <w:rPr>
-        <w:rFonts w:ascii="Wingdings" w:hAnsi="Wingdings" w:hint="default"/>
-        <w:sz w:val="20"/>
-      </w:rPr>
-    </w:lvl>
-    <w:lvl w:ilvl="6" w:tentative="1">
-      <w:start w:val="1"/>
-      <w:numFmt w:val="bullet"/>
-      <w:lvlText w:val=""/>
-      <w:lvlJc w:val="left"/>
-      <w:pPr>
-        <w:tabs>
-          <w:tab w:val="num" w:pos="5040"/>
-        </w:tabs>
-        <w:ind w:left="5040" w:hanging="360"/>
-      </w:pPr>
-      <w:rPr>
-        <w:rFonts w:ascii="Wingdings" w:hAnsi="Wingdings" w:hint="default"/>
-        <w:sz w:val="20"/>
-      </w:rPr>
-    </w:lvl>
-    <w:lvl w:ilvl="7" w:tentative="1">
-      <w:start w:val="1"/>
-      <w:numFmt w:val="bullet"/>
-      <w:lvlText w:val=""/>
-      <w:lvlJc w:val="left"/>
-      <w:pPr>
-        <w:tabs>
-          <w:tab w:val="num" w:pos="5760"/>
-        </w:tabs>
-        <w:ind w:left="5760" w:hanging="360"/>
-      </w:pPr>
-      <w:rPr>
-        <w:rFonts w:ascii="Wingdings" w:hAnsi="Wingdings" w:hint="default"/>
-        <w:sz w:val="20"/>
-      </w:rPr>
-    </w:lvl>
-    <w:lvl w:ilvl="8" w:tentative="1">
-      <w:start w:val="1"/>
-      <w:numFmt w:val="bullet"/>
-      <w:lvlText w:val=""/>
-      <w:lvlJc w:val="left"/>
-      <w:pPr>
-        <w:tabs>
-          <w:tab w:val="num" w:pos="6480"/>
-        </w:tabs>
-        <w:ind w:left="6480" w:hanging="360"/>
-      </w:pPr>
-      <w:rPr>
-        <w:rFonts w:ascii="Wingdings" w:hAnsi="Wingdings" w:hint="default"/>
-        <w:sz w:val="20"/>
-      </w:rPr>
-    </w:lvl>
-  </w:abstractNum>
-  <w:abstractNum w:abstractNumId="12" w15:restartNumberingAfterBreak="0">
+  <w:abstractNum w:abstractNumId="5" w15:restartNumberingAfterBreak="0">
     <w:nsid w:val="10914BD9"/>
     <w:multiLevelType w:val="multilevel"/>
     <w:tmpl w:val="50FAF824"/>
@@ -17107,156 +15444,7 @@
       </w:pPr>
     </w:lvl>
   </w:abstractNum>
-  <w:abstractNum w:abstractNumId="13" w15:restartNumberingAfterBreak="0">
-    <w:nsid w:val="1097311E"/>
-    <w:multiLevelType w:val="multilevel"/>
-    <w:tmpl w:val="03007088"/>
-    <w:lvl w:ilvl="0">
-      <w:start w:val="1"/>
-      <w:numFmt w:val="bullet"/>
-      <w:lvlText w:val=""/>
-      <w:lvlJc w:val="left"/>
-      <w:pPr>
-        <w:tabs>
-          <w:tab w:val="num" w:pos="720"/>
-        </w:tabs>
-        <w:ind w:left="720" w:hanging="360"/>
-      </w:pPr>
-      <w:rPr>
-        <w:rFonts w:ascii="Symbol" w:hAnsi="Symbol" w:hint="default"/>
-        <w:sz w:val="20"/>
-      </w:rPr>
-    </w:lvl>
-    <w:lvl w:ilvl="1" w:tentative="1">
-      <w:start w:val="1"/>
-      <w:numFmt w:val="bullet"/>
-      <w:lvlText w:val="o"/>
-      <w:lvlJc w:val="left"/>
-      <w:pPr>
-        <w:tabs>
-          <w:tab w:val="num" w:pos="1440"/>
-        </w:tabs>
-        <w:ind w:left="1440" w:hanging="360"/>
-      </w:pPr>
-      <w:rPr>
-        <w:rFonts w:ascii="Courier New" w:hAnsi="Courier New" w:hint="default"/>
-        <w:sz w:val="20"/>
-      </w:rPr>
-    </w:lvl>
-    <w:lvl w:ilvl="2" w:tentative="1">
-      <w:start w:val="1"/>
-      <w:numFmt w:val="bullet"/>
-      <w:lvlText w:val=""/>
-      <w:lvlJc w:val="left"/>
-      <w:pPr>
-        <w:tabs>
-          <w:tab w:val="num" w:pos="2160"/>
-        </w:tabs>
-        <w:ind w:left="2160" w:hanging="360"/>
-      </w:pPr>
-      <w:rPr>
-        <w:rFonts w:ascii="Wingdings" w:hAnsi="Wingdings" w:hint="default"/>
-        <w:sz w:val="20"/>
-      </w:rPr>
-    </w:lvl>
-    <w:lvl w:ilvl="3" w:tentative="1">
-      <w:start w:val="1"/>
-      <w:numFmt w:val="bullet"/>
-      <w:lvlText w:val=""/>
-      <w:lvlJc w:val="left"/>
-      <w:pPr>
-        <w:tabs>
-          <w:tab w:val="num" w:pos="2880"/>
-        </w:tabs>
-        <w:ind w:left="2880" w:hanging="360"/>
-      </w:pPr>
-      <w:rPr>
-        <w:rFonts w:ascii="Wingdings" w:hAnsi="Wingdings" w:hint="default"/>
-        <w:sz w:val="20"/>
-      </w:rPr>
-    </w:lvl>
-    <w:lvl w:ilvl="4" w:tentative="1">
-      <w:start w:val="1"/>
-      <w:numFmt w:val="bullet"/>
-      <w:lvlText w:val=""/>
-      <w:lvlJc w:val="left"/>
-      <w:pPr>
-        <w:tabs>
-          <w:tab w:val="num" w:pos="3600"/>
-        </w:tabs>
-        <w:ind w:left="3600" w:hanging="360"/>
-      </w:pPr>
-      <w:rPr>
-        <w:rFonts w:ascii="Wingdings" w:hAnsi="Wingdings" w:hint="default"/>
-        <w:sz w:val="20"/>
-      </w:rPr>
-    </w:lvl>
-    <w:lvl w:ilvl="5" w:tentative="1">
-      <w:start w:val="1"/>
-      <w:numFmt w:val="bullet"/>
-      <w:lvlText w:val=""/>
-      <w:lvlJc w:val="left"/>
-      <w:pPr>
-        <w:tabs>
-          <w:tab w:val="num" w:pos="4320"/>
-        </w:tabs>
-        <w:ind w:left="4320" w:hanging="360"/>
-      </w:pPr>
-      <w:rPr>
-        <w:rFonts w:ascii="Wingdings" w:hAnsi="Wingdings" w:hint="default"/>
-        <w:sz w:val="20"/>
-      </w:rPr>
-    </w:lvl>
-    <w:lvl w:ilvl="6" w:tentative="1">
-      <w:start w:val="1"/>
-      <w:numFmt w:val="bullet"/>
-      <w:lvlText w:val=""/>
-      <w:lvlJc w:val="left"/>
-      <w:pPr>
-        <w:tabs>
-          <w:tab w:val="num" w:pos="5040"/>
-        </w:tabs>
-        <w:ind w:left="5040" w:hanging="360"/>
-      </w:pPr>
-      <w:rPr>
-        <w:rFonts w:ascii="Wingdings" w:hAnsi="Wingdings" w:hint="default"/>
-        <w:sz w:val="20"/>
-      </w:rPr>
-    </w:lvl>
-    <w:lvl w:ilvl="7" w:tentative="1">
-      <w:start w:val="1"/>
-      <w:numFmt w:val="bullet"/>
-      <w:lvlText w:val=""/>
-      <w:lvlJc w:val="left"/>
-      <w:pPr>
-        <w:tabs>
-          <w:tab w:val="num" w:pos="5760"/>
-        </w:tabs>
-        <w:ind w:left="5760" w:hanging="360"/>
-      </w:pPr>
-      <w:rPr>
-        <w:rFonts w:ascii="Wingdings" w:hAnsi="Wingdings" w:hint="default"/>
-        <w:sz w:val="20"/>
-      </w:rPr>
-    </w:lvl>
-    <w:lvl w:ilvl="8" w:tentative="1">
-      <w:start w:val="1"/>
-      <w:numFmt w:val="bullet"/>
-      <w:lvlText w:val=""/>
-      <w:lvlJc w:val="left"/>
-      <w:pPr>
-        <w:tabs>
-          <w:tab w:val="num" w:pos="6480"/>
-        </w:tabs>
-        <w:ind w:left="6480" w:hanging="360"/>
-      </w:pPr>
-      <w:rPr>
-        <w:rFonts w:ascii="Wingdings" w:hAnsi="Wingdings" w:hint="default"/>
-        <w:sz w:val="20"/>
-      </w:rPr>
-    </w:lvl>
-  </w:abstractNum>
-  <w:abstractNum w:abstractNumId="14" w15:restartNumberingAfterBreak="0">
+  <w:abstractNum w:abstractNumId="6" w15:restartNumberingAfterBreak="0">
     <w:nsid w:val="11552908"/>
     <w:multiLevelType w:val="multilevel"/>
     <w:tmpl w:val="AFF4A096"/>
@@ -17405,7 +15593,7 @@
       </w:rPr>
     </w:lvl>
   </w:abstractNum>
-  <w:abstractNum w:abstractNumId="15" w15:restartNumberingAfterBreak="0">
+  <w:abstractNum w:abstractNumId="7" w15:restartNumberingAfterBreak="0">
     <w:nsid w:val="11E649F0"/>
     <w:multiLevelType w:val="multilevel"/>
     <w:tmpl w:val="77C8D976"/>
@@ -17554,305 +15742,7 @@
       </w:rPr>
     </w:lvl>
   </w:abstractNum>
-  <w:abstractNum w:abstractNumId="16" w15:restartNumberingAfterBreak="0">
-    <w:nsid w:val="12CE26A6"/>
-    <w:multiLevelType w:val="multilevel"/>
-    <w:tmpl w:val="D3E6AC0A"/>
-    <w:lvl w:ilvl="0">
-      <w:start w:val="1"/>
-      <w:numFmt w:val="bullet"/>
-      <w:lvlText w:val=""/>
-      <w:lvlJc w:val="left"/>
-      <w:pPr>
-        <w:tabs>
-          <w:tab w:val="num" w:pos="720"/>
-        </w:tabs>
-        <w:ind w:left="720" w:hanging="360"/>
-      </w:pPr>
-      <w:rPr>
-        <w:rFonts w:ascii="Symbol" w:hAnsi="Symbol" w:hint="default"/>
-        <w:sz w:val="20"/>
-      </w:rPr>
-    </w:lvl>
-    <w:lvl w:ilvl="1" w:tentative="1">
-      <w:start w:val="1"/>
-      <w:numFmt w:val="bullet"/>
-      <w:lvlText w:val="o"/>
-      <w:lvlJc w:val="left"/>
-      <w:pPr>
-        <w:tabs>
-          <w:tab w:val="num" w:pos="1440"/>
-        </w:tabs>
-        <w:ind w:left="1440" w:hanging="360"/>
-      </w:pPr>
-      <w:rPr>
-        <w:rFonts w:ascii="Courier New" w:hAnsi="Courier New" w:hint="default"/>
-        <w:sz w:val="20"/>
-      </w:rPr>
-    </w:lvl>
-    <w:lvl w:ilvl="2" w:tentative="1">
-      <w:start w:val="1"/>
-      <w:numFmt w:val="bullet"/>
-      <w:lvlText w:val=""/>
-      <w:lvlJc w:val="left"/>
-      <w:pPr>
-        <w:tabs>
-          <w:tab w:val="num" w:pos="2160"/>
-        </w:tabs>
-        <w:ind w:left="2160" w:hanging="360"/>
-      </w:pPr>
-      <w:rPr>
-        <w:rFonts w:ascii="Wingdings" w:hAnsi="Wingdings" w:hint="default"/>
-        <w:sz w:val="20"/>
-      </w:rPr>
-    </w:lvl>
-    <w:lvl w:ilvl="3" w:tentative="1">
-      <w:start w:val="1"/>
-      <w:numFmt w:val="bullet"/>
-      <w:lvlText w:val=""/>
-      <w:lvlJc w:val="left"/>
-      <w:pPr>
-        <w:tabs>
-          <w:tab w:val="num" w:pos="2880"/>
-        </w:tabs>
-        <w:ind w:left="2880" w:hanging="360"/>
-      </w:pPr>
-      <w:rPr>
-        <w:rFonts w:ascii="Wingdings" w:hAnsi="Wingdings" w:hint="default"/>
-        <w:sz w:val="20"/>
-      </w:rPr>
-    </w:lvl>
-    <w:lvl w:ilvl="4" w:tentative="1">
-      <w:start w:val="1"/>
-      <w:numFmt w:val="bullet"/>
-      <w:lvlText w:val=""/>
-      <w:lvlJc w:val="left"/>
-      <w:pPr>
-        <w:tabs>
-          <w:tab w:val="num" w:pos="3600"/>
-        </w:tabs>
-        <w:ind w:left="3600" w:hanging="360"/>
-      </w:pPr>
-      <w:rPr>
-        <w:rFonts w:ascii="Wingdings" w:hAnsi="Wingdings" w:hint="default"/>
-        <w:sz w:val="20"/>
-      </w:rPr>
-    </w:lvl>
-    <w:lvl w:ilvl="5" w:tentative="1">
-      <w:start w:val="1"/>
-      <w:numFmt w:val="bullet"/>
-      <w:lvlText w:val=""/>
-      <w:lvlJc w:val="left"/>
-      <w:pPr>
-        <w:tabs>
-          <w:tab w:val="num" w:pos="4320"/>
-        </w:tabs>
-        <w:ind w:left="4320" w:hanging="360"/>
-      </w:pPr>
-      <w:rPr>
-        <w:rFonts w:ascii="Wingdings" w:hAnsi="Wingdings" w:hint="default"/>
-        <w:sz w:val="20"/>
-      </w:rPr>
-    </w:lvl>
-    <w:lvl w:ilvl="6" w:tentative="1">
-      <w:start w:val="1"/>
-      <w:numFmt w:val="bullet"/>
-      <w:lvlText w:val=""/>
-      <w:lvlJc w:val="left"/>
-      <w:pPr>
-        <w:tabs>
-          <w:tab w:val="num" w:pos="5040"/>
-        </w:tabs>
-        <w:ind w:left="5040" w:hanging="360"/>
-      </w:pPr>
-      <w:rPr>
-        <w:rFonts w:ascii="Wingdings" w:hAnsi="Wingdings" w:hint="default"/>
-        <w:sz w:val="20"/>
-      </w:rPr>
-    </w:lvl>
-    <w:lvl w:ilvl="7" w:tentative="1">
-      <w:start w:val="1"/>
-      <w:numFmt w:val="bullet"/>
-      <w:lvlText w:val=""/>
-      <w:lvlJc w:val="left"/>
-      <w:pPr>
-        <w:tabs>
-          <w:tab w:val="num" w:pos="5760"/>
-        </w:tabs>
-        <w:ind w:left="5760" w:hanging="360"/>
-      </w:pPr>
-      <w:rPr>
-        <w:rFonts w:ascii="Wingdings" w:hAnsi="Wingdings" w:hint="default"/>
-        <w:sz w:val="20"/>
-      </w:rPr>
-    </w:lvl>
-    <w:lvl w:ilvl="8" w:tentative="1">
-      <w:start w:val="1"/>
-      <w:numFmt w:val="bullet"/>
-      <w:lvlText w:val=""/>
-      <w:lvlJc w:val="left"/>
-      <w:pPr>
-        <w:tabs>
-          <w:tab w:val="num" w:pos="6480"/>
-        </w:tabs>
-        <w:ind w:left="6480" w:hanging="360"/>
-      </w:pPr>
-      <w:rPr>
-        <w:rFonts w:ascii="Wingdings" w:hAnsi="Wingdings" w:hint="default"/>
-        <w:sz w:val="20"/>
-      </w:rPr>
-    </w:lvl>
-  </w:abstractNum>
-  <w:abstractNum w:abstractNumId="17" w15:restartNumberingAfterBreak="0">
-    <w:nsid w:val="13026DD8"/>
-    <w:multiLevelType w:val="multilevel"/>
-    <w:tmpl w:val="A7B670AC"/>
-    <w:lvl w:ilvl="0">
-      <w:start w:val="1"/>
-      <w:numFmt w:val="bullet"/>
-      <w:lvlText w:val=""/>
-      <w:lvlJc w:val="left"/>
-      <w:pPr>
-        <w:tabs>
-          <w:tab w:val="num" w:pos="720"/>
-        </w:tabs>
-        <w:ind w:left="720" w:hanging="360"/>
-      </w:pPr>
-      <w:rPr>
-        <w:rFonts w:ascii="Symbol" w:hAnsi="Symbol" w:hint="default"/>
-        <w:sz w:val="20"/>
-      </w:rPr>
-    </w:lvl>
-    <w:lvl w:ilvl="1">
-      <w:start w:val="1"/>
-      <w:numFmt w:val="bullet"/>
-      <w:lvlText w:val="o"/>
-      <w:lvlJc w:val="left"/>
-      <w:pPr>
-        <w:tabs>
-          <w:tab w:val="num" w:pos="1440"/>
-        </w:tabs>
-        <w:ind w:left="1440" w:hanging="360"/>
-      </w:pPr>
-      <w:rPr>
-        <w:rFonts w:ascii="Courier New" w:hAnsi="Courier New" w:hint="default"/>
-        <w:sz w:val="20"/>
-      </w:rPr>
-    </w:lvl>
-    <w:lvl w:ilvl="2" w:tentative="1">
-      <w:start w:val="1"/>
-      <w:numFmt w:val="bullet"/>
-      <w:lvlText w:val=""/>
-      <w:lvlJc w:val="left"/>
-      <w:pPr>
-        <w:tabs>
-          <w:tab w:val="num" w:pos="2160"/>
-        </w:tabs>
-        <w:ind w:left="2160" w:hanging="360"/>
-      </w:pPr>
-      <w:rPr>
-        <w:rFonts w:ascii="Wingdings" w:hAnsi="Wingdings" w:hint="default"/>
-        <w:sz w:val="20"/>
-      </w:rPr>
-    </w:lvl>
-    <w:lvl w:ilvl="3" w:tentative="1">
-      <w:start w:val="1"/>
-      <w:numFmt w:val="bullet"/>
-      <w:lvlText w:val=""/>
-      <w:lvlJc w:val="left"/>
-      <w:pPr>
-        <w:tabs>
-          <w:tab w:val="num" w:pos="2880"/>
-        </w:tabs>
-        <w:ind w:left="2880" w:hanging="360"/>
-      </w:pPr>
-      <w:rPr>
-        <w:rFonts w:ascii="Wingdings" w:hAnsi="Wingdings" w:hint="default"/>
-        <w:sz w:val="20"/>
-      </w:rPr>
-    </w:lvl>
-    <w:lvl w:ilvl="4" w:tentative="1">
-      <w:start w:val="1"/>
-      <w:numFmt w:val="bullet"/>
-      <w:lvlText w:val=""/>
-      <w:lvlJc w:val="left"/>
-      <w:pPr>
-        <w:tabs>
-          <w:tab w:val="num" w:pos="3600"/>
-        </w:tabs>
-        <w:ind w:left="3600" w:hanging="360"/>
-      </w:pPr>
-      <w:rPr>
-        <w:rFonts w:ascii="Wingdings" w:hAnsi="Wingdings" w:hint="default"/>
-        <w:sz w:val="20"/>
-      </w:rPr>
-    </w:lvl>
-    <w:lvl w:ilvl="5" w:tentative="1">
-      <w:start w:val="1"/>
-      <w:numFmt w:val="bullet"/>
-      <w:lvlText w:val=""/>
-      <w:lvlJc w:val="left"/>
-      <w:pPr>
-        <w:tabs>
-          <w:tab w:val="num" w:pos="4320"/>
-        </w:tabs>
-        <w:ind w:left="4320" w:hanging="360"/>
-      </w:pPr>
-      <w:rPr>
-        <w:rFonts w:ascii="Wingdings" w:hAnsi="Wingdings" w:hint="default"/>
-        <w:sz w:val="20"/>
-      </w:rPr>
-    </w:lvl>
-    <w:lvl w:ilvl="6" w:tentative="1">
-      <w:start w:val="1"/>
-      <w:numFmt w:val="bullet"/>
-      <w:lvlText w:val=""/>
-      <w:lvlJc w:val="left"/>
-      <w:pPr>
-        <w:tabs>
-          <w:tab w:val="num" w:pos="5040"/>
-        </w:tabs>
-        <w:ind w:left="5040" w:hanging="360"/>
-      </w:pPr>
-      <w:rPr>
-        <w:rFonts w:ascii="Wingdings" w:hAnsi="Wingdings" w:hint="default"/>
-        <w:sz w:val="20"/>
-      </w:rPr>
-    </w:lvl>
-    <w:lvl w:ilvl="7" w:tentative="1">
-      <w:start w:val="1"/>
-      <w:numFmt w:val="bullet"/>
-      <w:lvlText w:val=""/>
-      <w:lvlJc w:val="left"/>
-      <w:pPr>
-        <w:tabs>
-          <w:tab w:val="num" w:pos="5760"/>
-        </w:tabs>
-        <w:ind w:left="5760" w:hanging="360"/>
-      </w:pPr>
-      <w:rPr>
-        <w:rFonts w:ascii="Wingdings" w:hAnsi="Wingdings" w:hint="default"/>
-        <w:sz w:val="20"/>
-      </w:rPr>
-    </w:lvl>
-    <w:lvl w:ilvl="8" w:tentative="1">
-      <w:start w:val="1"/>
-      <w:numFmt w:val="bullet"/>
-      <w:lvlText w:val=""/>
-      <w:lvlJc w:val="left"/>
-      <w:pPr>
-        <w:tabs>
-          <w:tab w:val="num" w:pos="6480"/>
-        </w:tabs>
-        <w:ind w:left="6480" w:hanging="360"/>
-      </w:pPr>
-      <w:rPr>
-        <w:rFonts w:ascii="Wingdings" w:hAnsi="Wingdings" w:hint="default"/>
-        <w:sz w:val="20"/>
-      </w:rPr>
-    </w:lvl>
-  </w:abstractNum>
-  <w:abstractNum w:abstractNumId="18" w15:restartNumberingAfterBreak="0">
+  <w:abstractNum w:abstractNumId="8" w15:restartNumberingAfterBreak="0">
     <w:nsid w:val="14192F40"/>
     <w:multiLevelType w:val="multilevel"/>
     <w:tmpl w:val="D9925788"/>
@@ -18001,305 +15891,7 @@
       </w:rPr>
     </w:lvl>
   </w:abstractNum>
-  <w:abstractNum w:abstractNumId="19" w15:restartNumberingAfterBreak="0">
-    <w:nsid w:val="1439091D"/>
-    <w:multiLevelType w:val="multilevel"/>
-    <w:tmpl w:val="7D4EA7B2"/>
-    <w:lvl w:ilvl="0">
-      <w:start w:val="1"/>
-      <w:numFmt w:val="bullet"/>
-      <w:lvlText w:val=""/>
-      <w:lvlJc w:val="left"/>
-      <w:pPr>
-        <w:tabs>
-          <w:tab w:val="num" w:pos="720"/>
-        </w:tabs>
-        <w:ind w:left="720" w:hanging="360"/>
-      </w:pPr>
-      <w:rPr>
-        <w:rFonts w:ascii="Symbol" w:hAnsi="Symbol" w:hint="default"/>
-        <w:sz w:val="20"/>
-      </w:rPr>
-    </w:lvl>
-    <w:lvl w:ilvl="1">
-      <w:start w:val="1"/>
-      <w:numFmt w:val="bullet"/>
-      <w:lvlText w:val="o"/>
-      <w:lvlJc w:val="left"/>
-      <w:pPr>
-        <w:tabs>
-          <w:tab w:val="num" w:pos="1440"/>
-        </w:tabs>
-        <w:ind w:left="1440" w:hanging="360"/>
-      </w:pPr>
-      <w:rPr>
-        <w:rFonts w:ascii="Courier New" w:hAnsi="Courier New" w:hint="default"/>
-        <w:sz w:val="20"/>
-      </w:rPr>
-    </w:lvl>
-    <w:lvl w:ilvl="2" w:tentative="1">
-      <w:start w:val="1"/>
-      <w:numFmt w:val="bullet"/>
-      <w:lvlText w:val=""/>
-      <w:lvlJc w:val="left"/>
-      <w:pPr>
-        <w:tabs>
-          <w:tab w:val="num" w:pos="2160"/>
-        </w:tabs>
-        <w:ind w:left="2160" w:hanging="360"/>
-      </w:pPr>
-      <w:rPr>
-        <w:rFonts w:ascii="Wingdings" w:hAnsi="Wingdings" w:hint="default"/>
-        <w:sz w:val="20"/>
-      </w:rPr>
-    </w:lvl>
-    <w:lvl w:ilvl="3" w:tentative="1">
-      <w:start w:val="1"/>
-      <w:numFmt w:val="bullet"/>
-      <w:lvlText w:val=""/>
-      <w:lvlJc w:val="left"/>
-      <w:pPr>
-        <w:tabs>
-          <w:tab w:val="num" w:pos="2880"/>
-        </w:tabs>
-        <w:ind w:left="2880" w:hanging="360"/>
-      </w:pPr>
-      <w:rPr>
-        <w:rFonts w:ascii="Wingdings" w:hAnsi="Wingdings" w:hint="default"/>
-        <w:sz w:val="20"/>
-      </w:rPr>
-    </w:lvl>
-    <w:lvl w:ilvl="4" w:tentative="1">
-      <w:start w:val="1"/>
-      <w:numFmt w:val="bullet"/>
-      <w:lvlText w:val=""/>
-      <w:lvlJc w:val="left"/>
-      <w:pPr>
-        <w:tabs>
-          <w:tab w:val="num" w:pos="3600"/>
-        </w:tabs>
-        <w:ind w:left="3600" w:hanging="360"/>
-      </w:pPr>
-      <w:rPr>
-        <w:rFonts w:ascii="Wingdings" w:hAnsi="Wingdings" w:hint="default"/>
-        <w:sz w:val="20"/>
-      </w:rPr>
-    </w:lvl>
-    <w:lvl w:ilvl="5" w:tentative="1">
-      <w:start w:val="1"/>
-      <w:numFmt w:val="bullet"/>
-      <w:lvlText w:val=""/>
-      <w:lvlJc w:val="left"/>
-      <w:pPr>
-        <w:tabs>
-          <w:tab w:val="num" w:pos="4320"/>
-        </w:tabs>
-        <w:ind w:left="4320" w:hanging="360"/>
-      </w:pPr>
-      <w:rPr>
-        <w:rFonts w:ascii="Wingdings" w:hAnsi="Wingdings" w:hint="default"/>
-        <w:sz w:val="20"/>
-      </w:rPr>
-    </w:lvl>
-    <w:lvl w:ilvl="6" w:tentative="1">
-      <w:start w:val="1"/>
-      <w:numFmt w:val="bullet"/>
-      <w:lvlText w:val=""/>
-      <w:lvlJc w:val="left"/>
-      <w:pPr>
-        <w:tabs>
-          <w:tab w:val="num" w:pos="5040"/>
-        </w:tabs>
-        <w:ind w:left="5040" w:hanging="360"/>
-      </w:pPr>
-      <w:rPr>
-        <w:rFonts w:ascii="Wingdings" w:hAnsi="Wingdings" w:hint="default"/>
-        <w:sz w:val="20"/>
-      </w:rPr>
-    </w:lvl>
-    <w:lvl w:ilvl="7" w:tentative="1">
-      <w:start w:val="1"/>
-      <w:numFmt w:val="bullet"/>
-      <w:lvlText w:val=""/>
-      <w:lvlJc w:val="left"/>
-      <w:pPr>
-        <w:tabs>
-          <w:tab w:val="num" w:pos="5760"/>
-        </w:tabs>
-        <w:ind w:left="5760" w:hanging="360"/>
-      </w:pPr>
-      <w:rPr>
-        <w:rFonts w:ascii="Wingdings" w:hAnsi="Wingdings" w:hint="default"/>
-        <w:sz w:val="20"/>
-      </w:rPr>
-    </w:lvl>
-    <w:lvl w:ilvl="8" w:tentative="1">
-      <w:start w:val="1"/>
-      <w:numFmt w:val="bullet"/>
-      <w:lvlText w:val=""/>
-      <w:lvlJc w:val="left"/>
-      <w:pPr>
-        <w:tabs>
-          <w:tab w:val="num" w:pos="6480"/>
-        </w:tabs>
-        <w:ind w:left="6480" w:hanging="360"/>
-      </w:pPr>
-      <w:rPr>
-        <w:rFonts w:ascii="Wingdings" w:hAnsi="Wingdings" w:hint="default"/>
-        <w:sz w:val="20"/>
-      </w:rPr>
-    </w:lvl>
-  </w:abstractNum>
-  <w:abstractNum w:abstractNumId="20" w15:restartNumberingAfterBreak="0">
-    <w:nsid w:val="15D40D26"/>
-    <w:multiLevelType w:val="multilevel"/>
-    <w:tmpl w:val="4A38C590"/>
-    <w:lvl w:ilvl="0">
-      <w:start w:val="1"/>
-      <w:numFmt w:val="bullet"/>
-      <w:lvlText w:val=""/>
-      <w:lvlJc w:val="left"/>
-      <w:pPr>
-        <w:tabs>
-          <w:tab w:val="num" w:pos="720"/>
-        </w:tabs>
-        <w:ind w:left="720" w:hanging="360"/>
-      </w:pPr>
-      <w:rPr>
-        <w:rFonts w:ascii="Symbol" w:hAnsi="Symbol" w:hint="default"/>
-        <w:sz w:val="20"/>
-      </w:rPr>
-    </w:lvl>
-    <w:lvl w:ilvl="1" w:tentative="1">
-      <w:start w:val="1"/>
-      <w:numFmt w:val="bullet"/>
-      <w:lvlText w:val="o"/>
-      <w:lvlJc w:val="left"/>
-      <w:pPr>
-        <w:tabs>
-          <w:tab w:val="num" w:pos="1440"/>
-        </w:tabs>
-        <w:ind w:left="1440" w:hanging="360"/>
-      </w:pPr>
-      <w:rPr>
-        <w:rFonts w:ascii="Courier New" w:hAnsi="Courier New" w:hint="default"/>
-        <w:sz w:val="20"/>
-      </w:rPr>
-    </w:lvl>
-    <w:lvl w:ilvl="2" w:tentative="1">
-      <w:start w:val="1"/>
-      <w:numFmt w:val="bullet"/>
-      <w:lvlText w:val=""/>
-      <w:lvlJc w:val="left"/>
-      <w:pPr>
-        <w:tabs>
-          <w:tab w:val="num" w:pos="2160"/>
-        </w:tabs>
-        <w:ind w:left="2160" w:hanging="360"/>
-      </w:pPr>
-      <w:rPr>
-        <w:rFonts w:ascii="Wingdings" w:hAnsi="Wingdings" w:hint="default"/>
-        <w:sz w:val="20"/>
-      </w:rPr>
-    </w:lvl>
-    <w:lvl w:ilvl="3" w:tentative="1">
-      <w:start w:val="1"/>
-      <w:numFmt w:val="bullet"/>
-      <w:lvlText w:val=""/>
-      <w:lvlJc w:val="left"/>
-      <w:pPr>
-        <w:tabs>
-          <w:tab w:val="num" w:pos="2880"/>
-        </w:tabs>
-        <w:ind w:left="2880" w:hanging="360"/>
-      </w:pPr>
-      <w:rPr>
-        <w:rFonts w:ascii="Wingdings" w:hAnsi="Wingdings" w:hint="default"/>
-        <w:sz w:val="20"/>
-      </w:rPr>
-    </w:lvl>
-    <w:lvl w:ilvl="4" w:tentative="1">
-      <w:start w:val="1"/>
-      <w:numFmt w:val="bullet"/>
-      <w:lvlText w:val=""/>
-      <w:lvlJc w:val="left"/>
-      <w:pPr>
-        <w:tabs>
-          <w:tab w:val="num" w:pos="3600"/>
-        </w:tabs>
-        <w:ind w:left="3600" w:hanging="360"/>
-      </w:pPr>
-      <w:rPr>
-        <w:rFonts w:ascii="Wingdings" w:hAnsi="Wingdings" w:hint="default"/>
-        <w:sz w:val="20"/>
-      </w:rPr>
-    </w:lvl>
-    <w:lvl w:ilvl="5" w:tentative="1">
-      <w:start w:val="1"/>
-      <w:numFmt w:val="bullet"/>
-      <w:lvlText w:val=""/>
-      <w:lvlJc w:val="left"/>
-      <w:pPr>
-        <w:tabs>
-          <w:tab w:val="num" w:pos="4320"/>
-        </w:tabs>
-        <w:ind w:left="4320" w:hanging="360"/>
-      </w:pPr>
-      <w:rPr>
-        <w:rFonts w:ascii="Wingdings" w:hAnsi="Wingdings" w:hint="default"/>
-        <w:sz w:val="20"/>
-      </w:rPr>
-    </w:lvl>
-    <w:lvl w:ilvl="6" w:tentative="1">
-      <w:start w:val="1"/>
-      <w:numFmt w:val="bullet"/>
-      <w:lvlText w:val=""/>
-      <w:lvlJc w:val="left"/>
-      <w:pPr>
-        <w:tabs>
-          <w:tab w:val="num" w:pos="5040"/>
-        </w:tabs>
-        <w:ind w:left="5040" w:hanging="360"/>
-      </w:pPr>
-      <w:rPr>
-        <w:rFonts w:ascii="Wingdings" w:hAnsi="Wingdings" w:hint="default"/>
-        <w:sz w:val="20"/>
-      </w:rPr>
-    </w:lvl>
-    <w:lvl w:ilvl="7" w:tentative="1">
-      <w:start w:val="1"/>
-      <w:numFmt w:val="bullet"/>
-      <w:lvlText w:val=""/>
-      <w:lvlJc w:val="left"/>
-      <w:pPr>
-        <w:tabs>
-          <w:tab w:val="num" w:pos="5760"/>
-        </w:tabs>
-        <w:ind w:left="5760" w:hanging="360"/>
-      </w:pPr>
-      <w:rPr>
-        <w:rFonts w:ascii="Wingdings" w:hAnsi="Wingdings" w:hint="default"/>
-        <w:sz w:val="20"/>
-      </w:rPr>
-    </w:lvl>
-    <w:lvl w:ilvl="8" w:tentative="1">
-      <w:start w:val="1"/>
-      <w:numFmt w:val="bullet"/>
-      <w:lvlText w:val=""/>
-      <w:lvlJc w:val="left"/>
-      <w:pPr>
-        <w:tabs>
-          <w:tab w:val="num" w:pos="6480"/>
-        </w:tabs>
-        <w:ind w:left="6480" w:hanging="360"/>
-      </w:pPr>
-      <w:rPr>
-        <w:rFonts w:ascii="Wingdings" w:hAnsi="Wingdings" w:hint="default"/>
-        <w:sz w:val="20"/>
-      </w:rPr>
-    </w:lvl>
-  </w:abstractNum>
-  <w:abstractNum w:abstractNumId="21" w15:restartNumberingAfterBreak="0">
+  <w:abstractNum w:abstractNumId="9" w15:restartNumberingAfterBreak="0">
     <w:nsid w:val="16D6410A"/>
     <w:multiLevelType w:val="multilevel"/>
     <w:tmpl w:val="C728E6C8"/>
@@ -18448,7 +16040,7 @@
       </w:rPr>
     </w:lvl>
   </w:abstractNum>
-  <w:abstractNum w:abstractNumId="22" w15:restartNumberingAfterBreak="0">
+  <w:abstractNum w:abstractNumId="10" w15:restartNumberingAfterBreak="0">
     <w:nsid w:val="1768278C"/>
     <w:multiLevelType w:val="multilevel"/>
     <w:tmpl w:val="C82CDD24"/>
@@ -18597,7 +16189,7 @@
       </w:rPr>
     </w:lvl>
   </w:abstractNum>
-  <w:abstractNum w:abstractNumId="23" w15:restartNumberingAfterBreak="0">
+  <w:abstractNum w:abstractNumId="11" w15:restartNumberingAfterBreak="0">
     <w:nsid w:val="1B427ACB"/>
     <w:multiLevelType w:val="multilevel"/>
     <w:tmpl w:val="435A2A9A"/>
@@ -18710,7 +16302,7 @@
       </w:pPr>
     </w:lvl>
   </w:abstractNum>
-  <w:abstractNum w:abstractNumId="24" w15:restartNumberingAfterBreak="0">
+  <w:abstractNum w:abstractNumId="12" w15:restartNumberingAfterBreak="0">
     <w:nsid w:val="1D5214A6"/>
     <w:multiLevelType w:val="hybridMultilevel"/>
     <w:tmpl w:val="021C69CC"/>
@@ -18851,603 +16443,7 @@
       </w:rPr>
     </w:lvl>
   </w:abstractNum>
-  <w:abstractNum w:abstractNumId="25" w15:restartNumberingAfterBreak="0">
-    <w:nsid w:val="1F011512"/>
-    <w:multiLevelType w:val="multilevel"/>
-    <w:tmpl w:val="1004AEEA"/>
-    <w:lvl w:ilvl="0">
-      <w:start w:val="1"/>
-      <w:numFmt w:val="bullet"/>
-      <w:lvlText w:val=""/>
-      <w:lvlJc w:val="left"/>
-      <w:pPr>
-        <w:tabs>
-          <w:tab w:val="num" w:pos="720"/>
-        </w:tabs>
-        <w:ind w:left="720" w:hanging="360"/>
-      </w:pPr>
-      <w:rPr>
-        <w:rFonts w:ascii="Symbol" w:hAnsi="Symbol" w:hint="default"/>
-        <w:sz w:val="20"/>
-      </w:rPr>
-    </w:lvl>
-    <w:lvl w:ilvl="1" w:tentative="1">
-      <w:start w:val="1"/>
-      <w:numFmt w:val="bullet"/>
-      <w:lvlText w:val="o"/>
-      <w:lvlJc w:val="left"/>
-      <w:pPr>
-        <w:tabs>
-          <w:tab w:val="num" w:pos="1440"/>
-        </w:tabs>
-        <w:ind w:left="1440" w:hanging="360"/>
-      </w:pPr>
-      <w:rPr>
-        <w:rFonts w:ascii="Courier New" w:hAnsi="Courier New" w:hint="default"/>
-        <w:sz w:val="20"/>
-      </w:rPr>
-    </w:lvl>
-    <w:lvl w:ilvl="2" w:tentative="1">
-      <w:start w:val="1"/>
-      <w:numFmt w:val="bullet"/>
-      <w:lvlText w:val=""/>
-      <w:lvlJc w:val="left"/>
-      <w:pPr>
-        <w:tabs>
-          <w:tab w:val="num" w:pos="2160"/>
-        </w:tabs>
-        <w:ind w:left="2160" w:hanging="360"/>
-      </w:pPr>
-      <w:rPr>
-        <w:rFonts w:ascii="Wingdings" w:hAnsi="Wingdings" w:hint="default"/>
-        <w:sz w:val="20"/>
-      </w:rPr>
-    </w:lvl>
-    <w:lvl w:ilvl="3" w:tentative="1">
-      <w:start w:val="1"/>
-      <w:numFmt w:val="bullet"/>
-      <w:lvlText w:val=""/>
-      <w:lvlJc w:val="left"/>
-      <w:pPr>
-        <w:tabs>
-          <w:tab w:val="num" w:pos="2880"/>
-        </w:tabs>
-        <w:ind w:left="2880" w:hanging="360"/>
-      </w:pPr>
-      <w:rPr>
-        <w:rFonts w:ascii="Wingdings" w:hAnsi="Wingdings" w:hint="default"/>
-        <w:sz w:val="20"/>
-      </w:rPr>
-    </w:lvl>
-    <w:lvl w:ilvl="4" w:tentative="1">
-      <w:start w:val="1"/>
-      <w:numFmt w:val="bullet"/>
-      <w:lvlText w:val=""/>
-      <w:lvlJc w:val="left"/>
-      <w:pPr>
-        <w:tabs>
-          <w:tab w:val="num" w:pos="3600"/>
-        </w:tabs>
-        <w:ind w:left="3600" w:hanging="360"/>
-      </w:pPr>
-      <w:rPr>
-        <w:rFonts w:ascii="Wingdings" w:hAnsi="Wingdings" w:hint="default"/>
-        <w:sz w:val="20"/>
-      </w:rPr>
-    </w:lvl>
-    <w:lvl w:ilvl="5" w:tentative="1">
-      <w:start w:val="1"/>
-      <w:numFmt w:val="bullet"/>
-      <w:lvlText w:val=""/>
-      <w:lvlJc w:val="left"/>
-      <w:pPr>
-        <w:tabs>
-          <w:tab w:val="num" w:pos="4320"/>
-        </w:tabs>
-        <w:ind w:left="4320" w:hanging="360"/>
-      </w:pPr>
-      <w:rPr>
-        <w:rFonts w:ascii="Wingdings" w:hAnsi="Wingdings" w:hint="default"/>
-        <w:sz w:val="20"/>
-      </w:rPr>
-    </w:lvl>
-    <w:lvl w:ilvl="6" w:tentative="1">
-      <w:start w:val="1"/>
-      <w:numFmt w:val="bullet"/>
-      <w:lvlText w:val=""/>
-      <w:lvlJc w:val="left"/>
-      <w:pPr>
-        <w:tabs>
-          <w:tab w:val="num" w:pos="5040"/>
-        </w:tabs>
-        <w:ind w:left="5040" w:hanging="360"/>
-      </w:pPr>
-      <w:rPr>
-        <w:rFonts w:ascii="Wingdings" w:hAnsi="Wingdings" w:hint="default"/>
-        <w:sz w:val="20"/>
-      </w:rPr>
-    </w:lvl>
-    <w:lvl w:ilvl="7" w:tentative="1">
-      <w:start w:val="1"/>
-      <w:numFmt w:val="bullet"/>
-      <w:lvlText w:val=""/>
-      <w:lvlJc w:val="left"/>
-      <w:pPr>
-        <w:tabs>
-          <w:tab w:val="num" w:pos="5760"/>
-        </w:tabs>
-        <w:ind w:left="5760" w:hanging="360"/>
-      </w:pPr>
-      <w:rPr>
-        <w:rFonts w:ascii="Wingdings" w:hAnsi="Wingdings" w:hint="default"/>
-        <w:sz w:val="20"/>
-      </w:rPr>
-    </w:lvl>
-    <w:lvl w:ilvl="8" w:tentative="1">
-      <w:start w:val="1"/>
-      <w:numFmt w:val="bullet"/>
-      <w:lvlText w:val=""/>
-      <w:lvlJc w:val="left"/>
-      <w:pPr>
-        <w:tabs>
-          <w:tab w:val="num" w:pos="6480"/>
-        </w:tabs>
-        <w:ind w:left="6480" w:hanging="360"/>
-      </w:pPr>
-      <w:rPr>
-        <w:rFonts w:ascii="Wingdings" w:hAnsi="Wingdings" w:hint="default"/>
-        <w:sz w:val="20"/>
-      </w:rPr>
-    </w:lvl>
-  </w:abstractNum>
-  <w:abstractNum w:abstractNumId="26" w15:restartNumberingAfterBreak="0">
-    <w:nsid w:val="210A33B0"/>
-    <w:multiLevelType w:val="multilevel"/>
-    <w:tmpl w:val="530AFD3E"/>
-    <w:lvl w:ilvl="0">
-      <w:start w:val="1"/>
-      <w:numFmt w:val="bullet"/>
-      <w:lvlText w:val=""/>
-      <w:lvlJc w:val="left"/>
-      <w:pPr>
-        <w:tabs>
-          <w:tab w:val="num" w:pos="720"/>
-        </w:tabs>
-        <w:ind w:left="720" w:hanging="360"/>
-      </w:pPr>
-      <w:rPr>
-        <w:rFonts w:ascii="Symbol" w:hAnsi="Symbol" w:hint="default"/>
-        <w:sz w:val="20"/>
-      </w:rPr>
-    </w:lvl>
-    <w:lvl w:ilvl="1" w:tentative="1">
-      <w:start w:val="1"/>
-      <w:numFmt w:val="bullet"/>
-      <w:lvlText w:val="o"/>
-      <w:lvlJc w:val="left"/>
-      <w:pPr>
-        <w:tabs>
-          <w:tab w:val="num" w:pos="1440"/>
-        </w:tabs>
-        <w:ind w:left="1440" w:hanging="360"/>
-      </w:pPr>
-      <w:rPr>
-        <w:rFonts w:ascii="Courier New" w:hAnsi="Courier New" w:hint="default"/>
-        <w:sz w:val="20"/>
-      </w:rPr>
-    </w:lvl>
-    <w:lvl w:ilvl="2" w:tentative="1">
-      <w:start w:val="1"/>
-      <w:numFmt w:val="bullet"/>
-      <w:lvlText w:val=""/>
-      <w:lvlJc w:val="left"/>
-      <w:pPr>
-        <w:tabs>
-          <w:tab w:val="num" w:pos="2160"/>
-        </w:tabs>
-        <w:ind w:left="2160" w:hanging="360"/>
-      </w:pPr>
-      <w:rPr>
-        <w:rFonts w:ascii="Wingdings" w:hAnsi="Wingdings" w:hint="default"/>
-        <w:sz w:val="20"/>
-      </w:rPr>
-    </w:lvl>
-    <w:lvl w:ilvl="3" w:tentative="1">
-      <w:start w:val="1"/>
-      <w:numFmt w:val="bullet"/>
-      <w:lvlText w:val=""/>
-      <w:lvlJc w:val="left"/>
-      <w:pPr>
-        <w:tabs>
-          <w:tab w:val="num" w:pos="2880"/>
-        </w:tabs>
-        <w:ind w:left="2880" w:hanging="360"/>
-      </w:pPr>
-      <w:rPr>
-        <w:rFonts w:ascii="Wingdings" w:hAnsi="Wingdings" w:hint="default"/>
-        <w:sz w:val="20"/>
-      </w:rPr>
-    </w:lvl>
-    <w:lvl w:ilvl="4" w:tentative="1">
-      <w:start w:val="1"/>
-      <w:numFmt w:val="bullet"/>
-      <w:lvlText w:val=""/>
-      <w:lvlJc w:val="left"/>
-      <w:pPr>
-        <w:tabs>
-          <w:tab w:val="num" w:pos="3600"/>
-        </w:tabs>
-        <w:ind w:left="3600" w:hanging="360"/>
-      </w:pPr>
-      <w:rPr>
-        <w:rFonts w:ascii="Wingdings" w:hAnsi="Wingdings" w:hint="default"/>
-        <w:sz w:val="20"/>
-      </w:rPr>
-    </w:lvl>
-    <w:lvl w:ilvl="5" w:tentative="1">
-      <w:start w:val="1"/>
-      <w:numFmt w:val="bullet"/>
-      <w:lvlText w:val=""/>
-      <w:lvlJc w:val="left"/>
-      <w:pPr>
-        <w:tabs>
-          <w:tab w:val="num" w:pos="4320"/>
-        </w:tabs>
-        <w:ind w:left="4320" w:hanging="360"/>
-      </w:pPr>
-      <w:rPr>
-        <w:rFonts w:ascii="Wingdings" w:hAnsi="Wingdings" w:hint="default"/>
-        <w:sz w:val="20"/>
-      </w:rPr>
-    </w:lvl>
-    <w:lvl w:ilvl="6" w:tentative="1">
-      <w:start w:val="1"/>
-      <w:numFmt w:val="bullet"/>
-      <w:lvlText w:val=""/>
-      <w:lvlJc w:val="left"/>
-      <w:pPr>
-        <w:tabs>
-          <w:tab w:val="num" w:pos="5040"/>
-        </w:tabs>
-        <w:ind w:left="5040" w:hanging="360"/>
-      </w:pPr>
-      <w:rPr>
-        <w:rFonts w:ascii="Wingdings" w:hAnsi="Wingdings" w:hint="default"/>
-        <w:sz w:val="20"/>
-      </w:rPr>
-    </w:lvl>
-    <w:lvl w:ilvl="7" w:tentative="1">
-      <w:start w:val="1"/>
-      <w:numFmt w:val="bullet"/>
-      <w:lvlText w:val=""/>
-      <w:lvlJc w:val="left"/>
-      <w:pPr>
-        <w:tabs>
-          <w:tab w:val="num" w:pos="5760"/>
-        </w:tabs>
-        <w:ind w:left="5760" w:hanging="360"/>
-      </w:pPr>
-      <w:rPr>
-        <w:rFonts w:ascii="Wingdings" w:hAnsi="Wingdings" w:hint="default"/>
-        <w:sz w:val="20"/>
-      </w:rPr>
-    </w:lvl>
-    <w:lvl w:ilvl="8" w:tentative="1">
-      <w:start w:val="1"/>
-      <w:numFmt w:val="bullet"/>
-      <w:lvlText w:val=""/>
-      <w:lvlJc w:val="left"/>
-      <w:pPr>
-        <w:tabs>
-          <w:tab w:val="num" w:pos="6480"/>
-        </w:tabs>
-        <w:ind w:left="6480" w:hanging="360"/>
-      </w:pPr>
-      <w:rPr>
-        <w:rFonts w:ascii="Wingdings" w:hAnsi="Wingdings" w:hint="default"/>
-        <w:sz w:val="20"/>
-      </w:rPr>
-    </w:lvl>
-  </w:abstractNum>
-  <w:abstractNum w:abstractNumId="27" w15:restartNumberingAfterBreak="0">
-    <w:nsid w:val="217D73B8"/>
-    <w:multiLevelType w:val="multilevel"/>
-    <w:tmpl w:val="5CB288F6"/>
-    <w:lvl w:ilvl="0">
-      <w:start w:val="1"/>
-      <w:numFmt w:val="bullet"/>
-      <w:lvlText w:val=""/>
-      <w:lvlJc w:val="left"/>
-      <w:pPr>
-        <w:tabs>
-          <w:tab w:val="num" w:pos="720"/>
-        </w:tabs>
-        <w:ind w:left="720" w:hanging="360"/>
-      </w:pPr>
-      <w:rPr>
-        <w:rFonts w:ascii="Symbol" w:hAnsi="Symbol" w:hint="default"/>
-        <w:sz w:val="20"/>
-      </w:rPr>
-    </w:lvl>
-    <w:lvl w:ilvl="1" w:tentative="1">
-      <w:start w:val="1"/>
-      <w:numFmt w:val="bullet"/>
-      <w:lvlText w:val="o"/>
-      <w:lvlJc w:val="left"/>
-      <w:pPr>
-        <w:tabs>
-          <w:tab w:val="num" w:pos="1440"/>
-        </w:tabs>
-        <w:ind w:left="1440" w:hanging="360"/>
-      </w:pPr>
-      <w:rPr>
-        <w:rFonts w:ascii="Courier New" w:hAnsi="Courier New" w:hint="default"/>
-        <w:sz w:val="20"/>
-      </w:rPr>
-    </w:lvl>
-    <w:lvl w:ilvl="2" w:tentative="1">
-      <w:start w:val="1"/>
-      <w:numFmt w:val="bullet"/>
-      <w:lvlText w:val=""/>
-      <w:lvlJc w:val="left"/>
-      <w:pPr>
-        <w:tabs>
-          <w:tab w:val="num" w:pos="2160"/>
-        </w:tabs>
-        <w:ind w:left="2160" w:hanging="360"/>
-      </w:pPr>
-      <w:rPr>
-        <w:rFonts w:ascii="Wingdings" w:hAnsi="Wingdings" w:hint="default"/>
-        <w:sz w:val="20"/>
-      </w:rPr>
-    </w:lvl>
-    <w:lvl w:ilvl="3" w:tentative="1">
-      <w:start w:val="1"/>
-      <w:numFmt w:val="bullet"/>
-      <w:lvlText w:val=""/>
-      <w:lvlJc w:val="left"/>
-      <w:pPr>
-        <w:tabs>
-          <w:tab w:val="num" w:pos="2880"/>
-        </w:tabs>
-        <w:ind w:left="2880" w:hanging="360"/>
-      </w:pPr>
-      <w:rPr>
-        <w:rFonts w:ascii="Wingdings" w:hAnsi="Wingdings" w:hint="default"/>
-        <w:sz w:val="20"/>
-      </w:rPr>
-    </w:lvl>
-    <w:lvl w:ilvl="4" w:tentative="1">
-      <w:start w:val="1"/>
-      <w:numFmt w:val="bullet"/>
-      <w:lvlText w:val=""/>
-      <w:lvlJc w:val="left"/>
-      <w:pPr>
-        <w:tabs>
-          <w:tab w:val="num" w:pos="3600"/>
-        </w:tabs>
-        <w:ind w:left="3600" w:hanging="360"/>
-      </w:pPr>
-      <w:rPr>
-        <w:rFonts w:ascii="Wingdings" w:hAnsi="Wingdings" w:hint="default"/>
-        <w:sz w:val="20"/>
-      </w:rPr>
-    </w:lvl>
-    <w:lvl w:ilvl="5" w:tentative="1">
-      <w:start w:val="1"/>
-      <w:numFmt w:val="bullet"/>
-      <w:lvlText w:val=""/>
-      <w:lvlJc w:val="left"/>
-      <w:pPr>
-        <w:tabs>
-          <w:tab w:val="num" w:pos="4320"/>
-        </w:tabs>
-        <w:ind w:left="4320" w:hanging="360"/>
-      </w:pPr>
-      <w:rPr>
-        <w:rFonts w:ascii="Wingdings" w:hAnsi="Wingdings" w:hint="default"/>
-        <w:sz w:val="20"/>
-      </w:rPr>
-    </w:lvl>
-    <w:lvl w:ilvl="6" w:tentative="1">
-      <w:start w:val="1"/>
-      <w:numFmt w:val="bullet"/>
-      <w:lvlText w:val=""/>
-      <w:lvlJc w:val="left"/>
-      <w:pPr>
-        <w:tabs>
-          <w:tab w:val="num" w:pos="5040"/>
-        </w:tabs>
-        <w:ind w:left="5040" w:hanging="360"/>
-      </w:pPr>
-      <w:rPr>
-        <w:rFonts w:ascii="Wingdings" w:hAnsi="Wingdings" w:hint="default"/>
-        <w:sz w:val="20"/>
-      </w:rPr>
-    </w:lvl>
-    <w:lvl w:ilvl="7" w:tentative="1">
-      <w:start w:val="1"/>
-      <w:numFmt w:val="bullet"/>
-      <w:lvlText w:val=""/>
-      <w:lvlJc w:val="left"/>
-      <w:pPr>
-        <w:tabs>
-          <w:tab w:val="num" w:pos="5760"/>
-        </w:tabs>
-        <w:ind w:left="5760" w:hanging="360"/>
-      </w:pPr>
-      <w:rPr>
-        <w:rFonts w:ascii="Wingdings" w:hAnsi="Wingdings" w:hint="default"/>
-        <w:sz w:val="20"/>
-      </w:rPr>
-    </w:lvl>
-    <w:lvl w:ilvl="8" w:tentative="1">
-      <w:start w:val="1"/>
-      <w:numFmt w:val="bullet"/>
-      <w:lvlText w:val=""/>
-      <w:lvlJc w:val="left"/>
-      <w:pPr>
-        <w:tabs>
-          <w:tab w:val="num" w:pos="6480"/>
-        </w:tabs>
-        <w:ind w:left="6480" w:hanging="360"/>
-      </w:pPr>
-      <w:rPr>
-        <w:rFonts w:ascii="Wingdings" w:hAnsi="Wingdings" w:hint="default"/>
-        <w:sz w:val="20"/>
-      </w:rPr>
-    </w:lvl>
-  </w:abstractNum>
-  <w:abstractNum w:abstractNumId="28" w15:restartNumberingAfterBreak="0">
-    <w:nsid w:val="2338530B"/>
-    <w:multiLevelType w:val="multilevel"/>
-    <w:tmpl w:val="3A88C192"/>
-    <w:lvl w:ilvl="0">
-      <w:start w:val="1"/>
-      <w:numFmt w:val="bullet"/>
-      <w:lvlText w:val=""/>
-      <w:lvlJc w:val="left"/>
-      <w:pPr>
-        <w:tabs>
-          <w:tab w:val="num" w:pos="720"/>
-        </w:tabs>
-        <w:ind w:left="720" w:hanging="360"/>
-      </w:pPr>
-      <w:rPr>
-        <w:rFonts w:ascii="Symbol" w:hAnsi="Symbol" w:hint="default"/>
-        <w:sz w:val="20"/>
-      </w:rPr>
-    </w:lvl>
-    <w:lvl w:ilvl="1" w:tentative="1">
-      <w:start w:val="1"/>
-      <w:numFmt w:val="bullet"/>
-      <w:lvlText w:val="o"/>
-      <w:lvlJc w:val="left"/>
-      <w:pPr>
-        <w:tabs>
-          <w:tab w:val="num" w:pos="1440"/>
-        </w:tabs>
-        <w:ind w:left="1440" w:hanging="360"/>
-      </w:pPr>
-      <w:rPr>
-        <w:rFonts w:ascii="Courier New" w:hAnsi="Courier New" w:hint="default"/>
-        <w:sz w:val="20"/>
-      </w:rPr>
-    </w:lvl>
-    <w:lvl w:ilvl="2" w:tentative="1">
-      <w:start w:val="1"/>
-      <w:numFmt w:val="bullet"/>
-      <w:lvlText w:val=""/>
-      <w:lvlJc w:val="left"/>
-      <w:pPr>
-        <w:tabs>
-          <w:tab w:val="num" w:pos="2160"/>
-        </w:tabs>
-        <w:ind w:left="2160" w:hanging="360"/>
-      </w:pPr>
-      <w:rPr>
-        <w:rFonts w:ascii="Wingdings" w:hAnsi="Wingdings" w:hint="default"/>
-        <w:sz w:val="20"/>
-      </w:rPr>
-    </w:lvl>
-    <w:lvl w:ilvl="3" w:tentative="1">
-      <w:start w:val="1"/>
-      <w:numFmt w:val="bullet"/>
-      <w:lvlText w:val=""/>
-      <w:lvlJc w:val="left"/>
-      <w:pPr>
-        <w:tabs>
-          <w:tab w:val="num" w:pos="2880"/>
-        </w:tabs>
-        <w:ind w:left="2880" w:hanging="360"/>
-      </w:pPr>
-      <w:rPr>
-        <w:rFonts w:ascii="Wingdings" w:hAnsi="Wingdings" w:hint="default"/>
-        <w:sz w:val="20"/>
-      </w:rPr>
-    </w:lvl>
-    <w:lvl w:ilvl="4" w:tentative="1">
-      <w:start w:val="1"/>
-      <w:numFmt w:val="bullet"/>
-      <w:lvlText w:val=""/>
-      <w:lvlJc w:val="left"/>
-      <w:pPr>
-        <w:tabs>
-          <w:tab w:val="num" w:pos="3600"/>
-        </w:tabs>
-        <w:ind w:left="3600" w:hanging="360"/>
-      </w:pPr>
-      <w:rPr>
-        <w:rFonts w:ascii="Wingdings" w:hAnsi="Wingdings" w:hint="default"/>
-        <w:sz w:val="20"/>
-      </w:rPr>
-    </w:lvl>
-    <w:lvl w:ilvl="5" w:tentative="1">
-      <w:start w:val="1"/>
-      <w:numFmt w:val="bullet"/>
-      <w:lvlText w:val=""/>
-      <w:lvlJc w:val="left"/>
-      <w:pPr>
-        <w:tabs>
-          <w:tab w:val="num" w:pos="4320"/>
-        </w:tabs>
-        <w:ind w:left="4320" w:hanging="360"/>
-      </w:pPr>
-      <w:rPr>
-        <w:rFonts w:ascii="Wingdings" w:hAnsi="Wingdings" w:hint="default"/>
-        <w:sz w:val="20"/>
-      </w:rPr>
-    </w:lvl>
-    <w:lvl w:ilvl="6" w:tentative="1">
-      <w:start w:val="1"/>
-      <w:numFmt w:val="bullet"/>
-      <w:lvlText w:val=""/>
-      <w:lvlJc w:val="left"/>
-      <w:pPr>
-        <w:tabs>
-          <w:tab w:val="num" w:pos="5040"/>
-        </w:tabs>
-        <w:ind w:left="5040" w:hanging="360"/>
-      </w:pPr>
-      <w:rPr>
-        <w:rFonts w:ascii="Wingdings" w:hAnsi="Wingdings" w:hint="default"/>
-        <w:sz w:val="20"/>
-      </w:rPr>
-    </w:lvl>
-    <w:lvl w:ilvl="7" w:tentative="1">
-      <w:start w:val="1"/>
-      <w:numFmt w:val="bullet"/>
-      <w:lvlText w:val=""/>
-      <w:lvlJc w:val="left"/>
-      <w:pPr>
-        <w:tabs>
-          <w:tab w:val="num" w:pos="5760"/>
-        </w:tabs>
-        <w:ind w:left="5760" w:hanging="360"/>
-      </w:pPr>
-      <w:rPr>
-        <w:rFonts w:ascii="Wingdings" w:hAnsi="Wingdings" w:hint="default"/>
-        <w:sz w:val="20"/>
-      </w:rPr>
-    </w:lvl>
-    <w:lvl w:ilvl="8" w:tentative="1">
-      <w:start w:val="1"/>
-      <w:numFmt w:val="bullet"/>
-      <w:lvlText w:val=""/>
-      <w:lvlJc w:val="left"/>
-      <w:pPr>
-        <w:tabs>
-          <w:tab w:val="num" w:pos="6480"/>
-        </w:tabs>
-        <w:ind w:left="6480" w:hanging="360"/>
-      </w:pPr>
-      <w:rPr>
-        <w:rFonts w:ascii="Wingdings" w:hAnsi="Wingdings" w:hint="default"/>
-        <w:sz w:val="20"/>
-      </w:rPr>
-    </w:lvl>
-  </w:abstractNum>
-  <w:abstractNum w:abstractNumId="29" w15:restartNumberingAfterBreak="0">
+  <w:abstractNum w:abstractNumId="13" w15:restartNumberingAfterBreak="0">
     <w:nsid w:val="25CB2024"/>
     <w:multiLevelType w:val="multilevel"/>
     <w:tmpl w:val="80C6BE9C"/>
@@ -19596,7 +16592,7 @@
       </w:rPr>
     </w:lvl>
   </w:abstractNum>
-  <w:abstractNum w:abstractNumId="30" w15:restartNumberingAfterBreak="0">
+  <w:abstractNum w:abstractNumId="14" w15:restartNumberingAfterBreak="0">
     <w:nsid w:val="261E07CF"/>
     <w:multiLevelType w:val="multilevel"/>
     <w:tmpl w:val="7F52142E"/>
@@ -19745,7 +16741,7 @@
       </w:rPr>
     </w:lvl>
   </w:abstractNum>
-  <w:abstractNum w:abstractNumId="31" w15:restartNumberingAfterBreak="0">
+  <w:abstractNum w:abstractNumId="15" w15:restartNumberingAfterBreak="0">
     <w:nsid w:val="2667693E"/>
     <w:multiLevelType w:val="multilevel"/>
     <w:tmpl w:val="7A70A9CE"/>
@@ -19894,156 +16890,7 @@
       </w:rPr>
     </w:lvl>
   </w:abstractNum>
-  <w:abstractNum w:abstractNumId="32" w15:restartNumberingAfterBreak="0">
-    <w:nsid w:val="26734916"/>
-    <w:multiLevelType w:val="multilevel"/>
-    <w:tmpl w:val="191A4A62"/>
-    <w:lvl w:ilvl="0">
-      <w:start w:val="1"/>
-      <w:numFmt w:val="bullet"/>
-      <w:lvlText w:val=""/>
-      <w:lvlJc w:val="left"/>
-      <w:pPr>
-        <w:tabs>
-          <w:tab w:val="num" w:pos="720"/>
-        </w:tabs>
-        <w:ind w:left="720" w:hanging="360"/>
-      </w:pPr>
-      <w:rPr>
-        <w:rFonts w:ascii="Symbol" w:hAnsi="Symbol" w:hint="default"/>
-        <w:sz w:val="20"/>
-      </w:rPr>
-    </w:lvl>
-    <w:lvl w:ilvl="1">
-      <w:start w:val="1"/>
-      <w:numFmt w:val="bullet"/>
-      <w:lvlText w:val="o"/>
-      <w:lvlJc w:val="left"/>
-      <w:pPr>
-        <w:tabs>
-          <w:tab w:val="num" w:pos="1440"/>
-        </w:tabs>
-        <w:ind w:left="1440" w:hanging="360"/>
-      </w:pPr>
-      <w:rPr>
-        <w:rFonts w:ascii="Courier New" w:hAnsi="Courier New" w:hint="default"/>
-        <w:sz w:val="20"/>
-      </w:rPr>
-    </w:lvl>
-    <w:lvl w:ilvl="2" w:tentative="1">
-      <w:start w:val="1"/>
-      <w:numFmt w:val="bullet"/>
-      <w:lvlText w:val=""/>
-      <w:lvlJc w:val="left"/>
-      <w:pPr>
-        <w:tabs>
-          <w:tab w:val="num" w:pos="2160"/>
-        </w:tabs>
-        <w:ind w:left="2160" w:hanging="360"/>
-      </w:pPr>
-      <w:rPr>
-        <w:rFonts w:ascii="Wingdings" w:hAnsi="Wingdings" w:hint="default"/>
-        <w:sz w:val="20"/>
-      </w:rPr>
-    </w:lvl>
-    <w:lvl w:ilvl="3" w:tentative="1">
-      <w:start w:val="1"/>
-      <w:numFmt w:val="bullet"/>
-      <w:lvlText w:val=""/>
-      <w:lvlJc w:val="left"/>
-      <w:pPr>
-        <w:tabs>
-          <w:tab w:val="num" w:pos="2880"/>
-        </w:tabs>
-        <w:ind w:left="2880" w:hanging="360"/>
-      </w:pPr>
-      <w:rPr>
-        <w:rFonts w:ascii="Wingdings" w:hAnsi="Wingdings" w:hint="default"/>
-        <w:sz w:val="20"/>
-      </w:rPr>
-    </w:lvl>
-    <w:lvl w:ilvl="4" w:tentative="1">
-      <w:start w:val="1"/>
-      <w:numFmt w:val="bullet"/>
-      <w:lvlText w:val=""/>
-      <w:lvlJc w:val="left"/>
-      <w:pPr>
-        <w:tabs>
-          <w:tab w:val="num" w:pos="3600"/>
-        </w:tabs>
-        <w:ind w:left="3600" w:hanging="360"/>
-      </w:pPr>
-      <w:rPr>
-        <w:rFonts w:ascii="Wingdings" w:hAnsi="Wingdings" w:hint="default"/>
-        <w:sz w:val="20"/>
-      </w:rPr>
-    </w:lvl>
-    <w:lvl w:ilvl="5" w:tentative="1">
-      <w:start w:val="1"/>
-      <w:numFmt w:val="bullet"/>
-      <w:lvlText w:val=""/>
-      <w:lvlJc w:val="left"/>
-      <w:pPr>
-        <w:tabs>
-          <w:tab w:val="num" w:pos="4320"/>
-        </w:tabs>
-        <w:ind w:left="4320" w:hanging="360"/>
-      </w:pPr>
-      <w:rPr>
-        <w:rFonts w:ascii="Wingdings" w:hAnsi="Wingdings" w:hint="default"/>
-        <w:sz w:val="20"/>
-      </w:rPr>
-    </w:lvl>
-    <w:lvl w:ilvl="6" w:tentative="1">
-      <w:start w:val="1"/>
-      <w:numFmt w:val="bullet"/>
-      <w:lvlText w:val=""/>
-      <w:lvlJc w:val="left"/>
-      <w:pPr>
-        <w:tabs>
-          <w:tab w:val="num" w:pos="5040"/>
-        </w:tabs>
-        <w:ind w:left="5040" w:hanging="360"/>
-      </w:pPr>
-      <w:rPr>
-        <w:rFonts w:ascii="Wingdings" w:hAnsi="Wingdings" w:hint="default"/>
-        <w:sz w:val="20"/>
-      </w:rPr>
-    </w:lvl>
-    <w:lvl w:ilvl="7" w:tentative="1">
-      <w:start w:val="1"/>
-      <w:numFmt w:val="bullet"/>
-      <w:lvlText w:val=""/>
-      <w:lvlJc w:val="left"/>
-      <w:pPr>
-        <w:tabs>
-          <w:tab w:val="num" w:pos="5760"/>
-        </w:tabs>
-        <w:ind w:left="5760" w:hanging="360"/>
-      </w:pPr>
-      <w:rPr>
-        <w:rFonts w:ascii="Wingdings" w:hAnsi="Wingdings" w:hint="default"/>
-        <w:sz w:val="20"/>
-      </w:rPr>
-    </w:lvl>
-    <w:lvl w:ilvl="8" w:tentative="1">
-      <w:start w:val="1"/>
-      <w:numFmt w:val="bullet"/>
-      <w:lvlText w:val=""/>
-      <w:lvlJc w:val="left"/>
-      <w:pPr>
-        <w:tabs>
-          <w:tab w:val="num" w:pos="6480"/>
-        </w:tabs>
-        <w:ind w:left="6480" w:hanging="360"/>
-      </w:pPr>
-      <w:rPr>
-        <w:rFonts w:ascii="Wingdings" w:hAnsi="Wingdings" w:hint="default"/>
-        <w:sz w:val="20"/>
-      </w:rPr>
-    </w:lvl>
-  </w:abstractNum>
-  <w:abstractNum w:abstractNumId="33" w15:restartNumberingAfterBreak="0">
+  <w:abstractNum w:abstractNumId="16" w15:restartNumberingAfterBreak="0">
     <w:nsid w:val="28586F3E"/>
     <w:multiLevelType w:val="multilevel"/>
     <w:tmpl w:val="FAAA0E1C"/>
@@ -20156,7 +17003,7 @@
       </w:pPr>
     </w:lvl>
   </w:abstractNum>
-  <w:abstractNum w:abstractNumId="34" w15:restartNumberingAfterBreak="0">
+  <w:abstractNum w:abstractNumId="17" w15:restartNumberingAfterBreak="0">
     <w:nsid w:val="28B72CBC"/>
     <w:multiLevelType w:val="multilevel"/>
     <w:tmpl w:val="D48800D6"/>
@@ -20305,7 +17152,7 @@
       </w:rPr>
     </w:lvl>
   </w:abstractNum>
-  <w:abstractNum w:abstractNumId="35" w15:restartNumberingAfterBreak="0">
+  <w:abstractNum w:abstractNumId="18" w15:restartNumberingAfterBreak="0">
     <w:nsid w:val="2AEC55F0"/>
     <w:multiLevelType w:val="multilevel"/>
     <w:tmpl w:val="2FDA331C"/>
@@ -20454,156 +17301,7 @@
       </w:rPr>
     </w:lvl>
   </w:abstractNum>
-  <w:abstractNum w:abstractNumId="36" w15:restartNumberingAfterBreak="0">
-    <w:nsid w:val="2AF839DD"/>
-    <w:multiLevelType w:val="multilevel"/>
-    <w:tmpl w:val="4BE4D2C4"/>
-    <w:lvl w:ilvl="0">
-      <w:start w:val="1"/>
-      <w:numFmt w:val="bullet"/>
-      <w:lvlText w:val=""/>
-      <w:lvlJc w:val="left"/>
-      <w:pPr>
-        <w:tabs>
-          <w:tab w:val="num" w:pos="1440"/>
-        </w:tabs>
-        <w:ind w:left="1440" w:hanging="360"/>
-      </w:pPr>
-      <w:rPr>
-        <w:rFonts w:ascii="Symbol" w:hAnsi="Symbol" w:hint="default"/>
-        <w:sz w:val="20"/>
-      </w:rPr>
-    </w:lvl>
-    <w:lvl w:ilvl="1" w:tentative="1">
-      <w:start w:val="1"/>
-      <w:numFmt w:val="bullet"/>
-      <w:lvlText w:val="o"/>
-      <w:lvlJc w:val="left"/>
-      <w:pPr>
-        <w:tabs>
-          <w:tab w:val="num" w:pos="2160"/>
-        </w:tabs>
-        <w:ind w:left="2160" w:hanging="360"/>
-      </w:pPr>
-      <w:rPr>
-        <w:rFonts w:ascii="Courier New" w:hAnsi="Courier New" w:hint="default"/>
-        <w:sz w:val="20"/>
-      </w:rPr>
-    </w:lvl>
-    <w:lvl w:ilvl="2" w:tentative="1">
-      <w:start w:val="1"/>
-      <w:numFmt w:val="bullet"/>
-      <w:lvlText w:val=""/>
-      <w:lvlJc w:val="left"/>
-      <w:pPr>
-        <w:tabs>
-          <w:tab w:val="num" w:pos="2880"/>
-        </w:tabs>
-        <w:ind w:left="2880" w:hanging="360"/>
-      </w:pPr>
-      <w:rPr>
-        <w:rFonts w:ascii="Wingdings" w:hAnsi="Wingdings" w:hint="default"/>
-        <w:sz w:val="20"/>
-      </w:rPr>
-    </w:lvl>
-    <w:lvl w:ilvl="3" w:tentative="1">
-      <w:start w:val="1"/>
-      <w:numFmt w:val="bullet"/>
-      <w:lvlText w:val=""/>
-      <w:lvlJc w:val="left"/>
-      <w:pPr>
-        <w:tabs>
-          <w:tab w:val="num" w:pos="3600"/>
-        </w:tabs>
-        <w:ind w:left="3600" w:hanging="360"/>
-      </w:pPr>
-      <w:rPr>
-        <w:rFonts w:ascii="Wingdings" w:hAnsi="Wingdings" w:hint="default"/>
-        <w:sz w:val="20"/>
-      </w:rPr>
-    </w:lvl>
-    <w:lvl w:ilvl="4" w:tentative="1">
-      <w:start w:val="1"/>
-      <w:numFmt w:val="bullet"/>
-      <w:lvlText w:val=""/>
-      <w:lvlJc w:val="left"/>
-      <w:pPr>
-        <w:tabs>
-          <w:tab w:val="num" w:pos="4320"/>
-        </w:tabs>
-        <w:ind w:left="4320" w:hanging="360"/>
-      </w:pPr>
-      <w:rPr>
-        <w:rFonts w:ascii="Wingdings" w:hAnsi="Wingdings" w:hint="default"/>
-        <w:sz w:val="20"/>
-      </w:rPr>
-    </w:lvl>
-    <w:lvl w:ilvl="5" w:tentative="1">
-      <w:start w:val="1"/>
-      <w:numFmt w:val="bullet"/>
-      <w:lvlText w:val=""/>
-      <w:lvlJc w:val="left"/>
-      <w:pPr>
-        <w:tabs>
-          <w:tab w:val="num" w:pos="5040"/>
-        </w:tabs>
-        <w:ind w:left="5040" w:hanging="360"/>
-      </w:pPr>
-      <w:rPr>
-        <w:rFonts w:ascii="Wingdings" w:hAnsi="Wingdings" w:hint="default"/>
-        <w:sz w:val="20"/>
-      </w:rPr>
-    </w:lvl>
-    <w:lvl w:ilvl="6" w:tentative="1">
-      <w:start w:val="1"/>
-      <w:numFmt w:val="bullet"/>
-      <w:lvlText w:val=""/>
-      <w:lvlJc w:val="left"/>
-      <w:pPr>
-        <w:tabs>
-          <w:tab w:val="num" w:pos="5760"/>
-        </w:tabs>
-        <w:ind w:left="5760" w:hanging="360"/>
-      </w:pPr>
-      <w:rPr>
-        <w:rFonts w:ascii="Wingdings" w:hAnsi="Wingdings" w:hint="default"/>
-        <w:sz w:val="20"/>
-      </w:rPr>
-    </w:lvl>
-    <w:lvl w:ilvl="7" w:tentative="1">
-      <w:start w:val="1"/>
-      <w:numFmt w:val="bullet"/>
-      <w:lvlText w:val=""/>
-      <w:lvlJc w:val="left"/>
-      <w:pPr>
-        <w:tabs>
-          <w:tab w:val="num" w:pos="6480"/>
-        </w:tabs>
-        <w:ind w:left="6480" w:hanging="360"/>
-      </w:pPr>
-      <w:rPr>
-        <w:rFonts w:ascii="Wingdings" w:hAnsi="Wingdings" w:hint="default"/>
-        <w:sz w:val="20"/>
-      </w:rPr>
-    </w:lvl>
-    <w:lvl w:ilvl="8" w:tentative="1">
-      <w:start w:val="1"/>
-      <w:numFmt w:val="bullet"/>
-      <w:lvlText w:val=""/>
-      <w:lvlJc w:val="left"/>
-      <w:pPr>
-        <w:tabs>
-          <w:tab w:val="num" w:pos="7200"/>
-        </w:tabs>
-        <w:ind w:left="7200" w:hanging="360"/>
-      </w:pPr>
-      <w:rPr>
-        <w:rFonts w:ascii="Wingdings" w:hAnsi="Wingdings" w:hint="default"/>
-        <w:sz w:val="20"/>
-      </w:rPr>
-    </w:lvl>
-  </w:abstractNum>
-  <w:abstractNum w:abstractNumId="37" w15:restartNumberingAfterBreak="0">
+  <w:abstractNum w:abstractNumId="19" w15:restartNumberingAfterBreak="0">
     <w:nsid w:val="2D41615B"/>
     <w:multiLevelType w:val="multilevel"/>
     <w:tmpl w:val="7B448482"/>
@@ -20752,567 +17450,7 @@
       </w:rPr>
     </w:lvl>
   </w:abstractNum>
-  <w:abstractNum w:abstractNumId="38" w15:restartNumberingAfterBreak="0">
-    <w:nsid w:val="2D6C3241"/>
-    <w:multiLevelType w:val="multilevel"/>
-    <w:tmpl w:val="26A25C2E"/>
-    <w:lvl w:ilvl="0">
-      <w:start w:val="1"/>
-      <w:numFmt w:val="bullet"/>
-      <w:lvlText w:val=""/>
-      <w:lvlJc w:val="left"/>
-      <w:pPr>
-        <w:tabs>
-          <w:tab w:val="num" w:pos="720"/>
-        </w:tabs>
-        <w:ind w:left="720" w:hanging="360"/>
-      </w:pPr>
-      <w:rPr>
-        <w:rFonts w:ascii="Symbol" w:hAnsi="Symbol" w:hint="default"/>
-        <w:sz w:val="20"/>
-      </w:rPr>
-    </w:lvl>
-    <w:lvl w:ilvl="1">
-      <w:start w:val="1"/>
-      <w:numFmt w:val="bullet"/>
-      <w:lvlText w:val="o"/>
-      <w:lvlJc w:val="left"/>
-      <w:pPr>
-        <w:tabs>
-          <w:tab w:val="num" w:pos="1440"/>
-        </w:tabs>
-        <w:ind w:left="1440" w:hanging="360"/>
-      </w:pPr>
-      <w:rPr>
-        <w:rFonts w:ascii="Courier New" w:hAnsi="Courier New" w:hint="default"/>
-        <w:sz w:val="20"/>
-      </w:rPr>
-    </w:lvl>
-    <w:lvl w:ilvl="2" w:tentative="1">
-      <w:start w:val="1"/>
-      <w:numFmt w:val="bullet"/>
-      <w:lvlText w:val=""/>
-      <w:lvlJc w:val="left"/>
-      <w:pPr>
-        <w:tabs>
-          <w:tab w:val="num" w:pos="2160"/>
-        </w:tabs>
-        <w:ind w:left="2160" w:hanging="360"/>
-      </w:pPr>
-      <w:rPr>
-        <w:rFonts w:ascii="Wingdings" w:hAnsi="Wingdings" w:hint="default"/>
-        <w:sz w:val="20"/>
-      </w:rPr>
-    </w:lvl>
-    <w:lvl w:ilvl="3" w:tentative="1">
-      <w:start w:val="1"/>
-      <w:numFmt w:val="bullet"/>
-      <w:lvlText w:val=""/>
-      <w:lvlJc w:val="left"/>
-      <w:pPr>
-        <w:tabs>
-          <w:tab w:val="num" w:pos="2880"/>
-        </w:tabs>
-        <w:ind w:left="2880" w:hanging="360"/>
-      </w:pPr>
-      <w:rPr>
-        <w:rFonts w:ascii="Wingdings" w:hAnsi="Wingdings" w:hint="default"/>
-        <w:sz w:val="20"/>
-      </w:rPr>
-    </w:lvl>
-    <w:lvl w:ilvl="4" w:tentative="1">
-      <w:start w:val="1"/>
-      <w:numFmt w:val="bullet"/>
-      <w:lvlText w:val=""/>
-      <w:lvlJc w:val="left"/>
-      <w:pPr>
-        <w:tabs>
-          <w:tab w:val="num" w:pos="3600"/>
-        </w:tabs>
-        <w:ind w:left="3600" w:hanging="360"/>
-      </w:pPr>
-      <w:rPr>
-        <w:rFonts w:ascii="Wingdings" w:hAnsi="Wingdings" w:hint="default"/>
-        <w:sz w:val="20"/>
-      </w:rPr>
-    </w:lvl>
-    <w:lvl w:ilvl="5" w:tentative="1">
-      <w:start w:val="1"/>
-      <w:numFmt w:val="bullet"/>
-      <w:lvlText w:val=""/>
-      <w:lvlJc w:val="left"/>
-      <w:pPr>
-        <w:tabs>
-          <w:tab w:val="num" w:pos="4320"/>
-        </w:tabs>
-        <w:ind w:left="4320" w:hanging="360"/>
-      </w:pPr>
-      <w:rPr>
-        <w:rFonts w:ascii="Wingdings" w:hAnsi="Wingdings" w:hint="default"/>
-        <w:sz w:val="20"/>
-      </w:rPr>
-    </w:lvl>
-    <w:lvl w:ilvl="6" w:tentative="1">
-      <w:start w:val="1"/>
-      <w:numFmt w:val="bullet"/>
-      <w:lvlText w:val=""/>
-      <w:lvlJc w:val="left"/>
-      <w:pPr>
-        <w:tabs>
-          <w:tab w:val="num" w:pos="5040"/>
-        </w:tabs>
-        <w:ind w:left="5040" w:hanging="360"/>
-      </w:pPr>
-      <w:rPr>
-        <w:rFonts w:ascii="Wingdings" w:hAnsi="Wingdings" w:hint="default"/>
-        <w:sz w:val="20"/>
-      </w:rPr>
-    </w:lvl>
-    <w:lvl w:ilvl="7" w:tentative="1">
-      <w:start w:val="1"/>
-      <w:numFmt w:val="bullet"/>
-      <w:lvlText w:val=""/>
-      <w:lvlJc w:val="left"/>
-      <w:pPr>
-        <w:tabs>
-          <w:tab w:val="num" w:pos="5760"/>
-        </w:tabs>
-        <w:ind w:left="5760" w:hanging="360"/>
-      </w:pPr>
-      <w:rPr>
-        <w:rFonts w:ascii="Wingdings" w:hAnsi="Wingdings" w:hint="default"/>
-        <w:sz w:val="20"/>
-      </w:rPr>
-    </w:lvl>
-    <w:lvl w:ilvl="8" w:tentative="1">
-      <w:start w:val="1"/>
-      <w:numFmt w:val="bullet"/>
-      <w:lvlText w:val=""/>
-      <w:lvlJc w:val="left"/>
-      <w:pPr>
-        <w:tabs>
-          <w:tab w:val="num" w:pos="6480"/>
-        </w:tabs>
-        <w:ind w:left="6480" w:hanging="360"/>
-      </w:pPr>
-      <w:rPr>
-        <w:rFonts w:ascii="Wingdings" w:hAnsi="Wingdings" w:hint="default"/>
-        <w:sz w:val="20"/>
-      </w:rPr>
-    </w:lvl>
-  </w:abstractNum>
-  <w:abstractNum w:abstractNumId="39" w15:restartNumberingAfterBreak="0">
-    <w:nsid w:val="2F081121"/>
-    <w:multiLevelType w:val="multilevel"/>
-    <w:tmpl w:val="A5FEABA6"/>
-    <w:lvl w:ilvl="0">
-      <w:start w:val="1"/>
-      <w:numFmt w:val="bullet"/>
-      <w:lvlText w:val=""/>
-      <w:lvlJc w:val="left"/>
-      <w:pPr>
-        <w:tabs>
-          <w:tab w:val="num" w:pos="720"/>
-        </w:tabs>
-        <w:ind w:left="720" w:hanging="360"/>
-      </w:pPr>
-      <w:rPr>
-        <w:rFonts w:ascii="Symbol" w:hAnsi="Symbol" w:hint="default"/>
-        <w:sz w:val="20"/>
-      </w:rPr>
-    </w:lvl>
-    <w:lvl w:ilvl="1" w:tentative="1">
-      <w:start w:val="1"/>
-      <w:numFmt w:val="bullet"/>
-      <w:lvlText w:val="o"/>
-      <w:lvlJc w:val="left"/>
-      <w:pPr>
-        <w:tabs>
-          <w:tab w:val="num" w:pos="1440"/>
-        </w:tabs>
-        <w:ind w:left="1440" w:hanging="360"/>
-      </w:pPr>
-      <w:rPr>
-        <w:rFonts w:ascii="Courier New" w:hAnsi="Courier New" w:hint="default"/>
-        <w:sz w:val="20"/>
-      </w:rPr>
-    </w:lvl>
-    <w:lvl w:ilvl="2" w:tentative="1">
-      <w:start w:val="1"/>
-      <w:numFmt w:val="bullet"/>
-      <w:lvlText w:val=""/>
-      <w:lvlJc w:val="left"/>
-      <w:pPr>
-        <w:tabs>
-          <w:tab w:val="num" w:pos="2160"/>
-        </w:tabs>
-        <w:ind w:left="2160" w:hanging="360"/>
-      </w:pPr>
-      <w:rPr>
-        <w:rFonts w:ascii="Wingdings" w:hAnsi="Wingdings" w:hint="default"/>
-        <w:sz w:val="20"/>
-      </w:rPr>
-    </w:lvl>
-    <w:lvl w:ilvl="3" w:tentative="1">
-      <w:start w:val="1"/>
-      <w:numFmt w:val="bullet"/>
-      <w:lvlText w:val=""/>
-      <w:lvlJc w:val="left"/>
-      <w:pPr>
-        <w:tabs>
-          <w:tab w:val="num" w:pos="2880"/>
-        </w:tabs>
-        <w:ind w:left="2880" w:hanging="360"/>
-      </w:pPr>
-      <w:rPr>
-        <w:rFonts w:ascii="Wingdings" w:hAnsi="Wingdings" w:hint="default"/>
-        <w:sz w:val="20"/>
-      </w:rPr>
-    </w:lvl>
-    <w:lvl w:ilvl="4" w:tentative="1">
-      <w:start w:val="1"/>
-      <w:numFmt w:val="bullet"/>
-      <w:lvlText w:val=""/>
-      <w:lvlJc w:val="left"/>
-      <w:pPr>
-        <w:tabs>
-          <w:tab w:val="num" w:pos="3600"/>
-        </w:tabs>
-        <w:ind w:left="3600" w:hanging="360"/>
-      </w:pPr>
-      <w:rPr>
-        <w:rFonts w:ascii="Wingdings" w:hAnsi="Wingdings" w:hint="default"/>
-        <w:sz w:val="20"/>
-      </w:rPr>
-    </w:lvl>
-    <w:lvl w:ilvl="5" w:tentative="1">
-      <w:start w:val="1"/>
-      <w:numFmt w:val="bullet"/>
-      <w:lvlText w:val=""/>
-      <w:lvlJc w:val="left"/>
-      <w:pPr>
-        <w:tabs>
-          <w:tab w:val="num" w:pos="4320"/>
-        </w:tabs>
-        <w:ind w:left="4320" w:hanging="360"/>
-      </w:pPr>
-      <w:rPr>
-        <w:rFonts w:ascii="Wingdings" w:hAnsi="Wingdings" w:hint="default"/>
-        <w:sz w:val="20"/>
-      </w:rPr>
-    </w:lvl>
-    <w:lvl w:ilvl="6" w:tentative="1">
-      <w:start w:val="1"/>
-      <w:numFmt w:val="bullet"/>
-      <w:lvlText w:val=""/>
-      <w:lvlJc w:val="left"/>
-      <w:pPr>
-        <w:tabs>
-          <w:tab w:val="num" w:pos="5040"/>
-        </w:tabs>
-        <w:ind w:left="5040" w:hanging="360"/>
-      </w:pPr>
-      <w:rPr>
-        <w:rFonts w:ascii="Wingdings" w:hAnsi="Wingdings" w:hint="default"/>
-        <w:sz w:val="20"/>
-      </w:rPr>
-    </w:lvl>
-    <w:lvl w:ilvl="7" w:tentative="1">
-      <w:start w:val="1"/>
-      <w:numFmt w:val="bullet"/>
-      <w:lvlText w:val=""/>
-      <w:lvlJc w:val="left"/>
-      <w:pPr>
-        <w:tabs>
-          <w:tab w:val="num" w:pos="5760"/>
-        </w:tabs>
-        <w:ind w:left="5760" w:hanging="360"/>
-      </w:pPr>
-      <w:rPr>
-        <w:rFonts w:ascii="Wingdings" w:hAnsi="Wingdings" w:hint="default"/>
-        <w:sz w:val="20"/>
-      </w:rPr>
-    </w:lvl>
-    <w:lvl w:ilvl="8" w:tentative="1">
-      <w:start w:val="1"/>
-      <w:numFmt w:val="bullet"/>
-      <w:lvlText w:val=""/>
-      <w:lvlJc w:val="left"/>
-      <w:pPr>
-        <w:tabs>
-          <w:tab w:val="num" w:pos="6480"/>
-        </w:tabs>
-        <w:ind w:left="6480" w:hanging="360"/>
-      </w:pPr>
-      <w:rPr>
-        <w:rFonts w:ascii="Wingdings" w:hAnsi="Wingdings" w:hint="default"/>
-        <w:sz w:val="20"/>
-      </w:rPr>
-    </w:lvl>
-  </w:abstractNum>
-  <w:abstractNum w:abstractNumId="40" w15:restartNumberingAfterBreak="0">
-    <w:nsid w:val="2F760A15"/>
-    <w:multiLevelType w:val="hybridMultilevel"/>
-    <w:tmpl w:val="D474E462"/>
-    <w:lvl w:ilvl="0" w:tplc="40090001">
-      <w:start w:val="1"/>
-      <w:numFmt w:val="bullet"/>
-      <w:lvlText w:val=""/>
-      <w:lvlJc w:val="left"/>
-      <w:pPr>
-        <w:ind w:left="720" w:hanging="360"/>
-      </w:pPr>
-      <w:rPr>
-        <w:rFonts w:ascii="Symbol" w:hAnsi="Symbol" w:hint="default"/>
-      </w:rPr>
-    </w:lvl>
-    <w:lvl w:ilvl="1" w:tplc="40090003" w:tentative="1">
-      <w:start w:val="1"/>
-      <w:numFmt w:val="bullet"/>
-      <w:lvlText w:val="o"/>
-      <w:lvlJc w:val="left"/>
-      <w:pPr>
-        <w:ind w:left="1440" w:hanging="360"/>
-      </w:pPr>
-      <w:rPr>
-        <w:rFonts w:ascii="Courier New" w:hAnsi="Courier New" w:cs="Courier New" w:hint="default"/>
-      </w:rPr>
-    </w:lvl>
-    <w:lvl w:ilvl="2" w:tplc="40090005" w:tentative="1">
-      <w:start w:val="1"/>
-      <w:numFmt w:val="bullet"/>
-      <w:lvlText w:val=""/>
-      <w:lvlJc w:val="left"/>
-      <w:pPr>
-        <w:ind w:left="2160" w:hanging="360"/>
-      </w:pPr>
-      <w:rPr>
-        <w:rFonts w:ascii="Wingdings" w:hAnsi="Wingdings" w:hint="default"/>
-      </w:rPr>
-    </w:lvl>
-    <w:lvl w:ilvl="3" w:tplc="40090001" w:tentative="1">
-      <w:start w:val="1"/>
-      <w:numFmt w:val="bullet"/>
-      <w:lvlText w:val=""/>
-      <w:lvlJc w:val="left"/>
-      <w:pPr>
-        <w:ind w:left="2880" w:hanging="360"/>
-      </w:pPr>
-      <w:rPr>
-        <w:rFonts w:ascii="Symbol" w:hAnsi="Symbol" w:hint="default"/>
-      </w:rPr>
-    </w:lvl>
-    <w:lvl w:ilvl="4" w:tplc="40090003" w:tentative="1">
-      <w:start w:val="1"/>
-      <w:numFmt w:val="bullet"/>
-      <w:lvlText w:val="o"/>
-      <w:lvlJc w:val="left"/>
-      <w:pPr>
-        <w:ind w:left="3600" w:hanging="360"/>
-      </w:pPr>
-      <w:rPr>
-        <w:rFonts w:ascii="Courier New" w:hAnsi="Courier New" w:cs="Courier New" w:hint="default"/>
-      </w:rPr>
-    </w:lvl>
-    <w:lvl w:ilvl="5" w:tplc="40090005" w:tentative="1">
-      <w:start w:val="1"/>
-      <w:numFmt w:val="bullet"/>
-      <w:lvlText w:val=""/>
-      <w:lvlJc w:val="left"/>
-      <w:pPr>
-        <w:ind w:left="4320" w:hanging="360"/>
-      </w:pPr>
-      <w:rPr>
-        <w:rFonts w:ascii="Wingdings" w:hAnsi="Wingdings" w:hint="default"/>
-      </w:rPr>
-    </w:lvl>
-    <w:lvl w:ilvl="6" w:tplc="40090001" w:tentative="1">
-      <w:start w:val="1"/>
-      <w:numFmt w:val="bullet"/>
-      <w:lvlText w:val=""/>
-      <w:lvlJc w:val="left"/>
-      <w:pPr>
-        <w:ind w:left="5040" w:hanging="360"/>
-      </w:pPr>
-      <w:rPr>
-        <w:rFonts w:ascii="Symbol" w:hAnsi="Symbol" w:hint="default"/>
-      </w:rPr>
-    </w:lvl>
-    <w:lvl w:ilvl="7" w:tplc="40090003" w:tentative="1">
-      <w:start w:val="1"/>
-      <w:numFmt w:val="bullet"/>
-      <w:lvlText w:val="o"/>
-      <w:lvlJc w:val="left"/>
-      <w:pPr>
-        <w:ind w:left="5760" w:hanging="360"/>
-      </w:pPr>
-      <w:rPr>
-        <w:rFonts w:ascii="Courier New" w:hAnsi="Courier New" w:cs="Courier New" w:hint="default"/>
-      </w:rPr>
-    </w:lvl>
-    <w:lvl w:ilvl="8" w:tplc="40090005" w:tentative="1">
-      <w:start w:val="1"/>
-      <w:numFmt w:val="bullet"/>
-      <w:lvlText w:val=""/>
-      <w:lvlJc w:val="left"/>
-      <w:pPr>
-        <w:ind w:left="6480" w:hanging="360"/>
-      </w:pPr>
-      <w:rPr>
-        <w:rFonts w:ascii="Wingdings" w:hAnsi="Wingdings" w:hint="default"/>
-      </w:rPr>
-    </w:lvl>
-  </w:abstractNum>
-  <w:abstractNum w:abstractNumId="41" w15:restartNumberingAfterBreak="0">
-    <w:nsid w:val="31F96AAD"/>
-    <w:multiLevelType w:val="multilevel"/>
-    <w:tmpl w:val="7C7897DC"/>
-    <w:lvl w:ilvl="0">
-      <w:start w:val="1"/>
-      <w:numFmt w:val="bullet"/>
-      <w:lvlText w:val=""/>
-      <w:lvlJc w:val="left"/>
-      <w:pPr>
-        <w:tabs>
-          <w:tab w:val="num" w:pos="720"/>
-        </w:tabs>
-        <w:ind w:left="720" w:hanging="360"/>
-      </w:pPr>
-      <w:rPr>
-        <w:rFonts w:ascii="Symbol" w:hAnsi="Symbol" w:hint="default"/>
-        <w:sz w:val="20"/>
-      </w:rPr>
-    </w:lvl>
-    <w:lvl w:ilvl="1">
-      <w:start w:val="1"/>
-      <w:numFmt w:val="bullet"/>
-      <w:lvlText w:val="o"/>
-      <w:lvlJc w:val="left"/>
-      <w:pPr>
-        <w:tabs>
-          <w:tab w:val="num" w:pos="1440"/>
-        </w:tabs>
-        <w:ind w:left="1440" w:hanging="360"/>
-      </w:pPr>
-      <w:rPr>
-        <w:rFonts w:ascii="Courier New" w:hAnsi="Courier New" w:hint="default"/>
-        <w:sz w:val="20"/>
-      </w:rPr>
-    </w:lvl>
-    <w:lvl w:ilvl="2" w:tentative="1">
-      <w:start w:val="1"/>
-      <w:numFmt w:val="bullet"/>
-      <w:lvlText w:val=""/>
-      <w:lvlJc w:val="left"/>
-      <w:pPr>
-        <w:tabs>
-          <w:tab w:val="num" w:pos="2160"/>
-        </w:tabs>
-        <w:ind w:left="2160" w:hanging="360"/>
-      </w:pPr>
-      <w:rPr>
-        <w:rFonts w:ascii="Wingdings" w:hAnsi="Wingdings" w:hint="default"/>
-        <w:sz w:val="20"/>
-      </w:rPr>
-    </w:lvl>
-    <w:lvl w:ilvl="3" w:tentative="1">
-      <w:start w:val="1"/>
-      <w:numFmt w:val="bullet"/>
-      <w:lvlText w:val=""/>
-      <w:lvlJc w:val="left"/>
-      <w:pPr>
-        <w:tabs>
-          <w:tab w:val="num" w:pos="2880"/>
-        </w:tabs>
-        <w:ind w:left="2880" w:hanging="360"/>
-      </w:pPr>
-      <w:rPr>
-        <w:rFonts w:ascii="Wingdings" w:hAnsi="Wingdings" w:hint="default"/>
-        <w:sz w:val="20"/>
-      </w:rPr>
-    </w:lvl>
-    <w:lvl w:ilvl="4" w:tentative="1">
-      <w:start w:val="1"/>
-      <w:numFmt w:val="bullet"/>
-      <w:lvlText w:val=""/>
-      <w:lvlJc w:val="left"/>
-      <w:pPr>
-        <w:tabs>
-          <w:tab w:val="num" w:pos="3600"/>
-        </w:tabs>
-        <w:ind w:left="3600" w:hanging="360"/>
-      </w:pPr>
-      <w:rPr>
-        <w:rFonts w:ascii="Wingdings" w:hAnsi="Wingdings" w:hint="default"/>
-        <w:sz w:val="20"/>
-      </w:rPr>
-    </w:lvl>
-    <w:lvl w:ilvl="5" w:tentative="1">
-      <w:start w:val="1"/>
-      <w:numFmt w:val="bullet"/>
-      <w:lvlText w:val=""/>
-      <w:lvlJc w:val="left"/>
-      <w:pPr>
-        <w:tabs>
-          <w:tab w:val="num" w:pos="4320"/>
-        </w:tabs>
-        <w:ind w:left="4320" w:hanging="360"/>
-      </w:pPr>
-      <w:rPr>
-        <w:rFonts w:ascii="Wingdings" w:hAnsi="Wingdings" w:hint="default"/>
-        <w:sz w:val="20"/>
-      </w:rPr>
-    </w:lvl>
-    <w:lvl w:ilvl="6" w:tentative="1">
-      <w:start w:val="1"/>
-      <w:numFmt w:val="bullet"/>
-      <w:lvlText w:val=""/>
-      <w:lvlJc w:val="left"/>
-      <w:pPr>
-        <w:tabs>
-          <w:tab w:val="num" w:pos="5040"/>
-        </w:tabs>
-        <w:ind w:left="5040" w:hanging="360"/>
-      </w:pPr>
-      <w:rPr>
-        <w:rFonts w:ascii="Wingdings" w:hAnsi="Wingdings" w:hint="default"/>
-        <w:sz w:val="20"/>
-      </w:rPr>
-    </w:lvl>
-    <w:lvl w:ilvl="7" w:tentative="1">
-      <w:start w:val="1"/>
-      <w:numFmt w:val="bullet"/>
-      <w:lvlText w:val=""/>
-      <w:lvlJc w:val="left"/>
-      <w:pPr>
-        <w:tabs>
-          <w:tab w:val="num" w:pos="5760"/>
-        </w:tabs>
-        <w:ind w:left="5760" w:hanging="360"/>
-      </w:pPr>
-      <w:rPr>
-        <w:rFonts w:ascii="Wingdings" w:hAnsi="Wingdings" w:hint="default"/>
-        <w:sz w:val="20"/>
-      </w:rPr>
-    </w:lvl>
-    <w:lvl w:ilvl="8" w:tentative="1">
-      <w:start w:val="1"/>
-      <w:numFmt w:val="bullet"/>
-      <w:lvlText w:val=""/>
-      <w:lvlJc w:val="left"/>
-      <w:pPr>
-        <w:tabs>
-          <w:tab w:val="num" w:pos="6480"/>
-        </w:tabs>
-        <w:ind w:left="6480" w:hanging="360"/>
-      </w:pPr>
-      <w:rPr>
-        <w:rFonts w:ascii="Wingdings" w:hAnsi="Wingdings" w:hint="default"/>
-        <w:sz w:val="20"/>
-      </w:rPr>
-    </w:lvl>
-  </w:abstractNum>
-  <w:abstractNum w:abstractNumId="42" w15:restartNumberingAfterBreak="0">
+  <w:abstractNum w:abstractNumId="20" w15:restartNumberingAfterBreak="0">
     <w:nsid w:val="3D800863"/>
     <w:multiLevelType w:val="multilevel"/>
     <w:tmpl w:val="C674D03C"/>
@@ -21461,7 +17599,7 @@
       </w:rPr>
     </w:lvl>
   </w:abstractNum>
-  <w:abstractNum w:abstractNumId="43" w15:restartNumberingAfterBreak="0">
+  <w:abstractNum w:abstractNumId="21" w15:restartNumberingAfterBreak="0">
     <w:nsid w:val="3EE34438"/>
     <w:multiLevelType w:val="multilevel"/>
     <w:tmpl w:val="982AF706"/>
@@ -21610,305 +17748,7 @@
       </w:rPr>
     </w:lvl>
   </w:abstractNum>
-  <w:abstractNum w:abstractNumId="44" w15:restartNumberingAfterBreak="0">
-    <w:nsid w:val="3FBB1CF5"/>
-    <w:multiLevelType w:val="multilevel"/>
-    <w:tmpl w:val="549EC438"/>
-    <w:lvl w:ilvl="0">
-      <w:start w:val="1"/>
-      <w:numFmt w:val="bullet"/>
-      <w:lvlText w:val=""/>
-      <w:lvlJc w:val="left"/>
-      <w:pPr>
-        <w:tabs>
-          <w:tab w:val="num" w:pos="720"/>
-        </w:tabs>
-        <w:ind w:left="720" w:hanging="360"/>
-      </w:pPr>
-      <w:rPr>
-        <w:rFonts w:ascii="Symbol" w:hAnsi="Symbol" w:hint="default"/>
-        <w:sz w:val="20"/>
-      </w:rPr>
-    </w:lvl>
-    <w:lvl w:ilvl="1" w:tentative="1">
-      <w:start w:val="1"/>
-      <w:numFmt w:val="bullet"/>
-      <w:lvlText w:val="o"/>
-      <w:lvlJc w:val="left"/>
-      <w:pPr>
-        <w:tabs>
-          <w:tab w:val="num" w:pos="1440"/>
-        </w:tabs>
-        <w:ind w:left="1440" w:hanging="360"/>
-      </w:pPr>
-      <w:rPr>
-        <w:rFonts w:ascii="Courier New" w:hAnsi="Courier New" w:hint="default"/>
-        <w:sz w:val="20"/>
-      </w:rPr>
-    </w:lvl>
-    <w:lvl w:ilvl="2" w:tentative="1">
-      <w:start w:val="1"/>
-      <w:numFmt w:val="bullet"/>
-      <w:lvlText w:val=""/>
-      <w:lvlJc w:val="left"/>
-      <w:pPr>
-        <w:tabs>
-          <w:tab w:val="num" w:pos="2160"/>
-        </w:tabs>
-        <w:ind w:left="2160" w:hanging="360"/>
-      </w:pPr>
-      <w:rPr>
-        <w:rFonts w:ascii="Wingdings" w:hAnsi="Wingdings" w:hint="default"/>
-        <w:sz w:val="20"/>
-      </w:rPr>
-    </w:lvl>
-    <w:lvl w:ilvl="3" w:tentative="1">
-      <w:start w:val="1"/>
-      <w:numFmt w:val="bullet"/>
-      <w:lvlText w:val=""/>
-      <w:lvlJc w:val="left"/>
-      <w:pPr>
-        <w:tabs>
-          <w:tab w:val="num" w:pos="2880"/>
-        </w:tabs>
-        <w:ind w:left="2880" w:hanging="360"/>
-      </w:pPr>
-      <w:rPr>
-        <w:rFonts w:ascii="Wingdings" w:hAnsi="Wingdings" w:hint="default"/>
-        <w:sz w:val="20"/>
-      </w:rPr>
-    </w:lvl>
-    <w:lvl w:ilvl="4" w:tentative="1">
-      <w:start w:val="1"/>
-      <w:numFmt w:val="bullet"/>
-      <w:lvlText w:val=""/>
-      <w:lvlJc w:val="left"/>
-      <w:pPr>
-        <w:tabs>
-          <w:tab w:val="num" w:pos="3600"/>
-        </w:tabs>
-        <w:ind w:left="3600" w:hanging="360"/>
-      </w:pPr>
-      <w:rPr>
-        <w:rFonts w:ascii="Wingdings" w:hAnsi="Wingdings" w:hint="default"/>
-        <w:sz w:val="20"/>
-      </w:rPr>
-    </w:lvl>
-    <w:lvl w:ilvl="5" w:tentative="1">
-      <w:start w:val="1"/>
-      <w:numFmt w:val="bullet"/>
-      <w:lvlText w:val=""/>
-      <w:lvlJc w:val="left"/>
-      <w:pPr>
-        <w:tabs>
-          <w:tab w:val="num" w:pos="4320"/>
-        </w:tabs>
-        <w:ind w:left="4320" w:hanging="360"/>
-      </w:pPr>
-      <w:rPr>
-        <w:rFonts w:ascii="Wingdings" w:hAnsi="Wingdings" w:hint="default"/>
-        <w:sz w:val="20"/>
-      </w:rPr>
-    </w:lvl>
-    <w:lvl w:ilvl="6" w:tentative="1">
-      <w:start w:val="1"/>
-      <w:numFmt w:val="bullet"/>
-      <w:lvlText w:val=""/>
-      <w:lvlJc w:val="left"/>
-      <w:pPr>
-        <w:tabs>
-          <w:tab w:val="num" w:pos="5040"/>
-        </w:tabs>
-        <w:ind w:left="5040" w:hanging="360"/>
-      </w:pPr>
-      <w:rPr>
-        <w:rFonts w:ascii="Wingdings" w:hAnsi="Wingdings" w:hint="default"/>
-        <w:sz w:val="20"/>
-      </w:rPr>
-    </w:lvl>
-    <w:lvl w:ilvl="7" w:tentative="1">
-      <w:start w:val="1"/>
-      <w:numFmt w:val="bullet"/>
-      <w:lvlText w:val=""/>
-      <w:lvlJc w:val="left"/>
-      <w:pPr>
-        <w:tabs>
-          <w:tab w:val="num" w:pos="5760"/>
-        </w:tabs>
-        <w:ind w:left="5760" w:hanging="360"/>
-      </w:pPr>
-      <w:rPr>
-        <w:rFonts w:ascii="Wingdings" w:hAnsi="Wingdings" w:hint="default"/>
-        <w:sz w:val="20"/>
-      </w:rPr>
-    </w:lvl>
-    <w:lvl w:ilvl="8" w:tentative="1">
-      <w:start w:val="1"/>
-      <w:numFmt w:val="bullet"/>
-      <w:lvlText w:val=""/>
-      <w:lvlJc w:val="left"/>
-      <w:pPr>
-        <w:tabs>
-          <w:tab w:val="num" w:pos="6480"/>
-        </w:tabs>
-        <w:ind w:left="6480" w:hanging="360"/>
-      </w:pPr>
-      <w:rPr>
-        <w:rFonts w:ascii="Wingdings" w:hAnsi="Wingdings" w:hint="default"/>
-        <w:sz w:val="20"/>
-      </w:rPr>
-    </w:lvl>
-  </w:abstractNum>
-  <w:abstractNum w:abstractNumId="45" w15:restartNumberingAfterBreak="0">
-    <w:nsid w:val="40F069A7"/>
-    <w:multiLevelType w:val="multilevel"/>
-    <w:tmpl w:val="0CC43502"/>
-    <w:lvl w:ilvl="0">
-      <w:start w:val="1"/>
-      <w:numFmt w:val="bullet"/>
-      <w:lvlText w:val=""/>
-      <w:lvlJc w:val="left"/>
-      <w:pPr>
-        <w:tabs>
-          <w:tab w:val="num" w:pos="1440"/>
-        </w:tabs>
-        <w:ind w:left="1440" w:hanging="360"/>
-      </w:pPr>
-      <w:rPr>
-        <w:rFonts w:ascii="Symbol" w:hAnsi="Symbol" w:hint="default"/>
-        <w:sz w:val="20"/>
-      </w:rPr>
-    </w:lvl>
-    <w:lvl w:ilvl="1" w:tentative="1">
-      <w:start w:val="1"/>
-      <w:numFmt w:val="bullet"/>
-      <w:lvlText w:val="o"/>
-      <w:lvlJc w:val="left"/>
-      <w:pPr>
-        <w:tabs>
-          <w:tab w:val="num" w:pos="2160"/>
-        </w:tabs>
-        <w:ind w:left="2160" w:hanging="360"/>
-      </w:pPr>
-      <w:rPr>
-        <w:rFonts w:ascii="Courier New" w:hAnsi="Courier New" w:hint="default"/>
-        <w:sz w:val="20"/>
-      </w:rPr>
-    </w:lvl>
-    <w:lvl w:ilvl="2" w:tentative="1">
-      <w:start w:val="1"/>
-      <w:numFmt w:val="bullet"/>
-      <w:lvlText w:val=""/>
-      <w:lvlJc w:val="left"/>
-      <w:pPr>
-        <w:tabs>
-          <w:tab w:val="num" w:pos="2880"/>
-        </w:tabs>
-        <w:ind w:left="2880" w:hanging="360"/>
-      </w:pPr>
-      <w:rPr>
-        <w:rFonts w:ascii="Wingdings" w:hAnsi="Wingdings" w:hint="default"/>
-        <w:sz w:val="20"/>
-      </w:rPr>
-    </w:lvl>
-    <w:lvl w:ilvl="3" w:tentative="1">
-      <w:start w:val="1"/>
-      <w:numFmt w:val="bullet"/>
-      <w:lvlText w:val=""/>
-      <w:lvlJc w:val="left"/>
-      <w:pPr>
-        <w:tabs>
-          <w:tab w:val="num" w:pos="3600"/>
-        </w:tabs>
-        <w:ind w:left="3600" w:hanging="360"/>
-      </w:pPr>
-      <w:rPr>
-        <w:rFonts w:ascii="Wingdings" w:hAnsi="Wingdings" w:hint="default"/>
-        <w:sz w:val="20"/>
-      </w:rPr>
-    </w:lvl>
-    <w:lvl w:ilvl="4" w:tentative="1">
-      <w:start w:val="1"/>
-      <w:numFmt w:val="bullet"/>
-      <w:lvlText w:val=""/>
-      <w:lvlJc w:val="left"/>
-      <w:pPr>
-        <w:tabs>
-          <w:tab w:val="num" w:pos="4320"/>
-        </w:tabs>
-        <w:ind w:left="4320" w:hanging="360"/>
-      </w:pPr>
-      <w:rPr>
-        <w:rFonts w:ascii="Wingdings" w:hAnsi="Wingdings" w:hint="default"/>
-        <w:sz w:val="20"/>
-      </w:rPr>
-    </w:lvl>
-    <w:lvl w:ilvl="5" w:tentative="1">
-      <w:start w:val="1"/>
-      <w:numFmt w:val="bullet"/>
-      <w:lvlText w:val=""/>
-      <w:lvlJc w:val="left"/>
-      <w:pPr>
-        <w:tabs>
-          <w:tab w:val="num" w:pos="5040"/>
-        </w:tabs>
-        <w:ind w:left="5040" w:hanging="360"/>
-      </w:pPr>
-      <w:rPr>
-        <w:rFonts w:ascii="Wingdings" w:hAnsi="Wingdings" w:hint="default"/>
-        <w:sz w:val="20"/>
-      </w:rPr>
-    </w:lvl>
-    <w:lvl w:ilvl="6" w:tentative="1">
-      <w:start w:val="1"/>
-      <w:numFmt w:val="bullet"/>
-      <w:lvlText w:val=""/>
-      <w:lvlJc w:val="left"/>
-      <w:pPr>
-        <w:tabs>
-          <w:tab w:val="num" w:pos="5760"/>
-        </w:tabs>
-        <w:ind w:left="5760" w:hanging="360"/>
-      </w:pPr>
-      <w:rPr>
-        <w:rFonts w:ascii="Wingdings" w:hAnsi="Wingdings" w:hint="default"/>
-        <w:sz w:val="20"/>
-      </w:rPr>
-    </w:lvl>
-    <w:lvl w:ilvl="7" w:tentative="1">
-      <w:start w:val="1"/>
-      <w:numFmt w:val="bullet"/>
-      <w:lvlText w:val=""/>
-      <w:lvlJc w:val="left"/>
-      <w:pPr>
-        <w:tabs>
-          <w:tab w:val="num" w:pos="6480"/>
-        </w:tabs>
-        <w:ind w:left="6480" w:hanging="360"/>
-      </w:pPr>
-      <w:rPr>
-        <w:rFonts w:ascii="Wingdings" w:hAnsi="Wingdings" w:hint="default"/>
-        <w:sz w:val="20"/>
-      </w:rPr>
-    </w:lvl>
-    <w:lvl w:ilvl="8" w:tentative="1">
-      <w:start w:val="1"/>
-      <w:numFmt w:val="bullet"/>
-      <w:lvlText w:val=""/>
-      <w:lvlJc w:val="left"/>
-      <w:pPr>
-        <w:tabs>
-          <w:tab w:val="num" w:pos="7200"/>
-        </w:tabs>
-        <w:ind w:left="7200" w:hanging="360"/>
-      </w:pPr>
-      <w:rPr>
-        <w:rFonts w:ascii="Wingdings" w:hAnsi="Wingdings" w:hint="default"/>
-        <w:sz w:val="20"/>
-      </w:rPr>
-    </w:lvl>
-  </w:abstractNum>
-  <w:abstractNum w:abstractNumId="46" w15:restartNumberingAfterBreak="0">
+  <w:abstractNum w:abstractNumId="22" w15:restartNumberingAfterBreak="0">
     <w:nsid w:val="42B00DED"/>
     <w:multiLevelType w:val="multilevel"/>
     <w:tmpl w:val="DB00305A"/>
@@ -22057,7 +17897,7 @@
       </w:rPr>
     </w:lvl>
   </w:abstractNum>
-  <w:abstractNum w:abstractNumId="47" w15:restartNumberingAfterBreak="0">
+  <w:abstractNum w:abstractNumId="23" w15:restartNumberingAfterBreak="0">
     <w:nsid w:val="43695755"/>
     <w:multiLevelType w:val="multilevel"/>
     <w:tmpl w:val="1B7E095E"/>
@@ -22206,7 +18046,7 @@
       </w:rPr>
     </w:lvl>
   </w:abstractNum>
-  <w:abstractNum w:abstractNumId="48" w15:restartNumberingAfterBreak="0">
+  <w:abstractNum w:abstractNumId="24" w15:restartNumberingAfterBreak="0">
     <w:nsid w:val="43915E5D"/>
     <w:multiLevelType w:val="multilevel"/>
     <w:tmpl w:val="DDEA1418"/>
@@ -22355,305 +18195,7 @@
       </w:rPr>
     </w:lvl>
   </w:abstractNum>
-  <w:abstractNum w:abstractNumId="49" w15:restartNumberingAfterBreak="0">
-    <w:nsid w:val="44EA1648"/>
-    <w:multiLevelType w:val="multilevel"/>
-    <w:tmpl w:val="0380945A"/>
-    <w:lvl w:ilvl="0">
-      <w:start w:val="1"/>
-      <w:numFmt w:val="bullet"/>
-      <w:lvlText w:val=""/>
-      <w:lvlJc w:val="left"/>
-      <w:pPr>
-        <w:tabs>
-          <w:tab w:val="num" w:pos="720"/>
-        </w:tabs>
-        <w:ind w:left="720" w:hanging="360"/>
-      </w:pPr>
-      <w:rPr>
-        <w:rFonts w:ascii="Symbol" w:hAnsi="Symbol" w:hint="default"/>
-        <w:sz w:val="20"/>
-      </w:rPr>
-    </w:lvl>
-    <w:lvl w:ilvl="1" w:tentative="1">
-      <w:start w:val="1"/>
-      <w:numFmt w:val="bullet"/>
-      <w:lvlText w:val="o"/>
-      <w:lvlJc w:val="left"/>
-      <w:pPr>
-        <w:tabs>
-          <w:tab w:val="num" w:pos="1440"/>
-        </w:tabs>
-        <w:ind w:left="1440" w:hanging="360"/>
-      </w:pPr>
-      <w:rPr>
-        <w:rFonts w:ascii="Courier New" w:hAnsi="Courier New" w:hint="default"/>
-        <w:sz w:val="20"/>
-      </w:rPr>
-    </w:lvl>
-    <w:lvl w:ilvl="2" w:tentative="1">
-      <w:start w:val="1"/>
-      <w:numFmt w:val="bullet"/>
-      <w:lvlText w:val=""/>
-      <w:lvlJc w:val="left"/>
-      <w:pPr>
-        <w:tabs>
-          <w:tab w:val="num" w:pos="2160"/>
-        </w:tabs>
-        <w:ind w:left="2160" w:hanging="360"/>
-      </w:pPr>
-      <w:rPr>
-        <w:rFonts w:ascii="Wingdings" w:hAnsi="Wingdings" w:hint="default"/>
-        <w:sz w:val="20"/>
-      </w:rPr>
-    </w:lvl>
-    <w:lvl w:ilvl="3" w:tentative="1">
-      <w:start w:val="1"/>
-      <w:numFmt w:val="bullet"/>
-      <w:lvlText w:val=""/>
-      <w:lvlJc w:val="left"/>
-      <w:pPr>
-        <w:tabs>
-          <w:tab w:val="num" w:pos="2880"/>
-        </w:tabs>
-        <w:ind w:left="2880" w:hanging="360"/>
-      </w:pPr>
-      <w:rPr>
-        <w:rFonts w:ascii="Wingdings" w:hAnsi="Wingdings" w:hint="default"/>
-        <w:sz w:val="20"/>
-      </w:rPr>
-    </w:lvl>
-    <w:lvl w:ilvl="4" w:tentative="1">
-      <w:start w:val="1"/>
-      <w:numFmt w:val="bullet"/>
-      <w:lvlText w:val=""/>
-      <w:lvlJc w:val="left"/>
-      <w:pPr>
-        <w:tabs>
-          <w:tab w:val="num" w:pos="3600"/>
-        </w:tabs>
-        <w:ind w:left="3600" w:hanging="360"/>
-      </w:pPr>
-      <w:rPr>
-        <w:rFonts w:ascii="Wingdings" w:hAnsi="Wingdings" w:hint="default"/>
-        <w:sz w:val="20"/>
-      </w:rPr>
-    </w:lvl>
-    <w:lvl w:ilvl="5" w:tentative="1">
-      <w:start w:val="1"/>
-      <w:numFmt w:val="bullet"/>
-      <w:lvlText w:val=""/>
-      <w:lvlJc w:val="left"/>
-      <w:pPr>
-        <w:tabs>
-          <w:tab w:val="num" w:pos="4320"/>
-        </w:tabs>
-        <w:ind w:left="4320" w:hanging="360"/>
-      </w:pPr>
-      <w:rPr>
-        <w:rFonts w:ascii="Wingdings" w:hAnsi="Wingdings" w:hint="default"/>
-        <w:sz w:val="20"/>
-      </w:rPr>
-    </w:lvl>
-    <w:lvl w:ilvl="6" w:tentative="1">
-      <w:start w:val="1"/>
-      <w:numFmt w:val="bullet"/>
-      <w:lvlText w:val=""/>
-      <w:lvlJc w:val="left"/>
-      <w:pPr>
-        <w:tabs>
-          <w:tab w:val="num" w:pos="5040"/>
-        </w:tabs>
-        <w:ind w:left="5040" w:hanging="360"/>
-      </w:pPr>
-      <w:rPr>
-        <w:rFonts w:ascii="Wingdings" w:hAnsi="Wingdings" w:hint="default"/>
-        <w:sz w:val="20"/>
-      </w:rPr>
-    </w:lvl>
-    <w:lvl w:ilvl="7" w:tentative="1">
-      <w:start w:val="1"/>
-      <w:numFmt w:val="bullet"/>
-      <w:lvlText w:val=""/>
-      <w:lvlJc w:val="left"/>
-      <w:pPr>
-        <w:tabs>
-          <w:tab w:val="num" w:pos="5760"/>
-        </w:tabs>
-        <w:ind w:left="5760" w:hanging="360"/>
-      </w:pPr>
-      <w:rPr>
-        <w:rFonts w:ascii="Wingdings" w:hAnsi="Wingdings" w:hint="default"/>
-        <w:sz w:val="20"/>
-      </w:rPr>
-    </w:lvl>
-    <w:lvl w:ilvl="8" w:tentative="1">
-      <w:start w:val="1"/>
-      <w:numFmt w:val="bullet"/>
-      <w:lvlText w:val=""/>
-      <w:lvlJc w:val="left"/>
-      <w:pPr>
-        <w:tabs>
-          <w:tab w:val="num" w:pos="6480"/>
-        </w:tabs>
-        <w:ind w:left="6480" w:hanging="360"/>
-      </w:pPr>
-      <w:rPr>
-        <w:rFonts w:ascii="Wingdings" w:hAnsi="Wingdings" w:hint="default"/>
-        <w:sz w:val="20"/>
-      </w:rPr>
-    </w:lvl>
-  </w:abstractNum>
-  <w:abstractNum w:abstractNumId="50" w15:restartNumberingAfterBreak="0">
-    <w:nsid w:val="459931DA"/>
-    <w:multiLevelType w:val="multilevel"/>
-    <w:tmpl w:val="89BC6768"/>
-    <w:lvl w:ilvl="0">
-      <w:start w:val="1"/>
-      <w:numFmt w:val="bullet"/>
-      <w:lvlText w:val=""/>
-      <w:lvlJc w:val="left"/>
-      <w:pPr>
-        <w:tabs>
-          <w:tab w:val="num" w:pos="720"/>
-        </w:tabs>
-        <w:ind w:left="720" w:hanging="360"/>
-      </w:pPr>
-      <w:rPr>
-        <w:rFonts w:ascii="Symbol" w:hAnsi="Symbol" w:hint="default"/>
-        <w:sz w:val="20"/>
-      </w:rPr>
-    </w:lvl>
-    <w:lvl w:ilvl="1" w:tentative="1">
-      <w:start w:val="1"/>
-      <w:numFmt w:val="bullet"/>
-      <w:lvlText w:val="o"/>
-      <w:lvlJc w:val="left"/>
-      <w:pPr>
-        <w:tabs>
-          <w:tab w:val="num" w:pos="1440"/>
-        </w:tabs>
-        <w:ind w:left="1440" w:hanging="360"/>
-      </w:pPr>
-      <w:rPr>
-        <w:rFonts w:ascii="Courier New" w:hAnsi="Courier New" w:hint="default"/>
-        <w:sz w:val="20"/>
-      </w:rPr>
-    </w:lvl>
-    <w:lvl w:ilvl="2" w:tentative="1">
-      <w:start w:val="1"/>
-      <w:numFmt w:val="bullet"/>
-      <w:lvlText w:val=""/>
-      <w:lvlJc w:val="left"/>
-      <w:pPr>
-        <w:tabs>
-          <w:tab w:val="num" w:pos="2160"/>
-        </w:tabs>
-        <w:ind w:left="2160" w:hanging="360"/>
-      </w:pPr>
-      <w:rPr>
-        <w:rFonts w:ascii="Wingdings" w:hAnsi="Wingdings" w:hint="default"/>
-        <w:sz w:val="20"/>
-      </w:rPr>
-    </w:lvl>
-    <w:lvl w:ilvl="3" w:tentative="1">
-      <w:start w:val="1"/>
-      <w:numFmt w:val="bullet"/>
-      <w:lvlText w:val=""/>
-      <w:lvlJc w:val="left"/>
-      <w:pPr>
-        <w:tabs>
-          <w:tab w:val="num" w:pos="2880"/>
-        </w:tabs>
-        <w:ind w:left="2880" w:hanging="360"/>
-      </w:pPr>
-      <w:rPr>
-        <w:rFonts w:ascii="Wingdings" w:hAnsi="Wingdings" w:hint="default"/>
-        <w:sz w:val="20"/>
-      </w:rPr>
-    </w:lvl>
-    <w:lvl w:ilvl="4" w:tentative="1">
-      <w:start w:val="1"/>
-      <w:numFmt w:val="bullet"/>
-      <w:lvlText w:val=""/>
-      <w:lvlJc w:val="left"/>
-      <w:pPr>
-        <w:tabs>
-          <w:tab w:val="num" w:pos="3600"/>
-        </w:tabs>
-        <w:ind w:left="3600" w:hanging="360"/>
-      </w:pPr>
-      <w:rPr>
-        <w:rFonts w:ascii="Wingdings" w:hAnsi="Wingdings" w:hint="default"/>
-        <w:sz w:val="20"/>
-      </w:rPr>
-    </w:lvl>
-    <w:lvl w:ilvl="5" w:tentative="1">
-      <w:start w:val="1"/>
-      <w:numFmt w:val="bullet"/>
-      <w:lvlText w:val=""/>
-      <w:lvlJc w:val="left"/>
-      <w:pPr>
-        <w:tabs>
-          <w:tab w:val="num" w:pos="4320"/>
-        </w:tabs>
-        <w:ind w:left="4320" w:hanging="360"/>
-      </w:pPr>
-      <w:rPr>
-        <w:rFonts w:ascii="Wingdings" w:hAnsi="Wingdings" w:hint="default"/>
-        <w:sz w:val="20"/>
-      </w:rPr>
-    </w:lvl>
-    <w:lvl w:ilvl="6" w:tentative="1">
-      <w:start w:val="1"/>
-      <w:numFmt w:val="bullet"/>
-      <w:lvlText w:val=""/>
-      <w:lvlJc w:val="left"/>
-      <w:pPr>
-        <w:tabs>
-          <w:tab w:val="num" w:pos="5040"/>
-        </w:tabs>
-        <w:ind w:left="5040" w:hanging="360"/>
-      </w:pPr>
-      <w:rPr>
-        <w:rFonts w:ascii="Wingdings" w:hAnsi="Wingdings" w:hint="default"/>
-        <w:sz w:val="20"/>
-      </w:rPr>
-    </w:lvl>
-    <w:lvl w:ilvl="7" w:tentative="1">
-      <w:start w:val="1"/>
-      <w:numFmt w:val="bullet"/>
-      <w:lvlText w:val=""/>
-      <w:lvlJc w:val="left"/>
-      <w:pPr>
-        <w:tabs>
-          <w:tab w:val="num" w:pos="5760"/>
-        </w:tabs>
-        <w:ind w:left="5760" w:hanging="360"/>
-      </w:pPr>
-      <w:rPr>
-        <w:rFonts w:ascii="Wingdings" w:hAnsi="Wingdings" w:hint="default"/>
-        <w:sz w:val="20"/>
-      </w:rPr>
-    </w:lvl>
-    <w:lvl w:ilvl="8" w:tentative="1">
-      <w:start w:val="1"/>
-      <w:numFmt w:val="bullet"/>
-      <w:lvlText w:val=""/>
-      <w:lvlJc w:val="left"/>
-      <w:pPr>
-        <w:tabs>
-          <w:tab w:val="num" w:pos="6480"/>
-        </w:tabs>
-        <w:ind w:left="6480" w:hanging="360"/>
-      </w:pPr>
-      <w:rPr>
-        <w:rFonts w:ascii="Wingdings" w:hAnsi="Wingdings" w:hint="default"/>
-        <w:sz w:val="20"/>
-      </w:rPr>
-    </w:lvl>
-  </w:abstractNum>
-  <w:abstractNum w:abstractNumId="51" w15:restartNumberingAfterBreak="0">
+  <w:abstractNum w:abstractNumId="25" w15:restartNumberingAfterBreak="0">
     <w:nsid w:val="45D00AE6"/>
     <w:multiLevelType w:val="multilevel"/>
     <w:tmpl w:val="A16E729E"/>
@@ -22802,7 +18344,7 @@
       </w:rPr>
     </w:lvl>
   </w:abstractNum>
-  <w:abstractNum w:abstractNumId="52" w15:restartNumberingAfterBreak="0">
+  <w:abstractNum w:abstractNumId="26" w15:restartNumberingAfterBreak="0">
     <w:nsid w:val="45D421E4"/>
     <w:multiLevelType w:val="hybridMultilevel"/>
     <w:tmpl w:val="D45EBA08"/>
@@ -22915,156 +18457,7 @@
       </w:rPr>
     </w:lvl>
   </w:abstractNum>
-  <w:abstractNum w:abstractNumId="53" w15:restartNumberingAfterBreak="0">
-    <w:nsid w:val="463779C1"/>
-    <w:multiLevelType w:val="multilevel"/>
-    <w:tmpl w:val="5E8CAE5A"/>
-    <w:lvl w:ilvl="0">
-      <w:start w:val="1"/>
-      <w:numFmt w:val="bullet"/>
-      <w:lvlText w:val=""/>
-      <w:lvlJc w:val="left"/>
-      <w:pPr>
-        <w:tabs>
-          <w:tab w:val="num" w:pos="720"/>
-        </w:tabs>
-        <w:ind w:left="720" w:hanging="360"/>
-      </w:pPr>
-      <w:rPr>
-        <w:rFonts w:ascii="Symbol" w:hAnsi="Symbol" w:hint="default"/>
-        <w:sz w:val="20"/>
-      </w:rPr>
-    </w:lvl>
-    <w:lvl w:ilvl="1" w:tentative="1">
-      <w:start w:val="1"/>
-      <w:numFmt w:val="bullet"/>
-      <w:lvlText w:val="o"/>
-      <w:lvlJc w:val="left"/>
-      <w:pPr>
-        <w:tabs>
-          <w:tab w:val="num" w:pos="1440"/>
-        </w:tabs>
-        <w:ind w:left="1440" w:hanging="360"/>
-      </w:pPr>
-      <w:rPr>
-        <w:rFonts w:ascii="Courier New" w:hAnsi="Courier New" w:hint="default"/>
-        <w:sz w:val="20"/>
-      </w:rPr>
-    </w:lvl>
-    <w:lvl w:ilvl="2" w:tentative="1">
-      <w:start w:val="1"/>
-      <w:numFmt w:val="bullet"/>
-      <w:lvlText w:val=""/>
-      <w:lvlJc w:val="left"/>
-      <w:pPr>
-        <w:tabs>
-          <w:tab w:val="num" w:pos="2160"/>
-        </w:tabs>
-        <w:ind w:left="2160" w:hanging="360"/>
-      </w:pPr>
-      <w:rPr>
-        <w:rFonts w:ascii="Wingdings" w:hAnsi="Wingdings" w:hint="default"/>
-        <w:sz w:val="20"/>
-      </w:rPr>
-    </w:lvl>
-    <w:lvl w:ilvl="3" w:tentative="1">
-      <w:start w:val="1"/>
-      <w:numFmt w:val="bullet"/>
-      <w:lvlText w:val=""/>
-      <w:lvlJc w:val="left"/>
-      <w:pPr>
-        <w:tabs>
-          <w:tab w:val="num" w:pos="2880"/>
-        </w:tabs>
-        <w:ind w:left="2880" w:hanging="360"/>
-      </w:pPr>
-      <w:rPr>
-        <w:rFonts w:ascii="Wingdings" w:hAnsi="Wingdings" w:hint="default"/>
-        <w:sz w:val="20"/>
-      </w:rPr>
-    </w:lvl>
-    <w:lvl w:ilvl="4" w:tentative="1">
-      <w:start w:val="1"/>
-      <w:numFmt w:val="bullet"/>
-      <w:lvlText w:val=""/>
-      <w:lvlJc w:val="left"/>
-      <w:pPr>
-        <w:tabs>
-          <w:tab w:val="num" w:pos="3600"/>
-        </w:tabs>
-        <w:ind w:left="3600" w:hanging="360"/>
-      </w:pPr>
-      <w:rPr>
-        <w:rFonts w:ascii="Wingdings" w:hAnsi="Wingdings" w:hint="default"/>
-        <w:sz w:val="20"/>
-      </w:rPr>
-    </w:lvl>
-    <w:lvl w:ilvl="5" w:tentative="1">
-      <w:start w:val="1"/>
-      <w:numFmt w:val="bullet"/>
-      <w:lvlText w:val=""/>
-      <w:lvlJc w:val="left"/>
-      <w:pPr>
-        <w:tabs>
-          <w:tab w:val="num" w:pos="4320"/>
-        </w:tabs>
-        <w:ind w:left="4320" w:hanging="360"/>
-      </w:pPr>
-      <w:rPr>
-        <w:rFonts w:ascii="Wingdings" w:hAnsi="Wingdings" w:hint="default"/>
-        <w:sz w:val="20"/>
-      </w:rPr>
-    </w:lvl>
-    <w:lvl w:ilvl="6" w:tentative="1">
-      <w:start w:val="1"/>
-      <w:numFmt w:val="bullet"/>
-      <w:lvlText w:val=""/>
-      <w:lvlJc w:val="left"/>
-      <w:pPr>
-        <w:tabs>
-          <w:tab w:val="num" w:pos="5040"/>
-        </w:tabs>
-        <w:ind w:left="5040" w:hanging="360"/>
-      </w:pPr>
-      <w:rPr>
-        <w:rFonts w:ascii="Wingdings" w:hAnsi="Wingdings" w:hint="default"/>
-        <w:sz w:val="20"/>
-      </w:rPr>
-    </w:lvl>
-    <w:lvl w:ilvl="7" w:tentative="1">
-      <w:start w:val="1"/>
-      <w:numFmt w:val="bullet"/>
-      <w:lvlText w:val=""/>
-      <w:lvlJc w:val="left"/>
-      <w:pPr>
-        <w:tabs>
-          <w:tab w:val="num" w:pos="5760"/>
-        </w:tabs>
-        <w:ind w:left="5760" w:hanging="360"/>
-      </w:pPr>
-      <w:rPr>
-        <w:rFonts w:ascii="Wingdings" w:hAnsi="Wingdings" w:hint="default"/>
-        <w:sz w:val="20"/>
-      </w:rPr>
-    </w:lvl>
-    <w:lvl w:ilvl="8" w:tentative="1">
-      <w:start w:val="1"/>
-      <w:numFmt w:val="bullet"/>
-      <w:lvlText w:val=""/>
-      <w:lvlJc w:val="left"/>
-      <w:pPr>
-        <w:tabs>
-          <w:tab w:val="num" w:pos="6480"/>
-        </w:tabs>
-        <w:ind w:left="6480" w:hanging="360"/>
-      </w:pPr>
-      <w:rPr>
-        <w:rFonts w:ascii="Wingdings" w:hAnsi="Wingdings" w:hint="default"/>
-        <w:sz w:val="20"/>
-      </w:rPr>
-    </w:lvl>
-  </w:abstractNum>
-  <w:abstractNum w:abstractNumId="54" w15:restartNumberingAfterBreak="0">
+  <w:abstractNum w:abstractNumId="27" w15:restartNumberingAfterBreak="0">
     <w:nsid w:val="4A8B0D5D"/>
     <w:multiLevelType w:val="multilevel"/>
     <w:tmpl w:val="93BC238E"/>
@@ -23213,156 +18606,7 @@
       </w:rPr>
     </w:lvl>
   </w:abstractNum>
-  <w:abstractNum w:abstractNumId="55" w15:restartNumberingAfterBreak="0">
-    <w:nsid w:val="4D4E7B9C"/>
-    <w:multiLevelType w:val="multilevel"/>
-    <w:tmpl w:val="ACA6F2B4"/>
-    <w:lvl w:ilvl="0">
-      <w:start w:val="1"/>
-      <w:numFmt w:val="bullet"/>
-      <w:lvlText w:val=""/>
-      <w:lvlJc w:val="left"/>
-      <w:pPr>
-        <w:tabs>
-          <w:tab w:val="num" w:pos="720"/>
-        </w:tabs>
-        <w:ind w:left="720" w:hanging="360"/>
-      </w:pPr>
-      <w:rPr>
-        <w:rFonts w:ascii="Symbol" w:hAnsi="Symbol" w:hint="default"/>
-        <w:sz w:val="20"/>
-      </w:rPr>
-    </w:lvl>
-    <w:lvl w:ilvl="1" w:tentative="1">
-      <w:start w:val="1"/>
-      <w:numFmt w:val="bullet"/>
-      <w:lvlText w:val="o"/>
-      <w:lvlJc w:val="left"/>
-      <w:pPr>
-        <w:tabs>
-          <w:tab w:val="num" w:pos="1440"/>
-        </w:tabs>
-        <w:ind w:left="1440" w:hanging="360"/>
-      </w:pPr>
-      <w:rPr>
-        <w:rFonts w:ascii="Courier New" w:hAnsi="Courier New" w:hint="default"/>
-        <w:sz w:val="20"/>
-      </w:rPr>
-    </w:lvl>
-    <w:lvl w:ilvl="2" w:tentative="1">
-      <w:start w:val="1"/>
-      <w:numFmt w:val="bullet"/>
-      <w:lvlText w:val=""/>
-      <w:lvlJc w:val="left"/>
-      <w:pPr>
-        <w:tabs>
-          <w:tab w:val="num" w:pos="2160"/>
-        </w:tabs>
-        <w:ind w:left="2160" w:hanging="360"/>
-      </w:pPr>
-      <w:rPr>
-        <w:rFonts w:ascii="Wingdings" w:hAnsi="Wingdings" w:hint="default"/>
-        <w:sz w:val="20"/>
-      </w:rPr>
-    </w:lvl>
-    <w:lvl w:ilvl="3" w:tentative="1">
-      <w:start w:val="1"/>
-      <w:numFmt w:val="bullet"/>
-      <w:lvlText w:val=""/>
-      <w:lvlJc w:val="left"/>
-      <w:pPr>
-        <w:tabs>
-          <w:tab w:val="num" w:pos="2880"/>
-        </w:tabs>
-        <w:ind w:left="2880" w:hanging="360"/>
-      </w:pPr>
-      <w:rPr>
-        <w:rFonts w:ascii="Wingdings" w:hAnsi="Wingdings" w:hint="default"/>
-        <w:sz w:val="20"/>
-      </w:rPr>
-    </w:lvl>
-    <w:lvl w:ilvl="4" w:tentative="1">
-      <w:start w:val="1"/>
-      <w:numFmt w:val="bullet"/>
-      <w:lvlText w:val=""/>
-      <w:lvlJc w:val="left"/>
-      <w:pPr>
-        <w:tabs>
-          <w:tab w:val="num" w:pos="3600"/>
-        </w:tabs>
-        <w:ind w:left="3600" w:hanging="360"/>
-      </w:pPr>
-      <w:rPr>
-        <w:rFonts w:ascii="Wingdings" w:hAnsi="Wingdings" w:hint="default"/>
-        <w:sz w:val="20"/>
-      </w:rPr>
-    </w:lvl>
-    <w:lvl w:ilvl="5" w:tentative="1">
-      <w:start w:val="1"/>
-      <w:numFmt w:val="bullet"/>
-      <w:lvlText w:val=""/>
-      <w:lvlJc w:val="left"/>
-      <w:pPr>
-        <w:tabs>
-          <w:tab w:val="num" w:pos="4320"/>
-        </w:tabs>
-        <w:ind w:left="4320" w:hanging="360"/>
-      </w:pPr>
-      <w:rPr>
-        <w:rFonts w:ascii="Wingdings" w:hAnsi="Wingdings" w:hint="default"/>
-        <w:sz w:val="20"/>
-      </w:rPr>
-    </w:lvl>
-    <w:lvl w:ilvl="6" w:tentative="1">
-      <w:start w:val="1"/>
-      <w:numFmt w:val="bullet"/>
-      <w:lvlText w:val=""/>
-      <w:lvlJc w:val="left"/>
-      <w:pPr>
-        <w:tabs>
-          <w:tab w:val="num" w:pos="5040"/>
-        </w:tabs>
-        <w:ind w:left="5040" w:hanging="360"/>
-      </w:pPr>
-      <w:rPr>
-        <w:rFonts w:ascii="Wingdings" w:hAnsi="Wingdings" w:hint="default"/>
-        <w:sz w:val="20"/>
-      </w:rPr>
-    </w:lvl>
-    <w:lvl w:ilvl="7" w:tentative="1">
-      <w:start w:val="1"/>
-      <w:numFmt w:val="bullet"/>
-      <w:lvlText w:val=""/>
-      <w:lvlJc w:val="left"/>
-      <w:pPr>
-        <w:tabs>
-          <w:tab w:val="num" w:pos="5760"/>
-        </w:tabs>
-        <w:ind w:left="5760" w:hanging="360"/>
-      </w:pPr>
-      <w:rPr>
-        <w:rFonts w:ascii="Wingdings" w:hAnsi="Wingdings" w:hint="default"/>
-        <w:sz w:val="20"/>
-      </w:rPr>
-    </w:lvl>
-    <w:lvl w:ilvl="8" w:tentative="1">
-      <w:start w:val="1"/>
-      <w:numFmt w:val="bullet"/>
-      <w:lvlText w:val=""/>
-      <w:lvlJc w:val="left"/>
-      <w:pPr>
-        <w:tabs>
-          <w:tab w:val="num" w:pos="6480"/>
-        </w:tabs>
-        <w:ind w:left="6480" w:hanging="360"/>
-      </w:pPr>
-      <w:rPr>
-        <w:rFonts w:ascii="Wingdings" w:hAnsi="Wingdings" w:hint="default"/>
-        <w:sz w:val="20"/>
-      </w:rPr>
-    </w:lvl>
-  </w:abstractNum>
-  <w:abstractNum w:abstractNumId="56" w15:restartNumberingAfterBreak="0">
+  <w:abstractNum w:abstractNumId="28" w15:restartNumberingAfterBreak="0">
     <w:nsid w:val="4E9E4A02"/>
     <w:multiLevelType w:val="multilevel"/>
     <w:tmpl w:val="F446A358"/>
@@ -23511,7 +18755,7 @@
       </w:rPr>
     </w:lvl>
   </w:abstractNum>
-  <w:abstractNum w:abstractNumId="57" w15:restartNumberingAfterBreak="0">
+  <w:abstractNum w:abstractNumId="29" w15:restartNumberingAfterBreak="0">
     <w:nsid w:val="4EEA2652"/>
     <w:multiLevelType w:val="multilevel"/>
     <w:tmpl w:val="74B840DC"/>
@@ -23625,7 +18869,7 @@
       </w:rPr>
     </w:lvl>
   </w:abstractNum>
-  <w:abstractNum w:abstractNumId="58" w15:restartNumberingAfterBreak="0">
+  <w:abstractNum w:abstractNumId="30" w15:restartNumberingAfterBreak="0">
     <w:nsid w:val="533B47AB"/>
     <w:multiLevelType w:val="multilevel"/>
     <w:tmpl w:val="65F6E37A"/>
@@ -23774,7 +19018,7 @@
       </w:rPr>
     </w:lvl>
   </w:abstractNum>
-  <w:abstractNum w:abstractNumId="59" w15:restartNumberingAfterBreak="0">
+  <w:abstractNum w:abstractNumId="31" w15:restartNumberingAfterBreak="0">
     <w:nsid w:val="54132964"/>
     <w:multiLevelType w:val="multilevel"/>
     <w:tmpl w:val="44B2C37A"/>
@@ -23923,7 +19167,7 @@
       </w:rPr>
     </w:lvl>
   </w:abstractNum>
-  <w:abstractNum w:abstractNumId="60" w15:restartNumberingAfterBreak="0">
+  <w:abstractNum w:abstractNumId="32" w15:restartNumberingAfterBreak="0">
     <w:nsid w:val="589A470E"/>
     <w:multiLevelType w:val="multilevel"/>
     <w:tmpl w:val="6A9C7D0C"/>
@@ -24036,156 +19280,7 @@
       </w:pPr>
     </w:lvl>
   </w:abstractNum>
-  <w:abstractNum w:abstractNumId="61" w15:restartNumberingAfterBreak="0">
-    <w:nsid w:val="59AF59C5"/>
-    <w:multiLevelType w:val="multilevel"/>
-    <w:tmpl w:val="48F8E714"/>
-    <w:lvl w:ilvl="0">
-      <w:start w:val="1"/>
-      <w:numFmt w:val="bullet"/>
-      <w:lvlText w:val=""/>
-      <w:lvlJc w:val="left"/>
-      <w:pPr>
-        <w:tabs>
-          <w:tab w:val="num" w:pos="720"/>
-        </w:tabs>
-        <w:ind w:left="720" w:hanging="360"/>
-      </w:pPr>
-      <w:rPr>
-        <w:rFonts w:ascii="Symbol" w:hAnsi="Symbol" w:hint="default"/>
-        <w:sz w:val="20"/>
-      </w:rPr>
-    </w:lvl>
-    <w:lvl w:ilvl="1">
-      <w:start w:val="1"/>
-      <w:numFmt w:val="bullet"/>
-      <w:lvlText w:val="o"/>
-      <w:lvlJc w:val="left"/>
-      <w:pPr>
-        <w:tabs>
-          <w:tab w:val="num" w:pos="1440"/>
-        </w:tabs>
-        <w:ind w:left="1440" w:hanging="360"/>
-      </w:pPr>
-      <w:rPr>
-        <w:rFonts w:ascii="Courier New" w:hAnsi="Courier New" w:hint="default"/>
-        <w:sz w:val="20"/>
-      </w:rPr>
-    </w:lvl>
-    <w:lvl w:ilvl="2" w:tentative="1">
-      <w:start w:val="1"/>
-      <w:numFmt w:val="bullet"/>
-      <w:lvlText w:val=""/>
-      <w:lvlJc w:val="left"/>
-      <w:pPr>
-        <w:tabs>
-          <w:tab w:val="num" w:pos="2160"/>
-        </w:tabs>
-        <w:ind w:left="2160" w:hanging="360"/>
-      </w:pPr>
-      <w:rPr>
-        <w:rFonts w:ascii="Wingdings" w:hAnsi="Wingdings" w:hint="default"/>
-        <w:sz w:val="20"/>
-      </w:rPr>
-    </w:lvl>
-    <w:lvl w:ilvl="3" w:tentative="1">
-      <w:start w:val="1"/>
-      <w:numFmt w:val="bullet"/>
-      <w:lvlText w:val=""/>
-      <w:lvlJc w:val="left"/>
-      <w:pPr>
-        <w:tabs>
-          <w:tab w:val="num" w:pos="2880"/>
-        </w:tabs>
-        <w:ind w:left="2880" w:hanging="360"/>
-      </w:pPr>
-      <w:rPr>
-        <w:rFonts w:ascii="Wingdings" w:hAnsi="Wingdings" w:hint="default"/>
-        <w:sz w:val="20"/>
-      </w:rPr>
-    </w:lvl>
-    <w:lvl w:ilvl="4" w:tentative="1">
-      <w:start w:val="1"/>
-      <w:numFmt w:val="bullet"/>
-      <w:lvlText w:val=""/>
-      <w:lvlJc w:val="left"/>
-      <w:pPr>
-        <w:tabs>
-          <w:tab w:val="num" w:pos="3600"/>
-        </w:tabs>
-        <w:ind w:left="3600" w:hanging="360"/>
-      </w:pPr>
-      <w:rPr>
-        <w:rFonts w:ascii="Wingdings" w:hAnsi="Wingdings" w:hint="default"/>
-        <w:sz w:val="20"/>
-      </w:rPr>
-    </w:lvl>
-    <w:lvl w:ilvl="5" w:tentative="1">
-      <w:start w:val="1"/>
-      <w:numFmt w:val="bullet"/>
-      <w:lvlText w:val=""/>
-      <w:lvlJc w:val="left"/>
-      <w:pPr>
-        <w:tabs>
-          <w:tab w:val="num" w:pos="4320"/>
-        </w:tabs>
-        <w:ind w:left="4320" w:hanging="360"/>
-      </w:pPr>
-      <w:rPr>
-        <w:rFonts w:ascii="Wingdings" w:hAnsi="Wingdings" w:hint="default"/>
-        <w:sz w:val="20"/>
-      </w:rPr>
-    </w:lvl>
-    <w:lvl w:ilvl="6" w:tentative="1">
-      <w:start w:val="1"/>
-      <w:numFmt w:val="bullet"/>
-      <w:lvlText w:val=""/>
-      <w:lvlJc w:val="left"/>
-      <w:pPr>
-        <w:tabs>
-          <w:tab w:val="num" w:pos="5040"/>
-        </w:tabs>
-        <w:ind w:left="5040" w:hanging="360"/>
-      </w:pPr>
-      <w:rPr>
-        <w:rFonts w:ascii="Wingdings" w:hAnsi="Wingdings" w:hint="default"/>
-        <w:sz w:val="20"/>
-      </w:rPr>
-    </w:lvl>
-    <w:lvl w:ilvl="7" w:tentative="1">
-      <w:start w:val="1"/>
-      <w:numFmt w:val="bullet"/>
-      <w:lvlText w:val=""/>
-      <w:lvlJc w:val="left"/>
-      <w:pPr>
-        <w:tabs>
-          <w:tab w:val="num" w:pos="5760"/>
-        </w:tabs>
-        <w:ind w:left="5760" w:hanging="360"/>
-      </w:pPr>
-      <w:rPr>
-        <w:rFonts w:ascii="Wingdings" w:hAnsi="Wingdings" w:hint="default"/>
-        <w:sz w:val="20"/>
-      </w:rPr>
-    </w:lvl>
-    <w:lvl w:ilvl="8" w:tentative="1">
-      <w:start w:val="1"/>
-      <w:numFmt w:val="bullet"/>
-      <w:lvlText w:val=""/>
-      <w:lvlJc w:val="left"/>
-      <w:pPr>
-        <w:tabs>
-          <w:tab w:val="num" w:pos="6480"/>
-        </w:tabs>
-        <w:ind w:left="6480" w:hanging="360"/>
-      </w:pPr>
-      <w:rPr>
-        <w:rFonts w:ascii="Wingdings" w:hAnsi="Wingdings" w:hint="default"/>
-        <w:sz w:val="20"/>
-      </w:rPr>
-    </w:lvl>
-  </w:abstractNum>
-  <w:abstractNum w:abstractNumId="62" w15:restartNumberingAfterBreak="0">
+  <w:abstractNum w:abstractNumId="33" w15:restartNumberingAfterBreak="0">
     <w:nsid w:val="5BE76F07"/>
     <w:multiLevelType w:val="multilevel"/>
     <w:tmpl w:val="619E85E0"/>
@@ -24334,156 +19429,7 @@
       </w:rPr>
     </w:lvl>
   </w:abstractNum>
-  <w:abstractNum w:abstractNumId="63" w15:restartNumberingAfterBreak="0">
-    <w:nsid w:val="5E064720"/>
-    <w:multiLevelType w:val="multilevel"/>
-    <w:tmpl w:val="BBB49B0A"/>
-    <w:lvl w:ilvl="0">
-      <w:start w:val="1"/>
-      <w:numFmt w:val="bullet"/>
-      <w:lvlText w:val=""/>
-      <w:lvlJc w:val="left"/>
-      <w:pPr>
-        <w:tabs>
-          <w:tab w:val="num" w:pos="720"/>
-        </w:tabs>
-        <w:ind w:left="720" w:hanging="360"/>
-      </w:pPr>
-      <w:rPr>
-        <w:rFonts w:ascii="Symbol" w:hAnsi="Symbol" w:hint="default"/>
-        <w:sz w:val="20"/>
-      </w:rPr>
-    </w:lvl>
-    <w:lvl w:ilvl="1" w:tentative="1">
-      <w:start w:val="1"/>
-      <w:numFmt w:val="bullet"/>
-      <w:lvlText w:val="o"/>
-      <w:lvlJc w:val="left"/>
-      <w:pPr>
-        <w:tabs>
-          <w:tab w:val="num" w:pos="1440"/>
-        </w:tabs>
-        <w:ind w:left="1440" w:hanging="360"/>
-      </w:pPr>
-      <w:rPr>
-        <w:rFonts w:ascii="Courier New" w:hAnsi="Courier New" w:hint="default"/>
-        <w:sz w:val="20"/>
-      </w:rPr>
-    </w:lvl>
-    <w:lvl w:ilvl="2" w:tentative="1">
-      <w:start w:val="1"/>
-      <w:numFmt w:val="bullet"/>
-      <w:lvlText w:val=""/>
-      <w:lvlJc w:val="left"/>
-      <w:pPr>
-        <w:tabs>
-          <w:tab w:val="num" w:pos="2160"/>
-        </w:tabs>
-        <w:ind w:left="2160" w:hanging="360"/>
-      </w:pPr>
-      <w:rPr>
-        <w:rFonts w:ascii="Wingdings" w:hAnsi="Wingdings" w:hint="default"/>
-        <w:sz w:val="20"/>
-      </w:rPr>
-    </w:lvl>
-    <w:lvl w:ilvl="3" w:tentative="1">
-      <w:start w:val="1"/>
-      <w:numFmt w:val="bullet"/>
-      <w:lvlText w:val=""/>
-      <w:lvlJc w:val="left"/>
-      <w:pPr>
-        <w:tabs>
-          <w:tab w:val="num" w:pos="2880"/>
-        </w:tabs>
-        <w:ind w:left="2880" w:hanging="360"/>
-      </w:pPr>
-      <w:rPr>
-        <w:rFonts w:ascii="Wingdings" w:hAnsi="Wingdings" w:hint="default"/>
-        <w:sz w:val="20"/>
-      </w:rPr>
-    </w:lvl>
-    <w:lvl w:ilvl="4" w:tentative="1">
-      <w:start w:val="1"/>
-      <w:numFmt w:val="bullet"/>
-      <w:lvlText w:val=""/>
-      <w:lvlJc w:val="left"/>
-      <w:pPr>
-        <w:tabs>
-          <w:tab w:val="num" w:pos="3600"/>
-        </w:tabs>
-        <w:ind w:left="3600" w:hanging="360"/>
-      </w:pPr>
-      <w:rPr>
-        <w:rFonts w:ascii="Wingdings" w:hAnsi="Wingdings" w:hint="default"/>
-        <w:sz w:val="20"/>
-      </w:rPr>
-    </w:lvl>
-    <w:lvl w:ilvl="5" w:tentative="1">
-      <w:start w:val="1"/>
-      <w:numFmt w:val="bullet"/>
-      <w:lvlText w:val=""/>
-      <w:lvlJc w:val="left"/>
-      <w:pPr>
-        <w:tabs>
-          <w:tab w:val="num" w:pos="4320"/>
-        </w:tabs>
-        <w:ind w:left="4320" w:hanging="360"/>
-      </w:pPr>
-      <w:rPr>
-        <w:rFonts w:ascii="Wingdings" w:hAnsi="Wingdings" w:hint="default"/>
-        <w:sz w:val="20"/>
-      </w:rPr>
-    </w:lvl>
-    <w:lvl w:ilvl="6" w:tentative="1">
-      <w:start w:val="1"/>
-      <w:numFmt w:val="bullet"/>
-      <w:lvlText w:val=""/>
-      <w:lvlJc w:val="left"/>
-      <w:pPr>
-        <w:tabs>
-          <w:tab w:val="num" w:pos="5040"/>
-        </w:tabs>
-        <w:ind w:left="5040" w:hanging="360"/>
-      </w:pPr>
-      <w:rPr>
-        <w:rFonts w:ascii="Wingdings" w:hAnsi="Wingdings" w:hint="default"/>
-        <w:sz w:val="20"/>
-      </w:rPr>
-    </w:lvl>
-    <w:lvl w:ilvl="7" w:tentative="1">
-      <w:start w:val="1"/>
-      <w:numFmt w:val="bullet"/>
-      <w:lvlText w:val=""/>
-      <w:lvlJc w:val="left"/>
-      <w:pPr>
-        <w:tabs>
-          <w:tab w:val="num" w:pos="5760"/>
-        </w:tabs>
-        <w:ind w:left="5760" w:hanging="360"/>
-      </w:pPr>
-      <w:rPr>
-        <w:rFonts w:ascii="Wingdings" w:hAnsi="Wingdings" w:hint="default"/>
-        <w:sz w:val="20"/>
-      </w:rPr>
-    </w:lvl>
-    <w:lvl w:ilvl="8" w:tentative="1">
-      <w:start w:val="1"/>
-      <w:numFmt w:val="bullet"/>
-      <w:lvlText w:val=""/>
-      <w:lvlJc w:val="left"/>
-      <w:pPr>
-        <w:tabs>
-          <w:tab w:val="num" w:pos="6480"/>
-        </w:tabs>
-        <w:ind w:left="6480" w:hanging="360"/>
-      </w:pPr>
-      <w:rPr>
-        <w:rFonts w:ascii="Wingdings" w:hAnsi="Wingdings" w:hint="default"/>
-        <w:sz w:val="20"/>
-      </w:rPr>
-    </w:lvl>
-  </w:abstractNum>
-  <w:abstractNum w:abstractNumId="64" w15:restartNumberingAfterBreak="0">
+  <w:abstractNum w:abstractNumId="34" w15:restartNumberingAfterBreak="0">
     <w:nsid w:val="5ED7339F"/>
     <w:multiLevelType w:val="multilevel"/>
     <w:tmpl w:val="11DA1A44"/>
@@ -24632,7 +19578,7 @@
       </w:rPr>
     </w:lvl>
   </w:abstractNum>
-  <w:abstractNum w:abstractNumId="65" w15:restartNumberingAfterBreak="0">
+  <w:abstractNum w:abstractNumId="35" w15:restartNumberingAfterBreak="0">
     <w:nsid w:val="5F504926"/>
     <w:multiLevelType w:val="multilevel"/>
     <w:tmpl w:val="F0441FCE"/>
@@ -24781,7 +19727,7 @@
       </w:rPr>
     </w:lvl>
   </w:abstractNum>
-  <w:abstractNum w:abstractNumId="66" w15:restartNumberingAfterBreak="0">
+  <w:abstractNum w:abstractNumId="36" w15:restartNumberingAfterBreak="0">
     <w:nsid w:val="64607ECA"/>
     <w:multiLevelType w:val="multilevel"/>
     <w:tmpl w:val="AB0EE612"/>
@@ -24930,603 +19876,7 @@
       </w:rPr>
     </w:lvl>
   </w:abstractNum>
-  <w:abstractNum w:abstractNumId="67" w15:restartNumberingAfterBreak="0">
-    <w:nsid w:val="649A27E6"/>
-    <w:multiLevelType w:val="multilevel"/>
-    <w:tmpl w:val="BF909E5E"/>
-    <w:lvl w:ilvl="0">
-      <w:start w:val="1"/>
-      <w:numFmt w:val="bullet"/>
-      <w:lvlText w:val=""/>
-      <w:lvlJc w:val="left"/>
-      <w:pPr>
-        <w:tabs>
-          <w:tab w:val="num" w:pos="720"/>
-        </w:tabs>
-        <w:ind w:left="720" w:hanging="360"/>
-      </w:pPr>
-      <w:rPr>
-        <w:rFonts w:ascii="Symbol" w:hAnsi="Symbol" w:hint="default"/>
-        <w:sz w:val="20"/>
-      </w:rPr>
-    </w:lvl>
-    <w:lvl w:ilvl="1" w:tentative="1">
-      <w:start w:val="1"/>
-      <w:numFmt w:val="bullet"/>
-      <w:lvlText w:val="o"/>
-      <w:lvlJc w:val="left"/>
-      <w:pPr>
-        <w:tabs>
-          <w:tab w:val="num" w:pos="1440"/>
-        </w:tabs>
-        <w:ind w:left="1440" w:hanging="360"/>
-      </w:pPr>
-      <w:rPr>
-        <w:rFonts w:ascii="Courier New" w:hAnsi="Courier New" w:hint="default"/>
-        <w:sz w:val="20"/>
-      </w:rPr>
-    </w:lvl>
-    <w:lvl w:ilvl="2" w:tentative="1">
-      <w:start w:val="1"/>
-      <w:numFmt w:val="bullet"/>
-      <w:lvlText w:val=""/>
-      <w:lvlJc w:val="left"/>
-      <w:pPr>
-        <w:tabs>
-          <w:tab w:val="num" w:pos="2160"/>
-        </w:tabs>
-        <w:ind w:left="2160" w:hanging="360"/>
-      </w:pPr>
-      <w:rPr>
-        <w:rFonts w:ascii="Wingdings" w:hAnsi="Wingdings" w:hint="default"/>
-        <w:sz w:val="20"/>
-      </w:rPr>
-    </w:lvl>
-    <w:lvl w:ilvl="3" w:tentative="1">
-      <w:start w:val="1"/>
-      <w:numFmt w:val="bullet"/>
-      <w:lvlText w:val=""/>
-      <w:lvlJc w:val="left"/>
-      <w:pPr>
-        <w:tabs>
-          <w:tab w:val="num" w:pos="2880"/>
-        </w:tabs>
-        <w:ind w:left="2880" w:hanging="360"/>
-      </w:pPr>
-      <w:rPr>
-        <w:rFonts w:ascii="Wingdings" w:hAnsi="Wingdings" w:hint="default"/>
-        <w:sz w:val="20"/>
-      </w:rPr>
-    </w:lvl>
-    <w:lvl w:ilvl="4" w:tentative="1">
-      <w:start w:val="1"/>
-      <w:numFmt w:val="bullet"/>
-      <w:lvlText w:val=""/>
-      <w:lvlJc w:val="left"/>
-      <w:pPr>
-        <w:tabs>
-          <w:tab w:val="num" w:pos="3600"/>
-        </w:tabs>
-        <w:ind w:left="3600" w:hanging="360"/>
-      </w:pPr>
-      <w:rPr>
-        <w:rFonts w:ascii="Wingdings" w:hAnsi="Wingdings" w:hint="default"/>
-        <w:sz w:val="20"/>
-      </w:rPr>
-    </w:lvl>
-    <w:lvl w:ilvl="5" w:tentative="1">
-      <w:start w:val="1"/>
-      <w:numFmt w:val="bullet"/>
-      <w:lvlText w:val=""/>
-      <w:lvlJc w:val="left"/>
-      <w:pPr>
-        <w:tabs>
-          <w:tab w:val="num" w:pos="4320"/>
-        </w:tabs>
-        <w:ind w:left="4320" w:hanging="360"/>
-      </w:pPr>
-      <w:rPr>
-        <w:rFonts w:ascii="Wingdings" w:hAnsi="Wingdings" w:hint="default"/>
-        <w:sz w:val="20"/>
-      </w:rPr>
-    </w:lvl>
-    <w:lvl w:ilvl="6" w:tentative="1">
-      <w:start w:val="1"/>
-      <w:numFmt w:val="bullet"/>
-      <w:lvlText w:val=""/>
-      <w:lvlJc w:val="left"/>
-      <w:pPr>
-        <w:tabs>
-          <w:tab w:val="num" w:pos="5040"/>
-        </w:tabs>
-        <w:ind w:left="5040" w:hanging="360"/>
-      </w:pPr>
-      <w:rPr>
-        <w:rFonts w:ascii="Wingdings" w:hAnsi="Wingdings" w:hint="default"/>
-        <w:sz w:val="20"/>
-      </w:rPr>
-    </w:lvl>
-    <w:lvl w:ilvl="7" w:tentative="1">
-      <w:start w:val="1"/>
-      <w:numFmt w:val="bullet"/>
-      <w:lvlText w:val=""/>
-      <w:lvlJc w:val="left"/>
-      <w:pPr>
-        <w:tabs>
-          <w:tab w:val="num" w:pos="5760"/>
-        </w:tabs>
-        <w:ind w:left="5760" w:hanging="360"/>
-      </w:pPr>
-      <w:rPr>
-        <w:rFonts w:ascii="Wingdings" w:hAnsi="Wingdings" w:hint="default"/>
-        <w:sz w:val="20"/>
-      </w:rPr>
-    </w:lvl>
-    <w:lvl w:ilvl="8" w:tentative="1">
-      <w:start w:val="1"/>
-      <w:numFmt w:val="bullet"/>
-      <w:lvlText w:val=""/>
-      <w:lvlJc w:val="left"/>
-      <w:pPr>
-        <w:tabs>
-          <w:tab w:val="num" w:pos="6480"/>
-        </w:tabs>
-        <w:ind w:left="6480" w:hanging="360"/>
-      </w:pPr>
-      <w:rPr>
-        <w:rFonts w:ascii="Wingdings" w:hAnsi="Wingdings" w:hint="default"/>
-        <w:sz w:val="20"/>
-      </w:rPr>
-    </w:lvl>
-  </w:abstractNum>
-  <w:abstractNum w:abstractNumId="68" w15:restartNumberingAfterBreak="0">
-    <w:nsid w:val="65204865"/>
-    <w:multiLevelType w:val="multilevel"/>
-    <w:tmpl w:val="29946FCE"/>
-    <w:lvl w:ilvl="0">
-      <w:start w:val="1"/>
-      <w:numFmt w:val="bullet"/>
-      <w:lvlText w:val=""/>
-      <w:lvlJc w:val="left"/>
-      <w:pPr>
-        <w:tabs>
-          <w:tab w:val="num" w:pos="720"/>
-        </w:tabs>
-        <w:ind w:left="720" w:hanging="360"/>
-      </w:pPr>
-      <w:rPr>
-        <w:rFonts w:ascii="Symbol" w:hAnsi="Symbol" w:hint="default"/>
-        <w:sz w:val="20"/>
-      </w:rPr>
-    </w:lvl>
-    <w:lvl w:ilvl="1">
-      <w:start w:val="1"/>
-      <w:numFmt w:val="bullet"/>
-      <w:lvlText w:val="o"/>
-      <w:lvlJc w:val="left"/>
-      <w:pPr>
-        <w:tabs>
-          <w:tab w:val="num" w:pos="1440"/>
-        </w:tabs>
-        <w:ind w:left="1440" w:hanging="360"/>
-      </w:pPr>
-      <w:rPr>
-        <w:rFonts w:ascii="Courier New" w:hAnsi="Courier New" w:hint="default"/>
-        <w:sz w:val="20"/>
-      </w:rPr>
-    </w:lvl>
-    <w:lvl w:ilvl="2" w:tentative="1">
-      <w:start w:val="1"/>
-      <w:numFmt w:val="bullet"/>
-      <w:lvlText w:val=""/>
-      <w:lvlJc w:val="left"/>
-      <w:pPr>
-        <w:tabs>
-          <w:tab w:val="num" w:pos="2160"/>
-        </w:tabs>
-        <w:ind w:left="2160" w:hanging="360"/>
-      </w:pPr>
-      <w:rPr>
-        <w:rFonts w:ascii="Wingdings" w:hAnsi="Wingdings" w:hint="default"/>
-        <w:sz w:val="20"/>
-      </w:rPr>
-    </w:lvl>
-    <w:lvl w:ilvl="3" w:tentative="1">
-      <w:start w:val="1"/>
-      <w:numFmt w:val="bullet"/>
-      <w:lvlText w:val=""/>
-      <w:lvlJc w:val="left"/>
-      <w:pPr>
-        <w:tabs>
-          <w:tab w:val="num" w:pos="2880"/>
-        </w:tabs>
-        <w:ind w:left="2880" w:hanging="360"/>
-      </w:pPr>
-      <w:rPr>
-        <w:rFonts w:ascii="Wingdings" w:hAnsi="Wingdings" w:hint="default"/>
-        <w:sz w:val="20"/>
-      </w:rPr>
-    </w:lvl>
-    <w:lvl w:ilvl="4" w:tentative="1">
-      <w:start w:val="1"/>
-      <w:numFmt w:val="bullet"/>
-      <w:lvlText w:val=""/>
-      <w:lvlJc w:val="left"/>
-      <w:pPr>
-        <w:tabs>
-          <w:tab w:val="num" w:pos="3600"/>
-        </w:tabs>
-        <w:ind w:left="3600" w:hanging="360"/>
-      </w:pPr>
-      <w:rPr>
-        <w:rFonts w:ascii="Wingdings" w:hAnsi="Wingdings" w:hint="default"/>
-        <w:sz w:val="20"/>
-      </w:rPr>
-    </w:lvl>
-    <w:lvl w:ilvl="5" w:tentative="1">
-      <w:start w:val="1"/>
-      <w:numFmt w:val="bullet"/>
-      <w:lvlText w:val=""/>
-      <w:lvlJc w:val="left"/>
-      <w:pPr>
-        <w:tabs>
-          <w:tab w:val="num" w:pos="4320"/>
-        </w:tabs>
-        <w:ind w:left="4320" w:hanging="360"/>
-      </w:pPr>
-      <w:rPr>
-        <w:rFonts w:ascii="Wingdings" w:hAnsi="Wingdings" w:hint="default"/>
-        <w:sz w:val="20"/>
-      </w:rPr>
-    </w:lvl>
-    <w:lvl w:ilvl="6" w:tentative="1">
-      <w:start w:val="1"/>
-      <w:numFmt w:val="bullet"/>
-      <w:lvlText w:val=""/>
-      <w:lvlJc w:val="left"/>
-      <w:pPr>
-        <w:tabs>
-          <w:tab w:val="num" w:pos="5040"/>
-        </w:tabs>
-        <w:ind w:left="5040" w:hanging="360"/>
-      </w:pPr>
-      <w:rPr>
-        <w:rFonts w:ascii="Wingdings" w:hAnsi="Wingdings" w:hint="default"/>
-        <w:sz w:val="20"/>
-      </w:rPr>
-    </w:lvl>
-    <w:lvl w:ilvl="7" w:tentative="1">
-      <w:start w:val="1"/>
-      <w:numFmt w:val="bullet"/>
-      <w:lvlText w:val=""/>
-      <w:lvlJc w:val="left"/>
-      <w:pPr>
-        <w:tabs>
-          <w:tab w:val="num" w:pos="5760"/>
-        </w:tabs>
-        <w:ind w:left="5760" w:hanging="360"/>
-      </w:pPr>
-      <w:rPr>
-        <w:rFonts w:ascii="Wingdings" w:hAnsi="Wingdings" w:hint="default"/>
-        <w:sz w:val="20"/>
-      </w:rPr>
-    </w:lvl>
-    <w:lvl w:ilvl="8" w:tentative="1">
-      <w:start w:val="1"/>
-      <w:numFmt w:val="bullet"/>
-      <w:lvlText w:val=""/>
-      <w:lvlJc w:val="left"/>
-      <w:pPr>
-        <w:tabs>
-          <w:tab w:val="num" w:pos="6480"/>
-        </w:tabs>
-        <w:ind w:left="6480" w:hanging="360"/>
-      </w:pPr>
-      <w:rPr>
-        <w:rFonts w:ascii="Wingdings" w:hAnsi="Wingdings" w:hint="default"/>
-        <w:sz w:val="20"/>
-      </w:rPr>
-    </w:lvl>
-  </w:abstractNum>
-  <w:abstractNum w:abstractNumId="69" w15:restartNumberingAfterBreak="0">
-    <w:nsid w:val="672E14D1"/>
-    <w:multiLevelType w:val="multilevel"/>
-    <w:tmpl w:val="A24A8E8C"/>
-    <w:lvl w:ilvl="0">
-      <w:start w:val="1"/>
-      <w:numFmt w:val="bullet"/>
-      <w:lvlText w:val=""/>
-      <w:lvlJc w:val="left"/>
-      <w:pPr>
-        <w:tabs>
-          <w:tab w:val="num" w:pos="720"/>
-        </w:tabs>
-        <w:ind w:left="720" w:hanging="360"/>
-      </w:pPr>
-      <w:rPr>
-        <w:rFonts w:ascii="Symbol" w:hAnsi="Symbol" w:hint="default"/>
-        <w:sz w:val="20"/>
-      </w:rPr>
-    </w:lvl>
-    <w:lvl w:ilvl="1" w:tentative="1">
-      <w:start w:val="1"/>
-      <w:numFmt w:val="bullet"/>
-      <w:lvlText w:val="o"/>
-      <w:lvlJc w:val="left"/>
-      <w:pPr>
-        <w:tabs>
-          <w:tab w:val="num" w:pos="1440"/>
-        </w:tabs>
-        <w:ind w:left="1440" w:hanging="360"/>
-      </w:pPr>
-      <w:rPr>
-        <w:rFonts w:ascii="Courier New" w:hAnsi="Courier New" w:hint="default"/>
-        <w:sz w:val="20"/>
-      </w:rPr>
-    </w:lvl>
-    <w:lvl w:ilvl="2" w:tentative="1">
-      <w:start w:val="1"/>
-      <w:numFmt w:val="bullet"/>
-      <w:lvlText w:val=""/>
-      <w:lvlJc w:val="left"/>
-      <w:pPr>
-        <w:tabs>
-          <w:tab w:val="num" w:pos="2160"/>
-        </w:tabs>
-        <w:ind w:left="2160" w:hanging="360"/>
-      </w:pPr>
-      <w:rPr>
-        <w:rFonts w:ascii="Wingdings" w:hAnsi="Wingdings" w:hint="default"/>
-        <w:sz w:val="20"/>
-      </w:rPr>
-    </w:lvl>
-    <w:lvl w:ilvl="3" w:tentative="1">
-      <w:start w:val="1"/>
-      <w:numFmt w:val="bullet"/>
-      <w:lvlText w:val=""/>
-      <w:lvlJc w:val="left"/>
-      <w:pPr>
-        <w:tabs>
-          <w:tab w:val="num" w:pos="2880"/>
-        </w:tabs>
-        <w:ind w:left="2880" w:hanging="360"/>
-      </w:pPr>
-      <w:rPr>
-        <w:rFonts w:ascii="Wingdings" w:hAnsi="Wingdings" w:hint="default"/>
-        <w:sz w:val="20"/>
-      </w:rPr>
-    </w:lvl>
-    <w:lvl w:ilvl="4" w:tentative="1">
-      <w:start w:val="1"/>
-      <w:numFmt w:val="bullet"/>
-      <w:lvlText w:val=""/>
-      <w:lvlJc w:val="left"/>
-      <w:pPr>
-        <w:tabs>
-          <w:tab w:val="num" w:pos="3600"/>
-        </w:tabs>
-        <w:ind w:left="3600" w:hanging="360"/>
-      </w:pPr>
-      <w:rPr>
-        <w:rFonts w:ascii="Wingdings" w:hAnsi="Wingdings" w:hint="default"/>
-        <w:sz w:val="20"/>
-      </w:rPr>
-    </w:lvl>
-    <w:lvl w:ilvl="5" w:tentative="1">
-      <w:start w:val="1"/>
-      <w:numFmt w:val="bullet"/>
-      <w:lvlText w:val=""/>
-      <w:lvlJc w:val="left"/>
-      <w:pPr>
-        <w:tabs>
-          <w:tab w:val="num" w:pos="4320"/>
-        </w:tabs>
-        <w:ind w:left="4320" w:hanging="360"/>
-      </w:pPr>
-      <w:rPr>
-        <w:rFonts w:ascii="Wingdings" w:hAnsi="Wingdings" w:hint="default"/>
-        <w:sz w:val="20"/>
-      </w:rPr>
-    </w:lvl>
-    <w:lvl w:ilvl="6" w:tentative="1">
-      <w:start w:val="1"/>
-      <w:numFmt w:val="bullet"/>
-      <w:lvlText w:val=""/>
-      <w:lvlJc w:val="left"/>
-      <w:pPr>
-        <w:tabs>
-          <w:tab w:val="num" w:pos="5040"/>
-        </w:tabs>
-        <w:ind w:left="5040" w:hanging="360"/>
-      </w:pPr>
-      <w:rPr>
-        <w:rFonts w:ascii="Wingdings" w:hAnsi="Wingdings" w:hint="default"/>
-        <w:sz w:val="20"/>
-      </w:rPr>
-    </w:lvl>
-    <w:lvl w:ilvl="7" w:tentative="1">
-      <w:start w:val="1"/>
-      <w:numFmt w:val="bullet"/>
-      <w:lvlText w:val=""/>
-      <w:lvlJc w:val="left"/>
-      <w:pPr>
-        <w:tabs>
-          <w:tab w:val="num" w:pos="5760"/>
-        </w:tabs>
-        <w:ind w:left="5760" w:hanging="360"/>
-      </w:pPr>
-      <w:rPr>
-        <w:rFonts w:ascii="Wingdings" w:hAnsi="Wingdings" w:hint="default"/>
-        <w:sz w:val="20"/>
-      </w:rPr>
-    </w:lvl>
-    <w:lvl w:ilvl="8" w:tentative="1">
-      <w:start w:val="1"/>
-      <w:numFmt w:val="bullet"/>
-      <w:lvlText w:val=""/>
-      <w:lvlJc w:val="left"/>
-      <w:pPr>
-        <w:tabs>
-          <w:tab w:val="num" w:pos="6480"/>
-        </w:tabs>
-        <w:ind w:left="6480" w:hanging="360"/>
-      </w:pPr>
-      <w:rPr>
-        <w:rFonts w:ascii="Wingdings" w:hAnsi="Wingdings" w:hint="default"/>
-        <w:sz w:val="20"/>
-      </w:rPr>
-    </w:lvl>
-  </w:abstractNum>
-  <w:abstractNum w:abstractNumId="70" w15:restartNumberingAfterBreak="0">
-    <w:nsid w:val="67C53C5C"/>
-    <w:multiLevelType w:val="multilevel"/>
-    <w:tmpl w:val="B90C908E"/>
-    <w:lvl w:ilvl="0">
-      <w:start w:val="1"/>
-      <w:numFmt w:val="bullet"/>
-      <w:lvlText w:val=""/>
-      <w:lvlJc w:val="left"/>
-      <w:pPr>
-        <w:tabs>
-          <w:tab w:val="num" w:pos="720"/>
-        </w:tabs>
-        <w:ind w:left="720" w:hanging="360"/>
-      </w:pPr>
-      <w:rPr>
-        <w:rFonts w:ascii="Symbol" w:hAnsi="Symbol" w:hint="default"/>
-        <w:sz w:val="20"/>
-      </w:rPr>
-    </w:lvl>
-    <w:lvl w:ilvl="1" w:tentative="1">
-      <w:start w:val="1"/>
-      <w:numFmt w:val="bullet"/>
-      <w:lvlText w:val="o"/>
-      <w:lvlJc w:val="left"/>
-      <w:pPr>
-        <w:tabs>
-          <w:tab w:val="num" w:pos="1440"/>
-        </w:tabs>
-        <w:ind w:left="1440" w:hanging="360"/>
-      </w:pPr>
-      <w:rPr>
-        <w:rFonts w:ascii="Courier New" w:hAnsi="Courier New" w:hint="default"/>
-        <w:sz w:val="20"/>
-      </w:rPr>
-    </w:lvl>
-    <w:lvl w:ilvl="2" w:tentative="1">
-      <w:start w:val="1"/>
-      <w:numFmt w:val="bullet"/>
-      <w:lvlText w:val=""/>
-      <w:lvlJc w:val="left"/>
-      <w:pPr>
-        <w:tabs>
-          <w:tab w:val="num" w:pos="2160"/>
-        </w:tabs>
-        <w:ind w:left="2160" w:hanging="360"/>
-      </w:pPr>
-      <w:rPr>
-        <w:rFonts w:ascii="Wingdings" w:hAnsi="Wingdings" w:hint="default"/>
-        <w:sz w:val="20"/>
-      </w:rPr>
-    </w:lvl>
-    <w:lvl w:ilvl="3" w:tentative="1">
-      <w:start w:val="1"/>
-      <w:numFmt w:val="bullet"/>
-      <w:lvlText w:val=""/>
-      <w:lvlJc w:val="left"/>
-      <w:pPr>
-        <w:tabs>
-          <w:tab w:val="num" w:pos="2880"/>
-        </w:tabs>
-        <w:ind w:left="2880" w:hanging="360"/>
-      </w:pPr>
-      <w:rPr>
-        <w:rFonts w:ascii="Wingdings" w:hAnsi="Wingdings" w:hint="default"/>
-        <w:sz w:val="20"/>
-      </w:rPr>
-    </w:lvl>
-    <w:lvl w:ilvl="4" w:tentative="1">
-      <w:start w:val="1"/>
-      <w:numFmt w:val="bullet"/>
-      <w:lvlText w:val=""/>
-      <w:lvlJc w:val="left"/>
-      <w:pPr>
-        <w:tabs>
-          <w:tab w:val="num" w:pos="3600"/>
-        </w:tabs>
-        <w:ind w:left="3600" w:hanging="360"/>
-      </w:pPr>
-      <w:rPr>
-        <w:rFonts w:ascii="Wingdings" w:hAnsi="Wingdings" w:hint="default"/>
-        <w:sz w:val="20"/>
-      </w:rPr>
-    </w:lvl>
-    <w:lvl w:ilvl="5" w:tentative="1">
-      <w:start w:val="1"/>
-      <w:numFmt w:val="bullet"/>
-      <w:lvlText w:val=""/>
-      <w:lvlJc w:val="left"/>
-      <w:pPr>
-        <w:tabs>
-          <w:tab w:val="num" w:pos="4320"/>
-        </w:tabs>
-        <w:ind w:left="4320" w:hanging="360"/>
-      </w:pPr>
-      <w:rPr>
-        <w:rFonts w:ascii="Wingdings" w:hAnsi="Wingdings" w:hint="default"/>
-        <w:sz w:val="20"/>
-      </w:rPr>
-    </w:lvl>
-    <w:lvl w:ilvl="6" w:tentative="1">
-      <w:start w:val="1"/>
-      <w:numFmt w:val="bullet"/>
-      <w:lvlText w:val=""/>
-      <w:lvlJc w:val="left"/>
-      <w:pPr>
-        <w:tabs>
-          <w:tab w:val="num" w:pos="5040"/>
-        </w:tabs>
-        <w:ind w:left="5040" w:hanging="360"/>
-      </w:pPr>
-      <w:rPr>
-        <w:rFonts w:ascii="Wingdings" w:hAnsi="Wingdings" w:hint="default"/>
-        <w:sz w:val="20"/>
-      </w:rPr>
-    </w:lvl>
-    <w:lvl w:ilvl="7" w:tentative="1">
-      <w:start w:val="1"/>
-      <w:numFmt w:val="bullet"/>
-      <w:lvlText w:val=""/>
-      <w:lvlJc w:val="left"/>
-      <w:pPr>
-        <w:tabs>
-          <w:tab w:val="num" w:pos="5760"/>
-        </w:tabs>
-        <w:ind w:left="5760" w:hanging="360"/>
-      </w:pPr>
-      <w:rPr>
-        <w:rFonts w:ascii="Wingdings" w:hAnsi="Wingdings" w:hint="default"/>
-        <w:sz w:val="20"/>
-      </w:rPr>
-    </w:lvl>
-    <w:lvl w:ilvl="8" w:tentative="1">
-      <w:start w:val="1"/>
-      <w:numFmt w:val="bullet"/>
-      <w:lvlText w:val=""/>
-      <w:lvlJc w:val="left"/>
-      <w:pPr>
-        <w:tabs>
-          <w:tab w:val="num" w:pos="6480"/>
-        </w:tabs>
-        <w:ind w:left="6480" w:hanging="360"/>
-      </w:pPr>
-      <w:rPr>
-        <w:rFonts w:ascii="Wingdings" w:hAnsi="Wingdings" w:hint="default"/>
-        <w:sz w:val="20"/>
-      </w:rPr>
-    </w:lvl>
-  </w:abstractNum>
-  <w:abstractNum w:abstractNumId="71" w15:restartNumberingAfterBreak="0">
+  <w:abstractNum w:abstractNumId="37" w15:restartNumberingAfterBreak="0">
     <w:nsid w:val="6A8367FD"/>
     <w:multiLevelType w:val="multilevel"/>
     <w:tmpl w:val="1F846916"/>
@@ -25639,7 +19989,7 @@
       </w:pPr>
     </w:lvl>
   </w:abstractNum>
-  <w:abstractNum w:abstractNumId="72" w15:restartNumberingAfterBreak="0">
+  <w:abstractNum w:abstractNumId="38" w15:restartNumberingAfterBreak="0">
     <w:nsid w:val="6BEA4C75"/>
     <w:multiLevelType w:val="multilevel"/>
     <w:tmpl w:val="D8D4E4BE"/>
@@ -25788,7 +20138,7 @@
       </w:rPr>
     </w:lvl>
   </w:abstractNum>
-  <w:abstractNum w:abstractNumId="73" w15:restartNumberingAfterBreak="0">
+  <w:abstractNum w:abstractNumId="39" w15:restartNumberingAfterBreak="0">
     <w:nsid w:val="6D1B62AA"/>
     <w:multiLevelType w:val="multilevel"/>
     <w:tmpl w:val="DC86A4DE"/>
@@ -25937,156 +20287,7 @@
       </w:rPr>
     </w:lvl>
   </w:abstractNum>
-  <w:abstractNum w:abstractNumId="74" w15:restartNumberingAfterBreak="0">
-    <w:nsid w:val="6D3D1223"/>
-    <w:multiLevelType w:val="multilevel"/>
-    <w:tmpl w:val="0B202B88"/>
-    <w:lvl w:ilvl="0">
-      <w:start w:val="1"/>
-      <w:numFmt w:val="bullet"/>
-      <w:lvlText w:val=""/>
-      <w:lvlJc w:val="left"/>
-      <w:pPr>
-        <w:tabs>
-          <w:tab w:val="num" w:pos="720"/>
-        </w:tabs>
-        <w:ind w:left="720" w:hanging="360"/>
-      </w:pPr>
-      <w:rPr>
-        <w:rFonts w:ascii="Symbol" w:hAnsi="Symbol" w:hint="default"/>
-        <w:sz w:val="20"/>
-      </w:rPr>
-    </w:lvl>
-    <w:lvl w:ilvl="1" w:tentative="1">
-      <w:start w:val="1"/>
-      <w:numFmt w:val="bullet"/>
-      <w:lvlText w:val="o"/>
-      <w:lvlJc w:val="left"/>
-      <w:pPr>
-        <w:tabs>
-          <w:tab w:val="num" w:pos="1440"/>
-        </w:tabs>
-        <w:ind w:left="1440" w:hanging="360"/>
-      </w:pPr>
-      <w:rPr>
-        <w:rFonts w:ascii="Courier New" w:hAnsi="Courier New" w:hint="default"/>
-        <w:sz w:val="20"/>
-      </w:rPr>
-    </w:lvl>
-    <w:lvl w:ilvl="2" w:tentative="1">
-      <w:start w:val="1"/>
-      <w:numFmt w:val="bullet"/>
-      <w:lvlText w:val=""/>
-      <w:lvlJc w:val="left"/>
-      <w:pPr>
-        <w:tabs>
-          <w:tab w:val="num" w:pos="2160"/>
-        </w:tabs>
-        <w:ind w:left="2160" w:hanging="360"/>
-      </w:pPr>
-      <w:rPr>
-        <w:rFonts w:ascii="Wingdings" w:hAnsi="Wingdings" w:hint="default"/>
-        <w:sz w:val="20"/>
-      </w:rPr>
-    </w:lvl>
-    <w:lvl w:ilvl="3" w:tentative="1">
-      <w:start w:val="1"/>
-      <w:numFmt w:val="bullet"/>
-      <w:lvlText w:val=""/>
-      <w:lvlJc w:val="left"/>
-      <w:pPr>
-        <w:tabs>
-          <w:tab w:val="num" w:pos="2880"/>
-        </w:tabs>
-        <w:ind w:left="2880" w:hanging="360"/>
-      </w:pPr>
-      <w:rPr>
-        <w:rFonts w:ascii="Wingdings" w:hAnsi="Wingdings" w:hint="default"/>
-        <w:sz w:val="20"/>
-      </w:rPr>
-    </w:lvl>
-    <w:lvl w:ilvl="4" w:tentative="1">
-      <w:start w:val="1"/>
-      <w:numFmt w:val="bullet"/>
-      <w:lvlText w:val=""/>
-      <w:lvlJc w:val="left"/>
-      <w:pPr>
-        <w:tabs>
-          <w:tab w:val="num" w:pos="3600"/>
-        </w:tabs>
-        <w:ind w:left="3600" w:hanging="360"/>
-      </w:pPr>
-      <w:rPr>
-        <w:rFonts w:ascii="Wingdings" w:hAnsi="Wingdings" w:hint="default"/>
-        <w:sz w:val="20"/>
-      </w:rPr>
-    </w:lvl>
-    <w:lvl w:ilvl="5" w:tentative="1">
-      <w:start w:val="1"/>
-      <w:numFmt w:val="bullet"/>
-      <w:lvlText w:val=""/>
-      <w:lvlJc w:val="left"/>
-      <w:pPr>
-        <w:tabs>
-          <w:tab w:val="num" w:pos="4320"/>
-        </w:tabs>
-        <w:ind w:left="4320" w:hanging="360"/>
-      </w:pPr>
-      <w:rPr>
-        <w:rFonts w:ascii="Wingdings" w:hAnsi="Wingdings" w:hint="default"/>
-        <w:sz w:val="20"/>
-      </w:rPr>
-    </w:lvl>
-    <w:lvl w:ilvl="6" w:tentative="1">
-      <w:start w:val="1"/>
-      <w:numFmt w:val="bullet"/>
-      <w:lvlText w:val=""/>
-      <w:lvlJc w:val="left"/>
-      <w:pPr>
-        <w:tabs>
-          <w:tab w:val="num" w:pos="5040"/>
-        </w:tabs>
-        <w:ind w:left="5040" w:hanging="360"/>
-      </w:pPr>
-      <w:rPr>
-        <w:rFonts w:ascii="Wingdings" w:hAnsi="Wingdings" w:hint="default"/>
-        <w:sz w:val="20"/>
-      </w:rPr>
-    </w:lvl>
-    <w:lvl w:ilvl="7" w:tentative="1">
-      <w:start w:val="1"/>
-      <w:numFmt w:val="bullet"/>
-      <w:lvlText w:val=""/>
-      <w:lvlJc w:val="left"/>
-      <w:pPr>
-        <w:tabs>
-          <w:tab w:val="num" w:pos="5760"/>
-        </w:tabs>
-        <w:ind w:left="5760" w:hanging="360"/>
-      </w:pPr>
-      <w:rPr>
-        <w:rFonts w:ascii="Wingdings" w:hAnsi="Wingdings" w:hint="default"/>
-        <w:sz w:val="20"/>
-      </w:rPr>
-    </w:lvl>
-    <w:lvl w:ilvl="8" w:tentative="1">
-      <w:start w:val="1"/>
-      <w:numFmt w:val="bullet"/>
-      <w:lvlText w:val=""/>
-      <w:lvlJc w:val="left"/>
-      <w:pPr>
-        <w:tabs>
-          <w:tab w:val="num" w:pos="6480"/>
-        </w:tabs>
-        <w:ind w:left="6480" w:hanging="360"/>
-      </w:pPr>
-      <w:rPr>
-        <w:rFonts w:ascii="Wingdings" w:hAnsi="Wingdings" w:hint="default"/>
-        <w:sz w:val="20"/>
-      </w:rPr>
-    </w:lvl>
-  </w:abstractNum>
-  <w:abstractNum w:abstractNumId="75" w15:restartNumberingAfterBreak="0">
+  <w:abstractNum w:abstractNumId="40" w15:restartNumberingAfterBreak="0">
     <w:nsid w:val="6EA45088"/>
     <w:multiLevelType w:val="hybridMultilevel"/>
     <w:tmpl w:val="E6E44EEC"/>
@@ -26228,7 +20429,7 @@
       </w:rPr>
     </w:lvl>
   </w:abstractNum>
-  <w:abstractNum w:abstractNumId="76" w15:restartNumberingAfterBreak="0">
+  <w:abstractNum w:abstractNumId="41" w15:restartNumberingAfterBreak="0">
     <w:nsid w:val="6F514009"/>
     <w:multiLevelType w:val="multilevel"/>
     <w:tmpl w:val="99084202"/>
@@ -26377,7 +20578,7 @@
       </w:rPr>
     </w:lvl>
   </w:abstractNum>
-  <w:abstractNum w:abstractNumId="77" w15:restartNumberingAfterBreak="0">
+  <w:abstractNum w:abstractNumId="42" w15:restartNumberingAfterBreak="0">
     <w:nsid w:val="6FD62B47"/>
     <w:multiLevelType w:val="hybridMultilevel"/>
     <w:tmpl w:val="D20CD3D4"/>
@@ -26520,7 +20721,7 @@
       </w:rPr>
     </w:lvl>
   </w:abstractNum>
-  <w:abstractNum w:abstractNumId="78" w15:restartNumberingAfterBreak="0">
+  <w:abstractNum w:abstractNumId="43" w15:restartNumberingAfterBreak="0">
     <w:nsid w:val="70D74018"/>
     <w:multiLevelType w:val="multilevel"/>
     <w:tmpl w:val="413CF2E4"/>
@@ -26669,7 +20870,7 @@
       </w:rPr>
     </w:lvl>
   </w:abstractNum>
-  <w:abstractNum w:abstractNumId="79" w15:restartNumberingAfterBreak="0">
+  <w:abstractNum w:abstractNumId="44" w15:restartNumberingAfterBreak="0">
     <w:nsid w:val="717C69C6"/>
     <w:multiLevelType w:val="hybridMultilevel"/>
     <w:tmpl w:val="3A5AF038"/>
@@ -26782,156 +20983,7 @@
       </w:rPr>
     </w:lvl>
   </w:abstractNum>
-  <w:abstractNum w:abstractNumId="80" w15:restartNumberingAfterBreak="0">
-    <w:nsid w:val="72A86793"/>
-    <w:multiLevelType w:val="multilevel"/>
-    <w:tmpl w:val="77AED0BC"/>
-    <w:lvl w:ilvl="0">
-      <w:start w:val="1"/>
-      <w:numFmt w:val="bullet"/>
-      <w:lvlText w:val=""/>
-      <w:lvlJc w:val="left"/>
-      <w:pPr>
-        <w:tabs>
-          <w:tab w:val="num" w:pos="720"/>
-        </w:tabs>
-        <w:ind w:left="720" w:hanging="360"/>
-      </w:pPr>
-      <w:rPr>
-        <w:rFonts w:ascii="Symbol" w:hAnsi="Symbol" w:hint="default"/>
-        <w:sz w:val="20"/>
-      </w:rPr>
-    </w:lvl>
-    <w:lvl w:ilvl="1">
-      <w:start w:val="1"/>
-      <w:numFmt w:val="bullet"/>
-      <w:lvlText w:val="o"/>
-      <w:lvlJc w:val="left"/>
-      <w:pPr>
-        <w:tabs>
-          <w:tab w:val="num" w:pos="1440"/>
-        </w:tabs>
-        <w:ind w:left="1440" w:hanging="360"/>
-      </w:pPr>
-      <w:rPr>
-        <w:rFonts w:ascii="Courier New" w:hAnsi="Courier New" w:hint="default"/>
-        <w:sz w:val="20"/>
-      </w:rPr>
-    </w:lvl>
-    <w:lvl w:ilvl="2" w:tentative="1">
-      <w:start w:val="1"/>
-      <w:numFmt w:val="bullet"/>
-      <w:lvlText w:val=""/>
-      <w:lvlJc w:val="left"/>
-      <w:pPr>
-        <w:tabs>
-          <w:tab w:val="num" w:pos="2160"/>
-        </w:tabs>
-        <w:ind w:left="2160" w:hanging="360"/>
-      </w:pPr>
-      <w:rPr>
-        <w:rFonts w:ascii="Wingdings" w:hAnsi="Wingdings" w:hint="default"/>
-        <w:sz w:val="20"/>
-      </w:rPr>
-    </w:lvl>
-    <w:lvl w:ilvl="3" w:tentative="1">
-      <w:start w:val="1"/>
-      <w:numFmt w:val="bullet"/>
-      <w:lvlText w:val=""/>
-      <w:lvlJc w:val="left"/>
-      <w:pPr>
-        <w:tabs>
-          <w:tab w:val="num" w:pos="2880"/>
-        </w:tabs>
-        <w:ind w:left="2880" w:hanging="360"/>
-      </w:pPr>
-      <w:rPr>
-        <w:rFonts w:ascii="Wingdings" w:hAnsi="Wingdings" w:hint="default"/>
-        <w:sz w:val="20"/>
-      </w:rPr>
-    </w:lvl>
-    <w:lvl w:ilvl="4" w:tentative="1">
-      <w:start w:val="1"/>
-      <w:numFmt w:val="bullet"/>
-      <w:lvlText w:val=""/>
-      <w:lvlJc w:val="left"/>
-      <w:pPr>
-        <w:tabs>
-          <w:tab w:val="num" w:pos="3600"/>
-        </w:tabs>
-        <w:ind w:left="3600" w:hanging="360"/>
-      </w:pPr>
-      <w:rPr>
-        <w:rFonts w:ascii="Wingdings" w:hAnsi="Wingdings" w:hint="default"/>
-        <w:sz w:val="20"/>
-      </w:rPr>
-    </w:lvl>
-    <w:lvl w:ilvl="5" w:tentative="1">
-      <w:start w:val="1"/>
-      <w:numFmt w:val="bullet"/>
-      <w:lvlText w:val=""/>
-      <w:lvlJc w:val="left"/>
-      <w:pPr>
-        <w:tabs>
-          <w:tab w:val="num" w:pos="4320"/>
-        </w:tabs>
-        <w:ind w:left="4320" w:hanging="360"/>
-      </w:pPr>
-      <w:rPr>
-        <w:rFonts w:ascii="Wingdings" w:hAnsi="Wingdings" w:hint="default"/>
-        <w:sz w:val="20"/>
-      </w:rPr>
-    </w:lvl>
-    <w:lvl w:ilvl="6" w:tentative="1">
-      <w:start w:val="1"/>
-      <w:numFmt w:val="bullet"/>
-      <w:lvlText w:val=""/>
-      <w:lvlJc w:val="left"/>
-      <w:pPr>
-        <w:tabs>
-          <w:tab w:val="num" w:pos="5040"/>
-        </w:tabs>
-        <w:ind w:left="5040" w:hanging="360"/>
-      </w:pPr>
-      <w:rPr>
-        <w:rFonts w:ascii="Wingdings" w:hAnsi="Wingdings" w:hint="default"/>
-        <w:sz w:val="20"/>
-      </w:rPr>
-    </w:lvl>
-    <w:lvl w:ilvl="7" w:tentative="1">
-      <w:start w:val="1"/>
-      <w:numFmt w:val="bullet"/>
-      <w:lvlText w:val=""/>
-      <w:lvlJc w:val="left"/>
-      <w:pPr>
-        <w:tabs>
-          <w:tab w:val="num" w:pos="5760"/>
-        </w:tabs>
-        <w:ind w:left="5760" w:hanging="360"/>
-      </w:pPr>
-      <w:rPr>
-        <w:rFonts w:ascii="Wingdings" w:hAnsi="Wingdings" w:hint="default"/>
-        <w:sz w:val="20"/>
-      </w:rPr>
-    </w:lvl>
-    <w:lvl w:ilvl="8" w:tentative="1">
-      <w:start w:val="1"/>
-      <w:numFmt w:val="bullet"/>
-      <w:lvlText w:val=""/>
-      <w:lvlJc w:val="left"/>
-      <w:pPr>
-        <w:tabs>
-          <w:tab w:val="num" w:pos="6480"/>
-        </w:tabs>
-        <w:ind w:left="6480" w:hanging="360"/>
-      </w:pPr>
-      <w:rPr>
-        <w:rFonts w:ascii="Wingdings" w:hAnsi="Wingdings" w:hint="default"/>
-        <w:sz w:val="20"/>
-      </w:rPr>
-    </w:lvl>
-  </w:abstractNum>
-  <w:abstractNum w:abstractNumId="81" w15:restartNumberingAfterBreak="0">
+  <w:abstractNum w:abstractNumId="45" w15:restartNumberingAfterBreak="0">
     <w:nsid w:val="73555E20"/>
     <w:multiLevelType w:val="hybridMultilevel"/>
     <w:tmpl w:val="7D5A5BFA"/>
@@ -27044,156 +21096,7 @@
       </w:rPr>
     </w:lvl>
   </w:abstractNum>
-  <w:abstractNum w:abstractNumId="82" w15:restartNumberingAfterBreak="0">
-    <w:nsid w:val="73A95F21"/>
-    <w:multiLevelType w:val="multilevel"/>
-    <w:tmpl w:val="7E32C8E8"/>
-    <w:lvl w:ilvl="0">
-      <w:start w:val="1"/>
-      <w:numFmt w:val="bullet"/>
-      <w:lvlText w:val=""/>
-      <w:lvlJc w:val="left"/>
-      <w:pPr>
-        <w:tabs>
-          <w:tab w:val="num" w:pos="720"/>
-        </w:tabs>
-        <w:ind w:left="720" w:hanging="360"/>
-      </w:pPr>
-      <w:rPr>
-        <w:rFonts w:ascii="Symbol" w:hAnsi="Symbol" w:hint="default"/>
-        <w:sz w:val="20"/>
-      </w:rPr>
-    </w:lvl>
-    <w:lvl w:ilvl="1" w:tentative="1">
-      <w:start w:val="1"/>
-      <w:numFmt w:val="bullet"/>
-      <w:lvlText w:val="o"/>
-      <w:lvlJc w:val="left"/>
-      <w:pPr>
-        <w:tabs>
-          <w:tab w:val="num" w:pos="1440"/>
-        </w:tabs>
-        <w:ind w:left="1440" w:hanging="360"/>
-      </w:pPr>
-      <w:rPr>
-        <w:rFonts w:ascii="Courier New" w:hAnsi="Courier New" w:hint="default"/>
-        <w:sz w:val="20"/>
-      </w:rPr>
-    </w:lvl>
-    <w:lvl w:ilvl="2" w:tentative="1">
-      <w:start w:val="1"/>
-      <w:numFmt w:val="bullet"/>
-      <w:lvlText w:val=""/>
-      <w:lvlJc w:val="left"/>
-      <w:pPr>
-        <w:tabs>
-          <w:tab w:val="num" w:pos="2160"/>
-        </w:tabs>
-        <w:ind w:left="2160" w:hanging="360"/>
-      </w:pPr>
-      <w:rPr>
-        <w:rFonts w:ascii="Wingdings" w:hAnsi="Wingdings" w:hint="default"/>
-        <w:sz w:val="20"/>
-      </w:rPr>
-    </w:lvl>
-    <w:lvl w:ilvl="3" w:tentative="1">
-      <w:start w:val="1"/>
-      <w:numFmt w:val="bullet"/>
-      <w:lvlText w:val=""/>
-      <w:lvlJc w:val="left"/>
-      <w:pPr>
-        <w:tabs>
-          <w:tab w:val="num" w:pos="2880"/>
-        </w:tabs>
-        <w:ind w:left="2880" w:hanging="360"/>
-      </w:pPr>
-      <w:rPr>
-        <w:rFonts w:ascii="Wingdings" w:hAnsi="Wingdings" w:hint="default"/>
-        <w:sz w:val="20"/>
-      </w:rPr>
-    </w:lvl>
-    <w:lvl w:ilvl="4" w:tentative="1">
-      <w:start w:val="1"/>
-      <w:numFmt w:val="bullet"/>
-      <w:lvlText w:val=""/>
-      <w:lvlJc w:val="left"/>
-      <w:pPr>
-        <w:tabs>
-          <w:tab w:val="num" w:pos="3600"/>
-        </w:tabs>
-        <w:ind w:left="3600" w:hanging="360"/>
-      </w:pPr>
-      <w:rPr>
-        <w:rFonts w:ascii="Wingdings" w:hAnsi="Wingdings" w:hint="default"/>
-        <w:sz w:val="20"/>
-      </w:rPr>
-    </w:lvl>
-    <w:lvl w:ilvl="5" w:tentative="1">
-      <w:start w:val="1"/>
-      <w:numFmt w:val="bullet"/>
-      <w:lvlText w:val=""/>
-      <w:lvlJc w:val="left"/>
-      <w:pPr>
-        <w:tabs>
-          <w:tab w:val="num" w:pos="4320"/>
-        </w:tabs>
-        <w:ind w:left="4320" w:hanging="360"/>
-      </w:pPr>
-      <w:rPr>
-        <w:rFonts w:ascii="Wingdings" w:hAnsi="Wingdings" w:hint="default"/>
-        <w:sz w:val="20"/>
-      </w:rPr>
-    </w:lvl>
-    <w:lvl w:ilvl="6" w:tentative="1">
-      <w:start w:val="1"/>
-      <w:numFmt w:val="bullet"/>
-      <w:lvlText w:val=""/>
-      <w:lvlJc w:val="left"/>
-      <w:pPr>
-        <w:tabs>
-          <w:tab w:val="num" w:pos="5040"/>
-        </w:tabs>
-        <w:ind w:left="5040" w:hanging="360"/>
-      </w:pPr>
-      <w:rPr>
-        <w:rFonts w:ascii="Wingdings" w:hAnsi="Wingdings" w:hint="default"/>
-        <w:sz w:val="20"/>
-      </w:rPr>
-    </w:lvl>
-    <w:lvl w:ilvl="7" w:tentative="1">
-      <w:start w:val="1"/>
-      <w:numFmt w:val="bullet"/>
-      <w:lvlText w:val=""/>
-      <w:lvlJc w:val="left"/>
-      <w:pPr>
-        <w:tabs>
-          <w:tab w:val="num" w:pos="5760"/>
-        </w:tabs>
-        <w:ind w:left="5760" w:hanging="360"/>
-      </w:pPr>
-      <w:rPr>
-        <w:rFonts w:ascii="Wingdings" w:hAnsi="Wingdings" w:hint="default"/>
-        <w:sz w:val="20"/>
-      </w:rPr>
-    </w:lvl>
-    <w:lvl w:ilvl="8" w:tentative="1">
-      <w:start w:val="1"/>
-      <w:numFmt w:val="bullet"/>
-      <w:lvlText w:val=""/>
-      <w:lvlJc w:val="left"/>
-      <w:pPr>
-        <w:tabs>
-          <w:tab w:val="num" w:pos="6480"/>
-        </w:tabs>
-        <w:ind w:left="6480" w:hanging="360"/>
-      </w:pPr>
-      <w:rPr>
-        <w:rFonts w:ascii="Wingdings" w:hAnsi="Wingdings" w:hint="default"/>
-        <w:sz w:val="20"/>
-      </w:rPr>
-    </w:lvl>
-  </w:abstractNum>
-  <w:abstractNum w:abstractNumId="83" w15:restartNumberingAfterBreak="0">
+  <w:abstractNum w:abstractNumId="46" w15:restartNumberingAfterBreak="0">
     <w:nsid w:val="74CA3ADD"/>
     <w:multiLevelType w:val="multilevel"/>
     <w:tmpl w:val="DAC8D898"/>
@@ -27342,454 +21245,7 @@
       </w:rPr>
     </w:lvl>
   </w:abstractNum>
-  <w:abstractNum w:abstractNumId="84" w15:restartNumberingAfterBreak="0">
-    <w:nsid w:val="754D6107"/>
-    <w:multiLevelType w:val="multilevel"/>
-    <w:tmpl w:val="369A2102"/>
-    <w:lvl w:ilvl="0">
-      <w:start w:val="1"/>
-      <w:numFmt w:val="bullet"/>
-      <w:lvlText w:val=""/>
-      <w:lvlJc w:val="left"/>
-      <w:pPr>
-        <w:tabs>
-          <w:tab w:val="num" w:pos="720"/>
-        </w:tabs>
-        <w:ind w:left="720" w:hanging="360"/>
-      </w:pPr>
-      <w:rPr>
-        <w:rFonts w:ascii="Symbol" w:hAnsi="Symbol" w:hint="default"/>
-        <w:sz w:val="20"/>
-      </w:rPr>
-    </w:lvl>
-    <w:lvl w:ilvl="1" w:tentative="1">
-      <w:start w:val="1"/>
-      <w:numFmt w:val="bullet"/>
-      <w:lvlText w:val="o"/>
-      <w:lvlJc w:val="left"/>
-      <w:pPr>
-        <w:tabs>
-          <w:tab w:val="num" w:pos="1440"/>
-        </w:tabs>
-        <w:ind w:left="1440" w:hanging="360"/>
-      </w:pPr>
-      <w:rPr>
-        <w:rFonts w:ascii="Courier New" w:hAnsi="Courier New" w:hint="default"/>
-        <w:sz w:val="20"/>
-      </w:rPr>
-    </w:lvl>
-    <w:lvl w:ilvl="2" w:tentative="1">
-      <w:start w:val="1"/>
-      <w:numFmt w:val="bullet"/>
-      <w:lvlText w:val=""/>
-      <w:lvlJc w:val="left"/>
-      <w:pPr>
-        <w:tabs>
-          <w:tab w:val="num" w:pos="2160"/>
-        </w:tabs>
-        <w:ind w:left="2160" w:hanging="360"/>
-      </w:pPr>
-      <w:rPr>
-        <w:rFonts w:ascii="Wingdings" w:hAnsi="Wingdings" w:hint="default"/>
-        <w:sz w:val="20"/>
-      </w:rPr>
-    </w:lvl>
-    <w:lvl w:ilvl="3" w:tentative="1">
-      <w:start w:val="1"/>
-      <w:numFmt w:val="bullet"/>
-      <w:lvlText w:val=""/>
-      <w:lvlJc w:val="left"/>
-      <w:pPr>
-        <w:tabs>
-          <w:tab w:val="num" w:pos="2880"/>
-        </w:tabs>
-        <w:ind w:left="2880" w:hanging="360"/>
-      </w:pPr>
-      <w:rPr>
-        <w:rFonts w:ascii="Wingdings" w:hAnsi="Wingdings" w:hint="default"/>
-        <w:sz w:val="20"/>
-      </w:rPr>
-    </w:lvl>
-    <w:lvl w:ilvl="4" w:tentative="1">
-      <w:start w:val="1"/>
-      <w:numFmt w:val="bullet"/>
-      <w:lvlText w:val=""/>
-      <w:lvlJc w:val="left"/>
-      <w:pPr>
-        <w:tabs>
-          <w:tab w:val="num" w:pos="3600"/>
-        </w:tabs>
-        <w:ind w:left="3600" w:hanging="360"/>
-      </w:pPr>
-      <w:rPr>
-        <w:rFonts w:ascii="Wingdings" w:hAnsi="Wingdings" w:hint="default"/>
-        <w:sz w:val="20"/>
-      </w:rPr>
-    </w:lvl>
-    <w:lvl w:ilvl="5" w:tentative="1">
-      <w:start w:val="1"/>
-      <w:numFmt w:val="bullet"/>
-      <w:lvlText w:val=""/>
-      <w:lvlJc w:val="left"/>
-      <w:pPr>
-        <w:tabs>
-          <w:tab w:val="num" w:pos="4320"/>
-        </w:tabs>
-        <w:ind w:left="4320" w:hanging="360"/>
-      </w:pPr>
-      <w:rPr>
-        <w:rFonts w:ascii="Wingdings" w:hAnsi="Wingdings" w:hint="default"/>
-        <w:sz w:val="20"/>
-      </w:rPr>
-    </w:lvl>
-    <w:lvl w:ilvl="6" w:tentative="1">
-      <w:start w:val="1"/>
-      <w:numFmt w:val="bullet"/>
-      <w:lvlText w:val=""/>
-      <w:lvlJc w:val="left"/>
-      <w:pPr>
-        <w:tabs>
-          <w:tab w:val="num" w:pos="5040"/>
-        </w:tabs>
-        <w:ind w:left="5040" w:hanging="360"/>
-      </w:pPr>
-      <w:rPr>
-        <w:rFonts w:ascii="Wingdings" w:hAnsi="Wingdings" w:hint="default"/>
-        <w:sz w:val="20"/>
-      </w:rPr>
-    </w:lvl>
-    <w:lvl w:ilvl="7" w:tentative="1">
-      <w:start w:val="1"/>
-      <w:numFmt w:val="bullet"/>
-      <w:lvlText w:val=""/>
-      <w:lvlJc w:val="left"/>
-      <w:pPr>
-        <w:tabs>
-          <w:tab w:val="num" w:pos="5760"/>
-        </w:tabs>
-        <w:ind w:left="5760" w:hanging="360"/>
-      </w:pPr>
-      <w:rPr>
-        <w:rFonts w:ascii="Wingdings" w:hAnsi="Wingdings" w:hint="default"/>
-        <w:sz w:val="20"/>
-      </w:rPr>
-    </w:lvl>
-    <w:lvl w:ilvl="8" w:tentative="1">
-      <w:start w:val="1"/>
-      <w:numFmt w:val="bullet"/>
-      <w:lvlText w:val=""/>
-      <w:lvlJc w:val="left"/>
-      <w:pPr>
-        <w:tabs>
-          <w:tab w:val="num" w:pos="6480"/>
-        </w:tabs>
-        <w:ind w:left="6480" w:hanging="360"/>
-      </w:pPr>
-      <w:rPr>
-        <w:rFonts w:ascii="Wingdings" w:hAnsi="Wingdings" w:hint="default"/>
-        <w:sz w:val="20"/>
-      </w:rPr>
-    </w:lvl>
-  </w:abstractNum>
-  <w:abstractNum w:abstractNumId="85" w15:restartNumberingAfterBreak="0">
-    <w:nsid w:val="77A539D1"/>
-    <w:multiLevelType w:val="multilevel"/>
-    <w:tmpl w:val="7C3202B4"/>
-    <w:lvl w:ilvl="0">
-      <w:start w:val="1"/>
-      <w:numFmt w:val="bullet"/>
-      <w:lvlText w:val=""/>
-      <w:lvlJc w:val="left"/>
-      <w:pPr>
-        <w:tabs>
-          <w:tab w:val="num" w:pos="720"/>
-        </w:tabs>
-        <w:ind w:left="720" w:hanging="360"/>
-      </w:pPr>
-      <w:rPr>
-        <w:rFonts w:ascii="Symbol" w:hAnsi="Symbol" w:hint="default"/>
-        <w:sz w:val="20"/>
-      </w:rPr>
-    </w:lvl>
-    <w:lvl w:ilvl="1" w:tentative="1">
-      <w:start w:val="1"/>
-      <w:numFmt w:val="bullet"/>
-      <w:lvlText w:val="o"/>
-      <w:lvlJc w:val="left"/>
-      <w:pPr>
-        <w:tabs>
-          <w:tab w:val="num" w:pos="1440"/>
-        </w:tabs>
-        <w:ind w:left="1440" w:hanging="360"/>
-      </w:pPr>
-      <w:rPr>
-        <w:rFonts w:ascii="Courier New" w:hAnsi="Courier New" w:hint="default"/>
-        <w:sz w:val="20"/>
-      </w:rPr>
-    </w:lvl>
-    <w:lvl w:ilvl="2" w:tentative="1">
-      <w:start w:val="1"/>
-      <w:numFmt w:val="bullet"/>
-      <w:lvlText w:val=""/>
-      <w:lvlJc w:val="left"/>
-      <w:pPr>
-        <w:tabs>
-          <w:tab w:val="num" w:pos="2160"/>
-        </w:tabs>
-        <w:ind w:left="2160" w:hanging="360"/>
-      </w:pPr>
-      <w:rPr>
-        <w:rFonts w:ascii="Wingdings" w:hAnsi="Wingdings" w:hint="default"/>
-        <w:sz w:val="20"/>
-      </w:rPr>
-    </w:lvl>
-    <w:lvl w:ilvl="3" w:tentative="1">
-      <w:start w:val="1"/>
-      <w:numFmt w:val="bullet"/>
-      <w:lvlText w:val=""/>
-      <w:lvlJc w:val="left"/>
-      <w:pPr>
-        <w:tabs>
-          <w:tab w:val="num" w:pos="2880"/>
-        </w:tabs>
-        <w:ind w:left="2880" w:hanging="360"/>
-      </w:pPr>
-      <w:rPr>
-        <w:rFonts w:ascii="Wingdings" w:hAnsi="Wingdings" w:hint="default"/>
-        <w:sz w:val="20"/>
-      </w:rPr>
-    </w:lvl>
-    <w:lvl w:ilvl="4" w:tentative="1">
-      <w:start w:val="1"/>
-      <w:numFmt w:val="bullet"/>
-      <w:lvlText w:val=""/>
-      <w:lvlJc w:val="left"/>
-      <w:pPr>
-        <w:tabs>
-          <w:tab w:val="num" w:pos="3600"/>
-        </w:tabs>
-        <w:ind w:left="3600" w:hanging="360"/>
-      </w:pPr>
-      <w:rPr>
-        <w:rFonts w:ascii="Wingdings" w:hAnsi="Wingdings" w:hint="default"/>
-        <w:sz w:val="20"/>
-      </w:rPr>
-    </w:lvl>
-    <w:lvl w:ilvl="5" w:tentative="1">
-      <w:start w:val="1"/>
-      <w:numFmt w:val="bullet"/>
-      <w:lvlText w:val=""/>
-      <w:lvlJc w:val="left"/>
-      <w:pPr>
-        <w:tabs>
-          <w:tab w:val="num" w:pos="4320"/>
-        </w:tabs>
-        <w:ind w:left="4320" w:hanging="360"/>
-      </w:pPr>
-      <w:rPr>
-        <w:rFonts w:ascii="Wingdings" w:hAnsi="Wingdings" w:hint="default"/>
-        <w:sz w:val="20"/>
-      </w:rPr>
-    </w:lvl>
-    <w:lvl w:ilvl="6" w:tentative="1">
-      <w:start w:val="1"/>
-      <w:numFmt w:val="bullet"/>
-      <w:lvlText w:val=""/>
-      <w:lvlJc w:val="left"/>
-      <w:pPr>
-        <w:tabs>
-          <w:tab w:val="num" w:pos="5040"/>
-        </w:tabs>
-        <w:ind w:left="5040" w:hanging="360"/>
-      </w:pPr>
-      <w:rPr>
-        <w:rFonts w:ascii="Wingdings" w:hAnsi="Wingdings" w:hint="default"/>
-        <w:sz w:val="20"/>
-      </w:rPr>
-    </w:lvl>
-    <w:lvl w:ilvl="7" w:tentative="1">
-      <w:start w:val="1"/>
-      <w:numFmt w:val="bullet"/>
-      <w:lvlText w:val=""/>
-      <w:lvlJc w:val="left"/>
-      <w:pPr>
-        <w:tabs>
-          <w:tab w:val="num" w:pos="5760"/>
-        </w:tabs>
-        <w:ind w:left="5760" w:hanging="360"/>
-      </w:pPr>
-      <w:rPr>
-        <w:rFonts w:ascii="Wingdings" w:hAnsi="Wingdings" w:hint="default"/>
-        <w:sz w:val="20"/>
-      </w:rPr>
-    </w:lvl>
-    <w:lvl w:ilvl="8" w:tentative="1">
-      <w:start w:val="1"/>
-      <w:numFmt w:val="bullet"/>
-      <w:lvlText w:val=""/>
-      <w:lvlJc w:val="left"/>
-      <w:pPr>
-        <w:tabs>
-          <w:tab w:val="num" w:pos="6480"/>
-        </w:tabs>
-        <w:ind w:left="6480" w:hanging="360"/>
-      </w:pPr>
-      <w:rPr>
-        <w:rFonts w:ascii="Wingdings" w:hAnsi="Wingdings" w:hint="default"/>
-        <w:sz w:val="20"/>
-      </w:rPr>
-    </w:lvl>
-  </w:abstractNum>
-  <w:abstractNum w:abstractNumId="86" w15:restartNumberingAfterBreak="0">
-    <w:nsid w:val="7D0215FE"/>
-    <w:multiLevelType w:val="multilevel"/>
-    <w:tmpl w:val="B3C0437A"/>
-    <w:lvl w:ilvl="0">
-      <w:start w:val="1"/>
-      <w:numFmt w:val="bullet"/>
-      <w:lvlText w:val=""/>
-      <w:lvlJc w:val="left"/>
-      <w:pPr>
-        <w:tabs>
-          <w:tab w:val="num" w:pos="720"/>
-        </w:tabs>
-        <w:ind w:left="720" w:hanging="360"/>
-      </w:pPr>
-      <w:rPr>
-        <w:rFonts w:ascii="Symbol" w:hAnsi="Symbol" w:hint="default"/>
-        <w:sz w:val="20"/>
-      </w:rPr>
-    </w:lvl>
-    <w:lvl w:ilvl="1">
-      <w:start w:val="1"/>
-      <w:numFmt w:val="bullet"/>
-      <w:lvlText w:val="o"/>
-      <w:lvlJc w:val="left"/>
-      <w:pPr>
-        <w:tabs>
-          <w:tab w:val="num" w:pos="1440"/>
-        </w:tabs>
-        <w:ind w:left="1440" w:hanging="360"/>
-      </w:pPr>
-      <w:rPr>
-        <w:rFonts w:ascii="Courier New" w:hAnsi="Courier New" w:hint="default"/>
-        <w:sz w:val="20"/>
-      </w:rPr>
-    </w:lvl>
-    <w:lvl w:ilvl="2" w:tentative="1">
-      <w:start w:val="1"/>
-      <w:numFmt w:val="bullet"/>
-      <w:lvlText w:val=""/>
-      <w:lvlJc w:val="left"/>
-      <w:pPr>
-        <w:tabs>
-          <w:tab w:val="num" w:pos="2160"/>
-        </w:tabs>
-        <w:ind w:left="2160" w:hanging="360"/>
-      </w:pPr>
-      <w:rPr>
-        <w:rFonts w:ascii="Wingdings" w:hAnsi="Wingdings" w:hint="default"/>
-        <w:sz w:val="20"/>
-      </w:rPr>
-    </w:lvl>
-    <w:lvl w:ilvl="3" w:tentative="1">
-      <w:start w:val="1"/>
-      <w:numFmt w:val="bullet"/>
-      <w:lvlText w:val=""/>
-      <w:lvlJc w:val="left"/>
-      <w:pPr>
-        <w:tabs>
-          <w:tab w:val="num" w:pos="2880"/>
-        </w:tabs>
-        <w:ind w:left="2880" w:hanging="360"/>
-      </w:pPr>
-      <w:rPr>
-        <w:rFonts w:ascii="Wingdings" w:hAnsi="Wingdings" w:hint="default"/>
-        <w:sz w:val="20"/>
-      </w:rPr>
-    </w:lvl>
-    <w:lvl w:ilvl="4" w:tentative="1">
-      <w:start w:val="1"/>
-      <w:numFmt w:val="bullet"/>
-      <w:lvlText w:val=""/>
-      <w:lvlJc w:val="left"/>
-      <w:pPr>
-        <w:tabs>
-          <w:tab w:val="num" w:pos="3600"/>
-        </w:tabs>
-        <w:ind w:left="3600" w:hanging="360"/>
-      </w:pPr>
-      <w:rPr>
-        <w:rFonts w:ascii="Wingdings" w:hAnsi="Wingdings" w:hint="default"/>
-        <w:sz w:val="20"/>
-      </w:rPr>
-    </w:lvl>
-    <w:lvl w:ilvl="5" w:tentative="1">
-      <w:start w:val="1"/>
-      <w:numFmt w:val="bullet"/>
-      <w:lvlText w:val=""/>
-      <w:lvlJc w:val="left"/>
-      <w:pPr>
-        <w:tabs>
-          <w:tab w:val="num" w:pos="4320"/>
-        </w:tabs>
-        <w:ind w:left="4320" w:hanging="360"/>
-      </w:pPr>
-      <w:rPr>
-        <w:rFonts w:ascii="Wingdings" w:hAnsi="Wingdings" w:hint="default"/>
-        <w:sz w:val="20"/>
-      </w:rPr>
-    </w:lvl>
-    <w:lvl w:ilvl="6" w:tentative="1">
-      <w:start w:val="1"/>
-      <w:numFmt w:val="bullet"/>
-      <w:lvlText w:val=""/>
-      <w:lvlJc w:val="left"/>
-      <w:pPr>
-        <w:tabs>
-          <w:tab w:val="num" w:pos="5040"/>
-        </w:tabs>
-        <w:ind w:left="5040" w:hanging="360"/>
-      </w:pPr>
-      <w:rPr>
-        <w:rFonts w:ascii="Wingdings" w:hAnsi="Wingdings" w:hint="default"/>
-        <w:sz w:val="20"/>
-      </w:rPr>
-    </w:lvl>
-    <w:lvl w:ilvl="7" w:tentative="1">
-      <w:start w:val="1"/>
-      <w:numFmt w:val="bullet"/>
-      <w:lvlText w:val=""/>
-      <w:lvlJc w:val="left"/>
-      <w:pPr>
-        <w:tabs>
-          <w:tab w:val="num" w:pos="5760"/>
-        </w:tabs>
-        <w:ind w:left="5760" w:hanging="360"/>
-      </w:pPr>
-      <w:rPr>
-        <w:rFonts w:ascii="Wingdings" w:hAnsi="Wingdings" w:hint="default"/>
-        <w:sz w:val="20"/>
-      </w:rPr>
-    </w:lvl>
-    <w:lvl w:ilvl="8" w:tentative="1">
-      <w:start w:val="1"/>
-      <w:numFmt w:val="bullet"/>
-      <w:lvlText w:val=""/>
-      <w:lvlJc w:val="left"/>
-      <w:pPr>
-        <w:tabs>
-          <w:tab w:val="num" w:pos="6480"/>
-        </w:tabs>
-        <w:ind w:left="6480" w:hanging="360"/>
-      </w:pPr>
-      <w:rPr>
-        <w:rFonts w:ascii="Wingdings" w:hAnsi="Wingdings" w:hint="default"/>
-        <w:sz w:val="20"/>
-      </w:rPr>
-    </w:lvl>
-  </w:abstractNum>
-  <w:abstractNum w:abstractNumId="87" w15:restartNumberingAfterBreak="0">
+  <w:abstractNum w:abstractNumId="47" w15:restartNumberingAfterBreak="0">
     <w:nsid w:val="7D8C25A9"/>
     <w:multiLevelType w:val="multilevel"/>
     <w:tmpl w:val="1BA4AE08"/>
@@ -27938,7 +21394,7 @@
       </w:rPr>
     </w:lvl>
   </w:abstractNum>
-  <w:abstractNum w:abstractNumId="88" w15:restartNumberingAfterBreak="0">
+  <w:abstractNum w:abstractNumId="48" w15:restartNumberingAfterBreak="0">
     <w:nsid w:val="7E8A5672"/>
     <w:multiLevelType w:val="multilevel"/>
     <w:tmpl w:val="1F2AE442"/>
@@ -28088,273 +21544,153 @@
     </w:lvl>
   </w:abstractNum>
   <w:num w:numId="1" w16cid:durableId="223957709">
-    <w:abstractNumId w:val="75"/>
+    <w:abstractNumId w:val="40"/>
   </w:num>
   <w:num w:numId="2" w16cid:durableId="1079325574">
+    <w:abstractNumId w:val="12"/>
+  </w:num>
+  <w:num w:numId="3" w16cid:durableId="986129101">
+    <w:abstractNumId w:val="2"/>
+  </w:num>
+  <w:num w:numId="4" w16cid:durableId="2005737371">
+    <w:abstractNumId w:val="42"/>
+  </w:num>
+  <w:num w:numId="5" w16cid:durableId="804277600">
+    <w:abstractNumId w:val="29"/>
+  </w:num>
+  <w:num w:numId="6" w16cid:durableId="1480421815">
+    <w:abstractNumId w:val="5"/>
+  </w:num>
+  <w:num w:numId="7" w16cid:durableId="1152017232">
+    <w:abstractNumId w:val="26"/>
+  </w:num>
+  <w:num w:numId="8" w16cid:durableId="2088645964">
+    <w:abstractNumId w:val="44"/>
+  </w:num>
+  <w:num w:numId="9" w16cid:durableId="24214739">
+    <w:abstractNumId w:val="34"/>
+  </w:num>
+  <w:num w:numId="10" w16cid:durableId="255015718">
+    <w:abstractNumId w:val="0"/>
+  </w:num>
+  <w:num w:numId="11" w16cid:durableId="1219703138">
+    <w:abstractNumId w:val="41"/>
+  </w:num>
+  <w:num w:numId="12" w16cid:durableId="717704916">
+    <w:abstractNumId w:val="3"/>
+  </w:num>
+  <w:num w:numId="13" w16cid:durableId="409042143">
     <w:abstractNumId w:val="24"/>
   </w:num>
-  <w:num w:numId="3" w16cid:durableId="986129101">
+  <w:num w:numId="14" w16cid:durableId="1160653796">
+    <w:abstractNumId w:val="17"/>
+  </w:num>
+  <w:num w:numId="15" w16cid:durableId="226383014">
+    <w:abstractNumId w:val="47"/>
+  </w:num>
+  <w:num w:numId="16" w16cid:durableId="742948821">
+    <w:abstractNumId w:val="21"/>
+  </w:num>
+  <w:num w:numId="17" w16cid:durableId="2071610232">
+    <w:abstractNumId w:val="46"/>
+  </w:num>
+  <w:num w:numId="18" w16cid:durableId="139930808">
+    <w:abstractNumId w:val="13"/>
+  </w:num>
+  <w:num w:numId="19" w16cid:durableId="683899679">
+    <w:abstractNumId w:val="33"/>
+  </w:num>
+  <w:num w:numId="20" w16cid:durableId="1739016382">
+    <w:abstractNumId w:val="19"/>
+  </w:num>
+  <w:num w:numId="21" w16cid:durableId="784471191">
+    <w:abstractNumId w:val="10"/>
+  </w:num>
+  <w:num w:numId="22" w16cid:durableId="181207285">
+    <w:abstractNumId w:val="9"/>
+  </w:num>
+  <w:num w:numId="23" w16cid:durableId="1133060453">
+    <w:abstractNumId w:val="39"/>
+  </w:num>
+  <w:num w:numId="24" w16cid:durableId="1853908788">
+    <w:abstractNumId w:val="32"/>
+  </w:num>
+  <w:num w:numId="25" w16cid:durableId="755057534">
+    <w:abstractNumId w:val="48"/>
+  </w:num>
+  <w:num w:numId="26" w16cid:durableId="2034842115">
+    <w:abstractNumId w:val="1"/>
+  </w:num>
+  <w:num w:numId="27" w16cid:durableId="29495120">
+    <w:abstractNumId w:val="28"/>
+  </w:num>
+  <w:num w:numId="28" w16cid:durableId="1564607975">
+    <w:abstractNumId w:val="11"/>
+  </w:num>
+  <w:num w:numId="29" w16cid:durableId="1029453512">
+    <w:abstractNumId w:val="14"/>
+  </w:num>
+  <w:num w:numId="30" w16cid:durableId="489175327">
+    <w:abstractNumId w:val="30"/>
+  </w:num>
+  <w:num w:numId="31" w16cid:durableId="198710124">
+    <w:abstractNumId w:val="18"/>
+  </w:num>
+  <w:num w:numId="32" w16cid:durableId="957831665">
+    <w:abstractNumId w:val="22"/>
+  </w:num>
+  <w:num w:numId="33" w16cid:durableId="1345667175">
+    <w:abstractNumId w:val="25"/>
+  </w:num>
+  <w:num w:numId="34" w16cid:durableId="1398163098">
+    <w:abstractNumId w:val="43"/>
+  </w:num>
+  <w:num w:numId="35" w16cid:durableId="1864519112">
+    <w:abstractNumId w:val="23"/>
+  </w:num>
+  <w:num w:numId="36" w16cid:durableId="961887589">
+    <w:abstractNumId w:val="8"/>
+  </w:num>
+  <w:num w:numId="37" w16cid:durableId="594098412">
+    <w:abstractNumId w:val="4"/>
+  </w:num>
+  <w:num w:numId="38" w16cid:durableId="2003462381">
+    <w:abstractNumId w:val="36"/>
+  </w:num>
+  <w:num w:numId="39" w16cid:durableId="575019751">
     <w:abstractNumId w:val="6"/>
   </w:num>
-  <w:num w:numId="4" w16cid:durableId="2005737371">
-    <w:abstractNumId w:val="77"/>
+  <w:num w:numId="40" w16cid:durableId="1316715720">
+    <w:abstractNumId w:val="31"/>
   </w:num>
-  <w:num w:numId="5" w16cid:durableId="804277600">
-    <w:abstractNumId w:val="57"/>
+  <w:num w:numId="41" w16cid:durableId="617643355">
+    <w:abstractNumId w:val="27"/>
   </w:num>
-  <w:num w:numId="6" w16cid:durableId="1480421815">
-    <w:abstractNumId w:val="12"/>
+  <w:num w:numId="42" w16cid:durableId="1874920478">
+    <w:abstractNumId w:val="37"/>
   </w:num>
-  <w:num w:numId="7" w16cid:durableId="1152017232">
-    <w:abstractNumId w:val="52"/>
+  <w:num w:numId="43" w16cid:durableId="1212770467">
+    <w:abstractNumId w:val="16"/>
   </w:num>
-  <w:num w:numId="8" w16cid:durableId="2088645964">
-    <w:abstractNumId w:val="79"/>
+  <w:num w:numId="44" w16cid:durableId="426736685">
+    <w:abstractNumId w:val="20"/>
   </w:num>
-  <w:num w:numId="9" w16cid:durableId="497892273">
-    <w:abstractNumId w:val="36"/>
+  <w:num w:numId="45" w16cid:durableId="1638142188">
+    <w:abstractNumId w:val="15"/>
   </w:num>
-  <w:num w:numId="10" w16cid:durableId="263075698">
+  <w:num w:numId="46" w16cid:durableId="63571487">
+    <w:abstractNumId w:val="38"/>
+  </w:num>
+  <w:num w:numId="47" w16cid:durableId="352726564">
+    <w:abstractNumId w:val="7"/>
+  </w:num>
+  <w:num w:numId="48" w16cid:durableId="1302543490">
+    <w:abstractNumId w:val="35"/>
+  </w:num>
+  <w:num w:numId="49" w16cid:durableId="959333886">
     <w:abstractNumId w:val="45"/>
   </w:num>
-  <w:num w:numId="11" w16cid:durableId="695085055">
-    <w:abstractNumId w:val="44"/>
-  </w:num>
-  <w:num w:numId="12" w16cid:durableId="1726483622">
-    <w:abstractNumId w:val="10"/>
-  </w:num>
-  <w:num w:numId="13" w16cid:durableId="2046521991">
-    <w:abstractNumId w:val="69"/>
-  </w:num>
-  <w:num w:numId="14" w16cid:durableId="1726759003">
-    <w:abstractNumId w:val="84"/>
-  </w:num>
-  <w:num w:numId="15" w16cid:durableId="1650329011">
-    <w:abstractNumId w:val="38"/>
-  </w:num>
-  <w:num w:numId="16" w16cid:durableId="1257589452">
-    <w:abstractNumId w:val="68"/>
-  </w:num>
-  <w:num w:numId="17" w16cid:durableId="1867333432">
-    <w:abstractNumId w:val="32"/>
-  </w:num>
-  <w:num w:numId="18" w16cid:durableId="80953190">
-    <w:abstractNumId w:val="17"/>
-  </w:num>
-  <w:num w:numId="19" w16cid:durableId="818573092">
-    <w:abstractNumId w:val="80"/>
-  </w:num>
-  <w:num w:numId="20" w16cid:durableId="242181256">
-    <w:abstractNumId w:val="86"/>
-  </w:num>
-  <w:num w:numId="21" w16cid:durableId="1187134836">
-    <w:abstractNumId w:val="55"/>
-  </w:num>
-  <w:num w:numId="22" w16cid:durableId="622153169">
-    <w:abstractNumId w:val="63"/>
-  </w:num>
-  <w:num w:numId="23" w16cid:durableId="1672876125">
-    <w:abstractNumId w:val="27"/>
-  </w:num>
-  <w:num w:numId="24" w16cid:durableId="1726565611">
-    <w:abstractNumId w:val="1"/>
-  </w:num>
-  <w:num w:numId="25" w16cid:durableId="1969630132">
-    <w:abstractNumId w:val="26"/>
-  </w:num>
-  <w:num w:numId="26" w16cid:durableId="1800100107">
-    <w:abstractNumId w:val="49"/>
-  </w:num>
-  <w:num w:numId="27" w16cid:durableId="271597108">
-    <w:abstractNumId w:val="53"/>
-  </w:num>
-  <w:num w:numId="28" w16cid:durableId="18433962">
-    <w:abstractNumId w:val="70"/>
-  </w:num>
-  <w:num w:numId="29" w16cid:durableId="862666616">
-    <w:abstractNumId w:val="16"/>
-  </w:num>
-  <w:num w:numId="30" w16cid:durableId="1388601448">
-    <w:abstractNumId w:val="13"/>
-  </w:num>
-  <w:num w:numId="31" w16cid:durableId="1244726358">
-    <w:abstractNumId w:val="39"/>
-  </w:num>
-  <w:num w:numId="32" w16cid:durableId="1509753212">
-    <w:abstractNumId w:val="20"/>
-  </w:num>
-  <w:num w:numId="33" w16cid:durableId="1434008259">
-    <w:abstractNumId w:val="28"/>
-  </w:num>
-  <w:num w:numId="34" w16cid:durableId="1032069313">
-    <w:abstractNumId w:val="11"/>
-  </w:num>
-  <w:num w:numId="35" w16cid:durableId="849371228">
-    <w:abstractNumId w:val="50"/>
-  </w:num>
-  <w:num w:numId="36" w16cid:durableId="209418345">
-    <w:abstractNumId w:val="67"/>
-  </w:num>
-  <w:num w:numId="37" w16cid:durableId="1611814223">
-    <w:abstractNumId w:val="19"/>
-  </w:num>
-  <w:num w:numId="38" w16cid:durableId="37245653">
-    <w:abstractNumId w:val="82"/>
-  </w:num>
-  <w:num w:numId="39" w16cid:durableId="1157652744">
-    <w:abstractNumId w:val="74"/>
-  </w:num>
-  <w:num w:numId="40" w16cid:durableId="525749639">
-    <w:abstractNumId w:val="41"/>
-  </w:num>
-  <w:num w:numId="41" w16cid:durableId="900290836">
-    <w:abstractNumId w:val="2"/>
-  </w:num>
-  <w:num w:numId="42" w16cid:durableId="1510098853">
-    <w:abstractNumId w:val="25"/>
-  </w:num>
-  <w:num w:numId="43" w16cid:durableId="1389063842">
-    <w:abstractNumId w:val="61"/>
-  </w:num>
-  <w:num w:numId="44" w16cid:durableId="2114352826">
-    <w:abstractNumId w:val="0"/>
-  </w:num>
-  <w:num w:numId="45" w16cid:durableId="897397720">
-    <w:abstractNumId w:val="4"/>
-  </w:num>
-  <w:num w:numId="46" w16cid:durableId="408355806">
-    <w:abstractNumId w:val="85"/>
-  </w:num>
-  <w:num w:numId="47" w16cid:durableId="1928225363">
-    <w:abstractNumId w:val="8"/>
-  </w:num>
-  <w:num w:numId="48" w16cid:durableId="24214739">
-    <w:abstractNumId w:val="64"/>
-  </w:num>
-  <w:num w:numId="49" w16cid:durableId="255015718">
-    <w:abstractNumId w:val="3"/>
-  </w:num>
-  <w:num w:numId="50" w16cid:durableId="1219703138">
-    <w:abstractNumId w:val="76"/>
-  </w:num>
-  <w:num w:numId="51" w16cid:durableId="717704916">
-    <w:abstractNumId w:val="7"/>
-  </w:num>
-  <w:num w:numId="52" w16cid:durableId="409042143">
-    <w:abstractNumId w:val="48"/>
-  </w:num>
-  <w:num w:numId="53" w16cid:durableId="1160653796">
-    <w:abstractNumId w:val="34"/>
-  </w:num>
-  <w:num w:numId="54" w16cid:durableId="226383014">
-    <w:abstractNumId w:val="87"/>
-  </w:num>
-  <w:num w:numId="55" w16cid:durableId="742948821">
-    <w:abstractNumId w:val="43"/>
-  </w:num>
-  <w:num w:numId="56" w16cid:durableId="2071610232">
-    <w:abstractNumId w:val="83"/>
-  </w:num>
-  <w:num w:numId="57" w16cid:durableId="139930808">
-    <w:abstractNumId w:val="29"/>
-  </w:num>
-  <w:num w:numId="58" w16cid:durableId="683899679">
-    <w:abstractNumId w:val="62"/>
-  </w:num>
-  <w:num w:numId="59" w16cid:durableId="1739016382">
-    <w:abstractNumId w:val="37"/>
-  </w:num>
-  <w:num w:numId="60" w16cid:durableId="784471191">
-    <w:abstractNumId w:val="22"/>
-  </w:num>
-  <w:num w:numId="61" w16cid:durableId="181207285">
-    <w:abstractNumId w:val="21"/>
-  </w:num>
-  <w:num w:numId="62" w16cid:durableId="1133060453">
-    <w:abstractNumId w:val="73"/>
-  </w:num>
-  <w:num w:numId="63" w16cid:durableId="1853908788">
-    <w:abstractNumId w:val="60"/>
-  </w:num>
-  <w:num w:numId="64" w16cid:durableId="755057534">
-    <w:abstractNumId w:val="88"/>
-  </w:num>
-  <w:num w:numId="65" w16cid:durableId="2034842115">
-    <w:abstractNumId w:val="5"/>
-  </w:num>
-  <w:num w:numId="66" w16cid:durableId="29495120">
-    <w:abstractNumId w:val="56"/>
-  </w:num>
-  <w:num w:numId="67" w16cid:durableId="1564607975">
-    <w:abstractNumId w:val="23"/>
-  </w:num>
-  <w:num w:numId="68" w16cid:durableId="1029453512">
-    <w:abstractNumId w:val="30"/>
-  </w:num>
-  <w:num w:numId="69" w16cid:durableId="489175327">
-    <w:abstractNumId w:val="58"/>
-  </w:num>
-  <w:num w:numId="70" w16cid:durableId="198710124">
-    <w:abstractNumId w:val="35"/>
-  </w:num>
-  <w:num w:numId="71" w16cid:durableId="957831665">
-    <w:abstractNumId w:val="46"/>
-  </w:num>
-  <w:num w:numId="72" w16cid:durableId="1345667175">
-    <w:abstractNumId w:val="51"/>
-  </w:num>
-  <w:num w:numId="73" w16cid:durableId="1398163098">
-    <w:abstractNumId w:val="78"/>
-  </w:num>
-  <w:num w:numId="74" w16cid:durableId="1864519112">
-    <w:abstractNumId w:val="47"/>
-  </w:num>
-  <w:num w:numId="75" w16cid:durableId="1830050486">
-    <w:abstractNumId w:val="40"/>
-  </w:num>
-  <w:num w:numId="76" w16cid:durableId="961887589">
-    <w:abstractNumId w:val="18"/>
-  </w:num>
-  <w:num w:numId="77" w16cid:durableId="594098412">
-    <w:abstractNumId w:val="9"/>
-  </w:num>
-  <w:num w:numId="78" w16cid:durableId="2003462381">
-    <w:abstractNumId w:val="66"/>
-  </w:num>
-  <w:num w:numId="79" w16cid:durableId="575019751">
-    <w:abstractNumId w:val="14"/>
-  </w:num>
-  <w:num w:numId="80" w16cid:durableId="1316715720">
-    <w:abstractNumId w:val="59"/>
-  </w:num>
-  <w:num w:numId="81" w16cid:durableId="617643355">
-    <w:abstractNumId w:val="54"/>
-  </w:num>
-  <w:num w:numId="82" w16cid:durableId="1874920478">
-    <w:abstractNumId w:val="71"/>
-  </w:num>
-  <w:num w:numId="83" w16cid:durableId="1212770467">
-    <w:abstractNumId w:val="33"/>
-  </w:num>
-  <w:num w:numId="84" w16cid:durableId="426736685">
-    <w:abstractNumId w:val="42"/>
-  </w:num>
-  <w:num w:numId="85" w16cid:durableId="1638142188">
-    <w:abstractNumId w:val="31"/>
-  </w:num>
-  <w:num w:numId="86" w16cid:durableId="63571487">
-    <w:abstractNumId w:val="72"/>
-  </w:num>
-  <w:num w:numId="87" w16cid:durableId="352726564">
-    <w:abstractNumId w:val="15"/>
-  </w:num>
-  <w:num w:numId="88" w16cid:durableId="1302543490">
-    <w:abstractNumId w:val="65"/>
-  </w:num>
-  <w:num w:numId="89" w16cid:durableId="959333886">
-    <w:abstractNumId w:val="81"/>
-  </w:num>
-  <w:numIdMacAtCleanup w:val="47"/>
+  <w:numIdMacAtCleanup w:val="49"/>
 </w:numbering>
 </file>
 
@@ -28984,6 +22320,7 @@
   <w:style w:type="character" w:default="1" w:styleId="DefaultParagraphFont">
     <w:name w:val="Default Paragraph Font"/>
     <w:uiPriority w:val="1"/>
+    <w:semiHidden/>
     <w:unhideWhenUsed/>
   </w:style>
   <w:style w:type="table" w:default="1" w:styleId="TableNormal">

--- a/OOC_Allocation_SOP.docx
+++ b/OOC_Allocation_SOP.docx
@@ -464,6 +464,7 @@
               </w:rPr>
               <w:t>\\cardinalhealth.net\applications\OH001\AnalyticsInfoMgmt\Teams\Performance Optimization\Projects\</w:t>
             </w:r>
+            <w:proofErr w:type="spellStart"/>
             <w:r>
               <w:rPr>
                 <w:rFonts w:ascii="Arial" w:hAnsi="Arial" w:cs="Arial"/>
@@ -471,13 +472,23 @@
               </w:rPr>
               <w:t>OOC_Allocation</w:t>
             </w:r>
+            <w:proofErr w:type="spellEnd"/>
             <w:r>
               <w:rPr>
                 <w:rFonts w:ascii="Arial" w:hAnsi="Arial" w:cs="Arial"/>
                 <w:lang w:val="en-GB"/>
               </w:rPr>
-              <w:t>\SOP_Doc</w:t>
-            </w:r>
+              <w:t>\</w:t>
+            </w:r>
+            <w:proofErr w:type="spellStart"/>
+            <w:r>
+              <w:rPr>
+                <w:rFonts w:ascii="Arial" w:hAnsi="Arial" w:cs="Arial"/>
+                <w:lang w:val="en-GB"/>
+              </w:rPr>
+              <w:t>SOP_Doc</w:t>
+            </w:r>
+            <w:proofErr w:type="spellEnd"/>
           </w:p>
         </w:tc>
       </w:tr>
@@ -556,6 +567,7 @@
           <w:docPartUnique/>
         </w:docPartObj>
       </w:sdtPr>
+      <w:sdtEndPr/>
       <w:sdtContent>
         <w:p>
           <w:pPr>
@@ -1322,6 +1334,8 @@
         </w:p>
       </w:sdtContent>
     </w:sdt>
+    <w:p/>
+    <w:p/>
     <w:p>
       <w:pPr>
         <w:pStyle w:val="Template1"/>
@@ -1332,6 +1346,7 @@
       </w:pPr>
       <w:bookmarkStart w:id="3" w:name="_Toc145000508"/>
       <w:r>
+        <w:lastRenderedPageBreak/>
         <w:t>1</w:t>
       </w:r>
       <w:r>
@@ -1421,7 +1436,6 @@
           <w:bCs/>
           <w:lang w:val="en-IN"/>
         </w:rPr>
-        <w:lastRenderedPageBreak/>
         <w:t>Executive Summary</w:t>
       </w:r>
       <w:r>
@@ -1988,36 +2002,6 @@
     </w:p>
     <w:p>
       <w:pPr>
-        <w:pStyle w:val="ListParagraph"/>
-        <w:spacing w:before="0" w:after="160" w:line="259" w:lineRule="auto"/>
-        <w:rPr>
-          <w:rFonts w:ascii="Arial" w:hAnsi="Arial" w:cs="Arial"/>
-          <w:lang w:val="en-IN"/>
-        </w:rPr>
-      </w:pPr>
-    </w:p>
-    <w:p>
-      <w:pPr>
-        <w:rPr>
-          <w:rFonts w:ascii="Arial" w:hAnsi="Arial" w:cs="Arial"/>
-          <w:b/>
-          <w:bCs/>
-          <w:lang w:val="en-IN"/>
-        </w:rPr>
-      </w:pPr>
-    </w:p>
-    <w:p>
-      <w:pPr>
-        <w:rPr>
-          <w:rFonts w:ascii="Arial" w:hAnsi="Arial" w:cs="Arial"/>
-          <w:b/>
-          <w:bCs/>
-          <w:lang w:val="en-IN"/>
-        </w:rPr>
-      </w:pPr>
-    </w:p>
-    <w:p>
-      <w:pPr>
         <w:rPr>
           <w:rFonts w:ascii="Arial" w:hAnsi="Arial" w:cs="Arial"/>
           <w:b/>
@@ -2152,7 +2136,23 @@
           <w:rFonts w:ascii="Arial" w:hAnsi="Arial" w:cs="Arial"/>
           <w:lang w:val="en-IN"/>
         </w:rPr>
-        <w:t xml:space="preserve">Customer hierarchy (SoldTo) </w:t>
+        <w:t>Customer hierarchy (</w:t>
+      </w:r>
+      <w:proofErr w:type="spellStart"/>
+      <w:r>
+        <w:rPr>
+          <w:rFonts w:ascii="Arial" w:hAnsi="Arial" w:cs="Arial"/>
+          <w:lang w:val="en-IN"/>
+        </w:rPr>
+        <w:t>SoldTo</w:t>
+      </w:r>
+      <w:proofErr w:type="spellEnd"/>
+      <w:r>
+        <w:rPr>
+          <w:rFonts w:ascii="Arial" w:hAnsi="Arial" w:cs="Arial"/>
+          <w:lang w:val="en-IN"/>
+        </w:rPr>
+        <w:t xml:space="preserve">) </w:t>
       </w:r>
     </w:p>
     <w:p>
@@ -2956,13 +2956,36 @@
           <w:lang w:val="en-IN"/>
         </w:rPr>
       </w:pPr>
-      <w:r>
-        <w:rPr>
-          <w:rFonts w:ascii="Arial" w:hAnsi="Arial" w:cs="Arial"/>
-          <w:b/>
-          <w:bCs/>
-          <w:lang w:val="en-IN"/>
-        </w:rPr>
+    </w:p>
+    <w:p>
+      <w:pPr>
+        <w:ind w:left="720"/>
+        <w:rPr>
+          <w:rFonts w:ascii="Arial" w:hAnsi="Arial" w:cs="Arial"/>
+          <w:b/>
+          <w:bCs/>
+          <w:lang w:val="en-IN"/>
+        </w:rPr>
+      </w:pPr>
+    </w:p>
+    <w:p>
+      <w:pPr>
+        <w:ind w:left="720"/>
+        <w:rPr>
+          <w:rFonts w:ascii="Arial" w:hAnsi="Arial" w:cs="Arial"/>
+          <w:b/>
+          <w:bCs/>
+          <w:lang w:val="en-IN"/>
+        </w:rPr>
+      </w:pPr>
+      <w:r>
+        <w:rPr>
+          <w:rFonts w:ascii="Arial" w:hAnsi="Arial" w:cs="Arial"/>
+          <w:b/>
+          <w:bCs/>
+          <w:lang w:val="en-IN"/>
+        </w:rPr>
+        <w:lastRenderedPageBreak/>
         <w:t>UNSPSC Alignment</w:t>
       </w:r>
     </w:p>
@@ -2987,7 +3010,6 @@
           <w:rFonts w:ascii="Arial" w:hAnsi="Arial" w:cs="Arial"/>
           <w:lang w:val="en-IN"/>
         </w:rPr>
-        <w:lastRenderedPageBreak/>
         <w:t>Only common product categories between datasets are used</w:t>
       </w:r>
       <w:r>
@@ -3054,8 +3076,19 @@
           <w:bCs/>
           <w:lang w:val="en-IN"/>
         </w:rPr>
-        <w:t>Convertible vs Non-Convertible</w:t>
-      </w:r>
+        <w:t xml:space="preserve">Convertible vs </w:t>
+      </w:r>
+      <w:proofErr w:type="gramStart"/>
+      <w:r>
+        <w:rPr>
+          <w:rFonts w:ascii="Arial" w:hAnsi="Arial" w:cs="Arial"/>
+          <w:b/>
+          <w:bCs/>
+          <w:lang w:val="en-IN"/>
+        </w:rPr>
+        <w:t>Non-Convertible</w:t>
+      </w:r>
+      <w:proofErr w:type="gramEnd"/>
     </w:p>
     <w:p>
       <w:pPr>
@@ -3540,7 +3573,6 @@
     <w:p>
       <w:pPr>
         <w:spacing w:before="0" w:after="160" w:line="259" w:lineRule="auto"/>
-        <w:ind w:left="720"/>
         <w:rPr>
           <w:rStyle w:val="normaltextrun"/>
           <w:rFonts w:ascii="Arial" w:hAnsi="Arial" w:cs="Arial"/>
@@ -3577,67 +3609,116 @@
       <w:tblPr>
         <w:tblStyle w:val="TableGrid"/>
         <w:tblW w:w="0" w:type="auto"/>
-        <w:tblInd w:w="720" w:type="dxa"/>
+        <w:tblInd w:w="-5" w:type="dxa"/>
+        <w:tblLayout w:type="fixed"/>
         <w:tblLook w:val="04A0" w:firstRow="1" w:lastRow="0" w:firstColumn="1" w:lastColumn="0" w:noHBand="0" w:noVBand="1"/>
       </w:tblPr>
       <w:tblGrid>
-        <w:gridCol w:w="2298"/>
-        <w:gridCol w:w="11"/>
-        <w:gridCol w:w="6707"/>
+        <w:gridCol w:w="1560"/>
+        <w:gridCol w:w="1134"/>
+        <w:gridCol w:w="5386"/>
+        <w:gridCol w:w="1661"/>
       </w:tblGrid>
       <w:tr>
         <w:tc>
           <w:tcPr>
-            <w:tcW w:w="4466" w:type="dxa"/>
+            <w:tcW w:w="1560" w:type="dxa"/>
+            <w:shd w:val="clear" w:color="auto" w:fill="BFBFBF" w:themeFill="background1" w:themeFillShade="BF"/>
           </w:tcPr>
           <w:p>
             <w:pPr>
-              <w:spacing w:before="0" w:after="160" w:line="259" w:lineRule="auto"/>
-              <w:rPr>
-                <w:rFonts w:ascii="Arial" w:hAnsi="Arial" w:cs="Arial"/>
-              </w:rPr>
-            </w:pPr>
-          </w:p>
-          <w:p>
-            <w:pPr>
-              <w:spacing w:before="0" w:after="160" w:line="259" w:lineRule="auto"/>
-              <w:rPr>
-                <w:rFonts w:ascii="Arial" w:hAnsi="Arial" w:cs="Arial"/>
-              </w:rPr>
-            </w:pPr>
-            <w:r>
-              <w:rPr>
-                <w:rFonts w:ascii="Arial" w:hAnsi="Arial" w:cs="Arial"/>
-              </w:rPr>
-              <w:t>Project id</w:t>
+              <w:jc w:val="center"/>
+              <w:rPr>
+                <w:b/>
+                <w:bCs/>
+              </w:rPr>
+            </w:pPr>
+            <w:r>
+              <w:rPr>
+                <w:b/>
+                <w:bCs/>
+              </w:rPr>
+              <w:t>Data</w:t>
+            </w:r>
+            <w:r>
+              <w:rPr>
+                <w:b/>
+                <w:bCs/>
+              </w:rPr>
+              <w:t xml:space="preserve"> </w:t>
+            </w:r>
+            <w:r>
+              <w:rPr>
+                <w:b/>
+                <w:bCs/>
+              </w:rPr>
+              <w:t>Source Name</w:t>
             </w:r>
           </w:p>
         </w:tc>
         <w:tc>
           <w:tcPr>
-            <w:tcW w:w="4550" w:type="dxa"/>
-            <w:gridSpan w:val="2"/>
+            <w:tcW w:w="1134" w:type="dxa"/>
+            <w:shd w:val="clear" w:color="auto" w:fill="BFBFBF" w:themeFill="background1" w:themeFillShade="BF"/>
           </w:tcPr>
           <w:p>
             <w:pPr>
-              <w:spacing w:before="0" w:after="160" w:line="259" w:lineRule="auto"/>
-              <w:rPr>
-                <w:rFonts w:ascii="Arial" w:hAnsi="Arial" w:cs="Arial"/>
-              </w:rPr>
-            </w:pPr>
-          </w:p>
-          <w:p>
-            <w:pPr>
-              <w:spacing w:before="0" w:after="160" w:line="259" w:lineRule="auto"/>
-              <w:rPr>
-                <w:rFonts w:ascii="Arial" w:hAnsi="Arial" w:cs="Arial"/>
-              </w:rPr>
-            </w:pPr>
-            <w:r>
-              <w:rPr>
-                <w:rFonts w:ascii="Arial" w:hAnsi="Arial" w:cs="Arial"/>
-              </w:rPr>
-              <w:t>edna-data-pr-cah</w:t>
+              <w:jc w:val="center"/>
+              <w:rPr>
+                <w:b/>
+                <w:bCs/>
+              </w:rPr>
+            </w:pPr>
+            <w:r>
+              <w:rPr>
+                <w:b/>
+                <w:bCs/>
+              </w:rPr>
+              <w:t>Source Type</w:t>
+            </w:r>
+          </w:p>
+        </w:tc>
+        <w:tc>
+          <w:tcPr>
+            <w:tcW w:w="5386" w:type="dxa"/>
+            <w:shd w:val="clear" w:color="auto" w:fill="BFBFBF" w:themeFill="background1" w:themeFillShade="BF"/>
+          </w:tcPr>
+          <w:p>
+            <w:pPr>
+              <w:jc w:val="center"/>
+              <w:rPr>
+                <w:b/>
+                <w:bCs/>
+              </w:rPr>
+            </w:pPr>
+            <w:r>
+              <w:rPr>
+                <w:b/>
+                <w:bCs/>
+              </w:rPr>
+              <w:t>Location</w:t>
+            </w:r>
+          </w:p>
+        </w:tc>
+        <w:tc>
+          <w:tcPr>
+            <w:tcW w:w="1661" w:type="dxa"/>
+            <w:shd w:val="clear" w:color="auto" w:fill="BFBFBF" w:themeFill="background1" w:themeFillShade="BF"/>
+          </w:tcPr>
+          <w:p>
+            <w:pPr>
+              <w:jc w:val="center"/>
+              <w:rPr>
+                <w:b/>
+                <w:bCs/>
+              </w:rPr>
+            </w:pPr>
+            <w:r>
+              <w:rPr>
+                <w:b/>
+                <w:bCs/>
+              </w:rPr>
+              <w:t>Purpose</w:t>
             </w:r>
           </w:p>
         </w:tc>
@@ -3645,56 +3726,66 @@
       <w:tr>
         <w:tc>
           <w:tcPr>
-            <w:tcW w:w="4466" w:type="dxa"/>
+            <w:tcW w:w="1560" w:type="dxa"/>
           </w:tcPr>
           <w:p>
             <w:pPr>
-              <w:spacing w:before="0" w:after="160" w:line="259" w:lineRule="auto"/>
-              <w:rPr>
-                <w:rFonts w:ascii="Arial" w:hAnsi="Arial" w:cs="Arial"/>
-              </w:rPr>
-            </w:pPr>
-          </w:p>
-          <w:p>
-            <w:pPr>
-              <w:spacing w:before="0" w:after="160" w:line="259" w:lineRule="auto"/>
-              <w:rPr>
-                <w:rFonts w:ascii="Arial" w:hAnsi="Arial" w:cs="Arial"/>
-              </w:rPr>
-            </w:pPr>
-            <w:r>
-              <w:rPr>
-                <w:rFonts w:ascii="Arial" w:hAnsi="Arial" w:cs="Arial"/>
-              </w:rPr>
-              <w:t>Dataset id</w:t>
+              <w:jc w:val="center"/>
+            </w:pPr>
+            <w:r>
+              <w:lastRenderedPageBreak/>
+              <w:t>GHX Sales Data</w:t>
             </w:r>
           </w:p>
         </w:tc>
         <w:tc>
           <w:tcPr>
-            <w:tcW w:w="4550" w:type="dxa"/>
-            <w:gridSpan w:val="2"/>
+            <w:tcW w:w="1134" w:type="dxa"/>
           </w:tcPr>
           <w:p>
             <w:pPr>
-              <w:spacing w:before="0" w:after="160" w:line="259" w:lineRule="auto"/>
-              <w:rPr>
-                <w:rFonts w:ascii="Arial" w:hAnsi="Arial" w:cs="Arial"/>
-              </w:rPr>
-            </w:pPr>
-          </w:p>
-          <w:p>
-            <w:pPr>
-              <w:spacing w:before="0" w:after="160" w:line="259" w:lineRule="auto"/>
-              <w:rPr>
-                <w:rFonts w:ascii="Arial" w:hAnsi="Arial" w:cs="Arial"/>
-              </w:rPr>
-            </w:pPr>
-            <w:r>
-              <w:rPr>
-                <w:rFonts w:ascii="Arial" w:hAnsi="Arial" w:cs="Arial"/>
-              </w:rPr>
-              <w:t>D2_MED_MSADM_CMRL_CMBN_SRC</w:t>
+              <w:jc w:val="center"/>
+            </w:pPr>
+            <w:r>
+              <w:t>Network File</w:t>
+            </w:r>
+          </w:p>
+        </w:tc>
+        <w:tc>
+          <w:tcPr>
+            <w:tcW w:w="5386" w:type="dxa"/>
+          </w:tcPr>
+          <w:p>
+            <w:pPr>
+              <w:jc w:val="center"/>
+            </w:pPr>
+            <w:r>
+              <w:t>\\</w:t>
+            </w:r>
+            <w:r>
+              <w:t>cardinalhealth.net\Applications\OH001\AnalyticsInfoMgmt\Teams\Performance Optimization\AdamTransition\ClarivateAllocation</w:t>
+            </w:r>
+            <w:r>
+              <w:t>\sales_distributed_transaction.yxdb</w:t>
+            </w:r>
+          </w:p>
+        </w:tc>
+        <w:tc>
+          <w:tcPr>
+            <w:tcW w:w="1661" w:type="dxa"/>
+          </w:tcPr>
+          <w:p>
+            <w:pPr>
+              <w:jc w:val="center"/>
+            </w:pPr>
+            <w:r>
+              <w:t>ZIP</w:t>
+            </w:r>
+            <w:r>
+              <w:t xml:space="preserve"> </w:t>
+            </w:r>
+            <w:r>
+              <w:t>level demand</w:t>
             </w:r>
           </w:p>
         </w:tc>
@@ -3702,56 +3793,59 @@
       <w:tr>
         <w:tc>
           <w:tcPr>
-            <w:tcW w:w="4487" w:type="dxa"/>
-            <w:gridSpan w:val="2"/>
+            <w:tcW w:w="1560" w:type="dxa"/>
           </w:tcPr>
           <w:p>
             <w:pPr>
-              <w:spacing w:before="0" w:after="160" w:line="259" w:lineRule="auto"/>
-              <w:rPr>
-                <w:rFonts w:ascii="Arial" w:hAnsi="Arial" w:cs="Arial"/>
-              </w:rPr>
-            </w:pPr>
-          </w:p>
-          <w:p>
-            <w:pPr>
-              <w:spacing w:before="0" w:after="160" w:line="259" w:lineRule="auto"/>
-              <w:rPr>
-                <w:rFonts w:ascii="Arial" w:hAnsi="Arial" w:cs="Arial"/>
-              </w:rPr>
-            </w:pPr>
-            <w:r>
-              <w:rPr>
-                <w:rFonts w:ascii="Arial" w:hAnsi="Arial" w:cs="Arial"/>
-              </w:rPr>
-              <w:t>Table id</w:t>
+              <w:jc w:val="center"/>
+            </w:pPr>
+            <w:r>
+              <w:t>Material Mapping</w:t>
             </w:r>
           </w:p>
         </w:tc>
         <w:tc>
           <w:tcPr>
-            <w:tcW w:w="4529" w:type="dxa"/>
+            <w:tcW w:w="1134" w:type="dxa"/>
           </w:tcPr>
           <w:p>
             <w:pPr>
-              <w:spacing w:before="0" w:after="160" w:line="259" w:lineRule="auto"/>
-              <w:rPr>
-                <w:rFonts w:ascii="Arial" w:hAnsi="Arial" w:cs="Arial"/>
-              </w:rPr>
-            </w:pPr>
-          </w:p>
-          <w:p>
-            <w:pPr>
-              <w:spacing w:before="0" w:after="160" w:line="259" w:lineRule="auto"/>
-              <w:rPr>
-                <w:rFonts w:ascii="Arial" w:hAnsi="Arial" w:cs="Arial"/>
-              </w:rPr>
-            </w:pPr>
-            <w:r>
-              <w:rPr>
-                <w:rFonts w:ascii="Arial" w:hAnsi="Arial" w:cs="Arial"/>
-              </w:rPr>
-              <w:t>SHIPTO_LEVEL_SALES_DATA</w:t>
+              <w:jc w:val="center"/>
+            </w:pPr>
+            <w:r>
+              <w:t>Network File</w:t>
+            </w:r>
+          </w:p>
+        </w:tc>
+        <w:tc>
+          <w:tcPr>
+            <w:tcW w:w="5386" w:type="dxa"/>
+          </w:tcPr>
+          <w:p>
+            <w:pPr>
+              <w:jc w:val="center"/>
+            </w:pPr>
+            <w:r>
+              <w:t>\\cardinalhealth.net\</w:t>
+            </w:r>
+            <w:r>
+              <w:t>....</w:t>
+            </w:r>
+            <w:r>
+              <w:t>\MaterialLevelEnginuity.yxdb</w:t>
+            </w:r>
+          </w:p>
+        </w:tc>
+        <w:tc>
+          <w:tcPr>
+            <w:tcW w:w="1661" w:type="dxa"/>
+          </w:tcPr>
+          <w:p>
+            <w:pPr>
+              <w:jc w:val="center"/>
+            </w:pPr>
+            <w:r>
+              <w:t>Product mapping</w:t>
             </w:r>
           </w:p>
         </w:tc>
@@ -3759,56 +3853,59 @@
       <w:tr>
         <w:tc>
           <w:tcPr>
-            <w:tcW w:w="4487" w:type="dxa"/>
-            <w:gridSpan w:val="2"/>
+            <w:tcW w:w="1560" w:type="dxa"/>
           </w:tcPr>
           <w:p>
             <w:pPr>
-              <w:spacing w:before="0" w:after="160" w:line="259" w:lineRule="auto"/>
-              <w:rPr>
-                <w:rFonts w:ascii="Arial" w:hAnsi="Arial" w:cs="Arial"/>
-              </w:rPr>
-            </w:pPr>
-          </w:p>
-          <w:p>
-            <w:pPr>
-              <w:spacing w:before="0" w:after="160" w:line="259" w:lineRule="auto"/>
-              <w:rPr>
-                <w:rFonts w:ascii="Arial" w:hAnsi="Arial" w:cs="Arial"/>
-              </w:rPr>
-            </w:pPr>
-            <w:r>
-              <w:rPr>
-                <w:rFonts w:ascii="Arial" w:hAnsi="Arial" w:cs="Arial"/>
-              </w:rPr>
-              <w:t>Dataset id</w:t>
+              <w:jc w:val="center"/>
+            </w:pPr>
+            <w:r>
+              <w:t>Clarivate Data</w:t>
             </w:r>
           </w:p>
         </w:tc>
         <w:tc>
           <w:tcPr>
-            <w:tcW w:w="4529" w:type="dxa"/>
+            <w:tcW w:w="1134" w:type="dxa"/>
           </w:tcPr>
           <w:p>
             <w:pPr>
-              <w:spacing w:before="0" w:after="160" w:line="259" w:lineRule="auto"/>
-              <w:rPr>
-                <w:rFonts w:ascii="Arial" w:hAnsi="Arial" w:cs="Arial"/>
-              </w:rPr>
-            </w:pPr>
-          </w:p>
-          <w:p>
-            <w:pPr>
-              <w:spacing w:before="0" w:after="160" w:line="259" w:lineRule="auto"/>
-              <w:rPr>
-                <w:rFonts w:ascii="Arial" w:hAnsi="Arial" w:cs="Arial"/>
-              </w:rPr>
-            </w:pPr>
-            <w:r>
-              <w:rPr>
-                <w:rFonts w:ascii="Arial" w:hAnsi="Arial" w:cs="Arial"/>
-              </w:rPr>
-              <w:t>VW_MED_AI_ML_ITA</w:t>
+              <w:jc w:val="center"/>
+            </w:pPr>
+            <w:r>
+              <w:t>Network File</w:t>
+            </w:r>
+          </w:p>
+        </w:tc>
+        <w:tc>
+          <w:tcPr>
+            <w:tcW w:w="5386" w:type="dxa"/>
+          </w:tcPr>
+          <w:p>
+            <w:pPr>
+              <w:jc w:val="center"/>
+            </w:pPr>
+            <w:r>
+              <w:t>C:\Users\...\Clarivate_Data.yxdb</w:t>
+            </w:r>
+            <w:r>
+              <w:t xml:space="preserve"> </w:t>
+            </w:r>
+            <w:r>
+              <w:t>(Your Local)</w:t>
+            </w:r>
+          </w:p>
+        </w:tc>
+        <w:tc>
+          <w:tcPr>
+            <w:tcW w:w="1661" w:type="dxa"/>
+          </w:tcPr>
+          <w:p>
+            <w:pPr>
+              <w:jc w:val="center"/>
+            </w:pPr>
+            <w:r>
+              <w:t>Market structure</w:t>
             </w:r>
           </w:p>
         </w:tc>
@@ -3816,137 +3913,59 @@
       <w:tr>
         <w:tc>
           <w:tcPr>
-            <w:tcW w:w="4487" w:type="dxa"/>
-            <w:gridSpan w:val="2"/>
+            <w:tcW w:w="1560" w:type="dxa"/>
           </w:tcPr>
           <w:p>
             <w:pPr>
-              <w:spacing w:before="0" w:after="160" w:line="259" w:lineRule="auto"/>
-              <w:rPr>
-                <w:rFonts w:ascii="Arial" w:hAnsi="Arial" w:cs="Arial"/>
-              </w:rPr>
-            </w:pPr>
-          </w:p>
-          <w:p>
-            <w:pPr>
-              <w:spacing w:before="0" w:after="160" w:line="259" w:lineRule="auto"/>
-              <w:rPr>
-                <w:rFonts w:ascii="Arial" w:hAnsi="Arial" w:cs="Arial"/>
-              </w:rPr>
-            </w:pPr>
-            <w:r>
-              <w:rPr>
-                <w:rFonts w:ascii="Arial" w:hAnsi="Arial" w:cs="Arial"/>
-              </w:rPr>
-              <w:t>Table id</w:t>
+              <w:jc w:val="center"/>
+            </w:pPr>
+            <w:r>
+              <w:t>IMS UNSPSC Allocation</w:t>
             </w:r>
           </w:p>
         </w:tc>
         <w:tc>
           <w:tcPr>
-            <w:tcW w:w="4529" w:type="dxa"/>
+            <w:tcW w:w="1134" w:type="dxa"/>
           </w:tcPr>
           <w:p>
             <w:pPr>
-              <w:spacing w:before="0" w:after="160" w:line="259" w:lineRule="auto"/>
-              <w:rPr>
-                <w:rFonts w:ascii="Arial" w:hAnsi="Arial" w:cs="Arial"/>
-              </w:rPr>
-            </w:pPr>
-          </w:p>
-          <w:p>
-            <w:pPr>
-              <w:spacing w:before="0" w:after="160" w:line="259" w:lineRule="auto"/>
-              <w:rPr>
-                <w:rFonts w:ascii="Arial" w:hAnsi="Arial" w:cs="Arial"/>
-              </w:rPr>
-            </w:pPr>
-            <w:r>
-              <w:rPr>
-                <w:rFonts w:ascii="Arial" w:hAnsi="Arial" w:cs="Arial"/>
-              </w:rPr>
-              <w:t>CORP_WRK_DAY_PUBLIC_HCM__CARDINAL_WORKDAY_DATA_CV</w:t>
+              <w:jc w:val="center"/>
+            </w:pPr>
+            <w:r>
+              <w:t>Network File</w:t>
             </w:r>
           </w:p>
         </w:tc>
-      </w:tr>
-    </w:tbl>
-    <w:p>
-      <w:pPr>
-        <w:spacing w:before="0" w:after="160" w:line="259" w:lineRule="auto"/>
-        <w:ind w:left="720"/>
-        <w:rPr>
-          <w:rFonts w:ascii="Arial" w:hAnsi="Arial" w:cs="Arial"/>
-          <w:b/>
-          <w:bCs/>
-        </w:rPr>
-      </w:pPr>
-    </w:p>
-    <w:p>
-      <w:pPr>
-        <w:spacing w:before="0" w:after="160" w:line="259" w:lineRule="auto"/>
-        <w:ind w:left="720"/>
-        <w:rPr>
-          <w:rFonts w:ascii="Arial" w:hAnsi="Arial" w:cs="Arial"/>
-          <w:b/>
-          <w:bCs/>
-        </w:rPr>
-      </w:pPr>
-    </w:p>
-    <w:p>
-      <w:pPr>
-        <w:spacing w:before="0" w:after="160" w:line="259" w:lineRule="auto"/>
-        <w:ind w:left="720"/>
-        <w:rPr>
-          <w:rFonts w:ascii="Arial" w:hAnsi="Arial" w:cs="Arial"/>
-          <w:b/>
-          <w:bCs/>
-        </w:rPr>
-      </w:pPr>
-      <w:r>
-        <w:rPr>
-          <w:rFonts w:ascii="Arial" w:hAnsi="Arial" w:cs="Arial"/>
-          <w:b/>
-          <w:bCs/>
-        </w:rPr>
-        <w:t>AD groups:</w:t>
-      </w:r>
-    </w:p>
-    <w:tbl>
-      <w:tblPr>
-        <w:tblStyle w:val="TableGrid"/>
-        <w:tblW w:w="0" w:type="auto"/>
-        <w:tblInd w:w="720" w:type="dxa"/>
-        <w:tblLook w:val="04A0" w:firstRow="1" w:lastRow="0" w:firstColumn="1" w:lastColumn="0" w:noHBand="0" w:noVBand="1"/>
-      </w:tblPr>
-      <w:tblGrid>
-        <w:gridCol w:w="9016"/>
-      </w:tblGrid>
-      <w:tr>
         <w:tc>
           <w:tcPr>
-            <w:tcW w:w="9016" w:type="dxa"/>
+            <w:tcW w:w="5386" w:type="dxa"/>
           </w:tcPr>
           <w:p>
             <w:pPr>
-              <w:rPr>
-                <w:rFonts w:ascii="Arial" w:hAnsi="Arial" w:cs="Arial"/>
-                <w:lang w:val="nl-NL"/>
-              </w:rPr>
-            </w:pPr>
-            <w:r>
-              <w:rPr>
-                <w:rFonts w:ascii="Arial" w:hAnsi="Arial" w:cs="Arial"/>
-                <w:lang w:val="nl-NL"/>
-              </w:rPr>
-              <w:t>a</w:t>
-            </w:r>
-            <w:r>
-              <w:rPr>
-                <w:rFonts w:ascii="Arial" w:hAnsi="Arial" w:cs="Arial"/>
-                <w:lang w:val="nl-NL"/>
-              </w:rPr>
-              <w:t>a-cloud-eddie-med-ai-ita-nprd</w:t>
+              <w:jc w:val="center"/>
+            </w:pPr>
+            <w:r>
+              <w:t>C:\Users\...\IMS_UNSPSC_Allocation.csv</w:t>
+            </w:r>
+            <w:r>
+              <w:t xml:space="preserve"> </w:t>
+            </w:r>
+            <w:r>
+              <w:t>(Your Local)</w:t>
+            </w:r>
+          </w:p>
+        </w:tc>
+        <w:tc>
+          <w:tcPr>
+            <w:tcW w:w="1661" w:type="dxa"/>
+          </w:tcPr>
+          <w:p>
+            <w:pPr>
+              <w:jc w:val="center"/>
+            </w:pPr>
+            <w:r>
+              <w:t>Category distribution</w:t>
             </w:r>
           </w:p>
         </w:tc>
@@ -3954,19 +3973,58 @@
       <w:tr>
         <w:tc>
           <w:tcPr>
-            <w:tcW w:w="9016" w:type="dxa"/>
+            <w:tcW w:w="1560" w:type="dxa"/>
           </w:tcPr>
           <w:p>
             <w:pPr>
-              <w:rPr>
-                <w:rFonts w:ascii="Arial" w:hAnsi="Arial" w:cs="Arial"/>
-              </w:rPr>
-            </w:pPr>
-            <w:r>
-              <w:rPr>
-                <w:rFonts w:ascii="Arial" w:hAnsi="Arial" w:cs="Arial"/>
-              </w:rPr>
-              <w:t>a-cloud-eddie-med-ai-ita-prd</w:t>
+              <w:jc w:val="center"/>
+            </w:pPr>
+            <w:r>
+              <w:t>Customer Master</w:t>
+            </w:r>
+          </w:p>
+        </w:tc>
+        <w:tc>
+          <w:tcPr>
+            <w:tcW w:w="1134" w:type="dxa"/>
+          </w:tcPr>
+          <w:p>
+            <w:pPr>
+              <w:jc w:val="center"/>
+            </w:pPr>
+            <w:r>
+              <w:t>ODBC</w:t>
+            </w:r>
+          </w:p>
+        </w:tc>
+        <w:tc>
+          <w:tcPr>
+            <w:tcW w:w="5386" w:type="dxa"/>
+          </w:tcPr>
+          <w:p>
+            <w:pPr>
+              <w:jc w:val="center"/>
+            </w:pPr>
+            <w:r>
+              <w:t xml:space="preserve">DSN=Prod - </w:t>
+            </w:r>
+            <w:proofErr w:type="spellStart"/>
+            <w:r>
+              <w:t>MasterProduction</w:t>
+            </w:r>
+            <w:proofErr w:type="spellEnd"/>
+          </w:p>
+        </w:tc>
+        <w:tc>
+          <w:tcPr>
+            <w:tcW w:w="1661" w:type="dxa"/>
+          </w:tcPr>
+          <w:p>
+            <w:pPr>
+              <w:jc w:val="center"/>
+            </w:pPr>
+            <w:r>
+              <w:t>Customer mapping</w:t>
             </w:r>
           </w:p>
         </w:tc>
@@ -3974,19 +4032,72 @@
       <w:tr>
         <w:tc>
           <w:tcPr>
-            <w:tcW w:w="9016" w:type="dxa"/>
+            <w:tcW w:w="1560" w:type="dxa"/>
           </w:tcPr>
           <w:p>
             <w:pPr>
-              <w:rPr>
-                <w:rFonts w:ascii="Arial" w:hAnsi="Arial" w:cs="Arial"/>
-              </w:rPr>
-            </w:pPr>
-            <w:r>
-              <w:rPr>
-                <w:rFonts w:ascii="Arial" w:hAnsi="Arial" w:cs="Arial"/>
-              </w:rPr>
-              <w:t>a-bd-edna-read-prd</w:t>
+              <w:jc w:val="center"/>
+            </w:pPr>
+            <w:r>
+              <w:t>IQVIA Facility Data</w:t>
+            </w:r>
+          </w:p>
+        </w:tc>
+        <w:tc>
+          <w:tcPr>
+            <w:tcW w:w="1134" w:type="dxa"/>
+          </w:tcPr>
+          <w:p>
+            <w:pPr>
+              <w:jc w:val="center"/>
+            </w:pPr>
+            <w:r>
+              <w:t>Network File</w:t>
+            </w:r>
+          </w:p>
+        </w:tc>
+        <w:tc>
+          <w:tcPr>
+            <w:tcW w:w="5386" w:type="dxa"/>
+          </w:tcPr>
+          <w:p>
+            <w:pPr>
+              <w:jc w:val="center"/>
+            </w:pPr>
+            <w:r>
+              <w:t>\\cardinalhealth.net\Applications\OH001\AnalyticsInfoMgmt\Teams\Performance Optimization\</w:t>
+            </w:r>
+            <w:proofErr w:type="spellStart"/>
+            <w:r>
+              <w:t>AdamTransition</w:t>
+            </w:r>
+            <w:proofErr w:type="spellEnd"/>
+            <w:r>
+              <w:t>\</w:t>
+            </w:r>
+            <w:proofErr w:type="spellStart"/>
+            <w:r>
+              <w:t>ClarivateAllocation</w:t>
+            </w:r>
+            <w:proofErr w:type="spellEnd"/>
+            <w:r>
+              <w:t>\data</w:t>
+            </w:r>
+            <w:r>
+              <w:t>\</w:t>
+            </w:r>
+          </w:p>
+        </w:tc>
+        <w:tc>
+          <w:tcPr>
+            <w:tcW w:w="1661" w:type="dxa"/>
+          </w:tcPr>
+          <w:p>
+            <w:pPr>
+              <w:jc w:val="center"/>
+            </w:pPr>
+            <w:r>
+              <w:t>Facility attributes</w:t>
             </w:r>
           </w:p>
         </w:tc>
@@ -3994,19 +4105,69 @@
       <w:tr>
         <w:tc>
           <w:tcPr>
-            <w:tcW w:w="9016" w:type="dxa"/>
+            <w:tcW w:w="1560" w:type="dxa"/>
           </w:tcPr>
           <w:p>
             <w:pPr>
-              <w:rPr>
-                <w:rFonts w:ascii="Arial" w:hAnsi="Arial" w:cs="Arial"/>
-              </w:rPr>
-            </w:pPr>
-            <w:r>
-              <w:rPr>
-                <w:rFonts w:ascii="Arial" w:hAnsi="Arial" w:cs="Arial"/>
-              </w:rPr>
-              <w:t>a-bd-med-msadm-cmrl-cmbn-src-prd</w:t>
+              <w:jc w:val="center"/>
+            </w:pPr>
+            <w:r>
+              <w:t>Internal Sales Data</w:t>
+            </w:r>
+          </w:p>
+        </w:tc>
+        <w:tc>
+          <w:tcPr>
+            <w:tcW w:w="1134" w:type="dxa"/>
+          </w:tcPr>
+          <w:p>
+            <w:pPr>
+              <w:jc w:val="center"/>
+            </w:pPr>
+            <w:r>
+              <w:t>ODBC</w:t>
+            </w:r>
+          </w:p>
+        </w:tc>
+        <w:tc>
+          <w:tcPr>
+            <w:tcW w:w="5386" w:type="dxa"/>
+          </w:tcPr>
+          <w:p>
+            <w:pPr>
+              <w:jc w:val="center"/>
+            </w:pPr>
+            <w:r>
+              <w:t>EDNA (</w:t>
+            </w:r>
+            <w:proofErr w:type="spellStart"/>
+            <w:r>
+              <w:t>edna</w:t>
+            </w:r>
+            <w:proofErr w:type="spellEnd"/>
+            <w:r>
+              <w:t>-data-pr-</w:t>
+            </w:r>
+            <w:proofErr w:type="spellStart"/>
+            <w:r>
+              <w:t>cah</w:t>
+            </w:r>
+            <w:proofErr w:type="spellEnd"/>
+            <w:r>
+              <w:t>)</w:t>
+            </w:r>
+          </w:p>
+        </w:tc>
+        <w:tc>
+          <w:tcPr>
+            <w:tcW w:w="1661" w:type="dxa"/>
+          </w:tcPr>
+          <w:p>
+            <w:pPr>
+              <w:jc w:val="center"/>
+            </w:pPr>
+            <w:r>
+              <w:t>Actual sales</w:t>
             </w:r>
           </w:p>
         </w:tc>
@@ -4014,18 +4175,18 @@
     </w:tbl>
     <w:p>
       <w:pPr>
-        <w:spacing w:line="240" w:lineRule="auto"/>
-        <w:jc w:val="both"/>
-        <w:rPr>
-          <w:rFonts w:ascii="Arial" w:hAnsi="Arial" w:cs="Arial"/>
-          <w:b/>
-        </w:rPr>
-      </w:pPr>
-    </w:p>
-    <w:p>
-      <w:pPr>
         <w:spacing w:before="0" w:after="160" w:line="259" w:lineRule="auto"/>
         <w:ind w:left="720"/>
+        <w:rPr>
+          <w:rFonts w:ascii="Arial" w:hAnsi="Arial" w:cs="Arial"/>
+          <w:b/>
+          <w:bCs/>
+        </w:rPr>
+      </w:pPr>
+    </w:p>
+    <w:p>
+      <w:pPr>
+        <w:spacing w:before="0" w:after="160" w:line="259" w:lineRule="auto"/>
         <w:rPr>
           <w:rFonts w:ascii="Arial" w:hAnsi="Arial" w:cs="Arial"/>
           <w:b/>
@@ -4044,69 +4205,104 @@
     <w:tbl>
       <w:tblPr>
         <w:tblStyle w:val="TableGrid"/>
-        <w:tblW w:w="9016" w:type="dxa"/>
-        <w:tblInd w:w="731" w:type="dxa"/>
+        <w:tblW w:w="0" w:type="auto"/>
         <w:tblLook w:val="04A0" w:firstRow="1" w:lastRow="0" w:firstColumn="1" w:lastColumn="0" w:noHBand="0" w:noVBand="1"/>
       </w:tblPr>
       <w:tblGrid>
-        <w:gridCol w:w="4508"/>
-        <w:gridCol w:w="21"/>
-        <w:gridCol w:w="4487"/>
+        <w:gridCol w:w="3087"/>
+        <w:gridCol w:w="2235"/>
+        <w:gridCol w:w="2207"/>
+        <w:gridCol w:w="2207"/>
       </w:tblGrid>
       <w:tr>
         <w:tc>
           <w:tcPr>
-            <w:tcW w:w="4508" w:type="dxa"/>
+            <w:tcW w:w="2434" w:type="dxa"/>
+            <w:shd w:val="clear" w:color="auto" w:fill="BFBFBF" w:themeFill="background1" w:themeFillShade="BF"/>
           </w:tcPr>
-          <w:p>
-            <w:pPr>
-              <w:spacing w:before="0" w:after="160" w:line="259" w:lineRule="auto"/>
-              <w:rPr>
-                <w:rFonts w:ascii="Arial" w:hAnsi="Arial" w:cs="Arial"/>
-              </w:rPr>
-            </w:pPr>
-          </w:p>
-          <w:p>
-            <w:pPr>
-              <w:spacing w:before="0" w:after="160" w:line="259" w:lineRule="auto"/>
-              <w:rPr>
-                <w:rFonts w:ascii="Arial" w:hAnsi="Arial" w:cs="Arial"/>
-              </w:rPr>
-            </w:pPr>
-            <w:r>
-              <w:rPr>
-                <w:rFonts w:ascii="Arial" w:hAnsi="Arial" w:cs="Arial"/>
-              </w:rPr>
-              <w:t>Project id</w:t>
+          <w:bookmarkEnd w:id="6"/>
+          <w:bookmarkEnd w:id="7"/>
+          <w:bookmarkEnd w:id="8"/>
+          <w:p>
+            <w:pPr>
+              <w:jc w:val="center"/>
+              <w:rPr>
+                <w:b/>
+                <w:bCs/>
+              </w:rPr>
+            </w:pPr>
+            <w:r>
+              <w:rPr>
+                <w:b/>
+                <w:bCs/>
+              </w:rPr>
+              <w:t>Output Name</w:t>
             </w:r>
           </w:p>
         </w:tc>
         <w:tc>
           <w:tcPr>
-            <w:tcW w:w="4508" w:type="dxa"/>
-            <w:gridSpan w:val="2"/>
+            <w:tcW w:w="2434" w:type="dxa"/>
+            <w:shd w:val="clear" w:color="auto" w:fill="BFBFBF" w:themeFill="background1" w:themeFillShade="BF"/>
           </w:tcPr>
           <w:p>
             <w:pPr>
-              <w:spacing w:before="0" w:after="160" w:line="259" w:lineRule="auto"/>
-              <w:rPr>
-                <w:rFonts w:ascii="Arial" w:hAnsi="Arial" w:cs="Arial"/>
-              </w:rPr>
-            </w:pPr>
-          </w:p>
-          <w:p>
-            <w:pPr>
-              <w:spacing w:before="0" w:after="160" w:line="259" w:lineRule="auto"/>
-              <w:rPr>
-                <w:rFonts w:ascii="Arial" w:hAnsi="Arial" w:cs="Arial"/>
-                <w:lang w:val="en-IN"/>
-              </w:rPr>
-            </w:pPr>
-            <w:r>
-              <w:rPr>
-                <w:rFonts w:ascii="Arial" w:hAnsi="Arial" w:cs="Arial"/>
-              </w:rPr>
-              <w:t>edna-data-pr-cah</w:t>
+              <w:jc w:val="center"/>
+              <w:rPr>
+                <w:b/>
+                <w:bCs/>
+              </w:rPr>
+            </w:pPr>
+            <w:r>
+              <w:rPr>
+                <w:b/>
+                <w:bCs/>
+              </w:rPr>
+              <w:t>Description</w:t>
+            </w:r>
+          </w:p>
+        </w:tc>
+        <w:tc>
+          <w:tcPr>
+            <w:tcW w:w="2434" w:type="dxa"/>
+            <w:shd w:val="clear" w:color="auto" w:fill="BFBFBF" w:themeFill="background1" w:themeFillShade="BF"/>
+          </w:tcPr>
+          <w:p>
+            <w:pPr>
+              <w:jc w:val="center"/>
+              <w:rPr>
+                <w:b/>
+                <w:bCs/>
+              </w:rPr>
+            </w:pPr>
+            <w:r>
+              <w:rPr>
+                <w:b/>
+                <w:bCs/>
+              </w:rPr>
+              <w:t>Roll-up Logic</w:t>
+            </w:r>
+          </w:p>
+        </w:tc>
+        <w:tc>
+          <w:tcPr>
+            <w:tcW w:w="2434" w:type="dxa"/>
+            <w:shd w:val="clear" w:color="auto" w:fill="BFBFBF" w:themeFill="background1" w:themeFillShade="BF"/>
+          </w:tcPr>
+          <w:p>
+            <w:pPr>
+              <w:jc w:val="center"/>
+              <w:rPr>
+                <w:b/>
+                <w:bCs/>
+              </w:rPr>
+            </w:pPr>
+            <w:r>
+              <w:rPr>
+                <w:b/>
+                <w:bCs/>
+              </w:rPr>
+              <w:t>Purpose</w:t>
             </w:r>
           </w:p>
         </w:tc>
@@ -4114,62 +4310,63 @@
       <w:tr>
         <w:tc>
           <w:tcPr>
-            <w:tcW w:w="4529" w:type="dxa"/>
-            <w:gridSpan w:val="2"/>
+            <w:tcW w:w="2434" w:type="dxa"/>
           </w:tcPr>
           <w:p>
             <w:pPr>
-              <w:spacing w:before="0" w:after="160" w:line="259" w:lineRule="auto"/>
-              <w:rPr>
-                <w:rFonts w:ascii="Arial" w:hAnsi="Arial" w:cs="Arial"/>
-              </w:rPr>
-            </w:pPr>
-          </w:p>
-          <w:p>
-            <w:pPr>
-              <w:spacing w:before="0" w:after="160" w:line="259" w:lineRule="auto"/>
-              <w:rPr>
-                <w:rFonts w:ascii="Arial" w:hAnsi="Arial" w:cs="Arial"/>
-              </w:rPr>
-            </w:pPr>
-            <w:r>
-              <w:rPr>
-                <w:rFonts w:ascii="Arial" w:hAnsi="Arial" w:cs="Arial"/>
-              </w:rPr>
-              <w:t>Dataset id</w:t>
-            </w:r>
+              <w:jc w:val="center"/>
+            </w:pPr>
+            <w:proofErr w:type="spellStart"/>
+            <w:r>
+              <w:t>Bayes_Soldto_Unspsc_Opportunity</w:t>
+            </w:r>
+            <w:proofErr w:type="spellEnd"/>
           </w:p>
         </w:tc>
         <w:tc>
           <w:tcPr>
-            <w:tcW w:w="4487" w:type="dxa"/>
+            <w:tcW w:w="2434" w:type="dxa"/>
           </w:tcPr>
           <w:p>
             <w:pPr>
-              <w:spacing w:before="0" w:after="160" w:line="259" w:lineRule="auto"/>
-              <w:rPr>
-                <w:rFonts w:ascii="Arial" w:hAnsi="Arial" w:cs="Arial"/>
-              </w:rPr>
-            </w:pPr>
-          </w:p>
-          <w:p>
-            <w:pPr>
-              <w:spacing w:before="0" w:after="160" w:line="259" w:lineRule="auto"/>
-              <w:rPr>
-                <w:rFonts w:ascii="Arial" w:hAnsi="Arial" w:cs="Arial"/>
-              </w:rPr>
-            </w:pPr>
-            <w:r>
-              <w:rPr>
-                <w:rFonts w:ascii="Arial" w:hAnsi="Arial" w:cs="Arial"/>
-              </w:rPr>
-              <w:t>D2_MED_AI_ML_</w:t>
-            </w:r>
-            <w:r>
-              <w:rPr>
-                <w:rFonts w:ascii="Arial" w:hAnsi="Arial" w:cs="Arial"/>
-              </w:rPr>
-              <w:t>ITA</w:t>
+              <w:jc w:val="center"/>
+            </w:pPr>
+            <w:r>
+              <w:t>Modeled total opportunity</w:t>
+            </w:r>
+          </w:p>
+        </w:tc>
+        <w:tc>
+          <w:tcPr>
+            <w:tcW w:w="2434" w:type="dxa"/>
+          </w:tcPr>
+          <w:p>
+            <w:pPr>
+              <w:jc w:val="center"/>
+            </w:pPr>
+            <w:r>
+              <w:t xml:space="preserve">Group by </w:t>
+            </w:r>
+            <w:proofErr w:type="spellStart"/>
+            <w:r>
+              <w:t>SoldTo</w:t>
+            </w:r>
+            <w:proofErr w:type="spellEnd"/>
+            <w:r>
+              <w:t xml:space="preserve"> + UNSPSC</w:t>
+            </w:r>
+          </w:p>
+        </w:tc>
+        <w:tc>
+          <w:tcPr>
+            <w:tcW w:w="2434" w:type="dxa"/>
+          </w:tcPr>
+          <w:p>
+            <w:pPr>
+              <w:jc w:val="center"/>
+            </w:pPr>
+            <w:r>
+              <w:t>Base opportunity</w:t>
             </w:r>
           </w:p>
         </w:tc>
@@ -4177,384 +4374,166 @@
       <w:tr>
         <w:tc>
           <w:tcPr>
-            <w:tcW w:w="4529" w:type="dxa"/>
-            <w:gridSpan w:val="2"/>
+            <w:tcW w:w="2434" w:type="dxa"/>
           </w:tcPr>
           <w:p>
             <w:pPr>
-              <w:spacing w:before="0" w:after="160" w:line="259" w:lineRule="auto"/>
-              <w:rPr>
-                <w:rFonts w:ascii="Arial" w:hAnsi="Arial" w:cs="Arial"/>
-              </w:rPr>
-            </w:pPr>
-          </w:p>
-          <w:p>
-            <w:pPr>
-              <w:spacing w:before="0" w:after="160" w:line="259" w:lineRule="auto"/>
-              <w:rPr>
-                <w:rFonts w:ascii="Arial" w:hAnsi="Arial" w:cs="Arial"/>
-              </w:rPr>
-            </w:pPr>
-            <w:r>
-              <w:rPr>
-                <w:rFonts w:ascii="Arial" w:hAnsi="Arial" w:cs="Arial"/>
-              </w:rPr>
-              <w:t>Table id</w:t>
-            </w:r>
+              <w:jc w:val="center"/>
+            </w:pPr>
+            <w:proofErr w:type="spellStart"/>
+            <w:r>
+              <w:t>soldto_UNSPSC_denominator</w:t>
+            </w:r>
+            <w:proofErr w:type="spellEnd"/>
           </w:p>
         </w:tc>
         <w:tc>
           <w:tcPr>
-            <w:tcW w:w="4487" w:type="dxa"/>
+            <w:tcW w:w="2434" w:type="dxa"/>
           </w:tcPr>
           <w:p>
             <w:pPr>
-              <w:spacing w:before="0" w:after="160" w:line="259" w:lineRule="auto"/>
-              <w:rPr>
-                <w:rFonts w:ascii="Arial" w:hAnsi="Arial" w:cs="Arial"/>
-              </w:rPr>
-            </w:pPr>
-          </w:p>
-          <w:p>
-            <w:pPr>
-              <w:spacing w:before="0" w:after="160" w:line="259" w:lineRule="auto"/>
-              <w:rPr>
-                <w:rFonts w:ascii="Arial" w:hAnsi="Arial" w:cs="Arial"/>
-              </w:rPr>
-            </w:pPr>
-            <w:r>
-              <w:rPr>
-                <w:rFonts w:ascii="Arial" w:hAnsi="Arial" w:cs="Arial"/>
-              </w:rPr>
-              <w:t>ITA</w:t>
-            </w:r>
-            <w:r>
-              <w:rPr>
-                <w:rFonts w:ascii="Arial" w:hAnsi="Arial" w:cs="Arial"/>
-              </w:rPr>
-              <w:t>_output</w:t>
-            </w:r>
-          </w:p>
-        </w:tc>
-      </w:tr>
-      <w:bookmarkEnd w:id="6"/>
-      <w:bookmarkEnd w:id="7"/>
-      <w:bookmarkEnd w:id="8"/>
-    </w:tbl>
-    <w:p>
-      <w:pPr>
-        <w:pStyle w:val="NoSpacing"/>
-        <w:rPr>
-          <w:rFonts w:ascii="Arial" w:hAnsi="Arial" w:cs="Arial"/>
-          <w:b/>
-        </w:rPr>
-      </w:pPr>
-    </w:p>
-    <w:p>
-      <w:pPr>
-        <w:pStyle w:val="NoSpacing"/>
-        <w:rPr>
-          <w:rFonts w:ascii="Arial" w:hAnsi="Arial" w:cs="Arial"/>
-          <w:b/>
-        </w:rPr>
-      </w:pPr>
-    </w:p>
-    <w:p>
-      <w:pPr>
-        <w:pStyle w:val="NoSpacing"/>
-        <w:rPr>
-          <w:rFonts w:ascii="Arial" w:hAnsi="Arial" w:cs="Arial"/>
-          <w:b/>
-        </w:rPr>
-      </w:pPr>
-    </w:p>
-    <w:p>
-      <w:pPr>
-        <w:pStyle w:val="NoSpacing"/>
-        <w:rPr>
-          <w:rFonts w:ascii="Arial" w:hAnsi="Arial" w:cs="Arial"/>
-          <w:b/>
-        </w:rPr>
-      </w:pPr>
-    </w:p>
-    <w:p>
-      <w:pPr>
-        <w:pStyle w:val="NoSpacing"/>
-        <w:rPr>
-          <w:rFonts w:ascii="Arial" w:hAnsi="Arial" w:cs="Arial"/>
-          <w:b/>
-        </w:rPr>
-      </w:pPr>
-    </w:p>
-    <w:p>
-      <w:pPr>
-        <w:pStyle w:val="NoSpacing"/>
-        <w:rPr>
-          <w:rFonts w:ascii="Arial" w:hAnsi="Arial" w:cs="Arial"/>
-          <w:b/>
-        </w:rPr>
-      </w:pPr>
-    </w:p>
-    <w:p>
-      <w:pPr>
-        <w:pStyle w:val="NoSpacing"/>
-        <w:rPr>
-          <w:rFonts w:ascii="Arial" w:hAnsi="Arial" w:cs="Arial"/>
-          <w:b/>
-          <w:u w:val="single"/>
-        </w:rPr>
-      </w:pPr>
-      <w:r>
-        <w:rPr>
-          <w:rFonts w:ascii="Arial" w:hAnsi="Arial" w:cs="Arial"/>
-          <w:b/>
-        </w:rPr>
-        <w:lastRenderedPageBreak/>
-        <w:t xml:space="preserve">2.2 </w:t>
-      </w:r>
-      <w:r>
-        <w:rPr>
-          <w:rFonts w:ascii="Arial" w:hAnsi="Arial" w:cs="Arial"/>
-          <w:b/>
-        </w:rPr>
-        <w:tab/>
-      </w:r>
-      <w:r>
-        <w:rPr>
-          <w:rFonts w:ascii="Arial" w:hAnsi="Arial" w:cs="Arial"/>
-          <w:b/>
-          <w:u w:val="single"/>
-        </w:rPr>
-        <w:t>Roles &amp; Responsibilities</w:t>
-      </w:r>
-    </w:p>
-    <w:p>
-      <w:pPr>
-        <w:pStyle w:val="NoSpacing"/>
-        <w:rPr>
-          <w:rFonts w:ascii="Arial" w:hAnsi="Arial" w:cs="Arial"/>
-          <w:bCs/>
-        </w:rPr>
-      </w:pPr>
-    </w:p>
-    <w:tbl>
-      <w:tblPr>
-        <w:tblStyle w:val="TableGridLight1"/>
-        <w:tblW w:w="9540" w:type="dxa"/>
-        <w:tblInd w:w="-5" w:type="dxa"/>
-        <w:tblBorders>
-          <w:top w:val="single" w:sz="4" w:space="0" w:color="000000" w:themeColor="text2"/>
-          <w:left w:val="single" w:sz="4" w:space="0" w:color="000000" w:themeColor="text2"/>
-          <w:bottom w:val="single" w:sz="4" w:space="0" w:color="000000" w:themeColor="text2"/>
-          <w:right w:val="single" w:sz="4" w:space="0" w:color="000000" w:themeColor="text2"/>
-          <w:insideH w:val="single" w:sz="4" w:space="0" w:color="000000" w:themeColor="text2"/>
-          <w:insideV w:val="single" w:sz="4" w:space="0" w:color="000000" w:themeColor="text2"/>
-        </w:tblBorders>
-        <w:tblLayout w:type="fixed"/>
-        <w:tblLook w:val="0420" w:firstRow="1" w:lastRow="0" w:firstColumn="0" w:lastColumn="0" w:noHBand="0" w:noVBand="1"/>
-      </w:tblPr>
-      <w:tblGrid>
-        <w:gridCol w:w="1980"/>
-        <w:gridCol w:w="7560"/>
-      </w:tblGrid>
-      <w:tr>
-        <w:trPr>
-          <w:trHeight w:val="297"/>
-        </w:trPr>
-        <w:tc>
-          <w:tcPr>
-            <w:tcW w:w="1980" w:type="dxa"/>
-            <w:shd w:val="clear" w:color="auto" w:fill="DFDFDF" w:themeFill="background2" w:themeFillTint="33"/>
-            <w:vAlign w:val="center"/>
-            <w:hideMark/>
-          </w:tcPr>
-          <w:p>
-            <w:pPr>
-              <w:spacing w:before="0"/>
               <w:jc w:val="center"/>
-              <w:rPr>
-                <w:rFonts w:ascii="Arial" w:eastAsia="Times New Roman" w:hAnsi="Arial" w:cs="Arial"/>
-                <w:b/>
-                <w:lang w:bidi="ar-SA"/>
-              </w:rPr>
-            </w:pPr>
-            <w:r>
-              <w:rPr>
-                <w:rFonts w:ascii="Arial" w:hAnsi="Arial" w:cs="Arial"/>
-                <w:b/>
-                <w:lang w:val="en-CA"/>
-              </w:rPr>
-              <w:br w:type="page"/>
-            </w:r>
-            <w:r>
-              <w:rPr>
-                <w:rFonts w:ascii="Arial" w:eastAsia="Verdana" w:hAnsi="Arial" w:cs="Arial"/>
-                <w:b/>
-                <w:kern w:val="24"/>
-                <w:lang w:bidi="ar-SA"/>
-              </w:rPr>
-              <w:t>Roles</w:t>
+            </w:pPr>
+            <w:r>
+              <w:t>Final market size</w:t>
             </w:r>
           </w:p>
         </w:tc>
         <w:tc>
           <w:tcPr>
-            <w:tcW w:w="7560" w:type="dxa"/>
-            <w:shd w:val="clear" w:color="auto" w:fill="DFDFDF" w:themeFill="background2" w:themeFillTint="33"/>
-            <w:vAlign w:val="center"/>
-            <w:hideMark/>
+            <w:tcW w:w="2434" w:type="dxa"/>
           </w:tcPr>
           <w:p>
             <w:pPr>
-              <w:spacing w:before="0"/>
               <w:jc w:val="center"/>
-              <w:rPr>
-                <w:rFonts w:ascii="Arial" w:eastAsia="Verdana" w:hAnsi="Arial" w:cs="Arial"/>
-                <w:b/>
-                <w:kern w:val="24"/>
-                <w:lang w:bidi="ar-SA"/>
-              </w:rPr>
-            </w:pPr>
-          </w:p>
-          <w:p>
-            <w:pPr>
-              <w:spacing w:before="0"/>
+            </w:pPr>
+            <w:r>
+              <w:t>Model + actual aggregation</w:t>
+            </w:r>
+          </w:p>
+        </w:tc>
+        <w:tc>
+          <w:tcPr>
+            <w:tcW w:w="2434" w:type="dxa"/>
+          </w:tcPr>
+          <w:p>
+            <w:pPr>
               <w:jc w:val="center"/>
-              <w:rPr>
-                <w:rFonts w:ascii="Arial" w:eastAsia="Verdana" w:hAnsi="Arial" w:cs="Arial"/>
-                <w:b/>
-                <w:kern w:val="24"/>
-                <w:lang w:bidi="ar-SA"/>
-              </w:rPr>
-            </w:pPr>
-            <w:r>
-              <w:rPr>
-                <w:rFonts w:ascii="Arial" w:eastAsia="Verdana" w:hAnsi="Arial" w:cs="Arial"/>
-                <w:b/>
-                <w:kern w:val="24"/>
-                <w:lang w:bidi="ar-SA"/>
-              </w:rPr>
-              <w:t>Responsibilities</w:t>
-            </w:r>
-          </w:p>
-          <w:p>
-            <w:pPr>
-              <w:spacing w:before="0"/>
-              <w:jc w:val="center"/>
-              <w:rPr>
-                <w:rFonts w:ascii="Arial" w:eastAsia="Verdana" w:hAnsi="Arial" w:cs="Arial"/>
-                <w:b/>
-                <w:kern w:val="24"/>
-                <w:lang w:bidi="ar-SA"/>
-              </w:rPr>
-            </w:pPr>
-          </w:p>
-          <w:p>
-            <w:pPr>
-              <w:spacing w:before="0"/>
-              <w:rPr>
-                <w:rFonts w:ascii="Arial" w:eastAsia="Times New Roman" w:hAnsi="Arial" w:cs="Arial"/>
-                <w:b/>
-                <w:lang w:bidi="ar-SA"/>
-              </w:rPr>
-            </w:pPr>
+            </w:pPr>
+            <w:r>
+              <w:t>Market baseline</w:t>
+            </w:r>
           </w:p>
         </w:tc>
       </w:tr>
       <w:tr>
-        <w:trPr>
-          <w:trHeight w:val="441"/>
-        </w:trPr>
         <w:tc>
           <w:tcPr>
-            <w:tcW w:w="1980" w:type="dxa"/>
+            <w:tcW w:w="2434" w:type="dxa"/>
           </w:tcPr>
           <w:p>
             <w:pPr>
-              <w:spacing w:before="0" w:line="267" w:lineRule="atLeast"/>
               <w:jc w:val="center"/>
-              <w:rPr>
-                <w:rFonts w:ascii="Arial" w:hAnsi="Arial" w:cs="Arial"/>
-              </w:rPr>
-            </w:pPr>
-          </w:p>
-          <w:p>
-            <w:pPr>
-              <w:spacing w:before="0" w:line="267" w:lineRule="atLeast"/>
-              <w:jc w:val="center"/>
-              <w:rPr>
-                <w:rFonts w:ascii="Arial" w:hAnsi="Arial" w:cs="Arial"/>
-              </w:rPr>
-            </w:pPr>
-          </w:p>
-          <w:p>
-            <w:pPr>
-              <w:spacing w:before="0" w:line="267" w:lineRule="atLeast"/>
-              <w:jc w:val="center"/>
-              <w:rPr>
-                <w:rFonts w:ascii="Arial" w:hAnsi="Arial" w:cs="Arial"/>
-              </w:rPr>
-            </w:pPr>
-            <w:r>
-              <w:rPr>
-                <w:rFonts w:ascii="Arial" w:hAnsi="Arial" w:cs="Arial"/>
-              </w:rPr>
-              <w:t>Data Scientist</w:t>
-            </w:r>
+            </w:pPr>
+            <w:proofErr w:type="spellStart"/>
+            <w:r>
+              <w:lastRenderedPageBreak/>
+              <w:t>Shipto_Unspsc_Allocation</w:t>
+            </w:r>
+            <w:proofErr w:type="spellEnd"/>
           </w:p>
         </w:tc>
         <w:tc>
           <w:tcPr>
-            <w:tcW w:w="7560" w:type="dxa"/>
-            <w:vAlign w:val="center"/>
+            <w:tcW w:w="2434" w:type="dxa"/>
           </w:tcPr>
           <w:p>
             <w:pPr>
-              <w:spacing w:before="0" w:line="360" w:lineRule="auto"/>
-              <w:rPr>
-                <w:rFonts w:ascii="Arial" w:hAnsi="Arial" w:cs="Arial"/>
-              </w:rPr>
-            </w:pPr>
-            <w:r>
-              <w:rPr>
-                <w:rFonts w:ascii="Arial" w:hAnsi="Arial" w:cs="Arial"/>
-              </w:rPr>
-              <w:t>To run the end-to-end solution in EDDIE in the following environments:</w:t>
-            </w:r>
-            <w:r>
-              <w:rPr>
-                <w:rFonts w:ascii="Arial" w:hAnsi="Arial" w:cs="Arial"/>
-              </w:rPr>
-              <w:br/>
-              <w:t>EDDIE Dev</w:t>
-            </w:r>
-          </w:p>
-          <w:p>
-            <w:pPr>
-              <w:spacing w:before="0" w:line="360" w:lineRule="auto"/>
-              <w:rPr>
-                <w:rFonts w:ascii="Arial" w:hAnsi="Arial" w:cs="Arial"/>
-              </w:rPr>
-            </w:pPr>
-            <w:r>
-              <w:rPr>
-                <w:rFonts w:ascii="Arial" w:hAnsi="Arial" w:cs="Arial"/>
-              </w:rPr>
-              <w:t>EDDIE Stg</w:t>
-            </w:r>
-          </w:p>
-          <w:p>
-            <w:pPr>
-              <w:spacing w:before="0" w:line="360" w:lineRule="auto"/>
-              <w:rPr>
-                <w:rFonts w:ascii="Arial" w:hAnsi="Arial" w:cs="Arial"/>
-              </w:rPr>
-            </w:pPr>
-            <w:r>
-              <w:rPr>
-                <w:rFonts w:ascii="Arial" w:hAnsi="Arial" w:cs="Arial"/>
-              </w:rPr>
-              <w:t>EDDIE Prod</w:t>
+              <w:jc w:val="center"/>
+            </w:pPr>
+            <w:r>
+              <w:t>Product-level allocation</w:t>
+            </w:r>
+          </w:p>
+        </w:tc>
+        <w:tc>
+          <w:tcPr>
+            <w:tcW w:w="2434" w:type="dxa"/>
+          </w:tcPr>
+          <w:p>
+            <w:pPr>
+              <w:jc w:val="center"/>
+            </w:pPr>
+            <w:r>
+              <w:t>Group by ShipTo + UNSPSC</w:t>
+            </w:r>
+          </w:p>
+        </w:tc>
+        <w:tc>
+          <w:tcPr>
+            <w:tcW w:w="2434" w:type="dxa"/>
+          </w:tcPr>
+          <w:p>
+            <w:pPr>
+              <w:jc w:val="center"/>
+            </w:pPr>
+            <w:r>
+              <w:t>Product opportunity</w:t>
+            </w:r>
+          </w:p>
+        </w:tc>
+      </w:tr>
+      <w:tr>
+        <w:tc>
+          <w:tcPr>
+            <w:tcW w:w="2434" w:type="dxa"/>
+          </w:tcPr>
+          <w:p>
+            <w:pPr>
+              <w:jc w:val="center"/>
+            </w:pPr>
+            <w:r>
+              <w:t>Shipto_MarketingView_Allocation</w:t>
+            </w:r>
+          </w:p>
+        </w:tc>
+        <w:tc>
+          <w:tcPr>
+            <w:tcW w:w="2434" w:type="dxa"/>
+          </w:tcPr>
+          <w:p>
+            <w:pPr>
+              <w:jc w:val="center"/>
+            </w:pPr>
+            <w:r>
+              <w:t>Marketing segmentation</w:t>
+            </w:r>
+          </w:p>
+        </w:tc>
+        <w:tc>
+          <w:tcPr>
+            <w:tcW w:w="2434" w:type="dxa"/>
+          </w:tcPr>
+          <w:p>
+            <w:pPr>
+              <w:jc w:val="center"/>
+            </w:pPr>
+            <w:r>
+              <w:t>Group by ShipTo + Marketing View</w:t>
+            </w:r>
+          </w:p>
+        </w:tc>
+        <w:tc>
+          <w:tcPr>
+            <w:tcW w:w="2434" w:type="dxa"/>
+          </w:tcPr>
+          <w:p>
+            <w:pPr>
+              <w:jc w:val="center"/>
+            </w:pPr>
+            <w:r>
+              <w:t>Segment opportunity</w:t>
             </w:r>
           </w:p>
         </w:tc>
@@ -4584,24 +4563,6 @@
         <w:rPr>
           <w:rFonts w:ascii="Arial" w:hAnsi="Arial" w:cs="Arial"/>
           <w:b/>
-        </w:rPr>
-      </w:pPr>
-    </w:p>
-    <w:p>
-      <w:pPr>
-        <w:pStyle w:val="NoSpacing"/>
-        <w:rPr>
-          <w:rFonts w:ascii="Arial" w:hAnsi="Arial" w:cs="Arial"/>
-          <w:b/>
-        </w:rPr>
-      </w:pPr>
-    </w:p>
-    <w:p>
-      <w:pPr>
-        <w:pStyle w:val="NoSpacing"/>
-        <w:rPr>
-          <w:rFonts w:ascii="Arial" w:hAnsi="Arial" w:cs="Arial"/>
-          <w:b/>
           <w:u w:val="single"/>
         </w:rPr>
       </w:pPr>
@@ -4619,13 +4580,23 @@
         </w:rPr>
         <w:tab/>
       </w:r>
+      <w:proofErr w:type="spellStart"/>
       <w:r>
         <w:rPr>
           <w:rFonts w:ascii="Arial" w:hAnsi="Arial" w:cs="Arial"/>
           <w:b/>
           <w:u w:val="single"/>
         </w:rPr>
-        <w:t>Acronymns:</w:t>
+        <w:t>Acronymns</w:t>
+      </w:r>
+      <w:proofErr w:type="spellEnd"/>
+      <w:r>
+        <w:rPr>
+          <w:rFonts w:ascii="Arial" w:hAnsi="Arial" w:cs="Arial"/>
+          <w:b/>
+          <w:u w:val="single"/>
+        </w:rPr>
+        <w:t>:</w:t>
       </w:r>
     </w:p>
     <w:p>
@@ -5002,6 +4973,7 @@
                 <w:lang w:val="en-IN"/>
               </w:rPr>
             </w:pPr>
+            <w:proofErr w:type="spellStart"/>
             <w:r>
               <w:rPr>
                 <w:rFonts w:ascii="Arial" w:hAnsi="Arial" w:cs="Arial"/>
@@ -5010,6 +4982,7 @@
               </w:rPr>
               <w:t>SoldTo</w:t>
             </w:r>
+            <w:proofErr w:type="spellEnd"/>
           </w:p>
         </w:tc>
         <w:tc>
@@ -5182,6 +5155,51 @@
         <w:rPr>
           <w:rFonts w:ascii="Arial" w:hAnsi="Arial" w:cs="Arial"/>
           <w:b/>
+        </w:rPr>
+      </w:pPr>
+    </w:p>
+    <w:p>
+      <w:pPr>
+        <w:pStyle w:val="NoSpacing"/>
+        <w:rPr>
+          <w:rFonts w:ascii="Arial" w:hAnsi="Arial" w:cs="Arial"/>
+          <w:b/>
+        </w:rPr>
+      </w:pPr>
+    </w:p>
+    <w:p>
+      <w:pPr>
+        <w:pStyle w:val="NoSpacing"/>
+        <w:rPr>
+          <w:rFonts w:ascii="Arial" w:hAnsi="Arial" w:cs="Arial"/>
+          <w:b/>
+        </w:rPr>
+      </w:pPr>
+    </w:p>
+    <w:p>
+      <w:pPr>
+        <w:pStyle w:val="NoSpacing"/>
+        <w:rPr>
+          <w:rFonts w:ascii="Arial" w:hAnsi="Arial" w:cs="Arial"/>
+          <w:b/>
+        </w:rPr>
+      </w:pPr>
+    </w:p>
+    <w:p>
+      <w:pPr>
+        <w:pStyle w:val="NoSpacing"/>
+        <w:rPr>
+          <w:rFonts w:ascii="Arial" w:hAnsi="Arial" w:cs="Arial"/>
+          <w:b/>
+        </w:rPr>
+      </w:pPr>
+    </w:p>
+    <w:p>
+      <w:pPr>
+        <w:pStyle w:val="NoSpacing"/>
+        <w:rPr>
+          <w:rFonts w:ascii="Arial" w:hAnsi="Arial" w:cs="Arial"/>
+          <w:b/>
           <w:u w:val="single"/>
         </w:rPr>
       </w:pPr>
@@ -5247,7 +5265,7 @@
           <w:rFonts w:ascii="Arial" w:hAnsi="Arial" w:cs="Arial"/>
           <w:bCs/>
         </w:rPr>
-        <w:t xml:space="preserve">   </w:t>
+        <w:t xml:space="preserve"> </w:t>
       </w:r>
       <w:r>
         <w:rPr>
@@ -5857,6 +5875,83 @@
         <w:rPr>
           <w:rFonts w:ascii="Arial" w:hAnsi="Arial" w:cs="Arial"/>
           <w:b/>
+        </w:rPr>
+      </w:pPr>
+      <w:r>
+        <w:rPr>
+          <w:rFonts w:ascii="Arial" w:hAnsi="Arial" w:cs="Arial"/>
+          <w:b/>
+        </w:rPr>
+        <w:t xml:space="preserve">Before </w:t>
+      </w:r>
+      <w:r>
+        <w:rPr>
+          <w:rFonts w:ascii="Arial" w:hAnsi="Arial" w:cs="Arial"/>
+          <w:b/>
+        </w:rPr>
+        <w:t xml:space="preserve">Alteryx workflow </w:t>
+      </w:r>
+      <w:proofErr w:type="gramStart"/>
+      <w:r>
+        <w:rPr>
+          <w:rFonts w:ascii="Arial" w:hAnsi="Arial" w:cs="Arial"/>
+          <w:b/>
+        </w:rPr>
+        <w:t>run</w:t>
+      </w:r>
+      <w:proofErr w:type="gramEnd"/>
+      <w:r>
+        <w:rPr>
+          <w:rFonts w:ascii="Arial" w:hAnsi="Arial" w:cs="Arial"/>
+          <w:b/>
+        </w:rPr>
+        <w:t xml:space="preserve"> we need to have access to Network Folder and </w:t>
+      </w:r>
+      <w:r>
+        <w:rPr>
+          <w:rFonts w:ascii="Arial" w:hAnsi="Arial" w:cs="Arial"/>
+          <w:b/>
+        </w:rPr>
+        <w:t>Data Connection Setup (ODBC)</w:t>
+      </w:r>
+      <w:r>
+        <w:rPr>
+          <w:rFonts w:ascii="Arial" w:hAnsi="Arial" w:cs="Arial"/>
+          <w:b/>
+        </w:rPr>
+        <w:br/>
+      </w:r>
+      <w:r>
+        <w:rPr>
+          <w:rFonts w:ascii="Arial" w:hAnsi="Arial" w:cs="Arial"/>
+          <w:b/>
+        </w:rPr>
+        <w:br/>
+        <w:t xml:space="preserve">Below are the </w:t>
+      </w:r>
+      <w:r>
+        <w:rPr>
+          <w:rFonts w:ascii="Arial" w:hAnsi="Arial" w:cs="Arial"/>
+          <w:b/>
+        </w:rPr>
+        <w:t>steps:</w:t>
+      </w:r>
+    </w:p>
+    <w:p>
+      <w:pPr>
+        <w:pStyle w:val="NoSpacing"/>
+        <w:rPr>
+          <w:rFonts w:ascii="Arial" w:hAnsi="Arial" w:cs="Arial"/>
+          <w:b/>
+        </w:rPr>
+      </w:pPr>
+    </w:p>
+    <w:p>
+      <w:pPr>
+        <w:pStyle w:val="NoSpacing"/>
+        <w:rPr>
+          <w:rFonts w:ascii="Arial" w:hAnsi="Arial" w:cs="Arial"/>
+          <w:b/>
           <w:bCs/>
           <w:lang w:val="en-IN"/>
         </w:rPr>
@@ -5911,27 +6006,515 @@
           <w:rFonts w:ascii="Arial" w:hAnsi="Arial" w:cs="Arial"/>
           <w:b/>
         </w:rPr>
-        <w:t>\\cardinalhealth.net\Applications\OH001\AnalyticsInfoMgmt\Teams\Performance Optimization\AdamTransition\ClarivateAllocation</w:t>
-      </w:r>
-    </w:p>
-    <w:p>
-      <w:pPr>
-        <w:rPr>
-          <w:rFonts w:ascii="Arial" w:hAnsi="Arial" w:cs="Arial"/>
-          <w:b/>
-          <w:bCs/>
-          <w:lang w:val="en-IN"/>
-        </w:rPr>
-      </w:pPr>
-      <w:r>
-        <w:rPr>
-          <w:rFonts w:ascii="Arial" w:hAnsi="Arial" w:cs="Arial"/>
-          <w:b/>
-          <w:bCs/>
-          <w:lang w:val="en-IN"/>
-        </w:rPr>
-        <w:t>Step 1: copy_clarivate.yxmd</w:t>
-      </w:r>
+        <w:t>\\cardinalhealth.net\Applications\OH001\AnalyticsInfoMgmt\Teams\Performance Optimization\</w:t>
+      </w:r>
+      <w:proofErr w:type="spellStart"/>
+      <w:r>
+        <w:rPr>
+          <w:rFonts w:ascii="Arial" w:hAnsi="Arial" w:cs="Arial"/>
+          <w:b/>
+        </w:rPr>
+        <w:t>AdamTransition</w:t>
+      </w:r>
+      <w:proofErr w:type="spellEnd"/>
+      <w:r>
+        <w:rPr>
+          <w:rFonts w:ascii="Arial" w:hAnsi="Arial" w:cs="Arial"/>
+          <w:b/>
+        </w:rPr>
+        <w:t>\</w:t>
+      </w:r>
+      <w:proofErr w:type="spellStart"/>
+      <w:r>
+        <w:rPr>
+          <w:rFonts w:ascii="Arial" w:hAnsi="Arial" w:cs="Arial"/>
+          <w:b/>
+        </w:rPr>
+        <w:t>ClarivateAllocation</w:t>
+      </w:r>
+      <w:proofErr w:type="spellEnd"/>
+    </w:p>
+    <w:p>
+      <w:pPr>
+        <w:pStyle w:val="NoSpacing"/>
+        <w:rPr>
+          <w:rFonts w:ascii="Arial" w:hAnsi="Arial" w:cs="Arial"/>
+          <w:b/>
+        </w:rPr>
+      </w:pPr>
+    </w:p>
+    <w:p>
+      <w:pPr>
+        <w:pStyle w:val="NoSpacing"/>
+        <w:rPr>
+          <w:rFonts w:ascii="Arial" w:hAnsi="Arial" w:cs="Arial"/>
+          <w:b/>
+          <w:bCs/>
+          <w:lang w:val="en-IN"/>
+        </w:rPr>
+      </w:pPr>
+      <w:r>
+        <w:rPr>
+          <w:rFonts w:ascii="Arial" w:hAnsi="Arial" w:cs="Arial"/>
+          <w:b/>
+          <w:bCs/>
+          <w:lang w:val="en-IN"/>
+        </w:rPr>
+        <w:t>DATA CONNECTION SETUP (ODBC)</w:t>
+      </w:r>
+      <w:r>
+        <w:rPr>
+          <w:rFonts w:ascii="Arial" w:hAnsi="Arial" w:cs="Arial"/>
+          <w:b/>
+          <w:bCs/>
+          <w:lang w:val="en-IN"/>
+        </w:rPr>
+        <w:t>:</w:t>
+      </w:r>
+    </w:p>
+    <w:p>
+      <w:pPr>
+        <w:pStyle w:val="NoSpacing"/>
+        <w:rPr>
+          <w:rFonts w:ascii="Arial" w:hAnsi="Arial" w:cs="Arial"/>
+          <w:lang w:val="en-IN"/>
+        </w:rPr>
+      </w:pPr>
+      <w:r>
+        <w:rPr>
+          <w:rFonts w:ascii="Arial" w:hAnsi="Arial" w:cs="Arial"/>
+          <w:lang w:val="en-IN"/>
+        </w:rPr>
+        <w:t>Follow the below steps to configure database connectivity before running workflows:</w:t>
+      </w:r>
+    </w:p>
+    <w:p>
+      <w:pPr>
+        <w:pStyle w:val="NoSpacing"/>
+        <w:rPr>
+          <w:rFonts w:ascii="Arial" w:hAnsi="Arial" w:cs="Arial"/>
+          <w:lang w:val="en-IN"/>
+        </w:rPr>
+      </w:pPr>
+      <w:r>
+        <w:rPr>
+          <w:rFonts w:ascii="Arial" w:hAnsi="Arial" w:cs="Arial"/>
+          <w:lang w:val="en-IN"/>
+        </w:rPr>
+        <w:t>Step-by-Step Instructions</w:t>
+      </w:r>
+    </w:p>
+    <w:p>
+      <w:pPr>
+        <w:pStyle w:val="NoSpacing"/>
+        <w:numPr>
+          <w:ilvl w:val="0"/>
+          <w:numId w:val="50"/>
+        </w:numPr>
+        <w:rPr>
+          <w:rFonts w:ascii="Arial" w:hAnsi="Arial" w:cs="Arial"/>
+          <w:lang w:val="en-IN"/>
+        </w:rPr>
+      </w:pPr>
+      <w:r>
+        <w:rPr>
+          <w:rFonts w:ascii="Arial" w:hAnsi="Arial" w:cs="Arial"/>
+          <w:lang w:val="en-IN"/>
+        </w:rPr>
+        <w:t xml:space="preserve">Open Control Panel </w:t>
+      </w:r>
+    </w:p>
+    <w:p>
+      <w:pPr>
+        <w:pStyle w:val="NoSpacing"/>
+        <w:numPr>
+          <w:ilvl w:val="0"/>
+          <w:numId w:val="50"/>
+        </w:numPr>
+        <w:rPr>
+          <w:rFonts w:ascii="Arial" w:hAnsi="Arial" w:cs="Arial"/>
+          <w:lang w:val="en-IN"/>
+        </w:rPr>
+      </w:pPr>
+      <w:r>
+        <w:rPr>
+          <w:rFonts w:ascii="Arial" w:hAnsi="Arial" w:cs="Arial"/>
+          <w:lang w:val="en-IN"/>
+        </w:rPr>
+        <w:t>Navigate to:</w:t>
+      </w:r>
+      <w:r>
+        <w:rPr>
+          <w:rFonts w:ascii="Arial" w:hAnsi="Arial" w:cs="Arial"/>
+          <w:lang w:val="en-IN"/>
+        </w:rPr>
+        <w:br/>
+        <w:t xml:space="preserve">Control Panel → Administrative Tools → ODBC Data Sources (64-bit) </w:t>
+      </w:r>
+    </w:p>
+    <w:p>
+      <w:pPr>
+        <w:pStyle w:val="NoSpacing"/>
+        <w:numPr>
+          <w:ilvl w:val="0"/>
+          <w:numId w:val="50"/>
+        </w:numPr>
+        <w:rPr>
+          <w:rFonts w:ascii="Arial" w:hAnsi="Arial" w:cs="Arial"/>
+          <w:lang w:val="en-IN"/>
+        </w:rPr>
+      </w:pPr>
+      <w:r>
+        <w:rPr>
+          <w:rFonts w:ascii="Arial" w:hAnsi="Arial" w:cs="Arial"/>
+          <w:lang w:val="en-IN"/>
+        </w:rPr>
+        <w:t xml:space="preserve">Go to System DSN tab </w:t>
+      </w:r>
+    </w:p>
+    <w:p>
+      <w:pPr>
+        <w:pStyle w:val="NoSpacing"/>
+        <w:numPr>
+          <w:ilvl w:val="0"/>
+          <w:numId w:val="50"/>
+        </w:numPr>
+        <w:rPr>
+          <w:rFonts w:ascii="Arial" w:hAnsi="Arial" w:cs="Arial"/>
+          <w:lang w:val="en-IN"/>
+        </w:rPr>
+      </w:pPr>
+      <w:r>
+        <w:rPr>
+          <w:rFonts w:ascii="Arial" w:hAnsi="Arial" w:cs="Arial"/>
+          <w:lang w:val="en-IN"/>
+        </w:rPr>
+        <w:t xml:space="preserve">Click Add </w:t>
+      </w:r>
+    </w:p>
+    <w:p>
+      <w:pPr>
+        <w:pStyle w:val="NoSpacing"/>
+        <w:numPr>
+          <w:ilvl w:val="0"/>
+          <w:numId w:val="50"/>
+        </w:numPr>
+        <w:rPr>
+          <w:rFonts w:ascii="Arial" w:hAnsi="Arial" w:cs="Arial"/>
+          <w:lang w:val="en-IN"/>
+        </w:rPr>
+      </w:pPr>
+      <w:r>
+        <w:rPr>
+          <w:rFonts w:ascii="Arial" w:hAnsi="Arial" w:cs="Arial"/>
+          <w:lang w:val="en-IN"/>
+        </w:rPr>
+        <w:t xml:space="preserve">Select appropriate driver (e.g., SQL Server) </w:t>
+      </w:r>
+    </w:p>
+    <w:p>
+      <w:pPr>
+        <w:pStyle w:val="NoSpacing"/>
+        <w:numPr>
+          <w:ilvl w:val="0"/>
+          <w:numId w:val="50"/>
+        </w:numPr>
+        <w:rPr>
+          <w:rFonts w:ascii="Arial" w:hAnsi="Arial" w:cs="Arial"/>
+          <w:lang w:val="en-IN"/>
+        </w:rPr>
+      </w:pPr>
+      <w:r>
+        <w:rPr>
+          <w:rFonts w:ascii="Arial" w:hAnsi="Arial" w:cs="Arial"/>
+          <w:lang w:val="en-IN"/>
+        </w:rPr>
+        <w:t xml:space="preserve">Enter the following: </w:t>
+      </w:r>
+    </w:p>
+    <w:p>
+      <w:pPr>
+        <w:pStyle w:val="NoSpacing"/>
+        <w:numPr>
+          <w:ilvl w:val="1"/>
+          <w:numId w:val="50"/>
+        </w:numPr>
+        <w:rPr>
+          <w:rFonts w:ascii="Arial" w:hAnsi="Arial" w:cs="Arial"/>
+          <w:lang w:val="en-IN"/>
+        </w:rPr>
+      </w:pPr>
+      <w:r>
+        <w:rPr>
+          <w:rFonts w:ascii="Arial" w:hAnsi="Arial" w:cs="Arial"/>
+          <w:lang w:val="en-IN"/>
+        </w:rPr>
+        <w:t xml:space="preserve">DSN Name: Prod - </w:t>
+      </w:r>
+      <w:proofErr w:type="spellStart"/>
+      <w:r>
+        <w:rPr>
+          <w:rFonts w:ascii="Arial" w:hAnsi="Arial" w:cs="Arial"/>
+          <w:lang w:val="en-IN"/>
+        </w:rPr>
+        <w:t>MasterProduction</w:t>
+      </w:r>
+      <w:proofErr w:type="spellEnd"/>
+      <w:r>
+        <w:rPr>
+          <w:rFonts w:ascii="Arial" w:hAnsi="Arial" w:cs="Arial"/>
+          <w:lang w:val="en-IN"/>
+        </w:rPr>
+        <w:t xml:space="preserve"> </w:t>
+      </w:r>
+    </w:p>
+    <w:p>
+      <w:pPr>
+        <w:pStyle w:val="NoSpacing"/>
+        <w:numPr>
+          <w:ilvl w:val="1"/>
+          <w:numId w:val="50"/>
+        </w:numPr>
+        <w:rPr>
+          <w:rFonts w:ascii="Arial" w:hAnsi="Arial" w:cs="Arial"/>
+          <w:lang w:val="en-IN"/>
+        </w:rPr>
+      </w:pPr>
+      <w:r>
+        <w:rPr>
+          <w:rFonts w:ascii="Arial" w:hAnsi="Arial" w:cs="Arial"/>
+          <w:lang w:val="en-IN"/>
+        </w:rPr>
+        <w:t xml:space="preserve">Server Name: (provided by IT team) </w:t>
+      </w:r>
+    </w:p>
+    <w:p>
+      <w:pPr>
+        <w:pStyle w:val="NoSpacing"/>
+        <w:numPr>
+          <w:ilvl w:val="0"/>
+          <w:numId w:val="50"/>
+        </w:numPr>
+        <w:rPr>
+          <w:rFonts w:ascii="Arial" w:hAnsi="Arial" w:cs="Arial"/>
+          <w:lang w:val="en-IN"/>
+        </w:rPr>
+      </w:pPr>
+      <w:r>
+        <w:rPr>
+          <w:rFonts w:ascii="Arial" w:hAnsi="Arial" w:cs="Arial"/>
+          <w:lang w:val="en-IN"/>
+        </w:rPr>
+        <w:t xml:space="preserve">Click Next </w:t>
+      </w:r>
+    </w:p>
+    <w:p>
+      <w:pPr>
+        <w:pStyle w:val="NoSpacing"/>
+        <w:numPr>
+          <w:ilvl w:val="0"/>
+          <w:numId w:val="50"/>
+        </w:numPr>
+        <w:rPr>
+          <w:rFonts w:ascii="Arial" w:hAnsi="Arial" w:cs="Arial"/>
+          <w:lang w:val="en-IN"/>
+        </w:rPr>
+      </w:pPr>
+      <w:r>
+        <w:rPr>
+          <w:rFonts w:ascii="Arial" w:hAnsi="Arial" w:cs="Arial"/>
+          <w:lang w:val="en-IN"/>
+        </w:rPr>
+        <w:t xml:space="preserve">Enter credentials: </w:t>
+      </w:r>
+    </w:p>
+    <w:p>
+      <w:pPr>
+        <w:pStyle w:val="NoSpacing"/>
+        <w:numPr>
+          <w:ilvl w:val="1"/>
+          <w:numId w:val="50"/>
+        </w:numPr>
+        <w:rPr>
+          <w:rFonts w:ascii="Arial" w:hAnsi="Arial" w:cs="Arial"/>
+          <w:lang w:val="en-IN"/>
+        </w:rPr>
+      </w:pPr>
+      <w:r>
+        <w:rPr>
+          <w:rFonts w:ascii="Arial" w:hAnsi="Arial" w:cs="Arial"/>
+          <w:lang w:val="en-IN"/>
+        </w:rPr>
+        <w:t xml:space="preserve">Username </w:t>
+      </w:r>
+    </w:p>
+    <w:p>
+      <w:pPr>
+        <w:pStyle w:val="NoSpacing"/>
+        <w:numPr>
+          <w:ilvl w:val="1"/>
+          <w:numId w:val="50"/>
+        </w:numPr>
+        <w:rPr>
+          <w:rFonts w:ascii="Arial" w:hAnsi="Arial" w:cs="Arial"/>
+          <w:lang w:val="en-IN"/>
+        </w:rPr>
+      </w:pPr>
+      <w:r>
+        <w:rPr>
+          <w:rFonts w:ascii="Arial" w:hAnsi="Arial" w:cs="Arial"/>
+          <w:lang w:val="en-IN"/>
+        </w:rPr>
+        <w:t xml:space="preserve">Password </w:t>
+      </w:r>
+    </w:p>
+    <w:p>
+      <w:pPr>
+        <w:pStyle w:val="NoSpacing"/>
+        <w:numPr>
+          <w:ilvl w:val="0"/>
+          <w:numId w:val="50"/>
+        </w:numPr>
+        <w:rPr>
+          <w:rFonts w:ascii="Arial" w:hAnsi="Arial" w:cs="Arial"/>
+          <w:lang w:val="en-IN"/>
+        </w:rPr>
+      </w:pPr>
+      <w:r>
+        <w:rPr>
+          <w:rFonts w:ascii="Arial" w:hAnsi="Arial" w:cs="Arial"/>
+          <w:lang w:val="en-IN"/>
+        </w:rPr>
+        <w:t xml:space="preserve">Click Test Connection </w:t>
+      </w:r>
+    </w:p>
+    <w:p>
+      <w:pPr>
+        <w:pStyle w:val="NoSpacing"/>
+        <w:rPr>
+          <w:rFonts w:ascii="Arial" w:hAnsi="Arial" w:cs="Arial"/>
+          <w:lang w:val="en-IN"/>
+        </w:rPr>
+      </w:pPr>
+      <w:r>
+        <w:rPr>
+          <w:rFonts w:ascii="Arial" w:hAnsi="Arial" w:cs="Arial"/>
+          <w:lang w:val="en-IN"/>
+        </w:rPr>
+        <w:t>Validation Step</w:t>
+      </w:r>
+    </w:p>
+    <w:p>
+      <w:pPr>
+        <w:pStyle w:val="NoSpacing"/>
+        <w:rPr>
+          <w:rFonts w:ascii="Arial" w:hAnsi="Arial" w:cs="Arial"/>
+          <w:lang w:val="en-IN"/>
+        </w:rPr>
+      </w:pPr>
+      <w:r>
+        <w:rPr>
+          <w:rFonts w:ascii="Segoe UI Symbol" w:hAnsi="Segoe UI Symbol" w:cs="Segoe UI Symbol"/>
+          <w:lang w:val="en-IN"/>
+        </w:rPr>
+        <w:sym w:font="Wingdings" w:char="F0E0"/>
+      </w:r>
+      <w:r>
+        <w:rPr>
+          <w:rFonts w:ascii="Arial" w:hAnsi="Arial" w:cs="Arial"/>
+          <w:lang w:val="en-IN"/>
+        </w:rPr>
+        <w:t xml:space="preserve"> Ensure message: “Connection Successful”</w:t>
+      </w:r>
+      <w:r>
+        <w:rPr>
+          <w:rFonts w:ascii="Arial" w:hAnsi="Arial" w:cs="Arial"/>
+          <w:lang w:val="en-IN"/>
+        </w:rPr>
+        <w:br/>
+      </w:r>
+      <w:r>
+        <w:rPr>
+          <w:rFonts w:ascii="Arial" w:hAnsi="Arial" w:cs="Arial"/>
+          <w:lang w:val="en-IN"/>
+        </w:rPr>
+        <w:sym w:font="Wingdings" w:char="F0E0"/>
+      </w:r>
+      <w:r>
+        <w:rPr>
+          <w:rFonts w:ascii="Arial" w:hAnsi="Arial" w:cs="Arial"/>
+          <w:lang w:val="en-IN"/>
+        </w:rPr>
+        <w:t xml:space="preserve"> If failed → contact Data Engineering team</w:t>
+      </w:r>
+    </w:p>
+    <w:p>
+      <w:pPr>
+        <w:pStyle w:val="NoSpacing"/>
+        <w:rPr>
+          <w:rFonts w:ascii="Arial" w:hAnsi="Arial" w:cs="Arial"/>
+          <w:b/>
+          <w:lang w:val="en-IN"/>
+        </w:rPr>
+      </w:pPr>
+      <w:r>
+        <w:rPr>
+          <w:rFonts w:ascii="Arial" w:hAnsi="Arial" w:cs="Arial"/>
+          <w:b/>
+          <w:lang w:val="en-IN"/>
+        </w:rPr>
+        <w:br/>
+        <w:t>We start the Alteryx workflow run</w:t>
+      </w:r>
+      <w:r>
+        <w:rPr>
+          <w:rFonts w:ascii="Arial" w:hAnsi="Arial" w:cs="Arial"/>
+          <w:b/>
+          <w:lang w:val="en-IN"/>
+        </w:rPr>
+        <w:t xml:space="preserve"> from here:</w:t>
+      </w:r>
+    </w:p>
+    <w:p>
+      <w:pPr>
+        <w:rPr>
+          <w:rFonts w:ascii="Arial" w:hAnsi="Arial" w:cs="Arial"/>
+          <w:b/>
+          <w:bCs/>
+          <w:lang w:val="en-IN"/>
+        </w:rPr>
+      </w:pPr>
+      <w:r>
+        <w:rPr>
+          <w:rFonts w:ascii="Arial" w:hAnsi="Arial" w:cs="Arial"/>
+          <w:b/>
+          <w:bCs/>
+          <w:lang w:val="en-IN"/>
+        </w:rPr>
+        <w:t xml:space="preserve">Step 1: </w:t>
+      </w:r>
+      <w:proofErr w:type="spellStart"/>
+      <w:r>
+        <w:rPr>
+          <w:rFonts w:ascii="Arial" w:hAnsi="Arial" w:cs="Arial"/>
+          <w:b/>
+          <w:bCs/>
+          <w:lang w:val="en-IN"/>
+        </w:rPr>
+        <w:t>copy_</w:t>
+      </w:r>
+      <w:proofErr w:type="gramStart"/>
+      <w:r>
+        <w:rPr>
+          <w:rFonts w:ascii="Arial" w:hAnsi="Arial" w:cs="Arial"/>
+          <w:b/>
+          <w:bCs/>
+          <w:lang w:val="en-IN"/>
+        </w:rPr>
+        <w:t>clarivate.yxmd</w:t>
+      </w:r>
+      <w:proofErr w:type="spellEnd"/>
+      <w:proofErr w:type="gramEnd"/>
     </w:p>
     <w:p>
       <w:pPr>
@@ -5998,12 +6581,30 @@
           <w:lang w:val="en-IN"/>
         </w:rPr>
       </w:pPr>
-      <w:r>
-        <w:rPr>
-          <w:rFonts w:ascii="Arial" w:hAnsi="Arial" w:cs="Arial"/>
-          <w:lang w:val="en-IN"/>
-        </w:rPr>
-        <w:t xml:space="preserve">sales_distributed_transaction.yxdb </w:t>
+      <w:proofErr w:type="spellStart"/>
+      <w:r>
+        <w:rPr>
+          <w:rFonts w:ascii="Arial" w:hAnsi="Arial" w:cs="Arial"/>
+          <w:lang w:val="en-IN"/>
+        </w:rPr>
+        <w:t>sales_distributed_</w:t>
+      </w:r>
+      <w:proofErr w:type="gramStart"/>
+      <w:r>
+        <w:rPr>
+          <w:rFonts w:ascii="Arial" w:hAnsi="Arial" w:cs="Arial"/>
+          <w:lang w:val="en-IN"/>
+        </w:rPr>
+        <w:t>transaction.yxdb</w:t>
+      </w:r>
+      <w:proofErr w:type="spellEnd"/>
+      <w:proofErr w:type="gramEnd"/>
+      <w:r>
+        <w:rPr>
+          <w:rFonts w:ascii="Arial" w:hAnsi="Arial" w:cs="Arial"/>
+          <w:lang w:val="en-IN"/>
+        </w:rPr>
+        <w:t xml:space="preserve"> </w:t>
       </w:r>
     </w:p>
     <w:p>
@@ -6017,12 +6618,21 @@
           <w:lang w:val="en-IN"/>
         </w:rPr>
       </w:pPr>
-      <w:r>
-        <w:rPr>
-          <w:rFonts w:ascii="Arial" w:hAnsi="Arial" w:cs="Arial"/>
-          <w:lang w:val="en-IN"/>
-        </w:rPr>
-        <w:t xml:space="preserve">MaterialLevelEnginuity.yxdb </w:t>
+      <w:proofErr w:type="spellStart"/>
+      <w:r>
+        <w:rPr>
+          <w:rFonts w:ascii="Arial" w:hAnsi="Arial" w:cs="Arial"/>
+          <w:lang w:val="en-IN"/>
+        </w:rPr>
+        <w:t>MaterialLevelEnginuity.yxdb</w:t>
+      </w:r>
+      <w:proofErr w:type="spellEnd"/>
+      <w:r>
+        <w:rPr>
+          <w:rFonts w:ascii="Arial" w:hAnsi="Arial" w:cs="Arial"/>
+          <w:lang w:val="en-IN"/>
+        </w:rPr>
+        <w:t xml:space="preserve"> </w:t>
       </w:r>
     </w:p>
     <w:p>
@@ -6060,6 +6670,7 @@
           <w:rFonts w:ascii="Arial" w:hAnsi="Arial" w:cs="Arial"/>
           <w:lang w:val="en-IN"/>
         </w:rPr>
+        <w:lastRenderedPageBreak/>
         <w:t xml:space="preserve">Filters last 4 quarters </w:t>
       </w:r>
     </w:p>
@@ -6131,12 +6742,21 @@
           <w:lang w:val="en-IN"/>
         </w:rPr>
       </w:pPr>
-      <w:r>
-        <w:rPr>
-          <w:rFonts w:ascii="Arial" w:hAnsi="Arial" w:cs="Arial"/>
-          <w:lang w:val="en-IN"/>
-        </w:rPr>
-        <w:t xml:space="preserve">Clarivate_Data.yxdb </w:t>
+      <w:proofErr w:type="spellStart"/>
+      <w:r>
+        <w:rPr>
+          <w:rFonts w:ascii="Arial" w:hAnsi="Arial" w:cs="Arial"/>
+          <w:lang w:val="en-IN"/>
+        </w:rPr>
+        <w:t>Clarivate_Data.yxdb</w:t>
+      </w:r>
+      <w:proofErr w:type="spellEnd"/>
+      <w:r>
+        <w:rPr>
+          <w:rFonts w:ascii="Arial" w:hAnsi="Arial" w:cs="Arial"/>
+          <w:lang w:val="en-IN"/>
+        </w:rPr>
+        <w:t xml:space="preserve"> </w:t>
       </w:r>
     </w:p>
     <w:p>
@@ -6316,7 +6936,6 @@
           <w:bCs/>
           <w:lang w:val="en-IN"/>
         </w:rPr>
-        <w:lastRenderedPageBreak/>
         <w:t>Inputs</w:t>
       </w:r>
     </w:p>
@@ -6526,6 +7145,7 @@
           <w:rFonts w:ascii="Arial" w:hAnsi="Arial" w:cs="Arial"/>
           <w:lang w:val="en-IN"/>
         </w:rPr>
+        <w:lastRenderedPageBreak/>
         <w:t xml:space="preserve">Click Run </w:t>
       </w:r>
     </w:p>
@@ -6639,7 +7259,23 @@
           <w:rFonts w:ascii="Arial" w:hAnsi="Arial" w:cs="Arial"/>
           <w:lang w:val="en-IN"/>
         </w:rPr>
-        <w:t xml:space="preserve">Joins ShipTo and SoldTo </w:t>
+        <w:t xml:space="preserve">Joins ShipTo and </w:t>
+      </w:r>
+      <w:proofErr w:type="spellStart"/>
+      <w:r>
+        <w:rPr>
+          <w:rFonts w:ascii="Arial" w:hAnsi="Arial" w:cs="Arial"/>
+          <w:lang w:val="en-IN"/>
+        </w:rPr>
+        <w:t>SoldTo</w:t>
+      </w:r>
+      <w:proofErr w:type="spellEnd"/>
+      <w:r>
+        <w:rPr>
+          <w:rFonts w:ascii="Arial" w:hAnsi="Arial" w:cs="Arial"/>
+          <w:lang w:val="en-IN"/>
+        </w:rPr>
+        <w:t xml:space="preserve"> </w:t>
       </w:r>
     </w:p>
     <w:p>
@@ -6736,7 +7372,38 @@
           <w:bCs/>
           <w:lang w:val="en-IN"/>
         </w:rPr>
-        <w:t>Step 3: Clarivate_Step_03.yxmd (or workaround.</w:t>
+        <w:t>Step 3: Clarivate_Step_</w:t>
+      </w:r>
+      <w:proofErr w:type="gramStart"/>
+      <w:r>
+        <w:rPr>
+          <w:rFonts w:ascii="Arial" w:hAnsi="Arial" w:cs="Arial"/>
+          <w:b/>
+          <w:bCs/>
+          <w:lang w:val="en-IN"/>
+        </w:rPr>
+        <w:t>03.yxmd</w:t>
+      </w:r>
+      <w:proofErr w:type="gramEnd"/>
+      <w:r>
+        <w:rPr>
+          <w:rFonts w:ascii="Arial" w:hAnsi="Arial" w:cs="Arial"/>
+          <w:b/>
+          <w:bCs/>
+          <w:lang w:val="en-IN"/>
+        </w:rPr>
+        <w:t xml:space="preserve"> (or </w:t>
+      </w:r>
+      <w:proofErr w:type="spellStart"/>
+      <w:proofErr w:type="gramStart"/>
+      <w:r>
+        <w:rPr>
+          <w:rFonts w:ascii="Arial" w:hAnsi="Arial" w:cs="Arial"/>
+          <w:b/>
+          <w:bCs/>
+          <w:lang w:val="en-IN"/>
+        </w:rPr>
+        <w:t>workaround.</w:t>
       </w:r>
       <w:r>
         <w:rPr>
@@ -6747,6 +7414,8 @@
         </w:rPr>
         <w:t>R</w:t>
       </w:r>
+      <w:proofErr w:type="spellEnd"/>
+      <w:proofErr w:type="gramEnd"/>
       <w:r>
         <w:rPr>
           <w:rFonts w:ascii="Arial" w:hAnsi="Arial" w:cs="Arial"/>
@@ -6822,7 +7491,6 @@
           <w:bCs/>
           <w:lang w:val="en-IN"/>
         </w:rPr>
-        <w:lastRenderedPageBreak/>
         <w:t>What this step achieves (Simple)</w:t>
       </w:r>
     </w:p>
@@ -6972,7 +7640,23 @@
           <w:rFonts w:ascii="Arial" w:hAnsi="Arial" w:cs="Arial"/>
           <w:lang w:val="en-IN"/>
         </w:rPr>
-        <w:t xml:space="preserve">Workflow: Clarivate_Step_03.yxmd </w:t>
+        <w:t>Workflow: Clarivate_Step_</w:t>
+      </w:r>
+      <w:proofErr w:type="gramStart"/>
+      <w:r>
+        <w:rPr>
+          <w:rFonts w:ascii="Arial" w:hAnsi="Arial" w:cs="Arial"/>
+          <w:lang w:val="en-IN"/>
+        </w:rPr>
+        <w:t>03.yxmd</w:t>
+      </w:r>
+      <w:proofErr w:type="gramEnd"/>
+      <w:r>
+        <w:rPr>
+          <w:rFonts w:ascii="Arial" w:hAnsi="Arial" w:cs="Arial"/>
+          <w:lang w:val="en-IN"/>
+        </w:rPr>
+        <w:t xml:space="preserve"> </w:t>
       </w:r>
     </w:p>
     <w:p>
@@ -7029,7 +7713,16 @@
           <w:rFonts w:ascii="Arial" w:hAnsi="Arial" w:cs="Arial"/>
           <w:lang w:val="en-IN"/>
         </w:rPr>
-        <w:t>File: workaround.</w:t>
+        <w:t xml:space="preserve">File: </w:t>
+      </w:r>
+      <w:proofErr w:type="spellStart"/>
+      <w:proofErr w:type="gramStart"/>
+      <w:r>
+        <w:rPr>
+          <w:rFonts w:ascii="Arial" w:hAnsi="Arial" w:cs="Arial"/>
+          <w:lang w:val="en-IN"/>
+        </w:rPr>
+        <w:t>workaround.</w:t>
       </w:r>
       <w:r>
         <w:rPr>
@@ -7038,6 +7731,8 @@
         </w:rPr>
         <w:t>R</w:t>
       </w:r>
+      <w:proofErr w:type="spellEnd"/>
+      <w:proofErr w:type="gramEnd"/>
     </w:p>
     <w:p>
       <w:pPr>
@@ -7055,6 +7750,7 @@
           <w:rFonts w:ascii="Arial" w:hAnsi="Arial" w:cs="Arial"/>
           <w:lang w:val="en-IN"/>
         </w:rPr>
+        <w:lastRenderedPageBreak/>
         <w:t xml:space="preserve">Same logic executed outside Alteryx </w:t>
       </w:r>
     </w:p>
@@ -7308,7 +8004,6 @@
           <w:bCs/>
           <w:lang w:val="en-IN"/>
         </w:rPr>
-        <w:lastRenderedPageBreak/>
         <w:t>Output</w:t>
       </w:r>
     </w:p>
@@ -7404,7 +8099,23 @@
           <w:rFonts w:ascii="Arial" w:hAnsi="Arial" w:cs="Arial"/>
           <w:lang w:val="en-IN"/>
         </w:rPr>
-        <w:t xml:space="preserve">Open Clarivate_Step_03.yxmd </w:t>
+        <w:t>Open Clarivate_Step_</w:t>
+      </w:r>
+      <w:proofErr w:type="gramStart"/>
+      <w:r>
+        <w:rPr>
+          <w:rFonts w:ascii="Arial" w:hAnsi="Arial" w:cs="Arial"/>
+          <w:lang w:val="en-IN"/>
+        </w:rPr>
+        <w:t>03.yxmd</w:t>
+      </w:r>
+      <w:proofErr w:type="gramEnd"/>
+      <w:r>
+        <w:rPr>
+          <w:rFonts w:ascii="Arial" w:hAnsi="Arial" w:cs="Arial"/>
+          <w:lang w:val="en-IN"/>
+        </w:rPr>
+        <w:t xml:space="preserve"> </w:t>
       </w:r>
     </w:p>
     <w:p>
@@ -7518,6 +8229,7 @@
           <w:rFonts w:ascii="Arial" w:hAnsi="Arial" w:cs="Arial"/>
           <w:lang w:val="en-IN"/>
         </w:rPr>
+        <w:lastRenderedPageBreak/>
         <w:t xml:space="preserve">Load file: workaround.txt </w:t>
       </w:r>
     </w:p>
@@ -7795,8 +8507,19 @@
           <w:bCs/>
           <w:lang w:val="en-IN"/>
         </w:rPr>
-        <w:t>Step 5: CreateNew_ShipTo_SoldTo.yxmd</w:t>
-      </w:r>
+        <w:t xml:space="preserve">Step 5: </w:t>
+      </w:r>
+      <w:proofErr w:type="spellStart"/>
+      <w:r>
+        <w:rPr>
+          <w:rFonts w:ascii="Arial" w:hAnsi="Arial" w:cs="Arial"/>
+          <w:b/>
+          <w:bCs/>
+          <w:lang w:val="en-IN"/>
+        </w:rPr>
+        <w:t>CreateNew_ShipTo_SoldTo.yxmd</w:t>
+      </w:r>
+      <w:proofErr w:type="spellEnd"/>
     </w:p>
     <w:p>
       <w:pPr>
@@ -7830,8 +8553,17 @@
           <w:rFonts w:ascii="Arial" w:hAnsi="Arial" w:cs="Arial"/>
           <w:lang w:val="en-IN"/>
         </w:rPr>
-        <w:t>Map ShipTo → SoldTo</w:t>
-      </w:r>
+        <w:t xml:space="preserve">Map ShipTo → </w:t>
+      </w:r>
+      <w:proofErr w:type="spellStart"/>
+      <w:r>
+        <w:rPr>
+          <w:rFonts w:ascii="Arial" w:hAnsi="Arial" w:cs="Arial"/>
+          <w:lang w:val="en-IN"/>
+        </w:rPr>
+        <w:t>SoldTo</w:t>
+      </w:r>
+      <w:proofErr w:type="spellEnd"/>
     </w:p>
     <w:p>
       <w:pPr>
@@ -7918,8 +8650,30 @@
           <w:bCs/>
           <w:lang w:val="en-IN"/>
         </w:rPr>
-        <w:t>Step 6: soldto_rollup.yxmd</w:t>
-      </w:r>
+        <w:t xml:space="preserve">Step 6: </w:t>
+      </w:r>
+      <w:proofErr w:type="spellStart"/>
+      <w:r>
+        <w:rPr>
+          <w:rFonts w:ascii="Arial" w:hAnsi="Arial" w:cs="Arial"/>
+          <w:b/>
+          <w:bCs/>
+          <w:lang w:val="en-IN"/>
+        </w:rPr>
+        <w:t>soldto_</w:t>
+      </w:r>
+      <w:proofErr w:type="gramStart"/>
+      <w:r>
+        <w:rPr>
+          <w:rFonts w:ascii="Arial" w:hAnsi="Arial" w:cs="Arial"/>
+          <w:b/>
+          <w:bCs/>
+          <w:lang w:val="en-IN"/>
+        </w:rPr>
+        <w:t>rollup.yxmd</w:t>
+      </w:r>
+      <w:proofErr w:type="spellEnd"/>
+      <w:proofErr w:type="gramEnd"/>
     </w:p>
     <w:p>
       <w:pPr>
@@ -7953,7 +8707,23 @@
           <w:rFonts w:ascii="Arial" w:hAnsi="Arial" w:cs="Arial"/>
           <w:lang w:val="en-IN"/>
         </w:rPr>
-        <w:t>Aggregate to SoldTo level</w:t>
+        <w:t xml:space="preserve">Aggregate to </w:t>
+      </w:r>
+      <w:proofErr w:type="spellStart"/>
+      <w:r>
+        <w:rPr>
+          <w:rFonts w:ascii="Arial" w:hAnsi="Arial" w:cs="Arial"/>
+          <w:lang w:val="en-IN"/>
+        </w:rPr>
+        <w:t>SoldTo</w:t>
+      </w:r>
+      <w:proofErr w:type="spellEnd"/>
+      <w:r>
+        <w:rPr>
+          <w:rFonts w:ascii="Arial" w:hAnsi="Arial" w:cs="Arial"/>
+          <w:lang w:val="en-IN"/>
+        </w:rPr>
+        <w:t xml:space="preserve"> level</w:t>
       </w:r>
     </w:p>
     <w:p>
@@ -7991,7 +8761,24 @@
           <w:rFonts w:ascii="Arial" w:hAnsi="Arial" w:cs="Arial"/>
           <w:lang w:val="en-IN"/>
         </w:rPr>
-        <w:t xml:space="preserve">Sums sales and opportunity by SoldTo </w:t>
+        <w:lastRenderedPageBreak/>
+        <w:t xml:space="preserve">Sums sales and opportunity by </w:t>
+      </w:r>
+      <w:proofErr w:type="spellStart"/>
+      <w:r>
+        <w:rPr>
+          <w:rFonts w:ascii="Arial" w:hAnsi="Arial" w:cs="Arial"/>
+          <w:lang w:val="en-IN"/>
+        </w:rPr>
+        <w:t>SoldTo</w:t>
+      </w:r>
+      <w:proofErr w:type="spellEnd"/>
+      <w:r>
+        <w:rPr>
+          <w:rFonts w:ascii="Arial" w:hAnsi="Arial" w:cs="Arial"/>
+          <w:lang w:val="en-IN"/>
+        </w:rPr>
+        <w:t xml:space="preserve"> </w:t>
       </w:r>
     </w:p>
     <w:p>
@@ -8201,24 +8988,13 @@
           <w:lang w:val="en-IN"/>
         </w:rPr>
       </w:pPr>
-    </w:p>
-    <w:p>
-      <w:pPr>
-        <w:rPr>
-          <w:rFonts w:ascii="Arial" w:hAnsi="Arial" w:cs="Arial"/>
-          <w:b/>
-          <w:bCs/>
-          <w:lang w:val="en-IN"/>
-        </w:rPr>
-      </w:pPr>
-      <w:r>
-        <w:rPr>
-          <w:rFonts w:ascii="Arial" w:hAnsi="Arial" w:cs="Arial"/>
-          <w:b/>
-          <w:bCs/>
-          <w:lang w:val="en-IN"/>
-        </w:rPr>
-        <w:lastRenderedPageBreak/>
+      <w:r>
+        <w:rPr>
+          <w:rFonts w:ascii="Arial" w:hAnsi="Arial" w:cs="Arial"/>
+          <w:b/>
+          <w:bCs/>
+          <w:lang w:val="en-IN"/>
+        </w:rPr>
         <w:t xml:space="preserve">2.7 </w:t>
       </w:r>
       <w:r>
@@ -8247,8 +9023,19 @@
           <w:bCs/>
           <w:lang w:val="en-IN"/>
         </w:rPr>
-        <w:t>File 1: soldto_UNSPSC_denominator</w:t>
-      </w:r>
+        <w:t xml:space="preserve">File 1: </w:t>
+      </w:r>
+      <w:proofErr w:type="spellStart"/>
+      <w:r>
+        <w:rPr>
+          <w:rFonts w:ascii="Arial" w:hAnsi="Arial" w:cs="Arial"/>
+          <w:b/>
+          <w:bCs/>
+          <w:lang w:val="en-IN"/>
+        </w:rPr>
+        <w:t>soldto_UNSPSC_denominator</w:t>
+      </w:r>
+      <w:proofErr w:type="spellEnd"/>
     </w:p>
     <w:p>
       <w:pPr>
@@ -8356,8 +9143,19 @@
           <w:bCs/>
           <w:lang w:val="en-IN"/>
         </w:rPr>
-        <w:t>File 3: Shipto_Unspsc_Allocation</w:t>
-      </w:r>
+        <w:t xml:space="preserve">File 3: </w:t>
+      </w:r>
+      <w:proofErr w:type="spellStart"/>
+      <w:r>
+        <w:rPr>
+          <w:rFonts w:ascii="Arial" w:hAnsi="Arial" w:cs="Arial"/>
+          <w:b/>
+          <w:bCs/>
+          <w:lang w:val="en-IN"/>
+        </w:rPr>
+        <w:t>Shipto_Unspsc_Allocation</w:t>
+      </w:r>
+      <w:proofErr w:type="spellEnd"/>
     </w:p>
     <w:p>
       <w:pPr>
@@ -8407,8 +9205,19 @@
           <w:bCs/>
           <w:lang w:val="en-IN"/>
         </w:rPr>
-        <w:t>File 4: Bayes_Soldto_Unspsc_Opportunity</w:t>
-      </w:r>
+        <w:t xml:space="preserve">File 4: </w:t>
+      </w:r>
+      <w:proofErr w:type="spellStart"/>
+      <w:r>
+        <w:rPr>
+          <w:rFonts w:ascii="Arial" w:hAnsi="Arial" w:cs="Arial"/>
+          <w:b/>
+          <w:bCs/>
+          <w:lang w:val="en-IN"/>
+        </w:rPr>
+        <w:t>Bayes_Soldto_Unspsc_Opportunity</w:t>
+      </w:r>
+      <w:proofErr w:type="spellEnd"/>
     </w:p>
     <w:p>
       <w:pPr>
@@ -8427,18 +9236,11 @@
     </w:p>
     <w:p>
       <w:pPr>
-        <w:rPr>
-          <w:rFonts w:ascii="Arial" w:hAnsi="Arial" w:cs="Arial"/>
-          <w:lang w:val="en-IN"/>
-        </w:rPr>
-      </w:pPr>
-    </w:p>
-    <w:p>
-      <w:pPr>
         <w:pStyle w:val="Template1"/>
       </w:pPr>
       <w:bookmarkStart w:id="9" w:name="_Toc145000510"/>
       <w:r>
+        <w:lastRenderedPageBreak/>
         <w:t>3</w:t>
       </w:r>
       <w:r>
@@ -8508,7 +9310,7 @@
           <w:b/>
           <w:u w:val="single"/>
         </w:rPr>
-        <w:t xml:space="preserve">          </w:t>
+        <w:t xml:space="preserve"> </w:t>
       </w:r>
     </w:p>
     <w:p>
@@ -8524,356 +9326,323 @@
           <w:rFonts w:ascii="Arial" w:hAnsi="Arial" w:cs="Arial"/>
           <w:bCs/>
         </w:rPr>
-        <w:t xml:space="preserve">             </w:t>
+        <w:t xml:space="preserve"> </w:t>
       </w:r>
     </w:p>
     <w:tbl>
       <w:tblPr>
-        <w:tblW w:w="9180" w:type="dxa"/>
-        <w:tblInd w:w="15" w:type="dxa"/>
-        <w:tblBorders>
-          <w:top w:val="outset" w:sz="6" w:space="0" w:color="auto"/>
-          <w:left w:val="outset" w:sz="6" w:space="0" w:color="auto"/>
-          <w:bottom w:val="outset" w:sz="6" w:space="0" w:color="auto"/>
-          <w:right w:val="outset" w:sz="6" w:space="0" w:color="auto"/>
-        </w:tblBorders>
-        <w:tblCellMar>
-          <w:left w:w="0" w:type="dxa"/>
-          <w:right w:w="0" w:type="dxa"/>
-        </w:tblCellMar>
+        <w:tblStyle w:val="TableGrid"/>
+        <w:tblW w:w="0" w:type="auto"/>
         <w:tblLook w:val="04A0" w:firstRow="1" w:lastRow="0" w:firstColumn="1" w:lastColumn="0" w:noHBand="0" w:noVBand="1"/>
       </w:tblPr>
       <w:tblGrid>
-        <w:gridCol w:w="3150"/>
-        <w:gridCol w:w="2700"/>
-        <w:gridCol w:w="3330"/>
+        <w:gridCol w:w="2434"/>
+        <w:gridCol w:w="2434"/>
+        <w:gridCol w:w="2434"/>
+        <w:gridCol w:w="2434"/>
       </w:tblGrid>
       <w:tr>
-        <w:trPr>
-          <w:trHeight w:val="315"/>
-        </w:trPr>
         <w:tc>
           <w:tcPr>
-            <w:tcW w:w="3150" w:type="dxa"/>
-            <w:tcBorders>
-              <w:top w:val="single" w:sz="6" w:space="0" w:color="auto"/>
-              <w:left w:val="single" w:sz="6" w:space="0" w:color="auto"/>
-              <w:bottom w:val="single" w:sz="6" w:space="0" w:color="auto"/>
-              <w:right w:val="single" w:sz="6" w:space="0" w:color="auto"/>
-            </w:tcBorders>
-            <w:shd w:val="clear" w:color="auto" w:fill="DFDFDF"/>
-            <w:vAlign w:val="center"/>
-            <w:hideMark/>
+            <w:tcW w:w="2434" w:type="dxa"/>
+            <w:shd w:val="clear" w:color="auto" w:fill="BFBFBF" w:themeFill="background1" w:themeFillShade="BF"/>
           </w:tcPr>
           <w:p>
             <w:pPr>
-              <w:spacing w:before="0" w:after="0" w:line="240" w:lineRule="auto"/>
-              <w:textAlignment w:val="baseline"/>
-              <w:rPr>
-                <w:rFonts w:ascii="Arial" w:eastAsia="Times New Roman" w:hAnsi="Arial" w:cs="Arial"/>
+              <w:jc w:val="center"/>
+              <w:rPr>
                 <w:b/>
                 <w:bCs/>
-                <w:lang w:bidi="ar-SA"/>
-              </w:rPr>
-            </w:pPr>
-            <w:r>
-              <w:rPr>
-                <w:rFonts w:ascii="Arial" w:eastAsia="Times New Roman" w:hAnsi="Arial" w:cs="Arial"/>
+              </w:rPr>
+            </w:pPr>
+            <w:r>
+              <w:rPr>
                 <w:b/>
                 <w:bCs/>
-                <w:lang w:val="en-GB" w:bidi="ar-SA"/>
-              </w:rPr>
-              <w:t>Process step</w:t>
-            </w:r>
-            <w:r>
-              <w:rPr>
-                <w:rFonts w:ascii="Arial" w:eastAsia="Times New Roman" w:hAnsi="Arial" w:cs="Arial"/>
-                <w:b/>
-                <w:bCs/>
-                <w:lang w:bidi="ar-SA"/>
-              </w:rPr>
-              <w:t> </w:t>
+              </w:rPr>
+              <w:t>Role</w:t>
             </w:r>
           </w:p>
         </w:tc>
         <w:tc>
           <w:tcPr>
-            <w:tcW w:w="2700" w:type="dxa"/>
-            <w:tcBorders>
-              <w:top w:val="single" w:sz="6" w:space="0" w:color="auto"/>
-              <w:left w:val="nil"/>
-              <w:bottom w:val="single" w:sz="6" w:space="0" w:color="auto"/>
-              <w:right w:val="single" w:sz="6" w:space="0" w:color="auto"/>
-            </w:tcBorders>
-            <w:shd w:val="clear" w:color="auto" w:fill="DFDFDF"/>
-            <w:vAlign w:val="center"/>
-            <w:hideMark/>
+            <w:tcW w:w="2434" w:type="dxa"/>
+            <w:shd w:val="clear" w:color="auto" w:fill="BFBFBF" w:themeFill="background1" w:themeFillShade="BF"/>
           </w:tcPr>
           <w:p>
             <w:pPr>
-              <w:spacing w:before="0" w:after="0" w:line="240" w:lineRule="auto"/>
               <w:jc w:val="center"/>
-              <w:textAlignment w:val="baseline"/>
-              <w:rPr>
-                <w:rFonts w:ascii="Arial" w:eastAsia="Times New Roman" w:hAnsi="Arial" w:cs="Arial"/>
+              <w:rPr>
                 <w:b/>
                 <w:bCs/>
-                <w:lang w:bidi="ar-SA"/>
-              </w:rPr>
-            </w:pPr>
-            <w:r>
-              <w:rPr>
-                <w:rFonts w:ascii="Arial" w:eastAsia="Times New Roman" w:hAnsi="Arial" w:cs="Arial"/>
+              </w:rPr>
+            </w:pPr>
+            <w:r>
+              <w:rPr>
                 <w:b/>
                 <w:bCs/>
-                <w:lang w:val="en-GB" w:bidi="ar-SA"/>
-              </w:rPr>
-              <w:t>Activity Code</w:t>
-            </w:r>
-            <w:r>
-              <w:rPr>
-                <w:rFonts w:ascii="Arial" w:eastAsia="Times New Roman" w:hAnsi="Arial" w:cs="Arial"/>
-                <w:b/>
-                <w:bCs/>
-                <w:lang w:bidi="ar-SA"/>
-              </w:rPr>
-              <w:t> </w:t>
+              </w:rPr>
+              <w:t>Responsibility</w:t>
             </w:r>
           </w:p>
         </w:tc>
         <w:tc>
           <w:tcPr>
-            <w:tcW w:w="3330" w:type="dxa"/>
-            <w:tcBorders>
-              <w:top w:val="single" w:sz="6" w:space="0" w:color="auto"/>
-              <w:left w:val="nil"/>
-              <w:bottom w:val="single" w:sz="6" w:space="0" w:color="auto"/>
-              <w:right w:val="single" w:sz="6" w:space="0" w:color="auto"/>
-            </w:tcBorders>
-            <w:shd w:val="clear" w:color="auto" w:fill="DFDFDF"/>
-            <w:vAlign w:val="center"/>
-            <w:hideMark/>
+            <w:tcW w:w="2434" w:type="dxa"/>
+            <w:shd w:val="clear" w:color="auto" w:fill="BFBFBF" w:themeFill="background1" w:themeFillShade="BF"/>
           </w:tcPr>
           <w:p>
             <w:pPr>
-              <w:spacing w:before="0" w:after="0" w:line="240" w:lineRule="auto"/>
-              <w:textAlignment w:val="baseline"/>
-              <w:rPr>
-                <w:rFonts w:ascii="Arial" w:eastAsia="Times New Roman" w:hAnsi="Arial" w:cs="Arial"/>
+              <w:jc w:val="center"/>
+              <w:rPr>
                 <w:b/>
                 <w:bCs/>
-                <w:lang w:bidi="ar-SA"/>
-              </w:rPr>
-            </w:pPr>
-            <w:r>
-              <w:rPr>
-                <w:rFonts w:ascii="Arial" w:eastAsia="Times New Roman" w:hAnsi="Arial" w:cs="Arial"/>
+              </w:rPr>
+            </w:pPr>
+            <w:r>
+              <w:rPr>
                 <w:b/>
                 <w:bCs/>
-                <w:lang w:val="en-GB" w:bidi="ar-SA"/>
-              </w:rPr>
-              <w:t>SOD Description</w:t>
-            </w:r>
-            <w:r>
-              <w:rPr>
-                <w:rFonts w:ascii="Arial" w:eastAsia="Times New Roman" w:hAnsi="Arial" w:cs="Arial"/>
+              </w:rPr>
+              <w:t>Key Documents Owned</w:t>
+            </w:r>
+          </w:p>
+        </w:tc>
+        <w:tc>
+          <w:tcPr>
+            <w:tcW w:w="2434" w:type="dxa"/>
+            <w:shd w:val="clear" w:color="auto" w:fill="BFBFBF" w:themeFill="background1" w:themeFillShade="BF"/>
+          </w:tcPr>
+          <w:p>
+            <w:pPr>
+              <w:jc w:val="center"/>
+              <w:rPr>
                 <w:b/>
                 <w:bCs/>
-                <w:lang w:bidi="ar-SA"/>
-              </w:rPr>
-              <w:t> </w:t>
+              </w:rPr>
+            </w:pPr>
+            <w:r>
+              <w:rPr>
+                <w:b/>
+                <w:bCs/>
+              </w:rPr>
+              <w:t>Risk</w:t>
             </w:r>
           </w:p>
         </w:tc>
       </w:tr>
       <w:tr>
-        <w:trPr>
-          <w:trHeight w:val="255"/>
-        </w:trPr>
         <w:tc>
           <w:tcPr>
-            <w:tcW w:w="3150" w:type="dxa"/>
-            <w:tcBorders>
-              <w:top w:val="single" w:sz="6" w:space="0" w:color="auto"/>
-              <w:left w:val="single" w:sz="6" w:space="0" w:color="auto"/>
-              <w:bottom w:val="single" w:sz="6" w:space="0" w:color="auto"/>
-              <w:right w:val="single" w:sz="6" w:space="0" w:color="auto"/>
-            </w:tcBorders>
-            <w:vAlign w:val="center"/>
-            <w:hideMark/>
+            <w:tcW w:w="2434" w:type="dxa"/>
           </w:tcPr>
           <w:p>
             <w:pPr>
-              <w:spacing w:before="0" w:after="0" w:line="240" w:lineRule="auto"/>
-              <w:textAlignment w:val="baseline"/>
-              <w:rPr>
-                <w:rFonts w:ascii="Arial" w:eastAsia="Times New Roman" w:hAnsi="Arial" w:cs="Arial"/>
-                <w:lang w:bidi="ar-SA"/>
-              </w:rPr>
-            </w:pPr>
-            <w:r>
-              <w:rPr>
-                <w:rFonts w:ascii="Arial" w:eastAsia="Times New Roman" w:hAnsi="Arial" w:cs="Arial"/>
-                <w:lang w:bidi="ar-SA"/>
-              </w:rPr>
-              <w:t xml:space="preserve">Monitor MLOps pipeline </w:t>
+              <w:jc w:val="center"/>
+            </w:pPr>
+            <w:r>
+              <w:t>Data Engineer</w:t>
             </w:r>
           </w:p>
         </w:tc>
         <w:tc>
           <w:tcPr>
-            <w:tcW w:w="2700" w:type="dxa"/>
-            <w:tcBorders>
-              <w:top w:val="single" w:sz="6" w:space="0" w:color="auto"/>
-              <w:left w:val="nil"/>
-              <w:bottom w:val="single" w:sz="6" w:space="0" w:color="auto"/>
-              <w:right w:val="single" w:sz="6" w:space="0" w:color="auto"/>
-            </w:tcBorders>
-            <w:vAlign w:val="center"/>
-            <w:hideMark/>
+            <w:tcW w:w="2434" w:type="dxa"/>
           </w:tcPr>
           <w:p>
             <w:pPr>
-              <w:spacing w:before="0" w:after="0" w:line="240" w:lineRule="auto"/>
               <w:jc w:val="center"/>
-              <w:textAlignment w:val="baseline"/>
-              <w:rPr>
-                <w:rFonts w:ascii="Arial" w:eastAsia="Times New Roman" w:hAnsi="Arial" w:cs="Arial"/>
-                <w:lang w:bidi="ar-SA"/>
-              </w:rPr>
-            </w:pPr>
-            <w:r>
-              <w:rPr>
-                <w:rFonts w:ascii="Arial" w:eastAsia="Times New Roman" w:hAnsi="Arial" w:cs="Arial"/>
-                <w:lang w:bidi="ar-SA"/>
-              </w:rPr>
-              <w:t>001 </w:t>
+            </w:pPr>
+            <w:r>
+              <w:t>Manage data pipelines</w:t>
             </w:r>
           </w:p>
         </w:tc>
         <w:tc>
           <w:tcPr>
-            <w:tcW w:w="3330" w:type="dxa"/>
-            <w:tcBorders>
-              <w:top w:val="single" w:sz="6" w:space="0" w:color="auto"/>
-              <w:left w:val="nil"/>
-              <w:bottom w:val="single" w:sz="6" w:space="0" w:color="auto"/>
-              <w:right w:val="single" w:sz="6" w:space="0" w:color="auto"/>
-            </w:tcBorders>
-            <w:vAlign w:val="center"/>
-            <w:hideMark/>
+            <w:tcW w:w="2434" w:type="dxa"/>
           </w:tcPr>
           <w:p>
             <w:pPr>
-              <w:spacing w:before="0" w:after="0" w:line="240" w:lineRule="auto"/>
-              <w:textAlignment w:val="baseline"/>
-              <w:rPr>
-                <w:rFonts w:ascii="Arial" w:eastAsia="Times New Roman" w:hAnsi="Arial" w:cs="Arial"/>
-                <w:lang w:bidi="ar-SA"/>
-              </w:rPr>
-            </w:pPr>
-            <w:r>
-              <w:rPr>
-                <w:rFonts w:ascii="Arial" w:eastAsia="Times New Roman" w:hAnsi="Arial" w:cs="Arial"/>
-                <w:lang w:bidi="ar-SA"/>
-              </w:rPr>
-              <w:t xml:space="preserve">Genpact offshore team </w:t>
+              <w:jc w:val="center"/>
+            </w:pPr>
+            <w:r>
+              <w:t>Input datasets, workflows</w:t>
+            </w:r>
+          </w:p>
+        </w:tc>
+        <w:tc>
+          <w:tcPr>
+            <w:tcW w:w="2434" w:type="dxa"/>
+          </w:tcPr>
+          <w:p>
+            <w:pPr>
+              <w:jc w:val="center"/>
+            </w:pPr>
+            <w:r>
+              <w:t>Data pipeline failure</w:t>
             </w:r>
           </w:p>
         </w:tc>
       </w:tr>
       <w:tr>
-        <w:trPr>
-          <w:trHeight w:val="255"/>
-        </w:trPr>
         <w:tc>
           <w:tcPr>
-            <w:tcW w:w="3150" w:type="dxa"/>
-            <w:tcBorders>
-              <w:top w:val="single" w:sz="6" w:space="0" w:color="auto"/>
-              <w:left w:val="single" w:sz="6" w:space="0" w:color="auto"/>
-              <w:bottom w:val="single" w:sz="6" w:space="0" w:color="auto"/>
-              <w:right w:val="single" w:sz="6" w:space="0" w:color="auto"/>
-            </w:tcBorders>
-            <w:vAlign w:val="center"/>
-            <w:hideMark/>
+            <w:tcW w:w="2434" w:type="dxa"/>
           </w:tcPr>
           <w:p>
             <w:pPr>
-              <w:spacing w:before="0" w:after="0" w:line="240" w:lineRule="auto"/>
-              <w:textAlignment w:val="baseline"/>
-              <w:rPr>
-                <w:rFonts w:ascii="Arial" w:eastAsia="Times New Roman" w:hAnsi="Arial" w:cs="Arial"/>
-                <w:lang w:bidi="ar-SA"/>
-              </w:rPr>
-            </w:pPr>
-            <w:r>
-              <w:rPr>
-                <w:rFonts w:ascii="Arial" w:eastAsia="Times New Roman" w:hAnsi="Arial" w:cs="Arial"/>
-                <w:lang w:bidi="ar-SA"/>
-              </w:rPr>
-              <w:t>Code modfification/changes based on stakeholder feedback</w:t>
+              <w:jc w:val="center"/>
+            </w:pPr>
+            <w:r>
+              <w:t>Data Scientist</w:t>
             </w:r>
           </w:p>
         </w:tc>
         <w:tc>
           <w:tcPr>
-            <w:tcW w:w="2700" w:type="dxa"/>
-            <w:tcBorders>
-              <w:top w:val="single" w:sz="6" w:space="0" w:color="auto"/>
-              <w:left w:val="nil"/>
-              <w:bottom w:val="single" w:sz="6" w:space="0" w:color="auto"/>
-              <w:right w:val="single" w:sz="6" w:space="0" w:color="auto"/>
-            </w:tcBorders>
-            <w:vAlign w:val="center"/>
-            <w:hideMark/>
+            <w:tcW w:w="2434" w:type="dxa"/>
           </w:tcPr>
           <w:p>
             <w:pPr>
-              <w:spacing w:before="0" w:after="0" w:line="240" w:lineRule="auto"/>
               <w:jc w:val="center"/>
-              <w:textAlignment w:val="baseline"/>
-              <w:rPr>
-                <w:rFonts w:ascii="Arial" w:eastAsia="Times New Roman" w:hAnsi="Arial" w:cs="Arial"/>
-                <w:lang w:bidi="ar-SA"/>
-              </w:rPr>
-            </w:pPr>
-            <w:r>
-              <w:rPr>
-                <w:rFonts w:ascii="Arial" w:eastAsia="Times New Roman" w:hAnsi="Arial" w:cs="Arial"/>
-                <w:lang w:bidi="ar-SA"/>
-              </w:rPr>
-              <w:t>002 </w:t>
+            </w:pPr>
+            <w:r>
+              <w:t>Run modeling</w:t>
             </w:r>
           </w:p>
         </w:tc>
         <w:tc>
           <w:tcPr>
-            <w:tcW w:w="3330" w:type="dxa"/>
-            <w:tcBorders>
-              <w:top w:val="single" w:sz="6" w:space="0" w:color="auto"/>
-              <w:left w:val="nil"/>
-              <w:bottom w:val="single" w:sz="6" w:space="0" w:color="auto"/>
-              <w:right w:val="single" w:sz="6" w:space="0" w:color="auto"/>
-            </w:tcBorders>
-            <w:vAlign w:val="center"/>
-            <w:hideMark/>
+            <w:tcW w:w="2434" w:type="dxa"/>
           </w:tcPr>
           <w:p>
             <w:pPr>
-              <w:spacing w:before="0" w:after="0" w:line="240" w:lineRule="auto"/>
-              <w:textAlignment w:val="baseline"/>
-              <w:rPr>
-                <w:rFonts w:ascii="Arial" w:eastAsia="Times New Roman" w:hAnsi="Arial" w:cs="Arial"/>
-                <w:lang w:bidi="ar-SA"/>
-              </w:rPr>
-            </w:pPr>
-            <w:r>
-              <w:rPr>
-                <w:rFonts w:ascii="Arial" w:eastAsia="Times New Roman" w:hAnsi="Arial" w:cs="Arial"/>
-                <w:lang w:bidi="ar-SA"/>
-              </w:rPr>
-              <w:t xml:space="preserve">Genpact offshore team </w:t>
+              <w:jc w:val="center"/>
+            </w:pPr>
+            <w:r>
+              <w:t>R scripts, model outputs</w:t>
+            </w:r>
+          </w:p>
+        </w:tc>
+        <w:tc>
+          <w:tcPr>
+            <w:tcW w:w="2434" w:type="dxa"/>
+          </w:tcPr>
+          <w:p>
+            <w:pPr>
+              <w:jc w:val="center"/>
+            </w:pPr>
+            <w:r>
+              <w:t>Incorrect modeling</w:t>
+            </w:r>
+          </w:p>
+        </w:tc>
+      </w:tr>
+      <w:tr>
+        <w:tc>
+          <w:tcPr>
+            <w:tcW w:w="2434" w:type="dxa"/>
+          </w:tcPr>
+          <w:p>
+            <w:pPr>
+              <w:jc w:val="center"/>
+            </w:pPr>
+            <w:r>
+              <w:t>Analyst</w:t>
+            </w:r>
+          </w:p>
+        </w:tc>
+        <w:tc>
+          <w:tcPr>
+            <w:tcW w:w="2434" w:type="dxa"/>
+          </w:tcPr>
+          <w:p>
+            <w:pPr>
+              <w:jc w:val="center"/>
+            </w:pPr>
+            <w:r>
+              <w:t>Validate outputs</w:t>
+            </w:r>
+          </w:p>
+        </w:tc>
+        <w:tc>
+          <w:tcPr>
+            <w:tcW w:w="2434" w:type="dxa"/>
+          </w:tcPr>
+          <w:p>
+            <w:pPr>
+              <w:jc w:val="center"/>
+            </w:pPr>
+            <w:r>
+              <w:t>Final datasets, reports</w:t>
+            </w:r>
+          </w:p>
+        </w:tc>
+        <w:tc>
+          <w:tcPr>
+            <w:tcW w:w="2434" w:type="dxa"/>
+          </w:tcPr>
+          <w:p>
+            <w:pPr>
+              <w:jc w:val="center"/>
+            </w:pPr>
+            <w:r>
+              <w:t>Misinterpretation</w:t>
+            </w:r>
+          </w:p>
+        </w:tc>
+      </w:tr>
+      <w:tr>
+        <w:tc>
+          <w:tcPr>
+            <w:tcW w:w="2434" w:type="dxa"/>
+          </w:tcPr>
+          <w:p>
+            <w:pPr>
+              <w:jc w:val="center"/>
+            </w:pPr>
+            <w:r>
+              <w:t>Reviewer</w:t>
+            </w:r>
+          </w:p>
+        </w:tc>
+        <w:tc>
+          <w:tcPr>
+            <w:tcW w:w="2434" w:type="dxa"/>
+          </w:tcPr>
+          <w:p>
+            <w:pPr>
+              <w:jc w:val="center"/>
+            </w:pPr>
+            <w:r>
+              <w:t>Approve results</w:t>
+            </w:r>
+          </w:p>
+        </w:tc>
+        <w:tc>
+          <w:tcPr>
+            <w:tcW w:w="2434" w:type="dxa"/>
+          </w:tcPr>
+          <w:p>
+            <w:pPr>
+              <w:jc w:val="center"/>
+            </w:pPr>
+            <w:r>
+              <w:t>SOP, validation logs</w:t>
+            </w:r>
+          </w:p>
+        </w:tc>
+        <w:tc>
+          <w:tcPr>
+            <w:tcW w:w="2434" w:type="dxa"/>
+          </w:tcPr>
+          <w:p>
+            <w:pPr>
+              <w:jc w:val="center"/>
+            </w:pPr>
+            <w:r>
+              <w:t>Approval errors</w:t>
             </w:r>
           </w:p>
         </w:tc>
@@ -8885,15 +9654,6 @@
         <w:rPr>
           <w:rFonts w:ascii="Arial" w:hAnsi="Arial" w:cs="Arial"/>
           <w:b/>
-        </w:rPr>
-      </w:pPr>
-    </w:p>
-    <w:p>
-      <w:pPr>
-        <w:pStyle w:val="NoSpacing"/>
-        <w:rPr>
-          <w:rFonts w:ascii="Arial" w:hAnsi="Arial" w:cs="Arial"/>
-          <w:b/>
           <w:lang w:val="pt-BR"/>
         </w:rPr>
       </w:pPr>
@@ -8970,57 +9730,24 @@
           <w:bCs/>
           <w:lang w:val="pt-BR"/>
         </w:rPr>
-        <w:t xml:space="preserve">             N/A</w:t>
-      </w:r>
-    </w:p>
-    <w:p>
-      <w:pPr>
-        <w:pStyle w:val="NoSpacing"/>
-        <w:rPr>
-          <w:rFonts w:ascii="Arial" w:hAnsi="Arial" w:cs="Arial"/>
+        <w:t xml:space="preserve"> </w:t>
+      </w:r>
+      <w:r>
+        <w:rPr>
+          <w:rFonts w:ascii="Arial" w:hAnsi="Arial" w:cs="Arial"/>
+          <w:bCs/>
           <w:lang w:val="pt-BR"/>
         </w:rPr>
-      </w:pPr>
-    </w:p>
-    <w:p>
-      <w:pPr>
-        <w:pStyle w:val="NoSpacing"/>
-        <w:rPr>
-          <w:rFonts w:ascii="Arial" w:hAnsi="Arial" w:cs="Arial"/>
-          <w:b/>
+        <w:tab/>
+      </w:r>
+      <w:r>
+        <w:rPr>
+          <w:rFonts w:ascii="Arial" w:hAnsi="Arial" w:cs="Arial"/>
+          <w:bCs/>
           <w:lang w:val="pt-BR"/>
         </w:rPr>
-      </w:pPr>
-    </w:p>
-    <w:p>
-      <w:pPr>
-        <w:pStyle w:val="NoSpacing"/>
-        <w:rPr>
-          <w:rFonts w:ascii="Arial" w:hAnsi="Arial" w:cs="Arial"/>
-          <w:b/>
-          <w:lang w:val="pt-BR"/>
-        </w:rPr>
-      </w:pPr>
-    </w:p>
-    <w:p>
-      <w:pPr>
-        <w:pStyle w:val="NoSpacing"/>
-        <w:rPr>
-          <w:rFonts w:ascii="Arial" w:hAnsi="Arial" w:cs="Arial"/>
-          <w:b/>
-          <w:lang w:val="pt-BR"/>
-        </w:rPr>
-      </w:pPr>
-    </w:p>
-    <w:p>
-      <w:pPr>
-        <w:pStyle w:val="NoSpacing"/>
-        <w:rPr>
-          <w:rFonts w:ascii="Arial" w:hAnsi="Arial" w:cs="Arial"/>
-          <w:b/>
-          <w:lang w:val="pt-BR"/>
-        </w:rPr>
-      </w:pPr>
+        <w:t>N/A</w:t>
+      </w:r>
     </w:p>
     <w:p>
       <w:pPr>
@@ -9058,7 +9785,6 @@
           <w:b/>
           <w:lang w:val="pt-BR"/>
         </w:rPr>
-        <w:lastRenderedPageBreak/>
         <w:t xml:space="preserve">3.3 </w:t>
       </w:r>
       <w:r>
@@ -11293,6 +12019,7 @@
           <w:rFonts w:ascii="Arial" w:hAnsi="Arial" w:cs="Arial"/>
           <w:b/>
         </w:rPr>
+        <w:lastRenderedPageBreak/>
         <w:t xml:space="preserve">3.4 </w:t>
       </w:r>
       <w:r>
@@ -11335,6 +12062,487 @@
         <w:tab/>
       </w:r>
     </w:p>
+    <w:tbl>
+      <w:tblPr>
+        <w:tblStyle w:val="TableGrid"/>
+        <w:tblW w:w="0" w:type="auto"/>
+        <w:tblLook w:val="04A0" w:firstRow="1" w:lastRow="0" w:firstColumn="1" w:lastColumn="0" w:noHBand="0" w:noVBand="1"/>
+      </w:tblPr>
+      <w:tblGrid>
+        <w:gridCol w:w="2434"/>
+        <w:gridCol w:w="2434"/>
+        <w:gridCol w:w="2434"/>
+        <w:gridCol w:w="2434"/>
+      </w:tblGrid>
+      <w:tr>
+        <w:tc>
+          <w:tcPr>
+            <w:tcW w:w="2434" w:type="dxa"/>
+            <w:shd w:val="clear" w:color="auto" w:fill="BFBFBF" w:themeFill="background1" w:themeFillShade="BF"/>
+          </w:tcPr>
+          <w:p>
+            <w:pPr>
+              <w:jc w:val="center"/>
+              <w:rPr>
+                <w:b/>
+                <w:bCs/>
+              </w:rPr>
+            </w:pPr>
+            <w:r>
+              <w:rPr>
+                <w:b/>
+                <w:bCs/>
+              </w:rPr>
+              <w:t>Risk Description</w:t>
+            </w:r>
+          </w:p>
+        </w:tc>
+        <w:tc>
+          <w:tcPr>
+            <w:tcW w:w="2434" w:type="dxa"/>
+            <w:shd w:val="clear" w:color="auto" w:fill="BFBFBF" w:themeFill="background1" w:themeFillShade="BF"/>
+          </w:tcPr>
+          <w:p>
+            <w:pPr>
+              <w:jc w:val="center"/>
+              <w:rPr>
+                <w:b/>
+                <w:bCs/>
+              </w:rPr>
+            </w:pPr>
+            <w:r>
+              <w:rPr>
+                <w:b/>
+                <w:bCs/>
+              </w:rPr>
+              <w:t>Impact</w:t>
+            </w:r>
+          </w:p>
+        </w:tc>
+        <w:tc>
+          <w:tcPr>
+            <w:tcW w:w="2434" w:type="dxa"/>
+            <w:shd w:val="clear" w:color="auto" w:fill="BFBFBF" w:themeFill="background1" w:themeFillShade="BF"/>
+          </w:tcPr>
+          <w:p>
+            <w:pPr>
+              <w:jc w:val="center"/>
+              <w:rPr>
+                <w:b/>
+                <w:bCs/>
+              </w:rPr>
+            </w:pPr>
+            <w:r>
+              <w:rPr>
+                <w:b/>
+                <w:bCs/>
+              </w:rPr>
+              <w:t>Likelihood</w:t>
+            </w:r>
+          </w:p>
+        </w:tc>
+        <w:tc>
+          <w:tcPr>
+            <w:tcW w:w="2434" w:type="dxa"/>
+            <w:shd w:val="clear" w:color="auto" w:fill="BFBFBF" w:themeFill="background1" w:themeFillShade="BF"/>
+          </w:tcPr>
+          <w:p>
+            <w:pPr>
+              <w:jc w:val="center"/>
+              <w:rPr>
+                <w:b/>
+                <w:bCs/>
+              </w:rPr>
+            </w:pPr>
+            <w:r>
+              <w:rPr>
+                <w:b/>
+                <w:bCs/>
+              </w:rPr>
+              <w:t>Mitigation Strategy</w:t>
+            </w:r>
+          </w:p>
+        </w:tc>
+      </w:tr>
+      <w:tr>
+        <w:tc>
+          <w:tcPr>
+            <w:tcW w:w="2434" w:type="dxa"/>
+          </w:tcPr>
+          <w:p>
+            <w:pPr>
+              <w:jc w:val="center"/>
+            </w:pPr>
+            <w:r>
+              <w:t>Missing input data</w:t>
+            </w:r>
+          </w:p>
+        </w:tc>
+        <w:tc>
+          <w:tcPr>
+            <w:tcW w:w="2434" w:type="dxa"/>
+          </w:tcPr>
+          <w:p>
+            <w:pPr>
+              <w:jc w:val="center"/>
+            </w:pPr>
+            <w:r>
+              <w:t>Incorrect outputs</w:t>
+            </w:r>
+          </w:p>
+        </w:tc>
+        <w:tc>
+          <w:tcPr>
+            <w:tcW w:w="2434" w:type="dxa"/>
+          </w:tcPr>
+          <w:p>
+            <w:pPr>
+              <w:jc w:val="center"/>
+            </w:pPr>
+            <w:r>
+              <w:t>Medium</w:t>
+            </w:r>
+          </w:p>
+        </w:tc>
+        <w:tc>
+          <w:tcPr>
+            <w:tcW w:w="2434" w:type="dxa"/>
+          </w:tcPr>
+          <w:p>
+            <w:pPr>
+              <w:jc w:val="center"/>
+            </w:pPr>
+            <w:r>
+              <w:t>Validate inputs before run</w:t>
+            </w:r>
+          </w:p>
+        </w:tc>
+      </w:tr>
+      <w:tr>
+        <w:tc>
+          <w:tcPr>
+            <w:tcW w:w="2434" w:type="dxa"/>
+          </w:tcPr>
+          <w:p>
+            <w:pPr>
+              <w:jc w:val="center"/>
+            </w:pPr>
+            <w:r>
+              <w:t>ODBC failure</w:t>
+            </w:r>
+          </w:p>
+        </w:tc>
+        <w:tc>
+          <w:tcPr>
+            <w:tcW w:w="2434" w:type="dxa"/>
+          </w:tcPr>
+          <w:p>
+            <w:pPr>
+              <w:jc w:val="center"/>
+            </w:pPr>
+            <w:r>
+              <w:t>Pipeline break</w:t>
+            </w:r>
+          </w:p>
+        </w:tc>
+        <w:tc>
+          <w:tcPr>
+            <w:tcW w:w="2434" w:type="dxa"/>
+          </w:tcPr>
+          <w:p>
+            <w:pPr>
+              <w:jc w:val="center"/>
+            </w:pPr>
+            <w:r>
+              <w:t>Medium</w:t>
+            </w:r>
+          </w:p>
+        </w:tc>
+        <w:tc>
+          <w:tcPr>
+            <w:tcW w:w="2434" w:type="dxa"/>
+          </w:tcPr>
+          <w:p>
+            <w:pPr>
+              <w:jc w:val="center"/>
+            </w:pPr>
+            <w:r>
+              <w:t>Pre-test connection</w:t>
+            </w:r>
+          </w:p>
+        </w:tc>
+      </w:tr>
+      <w:tr>
+        <w:tc>
+          <w:tcPr>
+            <w:tcW w:w="2434" w:type="dxa"/>
+          </w:tcPr>
+          <w:p>
+            <w:pPr>
+              <w:jc w:val="center"/>
+            </w:pPr>
+            <w:r>
+              <w:t>UNSPSC mismatch</w:t>
+            </w:r>
+          </w:p>
+        </w:tc>
+        <w:tc>
+          <w:tcPr>
+            <w:tcW w:w="2434" w:type="dxa"/>
+          </w:tcPr>
+          <w:p>
+            <w:pPr>
+              <w:jc w:val="center"/>
+            </w:pPr>
+            <w:r>
+              <w:t>Allocation error</w:t>
+            </w:r>
+          </w:p>
+        </w:tc>
+        <w:tc>
+          <w:tcPr>
+            <w:tcW w:w="2434" w:type="dxa"/>
+          </w:tcPr>
+          <w:p>
+            <w:pPr>
+              <w:jc w:val="center"/>
+            </w:pPr>
+            <w:r>
+              <w:t>High</w:t>
+            </w:r>
+          </w:p>
+        </w:tc>
+        <w:tc>
+          <w:tcPr>
+            <w:tcW w:w="2434" w:type="dxa"/>
+          </w:tcPr>
+          <w:p>
+            <w:pPr>
+              <w:jc w:val="center"/>
+            </w:pPr>
+            <w:r>
+              <w:t>Align categories early</w:t>
+            </w:r>
+          </w:p>
+        </w:tc>
+      </w:tr>
+      <w:tr>
+        <w:tc>
+          <w:tcPr>
+            <w:tcW w:w="2434" w:type="dxa"/>
+          </w:tcPr>
+          <w:p>
+            <w:pPr>
+              <w:jc w:val="center"/>
+            </w:pPr>
+            <w:r>
+              <w:t>Model instability</w:t>
+            </w:r>
+          </w:p>
+        </w:tc>
+        <w:tc>
+          <w:tcPr>
+            <w:tcW w:w="2434" w:type="dxa"/>
+          </w:tcPr>
+          <w:p>
+            <w:pPr>
+              <w:jc w:val="center"/>
+            </w:pPr>
+            <w:r>
+              <w:t>Wrong estimates</w:t>
+            </w:r>
+          </w:p>
+        </w:tc>
+        <w:tc>
+          <w:tcPr>
+            <w:tcW w:w="2434" w:type="dxa"/>
+          </w:tcPr>
+          <w:p>
+            <w:pPr>
+              <w:jc w:val="center"/>
+            </w:pPr>
+            <w:r>
+              <w:t>Medium</w:t>
+            </w:r>
+          </w:p>
+        </w:tc>
+        <w:tc>
+          <w:tcPr>
+            <w:tcW w:w="2434" w:type="dxa"/>
+          </w:tcPr>
+          <w:p>
+            <w:pPr>
+              <w:jc w:val="center"/>
+            </w:pPr>
+            <w:r>
+              <w:t>Validate sample outputs</w:t>
+            </w:r>
+          </w:p>
+        </w:tc>
+      </w:tr>
+      <w:tr>
+        <w:tc>
+          <w:tcPr>
+            <w:tcW w:w="2434" w:type="dxa"/>
+          </w:tcPr>
+          <w:p>
+            <w:pPr>
+              <w:jc w:val="center"/>
+            </w:pPr>
+            <w:r>
+              <w:t>Negative allocations</w:t>
+            </w:r>
+          </w:p>
+        </w:tc>
+        <w:tc>
+          <w:tcPr>
+            <w:tcW w:w="2434" w:type="dxa"/>
+          </w:tcPr>
+          <w:p>
+            <w:pPr>
+              <w:jc w:val="center"/>
+            </w:pPr>
+            <w:r>
+              <w:t>Data inconsistency</w:t>
+            </w:r>
+          </w:p>
+        </w:tc>
+        <w:tc>
+          <w:tcPr>
+            <w:tcW w:w="2434" w:type="dxa"/>
+          </w:tcPr>
+          <w:p>
+            <w:pPr>
+              <w:jc w:val="center"/>
+            </w:pPr>
+            <w:r>
+              <w:t>Low</w:t>
+            </w:r>
+          </w:p>
+        </w:tc>
+        <w:tc>
+          <w:tcPr>
+            <w:tcW w:w="2434" w:type="dxa"/>
+          </w:tcPr>
+          <w:p>
+            <w:pPr>
+              <w:jc w:val="center"/>
+            </w:pPr>
+            <w:r>
+              <w:t>Redistribution logic</w:t>
+            </w:r>
+          </w:p>
+        </w:tc>
+      </w:tr>
+      <w:tr>
+        <w:tc>
+          <w:tcPr>
+            <w:tcW w:w="2434" w:type="dxa"/>
+          </w:tcPr>
+          <w:p>
+            <w:pPr>
+              <w:jc w:val="center"/>
+            </w:pPr>
+            <w:r>
+              <w:t>Join mismatch</w:t>
+            </w:r>
+          </w:p>
+        </w:tc>
+        <w:tc>
+          <w:tcPr>
+            <w:tcW w:w="2434" w:type="dxa"/>
+          </w:tcPr>
+          <w:p>
+            <w:pPr>
+              <w:jc w:val="center"/>
+            </w:pPr>
+            <w:r>
+              <w:t>Data loss</w:t>
+            </w:r>
+          </w:p>
+        </w:tc>
+        <w:tc>
+          <w:tcPr>
+            <w:tcW w:w="2434" w:type="dxa"/>
+          </w:tcPr>
+          <w:p>
+            <w:pPr>
+              <w:jc w:val="center"/>
+            </w:pPr>
+            <w:r>
+              <w:t>Medium</w:t>
+            </w:r>
+          </w:p>
+        </w:tc>
+        <w:tc>
+          <w:tcPr>
+            <w:tcW w:w="2434" w:type="dxa"/>
+          </w:tcPr>
+          <w:p>
+            <w:pPr>
+              <w:jc w:val="center"/>
+            </w:pPr>
+            <w:r>
+              <w:t>Validate key joins</w:t>
+            </w:r>
+          </w:p>
+        </w:tc>
+      </w:tr>
+      <w:tr>
+        <w:tc>
+          <w:tcPr>
+            <w:tcW w:w="2434" w:type="dxa"/>
+          </w:tcPr>
+          <w:p>
+            <w:pPr>
+              <w:jc w:val="center"/>
+            </w:pPr>
+            <w:r>
+              <w:t>Data latency</w:t>
+            </w:r>
+          </w:p>
+        </w:tc>
+        <w:tc>
+          <w:tcPr>
+            <w:tcW w:w="2434" w:type="dxa"/>
+          </w:tcPr>
+          <w:p>
+            <w:pPr>
+              <w:jc w:val="center"/>
+            </w:pPr>
+            <w:r>
+              <w:t>Outdated insights</w:t>
+            </w:r>
+          </w:p>
+        </w:tc>
+        <w:tc>
+          <w:tcPr>
+            <w:tcW w:w="2434" w:type="dxa"/>
+          </w:tcPr>
+          <w:p>
+            <w:pPr>
+              <w:jc w:val="center"/>
+            </w:pPr>
+            <w:r>
+              <w:t>Medium</w:t>
+            </w:r>
+          </w:p>
+        </w:tc>
+        <w:tc>
+          <w:tcPr>
+            <w:tcW w:w="2434" w:type="dxa"/>
+          </w:tcPr>
+          <w:p>
+            <w:pPr>
+              <w:jc w:val="center"/>
+            </w:pPr>
+            <w:r>
+              <w:t>Use latest extracts</w:t>
+            </w:r>
+          </w:p>
+        </w:tc>
+      </w:tr>
+    </w:tbl>
     <w:p>
       <w:pPr>
         <w:pStyle w:val="NoSpacing"/>
@@ -11343,61 +12551,73 @@
           <w:b/>
         </w:rPr>
       </w:pPr>
+    </w:p>
+    <w:p>
+      <w:pPr>
+        <w:pStyle w:val="NoSpacing"/>
+        <w:rPr>
+          <w:rFonts w:ascii="Arial" w:hAnsi="Arial" w:cs="Arial"/>
+          <w:b/>
+        </w:rPr>
+      </w:pPr>
+    </w:p>
+    <w:p>
+      <w:pPr>
+        <w:pStyle w:val="NoSpacing"/>
+        <w:rPr>
+          <w:rFonts w:ascii="Arial" w:hAnsi="Arial" w:cs="Arial"/>
+          <w:b/>
+        </w:rPr>
+      </w:pPr>
+    </w:p>
+    <w:p>
+      <w:pPr>
+        <w:pStyle w:val="NoSpacing"/>
+        <w:rPr>
+          <w:rFonts w:ascii="Arial" w:hAnsi="Arial" w:cs="Arial"/>
+          <w:b/>
+          <w:u w:val="single"/>
+        </w:rPr>
+      </w:pPr>
+      <w:r>
+        <w:rPr>
+          <w:rFonts w:ascii="Arial" w:hAnsi="Arial" w:cs="Arial"/>
+          <w:b/>
+        </w:rPr>
+        <w:t xml:space="preserve">3.5 </w:t>
+      </w:r>
       <w:r>
         <w:rPr>
           <w:rFonts w:ascii="Arial" w:hAnsi="Arial" w:cs="Arial"/>
           <w:b/>
         </w:rPr>
         <w:tab/>
-        <w:t>Process Risk</w:t>
-      </w:r>
-      <w:r>
-        <w:rPr>
-          <w:rFonts w:ascii="Arial" w:hAnsi="Arial" w:cs="Arial"/>
-          <w:b/>
-        </w:rPr>
-        <w:t>:</w:t>
+      </w:r>
+      <w:r>
+        <w:rPr>
+          <w:rFonts w:ascii="Arial" w:hAnsi="Arial" w:cs="Arial"/>
+          <w:b/>
+          <w:u w:val="single"/>
+        </w:rPr>
+        <w:t>Policies</w:t>
       </w:r>
     </w:p>
     <w:p>
       <w:pPr>
         <w:pStyle w:val="NoSpacing"/>
-        <w:numPr>
-          <w:ilvl w:val="0"/>
-          <w:numId w:val="8"/>
-        </w:numPr>
-        <w:rPr>
-          <w:rFonts w:ascii="Arial" w:hAnsi="Arial" w:cs="Arial"/>
-          <w:bCs/>
-        </w:rPr>
-      </w:pPr>
-      <w:r>
-        <w:rPr>
-          <w:rFonts w:ascii="Arial" w:hAnsi="Arial" w:cs="Arial"/>
-          <w:bCs/>
-        </w:rPr>
-        <w:t>Airflow DAG run in production: airflow DAG can stop running due to data issues in source D2 or EDDIE pipeline back</w:t>
-      </w:r>
-      <w:r>
-        <w:rPr>
-          <w:rFonts w:ascii="Arial" w:hAnsi="Arial" w:cs="Arial"/>
-          <w:bCs/>
-        </w:rPr>
-        <w:t>-</w:t>
-      </w:r>
-      <w:r>
-        <w:rPr>
-          <w:rFonts w:ascii="Arial" w:hAnsi="Arial" w:cs="Arial"/>
-          <w:bCs/>
-        </w:rPr>
-        <w:t>end changes</w:t>
-      </w:r>
-      <w:r>
-        <w:rPr>
-          <w:rFonts w:ascii="Arial" w:hAnsi="Arial" w:cs="Arial"/>
-          <w:bCs/>
-        </w:rPr>
-        <w:t>.</w:t>
+        <w:rPr>
+          <w:rFonts w:ascii="Arial" w:hAnsi="Arial" w:cs="Arial"/>
+          <w:b/>
+          <w:u w:val="single"/>
+        </w:rPr>
+      </w:pPr>
+      <w:r>
+        <w:rPr>
+          <w:rFonts w:ascii="Arial" w:hAnsi="Arial" w:cs="Arial"/>
+          <w:b/>
+          <w:u w:val="single"/>
+        </w:rPr>
+        <w:t xml:space="preserve"> </w:t>
       </w:r>
     </w:p>
     <w:p>
@@ -11406,143 +12626,15 @@
         <w:rPr>
           <w:rFonts w:ascii="Arial" w:hAnsi="Arial" w:cs="Arial"/>
           <w:bCs/>
-        </w:rPr>
-      </w:pPr>
-    </w:p>
-    <w:p>
-      <w:pPr>
-        <w:pStyle w:val="NoSpacing"/>
-        <w:ind w:left="720"/>
-        <w:rPr>
-          <w:rFonts w:ascii="Arial" w:hAnsi="Arial" w:cs="Arial"/>
-          <w:bCs/>
-        </w:rPr>
-      </w:pPr>
-    </w:p>
-    <w:p>
-      <w:pPr>
-        <w:pStyle w:val="NoSpacing"/>
-        <w:ind w:left="720"/>
-        <w:rPr>
-          <w:rFonts w:ascii="Arial" w:hAnsi="Arial" w:cs="Arial"/>
-          <w:bCs/>
-        </w:rPr>
-      </w:pPr>
-      <w:r>
-        <w:rPr>
-          <w:rFonts w:ascii="Arial" w:hAnsi="Arial" w:cs="Arial"/>
-          <w:bCs/>
-        </w:rPr>
-        <w:t xml:space="preserve">Mitigation </w:t>
-      </w:r>
-      <w:r>
-        <w:rPr>
-          <w:rFonts w:ascii="Arial" w:hAnsi="Arial" w:cs="Arial"/>
-          <w:bCs/>
-        </w:rPr>
-        <w:t>Strategy</w:t>
-      </w:r>
-      <w:r>
-        <w:rPr>
-          <w:rFonts w:ascii="Arial" w:hAnsi="Arial" w:cs="Arial"/>
-          <w:bCs/>
-        </w:rPr>
-        <w:t>:</w:t>
-      </w:r>
-    </w:p>
-    <w:p>
-      <w:pPr>
-        <w:pStyle w:val="NoSpacing"/>
-        <w:ind w:left="1440"/>
-        <w:rPr>
-          <w:rFonts w:ascii="Arial" w:hAnsi="Arial" w:cs="Arial"/>
-          <w:bCs/>
-        </w:rPr>
-      </w:pPr>
-    </w:p>
-    <w:p>
-      <w:pPr>
-        <w:pStyle w:val="NoSpacing"/>
-        <w:numPr>
-          <w:ilvl w:val="0"/>
-          <w:numId w:val="7"/>
-        </w:numPr>
-        <w:rPr>
-          <w:rFonts w:ascii="Arial" w:hAnsi="Arial" w:cs="Arial"/>
-          <w:bCs/>
-        </w:rPr>
-      </w:pPr>
-      <w:r>
-        <w:rPr>
-          <w:rFonts w:ascii="Arial" w:hAnsi="Arial" w:cs="Arial"/>
-          <w:bCs/>
-        </w:rPr>
-        <w:t>Monitor the emails f</w:t>
-      </w:r>
-      <w:r>
-        <w:rPr>
-          <w:rFonts w:ascii="Arial" w:hAnsi="Arial" w:cs="Arial"/>
-          <w:bCs/>
-        </w:rPr>
-        <w:t>rom</w:t>
-      </w:r>
-      <w:r>
-        <w:rPr>
-          <w:rFonts w:ascii="Arial" w:hAnsi="Arial" w:cs="Arial"/>
-          <w:bCs/>
-        </w:rPr>
-        <w:t xml:space="preserve"> Airflow DAG</w:t>
-      </w:r>
-      <w:r>
-        <w:rPr>
-          <w:rFonts w:ascii="Arial" w:hAnsi="Arial" w:cs="Arial"/>
-          <w:bCs/>
-        </w:rPr>
-        <w:t>/check manually to ensure the process is running smoothly and reach out to EDDIE team for any issues.</w:t>
-      </w:r>
-    </w:p>
-    <w:p>
-      <w:pPr>
-        <w:pStyle w:val="NoSpacing"/>
-        <w:rPr>
-          <w:rFonts w:ascii="Arial" w:hAnsi="Arial" w:cs="Arial"/>
-          <w:b/>
-        </w:rPr>
-      </w:pPr>
-    </w:p>
-    <w:p>
-      <w:pPr>
-        <w:pStyle w:val="NoSpacing"/>
-        <w:rPr>
-          <w:rFonts w:ascii="Arial" w:hAnsi="Arial" w:cs="Arial"/>
-          <w:b/>
-        </w:rPr>
-      </w:pPr>
-    </w:p>
-    <w:p>
-      <w:pPr>
-        <w:pStyle w:val="NoSpacing"/>
-        <w:rPr>
-          <w:rFonts w:ascii="Arial" w:hAnsi="Arial" w:cs="Arial"/>
-          <w:b/>
-        </w:rPr>
-      </w:pPr>
-    </w:p>
-    <w:p>
-      <w:pPr>
-        <w:pStyle w:val="NoSpacing"/>
-        <w:rPr>
-          <w:rFonts w:ascii="Arial" w:hAnsi="Arial" w:cs="Arial"/>
-          <w:b/>
-          <w:u w:val="single"/>
-        </w:rPr>
-      </w:pPr>
-      <w:r>
-        <w:rPr>
-          <w:rFonts w:ascii="Arial" w:hAnsi="Arial" w:cs="Arial"/>
-          <w:b/>
-        </w:rPr>
-        <w:t xml:space="preserve">3.5 </w:t>
+          <w:lang w:val="pt-BR"/>
+        </w:rPr>
+      </w:pPr>
+      <w:r>
+        <w:rPr>
+          <w:rFonts w:ascii="Arial" w:hAnsi="Arial" w:cs="Arial"/>
+          <w:b/>
+        </w:rPr>
+        <w:t xml:space="preserve"> </w:t>
       </w:r>
       <w:r>
         <w:rPr>
@@ -11550,56 +12642,6 @@
           <w:b/>
         </w:rPr>
         <w:tab/>
-      </w:r>
-      <w:r>
-        <w:rPr>
-          <w:rFonts w:ascii="Arial" w:hAnsi="Arial" w:cs="Arial"/>
-          <w:b/>
-          <w:u w:val="single"/>
-        </w:rPr>
-        <w:t>Policies</w:t>
-      </w:r>
-    </w:p>
-    <w:p>
-      <w:pPr>
-        <w:pStyle w:val="NoSpacing"/>
-        <w:rPr>
-          <w:rFonts w:ascii="Arial" w:hAnsi="Arial" w:cs="Arial"/>
-          <w:b/>
-          <w:u w:val="single"/>
-        </w:rPr>
-      </w:pPr>
-      <w:r>
-        <w:rPr>
-          <w:rFonts w:ascii="Arial" w:hAnsi="Arial" w:cs="Arial"/>
-          <w:b/>
-          <w:u w:val="single"/>
-        </w:rPr>
-        <w:t xml:space="preserve">            </w:t>
-      </w:r>
-    </w:p>
-    <w:p>
-      <w:pPr>
-        <w:pStyle w:val="NoSpacing"/>
-        <w:rPr>
-          <w:rFonts w:ascii="Arial" w:hAnsi="Arial" w:cs="Arial"/>
-          <w:bCs/>
-          <w:lang w:val="pt-BR"/>
-        </w:rPr>
-      </w:pPr>
-      <w:r>
-        <w:rPr>
-          <w:rFonts w:ascii="Arial" w:hAnsi="Arial" w:cs="Arial"/>
-          <w:b/>
-        </w:rPr>
-        <w:t xml:space="preserve">            </w:t>
-      </w:r>
-      <w:r>
-        <w:rPr>
-          <w:rFonts w:ascii="Arial" w:hAnsi="Arial" w:cs="Arial"/>
-          <w:bCs/>
-        </w:rPr>
-        <w:t xml:space="preserve"> </w:t>
       </w:r>
       <w:r>
         <w:rPr>
@@ -11702,7 +12744,23 @@
           <w:b/>
           <w:lang w:val="pt-BR"/>
         </w:rPr>
-        <w:t xml:space="preserve">             N/A</w:t>
+        <w:t xml:space="preserve"> </w:t>
+      </w:r>
+      <w:r>
+        <w:rPr>
+          <w:rFonts w:ascii="Arial" w:hAnsi="Arial" w:cs="Arial"/>
+          <w:b/>
+          <w:lang w:val="pt-BR"/>
+        </w:rPr>
+        <w:tab/>
+      </w:r>
+      <w:r>
+        <w:rPr>
+          <w:rFonts w:ascii="Arial" w:hAnsi="Arial" w:cs="Arial"/>
+          <w:b/>
+          <w:lang w:val="pt-BR"/>
+        </w:rPr>
+        <w:t>N/A</w:t>
       </w:r>
     </w:p>
     <w:p>
@@ -11717,51 +12775,10 @@
     </w:p>
     <w:p>
       <w:pPr>
-        <w:pStyle w:val="NoSpacing"/>
-        <w:rPr>
-          <w:rFonts w:ascii="Arial" w:hAnsi="Arial" w:cs="Arial"/>
-          <w:b/>
-          <w:lang w:val="pt-BR"/>
-        </w:rPr>
-      </w:pPr>
-    </w:p>
-    <w:p>
-      <w:pPr>
-        <w:pStyle w:val="NoSpacing"/>
-        <w:rPr>
-          <w:rFonts w:ascii="Arial" w:hAnsi="Arial" w:cs="Arial"/>
-          <w:b/>
-          <w:lang w:val="pt-BR"/>
-        </w:rPr>
-      </w:pPr>
-    </w:p>
-    <w:p>
-      <w:pPr>
-        <w:pStyle w:val="NoSpacing"/>
-        <w:rPr>
-          <w:rFonts w:ascii="Arial" w:hAnsi="Arial" w:cs="Arial"/>
-          <w:b/>
-          <w:lang w:val="pt-BR"/>
-        </w:rPr>
-      </w:pPr>
-    </w:p>
-    <w:p>
-      <w:pPr>
-        <w:pStyle w:val="NoSpacing"/>
-        <w:rPr>
-          <w:rFonts w:ascii="Arial" w:hAnsi="Arial" w:cs="Arial"/>
-          <w:b/>
-          <w:lang w:val="pt-BR"/>
-        </w:rPr>
-      </w:pPr>
-    </w:p>
-    <w:p>
-      <w:pPr>
         <w:pStyle w:val="Template1"/>
       </w:pPr>
       <w:bookmarkStart w:id="10" w:name="_Toc145000511"/>
       <w:r>
-        <w:lastRenderedPageBreak/>
         <w:t>4</w:t>
       </w:r>
       <w:r>
@@ -12016,15 +13033,8 @@
                 <w:rFonts w:ascii="Arial" w:hAnsi="Arial" w:cs="Arial"/>
                 <w:bCs/>
               </w:rPr>
-              <w:t>Airflow DAG run</w:t>
-            </w:r>
-            <w:r>
-              <w:rPr>
-                <w:rFonts w:ascii="Arial" w:hAnsi="Arial" w:cs="Arial"/>
-                <w:bCs/>
-              </w:rPr>
-              <w:br/>
-              <w:t>(Automated)</w:t>
+              <w:lastRenderedPageBreak/>
+              <w:t>Alteryx workflows run</w:t>
             </w:r>
           </w:p>
         </w:tc>
@@ -12045,6 +13055,16 @@
               <w:jc w:val="center"/>
               <w:rPr>
                 <w:rFonts w:ascii="Arial" w:hAnsi="Arial" w:cs="Arial"/>
+                <w:bCs/>
+              </w:rPr>
+            </w:pPr>
+          </w:p>
+          <w:p>
+            <w:pPr>
+              <w:spacing w:before="0" w:after="0"/>
+              <w:jc w:val="center"/>
+              <w:rPr>
+                <w:rFonts w:ascii="Arial" w:hAnsi="Arial" w:cs="Arial"/>
               </w:rPr>
             </w:pPr>
             <w:r>
@@ -12059,7 +13079,14 @@
                 <w:rFonts w:ascii="Arial" w:hAnsi="Arial" w:cs="Arial"/>
                 <w:bCs/>
               </w:rPr>
-              <w:t>run the MLOps pipeline in production</w:t>
+              <w:t xml:space="preserve">run the </w:t>
+            </w:r>
+            <w:r>
+              <w:rPr>
+                <w:rFonts w:ascii="Arial" w:hAnsi="Arial" w:cs="Arial"/>
+                <w:bCs/>
+              </w:rPr>
+              <w:t>Alteryx workflows</w:t>
             </w:r>
             <w:r>
               <w:rPr>
@@ -12100,7 +13127,7 @@
               <w:rPr>
                 <w:rFonts w:ascii="Arial" w:hAnsi="Arial" w:cs="Arial"/>
               </w:rPr>
-              <w:t>Quarterly</w:t>
+              <w:t>Monthly</w:t>
             </w:r>
           </w:p>
         </w:tc>
@@ -12346,8 +13373,33 @@
                 <w:rStyle w:val="Hyperlink"/>
                 <w:rFonts w:ascii="Arial" w:hAnsi="Arial" w:cs="Arial"/>
               </w:rPr>
-              <w:t>\\cardinalhealth.net\Applications\OH001\AnalyticsInfoMgmt\Teams\Performance Optimization\AdamTransition\ClarivateAllocation</w:t>
-            </w:r>
+              <w:t>\\cardinalhealth.net\Applications\OH001\AnalyticsInfoMgmt\Teams\Performance Optimization\</w:t>
+            </w:r>
+            <w:proofErr w:type="spellStart"/>
+            <w:r>
+              <w:rPr>
+                <w:rStyle w:val="Hyperlink"/>
+                <w:rFonts w:ascii="Arial" w:hAnsi="Arial" w:cs="Arial"/>
+              </w:rPr>
+              <w:t>AdamTransition</w:t>
+            </w:r>
+            <w:proofErr w:type="spellEnd"/>
+            <w:r>
+              <w:rPr>
+                <w:rStyle w:val="Hyperlink"/>
+                <w:rFonts w:ascii="Arial" w:hAnsi="Arial" w:cs="Arial"/>
+              </w:rPr>
+              <w:t>\</w:t>
+            </w:r>
+            <w:proofErr w:type="spellStart"/>
+            <w:r>
+              <w:rPr>
+                <w:rStyle w:val="Hyperlink"/>
+                <w:rFonts w:ascii="Arial" w:hAnsi="Arial" w:cs="Arial"/>
+              </w:rPr>
+              <w:t>ClarivateAllocation</w:t>
+            </w:r>
+            <w:proofErr w:type="spellEnd"/>
           </w:p>
         </w:tc>
       </w:tr>
@@ -12827,11 +13879,48 @@
           <w:b/>
         </w:rPr>
       </w:pPr>
-      <w:r>
-        <w:rPr>
-          <w:rFonts w:ascii="Arial" w:hAnsi="Arial" w:cs="Arial"/>
-          <w:b/>
-        </w:rPr>
+    </w:p>
+    <w:p>
+      <w:pPr>
+        <w:pStyle w:val="NoSpacing"/>
+        <w:rPr>
+          <w:rFonts w:ascii="Arial" w:hAnsi="Arial" w:cs="Arial"/>
+          <w:b/>
+        </w:rPr>
+      </w:pPr>
+    </w:p>
+    <w:p>
+      <w:pPr>
+        <w:pStyle w:val="NoSpacing"/>
+        <w:rPr>
+          <w:rFonts w:ascii="Arial" w:hAnsi="Arial" w:cs="Arial"/>
+          <w:b/>
+        </w:rPr>
+      </w:pPr>
+    </w:p>
+    <w:p>
+      <w:pPr>
+        <w:pStyle w:val="NoSpacing"/>
+        <w:rPr>
+          <w:rFonts w:ascii="Arial" w:hAnsi="Arial" w:cs="Arial"/>
+          <w:b/>
+        </w:rPr>
+      </w:pPr>
+    </w:p>
+    <w:p>
+      <w:pPr>
+        <w:pStyle w:val="NoSpacing"/>
+        <w:rPr>
+          <w:rFonts w:ascii="Arial" w:hAnsi="Arial" w:cs="Arial"/>
+          <w:b/>
+        </w:rPr>
+      </w:pPr>
+      <w:r>
+        <w:rPr>
+          <w:rFonts w:ascii="Arial" w:hAnsi="Arial" w:cs="Arial"/>
+          <w:b/>
+        </w:rPr>
+        <w:lastRenderedPageBreak/>
         <w:t>5</w:t>
       </w:r>
       <w:r>
@@ -12886,7 +13975,7 @@
         <w:rPr>
           <w:rFonts w:ascii="Arial" w:hAnsi="Arial" w:cs="Arial"/>
         </w:rPr>
-        <w:t xml:space="preserve">    </w:t>
+        <w:t xml:space="preserve"> </w:t>
       </w:r>
     </w:p>
     <w:tbl>
@@ -13109,16 +14198,29 @@
               </w:rPr>
               <w:t xml:space="preserve">Praven Kumar: </w:t>
             </w:r>
-            <w:hyperlink r:id="rId17" w:history="1">
-              <w:r>
-                <w:rPr>
-                  <w:rStyle w:val="Hyperlink"/>
-                  <w:rFonts w:ascii="Arial" w:hAnsi="Arial" w:cs="Arial"/>
-                  <w:lang w:val="nl-NL" w:eastAsia="zh-CN" w:bidi="ar-SA"/>
-                </w:rPr>
-                <w:t>praven.kumar@cardinalhealth.com</w:t>
-              </w:r>
-            </w:hyperlink>
+            <w:r>
+              <w:fldChar w:fldCharType="begin"/>
+            </w:r>
+            <w:r>
+              <w:rPr>
+                <w:lang w:val="nl-NL"/>
+              </w:rPr>
+              <w:instrText>HYPERLINK "mailto:praven.kumar@cardinalhealth.com"</w:instrText>
+            </w:r>
+            <w:r>
+              <w:fldChar w:fldCharType="separate"/>
+            </w:r>
+            <w:r>
+              <w:rPr>
+                <w:rStyle w:val="Hyperlink"/>
+                <w:rFonts w:ascii="Arial" w:hAnsi="Arial" w:cs="Arial"/>
+                <w:lang w:val="nl-NL" w:eastAsia="zh-CN" w:bidi="ar-SA"/>
+              </w:rPr>
+              <w:t>praven.kumar@cardinalhealth.com</w:t>
+            </w:r>
+            <w:r>
+              <w:fldChar w:fldCharType="end"/>
+            </w:r>
           </w:p>
           <w:p>
             <w:pPr>
@@ -13156,7 +14258,7 @@
                 <w:lang w:eastAsia="zh-CN" w:bidi="ar-SA"/>
               </w:rPr>
             </w:pPr>
-            <w:hyperlink r:id="rId18" w:history="1">
+            <w:hyperlink r:id="rId17" w:history="1">
               <w:r>
                 <w:rPr>
                   <w:rStyle w:val="Hyperlink"/>
@@ -13264,7 +14366,7 @@
                 <w:lang w:val="nl-NL" w:eastAsia="zh-CN" w:bidi="ar-SA"/>
               </w:rPr>
             </w:pPr>
-            <w:hyperlink r:id="rId19" w:history="1">
+            <w:hyperlink r:id="rId18" w:history="1">
               <w:r>
                 <w:rPr>
                   <w:rStyle w:val="Hyperlink"/>
@@ -13357,7 +14459,7 @@
                 <w:lang w:val="nl-NL" w:eastAsia="zh-CN" w:bidi="ar-SA"/>
               </w:rPr>
             </w:pPr>
-            <w:hyperlink r:id="rId20" w:history="1">
+            <w:hyperlink r:id="rId19" w:history="1">
               <w:r>
                 <w:rPr>
                   <w:rStyle w:val="Hyperlink"/>
@@ -13377,34 +14479,6 @@
         <w:rPr>
           <w:rFonts w:ascii="Arial" w:hAnsi="Arial" w:cs="Arial"/>
           <w:lang w:val="nl-NL"/>
-        </w:rPr>
-      </w:pPr>
-    </w:p>
-    <w:p>
-      <w:pPr>
-        <w:pStyle w:val="NoSpacing"/>
-        <w:rPr>
-          <w:rFonts w:ascii="Arial" w:hAnsi="Arial" w:cs="Arial"/>
-          <w:b/>
-          <w:lang w:val="nl-NL"/>
-        </w:rPr>
-      </w:pPr>
-    </w:p>
-    <w:p>
-      <w:pPr>
-        <w:pStyle w:val="NoSpacing"/>
-        <w:rPr>
-          <w:rFonts w:ascii="Arial" w:hAnsi="Arial" w:cs="Arial"/>
-          <w:b/>
-        </w:rPr>
-      </w:pPr>
-    </w:p>
-    <w:p>
-      <w:pPr>
-        <w:pStyle w:val="NoSpacing"/>
-        <w:rPr>
-          <w:rFonts w:ascii="Arial" w:hAnsi="Arial" w:cs="Arial"/>
-          <w:b/>
         </w:rPr>
       </w:pPr>
     </w:p>
@@ -13719,7 +14793,7 @@
                 <w:lang w:eastAsia="zh-CN" w:bidi="ar-SA"/>
               </w:rPr>
             </w:pPr>
-            <w:hyperlink r:id="rId21" w:history="1">
+            <w:hyperlink r:id="rId20" w:history="1">
               <w:r>
                 <w:rPr>
                   <w:rStyle w:val="Hyperlink"/>
@@ -13784,11 +14858,19 @@
                 <w:rFonts w:ascii="Arial" w:hAnsi="Arial" w:cs="Arial"/>
               </w:rPr>
             </w:pPr>
+            <w:proofErr w:type="spellStart"/>
             <w:r>
               <w:rPr>
                 <w:rFonts w:ascii="Arial" w:hAnsi="Arial" w:cs="Arial"/>
               </w:rPr>
-              <w:t>Mgr, Data &amp; Analytics Management</w:t>
+              <w:t>Mgr</w:t>
+            </w:r>
+            <w:proofErr w:type="spellEnd"/>
+            <w:r>
+              <w:rPr>
+                <w:rFonts w:ascii="Arial" w:hAnsi="Arial" w:cs="Arial"/>
+              </w:rPr>
+              <w:t>, Data &amp; Analytics Management</w:t>
             </w:r>
           </w:p>
           <w:p>
@@ -13843,7 +14925,7 @@
                 <w:rFonts w:ascii="Arial" w:hAnsi="Arial" w:cs="Arial"/>
               </w:rPr>
             </w:pPr>
-            <w:hyperlink r:id="rId22" w:history="1">
+            <w:hyperlink r:id="rId21" w:history="1">
               <w:r>
                 <w:rPr>
                   <w:rStyle w:val="Hyperlink"/>
@@ -13884,7 +14966,6 @@
               <w:rPr>
                 <w:rFonts w:ascii="Arial" w:hAnsi="Arial" w:cs="Arial"/>
               </w:rPr>
-              <w:lastRenderedPageBreak/>
               <w:t>Pooja Malhotra</w:t>
             </w:r>
           </w:p>
@@ -14075,7 +15156,7 @@
                 <w:lang w:eastAsia="zh-CN" w:bidi="ar-SA"/>
               </w:rPr>
             </w:pPr>
-            <w:hyperlink r:id="rId23" w:history="1">
+            <w:hyperlink r:id="rId22" w:history="1">
               <w:r>
                 <w:rPr>
                   <w:rStyle w:val="Hyperlink"/>
@@ -14117,8 +15198,8 @@
       </w:pPr>
     </w:p>
     <w:sectPr>
-      <w:footerReference w:type="default" r:id="rId24"/>
-      <w:headerReference w:type="first" r:id="rId25"/>
+      <w:footerReference w:type="default" r:id="rId23"/>
+      <w:headerReference w:type="first" r:id="rId24"/>
       <w:pgSz w:w="11906" w:h="16838"/>
       <w:pgMar w:top="1440" w:right="1080" w:bottom="1440" w:left="1080" w:header="706" w:footer="461" w:gutter="0"/>
       <w:pgNumType w:start="1"/>
@@ -14585,6 +15666,7 @@
               <w:szCs w:val="24"/>
             </w:rPr>
           </w:pPr>
+          <w:proofErr w:type="spellStart"/>
           <w:r>
             <w:rPr>
               <w:rFonts w:ascii="Arial" w:eastAsia="Arial" w:hAnsi="Arial" w:cs="Arial"/>
@@ -14592,7 +15674,57 @@
               <w:sz w:val="24"/>
               <w:szCs w:val="24"/>
             </w:rPr>
-            <w:t>Analytics_Medical - Commercial_Commercial &amp; Customer Analytics_Customer Loyalty Index_V1</w:t>
+            <w:t>Analytics_Medical</w:t>
+          </w:r>
+          <w:proofErr w:type="spellEnd"/>
+          <w:r>
+            <w:rPr>
+              <w:rFonts w:ascii="Arial" w:eastAsia="Arial" w:hAnsi="Arial" w:cs="Arial"/>
+              <w:bCs/>
+              <w:sz w:val="24"/>
+              <w:szCs w:val="24"/>
+            </w:rPr>
+            <w:t xml:space="preserve"> - </w:t>
+          </w:r>
+          <w:proofErr w:type="spellStart"/>
+          <w:r>
+            <w:rPr>
+              <w:rFonts w:ascii="Arial" w:eastAsia="Arial" w:hAnsi="Arial" w:cs="Arial"/>
+              <w:bCs/>
+              <w:sz w:val="24"/>
+              <w:szCs w:val="24"/>
+            </w:rPr>
+            <w:t>Commercial_Commercial</w:t>
+          </w:r>
+          <w:proofErr w:type="spellEnd"/>
+          <w:r>
+            <w:rPr>
+              <w:rFonts w:ascii="Arial" w:eastAsia="Arial" w:hAnsi="Arial" w:cs="Arial"/>
+              <w:bCs/>
+              <w:sz w:val="24"/>
+              <w:szCs w:val="24"/>
+            </w:rPr>
+            <w:t xml:space="preserve"> &amp; Customer </w:t>
+          </w:r>
+          <w:proofErr w:type="spellStart"/>
+          <w:r>
+            <w:rPr>
+              <w:rFonts w:ascii="Arial" w:eastAsia="Arial" w:hAnsi="Arial" w:cs="Arial"/>
+              <w:bCs/>
+              <w:sz w:val="24"/>
+              <w:szCs w:val="24"/>
+            </w:rPr>
+            <w:t>Analytics_Customer</w:t>
+          </w:r>
+          <w:proofErr w:type="spellEnd"/>
+          <w:r>
+            <w:rPr>
+              <w:rFonts w:ascii="Arial" w:eastAsia="Arial" w:hAnsi="Arial" w:cs="Arial"/>
+              <w:bCs/>
+              <w:sz w:val="24"/>
+              <w:szCs w:val="24"/>
+            </w:rPr>
+            <w:t xml:space="preserve"> Loyalty Index_V1</w:t>
           </w:r>
         </w:p>
         <w:p>
@@ -19877,6 +21009,123 @@
     </w:lvl>
   </w:abstractNum>
   <w:abstractNum w:abstractNumId="37" w15:restartNumberingAfterBreak="0">
+    <w:nsid w:val="68844E03"/>
+    <w:multiLevelType w:val="multilevel"/>
+    <w:tmpl w:val="FC32CC42"/>
+    <w:lvl w:ilvl="0">
+      <w:start w:val="1"/>
+      <w:numFmt w:val="decimal"/>
+      <w:lvlText w:val="%1."/>
+      <w:lvlJc w:val="left"/>
+      <w:pPr>
+        <w:tabs>
+          <w:tab w:val="num" w:pos="720"/>
+        </w:tabs>
+        <w:ind w:left="720" w:hanging="360"/>
+      </w:pPr>
+    </w:lvl>
+    <w:lvl w:ilvl="1">
+      <w:start w:val="1"/>
+      <w:numFmt w:val="bullet"/>
+      <w:lvlText w:val="o"/>
+      <w:lvlJc w:val="left"/>
+      <w:pPr>
+        <w:tabs>
+          <w:tab w:val="num" w:pos="1440"/>
+        </w:tabs>
+        <w:ind w:left="1440" w:hanging="360"/>
+      </w:pPr>
+      <w:rPr>
+        <w:rFonts w:ascii="Courier New" w:hAnsi="Courier New" w:hint="default"/>
+        <w:sz w:val="20"/>
+      </w:rPr>
+    </w:lvl>
+    <w:lvl w:ilvl="2" w:tentative="1">
+      <w:start w:val="1"/>
+      <w:numFmt w:val="decimal"/>
+      <w:lvlText w:val="%3."/>
+      <w:lvlJc w:val="left"/>
+      <w:pPr>
+        <w:tabs>
+          <w:tab w:val="num" w:pos="2160"/>
+        </w:tabs>
+        <w:ind w:left="2160" w:hanging="360"/>
+      </w:pPr>
+    </w:lvl>
+    <w:lvl w:ilvl="3" w:tentative="1">
+      <w:start w:val="1"/>
+      <w:numFmt w:val="decimal"/>
+      <w:lvlText w:val="%4."/>
+      <w:lvlJc w:val="left"/>
+      <w:pPr>
+        <w:tabs>
+          <w:tab w:val="num" w:pos="2880"/>
+        </w:tabs>
+        <w:ind w:left="2880" w:hanging="360"/>
+      </w:pPr>
+    </w:lvl>
+    <w:lvl w:ilvl="4" w:tentative="1">
+      <w:start w:val="1"/>
+      <w:numFmt w:val="decimal"/>
+      <w:lvlText w:val="%5."/>
+      <w:lvlJc w:val="left"/>
+      <w:pPr>
+        <w:tabs>
+          <w:tab w:val="num" w:pos="3600"/>
+        </w:tabs>
+        <w:ind w:left="3600" w:hanging="360"/>
+      </w:pPr>
+    </w:lvl>
+    <w:lvl w:ilvl="5" w:tentative="1">
+      <w:start w:val="1"/>
+      <w:numFmt w:val="decimal"/>
+      <w:lvlText w:val="%6."/>
+      <w:lvlJc w:val="left"/>
+      <w:pPr>
+        <w:tabs>
+          <w:tab w:val="num" w:pos="4320"/>
+        </w:tabs>
+        <w:ind w:left="4320" w:hanging="360"/>
+      </w:pPr>
+    </w:lvl>
+    <w:lvl w:ilvl="6" w:tentative="1">
+      <w:start w:val="1"/>
+      <w:numFmt w:val="decimal"/>
+      <w:lvlText w:val="%7."/>
+      <w:lvlJc w:val="left"/>
+      <w:pPr>
+        <w:tabs>
+          <w:tab w:val="num" w:pos="5040"/>
+        </w:tabs>
+        <w:ind w:left="5040" w:hanging="360"/>
+      </w:pPr>
+    </w:lvl>
+    <w:lvl w:ilvl="7" w:tentative="1">
+      <w:start w:val="1"/>
+      <w:numFmt w:val="decimal"/>
+      <w:lvlText w:val="%8."/>
+      <w:lvlJc w:val="left"/>
+      <w:pPr>
+        <w:tabs>
+          <w:tab w:val="num" w:pos="5760"/>
+        </w:tabs>
+        <w:ind w:left="5760" w:hanging="360"/>
+      </w:pPr>
+    </w:lvl>
+    <w:lvl w:ilvl="8" w:tentative="1">
+      <w:start w:val="1"/>
+      <w:numFmt w:val="decimal"/>
+      <w:lvlText w:val="%9."/>
+      <w:lvlJc w:val="left"/>
+      <w:pPr>
+        <w:tabs>
+          <w:tab w:val="num" w:pos="6480"/>
+        </w:tabs>
+        <w:ind w:left="6480" w:hanging="360"/>
+      </w:pPr>
+    </w:lvl>
+  </w:abstractNum>
+  <w:abstractNum w:abstractNumId="38" w15:restartNumberingAfterBreak="0">
     <w:nsid w:val="6A8367FD"/>
     <w:multiLevelType w:val="multilevel"/>
     <w:tmpl w:val="1F846916"/>
@@ -19989,7 +21238,7 @@
       </w:pPr>
     </w:lvl>
   </w:abstractNum>
-  <w:abstractNum w:abstractNumId="38" w15:restartNumberingAfterBreak="0">
+  <w:abstractNum w:abstractNumId="39" w15:restartNumberingAfterBreak="0">
     <w:nsid w:val="6BEA4C75"/>
     <w:multiLevelType w:val="multilevel"/>
     <w:tmpl w:val="D8D4E4BE"/>
@@ -20138,7 +21387,7 @@
       </w:rPr>
     </w:lvl>
   </w:abstractNum>
-  <w:abstractNum w:abstractNumId="39" w15:restartNumberingAfterBreak="0">
+  <w:abstractNum w:abstractNumId="40" w15:restartNumberingAfterBreak="0">
     <w:nsid w:val="6D1B62AA"/>
     <w:multiLevelType w:val="multilevel"/>
     <w:tmpl w:val="DC86A4DE"/>
@@ -20287,7 +21536,7 @@
       </w:rPr>
     </w:lvl>
   </w:abstractNum>
-  <w:abstractNum w:abstractNumId="40" w15:restartNumberingAfterBreak="0">
+  <w:abstractNum w:abstractNumId="41" w15:restartNumberingAfterBreak="0">
     <w:nsid w:val="6EA45088"/>
     <w:multiLevelType w:val="hybridMultilevel"/>
     <w:tmpl w:val="E6E44EEC"/>
@@ -20429,7 +21678,7 @@
       </w:rPr>
     </w:lvl>
   </w:abstractNum>
-  <w:abstractNum w:abstractNumId="41" w15:restartNumberingAfterBreak="0">
+  <w:abstractNum w:abstractNumId="42" w15:restartNumberingAfterBreak="0">
     <w:nsid w:val="6F514009"/>
     <w:multiLevelType w:val="multilevel"/>
     <w:tmpl w:val="99084202"/>
@@ -20578,7 +21827,7 @@
       </w:rPr>
     </w:lvl>
   </w:abstractNum>
-  <w:abstractNum w:abstractNumId="42" w15:restartNumberingAfterBreak="0">
+  <w:abstractNum w:abstractNumId="43" w15:restartNumberingAfterBreak="0">
     <w:nsid w:val="6FD62B47"/>
     <w:multiLevelType w:val="hybridMultilevel"/>
     <w:tmpl w:val="D20CD3D4"/>
@@ -20721,7 +21970,7 @@
       </w:rPr>
     </w:lvl>
   </w:abstractNum>
-  <w:abstractNum w:abstractNumId="43" w15:restartNumberingAfterBreak="0">
+  <w:abstractNum w:abstractNumId="44" w15:restartNumberingAfterBreak="0">
     <w:nsid w:val="70D74018"/>
     <w:multiLevelType w:val="multilevel"/>
     <w:tmpl w:val="413CF2E4"/>
@@ -20870,7 +22119,7 @@
       </w:rPr>
     </w:lvl>
   </w:abstractNum>
-  <w:abstractNum w:abstractNumId="44" w15:restartNumberingAfterBreak="0">
+  <w:abstractNum w:abstractNumId="45" w15:restartNumberingAfterBreak="0">
     <w:nsid w:val="717C69C6"/>
     <w:multiLevelType w:val="hybridMultilevel"/>
     <w:tmpl w:val="3A5AF038"/>
@@ -20983,7 +22232,7 @@
       </w:rPr>
     </w:lvl>
   </w:abstractNum>
-  <w:abstractNum w:abstractNumId="45" w15:restartNumberingAfterBreak="0">
+  <w:abstractNum w:abstractNumId="46" w15:restartNumberingAfterBreak="0">
     <w:nsid w:val="73555E20"/>
     <w:multiLevelType w:val="hybridMultilevel"/>
     <w:tmpl w:val="7D5A5BFA"/>
@@ -21096,7 +22345,7 @@
       </w:rPr>
     </w:lvl>
   </w:abstractNum>
-  <w:abstractNum w:abstractNumId="46" w15:restartNumberingAfterBreak="0">
+  <w:abstractNum w:abstractNumId="47" w15:restartNumberingAfterBreak="0">
     <w:nsid w:val="74CA3ADD"/>
     <w:multiLevelType w:val="multilevel"/>
     <w:tmpl w:val="DAC8D898"/>
@@ -21245,7 +22494,7 @@
       </w:rPr>
     </w:lvl>
   </w:abstractNum>
-  <w:abstractNum w:abstractNumId="47" w15:restartNumberingAfterBreak="0">
+  <w:abstractNum w:abstractNumId="48" w15:restartNumberingAfterBreak="0">
     <w:nsid w:val="7D8C25A9"/>
     <w:multiLevelType w:val="multilevel"/>
     <w:tmpl w:val="1BA4AE08"/>
@@ -21394,7 +22643,7 @@
       </w:rPr>
     </w:lvl>
   </w:abstractNum>
-  <w:abstractNum w:abstractNumId="48" w15:restartNumberingAfterBreak="0">
+  <w:abstractNum w:abstractNumId="49" w15:restartNumberingAfterBreak="0">
     <w:nsid w:val="7E8A5672"/>
     <w:multiLevelType w:val="multilevel"/>
     <w:tmpl w:val="1F2AE442"/>
@@ -21544,7 +22793,7 @@
     </w:lvl>
   </w:abstractNum>
   <w:num w:numId="1" w16cid:durableId="223957709">
-    <w:abstractNumId w:val="40"/>
+    <w:abstractNumId w:val="41"/>
   </w:num>
   <w:num w:numId="2" w16cid:durableId="1079325574">
     <w:abstractNumId w:val="12"/>
@@ -21553,7 +22802,7 @@
     <w:abstractNumId w:val="2"/>
   </w:num>
   <w:num w:numId="4" w16cid:durableId="2005737371">
-    <w:abstractNumId w:val="42"/>
+    <w:abstractNumId w:val="43"/>
   </w:num>
   <w:num w:numId="5" w16cid:durableId="804277600">
     <w:abstractNumId w:val="29"/>
@@ -21565,7 +22814,7 @@
     <w:abstractNumId w:val="26"/>
   </w:num>
   <w:num w:numId="8" w16cid:durableId="2088645964">
-    <w:abstractNumId w:val="44"/>
+    <w:abstractNumId w:val="45"/>
   </w:num>
   <w:num w:numId="9" w16cid:durableId="24214739">
     <w:abstractNumId w:val="34"/>
@@ -21574,7 +22823,7 @@
     <w:abstractNumId w:val="0"/>
   </w:num>
   <w:num w:numId="11" w16cid:durableId="1219703138">
-    <w:abstractNumId w:val="41"/>
+    <w:abstractNumId w:val="42"/>
   </w:num>
   <w:num w:numId="12" w16cid:durableId="717704916">
     <w:abstractNumId w:val="3"/>
@@ -21586,13 +22835,13 @@
     <w:abstractNumId w:val="17"/>
   </w:num>
   <w:num w:numId="15" w16cid:durableId="226383014">
-    <w:abstractNumId w:val="47"/>
+    <w:abstractNumId w:val="48"/>
   </w:num>
   <w:num w:numId="16" w16cid:durableId="742948821">
     <w:abstractNumId w:val="21"/>
   </w:num>
   <w:num w:numId="17" w16cid:durableId="2071610232">
-    <w:abstractNumId w:val="46"/>
+    <w:abstractNumId w:val="47"/>
   </w:num>
   <w:num w:numId="18" w16cid:durableId="139930808">
     <w:abstractNumId w:val="13"/>
@@ -21610,13 +22859,13 @@
     <w:abstractNumId w:val="9"/>
   </w:num>
   <w:num w:numId="23" w16cid:durableId="1133060453">
-    <w:abstractNumId w:val="39"/>
+    <w:abstractNumId w:val="40"/>
   </w:num>
   <w:num w:numId="24" w16cid:durableId="1853908788">
     <w:abstractNumId w:val="32"/>
   </w:num>
   <w:num w:numId="25" w16cid:durableId="755057534">
-    <w:abstractNumId w:val="48"/>
+    <w:abstractNumId w:val="49"/>
   </w:num>
   <w:num w:numId="26" w16cid:durableId="2034842115">
     <w:abstractNumId w:val="1"/>
@@ -21643,7 +22892,7 @@
     <w:abstractNumId w:val="25"/>
   </w:num>
   <w:num w:numId="34" w16cid:durableId="1398163098">
-    <w:abstractNumId w:val="43"/>
+    <w:abstractNumId w:val="44"/>
   </w:num>
   <w:num w:numId="35" w16cid:durableId="1864519112">
     <w:abstractNumId w:val="23"/>
@@ -21667,7 +22916,7 @@
     <w:abstractNumId w:val="27"/>
   </w:num>
   <w:num w:numId="42" w16cid:durableId="1874920478">
-    <w:abstractNumId w:val="37"/>
+    <w:abstractNumId w:val="38"/>
   </w:num>
   <w:num w:numId="43" w16cid:durableId="1212770467">
     <w:abstractNumId w:val="16"/>
@@ -21679,7 +22928,7 @@
     <w:abstractNumId w:val="15"/>
   </w:num>
   <w:num w:numId="46" w16cid:durableId="63571487">
-    <w:abstractNumId w:val="38"/>
+    <w:abstractNumId w:val="39"/>
   </w:num>
   <w:num w:numId="47" w16cid:durableId="352726564">
     <w:abstractNumId w:val="7"/>
@@ -21688,7 +22937,10 @@
     <w:abstractNumId w:val="35"/>
   </w:num>
   <w:num w:numId="49" w16cid:durableId="959333886">
-    <w:abstractNumId w:val="45"/>
+    <w:abstractNumId w:val="46"/>
+  </w:num>
+  <w:num w:numId="50" w16cid:durableId="1483082691">
+    <w:abstractNumId w:val="37"/>
   </w:num>
   <w:numIdMacAtCleanup w:val="49"/>
 </w:numbering>
@@ -22320,7 +23572,6 @@
   <w:style w:type="character" w:default="1" w:styleId="DefaultParagraphFont">
     <w:name w:val="Default Paragraph Font"/>
     <w:uiPriority w:val="1"/>
-    <w:semiHidden/>
     <w:unhideWhenUsed/>
   </w:style>
   <w:style w:type="table" w:default="1" w:styleId="TableNormal">
@@ -25524,25 +26775,6 @@
 </file>
 
 <file path=customXml/item2.xml><?xml version="1.0" encoding="utf-8"?>
-<b:Sources xmlns:b="http://schemas.openxmlformats.org/officeDocument/2006/bibliography" xmlns="http://schemas.openxmlformats.org/officeDocument/2006/bibliography" SelectedStyle="\APASixthEditionOfficeOnline.xsl" StyleName="APA" Version="6"/>
-</file>
-
-<file path=customXml/item3.xml><?xml version="1.0" encoding="utf-8"?>
-<p:properties xmlns:p="http://schemas.microsoft.com/office/2006/metadata/properties" xmlns:xsi="http://www.w3.org/2001/XMLSchema-instance" xmlns:pc="http://schemas.microsoft.com/office/infopath/2007/PartnerControls">
-  <documentManagement/>
-</p:properties>
-</file>
-
-<file path=customXml/item4.xml><?xml version="1.0" encoding="utf-8"?>
-<?mso-contentType ?>
-<FormTemplates xmlns="http://schemas.microsoft.com/sharepoint/v3/contenttype/forms">
-  <Display>DocumentLibraryForm</Display>
-  <Edit>DocumentLibraryForm</Edit>
-  <New>DocumentLibraryForm</New>
-</FormTemplates>
-</file>
-
-<file path=customXml/item5.xml><?xml version="1.0" encoding="utf-8"?>
 <ct:contentTypeSchema xmlns:ct="http://schemas.microsoft.com/office/2006/metadata/contentType" xmlns:ma="http://schemas.microsoft.com/office/2006/metadata/properties/metaAttributes" ct:_="" ma:_="" ma:contentTypeName="Document" ma:contentTypeID="0x0101003FC2E34FD2AB4F49870F47BC23817FFE" ma:contentTypeVersion="6" ma:contentTypeDescription="Create a new document." ma:contentTypeScope="" ma:versionID="1b979d95a4d75fa80bd745116d8483c3">
   <xsd:schema xmlns:xsd="http://www.w3.org/2001/XMLSchema" xmlns:xs="http://www.w3.org/2001/XMLSchema" xmlns:p="http://schemas.microsoft.com/office/2006/metadata/properties" xmlns:ns2="954af91c-e2fb-4084-ba77-2494cbcc031b" targetNamespace="http://schemas.microsoft.com/office/2006/metadata/properties" ma:root="true" ma:fieldsID="9e52d07bffdf6dbaf00ced8cb9d711d1" ns2:_="">
     <xsd:import namespace="954af91c-e2fb-4084-ba77-2494cbcc031b"/>
@@ -25700,6 +26932,25 @@
 </ct:contentTypeSchema>
 </file>
 
+<file path=customXml/item3.xml><?xml version="1.0" encoding="utf-8"?>
+<?mso-contentType ?>
+<FormTemplates xmlns="http://schemas.microsoft.com/sharepoint/v3/contenttype/forms">
+  <Display>DocumentLibraryForm</Display>
+  <Edit>DocumentLibraryForm</Edit>
+  <New>DocumentLibraryForm</New>
+</FormTemplates>
+</file>
+
+<file path=customXml/item4.xml><?xml version="1.0" encoding="utf-8"?>
+<p:properties xmlns:p="http://schemas.microsoft.com/office/2006/metadata/properties" xmlns:xsi="http://www.w3.org/2001/XMLSchema-instance" xmlns:pc="http://schemas.microsoft.com/office/infopath/2007/PartnerControls">
+  <documentManagement/>
+</p:properties>
+</file>
+
+<file path=customXml/item5.xml><?xml version="1.0" encoding="utf-8"?>
+<b:Sources xmlns:b="http://schemas.openxmlformats.org/officeDocument/2006/bibliography" xmlns="http://schemas.openxmlformats.org/officeDocument/2006/bibliography" SelectedStyle="\APASixthEditionOfficeOnline.xsl" StyleName="APA" Version="6"/>
+</file>
+
 <file path=customXml/itemProps1.xml><?xml version="1.0" encoding="utf-8"?>
 <ds:datastoreItem xmlns:ds="http://schemas.openxmlformats.org/officeDocument/2006/customXml" ds:itemID="{55AF091B-3C7A-41E3-B477-F2FDAA23CFDA}">
   <ds:schemaRefs>
@@ -25709,31 +26960,6 @@
 </file>
 
 <file path=customXml/itemProps2.xml><?xml version="1.0" encoding="utf-8"?>
-<ds:datastoreItem xmlns:ds="http://schemas.openxmlformats.org/officeDocument/2006/customXml" ds:itemID="{CBE394B8-69FC-4AEA-A8B5-EED915668248}">
-  <ds:schemaRefs>
-    <ds:schemaRef ds:uri="http://schemas.openxmlformats.org/officeDocument/2006/bibliography"/>
-  </ds:schemaRefs>
-</ds:datastoreItem>
-</file>
-
-<file path=customXml/itemProps3.xml><?xml version="1.0" encoding="utf-8"?>
-<ds:datastoreItem xmlns:ds="http://schemas.openxmlformats.org/officeDocument/2006/customXml" ds:itemID="{6BE7131D-B7E4-40C0-87CB-A5F1230978A7}">
-  <ds:schemaRefs>
-    <ds:schemaRef ds:uri="http://schemas.microsoft.com/office/2006/metadata/properties"/>
-    <ds:schemaRef ds:uri="http://schemas.microsoft.com/office/infopath/2007/PartnerControls"/>
-  </ds:schemaRefs>
-</ds:datastoreItem>
-</file>
-
-<file path=customXml/itemProps4.xml><?xml version="1.0" encoding="utf-8"?>
-<ds:datastoreItem xmlns:ds="http://schemas.openxmlformats.org/officeDocument/2006/customXml" ds:itemID="{1270BDF0-489B-49A4-83EC-710875C1E20E}">
-  <ds:schemaRefs>
-    <ds:schemaRef ds:uri="http://schemas.microsoft.com/sharepoint/v3/contenttype/forms"/>
-  </ds:schemaRefs>
-</ds:datastoreItem>
-</file>
-
-<file path=customXml/itemProps5.xml><?xml version="1.0" encoding="utf-8"?>
 <ds:datastoreItem xmlns:ds="http://schemas.openxmlformats.org/officeDocument/2006/customXml" ds:itemID="{51C95C94-07DD-4246-904E-4B6AF33AF609}">
   <ds:schemaRefs>
     <ds:schemaRef ds:uri="http://schemas.microsoft.com/office/2006/metadata/contentType"/>
@@ -25749,4 +26975,29 @@
     <ds:schemaRef ds:uri="http://schemas.microsoft.com/internal/obd"/>
   </ds:schemaRefs>
 </ds:datastoreItem>
+</file>
+
+<file path=customXml/itemProps3.xml><?xml version="1.0" encoding="utf-8"?>
+<ds:datastoreItem xmlns:ds="http://schemas.openxmlformats.org/officeDocument/2006/customXml" ds:itemID="{1270BDF0-489B-49A4-83EC-710875C1E20E}">
+  <ds:schemaRefs>
+    <ds:schemaRef ds:uri="http://schemas.microsoft.com/sharepoint/v3/contenttype/forms"/>
+  </ds:schemaRefs>
+</ds:datastoreItem>
+</file>
+
+<file path=customXml/itemProps4.xml><?xml version="1.0" encoding="utf-8"?>
+<ds:datastoreItem xmlns:ds="http://schemas.openxmlformats.org/officeDocument/2006/customXml" ds:itemID="{6BE7131D-B7E4-40C0-87CB-A5F1230978A7}">
+  <ds:schemaRefs>
+    <ds:schemaRef ds:uri="http://schemas.microsoft.com/office/2006/metadata/properties"/>
+    <ds:schemaRef ds:uri="http://schemas.microsoft.com/office/infopath/2007/PartnerControls"/>
+  </ds:schemaRefs>
+</ds:datastoreItem>
+</file>
+
+<file path=customXml/itemProps5.xml><?xml version="1.0" encoding="utf-8"?>
+<ds:datastoreItem xmlns:ds="http://schemas.openxmlformats.org/officeDocument/2006/customXml" ds:itemID="{CBE394B8-69FC-4AEA-A8B5-EED915668248}">
+  <ds:schemaRefs>
+    <ds:schemaRef ds:uri="http://schemas.openxmlformats.org/officeDocument/2006/bibliography"/>
+  </ds:schemaRefs>
+</ds:datastoreItem>
 </file>
--- a/OOC_Allocation_SOP.docx
+++ b/OOC_Allocation_SOP.docx
@@ -464,7 +464,6 @@
               </w:rPr>
               <w:t>\\cardinalhealth.net\applications\OH001\AnalyticsInfoMgmt\Teams\Performance Optimization\Projects\</w:t>
             </w:r>
-            <w:proofErr w:type="spellStart"/>
             <w:r>
               <w:rPr>
                 <w:rFonts w:ascii="Arial" w:hAnsi="Arial" w:cs="Arial"/>
@@ -472,23 +471,13 @@
               </w:rPr>
               <w:t>OOC_Allocation</w:t>
             </w:r>
-            <w:proofErr w:type="spellEnd"/>
             <w:r>
               <w:rPr>
                 <w:rFonts w:ascii="Arial" w:hAnsi="Arial" w:cs="Arial"/>
                 <w:lang w:val="en-GB"/>
               </w:rPr>
-              <w:t>\</w:t>
-            </w:r>
-            <w:proofErr w:type="spellStart"/>
-            <w:r>
-              <w:rPr>
-                <w:rFonts w:ascii="Arial" w:hAnsi="Arial" w:cs="Arial"/>
-                <w:lang w:val="en-GB"/>
-              </w:rPr>
-              <w:t>SOP_Doc</w:t>
-            </w:r>
-            <w:proofErr w:type="spellEnd"/>
+              <w:t>\SOP_Doc</w:t>
+            </w:r>
           </w:p>
         </w:tc>
       </w:tr>
@@ -567,7 +556,6 @@
           <w:docPartUnique/>
         </w:docPartObj>
       </w:sdtPr>
-      <w:sdtEndPr/>
       <w:sdtContent>
         <w:p>
           <w:pPr>
@@ -2136,23 +2124,7 @@
           <w:rFonts w:ascii="Arial" w:hAnsi="Arial" w:cs="Arial"/>
           <w:lang w:val="en-IN"/>
         </w:rPr>
-        <w:t>Customer hierarchy (</w:t>
-      </w:r>
-      <w:proofErr w:type="spellStart"/>
-      <w:r>
-        <w:rPr>
-          <w:rFonts w:ascii="Arial" w:hAnsi="Arial" w:cs="Arial"/>
-          <w:lang w:val="en-IN"/>
-        </w:rPr>
-        <w:t>SoldTo</w:t>
-      </w:r>
-      <w:proofErr w:type="spellEnd"/>
-      <w:r>
-        <w:rPr>
-          <w:rFonts w:ascii="Arial" w:hAnsi="Arial" w:cs="Arial"/>
-          <w:lang w:val="en-IN"/>
-        </w:rPr>
-        <w:t xml:space="preserve">) </w:t>
+        <w:t xml:space="preserve">Customer hierarchy (SoldTo) </w:t>
       </w:r>
     </w:p>
     <w:p>
@@ -3076,19 +3048,8 @@
           <w:bCs/>
           <w:lang w:val="en-IN"/>
         </w:rPr>
-        <w:t xml:space="preserve">Convertible vs </w:t>
-      </w:r>
-      <w:proofErr w:type="gramStart"/>
-      <w:r>
-        <w:rPr>
-          <w:rFonts w:ascii="Arial" w:hAnsi="Arial" w:cs="Arial"/>
-          <w:b/>
-          <w:bCs/>
-          <w:lang w:val="en-IN"/>
-        </w:rPr>
-        <w:t>Non-Convertible</w:t>
-      </w:r>
-      <w:proofErr w:type="gramEnd"/>
+        <w:t>Convertible vs Non-Convertible</w:t>
+      </w:r>
     </w:p>
     <w:p>
       <w:pPr>
@@ -4006,13 +3967,8 @@
               <w:jc w:val="center"/>
             </w:pPr>
             <w:r>
-              <w:t xml:space="preserve">DSN=Prod - </w:t>
-            </w:r>
-            <w:proofErr w:type="spellStart"/>
-            <w:r>
-              <w:t>MasterProduction</w:t>
-            </w:r>
-            <w:proofErr w:type="spellEnd"/>
+              <w:t>DSN=Prod - MasterProduction</w:t>
+            </w:r>
           </w:p>
         </w:tc>
         <w:tc>
@@ -4065,23 +4021,7 @@
               <w:jc w:val="center"/>
             </w:pPr>
             <w:r>
-              <w:t>\\cardinalhealth.net\Applications\OH001\AnalyticsInfoMgmt\Teams\Performance Optimization\</w:t>
-            </w:r>
-            <w:proofErr w:type="spellStart"/>
-            <w:r>
-              <w:t>AdamTransition</w:t>
-            </w:r>
-            <w:proofErr w:type="spellEnd"/>
-            <w:r>
-              <w:t>\</w:t>
-            </w:r>
-            <w:proofErr w:type="spellStart"/>
-            <w:r>
-              <w:t>ClarivateAllocation</w:t>
-            </w:r>
-            <w:proofErr w:type="spellEnd"/>
-            <w:r>
-              <w:t>\data</w:t>
+              <w:t>\\cardinalhealth.net\Applications\OH001\AnalyticsInfoMgmt\Teams\Performance Optimization\AdamTransition\ClarivateAllocation\data</w:t>
             </w:r>
             <w:r>
               <w:t>\</w:t>
@@ -4138,23 +4078,7 @@
               <w:jc w:val="center"/>
             </w:pPr>
             <w:r>
-              <w:t>EDNA (</w:t>
-            </w:r>
-            <w:proofErr w:type="spellStart"/>
-            <w:r>
-              <w:t>edna</w:t>
-            </w:r>
-            <w:proofErr w:type="spellEnd"/>
-            <w:r>
-              <w:t>-data-pr-</w:t>
-            </w:r>
-            <w:proofErr w:type="spellStart"/>
-            <w:r>
-              <w:t>cah</w:t>
-            </w:r>
-            <w:proofErr w:type="spellEnd"/>
-            <w:r>
-              <w:t>)</w:t>
+              <w:t>EDNA (edna-data-pr-cah)</w:t>
             </w:r>
           </w:p>
         </w:tc>
@@ -4217,7 +4141,7 @@
       <w:tr>
         <w:tc>
           <w:tcPr>
-            <w:tcW w:w="2434" w:type="dxa"/>
+            <w:tcW w:w="3087" w:type="dxa"/>
             <w:shd w:val="clear" w:color="auto" w:fill="BFBFBF" w:themeFill="background1" w:themeFillShade="BF"/>
           </w:tcPr>
           <w:bookmarkEnd w:id="6"/>
@@ -4242,7 +4166,7 @@
         </w:tc>
         <w:tc>
           <w:tcPr>
-            <w:tcW w:w="2434" w:type="dxa"/>
+            <w:tcW w:w="2235" w:type="dxa"/>
             <w:shd w:val="clear" w:color="auto" w:fill="BFBFBF" w:themeFill="background1" w:themeFillShade="BF"/>
           </w:tcPr>
           <w:p>
@@ -4264,7 +4188,7 @@
         </w:tc>
         <w:tc>
           <w:tcPr>
-            <w:tcW w:w="2434" w:type="dxa"/>
+            <w:tcW w:w="2207" w:type="dxa"/>
             <w:shd w:val="clear" w:color="auto" w:fill="BFBFBF" w:themeFill="background1" w:themeFillShade="BF"/>
           </w:tcPr>
           <w:p>
@@ -4286,7 +4210,7 @@
         </w:tc>
         <w:tc>
           <w:tcPr>
-            <w:tcW w:w="2434" w:type="dxa"/>
+            <w:tcW w:w="2207" w:type="dxa"/>
             <w:shd w:val="clear" w:color="auto" w:fill="BFBFBF" w:themeFill="background1" w:themeFillShade="BF"/>
           </w:tcPr>
           <w:p>
@@ -4310,22 +4234,20 @@
       <w:tr>
         <w:tc>
           <w:tcPr>
-            <w:tcW w:w="2434" w:type="dxa"/>
+            <w:tcW w:w="3087" w:type="dxa"/>
           </w:tcPr>
           <w:p>
             <w:pPr>
               <w:jc w:val="center"/>
             </w:pPr>
-            <w:proofErr w:type="spellStart"/>
             <w:r>
               <w:t>Bayes_Soldto_Unspsc_Opportunity</w:t>
             </w:r>
-            <w:proofErr w:type="spellEnd"/>
           </w:p>
         </w:tc>
         <w:tc>
           <w:tcPr>
-            <w:tcW w:w="2434" w:type="dxa"/>
+            <w:tcW w:w="2235" w:type="dxa"/>
           </w:tcPr>
           <w:p>
             <w:pPr>
@@ -4338,28 +4260,20 @@
         </w:tc>
         <w:tc>
           <w:tcPr>
-            <w:tcW w:w="2434" w:type="dxa"/>
+            <w:tcW w:w="2207" w:type="dxa"/>
           </w:tcPr>
           <w:p>
             <w:pPr>
               <w:jc w:val="center"/>
             </w:pPr>
             <w:r>
-              <w:t xml:space="preserve">Group by </w:t>
-            </w:r>
-            <w:proofErr w:type="spellStart"/>
-            <w:r>
-              <w:t>SoldTo</w:t>
-            </w:r>
-            <w:proofErr w:type="spellEnd"/>
-            <w:r>
-              <w:t xml:space="preserve"> + UNSPSC</w:t>
+              <w:t>Group by SoldTo + UNSPSC</w:t>
             </w:r>
           </w:p>
         </w:tc>
         <w:tc>
           <w:tcPr>
-            <w:tcW w:w="2434" w:type="dxa"/>
+            <w:tcW w:w="2207" w:type="dxa"/>
           </w:tcPr>
           <w:p>
             <w:pPr>
@@ -4374,22 +4288,20 @@
       <w:tr>
         <w:tc>
           <w:tcPr>
-            <w:tcW w:w="2434" w:type="dxa"/>
+            <w:tcW w:w="3087" w:type="dxa"/>
           </w:tcPr>
           <w:p>
             <w:pPr>
               <w:jc w:val="center"/>
             </w:pPr>
-            <w:proofErr w:type="spellStart"/>
             <w:r>
               <w:t>soldto_UNSPSC_denominator</w:t>
             </w:r>
-            <w:proofErr w:type="spellEnd"/>
           </w:p>
         </w:tc>
         <w:tc>
           <w:tcPr>
-            <w:tcW w:w="2434" w:type="dxa"/>
+            <w:tcW w:w="2235" w:type="dxa"/>
           </w:tcPr>
           <w:p>
             <w:pPr>
@@ -4402,7 +4314,7 @@
         </w:tc>
         <w:tc>
           <w:tcPr>
-            <w:tcW w:w="2434" w:type="dxa"/>
+            <w:tcW w:w="2207" w:type="dxa"/>
           </w:tcPr>
           <w:p>
             <w:pPr>
@@ -4415,7 +4327,7 @@
         </w:tc>
         <w:tc>
           <w:tcPr>
-            <w:tcW w:w="2434" w:type="dxa"/>
+            <w:tcW w:w="2207" w:type="dxa"/>
           </w:tcPr>
           <w:p>
             <w:pPr>
@@ -4430,23 +4342,21 @@
       <w:tr>
         <w:tc>
           <w:tcPr>
-            <w:tcW w:w="2434" w:type="dxa"/>
+            <w:tcW w:w="3087" w:type="dxa"/>
           </w:tcPr>
           <w:p>
             <w:pPr>
               <w:jc w:val="center"/>
             </w:pPr>
-            <w:proofErr w:type="spellStart"/>
             <w:r>
               <w:lastRenderedPageBreak/>
               <w:t>Shipto_Unspsc_Allocation</w:t>
             </w:r>
-            <w:proofErr w:type="spellEnd"/>
           </w:p>
         </w:tc>
         <w:tc>
           <w:tcPr>
-            <w:tcW w:w="2434" w:type="dxa"/>
+            <w:tcW w:w="2235" w:type="dxa"/>
           </w:tcPr>
           <w:p>
             <w:pPr>
@@ -4459,7 +4369,7 @@
         </w:tc>
         <w:tc>
           <w:tcPr>
-            <w:tcW w:w="2434" w:type="dxa"/>
+            <w:tcW w:w="2207" w:type="dxa"/>
           </w:tcPr>
           <w:p>
             <w:pPr>
@@ -4472,7 +4382,7 @@
         </w:tc>
         <w:tc>
           <w:tcPr>
-            <w:tcW w:w="2434" w:type="dxa"/>
+            <w:tcW w:w="2207" w:type="dxa"/>
           </w:tcPr>
           <w:p>
             <w:pPr>
@@ -4487,7 +4397,7 @@
       <w:tr>
         <w:tc>
           <w:tcPr>
-            <w:tcW w:w="2434" w:type="dxa"/>
+            <w:tcW w:w="3087" w:type="dxa"/>
           </w:tcPr>
           <w:p>
             <w:pPr>
@@ -4500,7 +4410,7 @@
         </w:tc>
         <w:tc>
           <w:tcPr>
-            <w:tcW w:w="2434" w:type="dxa"/>
+            <w:tcW w:w="2235" w:type="dxa"/>
           </w:tcPr>
           <w:p>
             <w:pPr>
@@ -4513,7 +4423,7 @@
         </w:tc>
         <w:tc>
           <w:tcPr>
-            <w:tcW w:w="2434" w:type="dxa"/>
+            <w:tcW w:w="2207" w:type="dxa"/>
           </w:tcPr>
           <w:p>
             <w:pPr>
@@ -4526,7 +4436,7 @@
         </w:tc>
         <w:tc>
           <w:tcPr>
-            <w:tcW w:w="2434" w:type="dxa"/>
+            <w:tcW w:w="2207" w:type="dxa"/>
           </w:tcPr>
           <w:p>
             <w:pPr>
@@ -4538,6 +4448,131 @@
           </w:p>
         </w:tc>
       </w:tr>
+      <w:tr>
+        <w:tc>
+          <w:tcPr>
+            <w:tcW w:w="3087" w:type="dxa"/>
+          </w:tcPr>
+          <w:p>
+            <w:pPr>
+              <w:rPr>
+                <w:rFonts w:ascii="Arial" w:hAnsi="Arial" w:cs="Arial"/>
+                <w:b/>
+                <w:bCs/>
+                <w:lang w:val="en-IN"/>
+              </w:rPr>
+            </w:pPr>
+          </w:p>
+          <w:p>
+            <w:pPr>
+              <w:rPr>
+                <w:rFonts w:ascii="Arial" w:hAnsi="Arial" w:cs="Arial"/>
+                <w:lang w:val="en-IN"/>
+              </w:rPr>
+            </w:pPr>
+          </w:p>
+          <w:p>
+            <w:pPr>
+              <w:jc w:val="center"/>
+              <w:rPr>
+                <w:rFonts w:ascii="Arial" w:hAnsi="Arial" w:cs="Arial"/>
+                <w:lang w:val="en-IN"/>
+              </w:rPr>
+            </w:pPr>
+            <w:r>
+              <w:rPr>
+                <w:rFonts w:ascii="Arial" w:hAnsi="Arial" w:cs="Arial"/>
+                <w:lang w:val="en-IN"/>
+              </w:rPr>
+              <w:t>mktvw_sum</w:t>
+            </w:r>
+          </w:p>
+          <w:p>
+            <w:pPr>
+              <w:ind w:firstLine="720"/>
+            </w:pPr>
+          </w:p>
+        </w:tc>
+        <w:tc>
+          <w:tcPr>
+            <w:tcW w:w="2235" w:type="dxa"/>
+          </w:tcPr>
+          <w:p>
+            <w:pPr>
+              <w:rPr>
+                <w:rFonts w:ascii="Arial" w:hAnsi="Arial" w:cs="Arial"/>
+                <w:lang w:val="en-IN"/>
+              </w:rPr>
+            </w:pPr>
+          </w:p>
+          <w:p>
+            <w:pPr>
+              <w:rPr>
+                <w:rFonts w:ascii="Arial" w:hAnsi="Arial" w:cs="Arial"/>
+                <w:lang w:val="en-IN"/>
+              </w:rPr>
+            </w:pPr>
+            <w:r>
+              <w:rPr>
+                <w:rFonts w:ascii="Arial" w:hAnsi="Arial" w:cs="Arial"/>
+                <w:lang w:val="en-IN"/>
+              </w:rPr>
+              <w:t>Cardinal Estimate on Marketing View Level (Each dollar counted twice or multiple times for each material level opportunity)</w:t>
+            </w:r>
+          </w:p>
+          <w:p>
+            <w:pPr>
+              <w:jc w:val="center"/>
+            </w:pPr>
+          </w:p>
+        </w:tc>
+        <w:tc>
+          <w:tcPr>
+            <w:tcW w:w="2207" w:type="dxa"/>
+          </w:tcPr>
+          <w:p>
+            <w:pPr>
+              <w:jc w:val="center"/>
+            </w:pPr>
+          </w:p>
+          <w:p>
+            <w:pPr>
+              <w:jc w:val="center"/>
+            </w:pPr>
+          </w:p>
+          <w:p>
+            <w:pPr>
+              <w:jc w:val="center"/>
+            </w:pPr>
+            <w:r>
+              <w:t>Group by Marketing View</w:t>
+            </w:r>
+          </w:p>
+        </w:tc>
+        <w:tc>
+          <w:tcPr>
+            <w:tcW w:w="2207" w:type="dxa"/>
+          </w:tcPr>
+          <w:p>
+            <w:pPr>
+              <w:jc w:val="center"/>
+            </w:pPr>
+          </w:p>
+          <w:p>
+            <w:pPr>
+              <w:jc w:val="center"/>
+            </w:pPr>
+          </w:p>
+          <w:p>
+            <w:pPr>
+              <w:jc w:val="center"/>
+            </w:pPr>
+            <w:r>
+              <w:t>Segment opportunity</w:t>
+            </w:r>
+          </w:p>
+        </w:tc>
+      </w:tr>
     </w:tbl>
     <w:p>
       <w:pPr>
@@ -4580,23 +4615,13 @@
         </w:rPr>
         <w:tab/>
       </w:r>
-      <w:proofErr w:type="spellStart"/>
       <w:r>
         <w:rPr>
           <w:rFonts w:ascii="Arial" w:hAnsi="Arial" w:cs="Arial"/>
           <w:b/>
           <w:u w:val="single"/>
         </w:rPr>
-        <w:t>Acronymns</w:t>
-      </w:r>
-      <w:proofErr w:type="spellEnd"/>
-      <w:r>
-        <w:rPr>
-          <w:rFonts w:ascii="Arial" w:hAnsi="Arial" w:cs="Arial"/>
-          <w:b/>
-          <w:u w:val="single"/>
-        </w:rPr>
-        <w:t>:</w:t>
+        <w:t>Acronymns:</w:t>
       </w:r>
     </w:p>
     <w:p>
@@ -4973,7 +4998,6 @@
                 <w:lang w:val="en-IN"/>
               </w:rPr>
             </w:pPr>
-            <w:proofErr w:type="spellStart"/>
             <w:r>
               <w:rPr>
                 <w:rFonts w:ascii="Arial" w:hAnsi="Arial" w:cs="Arial"/>
@@ -4982,7 +5006,6 @@
               </w:rPr>
               <w:t>SoldTo</w:t>
             </w:r>
-            <w:proofErr w:type="spellEnd"/>
           </w:p>
         </w:tc>
         <w:tc>
@@ -5101,105 +5124,6 @@
         <w:rPr>
           <w:rFonts w:ascii="Arial" w:hAnsi="Arial" w:cs="Arial"/>
           <w:b/>
-        </w:rPr>
-      </w:pPr>
-    </w:p>
-    <w:p>
-      <w:pPr>
-        <w:pStyle w:val="NoSpacing"/>
-        <w:rPr>
-          <w:rFonts w:ascii="Arial" w:hAnsi="Arial" w:cs="Arial"/>
-          <w:b/>
-        </w:rPr>
-      </w:pPr>
-    </w:p>
-    <w:p>
-      <w:pPr>
-        <w:pStyle w:val="NoSpacing"/>
-        <w:rPr>
-          <w:rFonts w:ascii="Arial" w:hAnsi="Arial" w:cs="Arial"/>
-          <w:b/>
-        </w:rPr>
-      </w:pPr>
-    </w:p>
-    <w:p>
-      <w:pPr>
-        <w:pStyle w:val="NoSpacing"/>
-        <w:rPr>
-          <w:rFonts w:ascii="Arial" w:hAnsi="Arial" w:cs="Arial"/>
-          <w:b/>
-        </w:rPr>
-      </w:pPr>
-    </w:p>
-    <w:p>
-      <w:pPr>
-        <w:pStyle w:val="NoSpacing"/>
-        <w:rPr>
-          <w:rFonts w:ascii="Arial" w:hAnsi="Arial" w:cs="Arial"/>
-          <w:b/>
-        </w:rPr>
-      </w:pPr>
-    </w:p>
-    <w:p>
-      <w:pPr>
-        <w:pStyle w:val="NoSpacing"/>
-        <w:rPr>
-          <w:rFonts w:ascii="Arial" w:hAnsi="Arial" w:cs="Arial"/>
-          <w:b/>
-        </w:rPr>
-      </w:pPr>
-    </w:p>
-    <w:p>
-      <w:pPr>
-        <w:pStyle w:val="NoSpacing"/>
-        <w:rPr>
-          <w:rFonts w:ascii="Arial" w:hAnsi="Arial" w:cs="Arial"/>
-          <w:b/>
-        </w:rPr>
-      </w:pPr>
-    </w:p>
-    <w:p>
-      <w:pPr>
-        <w:pStyle w:val="NoSpacing"/>
-        <w:rPr>
-          <w:rFonts w:ascii="Arial" w:hAnsi="Arial" w:cs="Arial"/>
-          <w:b/>
-        </w:rPr>
-      </w:pPr>
-    </w:p>
-    <w:p>
-      <w:pPr>
-        <w:pStyle w:val="NoSpacing"/>
-        <w:rPr>
-          <w:rFonts w:ascii="Arial" w:hAnsi="Arial" w:cs="Arial"/>
-          <w:b/>
-        </w:rPr>
-      </w:pPr>
-    </w:p>
-    <w:p>
-      <w:pPr>
-        <w:pStyle w:val="NoSpacing"/>
-        <w:rPr>
-          <w:rFonts w:ascii="Arial" w:hAnsi="Arial" w:cs="Arial"/>
-          <w:b/>
-        </w:rPr>
-      </w:pPr>
-    </w:p>
-    <w:p>
-      <w:pPr>
-        <w:pStyle w:val="NoSpacing"/>
-        <w:rPr>
-          <w:rFonts w:ascii="Arial" w:hAnsi="Arial" w:cs="Arial"/>
-          <w:b/>
-        </w:rPr>
-      </w:pPr>
-    </w:p>
-    <w:p>
-      <w:pPr>
-        <w:pStyle w:val="NoSpacing"/>
-        <w:rPr>
-          <w:rFonts w:ascii="Arial" w:hAnsi="Arial" w:cs="Arial"/>
-          <w:b/>
           <w:u w:val="single"/>
         </w:rPr>
       </w:pPr>
@@ -5208,7 +5132,6 @@
           <w:rFonts w:ascii="Arial" w:hAnsi="Arial" w:cs="Arial"/>
           <w:b/>
         </w:rPr>
-        <w:lastRenderedPageBreak/>
         <w:t>2.4</w:t>
       </w:r>
       <w:r>
@@ -5842,7 +5765,6 @@
           <w:rFonts w:ascii="Arial" w:hAnsi="Arial" w:cs="Arial"/>
           <w:b/>
         </w:rPr>
-        <w:lastRenderedPageBreak/>
         <w:t>2.</w:t>
       </w:r>
       <w:r>
@@ -5889,23 +5811,7 @@
           <w:rFonts w:ascii="Arial" w:hAnsi="Arial" w:cs="Arial"/>
           <w:b/>
         </w:rPr>
-        <w:t xml:space="preserve">Alteryx workflow </w:t>
-      </w:r>
-      <w:proofErr w:type="gramStart"/>
-      <w:r>
-        <w:rPr>
-          <w:rFonts w:ascii="Arial" w:hAnsi="Arial" w:cs="Arial"/>
-          <w:b/>
-        </w:rPr>
-        <w:t>run</w:t>
-      </w:r>
-      <w:proofErr w:type="gramEnd"/>
-      <w:r>
-        <w:rPr>
-          <w:rFonts w:ascii="Arial" w:hAnsi="Arial" w:cs="Arial"/>
-          <w:b/>
-        </w:rPr>
-        <w:t xml:space="preserve"> we need to have access to Network Folder and </w:t>
+        <w:t xml:space="preserve">Alteryx workflow run we need to have access to Network Folder and </w:t>
       </w:r>
       <w:r>
         <w:rPr>
@@ -6006,33 +5912,8 @@
           <w:rFonts w:ascii="Arial" w:hAnsi="Arial" w:cs="Arial"/>
           <w:b/>
         </w:rPr>
-        <w:t>\\cardinalhealth.net\Applications\OH001\AnalyticsInfoMgmt\Teams\Performance Optimization\</w:t>
-      </w:r>
-      <w:proofErr w:type="spellStart"/>
-      <w:r>
-        <w:rPr>
-          <w:rFonts w:ascii="Arial" w:hAnsi="Arial" w:cs="Arial"/>
-          <w:b/>
-        </w:rPr>
-        <w:t>AdamTransition</w:t>
-      </w:r>
-      <w:proofErr w:type="spellEnd"/>
-      <w:r>
-        <w:rPr>
-          <w:rFonts w:ascii="Arial" w:hAnsi="Arial" w:cs="Arial"/>
-          <w:b/>
-        </w:rPr>
-        <w:t>\</w:t>
-      </w:r>
-      <w:proofErr w:type="spellStart"/>
-      <w:r>
-        <w:rPr>
-          <w:rFonts w:ascii="Arial" w:hAnsi="Arial" w:cs="Arial"/>
-          <w:b/>
-        </w:rPr>
-        <w:t>ClarivateAllocation</w:t>
-      </w:r>
-      <w:proofErr w:type="spellEnd"/>
+        <w:t>\\cardinalhealth.net\Applications\OH001\AnalyticsInfoMgmt\Teams\Performance Optimization\AdamTransition\ClarivateAllocation</w:t>
+      </w:r>
     </w:p>
     <w:p>
       <w:pPr>
@@ -6249,23 +6130,7 @@
           <w:rFonts w:ascii="Arial" w:hAnsi="Arial" w:cs="Arial"/>
           <w:lang w:val="en-IN"/>
         </w:rPr>
-        <w:t xml:space="preserve">DSN Name: Prod - </w:t>
-      </w:r>
-      <w:proofErr w:type="spellStart"/>
-      <w:r>
-        <w:rPr>
-          <w:rFonts w:ascii="Arial" w:hAnsi="Arial" w:cs="Arial"/>
-          <w:lang w:val="en-IN"/>
-        </w:rPr>
-        <w:t>MasterProduction</w:t>
-      </w:r>
-      <w:proofErr w:type="spellEnd"/>
-      <w:r>
-        <w:rPr>
-          <w:rFonts w:ascii="Arial" w:hAnsi="Arial" w:cs="Arial"/>
-          <w:lang w:val="en-IN"/>
-        </w:rPr>
-        <w:t xml:space="preserve"> </w:t>
+        <w:t xml:space="preserve">DSN Name: Prod - MasterProduction </w:t>
       </w:r>
     </w:p>
     <w:p>
@@ -6491,30 +6356,8 @@
           <w:bCs/>
           <w:lang w:val="en-IN"/>
         </w:rPr>
-        <w:t xml:space="preserve">Step 1: </w:t>
-      </w:r>
-      <w:proofErr w:type="spellStart"/>
-      <w:r>
-        <w:rPr>
-          <w:rFonts w:ascii="Arial" w:hAnsi="Arial" w:cs="Arial"/>
-          <w:b/>
-          <w:bCs/>
-          <w:lang w:val="en-IN"/>
-        </w:rPr>
-        <w:t>copy_</w:t>
-      </w:r>
-      <w:proofErr w:type="gramStart"/>
-      <w:r>
-        <w:rPr>
-          <w:rFonts w:ascii="Arial" w:hAnsi="Arial" w:cs="Arial"/>
-          <w:b/>
-          <w:bCs/>
-          <w:lang w:val="en-IN"/>
-        </w:rPr>
-        <w:t>clarivate.yxmd</w:t>
-      </w:r>
-      <w:proofErr w:type="spellEnd"/>
-      <w:proofErr w:type="gramEnd"/>
+        <w:t>Step 1: copy_clarivate.yxmd</w:t>
+      </w:r>
     </w:p>
     <w:p>
       <w:pPr>
@@ -6581,30 +6424,12 @@
           <w:lang w:val="en-IN"/>
         </w:rPr>
       </w:pPr>
-      <w:proofErr w:type="spellStart"/>
-      <w:r>
-        <w:rPr>
-          <w:rFonts w:ascii="Arial" w:hAnsi="Arial" w:cs="Arial"/>
-          <w:lang w:val="en-IN"/>
-        </w:rPr>
-        <w:t>sales_distributed_</w:t>
-      </w:r>
-      <w:proofErr w:type="gramStart"/>
-      <w:r>
-        <w:rPr>
-          <w:rFonts w:ascii="Arial" w:hAnsi="Arial" w:cs="Arial"/>
-          <w:lang w:val="en-IN"/>
-        </w:rPr>
-        <w:t>transaction.yxdb</w:t>
-      </w:r>
-      <w:proofErr w:type="spellEnd"/>
-      <w:proofErr w:type="gramEnd"/>
-      <w:r>
-        <w:rPr>
-          <w:rFonts w:ascii="Arial" w:hAnsi="Arial" w:cs="Arial"/>
-          <w:lang w:val="en-IN"/>
-        </w:rPr>
-        <w:t xml:space="preserve"> </w:t>
+      <w:r>
+        <w:rPr>
+          <w:rFonts w:ascii="Arial" w:hAnsi="Arial" w:cs="Arial"/>
+          <w:lang w:val="en-IN"/>
+        </w:rPr>
+        <w:t xml:space="preserve">sales_distributed_transaction.yxdb </w:t>
       </w:r>
     </w:p>
     <w:p>
@@ -6618,39 +6443,31 @@
           <w:lang w:val="en-IN"/>
         </w:rPr>
       </w:pPr>
-      <w:proofErr w:type="spellStart"/>
-      <w:r>
-        <w:rPr>
-          <w:rFonts w:ascii="Arial" w:hAnsi="Arial" w:cs="Arial"/>
-          <w:lang w:val="en-IN"/>
-        </w:rPr>
-        <w:t>MaterialLevelEnginuity.yxdb</w:t>
-      </w:r>
-      <w:proofErr w:type="spellEnd"/>
-      <w:r>
-        <w:rPr>
-          <w:rFonts w:ascii="Arial" w:hAnsi="Arial" w:cs="Arial"/>
-          <w:lang w:val="en-IN"/>
-        </w:rPr>
-        <w:t xml:space="preserve"> </w:t>
-      </w:r>
-    </w:p>
-    <w:p>
-      <w:pPr>
-        <w:rPr>
-          <w:rFonts w:ascii="Arial" w:hAnsi="Arial" w:cs="Arial"/>
-          <w:b/>
-          <w:bCs/>
-          <w:lang w:val="en-IN"/>
-        </w:rPr>
-      </w:pPr>
-      <w:r>
-        <w:rPr>
-          <w:rFonts w:ascii="Arial" w:hAnsi="Arial" w:cs="Arial"/>
-          <w:b/>
-          <w:bCs/>
-          <w:lang w:val="en-IN"/>
-        </w:rPr>
+      <w:r>
+        <w:rPr>
+          <w:rFonts w:ascii="Arial" w:hAnsi="Arial" w:cs="Arial"/>
+          <w:lang w:val="en-IN"/>
+        </w:rPr>
+        <w:t xml:space="preserve">MaterialLevelEnginuity.yxdb </w:t>
+      </w:r>
+    </w:p>
+    <w:p>
+      <w:pPr>
+        <w:rPr>
+          <w:rFonts w:ascii="Arial" w:hAnsi="Arial" w:cs="Arial"/>
+          <w:b/>
+          <w:bCs/>
+          <w:lang w:val="en-IN"/>
+        </w:rPr>
+      </w:pPr>
+      <w:r>
+        <w:rPr>
+          <w:rFonts w:ascii="Arial" w:hAnsi="Arial" w:cs="Arial"/>
+          <w:b/>
+          <w:bCs/>
+          <w:lang w:val="en-IN"/>
+        </w:rPr>
+        <w:lastRenderedPageBreak/>
         <w:t>What Happens</w:t>
       </w:r>
     </w:p>
@@ -6670,7 +6487,6 @@
           <w:rFonts w:ascii="Arial" w:hAnsi="Arial" w:cs="Arial"/>
           <w:lang w:val="en-IN"/>
         </w:rPr>
-        <w:lastRenderedPageBreak/>
         <w:t xml:space="preserve">Filters last 4 quarters </w:t>
       </w:r>
     </w:p>
@@ -6742,21 +6558,12 @@
           <w:lang w:val="en-IN"/>
         </w:rPr>
       </w:pPr>
-      <w:proofErr w:type="spellStart"/>
-      <w:r>
-        <w:rPr>
-          <w:rFonts w:ascii="Arial" w:hAnsi="Arial" w:cs="Arial"/>
-          <w:lang w:val="en-IN"/>
-        </w:rPr>
-        <w:t>Clarivate_Data.yxdb</w:t>
-      </w:r>
-      <w:proofErr w:type="spellEnd"/>
-      <w:r>
-        <w:rPr>
-          <w:rFonts w:ascii="Arial" w:hAnsi="Arial" w:cs="Arial"/>
-          <w:lang w:val="en-IN"/>
-        </w:rPr>
-        <w:t xml:space="preserve"> </w:t>
+      <w:r>
+        <w:rPr>
+          <w:rFonts w:ascii="Arial" w:hAnsi="Arial" w:cs="Arial"/>
+          <w:lang w:val="en-IN"/>
+        </w:rPr>
+        <w:t xml:space="preserve">Clarivate_Data.yxdb </w:t>
       </w:r>
     </w:p>
     <w:p>
@@ -7126,6 +6933,7 @@
           <w:rFonts w:ascii="Arial" w:hAnsi="Arial" w:cs="Arial"/>
           <w:lang w:val="en-IN"/>
         </w:rPr>
+        <w:lastRenderedPageBreak/>
         <w:t xml:space="preserve">Open workflow </w:t>
       </w:r>
     </w:p>
@@ -7145,7 +6953,6 @@
           <w:rFonts w:ascii="Arial" w:hAnsi="Arial" w:cs="Arial"/>
           <w:lang w:val="en-IN"/>
         </w:rPr>
-        <w:lastRenderedPageBreak/>
         <w:t xml:space="preserve">Click Run </w:t>
       </w:r>
     </w:p>
@@ -7259,23 +7066,7 @@
           <w:rFonts w:ascii="Arial" w:hAnsi="Arial" w:cs="Arial"/>
           <w:lang w:val="en-IN"/>
         </w:rPr>
-        <w:t xml:space="preserve">Joins ShipTo and </w:t>
-      </w:r>
-      <w:proofErr w:type="spellStart"/>
-      <w:r>
-        <w:rPr>
-          <w:rFonts w:ascii="Arial" w:hAnsi="Arial" w:cs="Arial"/>
-          <w:lang w:val="en-IN"/>
-        </w:rPr>
-        <w:t>SoldTo</w:t>
-      </w:r>
-      <w:proofErr w:type="spellEnd"/>
-      <w:r>
-        <w:rPr>
-          <w:rFonts w:ascii="Arial" w:hAnsi="Arial" w:cs="Arial"/>
-          <w:lang w:val="en-IN"/>
-        </w:rPr>
-        <w:t xml:space="preserve"> </w:t>
+        <w:t xml:space="preserve">Joins ShipTo and SoldTo </w:t>
       </w:r>
     </w:p>
     <w:p>
@@ -7372,38 +7163,7 @@
           <w:bCs/>
           <w:lang w:val="en-IN"/>
         </w:rPr>
-        <w:t>Step 3: Clarivate_Step_</w:t>
-      </w:r>
-      <w:proofErr w:type="gramStart"/>
-      <w:r>
-        <w:rPr>
-          <w:rFonts w:ascii="Arial" w:hAnsi="Arial" w:cs="Arial"/>
-          <w:b/>
-          <w:bCs/>
-          <w:lang w:val="en-IN"/>
-        </w:rPr>
-        <w:t>03.yxmd</w:t>
-      </w:r>
-      <w:proofErr w:type="gramEnd"/>
-      <w:r>
-        <w:rPr>
-          <w:rFonts w:ascii="Arial" w:hAnsi="Arial" w:cs="Arial"/>
-          <w:b/>
-          <w:bCs/>
-          <w:lang w:val="en-IN"/>
-        </w:rPr>
-        <w:t xml:space="preserve"> (or </w:t>
-      </w:r>
-      <w:proofErr w:type="spellStart"/>
-      <w:proofErr w:type="gramStart"/>
-      <w:r>
-        <w:rPr>
-          <w:rFonts w:ascii="Arial" w:hAnsi="Arial" w:cs="Arial"/>
-          <w:b/>
-          <w:bCs/>
-          <w:lang w:val="en-IN"/>
-        </w:rPr>
-        <w:t>workaround.</w:t>
+        <w:t>Step 3: Clarivate_Step_03.yxmd (or workaround.</w:t>
       </w:r>
       <w:r>
         <w:rPr>
@@ -7414,8 +7174,6 @@
         </w:rPr>
         <w:t>R</w:t>
       </w:r>
-      <w:proofErr w:type="spellEnd"/>
-      <w:proofErr w:type="gramEnd"/>
       <w:r>
         <w:rPr>
           <w:rFonts w:ascii="Arial" w:hAnsi="Arial" w:cs="Arial"/>
@@ -7640,23 +7398,7 @@
           <w:rFonts w:ascii="Arial" w:hAnsi="Arial" w:cs="Arial"/>
           <w:lang w:val="en-IN"/>
         </w:rPr>
-        <w:t>Workflow: Clarivate_Step_</w:t>
-      </w:r>
-      <w:proofErr w:type="gramStart"/>
-      <w:r>
-        <w:rPr>
-          <w:rFonts w:ascii="Arial" w:hAnsi="Arial" w:cs="Arial"/>
-          <w:lang w:val="en-IN"/>
-        </w:rPr>
-        <w:t>03.yxmd</w:t>
-      </w:r>
-      <w:proofErr w:type="gramEnd"/>
-      <w:r>
-        <w:rPr>
-          <w:rFonts w:ascii="Arial" w:hAnsi="Arial" w:cs="Arial"/>
-          <w:lang w:val="en-IN"/>
-        </w:rPr>
-        <w:t xml:space="preserve"> </w:t>
+        <w:t xml:space="preserve">Workflow: Clarivate_Step_03.yxmd </w:t>
       </w:r>
     </w:p>
     <w:p>
@@ -7713,16 +7455,8 @@
           <w:rFonts w:ascii="Arial" w:hAnsi="Arial" w:cs="Arial"/>
           <w:lang w:val="en-IN"/>
         </w:rPr>
-        <w:t xml:space="preserve">File: </w:t>
-      </w:r>
-      <w:proofErr w:type="spellStart"/>
-      <w:proofErr w:type="gramStart"/>
-      <w:r>
-        <w:rPr>
-          <w:rFonts w:ascii="Arial" w:hAnsi="Arial" w:cs="Arial"/>
-          <w:lang w:val="en-IN"/>
-        </w:rPr>
-        <w:t>workaround.</w:t>
+        <w:lastRenderedPageBreak/>
+        <w:t>File: workaround.</w:t>
       </w:r>
       <w:r>
         <w:rPr>
@@ -7731,8 +7465,6 @@
         </w:rPr>
         <w:t>R</w:t>
       </w:r>
-      <w:proofErr w:type="spellEnd"/>
-      <w:proofErr w:type="gramEnd"/>
     </w:p>
     <w:p>
       <w:pPr>
@@ -7750,7 +7482,6 @@
           <w:rFonts w:ascii="Arial" w:hAnsi="Arial" w:cs="Arial"/>
           <w:lang w:val="en-IN"/>
         </w:rPr>
-        <w:lastRenderedPageBreak/>
         <w:t xml:space="preserve">Same logic executed outside Alteryx </w:t>
       </w:r>
     </w:p>
@@ -8099,23 +7830,7 @@
           <w:rFonts w:ascii="Arial" w:hAnsi="Arial" w:cs="Arial"/>
           <w:lang w:val="en-IN"/>
         </w:rPr>
-        <w:t>Open Clarivate_Step_</w:t>
-      </w:r>
-      <w:proofErr w:type="gramStart"/>
-      <w:r>
-        <w:rPr>
-          <w:rFonts w:ascii="Arial" w:hAnsi="Arial" w:cs="Arial"/>
-          <w:lang w:val="en-IN"/>
-        </w:rPr>
-        <w:t>03.yxmd</w:t>
-      </w:r>
-      <w:proofErr w:type="gramEnd"/>
-      <w:r>
-        <w:rPr>
-          <w:rFonts w:ascii="Arial" w:hAnsi="Arial" w:cs="Arial"/>
-          <w:lang w:val="en-IN"/>
-        </w:rPr>
-        <w:t xml:space="preserve"> </w:t>
+        <w:t xml:space="preserve">Open Clarivate_Step_03.yxmd </w:t>
       </w:r>
     </w:p>
     <w:p>
@@ -8210,6 +7925,7 @@
           <w:rFonts w:ascii="Arial" w:hAnsi="Arial" w:cs="Arial"/>
           <w:lang w:val="en-IN"/>
         </w:rPr>
+        <w:lastRenderedPageBreak/>
         <w:t xml:space="preserve">Open RStudio </w:t>
       </w:r>
     </w:p>
@@ -8229,7 +7945,6 @@
           <w:rFonts w:ascii="Arial" w:hAnsi="Arial" w:cs="Arial"/>
           <w:lang w:val="en-IN"/>
         </w:rPr>
-        <w:lastRenderedPageBreak/>
         <w:t xml:space="preserve">Load file: workaround.txt </w:t>
       </w:r>
     </w:p>
@@ -8507,19 +8222,8 @@
           <w:bCs/>
           <w:lang w:val="en-IN"/>
         </w:rPr>
-        <w:t xml:space="preserve">Step 5: </w:t>
-      </w:r>
-      <w:proofErr w:type="spellStart"/>
-      <w:r>
-        <w:rPr>
-          <w:rFonts w:ascii="Arial" w:hAnsi="Arial" w:cs="Arial"/>
-          <w:b/>
-          <w:bCs/>
-          <w:lang w:val="en-IN"/>
-        </w:rPr>
-        <w:t>CreateNew_ShipTo_SoldTo.yxmd</w:t>
-      </w:r>
-      <w:proofErr w:type="spellEnd"/>
+        <w:t>Step 5: CreateNew_ShipTo_SoldTo.yxmd</w:t>
+      </w:r>
     </w:p>
     <w:p>
       <w:pPr>
@@ -8553,17 +8257,8 @@
           <w:rFonts w:ascii="Arial" w:hAnsi="Arial" w:cs="Arial"/>
           <w:lang w:val="en-IN"/>
         </w:rPr>
-        <w:t xml:space="preserve">Map ShipTo → </w:t>
-      </w:r>
-      <w:proofErr w:type="spellStart"/>
-      <w:r>
-        <w:rPr>
-          <w:rFonts w:ascii="Arial" w:hAnsi="Arial" w:cs="Arial"/>
-          <w:lang w:val="en-IN"/>
-        </w:rPr>
-        <w:t>SoldTo</w:t>
-      </w:r>
-      <w:proofErr w:type="spellEnd"/>
+        <w:t>Map ShipTo → SoldTo</w:t>
+      </w:r>
     </w:p>
     <w:p>
       <w:pPr>
@@ -8650,30 +8345,8 @@
           <w:bCs/>
           <w:lang w:val="en-IN"/>
         </w:rPr>
-        <w:t xml:space="preserve">Step 6: </w:t>
-      </w:r>
-      <w:proofErr w:type="spellStart"/>
-      <w:r>
-        <w:rPr>
-          <w:rFonts w:ascii="Arial" w:hAnsi="Arial" w:cs="Arial"/>
-          <w:b/>
-          <w:bCs/>
-          <w:lang w:val="en-IN"/>
-        </w:rPr>
-        <w:t>soldto_</w:t>
-      </w:r>
-      <w:proofErr w:type="gramStart"/>
-      <w:r>
-        <w:rPr>
-          <w:rFonts w:ascii="Arial" w:hAnsi="Arial" w:cs="Arial"/>
-          <w:b/>
-          <w:bCs/>
-          <w:lang w:val="en-IN"/>
-        </w:rPr>
-        <w:t>rollup.yxmd</w:t>
-      </w:r>
-      <w:proofErr w:type="spellEnd"/>
-      <w:proofErr w:type="gramEnd"/>
+        <w:t>Step 6: soldto_rollup.yxmd</w:t>
+      </w:r>
     </w:p>
     <w:p>
       <w:pPr>
@@ -8707,41 +8380,26 @@
           <w:rFonts w:ascii="Arial" w:hAnsi="Arial" w:cs="Arial"/>
           <w:lang w:val="en-IN"/>
         </w:rPr>
-        <w:t xml:space="preserve">Aggregate to </w:t>
-      </w:r>
-      <w:proofErr w:type="spellStart"/>
-      <w:r>
-        <w:rPr>
-          <w:rFonts w:ascii="Arial" w:hAnsi="Arial" w:cs="Arial"/>
-          <w:lang w:val="en-IN"/>
-        </w:rPr>
-        <w:t>SoldTo</w:t>
-      </w:r>
-      <w:proofErr w:type="spellEnd"/>
-      <w:r>
-        <w:rPr>
-          <w:rFonts w:ascii="Arial" w:hAnsi="Arial" w:cs="Arial"/>
-          <w:lang w:val="en-IN"/>
-        </w:rPr>
-        <w:t xml:space="preserve"> level</w:t>
-      </w:r>
-    </w:p>
-    <w:p>
-      <w:pPr>
-        <w:rPr>
-          <w:rFonts w:ascii="Arial" w:hAnsi="Arial" w:cs="Arial"/>
-          <w:b/>
-          <w:bCs/>
-          <w:lang w:val="en-IN"/>
-        </w:rPr>
-      </w:pPr>
-      <w:r>
-        <w:rPr>
-          <w:rFonts w:ascii="Arial" w:hAnsi="Arial" w:cs="Arial"/>
-          <w:b/>
-          <w:bCs/>
-          <w:lang w:val="en-IN"/>
-        </w:rPr>
+        <w:t>Aggregate to SoldTo level</w:t>
+      </w:r>
+    </w:p>
+    <w:p>
+      <w:pPr>
+        <w:rPr>
+          <w:rFonts w:ascii="Arial" w:hAnsi="Arial" w:cs="Arial"/>
+          <w:b/>
+          <w:bCs/>
+          <w:lang w:val="en-IN"/>
+        </w:rPr>
+      </w:pPr>
+      <w:r>
+        <w:rPr>
+          <w:rFonts w:ascii="Arial" w:hAnsi="Arial" w:cs="Arial"/>
+          <w:b/>
+          <w:bCs/>
+          <w:lang w:val="en-IN"/>
+        </w:rPr>
+        <w:lastRenderedPageBreak/>
         <w:t>What Happens</w:t>
       </w:r>
     </w:p>
@@ -8761,24 +8419,7 @@
           <w:rFonts w:ascii="Arial" w:hAnsi="Arial" w:cs="Arial"/>
           <w:lang w:val="en-IN"/>
         </w:rPr>
-        <w:lastRenderedPageBreak/>
-        <w:t xml:space="preserve">Sums sales and opportunity by </w:t>
-      </w:r>
-      <w:proofErr w:type="spellStart"/>
-      <w:r>
-        <w:rPr>
-          <w:rFonts w:ascii="Arial" w:hAnsi="Arial" w:cs="Arial"/>
-          <w:lang w:val="en-IN"/>
-        </w:rPr>
-        <w:t>SoldTo</w:t>
-      </w:r>
-      <w:proofErr w:type="spellEnd"/>
-      <w:r>
-        <w:rPr>
-          <w:rFonts w:ascii="Arial" w:hAnsi="Arial" w:cs="Arial"/>
-          <w:lang w:val="en-IN"/>
-        </w:rPr>
-        <w:t xml:space="preserve"> </w:t>
+        <w:t xml:space="preserve">Sums sales and opportunity by SoldTo </w:t>
       </w:r>
     </w:p>
     <w:p>
@@ -8969,7 +8610,25 @@
         <w:rPr>
           <w:rFonts w:ascii="Arial" w:hAnsi="Arial" w:cs="Arial"/>
         </w:rPr>
-        <w:t>Step 1 → Step 2 → Step 3 → Step 3 → Step 4 → Step 5 → Step 6 → Step 7</w:t>
+        <w:t>Step 1 → Step 2 → Step 3</w:t>
+      </w:r>
+      <w:r>
+        <w:rPr>
+          <w:rFonts w:ascii="Arial" w:hAnsi="Arial" w:cs="Arial"/>
+        </w:rPr>
+        <w:t xml:space="preserve"> (R code)</w:t>
+      </w:r>
+      <w:r>
+        <w:rPr>
+          <w:rFonts w:ascii="Arial" w:hAnsi="Arial" w:cs="Arial"/>
+        </w:rPr>
+        <w:t xml:space="preserve"> → Step 4 → Step 5 → Step 6 → Step 7</w:t>
+      </w:r>
+      <w:r>
+        <w:rPr>
+          <w:rFonts w:ascii="Arial" w:hAnsi="Arial" w:cs="Arial"/>
+        </w:rPr>
+        <w:t xml:space="preserve"> </w:t>
       </w:r>
     </w:p>
     <w:p>
@@ -9023,19 +8682,8 @@
           <w:bCs/>
           <w:lang w:val="en-IN"/>
         </w:rPr>
-        <w:t xml:space="preserve">File 1: </w:t>
-      </w:r>
-      <w:proofErr w:type="spellStart"/>
-      <w:r>
-        <w:rPr>
-          <w:rFonts w:ascii="Arial" w:hAnsi="Arial" w:cs="Arial"/>
-          <w:b/>
-          <w:bCs/>
-          <w:lang w:val="en-IN"/>
-        </w:rPr>
-        <w:t>soldto_UNSPSC_denominator</w:t>
-      </w:r>
-      <w:proofErr w:type="spellEnd"/>
+        <w:t>File 1: soldto_UNSPSC_denominator</w:t>
+      </w:r>
     </w:p>
     <w:p>
       <w:pPr>
@@ -9143,19 +8791,8 @@
           <w:bCs/>
           <w:lang w:val="en-IN"/>
         </w:rPr>
-        <w:t xml:space="preserve">File 3: </w:t>
-      </w:r>
-      <w:proofErr w:type="spellStart"/>
-      <w:r>
-        <w:rPr>
-          <w:rFonts w:ascii="Arial" w:hAnsi="Arial" w:cs="Arial"/>
-          <w:b/>
-          <w:bCs/>
-          <w:lang w:val="en-IN"/>
-        </w:rPr>
-        <w:t>Shipto_Unspsc_Allocation</w:t>
-      </w:r>
-      <w:proofErr w:type="spellEnd"/>
+        <w:t>File 3: Shipto_Unspsc_Allocation</w:t>
+      </w:r>
     </w:p>
     <w:p>
       <w:pPr>
@@ -9205,42 +8842,101 @@
           <w:bCs/>
           <w:lang w:val="en-IN"/>
         </w:rPr>
-        <w:t xml:space="preserve">File 4: </w:t>
-      </w:r>
-      <w:proofErr w:type="spellStart"/>
-      <w:r>
-        <w:rPr>
-          <w:rFonts w:ascii="Arial" w:hAnsi="Arial" w:cs="Arial"/>
-          <w:b/>
-          <w:bCs/>
-          <w:lang w:val="en-IN"/>
-        </w:rPr>
-        <w:t>Bayes_Soldto_Unspsc_Opportunity</w:t>
-      </w:r>
-      <w:proofErr w:type="spellEnd"/>
-    </w:p>
-    <w:p>
-      <w:pPr>
-        <w:rPr>
-          <w:rFonts w:ascii="Arial" w:hAnsi="Arial" w:cs="Arial"/>
-          <w:lang w:val="en-IN"/>
-        </w:rPr>
-      </w:pPr>
-      <w:r>
-        <w:rPr>
-          <w:rFonts w:ascii="Arial" w:hAnsi="Arial" w:cs="Arial"/>
-          <w:lang w:val="en-IN"/>
-        </w:rPr>
+        <w:t>File 4: Bayes_Soldto_Unspsc_Opportunity</w:t>
+      </w:r>
+    </w:p>
+    <w:p>
+      <w:pPr>
+        <w:rPr>
+          <w:rFonts w:ascii="Arial" w:hAnsi="Arial" w:cs="Arial"/>
+          <w:lang w:val="en-IN"/>
+        </w:rPr>
+      </w:pPr>
+      <w:r>
+        <w:rPr>
+          <w:rFonts w:ascii="Arial" w:hAnsi="Arial" w:cs="Arial"/>
+          <w:lang w:val="en-IN"/>
+        </w:rPr>
+        <w:lastRenderedPageBreak/>
         <w:t>Pure model output</w:t>
       </w:r>
     </w:p>
     <w:p>
       <w:pPr>
+        <w:rPr>
+          <w:rFonts w:ascii="Arial" w:hAnsi="Arial" w:cs="Arial"/>
+          <w:b/>
+          <w:bCs/>
+          <w:lang w:val="en-IN"/>
+        </w:rPr>
+      </w:pPr>
+      <w:r>
+        <w:rPr>
+          <w:rFonts w:ascii="Arial" w:hAnsi="Arial" w:cs="Arial"/>
+          <w:b/>
+          <w:bCs/>
+          <w:lang w:val="en-IN"/>
+        </w:rPr>
+        <w:t xml:space="preserve">File </w:t>
+      </w:r>
+      <w:r>
+        <w:rPr>
+          <w:rFonts w:ascii="Arial" w:hAnsi="Arial" w:cs="Arial"/>
+          <w:b/>
+          <w:bCs/>
+          <w:lang w:val="en-IN"/>
+        </w:rPr>
+        <w:t>5</w:t>
+      </w:r>
+      <w:r>
+        <w:rPr>
+          <w:rFonts w:ascii="Arial" w:hAnsi="Arial" w:cs="Arial"/>
+          <w:b/>
+          <w:bCs/>
+          <w:lang w:val="en-IN"/>
+        </w:rPr>
+        <w:t xml:space="preserve">: </w:t>
+      </w:r>
+      <w:r>
+        <w:rPr>
+          <w:rFonts w:ascii="Arial" w:hAnsi="Arial" w:cs="Arial"/>
+          <w:b/>
+          <w:bCs/>
+          <w:lang w:val="en-IN"/>
+        </w:rPr>
+        <w:t>mktvw_sum</w:t>
+      </w:r>
+    </w:p>
+    <w:p>
+      <w:pPr>
+        <w:ind w:firstLine="720"/>
+        <w:rPr>
+          <w:rFonts w:ascii="Arial" w:hAnsi="Arial" w:cs="Arial"/>
+          <w:lang w:val="en-IN"/>
+        </w:rPr>
+      </w:pPr>
+      <w:r>
+        <w:rPr>
+          <w:rFonts w:ascii="Arial" w:hAnsi="Arial" w:cs="Arial"/>
+          <w:lang w:val="en-IN"/>
+        </w:rPr>
+        <w:t>Cardinal Estimate on Marketing View Level (Each dollar counted twice or multiple times for each material level opportunity)</w:t>
+      </w:r>
+    </w:p>
+    <w:p>
+      <w:pPr>
+        <w:rPr>
+          <w:rFonts w:ascii="Arial" w:hAnsi="Arial" w:cs="Arial"/>
+          <w:lang w:val="en-IN"/>
+        </w:rPr>
+      </w:pPr>
+    </w:p>
+    <w:p>
+      <w:pPr>
         <w:pStyle w:val="Template1"/>
       </w:pPr>
       <w:bookmarkStart w:id="9" w:name="_Toc145000510"/>
       <w:r>
-        <w:lastRenderedPageBreak/>
         <w:t>3</w:t>
       </w:r>
       <w:r>
@@ -9818,6 +9514,56 @@
     </w:p>
     <w:p>
       <w:pPr>
+        <w:rPr>
+          <w:rFonts w:ascii="Arial" w:hAnsi="Arial" w:cs="Arial"/>
+          <w:b/>
+          <w:bCs/>
+          <w:lang w:val="en-IN"/>
+        </w:rPr>
+      </w:pPr>
+      <w:r>
+        <w:rPr>
+          <w:rFonts w:ascii="Arial" w:hAnsi="Arial" w:cs="Arial"/>
+          <w:b/>
+          <w:lang w:val="pt-BR"/>
+        </w:rPr>
+        <w:tab/>
+      </w:r>
+      <w:r>
+        <w:rPr>
+          <w:rFonts w:ascii="Arial" w:hAnsi="Arial" w:cs="Arial"/>
+          <w:b/>
+          <w:bCs/>
+          <w:lang w:val="en-IN"/>
+        </w:rPr>
+        <w:t>File 1: soldto_UNSPSC_denominator</w:t>
+      </w:r>
+    </w:p>
+    <w:p>
+      <w:pPr>
+        <w:ind w:firstLine="720"/>
+        <w:rPr>
+          <w:rFonts w:ascii="Arial" w:hAnsi="Arial" w:cs="Arial"/>
+          <w:lang w:val="en-IN"/>
+        </w:rPr>
+      </w:pPr>
+      <w:r>
+        <w:rPr>
+          <w:rFonts w:ascii="Arial" w:hAnsi="Arial" w:cs="Arial"/>
+          <w:lang w:val="en-IN"/>
+        </w:rPr>
+        <w:t>Total market size (final adjusted)</w:t>
+      </w:r>
+      <w:r>
+        <w:rPr>
+          <w:rFonts w:ascii="Arial" w:hAnsi="Arial" w:cs="Arial"/>
+          <w:lang w:val="en-IN"/>
+        </w:rPr>
+        <w:t xml:space="preserve"> on “Sold To” and “UNSPSC” level.</w:t>
+      </w:r>
+    </w:p>
+    <w:p>
+      <w:pPr>
         <w:pStyle w:val="NoSpacing"/>
         <w:rPr>
           <w:rFonts w:ascii="Arial" w:hAnsi="Arial" w:cs="Arial"/>
@@ -9882,16 +9628,149 @@
         <w:rPr>
           <w:rFonts w:ascii="Arial" w:hAnsi="Arial" w:cs="Arial"/>
           <w:bCs/>
-          <w:lang w:val="en-IN"/>
-        </w:rPr>
-      </w:pPr>
-      <w:r>
-        <w:rPr>
-          <w:rFonts w:ascii="Arial" w:hAnsi="Arial" w:cs="Arial"/>
-          <w:bCs/>
-          <w:lang w:val="en-IN"/>
-        </w:rPr>
-        <w:t xml:space="preserve">Totals match across levels </w:t>
+          <w:lang w:val="pt-BR"/>
+        </w:rPr>
+      </w:pPr>
+      <w:r>
+        <w:rPr>
+          <w:rFonts w:ascii="Arial" w:hAnsi="Arial" w:cs="Arial"/>
+          <w:bCs/>
+          <w:lang w:val="en-IN"/>
+        </w:rPr>
+        <w:t>All customers mapped</w:t>
+      </w:r>
+    </w:p>
+    <w:p>
+      <w:pPr>
+        <w:pStyle w:val="NoSpacing"/>
+        <w:rPr>
+          <w:rFonts w:ascii="Arial" w:hAnsi="Arial" w:cs="Arial"/>
+          <w:bCs/>
+          <w:lang w:val="pt-BR"/>
+        </w:rPr>
+      </w:pPr>
+      <w:r>
+        <w:rPr>
+          <w:rFonts w:ascii="Arial" w:hAnsi="Arial" w:cs="Arial"/>
+          <w:bCs/>
+          <w:lang w:val="pt-BR"/>
+        </w:rPr>
+        <w:lastRenderedPageBreak/>
+        <w:drawing>
+          <wp:inline distT="0" distB="0" distL="0" distR="0" wp14:anchorId="23FFCDC8" wp14:editId="2ED2F5E9">
+            <wp:extent cx="6188710" cy="694690"/>
+            <wp:effectExtent l="0" t="0" r="2540" b="0"/>
+            <wp:docPr id="515427263" name="Picture 1"/>
+            <wp:cNvGraphicFramePr>
+              <a:graphicFrameLocks xmlns:a="http://schemas.openxmlformats.org/drawingml/2006/main" noChangeAspect="1"/>
+            </wp:cNvGraphicFramePr>
+            <a:graphic xmlns:a="http://schemas.openxmlformats.org/drawingml/2006/main">
+              <a:graphicData uri="http://schemas.openxmlformats.org/drawingml/2006/picture">
+                <pic:pic xmlns:pic="http://schemas.openxmlformats.org/drawingml/2006/picture">
+                  <pic:nvPicPr>
+                    <pic:cNvPr id="515427263" name=""/>
+                    <pic:cNvPicPr/>
+                  </pic:nvPicPr>
+                  <pic:blipFill>
+                    <a:blip r:embed="rId16"/>
+                    <a:stretch>
+                      <a:fillRect/>
+                    </a:stretch>
+                  </pic:blipFill>
+                  <pic:spPr>
+                    <a:xfrm>
+                      <a:off x="0" y="0"/>
+                      <a:ext cx="6188710" cy="694690"/>
+                    </a:xfrm>
+                    <a:prstGeom prst="rect">
+                      <a:avLst/>
+                    </a:prstGeom>
+                  </pic:spPr>
+                </pic:pic>
+              </a:graphicData>
+            </a:graphic>
+          </wp:inline>
+        </w:drawing>
+      </w:r>
+    </w:p>
+    <w:p>
+      <w:pPr>
+        <w:pStyle w:val="NoSpacing"/>
+        <w:rPr>
+          <w:rFonts w:ascii="Arial" w:hAnsi="Arial" w:cs="Arial"/>
+          <w:bCs/>
+          <w:lang w:val="pt-BR"/>
+        </w:rPr>
+      </w:pPr>
+    </w:p>
+    <w:p>
+      <w:pPr>
+        <w:rPr>
+          <w:rFonts w:ascii="Arial" w:hAnsi="Arial" w:cs="Arial"/>
+          <w:b/>
+          <w:bCs/>
+          <w:lang w:val="en-IN"/>
+        </w:rPr>
+      </w:pPr>
+      <w:r>
+        <w:rPr>
+          <w:rFonts w:ascii="Arial" w:hAnsi="Arial" w:cs="Arial"/>
+          <w:bCs/>
+          <w:lang w:val="pt-BR"/>
+        </w:rPr>
+        <w:tab/>
+      </w:r>
+      <w:r>
+        <w:rPr>
+          <w:rFonts w:ascii="Arial" w:hAnsi="Arial" w:cs="Arial"/>
+          <w:b/>
+          <w:bCs/>
+          <w:lang w:val="en-IN"/>
+        </w:rPr>
+        <w:t>File 2: Shipto_MarketingView_Allocation</w:t>
+      </w:r>
+    </w:p>
+    <w:p>
+      <w:pPr>
+        <w:ind w:firstLine="720"/>
+        <w:rPr>
+          <w:rFonts w:ascii="Arial" w:hAnsi="Arial" w:cs="Arial"/>
+          <w:lang w:val="en-IN"/>
+        </w:rPr>
+      </w:pPr>
+      <w:r>
+        <w:rPr>
+          <w:rFonts w:ascii="Arial" w:hAnsi="Arial" w:cs="Arial"/>
+          <w:lang w:val="en-IN"/>
+        </w:rPr>
+        <w:t>Opportunity by marketing category</w:t>
+      </w:r>
+    </w:p>
+    <w:p>
+      <w:pPr>
+        <w:pStyle w:val="NoSpacing"/>
+        <w:ind w:firstLine="720"/>
+        <w:rPr>
+          <w:rFonts w:ascii="Arial" w:hAnsi="Arial" w:cs="Arial"/>
+          <w:bCs/>
+          <w:lang w:val="pt-BR"/>
+        </w:rPr>
+      </w:pPr>
+      <w:r>
+        <w:rPr>
+          <w:rFonts w:ascii="Arial" w:hAnsi="Arial" w:cs="Arial"/>
+          <w:b/>
+          <w:lang w:val="pt-BR"/>
+        </w:rPr>
+        <w:t>Output check</w:t>
+      </w:r>
+      <w:r>
+        <w:rPr>
+          <w:rFonts w:ascii="Arial" w:hAnsi="Arial" w:cs="Arial"/>
+          <w:bCs/>
+          <w:lang w:val="pt-BR"/>
+        </w:rPr>
+        <w:t>:</w:t>
       </w:r>
     </w:p>
     <w:p>
@@ -9904,6 +9783,28 @@
         <w:rPr>
           <w:rFonts w:ascii="Arial" w:hAnsi="Arial" w:cs="Arial"/>
           <w:bCs/>
+          <w:lang w:val="en-IN"/>
+        </w:rPr>
+      </w:pPr>
+      <w:r>
+        <w:rPr>
+          <w:rFonts w:ascii="Arial" w:hAnsi="Arial" w:cs="Arial"/>
+          <w:bCs/>
+          <w:lang w:val="en-IN"/>
+        </w:rPr>
+        <w:t xml:space="preserve">No negative values </w:t>
+      </w:r>
+    </w:p>
+    <w:p>
+      <w:pPr>
+        <w:pStyle w:val="NoSpacing"/>
+        <w:numPr>
+          <w:ilvl w:val="0"/>
+          <w:numId w:val="49"/>
+        </w:numPr>
+        <w:rPr>
+          <w:rFonts w:ascii="Arial" w:hAnsi="Arial" w:cs="Arial"/>
+          <w:bCs/>
           <w:lang w:val="pt-BR"/>
         </w:rPr>
       </w:pPr>
@@ -9925,2101 +9826,661 @@
           <w:lang w:val="pt-BR"/>
         </w:rPr>
       </w:pPr>
-    </w:p>
-    <w:tbl>
-      <w:tblPr>
-        <w:tblW w:w="9447" w:type="dxa"/>
-        <w:tblInd w:w="147" w:type="dxa"/>
-        <w:tblLook w:val="04A0" w:firstRow="1" w:lastRow="0" w:firstColumn="1" w:lastColumn="0" w:noHBand="0" w:noVBand="1"/>
-      </w:tblPr>
-      <w:tblGrid>
-        <w:gridCol w:w="1647"/>
-        <w:gridCol w:w="1300"/>
-        <w:gridCol w:w="1300"/>
-        <w:gridCol w:w="1300"/>
-        <w:gridCol w:w="1300"/>
-        <w:gridCol w:w="1300"/>
-        <w:gridCol w:w="1300"/>
-      </w:tblGrid>
-      <w:tr>
-        <w:trPr>
-          <w:trHeight w:val="310"/>
-        </w:trPr>
-        <w:tc>
-          <w:tcPr>
-            <w:tcW w:w="1647" w:type="dxa"/>
-            <w:tcBorders>
-              <w:top w:val="single" w:sz="4" w:space="0" w:color="auto"/>
-              <w:left w:val="single" w:sz="4" w:space="0" w:color="auto"/>
-              <w:bottom w:val="single" w:sz="4" w:space="0" w:color="auto"/>
-              <w:right w:val="single" w:sz="4" w:space="0" w:color="auto"/>
-            </w:tcBorders>
-            <w:shd w:val="clear" w:color="000000" w:fill="FFFF00"/>
-            <w:noWrap/>
-          </w:tcPr>
-          <w:p>
-            <w:pPr>
-              <w:spacing w:before="0" w:after="0" w:line="240" w:lineRule="auto"/>
-              <w:jc w:val="center"/>
-              <w:rPr>
-                <w:rFonts w:ascii="Calibri" w:eastAsia="Times New Roman" w:hAnsi="Calibri" w:cs="Calibri"/>
-                <w:b/>
-                <w:bCs/>
-                <w:sz w:val="24"/>
-                <w:szCs w:val="24"/>
-                <w:lang w:bidi="ar-SA"/>
-              </w:rPr>
-            </w:pPr>
-          </w:p>
-        </w:tc>
-        <w:tc>
-          <w:tcPr>
-            <w:tcW w:w="1300" w:type="dxa"/>
-            <w:tcBorders>
-              <w:top w:val="single" w:sz="4" w:space="0" w:color="auto"/>
-              <w:left w:val="nil"/>
-              <w:bottom w:val="single" w:sz="4" w:space="0" w:color="auto"/>
-              <w:right w:val="single" w:sz="4" w:space="0" w:color="auto"/>
-            </w:tcBorders>
-            <w:shd w:val="clear" w:color="000000" w:fill="FFFF00"/>
-            <w:noWrap/>
-          </w:tcPr>
-          <w:p>
-            <w:pPr>
-              <w:spacing w:before="0" w:after="0" w:line="240" w:lineRule="auto"/>
-              <w:jc w:val="center"/>
-              <w:rPr>
-                <w:rFonts w:ascii="Calibri" w:eastAsia="Times New Roman" w:hAnsi="Calibri" w:cs="Calibri"/>
-                <w:b/>
-                <w:bCs/>
-                <w:sz w:val="24"/>
-                <w:szCs w:val="24"/>
-                <w:lang w:bidi="ar-SA"/>
-              </w:rPr>
-            </w:pPr>
-          </w:p>
-        </w:tc>
-        <w:tc>
-          <w:tcPr>
-            <w:tcW w:w="1300" w:type="dxa"/>
-            <w:tcBorders>
-              <w:top w:val="single" w:sz="4" w:space="0" w:color="auto"/>
-              <w:left w:val="nil"/>
-              <w:bottom w:val="single" w:sz="4" w:space="0" w:color="auto"/>
-              <w:right w:val="single" w:sz="4" w:space="0" w:color="auto"/>
-            </w:tcBorders>
-            <w:shd w:val="clear" w:color="000000" w:fill="FFFF00"/>
-            <w:noWrap/>
-          </w:tcPr>
-          <w:p>
-            <w:pPr>
-              <w:spacing w:before="0" w:after="0" w:line="240" w:lineRule="auto"/>
-              <w:jc w:val="center"/>
-              <w:rPr>
-                <w:rFonts w:ascii="Calibri" w:eastAsia="Times New Roman" w:hAnsi="Calibri" w:cs="Calibri"/>
-                <w:b/>
-                <w:bCs/>
-                <w:sz w:val="24"/>
-                <w:szCs w:val="24"/>
-                <w:lang w:bidi="ar-SA"/>
-              </w:rPr>
-            </w:pPr>
-          </w:p>
-        </w:tc>
-        <w:tc>
-          <w:tcPr>
-            <w:tcW w:w="1300" w:type="dxa"/>
-            <w:tcBorders>
-              <w:top w:val="single" w:sz="4" w:space="0" w:color="auto"/>
-              <w:left w:val="nil"/>
-              <w:bottom w:val="single" w:sz="4" w:space="0" w:color="auto"/>
-              <w:right w:val="single" w:sz="4" w:space="0" w:color="auto"/>
-            </w:tcBorders>
-            <w:shd w:val="clear" w:color="000000" w:fill="FFFF00"/>
-            <w:noWrap/>
-          </w:tcPr>
-          <w:p>
-            <w:pPr>
-              <w:spacing w:before="0" w:after="0" w:line="240" w:lineRule="auto"/>
-              <w:jc w:val="center"/>
-              <w:rPr>
-                <w:rFonts w:ascii="Calibri" w:eastAsia="Times New Roman" w:hAnsi="Calibri" w:cs="Calibri"/>
-                <w:b/>
-                <w:bCs/>
-                <w:sz w:val="24"/>
-                <w:szCs w:val="24"/>
-                <w:lang w:bidi="ar-SA"/>
-              </w:rPr>
-            </w:pPr>
-          </w:p>
-        </w:tc>
-        <w:tc>
-          <w:tcPr>
-            <w:tcW w:w="1300" w:type="dxa"/>
-            <w:tcBorders>
-              <w:top w:val="single" w:sz="4" w:space="0" w:color="auto"/>
-              <w:left w:val="nil"/>
-              <w:bottom w:val="single" w:sz="4" w:space="0" w:color="auto"/>
-              <w:right w:val="single" w:sz="4" w:space="0" w:color="auto"/>
-            </w:tcBorders>
-            <w:shd w:val="clear" w:color="000000" w:fill="FFFF00"/>
-            <w:noWrap/>
-          </w:tcPr>
-          <w:p>
-            <w:pPr>
-              <w:spacing w:before="0" w:after="0" w:line="240" w:lineRule="auto"/>
-              <w:jc w:val="center"/>
-              <w:rPr>
-                <w:rFonts w:ascii="Calibri" w:eastAsia="Times New Roman" w:hAnsi="Calibri" w:cs="Calibri"/>
-                <w:b/>
-                <w:bCs/>
-                <w:sz w:val="24"/>
-                <w:szCs w:val="24"/>
-                <w:lang w:bidi="ar-SA"/>
-              </w:rPr>
-            </w:pPr>
-          </w:p>
-        </w:tc>
-        <w:tc>
-          <w:tcPr>
-            <w:tcW w:w="1300" w:type="dxa"/>
-            <w:tcBorders>
-              <w:top w:val="single" w:sz="4" w:space="0" w:color="auto"/>
-              <w:left w:val="nil"/>
-              <w:bottom w:val="single" w:sz="4" w:space="0" w:color="auto"/>
-              <w:right w:val="single" w:sz="4" w:space="0" w:color="auto"/>
-            </w:tcBorders>
-            <w:shd w:val="clear" w:color="000000" w:fill="FFFF00"/>
-            <w:noWrap/>
-          </w:tcPr>
-          <w:p>
-            <w:pPr>
-              <w:spacing w:before="0" w:after="0" w:line="240" w:lineRule="auto"/>
-              <w:jc w:val="center"/>
-              <w:rPr>
-                <w:rFonts w:ascii="Calibri" w:eastAsia="Times New Roman" w:hAnsi="Calibri" w:cs="Calibri"/>
-                <w:b/>
-                <w:bCs/>
-                <w:sz w:val="24"/>
-                <w:szCs w:val="24"/>
-                <w:lang w:bidi="ar-SA"/>
-              </w:rPr>
-            </w:pPr>
-          </w:p>
-        </w:tc>
-        <w:tc>
-          <w:tcPr>
-            <w:tcW w:w="1300" w:type="dxa"/>
-            <w:tcBorders>
-              <w:top w:val="single" w:sz="4" w:space="0" w:color="auto"/>
-              <w:left w:val="nil"/>
-              <w:bottom w:val="single" w:sz="4" w:space="0" w:color="auto"/>
-              <w:right w:val="single" w:sz="4" w:space="0" w:color="auto"/>
-            </w:tcBorders>
-            <w:shd w:val="clear" w:color="000000" w:fill="FFFF00"/>
-            <w:noWrap/>
-          </w:tcPr>
-          <w:p>
-            <w:pPr>
-              <w:spacing w:before="0" w:after="0" w:line="240" w:lineRule="auto"/>
-              <w:jc w:val="center"/>
-              <w:rPr>
-                <w:rFonts w:ascii="Calibri" w:eastAsia="Times New Roman" w:hAnsi="Calibri" w:cs="Calibri"/>
-                <w:b/>
-                <w:bCs/>
-                <w:sz w:val="24"/>
-                <w:szCs w:val="24"/>
-                <w:lang w:bidi="ar-SA"/>
-              </w:rPr>
-            </w:pPr>
-          </w:p>
-        </w:tc>
-      </w:tr>
-      <w:tr>
-        <w:trPr>
-          <w:trHeight w:val="290"/>
-        </w:trPr>
-        <w:tc>
-          <w:tcPr>
-            <w:tcW w:w="1647" w:type="dxa"/>
-            <w:tcBorders>
-              <w:top w:val="nil"/>
-              <w:left w:val="nil"/>
-              <w:bottom w:val="nil"/>
-              <w:right w:val="nil"/>
-            </w:tcBorders>
-            <w:noWrap/>
-            <w:vAlign w:val="bottom"/>
-          </w:tcPr>
-          <w:p>
-            <w:pPr>
-              <w:spacing w:before="0" w:after="0" w:line="240" w:lineRule="auto"/>
-              <w:jc w:val="right"/>
-              <w:rPr>
-                <w:rFonts w:ascii="Calibri" w:eastAsia="Times New Roman" w:hAnsi="Calibri" w:cs="Calibri"/>
-                <w:color w:val="000000"/>
-                <w:sz w:val="22"/>
-                <w:szCs w:val="22"/>
-                <w:lang w:bidi="ar-SA"/>
-              </w:rPr>
-            </w:pPr>
-          </w:p>
-        </w:tc>
-        <w:tc>
-          <w:tcPr>
-            <w:tcW w:w="1300" w:type="dxa"/>
-            <w:tcBorders>
-              <w:top w:val="nil"/>
-              <w:left w:val="nil"/>
-              <w:bottom w:val="nil"/>
-              <w:right w:val="nil"/>
-            </w:tcBorders>
-            <w:noWrap/>
-            <w:vAlign w:val="bottom"/>
-          </w:tcPr>
-          <w:p>
-            <w:pPr>
-              <w:spacing w:before="0" w:after="0" w:line="240" w:lineRule="auto"/>
-              <w:jc w:val="right"/>
-              <w:rPr>
-                <w:rFonts w:ascii="Calibri" w:eastAsia="Times New Roman" w:hAnsi="Calibri" w:cs="Calibri"/>
-                <w:color w:val="000000"/>
-                <w:sz w:val="22"/>
-                <w:szCs w:val="22"/>
-                <w:lang w:bidi="ar-SA"/>
-              </w:rPr>
-            </w:pPr>
-          </w:p>
-        </w:tc>
-        <w:tc>
-          <w:tcPr>
-            <w:tcW w:w="1300" w:type="dxa"/>
-            <w:tcBorders>
-              <w:top w:val="nil"/>
-              <w:left w:val="nil"/>
-              <w:bottom w:val="nil"/>
-              <w:right w:val="nil"/>
-            </w:tcBorders>
-            <w:noWrap/>
-            <w:vAlign w:val="bottom"/>
-          </w:tcPr>
-          <w:p>
-            <w:pPr>
-              <w:spacing w:before="0" w:after="0" w:line="240" w:lineRule="auto"/>
-              <w:jc w:val="right"/>
-              <w:rPr>
-                <w:rFonts w:ascii="Calibri" w:eastAsia="Times New Roman" w:hAnsi="Calibri" w:cs="Calibri"/>
-                <w:color w:val="000000"/>
-                <w:sz w:val="22"/>
-                <w:szCs w:val="22"/>
-                <w:lang w:bidi="ar-SA"/>
-              </w:rPr>
-            </w:pPr>
-          </w:p>
-        </w:tc>
-        <w:tc>
-          <w:tcPr>
-            <w:tcW w:w="1300" w:type="dxa"/>
-            <w:tcBorders>
-              <w:top w:val="nil"/>
-              <w:left w:val="nil"/>
-              <w:bottom w:val="nil"/>
-              <w:right w:val="nil"/>
-            </w:tcBorders>
-            <w:noWrap/>
-            <w:vAlign w:val="bottom"/>
-          </w:tcPr>
-          <w:p>
-            <w:pPr>
-              <w:spacing w:before="0" w:after="0" w:line="240" w:lineRule="auto"/>
-              <w:jc w:val="right"/>
-              <w:rPr>
-                <w:rFonts w:ascii="Calibri" w:eastAsia="Times New Roman" w:hAnsi="Calibri" w:cs="Calibri"/>
-                <w:color w:val="000000"/>
-                <w:sz w:val="22"/>
-                <w:szCs w:val="22"/>
-                <w:lang w:bidi="ar-SA"/>
-              </w:rPr>
-            </w:pPr>
-          </w:p>
-        </w:tc>
-        <w:tc>
-          <w:tcPr>
-            <w:tcW w:w="1300" w:type="dxa"/>
-            <w:tcBorders>
-              <w:top w:val="nil"/>
-              <w:left w:val="nil"/>
-              <w:bottom w:val="nil"/>
-              <w:right w:val="nil"/>
-            </w:tcBorders>
-            <w:noWrap/>
-            <w:vAlign w:val="bottom"/>
-          </w:tcPr>
-          <w:p>
-            <w:pPr>
-              <w:spacing w:before="0" w:after="0" w:line="240" w:lineRule="auto"/>
-              <w:jc w:val="right"/>
-              <w:rPr>
-                <w:rFonts w:ascii="Calibri" w:eastAsia="Times New Roman" w:hAnsi="Calibri" w:cs="Calibri"/>
-                <w:color w:val="000000"/>
-                <w:sz w:val="22"/>
-                <w:szCs w:val="22"/>
-                <w:lang w:bidi="ar-SA"/>
-              </w:rPr>
-            </w:pPr>
-          </w:p>
-        </w:tc>
-        <w:tc>
-          <w:tcPr>
-            <w:tcW w:w="1300" w:type="dxa"/>
-            <w:tcBorders>
-              <w:top w:val="nil"/>
-              <w:left w:val="nil"/>
-              <w:bottom w:val="nil"/>
-              <w:right w:val="nil"/>
-            </w:tcBorders>
-            <w:noWrap/>
-            <w:vAlign w:val="bottom"/>
-          </w:tcPr>
-          <w:p>
-            <w:pPr>
-              <w:spacing w:before="0" w:after="0" w:line="240" w:lineRule="auto"/>
-              <w:jc w:val="right"/>
-              <w:rPr>
-                <w:rFonts w:ascii="Calibri" w:eastAsia="Times New Roman" w:hAnsi="Calibri" w:cs="Calibri"/>
-                <w:color w:val="000000"/>
-                <w:sz w:val="22"/>
-                <w:szCs w:val="22"/>
-                <w:lang w:bidi="ar-SA"/>
-              </w:rPr>
-            </w:pPr>
-          </w:p>
-        </w:tc>
-        <w:tc>
-          <w:tcPr>
-            <w:tcW w:w="1300" w:type="dxa"/>
-            <w:tcBorders>
-              <w:top w:val="nil"/>
-              <w:left w:val="nil"/>
-              <w:bottom w:val="nil"/>
-              <w:right w:val="nil"/>
-            </w:tcBorders>
-            <w:noWrap/>
-            <w:vAlign w:val="bottom"/>
-          </w:tcPr>
-          <w:p>
-            <w:pPr>
-              <w:spacing w:before="0" w:after="0" w:line="240" w:lineRule="auto"/>
-              <w:jc w:val="right"/>
-              <w:rPr>
-                <w:rFonts w:ascii="Calibri" w:eastAsia="Times New Roman" w:hAnsi="Calibri" w:cs="Calibri"/>
-                <w:color w:val="000000"/>
-                <w:sz w:val="22"/>
-                <w:szCs w:val="22"/>
-                <w:lang w:bidi="ar-SA"/>
-              </w:rPr>
-            </w:pPr>
-          </w:p>
-        </w:tc>
-      </w:tr>
-      <w:tr>
-        <w:trPr>
-          <w:trHeight w:val="290"/>
-        </w:trPr>
-        <w:tc>
-          <w:tcPr>
-            <w:tcW w:w="1647" w:type="dxa"/>
-            <w:tcBorders>
-              <w:top w:val="nil"/>
-              <w:left w:val="nil"/>
-              <w:bottom w:val="nil"/>
-              <w:right w:val="nil"/>
-            </w:tcBorders>
-            <w:noWrap/>
-            <w:vAlign w:val="bottom"/>
-          </w:tcPr>
-          <w:p>
-            <w:pPr>
-              <w:spacing w:before="0" w:after="0" w:line="240" w:lineRule="auto"/>
-              <w:jc w:val="right"/>
-              <w:rPr>
-                <w:rFonts w:ascii="Calibri" w:eastAsia="Times New Roman" w:hAnsi="Calibri" w:cs="Calibri"/>
-                <w:color w:val="000000"/>
-                <w:sz w:val="22"/>
-                <w:szCs w:val="22"/>
-                <w:lang w:bidi="ar-SA"/>
-              </w:rPr>
-            </w:pPr>
-          </w:p>
-        </w:tc>
-        <w:tc>
-          <w:tcPr>
-            <w:tcW w:w="1300" w:type="dxa"/>
-            <w:tcBorders>
-              <w:top w:val="nil"/>
-              <w:left w:val="nil"/>
-              <w:bottom w:val="nil"/>
-              <w:right w:val="nil"/>
-            </w:tcBorders>
-            <w:noWrap/>
-            <w:vAlign w:val="bottom"/>
-          </w:tcPr>
-          <w:p>
-            <w:pPr>
-              <w:spacing w:before="0" w:after="0" w:line="240" w:lineRule="auto"/>
-              <w:jc w:val="right"/>
-              <w:rPr>
-                <w:rFonts w:ascii="Calibri" w:eastAsia="Times New Roman" w:hAnsi="Calibri" w:cs="Calibri"/>
-                <w:color w:val="000000"/>
-                <w:sz w:val="22"/>
-                <w:szCs w:val="22"/>
-                <w:lang w:bidi="ar-SA"/>
-              </w:rPr>
-            </w:pPr>
-          </w:p>
-        </w:tc>
-        <w:tc>
-          <w:tcPr>
-            <w:tcW w:w="1300" w:type="dxa"/>
-            <w:tcBorders>
-              <w:top w:val="nil"/>
-              <w:left w:val="nil"/>
-              <w:bottom w:val="nil"/>
-              <w:right w:val="nil"/>
-            </w:tcBorders>
-            <w:noWrap/>
-            <w:vAlign w:val="bottom"/>
-          </w:tcPr>
-          <w:p>
-            <w:pPr>
-              <w:spacing w:before="0" w:after="0" w:line="240" w:lineRule="auto"/>
-              <w:jc w:val="right"/>
-              <w:rPr>
-                <w:rFonts w:ascii="Calibri" w:eastAsia="Times New Roman" w:hAnsi="Calibri" w:cs="Calibri"/>
-                <w:color w:val="000000"/>
-                <w:sz w:val="22"/>
-                <w:szCs w:val="22"/>
-                <w:lang w:bidi="ar-SA"/>
-              </w:rPr>
-            </w:pPr>
-          </w:p>
-        </w:tc>
-        <w:tc>
-          <w:tcPr>
-            <w:tcW w:w="1300" w:type="dxa"/>
-            <w:tcBorders>
-              <w:top w:val="nil"/>
-              <w:left w:val="nil"/>
-              <w:bottom w:val="nil"/>
-              <w:right w:val="nil"/>
-            </w:tcBorders>
-            <w:noWrap/>
-            <w:vAlign w:val="bottom"/>
-          </w:tcPr>
-          <w:p>
-            <w:pPr>
-              <w:spacing w:before="0" w:after="0" w:line="240" w:lineRule="auto"/>
-              <w:jc w:val="right"/>
-              <w:rPr>
-                <w:rFonts w:ascii="Calibri" w:eastAsia="Times New Roman" w:hAnsi="Calibri" w:cs="Calibri"/>
-                <w:color w:val="000000"/>
-                <w:sz w:val="22"/>
-                <w:szCs w:val="22"/>
-                <w:lang w:bidi="ar-SA"/>
-              </w:rPr>
-            </w:pPr>
-          </w:p>
-        </w:tc>
-        <w:tc>
-          <w:tcPr>
-            <w:tcW w:w="1300" w:type="dxa"/>
-            <w:tcBorders>
-              <w:top w:val="nil"/>
-              <w:left w:val="nil"/>
-              <w:bottom w:val="nil"/>
-              <w:right w:val="nil"/>
-            </w:tcBorders>
-            <w:noWrap/>
-            <w:vAlign w:val="bottom"/>
-          </w:tcPr>
-          <w:p>
-            <w:pPr>
-              <w:spacing w:before="0" w:after="0" w:line="240" w:lineRule="auto"/>
-              <w:jc w:val="right"/>
-              <w:rPr>
-                <w:rFonts w:ascii="Calibri" w:eastAsia="Times New Roman" w:hAnsi="Calibri" w:cs="Calibri"/>
-                <w:color w:val="000000"/>
-                <w:sz w:val="22"/>
-                <w:szCs w:val="22"/>
-                <w:lang w:bidi="ar-SA"/>
-              </w:rPr>
-            </w:pPr>
-          </w:p>
-        </w:tc>
-        <w:tc>
-          <w:tcPr>
-            <w:tcW w:w="1300" w:type="dxa"/>
-            <w:tcBorders>
-              <w:top w:val="nil"/>
-              <w:left w:val="nil"/>
-              <w:bottom w:val="nil"/>
-              <w:right w:val="nil"/>
-            </w:tcBorders>
-            <w:noWrap/>
-            <w:vAlign w:val="bottom"/>
-          </w:tcPr>
-          <w:p>
-            <w:pPr>
-              <w:spacing w:before="0" w:after="0" w:line="240" w:lineRule="auto"/>
-              <w:jc w:val="right"/>
-              <w:rPr>
-                <w:rFonts w:ascii="Calibri" w:eastAsia="Times New Roman" w:hAnsi="Calibri" w:cs="Calibri"/>
-                <w:color w:val="000000"/>
-                <w:sz w:val="22"/>
-                <w:szCs w:val="22"/>
-                <w:lang w:bidi="ar-SA"/>
-              </w:rPr>
-            </w:pPr>
-          </w:p>
-        </w:tc>
-        <w:tc>
-          <w:tcPr>
-            <w:tcW w:w="1300" w:type="dxa"/>
-            <w:tcBorders>
-              <w:top w:val="nil"/>
-              <w:left w:val="nil"/>
-              <w:bottom w:val="nil"/>
-              <w:right w:val="nil"/>
-            </w:tcBorders>
-            <w:noWrap/>
-            <w:vAlign w:val="bottom"/>
-          </w:tcPr>
-          <w:p>
-            <w:pPr>
-              <w:spacing w:before="0" w:after="0" w:line="240" w:lineRule="auto"/>
-              <w:jc w:val="right"/>
-              <w:rPr>
-                <w:rFonts w:ascii="Calibri" w:eastAsia="Times New Roman" w:hAnsi="Calibri" w:cs="Calibri"/>
-                <w:color w:val="000000"/>
-                <w:sz w:val="22"/>
-                <w:szCs w:val="22"/>
-                <w:lang w:bidi="ar-SA"/>
-              </w:rPr>
-            </w:pPr>
-          </w:p>
-        </w:tc>
-      </w:tr>
-      <w:tr>
-        <w:trPr>
-          <w:trHeight w:val="290"/>
-        </w:trPr>
-        <w:tc>
-          <w:tcPr>
-            <w:tcW w:w="1647" w:type="dxa"/>
-            <w:tcBorders>
-              <w:top w:val="nil"/>
-              <w:left w:val="nil"/>
-              <w:bottom w:val="nil"/>
-              <w:right w:val="nil"/>
-            </w:tcBorders>
-            <w:noWrap/>
-            <w:vAlign w:val="bottom"/>
-          </w:tcPr>
-          <w:p>
-            <w:pPr>
-              <w:spacing w:before="0" w:after="0" w:line="240" w:lineRule="auto"/>
-              <w:jc w:val="right"/>
-              <w:rPr>
-                <w:rFonts w:ascii="Calibri" w:eastAsia="Times New Roman" w:hAnsi="Calibri" w:cs="Calibri"/>
-                <w:color w:val="000000"/>
-                <w:sz w:val="22"/>
-                <w:szCs w:val="22"/>
-                <w:lang w:bidi="ar-SA"/>
-              </w:rPr>
-            </w:pPr>
-          </w:p>
-        </w:tc>
-        <w:tc>
-          <w:tcPr>
-            <w:tcW w:w="1300" w:type="dxa"/>
-            <w:tcBorders>
-              <w:top w:val="nil"/>
-              <w:left w:val="nil"/>
-              <w:bottom w:val="nil"/>
-              <w:right w:val="nil"/>
-            </w:tcBorders>
-            <w:noWrap/>
-            <w:vAlign w:val="bottom"/>
-          </w:tcPr>
-          <w:p>
-            <w:pPr>
-              <w:spacing w:before="0" w:after="0" w:line="240" w:lineRule="auto"/>
-              <w:jc w:val="right"/>
-              <w:rPr>
-                <w:rFonts w:ascii="Calibri" w:eastAsia="Times New Roman" w:hAnsi="Calibri" w:cs="Calibri"/>
-                <w:color w:val="000000"/>
-                <w:sz w:val="22"/>
-                <w:szCs w:val="22"/>
-                <w:lang w:bidi="ar-SA"/>
-              </w:rPr>
-            </w:pPr>
-          </w:p>
-        </w:tc>
-        <w:tc>
-          <w:tcPr>
-            <w:tcW w:w="1300" w:type="dxa"/>
-            <w:tcBorders>
-              <w:top w:val="nil"/>
-              <w:left w:val="nil"/>
-              <w:bottom w:val="nil"/>
-              <w:right w:val="nil"/>
-            </w:tcBorders>
-            <w:noWrap/>
-            <w:vAlign w:val="bottom"/>
-          </w:tcPr>
-          <w:p>
-            <w:pPr>
-              <w:spacing w:before="0" w:after="0" w:line="240" w:lineRule="auto"/>
-              <w:jc w:val="right"/>
-              <w:rPr>
-                <w:rFonts w:ascii="Calibri" w:eastAsia="Times New Roman" w:hAnsi="Calibri" w:cs="Calibri"/>
-                <w:color w:val="000000"/>
-                <w:sz w:val="22"/>
-                <w:szCs w:val="22"/>
-                <w:lang w:bidi="ar-SA"/>
-              </w:rPr>
-            </w:pPr>
-          </w:p>
-        </w:tc>
-        <w:tc>
-          <w:tcPr>
-            <w:tcW w:w="1300" w:type="dxa"/>
-            <w:tcBorders>
-              <w:top w:val="nil"/>
-              <w:left w:val="nil"/>
-              <w:bottom w:val="nil"/>
-              <w:right w:val="nil"/>
-            </w:tcBorders>
-            <w:noWrap/>
-            <w:vAlign w:val="bottom"/>
-          </w:tcPr>
-          <w:p>
-            <w:pPr>
-              <w:spacing w:before="0" w:after="0" w:line="240" w:lineRule="auto"/>
-              <w:jc w:val="right"/>
-              <w:rPr>
-                <w:rFonts w:ascii="Calibri" w:eastAsia="Times New Roman" w:hAnsi="Calibri" w:cs="Calibri"/>
-                <w:color w:val="000000"/>
-                <w:sz w:val="22"/>
-                <w:szCs w:val="22"/>
-                <w:lang w:bidi="ar-SA"/>
-              </w:rPr>
-            </w:pPr>
-          </w:p>
-        </w:tc>
-        <w:tc>
-          <w:tcPr>
-            <w:tcW w:w="1300" w:type="dxa"/>
-            <w:tcBorders>
-              <w:top w:val="nil"/>
-              <w:left w:val="nil"/>
-              <w:bottom w:val="nil"/>
-              <w:right w:val="nil"/>
-            </w:tcBorders>
-            <w:noWrap/>
-            <w:vAlign w:val="bottom"/>
-          </w:tcPr>
-          <w:p>
-            <w:pPr>
-              <w:spacing w:before="0" w:after="0" w:line="240" w:lineRule="auto"/>
-              <w:jc w:val="right"/>
-              <w:rPr>
-                <w:rFonts w:ascii="Calibri" w:eastAsia="Times New Roman" w:hAnsi="Calibri" w:cs="Calibri"/>
-                <w:color w:val="000000"/>
-                <w:sz w:val="22"/>
-                <w:szCs w:val="22"/>
-                <w:lang w:bidi="ar-SA"/>
-              </w:rPr>
-            </w:pPr>
-          </w:p>
-        </w:tc>
-        <w:tc>
-          <w:tcPr>
-            <w:tcW w:w="1300" w:type="dxa"/>
-            <w:tcBorders>
-              <w:top w:val="nil"/>
-              <w:left w:val="nil"/>
-              <w:bottom w:val="nil"/>
-              <w:right w:val="nil"/>
-            </w:tcBorders>
-            <w:noWrap/>
-            <w:vAlign w:val="bottom"/>
-          </w:tcPr>
-          <w:p>
-            <w:pPr>
-              <w:spacing w:before="0" w:after="0" w:line="240" w:lineRule="auto"/>
-              <w:jc w:val="right"/>
-              <w:rPr>
-                <w:rFonts w:ascii="Calibri" w:eastAsia="Times New Roman" w:hAnsi="Calibri" w:cs="Calibri"/>
-                <w:color w:val="000000"/>
-                <w:sz w:val="22"/>
-                <w:szCs w:val="22"/>
-                <w:lang w:bidi="ar-SA"/>
-              </w:rPr>
-            </w:pPr>
-          </w:p>
-        </w:tc>
-        <w:tc>
-          <w:tcPr>
-            <w:tcW w:w="1300" w:type="dxa"/>
-            <w:tcBorders>
-              <w:top w:val="nil"/>
-              <w:left w:val="nil"/>
-              <w:bottom w:val="nil"/>
-              <w:right w:val="nil"/>
-            </w:tcBorders>
-            <w:noWrap/>
-            <w:vAlign w:val="bottom"/>
-          </w:tcPr>
-          <w:p>
-            <w:pPr>
-              <w:spacing w:before="0" w:after="0" w:line="240" w:lineRule="auto"/>
-              <w:jc w:val="right"/>
-              <w:rPr>
-                <w:rFonts w:ascii="Calibri" w:eastAsia="Times New Roman" w:hAnsi="Calibri" w:cs="Calibri"/>
-                <w:color w:val="000000"/>
-                <w:sz w:val="22"/>
-                <w:szCs w:val="22"/>
-                <w:lang w:bidi="ar-SA"/>
-              </w:rPr>
-            </w:pPr>
-          </w:p>
-        </w:tc>
-      </w:tr>
-      <w:tr>
-        <w:trPr>
-          <w:trHeight w:val="290"/>
-        </w:trPr>
-        <w:tc>
-          <w:tcPr>
-            <w:tcW w:w="1647" w:type="dxa"/>
-            <w:tcBorders>
-              <w:top w:val="nil"/>
-              <w:left w:val="nil"/>
-              <w:bottom w:val="nil"/>
-              <w:right w:val="nil"/>
-            </w:tcBorders>
-            <w:noWrap/>
-            <w:vAlign w:val="bottom"/>
-          </w:tcPr>
-          <w:p>
-            <w:pPr>
-              <w:spacing w:before="0" w:after="0" w:line="240" w:lineRule="auto"/>
-              <w:jc w:val="right"/>
-              <w:rPr>
-                <w:rFonts w:ascii="Calibri" w:eastAsia="Times New Roman" w:hAnsi="Calibri" w:cs="Calibri"/>
-                <w:color w:val="000000"/>
-                <w:sz w:val="22"/>
-                <w:szCs w:val="22"/>
-                <w:lang w:bidi="ar-SA"/>
-              </w:rPr>
-            </w:pPr>
-          </w:p>
-        </w:tc>
-        <w:tc>
-          <w:tcPr>
-            <w:tcW w:w="1300" w:type="dxa"/>
-            <w:tcBorders>
-              <w:top w:val="nil"/>
-              <w:left w:val="nil"/>
-              <w:bottom w:val="nil"/>
-              <w:right w:val="nil"/>
-            </w:tcBorders>
-            <w:noWrap/>
-            <w:vAlign w:val="bottom"/>
-          </w:tcPr>
-          <w:p>
-            <w:pPr>
-              <w:spacing w:before="0" w:after="0" w:line="240" w:lineRule="auto"/>
-              <w:jc w:val="right"/>
-              <w:rPr>
-                <w:rFonts w:ascii="Calibri" w:eastAsia="Times New Roman" w:hAnsi="Calibri" w:cs="Calibri"/>
-                <w:color w:val="000000"/>
-                <w:sz w:val="22"/>
-                <w:szCs w:val="22"/>
-                <w:lang w:bidi="ar-SA"/>
-              </w:rPr>
-            </w:pPr>
-          </w:p>
-        </w:tc>
-        <w:tc>
-          <w:tcPr>
-            <w:tcW w:w="1300" w:type="dxa"/>
-            <w:tcBorders>
-              <w:top w:val="nil"/>
-              <w:left w:val="nil"/>
-              <w:bottom w:val="nil"/>
-              <w:right w:val="nil"/>
-            </w:tcBorders>
-            <w:noWrap/>
-            <w:vAlign w:val="bottom"/>
-          </w:tcPr>
-          <w:p>
-            <w:pPr>
-              <w:spacing w:before="0" w:after="0" w:line="240" w:lineRule="auto"/>
-              <w:jc w:val="right"/>
-              <w:rPr>
-                <w:rFonts w:ascii="Calibri" w:eastAsia="Times New Roman" w:hAnsi="Calibri" w:cs="Calibri"/>
-                <w:color w:val="000000"/>
-                <w:sz w:val="22"/>
-                <w:szCs w:val="22"/>
-                <w:lang w:bidi="ar-SA"/>
-              </w:rPr>
-            </w:pPr>
-          </w:p>
-        </w:tc>
-        <w:tc>
-          <w:tcPr>
-            <w:tcW w:w="1300" w:type="dxa"/>
-            <w:tcBorders>
-              <w:top w:val="nil"/>
-              <w:left w:val="nil"/>
-              <w:bottom w:val="nil"/>
-              <w:right w:val="nil"/>
-            </w:tcBorders>
-            <w:noWrap/>
-            <w:vAlign w:val="bottom"/>
-          </w:tcPr>
-          <w:p>
-            <w:pPr>
-              <w:spacing w:before="0" w:after="0" w:line="240" w:lineRule="auto"/>
-              <w:jc w:val="right"/>
-              <w:rPr>
-                <w:rFonts w:ascii="Calibri" w:eastAsia="Times New Roman" w:hAnsi="Calibri" w:cs="Calibri"/>
-                <w:color w:val="000000"/>
-                <w:sz w:val="22"/>
-                <w:szCs w:val="22"/>
-                <w:lang w:bidi="ar-SA"/>
-              </w:rPr>
-            </w:pPr>
-          </w:p>
-        </w:tc>
-        <w:tc>
-          <w:tcPr>
-            <w:tcW w:w="1300" w:type="dxa"/>
-            <w:tcBorders>
-              <w:top w:val="nil"/>
-              <w:left w:val="nil"/>
-              <w:bottom w:val="nil"/>
-              <w:right w:val="nil"/>
-            </w:tcBorders>
-            <w:noWrap/>
-            <w:vAlign w:val="bottom"/>
-          </w:tcPr>
-          <w:p>
-            <w:pPr>
-              <w:spacing w:before="0" w:after="0" w:line="240" w:lineRule="auto"/>
-              <w:jc w:val="right"/>
-              <w:rPr>
-                <w:rFonts w:ascii="Calibri" w:eastAsia="Times New Roman" w:hAnsi="Calibri" w:cs="Calibri"/>
-                <w:color w:val="000000"/>
-                <w:sz w:val="22"/>
-                <w:szCs w:val="22"/>
-                <w:lang w:bidi="ar-SA"/>
-              </w:rPr>
-            </w:pPr>
-          </w:p>
-        </w:tc>
-        <w:tc>
-          <w:tcPr>
-            <w:tcW w:w="1300" w:type="dxa"/>
-            <w:tcBorders>
-              <w:top w:val="nil"/>
-              <w:left w:val="nil"/>
-              <w:bottom w:val="nil"/>
-              <w:right w:val="nil"/>
-            </w:tcBorders>
-            <w:noWrap/>
-            <w:vAlign w:val="bottom"/>
-          </w:tcPr>
-          <w:p>
-            <w:pPr>
-              <w:spacing w:before="0" w:after="0" w:line="240" w:lineRule="auto"/>
-              <w:jc w:val="right"/>
-              <w:rPr>
-                <w:rFonts w:ascii="Calibri" w:eastAsia="Times New Roman" w:hAnsi="Calibri" w:cs="Calibri"/>
-                <w:color w:val="000000"/>
-                <w:sz w:val="22"/>
-                <w:szCs w:val="22"/>
-                <w:lang w:bidi="ar-SA"/>
-              </w:rPr>
-            </w:pPr>
-          </w:p>
-        </w:tc>
-        <w:tc>
-          <w:tcPr>
-            <w:tcW w:w="1300" w:type="dxa"/>
-            <w:tcBorders>
-              <w:top w:val="nil"/>
-              <w:left w:val="nil"/>
-              <w:bottom w:val="nil"/>
-              <w:right w:val="nil"/>
-            </w:tcBorders>
-            <w:noWrap/>
-            <w:vAlign w:val="bottom"/>
-          </w:tcPr>
-          <w:p>
-            <w:pPr>
-              <w:spacing w:before="0" w:after="0" w:line="240" w:lineRule="auto"/>
-              <w:jc w:val="right"/>
-              <w:rPr>
-                <w:rFonts w:ascii="Calibri" w:eastAsia="Times New Roman" w:hAnsi="Calibri" w:cs="Calibri"/>
-                <w:color w:val="000000"/>
-                <w:sz w:val="22"/>
-                <w:szCs w:val="22"/>
-                <w:lang w:bidi="ar-SA"/>
-              </w:rPr>
-            </w:pPr>
-          </w:p>
-        </w:tc>
-      </w:tr>
-      <w:tr>
-        <w:trPr>
-          <w:trHeight w:val="290"/>
-        </w:trPr>
-        <w:tc>
-          <w:tcPr>
-            <w:tcW w:w="1647" w:type="dxa"/>
-            <w:tcBorders>
-              <w:top w:val="nil"/>
-              <w:left w:val="nil"/>
-              <w:bottom w:val="nil"/>
-              <w:right w:val="nil"/>
-            </w:tcBorders>
-            <w:noWrap/>
-            <w:vAlign w:val="bottom"/>
-          </w:tcPr>
-          <w:p>
-            <w:pPr>
-              <w:spacing w:before="0" w:after="0" w:line="240" w:lineRule="auto"/>
-              <w:jc w:val="right"/>
-              <w:rPr>
-                <w:rFonts w:ascii="Calibri" w:eastAsia="Times New Roman" w:hAnsi="Calibri" w:cs="Calibri"/>
-                <w:color w:val="000000"/>
-                <w:sz w:val="22"/>
-                <w:szCs w:val="22"/>
-                <w:lang w:bidi="ar-SA"/>
-              </w:rPr>
-            </w:pPr>
-          </w:p>
-        </w:tc>
-        <w:tc>
-          <w:tcPr>
-            <w:tcW w:w="1300" w:type="dxa"/>
-            <w:tcBorders>
-              <w:top w:val="nil"/>
-              <w:left w:val="nil"/>
-              <w:bottom w:val="nil"/>
-              <w:right w:val="nil"/>
-            </w:tcBorders>
-            <w:noWrap/>
-            <w:vAlign w:val="bottom"/>
-          </w:tcPr>
-          <w:p>
-            <w:pPr>
-              <w:spacing w:before="0" w:after="0" w:line="240" w:lineRule="auto"/>
-              <w:jc w:val="right"/>
-              <w:rPr>
-                <w:rFonts w:ascii="Calibri" w:eastAsia="Times New Roman" w:hAnsi="Calibri" w:cs="Calibri"/>
-                <w:color w:val="000000"/>
-                <w:sz w:val="22"/>
-                <w:szCs w:val="22"/>
-                <w:lang w:bidi="ar-SA"/>
-              </w:rPr>
-            </w:pPr>
-          </w:p>
-        </w:tc>
-        <w:tc>
-          <w:tcPr>
-            <w:tcW w:w="1300" w:type="dxa"/>
-            <w:tcBorders>
-              <w:top w:val="nil"/>
-              <w:left w:val="nil"/>
-              <w:bottom w:val="nil"/>
-              <w:right w:val="nil"/>
-            </w:tcBorders>
-            <w:noWrap/>
-            <w:vAlign w:val="bottom"/>
-          </w:tcPr>
-          <w:p>
-            <w:pPr>
-              <w:spacing w:before="0" w:after="0" w:line="240" w:lineRule="auto"/>
-              <w:jc w:val="right"/>
-              <w:rPr>
-                <w:rFonts w:ascii="Calibri" w:eastAsia="Times New Roman" w:hAnsi="Calibri" w:cs="Calibri"/>
-                <w:color w:val="000000"/>
-                <w:sz w:val="22"/>
-                <w:szCs w:val="22"/>
-                <w:lang w:bidi="ar-SA"/>
-              </w:rPr>
-            </w:pPr>
-          </w:p>
-        </w:tc>
-        <w:tc>
-          <w:tcPr>
-            <w:tcW w:w="1300" w:type="dxa"/>
-            <w:tcBorders>
-              <w:top w:val="nil"/>
-              <w:left w:val="nil"/>
-              <w:bottom w:val="nil"/>
-              <w:right w:val="nil"/>
-            </w:tcBorders>
-            <w:noWrap/>
-            <w:vAlign w:val="bottom"/>
-          </w:tcPr>
-          <w:p>
-            <w:pPr>
-              <w:spacing w:before="0" w:after="0" w:line="240" w:lineRule="auto"/>
-              <w:jc w:val="right"/>
-              <w:rPr>
-                <w:rFonts w:ascii="Calibri" w:eastAsia="Times New Roman" w:hAnsi="Calibri" w:cs="Calibri"/>
-                <w:color w:val="000000"/>
-                <w:sz w:val="22"/>
-                <w:szCs w:val="22"/>
-                <w:lang w:bidi="ar-SA"/>
-              </w:rPr>
-            </w:pPr>
-          </w:p>
-        </w:tc>
-        <w:tc>
-          <w:tcPr>
-            <w:tcW w:w="1300" w:type="dxa"/>
-            <w:tcBorders>
-              <w:top w:val="nil"/>
-              <w:left w:val="nil"/>
-              <w:bottom w:val="nil"/>
-              <w:right w:val="nil"/>
-            </w:tcBorders>
-            <w:noWrap/>
-            <w:vAlign w:val="bottom"/>
-          </w:tcPr>
-          <w:p>
-            <w:pPr>
-              <w:spacing w:before="0" w:after="0" w:line="240" w:lineRule="auto"/>
-              <w:jc w:val="right"/>
-              <w:rPr>
-                <w:rFonts w:ascii="Calibri" w:eastAsia="Times New Roman" w:hAnsi="Calibri" w:cs="Calibri"/>
-                <w:color w:val="000000"/>
-                <w:sz w:val="22"/>
-                <w:szCs w:val="22"/>
-                <w:lang w:bidi="ar-SA"/>
-              </w:rPr>
-            </w:pPr>
-          </w:p>
-        </w:tc>
-        <w:tc>
-          <w:tcPr>
-            <w:tcW w:w="1300" w:type="dxa"/>
-            <w:tcBorders>
-              <w:top w:val="nil"/>
-              <w:left w:val="nil"/>
-              <w:bottom w:val="nil"/>
-              <w:right w:val="nil"/>
-            </w:tcBorders>
-            <w:noWrap/>
-            <w:vAlign w:val="bottom"/>
-          </w:tcPr>
-          <w:p>
-            <w:pPr>
-              <w:spacing w:before="0" w:after="0" w:line="240" w:lineRule="auto"/>
-              <w:jc w:val="right"/>
-              <w:rPr>
-                <w:rFonts w:ascii="Calibri" w:eastAsia="Times New Roman" w:hAnsi="Calibri" w:cs="Calibri"/>
-                <w:color w:val="000000"/>
-                <w:sz w:val="22"/>
-                <w:szCs w:val="22"/>
-                <w:lang w:bidi="ar-SA"/>
-              </w:rPr>
-            </w:pPr>
-          </w:p>
-        </w:tc>
-        <w:tc>
-          <w:tcPr>
-            <w:tcW w:w="1300" w:type="dxa"/>
-            <w:tcBorders>
-              <w:top w:val="nil"/>
-              <w:left w:val="nil"/>
-              <w:bottom w:val="nil"/>
-              <w:right w:val="nil"/>
-            </w:tcBorders>
-            <w:noWrap/>
-            <w:vAlign w:val="bottom"/>
-          </w:tcPr>
-          <w:p>
-            <w:pPr>
-              <w:spacing w:before="0" w:after="0" w:line="240" w:lineRule="auto"/>
-              <w:jc w:val="right"/>
-              <w:rPr>
-                <w:rFonts w:ascii="Calibri" w:eastAsia="Times New Roman" w:hAnsi="Calibri" w:cs="Calibri"/>
-                <w:color w:val="000000"/>
-                <w:sz w:val="22"/>
-                <w:szCs w:val="22"/>
-                <w:lang w:bidi="ar-SA"/>
-              </w:rPr>
-            </w:pPr>
-          </w:p>
-        </w:tc>
-      </w:tr>
-      <w:tr>
-        <w:trPr>
-          <w:trHeight w:val="290"/>
-        </w:trPr>
-        <w:tc>
-          <w:tcPr>
-            <w:tcW w:w="1647" w:type="dxa"/>
-            <w:tcBorders>
-              <w:top w:val="nil"/>
-              <w:left w:val="nil"/>
-              <w:bottom w:val="nil"/>
-              <w:right w:val="nil"/>
-            </w:tcBorders>
-            <w:noWrap/>
-            <w:vAlign w:val="bottom"/>
-          </w:tcPr>
-          <w:p>
-            <w:pPr>
-              <w:spacing w:before="0" w:after="0" w:line="240" w:lineRule="auto"/>
-              <w:jc w:val="right"/>
-              <w:rPr>
-                <w:rFonts w:ascii="Calibri" w:eastAsia="Times New Roman" w:hAnsi="Calibri" w:cs="Calibri"/>
-                <w:color w:val="000000"/>
-                <w:sz w:val="22"/>
-                <w:szCs w:val="22"/>
-                <w:lang w:bidi="ar-SA"/>
-              </w:rPr>
-            </w:pPr>
-          </w:p>
-        </w:tc>
-        <w:tc>
-          <w:tcPr>
-            <w:tcW w:w="1300" w:type="dxa"/>
-            <w:tcBorders>
-              <w:top w:val="nil"/>
-              <w:left w:val="nil"/>
-              <w:bottom w:val="nil"/>
-              <w:right w:val="nil"/>
-            </w:tcBorders>
-            <w:noWrap/>
-            <w:vAlign w:val="bottom"/>
-          </w:tcPr>
-          <w:p>
-            <w:pPr>
-              <w:spacing w:before="0" w:after="0" w:line="240" w:lineRule="auto"/>
-              <w:jc w:val="right"/>
-              <w:rPr>
-                <w:rFonts w:ascii="Calibri" w:eastAsia="Times New Roman" w:hAnsi="Calibri" w:cs="Calibri"/>
-                <w:color w:val="000000"/>
-                <w:sz w:val="22"/>
-                <w:szCs w:val="22"/>
-                <w:lang w:bidi="ar-SA"/>
-              </w:rPr>
-            </w:pPr>
-          </w:p>
-        </w:tc>
-        <w:tc>
-          <w:tcPr>
-            <w:tcW w:w="1300" w:type="dxa"/>
-            <w:tcBorders>
-              <w:top w:val="nil"/>
-              <w:left w:val="nil"/>
-              <w:bottom w:val="nil"/>
-              <w:right w:val="nil"/>
-            </w:tcBorders>
-            <w:noWrap/>
-            <w:vAlign w:val="bottom"/>
-          </w:tcPr>
-          <w:p>
-            <w:pPr>
-              <w:spacing w:before="0" w:after="0" w:line="240" w:lineRule="auto"/>
-              <w:jc w:val="right"/>
-              <w:rPr>
-                <w:rFonts w:ascii="Calibri" w:eastAsia="Times New Roman" w:hAnsi="Calibri" w:cs="Calibri"/>
-                <w:color w:val="000000"/>
-                <w:sz w:val="22"/>
-                <w:szCs w:val="22"/>
-                <w:lang w:bidi="ar-SA"/>
-              </w:rPr>
-            </w:pPr>
-          </w:p>
-        </w:tc>
-        <w:tc>
-          <w:tcPr>
-            <w:tcW w:w="1300" w:type="dxa"/>
-            <w:tcBorders>
-              <w:top w:val="nil"/>
-              <w:left w:val="nil"/>
-              <w:bottom w:val="nil"/>
-              <w:right w:val="nil"/>
-            </w:tcBorders>
-            <w:noWrap/>
-            <w:vAlign w:val="bottom"/>
-          </w:tcPr>
-          <w:p>
-            <w:pPr>
-              <w:spacing w:before="0" w:after="0" w:line="240" w:lineRule="auto"/>
-              <w:jc w:val="right"/>
-              <w:rPr>
-                <w:rFonts w:ascii="Calibri" w:eastAsia="Times New Roman" w:hAnsi="Calibri" w:cs="Calibri"/>
-                <w:color w:val="000000"/>
-                <w:sz w:val="22"/>
-                <w:szCs w:val="22"/>
-                <w:lang w:bidi="ar-SA"/>
-              </w:rPr>
-            </w:pPr>
-          </w:p>
-        </w:tc>
-        <w:tc>
-          <w:tcPr>
-            <w:tcW w:w="1300" w:type="dxa"/>
-            <w:tcBorders>
-              <w:top w:val="nil"/>
-              <w:left w:val="nil"/>
-              <w:bottom w:val="nil"/>
-              <w:right w:val="nil"/>
-            </w:tcBorders>
-            <w:noWrap/>
-            <w:vAlign w:val="bottom"/>
-          </w:tcPr>
-          <w:p>
-            <w:pPr>
-              <w:spacing w:before="0" w:after="0" w:line="240" w:lineRule="auto"/>
-              <w:jc w:val="right"/>
-              <w:rPr>
-                <w:rFonts w:ascii="Calibri" w:eastAsia="Times New Roman" w:hAnsi="Calibri" w:cs="Calibri"/>
-                <w:color w:val="000000"/>
-                <w:sz w:val="22"/>
-                <w:szCs w:val="22"/>
-                <w:lang w:bidi="ar-SA"/>
-              </w:rPr>
-            </w:pPr>
-          </w:p>
-        </w:tc>
-        <w:tc>
-          <w:tcPr>
-            <w:tcW w:w="1300" w:type="dxa"/>
-            <w:tcBorders>
-              <w:top w:val="nil"/>
-              <w:left w:val="nil"/>
-              <w:bottom w:val="nil"/>
-              <w:right w:val="nil"/>
-            </w:tcBorders>
-            <w:noWrap/>
-            <w:vAlign w:val="bottom"/>
-          </w:tcPr>
-          <w:p>
-            <w:pPr>
-              <w:spacing w:before="0" w:after="0" w:line="240" w:lineRule="auto"/>
-              <w:jc w:val="right"/>
-              <w:rPr>
-                <w:rFonts w:ascii="Calibri" w:eastAsia="Times New Roman" w:hAnsi="Calibri" w:cs="Calibri"/>
-                <w:color w:val="000000"/>
-                <w:sz w:val="22"/>
-                <w:szCs w:val="22"/>
-                <w:lang w:bidi="ar-SA"/>
-              </w:rPr>
-            </w:pPr>
-          </w:p>
-        </w:tc>
-        <w:tc>
-          <w:tcPr>
-            <w:tcW w:w="1300" w:type="dxa"/>
-            <w:tcBorders>
-              <w:top w:val="nil"/>
-              <w:left w:val="nil"/>
-              <w:bottom w:val="nil"/>
-              <w:right w:val="nil"/>
-            </w:tcBorders>
-            <w:noWrap/>
-            <w:vAlign w:val="bottom"/>
-          </w:tcPr>
-          <w:p>
-            <w:pPr>
-              <w:spacing w:before="0" w:after="0" w:line="240" w:lineRule="auto"/>
-              <w:jc w:val="right"/>
-              <w:rPr>
-                <w:rFonts w:ascii="Calibri" w:eastAsia="Times New Roman" w:hAnsi="Calibri" w:cs="Calibri"/>
-                <w:color w:val="000000"/>
-                <w:sz w:val="22"/>
-                <w:szCs w:val="22"/>
-                <w:lang w:bidi="ar-SA"/>
-              </w:rPr>
-            </w:pPr>
-          </w:p>
-        </w:tc>
-      </w:tr>
-      <w:tr>
-        <w:trPr>
-          <w:trHeight w:val="290"/>
-        </w:trPr>
-        <w:tc>
-          <w:tcPr>
-            <w:tcW w:w="1647" w:type="dxa"/>
-            <w:tcBorders>
-              <w:top w:val="nil"/>
-              <w:left w:val="nil"/>
-              <w:bottom w:val="nil"/>
-              <w:right w:val="nil"/>
-            </w:tcBorders>
-            <w:noWrap/>
-            <w:vAlign w:val="bottom"/>
-          </w:tcPr>
-          <w:p>
-            <w:pPr>
-              <w:spacing w:before="0" w:after="0" w:line="240" w:lineRule="auto"/>
-              <w:jc w:val="right"/>
-              <w:rPr>
-                <w:rFonts w:ascii="Calibri" w:eastAsia="Times New Roman" w:hAnsi="Calibri" w:cs="Calibri"/>
-                <w:color w:val="000000"/>
-                <w:sz w:val="22"/>
-                <w:szCs w:val="22"/>
-                <w:lang w:bidi="ar-SA"/>
-              </w:rPr>
-            </w:pPr>
-          </w:p>
-        </w:tc>
-        <w:tc>
-          <w:tcPr>
-            <w:tcW w:w="1300" w:type="dxa"/>
-            <w:tcBorders>
-              <w:top w:val="nil"/>
-              <w:left w:val="nil"/>
-              <w:bottom w:val="nil"/>
-              <w:right w:val="nil"/>
-            </w:tcBorders>
-            <w:noWrap/>
-            <w:vAlign w:val="bottom"/>
-          </w:tcPr>
-          <w:p>
-            <w:pPr>
-              <w:spacing w:before="0" w:after="0" w:line="240" w:lineRule="auto"/>
-              <w:jc w:val="right"/>
-              <w:rPr>
-                <w:rFonts w:ascii="Calibri" w:eastAsia="Times New Roman" w:hAnsi="Calibri" w:cs="Calibri"/>
-                <w:color w:val="000000"/>
-                <w:sz w:val="22"/>
-                <w:szCs w:val="22"/>
-                <w:lang w:bidi="ar-SA"/>
-              </w:rPr>
-            </w:pPr>
-          </w:p>
-        </w:tc>
-        <w:tc>
-          <w:tcPr>
-            <w:tcW w:w="1300" w:type="dxa"/>
-            <w:tcBorders>
-              <w:top w:val="nil"/>
-              <w:left w:val="nil"/>
-              <w:bottom w:val="nil"/>
-              <w:right w:val="nil"/>
-            </w:tcBorders>
-            <w:noWrap/>
-            <w:vAlign w:val="bottom"/>
-          </w:tcPr>
-          <w:p>
-            <w:pPr>
-              <w:spacing w:before="0" w:after="0" w:line="240" w:lineRule="auto"/>
-              <w:jc w:val="right"/>
-              <w:rPr>
-                <w:rFonts w:ascii="Calibri" w:eastAsia="Times New Roman" w:hAnsi="Calibri" w:cs="Calibri"/>
-                <w:color w:val="000000"/>
-                <w:sz w:val="22"/>
-                <w:szCs w:val="22"/>
-                <w:lang w:bidi="ar-SA"/>
-              </w:rPr>
-            </w:pPr>
-          </w:p>
-        </w:tc>
-        <w:tc>
-          <w:tcPr>
-            <w:tcW w:w="1300" w:type="dxa"/>
-            <w:tcBorders>
-              <w:top w:val="nil"/>
-              <w:left w:val="nil"/>
-              <w:bottom w:val="nil"/>
-              <w:right w:val="nil"/>
-            </w:tcBorders>
-            <w:noWrap/>
-            <w:vAlign w:val="bottom"/>
-          </w:tcPr>
-          <w:p>
-            <w:pPr>
-              <w:spacing w:before="0" w:after="0" w:line="240" w:lineRule="auto"/>
-              <w:jc w:val="right"/>
-              <w:rPr>
-                <w:rFonts w:ascii="Calibri" w:eastAsia="Times New Roman" w:hAnsi="Calibri" w:cs="Calibri"/>
-                <w:color w:val="000000"/>
-                <w:sz w:val="22"/>
-                <w:szCs w:val="22"/>
-                <w:lang w:bidi="ar-SA"/>
-              </w:rPr>
-            </w:pPr>
-          </w:p>
-        </w:tc>
-        <w:tc>
-          <w:tcPr>
-            <w:tcW w:w="1300" w:type="dxa"/>
-            <w:tcBorders>
-              <w:top w:val="nil"/>
-              <w:left w:val="nil"/>
-              <w:bottom w:val="nil"/>
-              <w:right w:val="nil"/>
-            </w:tcBorders>
-            <w:noWrap/>
-            <w:vAlign w:val="bottom"/>
-          </w:tcPr>
-          <w:p>
-            <w:pPr>
-              <w:spacing w:before="0" w:after="0" w:line="240" w:lineRule="auto"/>
-              <w:jc w:val="right"/>
-              <w:rPr>
-                <w:rFonts w:ascii="Calibri" w:eastAsia="Times New Roman" w:hAnsi="Calibri" w:cs="Calibri"/>
-                <w:color w:val="000000"/>
-                <w:sz w:val="22"/>
-                <w:szCs w:val="22"/>
-                <w:lang w:bidi="ar-SA"/>
-              </w:rPr>
-            </w:pPr>
-          </w:p>
-        </w:tc>
-        <w:tc>
-          <w:tcPr>
-            <w:tcW w:w="1300" w:type="dxa"/>
-            <w:tcBorders>
-              <w:top w:val="nil"/>
-              <w:left w:val="nil"/>
-              <w:bottom w:val="nil"/>
-              <w:right w:val="nil"/>
-            </w:tcBorders>
-            <w:noWrap/>
-            <w:vAlign w:val="bottom"/>
-          </w:tcPr>
-          <w:p>
-            <w:pPr>
-              <w:spacing w:before="0" w:after="0" w:line="240" w:lineRule="auto"/>
-              <w:jc w:val="right"/>
-              <w:rPr>
-                <w:rFonts w:ascii="Calibri" w:eastAsia="Times New Roman" w:hAnsi="Calibri" w:cs="Calibri"/>
-                <w:color w:val="000000"/>
-                <w:sz w:val="22"/>
-                <w:szCs w:val="22"/>
-                <w:lang w:bidi="ar-SA"/>
-              </w:rPr>
-            </w:pPr>
-          </w:p>
-        </w:tc>
-        <w:tc>
-          <w:tcPr>
-            <w:tcW w:w="1300" w:type="dxa"/>
-            <w:tcBorders>
-              <w:top w:val="nil"/>
-              <w:left w:val="nil"/>
-              <w:bottom w:val="nil"/>
-              <w:right w:val="nil"/>
-            </w:tcBorders>
-            <w:noWrap/>
-            <w:vAlign w:val="bottom"/>
-          </w:tcPr>
-          <w:p>
-            <w:pPr>
-              <w:spacing w:before="0" w:after="0" w:line="240" w:lineRule="auto"/>
-              <w:jc w:val="right"/>
-              <w:rPr>
-                <w:rFonts w:ascii="Calibri" w:eastAsia="Times New Roman" w:hAnsi="Calibri" w:cs="Calibri"/>
-                <w:color w:val="000000"/>
-                <w:sz w:val="22"/>
-                <w:szCs w:val="22"/>
-                <w:lang w:bidi="ar-SA"/>
-              </w:rPr>
-            </w:pPr>
-          </w:p>
-        </w:tc>
-      </w:tr>
-      <w:tr>
-        <w:trPr>
-          <w:trHeight w:val="290"/>
-        </w:trPr>
-        <w:tc>
-          <w:tcPr>
-            <w:tcW w:w="1647" w:type="dxa"/>
-            <w:tcBorders>
-              <w:top w:val="nil"/>
-              <w:left w:val="nil"/>
-              <w:bottom w:val="nil"/>
-              <w:right w:val="nil"/>
-            </w:tcBorders>
-            <w:noWrap/>
-            <w:vAlign w:val="bottom"/>
-          </w:tcPr>
-          <w:p>
-            <w:pPr>
-              <w:spacing w:before="0" w:after="0" w:line="240" w:lineRule="auto"/>
-              <w:jc w:val="right"/>
-              <w:rPr>
-                <w:rFonts w:ascii="Calibri" w:eastAsia="Times New Roman" w:hAnsi="Calibri" w:cs="Calibri"/>
-                <w:color w:val="000000"/>
-                <w:sz w:val="22"/>
-                <w:szCs w:val="22"/>
-                <w:lang w:bidi="ar-SA"/>
-              </w:rPr>
-            </w:pPr>
-          </w:p>
-        </w:tc>
-        <w:tc>
-          <w:tcPr>
-            <w:tcW w:w="1300" w:type="dxa"/>
-            <w:tcBorders>
-              <w:top w:val="nil"/>
-              <w:left w:val="nil"/>
-              <w:bottom w:val="nil"/>
-              <w:right w:val="nil"/>
-            </w:tcBorders>
-            <w:noWrap/>
-            <w:vAlign w:val="bottom"/>
-          </w:tcPr>
-          <w:p>
-            <w:pPr>
-              <w:spacing w:before="0" w:after="0" w:line="240" w:lineRule="auto"/>
-              <w:jc w:val="right"/>
-              <w:rPr>
-                <w:rFonts w:ascii="Calibri" w:eastAsia="Times New Roman" w:hAnsi="Calibri" w:cs="Calibri"/>
-                <w:color w:val="000000"/>
-                <w:sz w:val="22"/>
-                <w:szCs w:val="22"/>
-                <w:lang w:bidi="ar-SA"/>
-              </w:rPr>
-            </w:pPr>
-          </w:p>
-        </w:tc>
-        <w:tc>
-          <w:tcPr>
-            <w:tcW w:w="1300" w:type="dxa"/>
-            <w:tcBorders>
-              <w:top w:val="nil"/>
-              <w:left w:val="nil"/>
-              <w:bottom w:val="nil"/>
-              <w:right w:val="nil"/>
-            </w:tcBorders>
-            <w:noWrap/>
-            <w:vAlign w:val="bottom"/>
-          </w:tcPr>
-          <w:p>
-            <w:pPr>
-              <w:spacing w:before="0" w:after="0" w:line="240" w:lineRule="auto"/>
-              <w:jc w:val="right"/>
-              <w:rPr>
-                <w:rFonts w:ascii="Calibri" w:eastAsia="Times New Roman" w:hAnsi="Calibri" w:cs="Calibri"/>
-                <w:color w:val="000000"/>
-                <w:sz w:val="22"/>
-                <w:szCs w:val="22"/>
-                <w:lang w:bidi="ar-SA"/>
-              </w:rPr>
-            </w:pPr>
-          </w:p>
-        </w:tc>
-        <w:tc>
-          <w:tcPr>
-            <w:tcW w:w="1300" w:type="dxa"/>
-            <w:tcBorders>
-              <w:top w:val="nil"/>
-              <w:left w:val="nil"/>
-              <w:bottom w:val="nil"/>
-              <w:right w:val="nil"/>
-            </w:tcBorders>
-            <w:noWrap/>
-            <w:vAlign w:val="bottom"/>
-          </w:tcPr>
-          <w:p>
-            <w:pPr>
-              <w:spacing w:before="0" w:after="0" w:line="240" w:lineRule="auto"/>
-              <w:jc w:val="right"/>
-              <w:rPr>
-                <w:rFonts w:ascii="Calibri" w:eastAsia="Times New Roman" w:hAnsi="Calibri" w:cs="Calibri"/>
-                <w:color w:val="000000"/>
-                <w:sz w:val="22"/>
-                <w:szCs w:val="22"/>
-                <w:lang w:bidi="ar-SA"/>
-              </w:rPr>
-            </w:pPr>
-          </w:p>
-        </w:tc>
-        <w:tc>
-          <w:tcPr>
-            <w:tcW w:w="1300" w:type="dxa"/>
-            <w:tcBorders>
-              <w:top w:val="nil"/>
-              <w:left w:val="nil"/>
-              <w:bottom w:val="nil"/>
-              <w:right w:val="nil"/>
-            </w:tcBorders>
-            <w:noWrap/>
-            <w:vAlign w:val="bottom"/>
-          </w:tcPr>
-          <w:p>
-            <w:pPr>
-              <w:spacing w:before="0" w:after="0" w:line="240" w:lineRule="auto"/>
-              <w:jc w:val="right"/>
-              <w:rPr>
-                <w:rFonts w:ascii="Calibri" w:eastAsia="Times New Roman" w:hAnsi="Calibri" w:cs="Calibri"/>
-                <w:color w:val="000000"/>
-                <w:sz w:val="22"/>
-                <w:szCs w:val="22"/>
-                <w:lang w:bidi="ar-SA"/>
-              </w:rPr>
-            </w:pPr>
-          </w:p>
-        </w:tc>
-        <w:tc>
-          <w:tcPr>
-            <w:tcW w:w="1300" w:type="dxa"/>
-            <w:tcBorders>
-              <w:top w:val="nil"/>
-              <w:left w:val="nil"/>
-              <w:bottom w:val="nil"/>
-              <w:right w:val="nil"/>
-            </w:tcBorders>
-            <w:noWrap/>
-            <w:vAlign w:val="bottom"/>
-          </w:tcPr>
-          <w:p>
-            <w:pPr>
-              <w:spacing w:before="0" w:after="0" w:line="240" w:lineRule="auto"/>
-              <w:jc w:val="right"/>
-              <w:rPr>
-                <w:rFonts w:ascii="Calibri" w:eastAsia="Times New Roman" w:hAnsi="Calibri" w:cs="Calibri"/>
-                <w:color w:val="000000"/>
-                <w:sz w:val="22"/>
-                <w:szCs w:val="22"/>
-                <w:lang w:bidi="ar-SA"/>
-              </w:rPr>
-            </w:pPr>
-          </w:p>
-        </w:tc>
-        <w:tc>
-          <w:tcPr>
-            <w:tcW w:w="1300" w:type="dxa"/>
-            <w:tcBorders>
-              <w:top w:val="nil"/>
-              <w:left w:val="nil"/>
-              <w:bottom w:val="nil"/>
-              <w:right w:val="nil"/>
-            </w:tcBorders>
-            <w:noWrap/>
-            <w:vAlign w:val="bottom"/>
-          </w:tcPr>
-          <w:p>
-            <w:pPr>
-              <w:spacing w:before="0" w:after="0" w:line="240" w:lineRule="auto"/>
-              <w:jc w:val="right"/>
-              <w:rPr>
-                <w:rFonts w:ascii="Calibri" w:eastAsia="Times New Roman" w:hAnsi="Calibri" w:cs="Calibri"/>
-                <w:color w:val="000000"/>
-                <w:sz w:val="22"/>
-                <w:szCs w:val="22"/>
-                <w:lang w:bidi="ar-SA"/>
-              </w:rPr>
-            </w:pPr>
-          </w:p>
-        </w:tc>
-      </w:tr>
-      <w:tr>
-        <w:trPr>
-          <w:trHeight w:val="290"/>
-        </w:trPr>
-        <w:tc>
-          <w:tcPr>
-            <w:tcW w:w="1647" w:type="dxa"/>
-            <w:tcBorders>
-              <w:top w:val="nil"/>
-              <w:left w:val="nil"/>
-              <w:bottom w:val="nil"/>
-              <w:right w:val="nil"/>
-            </w:tcBorders>
-            <w:noWrap/>
-            <w:vAlign w:val="bottom"/>
-          </w:tcPr>
-          <w:p>
-            <w:pPr>
-              <w:spacing w:before="0" w:after="0" w:line="240" w:lineRule="auto"/>
-              <w:jc w:val="right"/>
-              <w:rPr>
-                <w:rFonts w:ascii="Calibri" w:eastAsia="Times New Roman" w:hAnsi="Calibri" w:cs="Calibri"/>
-                <w:color w:val="000000"/>
-                <w:sz w:val="22"/>
-                <w:szCs w:val="22"/>
-                <w:lang w:bidi="ar-SA"/>
-              </w:rPr>
-            </w:pPr>
-          </w:p>
-        </w:tc>
-        <w:tc>
-          <w:tcPr>
-            <w:tcW w:w="1300" w:type="dxa"/>
-            <w:tcBorders>
-              <w:top w:val="nil"/>
-              <w:left w:val="nil"/>
-              <w:bottom w:val="nil"/>
-              <w:right w:val="nil"/>
-            </w:tcBorders>
-            <w:noWrap/>
-            <w:vAlign w:val="bottom"/>
-          </w:tcPr>
-          <w:p>
-            <w:pPr>
-              <w:spacing w:before="0" w:after="0" w:line="240" w:lineRule="auto"/>
-              <w:jc w:val="right"/>
-              <w:rPr>
-                <w:rFonts w:ascii="Calibri" w:eastAsia="Times New Roman" w:hAnsi="Calibri" w:cs="Calibri"/>
-                <w:color w:val="000000"/>
-                <w:sz w:val="22"/>
-                <w:szCs w:val="22"/>
-                <w:lang w:bidi="ar-SA"/>
-              </w:rPr>
-            </w:pPr>
-          </w:p>
-        </w:tc>
-        <w:tc>
-          <w:tcPr>
-            <w:tcW w:w="1300" w:type="dxa"/>
-            <w:tcBorders>
-              <w:top w:val="nil"/>
-              <w:left w:val="nil"/>
-              <w:bottom w:val="nil"/>
-              <w:right w:val="nil"/>
-            </w:tcBorders>
-            <w:noWrap/>
-            <w:vAlign w:val="bottom"/>
-          </w:tcPr>
-          <w:p>
-            <w:pPr>
-              <w:spacing w:before="0" w:after="0" w:line="240" w:lineRule="auto"/>
-              <w:jc w:val="right"/>
-              <w:rPr>
-                <w:rFonts w:ascii="Calibri" w:eastAsia="Times New Roman" w:hAnsi="Calibri" w:cs="Calibri"/>
-                <w:color w:val="000000"/>
-                <w:sz w:val="22"/>
-                <w:szCs w:val="22"/>
-                <w:lang w:bidi="ar-SA"/>
-              </w:rPr>
-            </w:pPr>
-          </w:p>
-        </w:tc>
-        <w:tc>
-          <w:tcPr>
-            <w:tcW w:w="1300" w:type="dxa"/>
-            <w:tcBorders>
-              <w:top w:val="nil"/>
-              <w:left w:val="nil"/>
-              <w:bottom w:val="nil"/>
-              <w:right w:val="nil"/>
-            </w:tcBorders>
-            <w:noWrap/>
-            <w:vAlign w:val="bottom"/>
-          </w:tcPr>
-          <w:p>
-            <w:pPr>
-              <w:spacing w:before="0" w:after="0" w:line="240" w:lineRule="auto"/>
-              <w:jc w:val="right"/>
-              <w:rPr>
-                <w:rFonts w:ascii="Calibri" w:eastAsia="Times New Roman" w:hAnsi="Calibri" w:cs="Calibri"/>
-                <w:color w:val="000000"/>
-                <w:sz w:val="22"/>
-                <w:szCs w:val="22"/>
-                <w:lang w:bidi="ar-SA"/>
-              </w:rPr>
-            </w:pPr>
-          </w:p>
-        </w:tc>
-        <w:tc>
-          <w:tcPr>
-            <w:tcW w:w="1300" w:type="dxa"/>
-            <w:tcBorders>
-              <w:top w:val="nil"/>
-              <w:left w:val="nil"/>
-              <w:bottom w:val="nil"/>
-              <w:right w:val="nil"/>
-            </w:tcBorders>
-            <w:noWrap/>
-            <w:vAlign w:val="bottom"/>
-          </w:tcPr>
-          <w:p>
-            <w:pPr>
-              <w:spacing w:before="0" w:after="0" w:line="240" w:lineRule="auto"/>
-              <w:jc w:val="right"/>
-              <w:rPr>
-                <w:rFonts w:ascii="Calibri" w:eastAsia="Times New Roman" w:hAnsi="Calibri" w:cs="Calibri"/>
-                <w:color w:val="000000"/>
-                <w:sz w:val="22"/>
-                <w:szCs w:val="22"/>
-                <w:lang w:bidi="ar-SA"/>
-              </w:rPr>
-            </w:pPr>
-          </w:p>
-        </w:tc>
-        <w:tc>
-          <w:tcPr>
-            <w:tcW w:w="1300" w:type="dxa"/>
-            <w:tcBorders>
-              <w:top w:val="nil"/>
-              <w:left w:val="nil"/>
-              <w:bottom w:val="nil"/>
-              <w:right w:val="nil"/>
-            </w:tcBorders>
-            <w:noWrap/>
-            <w:vAlign w:val="bottom"/>
-          </w:tcPr>
-          <w:p>
-            <w:pPr>
-              <w:spacing w:before="0" w:after="0" w:line="240" w:lineRule="auto"/>
-              <w:jc w:val="right"/>
-              <w:rPr>
-                <w:rFonts w:ascii="Calibri" w:eastAsia="Times New Roman" w:hAnsi="Calibri" w:cs="Calibri"/>
-                <w:color w:val="000000"/>
-                <w:sz w:val="22"/>
-                <w:szCs w:val="22"/>
-                <w:lang w:bidi="ar-SA"/>
-              </w:rPr>
-            </w:pPr>
-          </w:p>
-        </w:tc>
-        <w:tc>
-          <w:tcPr>
-            <w:tcW w:w="1300" w:type="dxa"/>
-            <w:tcBorders>
-              <w:top w:val="nil"/>
-              <w:left w:val="nil"/>
-              <w:bottom w:val="nil"/>
-              <w:right w:val="nil"/>
-            </w:tcBorders>
-            <w:noWrap/>
-            <w:vAlign w:val="bottom"/>
-          </w:tcPr>
-          <w:p>
-            <w:pPr>
-              <w:spacing w:before="0" w:after="0" w:line="240" w:lineRule="auto"/>
-              <w:jc w:val="right"/>
-              <w:rPr>
-                <w:rFonts w:ascii="Calibri" w:eastAsia="Times New Roman" w:hAnsi="Calibri" w:cs="Calibri"/>
-                <w:color w:val="000000"/>
-                <w:sz w:val="22"/>
-                <w:szCs w:val="22"/>
-                <w:lang w:bidi="ar-SA"/>
-              </w:rPr>
-            </w:pPr>
-          </w:p>
-        </w:tc>
-      </w:tr>
-      <w:tr>
-        <w:trPr>
-          <w:trHeight w:val="290"/>
-        </w:trPr>
-        <w:tc>
-          <w:tcPr>
-            <w:tcW w:w="1647" w:type="dxa"/>
-            <w:tcBorders>
-              <w:top w:val="nil"/>
-              <w:left w:val="nil"/>
-              <w:bottom w:val="nil"/>
-              <w:right w:val="nil"/>
-            </w:tcBorders>
-            <w:noWrap/>
-            <w:vAlign w:val="bottom"/>
-          </w:tcPr>
-          <w:p>
-            <w:pPr>
-              <w:spacing w:before="0" w:after="0" w:line="240" w:lineRule="auto"/>
-              <w:jc w:val="right"/>
-              <w:rPr>
-                <w:rFonts w:ascii="Calibri" w:eastAsia="Times New Roman" w:hAnsi="Calibri" w:cs="Calibri"/>
-                <w:color w:val="000000"/>
-                <w:sz w:val="22"/>
-                <w:szCs w:val="22"/>
-                <w:lang w:bidi="ar-SA"/>
-              </w:rPr>
-            </w:pPr>
-          </w:p>
-        </w:tc>
-        <w:tc>
-          <w:tcPr>
-            <w:tcW w:w="1300" w:type="dxa"/>
-            <w:tcBorders>
-              <w:top w:val="nil"/>
-              <w:left w:val="nil"/>
-              <w:bottom w:val="nil"/>
-              <w:right w:val="nil"/>
-            </w:tcBorders>
-            <w:noWrap/>
-            <w:vAlign w:val="bottom"/>
-          </w:tcPr>
-          <w:p>
-            <w:pPr>
-              <w:spacing w:before="0" w:after="0" w:line="240" w:lineRule="auto"/>
-              <w:jc w:val="right"/>
-              <w:rPr>
-                <w:rFonts w:ascii="Calibri" w:eastAsia="Times New Roman" w:hAnsi="Calibri" w:cs="Calibri"/>
-                <w:color w:val="000000"/>
-                <w:sz w:val="22"/>
-                <w:szCs w:val="22"/>
-                <w:lang w:bidi="ar-SA"/>
-              </w:rPr>
-            </w:pPr>
-          </w:p>
-        </w:tc>
-        <w:tc>
-          <w:tcPr>
-            <w:tcW w:w="1300" w:type="dxa"/>
-            <w:tcBorders>
-              <w:top w:val="nil"/>
-              <w:left w:val="nil"/>
-              <w:bottom w:val="nil"/>
-              <w:right w:val="nil"/>
-            </w:tcBorders>
-            <w:noWrap/>
-            <w:vAlign w:val="bottom"/>
-          </w:tcPr>
-          <w:p>
-            <w:pPr>
-              <w:spacing w:before="0" w:after="0" w:line="240" w:lineRule="auto"/>
-              <w:jc w:val="right"/>
-              <w:rPr>
-                <w:rFonts w:ascii="Calibri" w:eastAsia="Times New Roman" w:hAnsi="Calibri" w:cs="Calibri"/>
-                <w:color w:val="000000"/>
-                <w:sz w:val="22"/>
-                <w:szCs w:val="22"/>
-                <w:lang w:bidi="ar-SA"/>
-              </w:rPr>
-            </w:pPr>
-          </w:p>
-        </w:tc>
-        <w:tc>
-          <w:tcPr>
-            <w:tcW w:w="1300" w:type="dxa"/>
-            <w:tcBorders>
-              <w:top w:val="nil"/>
-              <w:left w:val="nil"/>
-              <w:bottom w:val="nil"/>
-              <w:right w:val="nil"/>
-            </w:tcBorders>
-            <w:noWrap/>
-            <w:vAlign w:val="bottom"/>
-          </w:tcPr>
-          <w:p>
-            <w:pPr>
-              <w:spacing w:before="0" w:after="0" w:line="240" w:lineRule="auto"/>
-              <w:jc w:val="right"/>
-              <w:rPr>
-                <w:rFonts w:ascii="Calibri" w:eastAsia="Times New Roman" w:hAnsi="Calibri" w:cs="Calibri"/>
-                <w:color w:val="000000"/>
-                <w:sz w:val="22"/>
-                <w:szCs w:val="22"/>
-                <w:lang w:bidi="ar-SA"/>
-              </w:rPr>
-            </w:pPr>
-          </w:p>
-        </w:tc>
-        <w:tc>
-          <w:tcPr>
-            <w:tcW w:w="1300" w:type="dxa"/>
-            <w:tcBorders>
-              <w:top w:val="nil"/>
-              <w:left w:val="nil"/>
-              <w:bottom w:val="nil"/>
-              <w:right w:val="nil"/>
-            </w:tcBorders>
-            <w:noWrap/>
-            <w:vAlign w:val="bottom"/>
-          </w:tcPr>
-          <w:p>
-            <w:pPr>
-              <w:spacing w:before="0" w:after="0" w:line="240" w:lineRule="auto"/>
-              <w:jc w:val="right"/>
-              <w:rPr>
-                <w:rFonts w:ascii="Calibri" w:eastAsia="Times New Roman" w:hAnsi="Calibri" w:cs="Calibri"/>
-                <w:color w:val="000000"/>
-                <w:sz w:val="22"/>
-                <w:szCs w:val="22"/>
-                <w:lang w:bidi="ar-SA"/>
-              </w:rPr>
-            </w:pPr>
-          </w:p>
-        </w:tc>
-        <w:tc>
-          <w:tcPr>
-            <w:tcW w:w="1300" w:type="dxa"/>
-            <w:tcBorders>
-              <w:top w:val="nil"/>
-              <w:left w:val="nil"/>
-              <w:bottom w:val="nil"/>
-              <w:right w:val="nil"/>
-            </w:tcBorders>
-            <w:noWrap/>
-            <w:vAlign w:val="bottom"/>
-          </w:tcPr>
-          <w:p>
-            <w:pPr>
-              <w:spacing w:before="0" w:after="0" w:line="240" w:lineRule="auto"/>
-              <w:jc w:val="right"/>
-              <w:rPr>
-                <w:rFonts w:ascii="Calibri" w:eastAsia="Times New Roman" w:hAnsi="Calibri" w:cs="Calibri"/>
-                <w:color w:val="000000"/>
-                <w:sz w:val="22"/>
-                <w:szCs w:val="22"/>
-                <w:lang w:bidi="ar-SA"/>
-              </w:rPr>
-            </w:pPr>
-          </w:p>
-        </w:tc>
-        <w:tc>
-          <w:tcPr>
-            <w:tcW w:w="1300" w:type="dxa"/>
-            <w:tcBorders>
-              <w:top w:val="nil"/>
-              <w:left w:val="nil"/>
-              <w:bottom w:val="nil"/>
-              <w:right w:val="nil"/>
-            </w:tcBorders>
-            <w:noWrap/>
-            <w:vAlign w:val="bottom"/>
-          </w:tcPr>
-          <w:p>
-            <w:pPr>
-              <w:spacing w:before="0" w:after="0" w:line="240" w:lineRule="auto"/>
-              <w:jc w:val="right"/>
-              <w:rPr>
-                <w:rFonts w:ascii="Calibri" w:eastAsia="Times New Roman" w:hAnsi="Calibri" w:cs="Calibri"/>
-                <w:color w:val="000000"/>
-                <w:sz w:val="22"/>
-                <w:szCs w:val="22"/>
-                <w:lang w:bidi="ar-SA"/>
-              </w:rPr>
-            </w:pPr>
-          </w:p>
-        </w:tc>
-      </w:tr>
-    </w:tbl>
+      <w:r>
+        <w:rPr>
+          <w:rFonts w:ascii="Arial" w:hAnsi="Arial" w:cs="Arial"/>
+          <w:bCs/>
+          <w:lang w:val="pt-BR"/>
+        </w:rPr>
+        <w:drawing>
+          <wp:inline distT="0" distB="0" distL="0" distR="0" wp14:anchorId="0F71D14F" wp14:editId="3E561990">
+            <wp:extent cx="6188710" cy="612140"/>
+            <wp:effectExtent l="0" t="0" r="2540" b="0"/>
+            <wp:docPr id="337814618" name="Picture 1"/>
+            <wp:cNvGraphicFramePr>
+              <a:graphicFrameLocks xmlns:a="http://schemas.openxmlformats.org/drawingml/2006/main" noChangeAspect="1"/>
+            </wp:cNvGraphicFramePr>
+            <a:graphic xmlns:a="http://schemas.openxmlformats.org/drawingml/2006/main">
+              <a:graphicData uri="http://schemas.openxmlformats.org/drawingml/2006/picture">
+                <pic:pic xmlns:pic="http://schemas.openxmlformats.org/drawingml/2006/picture">
+                  <pic:nvPicPr>
+                    <pic:cNvPr id="337814618" name=""/>
+                    <pic:cNvPicPr/>
+                  </pic:nvPicPr>
+                  <pic:blipFill>
+                    <a:blip r:embed="rId17"/>
+                    <a:stretch>
+                      <a:fillRect/>
+                    </a:stretch>
+                  </pic:blipFill>
+                  <pic:spPr>
+                    <a:xfrm>
+                      <a:off x="0" y="0"/>
+                      <a:ext cx="6188710" cy="612140"/>
+                    </a:xfrm>
+                    <a:prstGeom prst="rect">
+                      <a:avLst/>
+                    </a:prstGeom>
+                  </pic:spPr>
+                </pic:pic>
+              </a:graphicData>
+            </a:graphic>
+          </wp:inline>
+        </w:drawing>
+      </w:r>
+    </w:p>
     <w:p>
       <w:pPr>
         <w:pStyle w:val="NoSpacing"/>
         <w:rPr>
           <w:rFonts w:ascii="Arial" w:hAnsi="Arial" w:cs="Arial"/>
-          <w:b/>
-        </w:rPr>
-      </w:pPr>
-      <w:r>
-        <w:rPr>
-          <w:rFonts w:ascii="Arial" w:hAnsi="Arial" w:cs="Arial"/>
-          <w:b/>
+          <w:bCs/>
+          <w:lang w:val="pt-BR"/>
+        </w:rPr>
+      </w:pPr>
+    </w:p>
+    <w:p>
+      <w:pPr>
+        <w:rPr>
+          <w:rFonts w:ascii="Arial" w:hAnsi="Arial" w:cs="Arial"/>
+          <w:b/>
+          <w:bCs/>
+          <w:lang w:val="en-IN"/>
+        </w:rPr>
+      </w:pPr>
+      <w:r>
+        <w:rPr>
+          <w:rFonts w:ascii="Arial" w:hAnsi="Arial" w:cs="Arial"/>
+          <w:bCs/>
+          <w:lang w:val="pt-BR"/>
+        </w:rPr>
+        <w:tab/>
+      </w:r>
+      <w:r>
+        <w:rPr>
+          <w:rFonts w:ascii="Arial" w:hAnsi="Arial" w:cs="Arial"/>
+          <w:b/>
+          <w:bCs/>
+          <w:lang w:val="en-IN"/>
+        </w:rPr>
+        <w:t>File 3: Shipto_Unspsc_Allocation</w:t>
+      </w:r>
+    </w:p>
+    <w:p>
+      <w:pPr>
+        <w:ind w:left="720"/>
+        <w:rPr>
+          <w:rFonts w:ascii="Arial" w:hAnsi="Arial" w:cs="Arial"/>
+          <w:lang w:val="en-IN"/>
+        </w:rPr>
+      </w:pPr>
+      <w:r>
+        <w:rPr>
+          <w:rFonts w:ascii="Arial" w:hAnsi="Arial" w:cs="Arial"/>
+          <w:lang w:val="en-IN"/>
+        </w:rPr>
+        <w:t>Product-level opportunity</w:t>
+      </w:r>
+    </w:p>
+    <w:p>
+      <w:pPr>
+        <w:ind w:left="720"/>
+        <w:rPr>
+          <w:rFonts w:ascii="Arial" w:hAnsi="Arial" w:cs="Arial"/>
+          <w:bCs/>
+          <w:lang w:val="pt-BR"/>
+        </w:rPr>
+      </w:pPr>
+      <w:r>
+        <w:rPr>
+          <w:rFonts w:ascii="Arial" w:hAnsi="Arial" w:cs="Arial"/>
+          <w:b/>
+          <w:lang w:val="pt-BR"/>
+        </w:rPr>
+        <w:t>Output check</w:t>
+      </w:r>
+      <w:r>
+        <w:rPr>
+          <w:rFonts w:ascii="Arial" w:hAnsi="Arial" w:cs="Arial"/>
+          <w:bCs/>
+          <w:lang w:val="pt-BR"/>
+        </w:rPr>
+        <w:t>:</w:t>
+      </w:r>
+    </w:p>
+    <w:p>
+      <w:pPr>
+        <w:pStyle w:val="NoSpacing"/>
+        <w:numPr>
+          <w:ilvl w:val="0"/>
+          <w:numId w:val="49"/>
+        </w:numPr>
+        <w:ind w:left="2160"/>
+        <w:rPr>
+          <w:rFonts w:ascii="Arial" w:hAnsi="Arial" w:cs="Arial"/>
+          <w:bCs/>
+          <w:lang w:val="en-IN"/>
+        </w:rPr>
+      </w:pPr>
+      <w:r>
+        <w:rPr>
+          <w:rFonts w:ascii="Arial" w:hAnsi="Arial" w:cs="Arial"/>
+          <w:bCs/>
+          <w:lang w:val="en-IN"/>
+        </w:rPr>
+        <w:t xml:space="preserve">No negative values </w:t>
+      </w:r>
+    </w:p>
+    <w:p>
+      <w:pPr>
+        <w:pStyle w:val="NoSpacing"/>
+        <w:numPr>
+          <w:ilvl w:val="0"/>
+          <w:numId w:val="49"/>
+        </w:numPr>
+        <w:ind w:left="2160"/>
+        <w:rPr>
+          <w:rFonts w:ascii="Arial" w:hAnsi="Arial" w:cs="Arial"/>
+          <w:bCs/>
+          <w:lang w:val="pt-BR"/>
+        </w:rPr>
+      </w:pPr>
+      <w:r>
+        <w:rPr>
+          <w:rFonts w:ascii="Arial" w:hAnsi="Arial" w:cs="Arial"/>
+          <w:bCs/>
+          <w:lang w:val="en-IN"/>
+        </w:rPr>
+        <w:t>All customers mapped</w:t>
+      </w:r>
+    </w:p>
+    <w:p>
+      <w:pPr>
+        <w:pStyle w:val="NoSpacing"/>
+        <w:rPr>
+          <w:rFonts w:ascii="Arial" w:hAnsi="Arial" w:cs="Arial"/>
+          <w:bCs/>
+          <w:lang w:val="pt-BR"/>
+        </w:rPr>
+      </w:pPr>
+    </w:p>
+    <w:p>
+      <w:pPr>
+        <w:pStyle w:val="NoSpacing"/>
+        <w:rPr>
+          <w:rFonts w:ascii="Arial" w:hAnsi="Arial" w:cs="Arial"/>
+          <w:bCs/>
+          <w:lang w:val="pt-BR"/>
+        </w:rPr>
+      </w:pPr>
+      <w:r>
+        <w:rPr>
+          <w:rFonts w:ascii="Arial" w:hAnsi="Arial" w:cs="Arial"/>
+          <w:bCs/>
+          <w:lang w:val="pt-BR"/>
+        </w:rPr>
+        <w:drawing>
+          <wp:inline distT="0" distB="0" distL="0" distR="0" wp14:anchorId="27F2814A" wp14:editId="24D60C32">
+            <wp:extent cx="6188710" cy="701040"/>
+            <wp:effectExtent l="0" t="0" r="2540" b="3810"/>
+            <wp:docPr id="1761008796" name="Picture 1"/>
+            <wp:cNvGraphicFramePr>
+              <a:graphicFrameLocks xmlns:a="http://schemas.openxmlformats.org/drawingml/2006/main" noChangeAspect="1"/>
+            </wp:cNvGraphicFramePr>
+            <a:graphic xmlns:a="http://schemas.openxmlformats.org/drawingml/2006/main">
+              <a:graphicData uri="http://schemas.openxmlformats.org/drawingml/2006/picture">
+                <pic:pic xmlns:pic="http://schemas.openxmlformats.org/drawingml/2006/picture">
+                  <pic:nvPicPr>
+                    <pic:cNvPr id="1761008796" name=""/>
+                    <pic:cNvPicPr/>
+                  </pic:nvPicPr>
+                  <pic:blipFill>
+                    <a:blip r:embed="rId18"/>
+                    <a:stretch>
+                      <a:fillRect/>
+                    </a:stretch>
+                  </pic:blipFill>
+                  <pic:spPr>
+                    <a:xfrm>
+                      <a:off x="0" y="0"/>
+                      <a:ext cx="6188710" cy="701040"/>
+                    </a:xfrm>
+                    <a:prstGeom prst="rect">
+                      <a:avLst/>
+                    </a:prstGeom>
+                  </pic:spPr>
+                </pic:pic>
+              </a:graphicData>
+            </a:graphic>
+          </wp:inline>
+        </w:drawing>
+      </w:r>
+    </w:p>
+    <w:p>
+      <w:pPr>
+        <w:pStyle w:val="NoSpacing"/>
+        <w:rPr>
+          <w:rFonts w:ascii="Arial" w:hAnsi="Arial" w:cs="Arial"/>
+          <w:bCs/>
+          <w:lang w:val="pt-BR"/>
+        </w:rPr>
+      </w:pPr>
+    </w:p>
+    <w:p>
+      <w:pPr>
+        <w:rPr>
+          <w:rFonts w:ascii="Arial" w:hAnsi="Arial" w:cs="Arial"/>
+          <w:b/>
+          <w:bCs/>
+          <w:lang w:val="en-IN"/>
+        </w:rPr>
+      </w:pPr>
+      <w:r>
+        <w:rPr>
+          <w:rFonts w:ascii="Arial" w:hAnsi="Arial" w:cs="Arial"/>
+          <w:bCs/>
+          <w:lang w:val="pt-BR"/>
+        </w:rPr>
+        <w:tab/>
+      </w:r>
+      <w:r>
+        <w:rPr>
+          <w:rFonts w:ascii="Arial" w:hAnsi="Arial" w:cs="Arial"/>
+          <w:b/>
+          <w:bCs/>
+          <w:lang w:val="en-IN"/>
+        </w:rPr>
+        <w:t>File 4: Bayes_Soldto_Unspsc_Opportunity</w:t>
+      </w:r>
+    </w:p>
+    <w:p>
+      <w:pPr>
+        <w:ind w:firstLine="720"/>
+        <w:rPr>
+          <w:rFonts w:ascii="Arial" w:hAnsi="Arial" w:cs="Arial"/>
+          <w:lang w:val="en-IN"/>
+        </w:rPr>
+      </w:pPr>
+      <w:r>
+        <w:rPr>
+          <w:rFonts w:ascii="Arial" w:hAnsi="Arial" w:cs="Arial"/>
+          <w:lang w:val="en-IN"/>
+        </w:rPr>
+        <w:t>Pure model output</w:t>
+      </w:r>
+    </w:p>
+    <w:p>
+      <w:pPr>
+        <w:ind w:left="720"/>
+        <w:rPr>
+          <w:rFonts w:ascii="Arial" w:hAnsi="Arial" w:cs="Arial"/>
+          <w:bCs/>
+          <w:lang w:val="pt-BR"/>
+        </w:rPr>
+      </w:pPr>
+      <w:r>
+        <w:rPr>
+          <w:rFonts w:ascii="Arial" w:hAnsi="Arial" w:cs="Arial"/>
+          <w:b/>
+          <w:lang w:val="pt-BR"/>
+        </w:rPr>
+        <w:t>Output check</w:t>
+      </w:r>
+      <w:r>
+        <w:rPr>
+          <w:rFonts w:ascii="Arial" w:hAnsi="Arial" w:cs="Arial"/>
+          <w:bCs/>
+          <w:lang w:val="pt-BR"/>
+        </w:rPr>
+        <w:t>:</w:t>
+      </w:r>
+    </w:p>
+    <w:p>
+      <w:pPr>
+        <w:pStyle w:val="NoSpacing"/>
+        <w:numPr>
+          <w:ilvl w:val="0"/>
+          <w:numId w:val="49"/>
+        </w:numPr>
+        <w:ind w:left="2160"/>
+        <w:rPr>
+          <w:rFonts w:ascii="Arial" w:hAnsi="Arial" w:cs="Arial"/>
+          <w:bCs/>
+          <w:lang w:val="en-IN"/>
+        </w:rPr>
+      </w:pPr>
+      <w:r>
+        <w:rPr>
+          <w:rFonts w:ascii="Arial" w:hAnsi="Arial" w:cs="Arial"/>
+          <w:bCs/>
+          <w:lang w:val="en-IN"/>
+        </w:rPr>
+        <w:t xml:space="preserve">No negative values </w:t>
+      </w:r>
+    </w:p>
+    <w:p>
+      <w:pPr>
+        <w:pStyle w:val="NoSpacing"/>
+        <w:numPr>
+          <w:ilvl w:val="0"/>
+          <w:numId w:val="49"/>
+        </w:numPr>
+        <w:ind w:left="2160"/>
+        <w:rPr>
+          <w:rFonts w:ascii="Arial" w:hAnsi="Arial" w:cs="Arial"/>
+          <w:bCs/>
+          <w:lang w:val="pt-BR"/>
+        </w:rPr>
+      </w:pPr>
+      <w:r>
+        <w:rPr>
+          <w:rFonts w:ascii="Arial" w:hAnsi="Arial" w:cs="Arial"/>
+          <w:bCs/>
+          <w:lang w:val="en-IN"/>
+        </w:rPr>
+        <w:t>All customers mapped</w:t>
+      </w:r>
+    </w:p>
+    <w:p>
+      <w:pPr>
+        <w:pStyle w:val="NoSpacing"/>
+        <w:rPr>
+          <w:rFonts w:ascii="Arial" w:hAnsi="Arial" w:cs="Arial"/>
+          <w:bCs/>
+          <w:lang w:val="pt-BR"/>
+        </w:rPr>
+      </w:pPr>
+      <w:r>
+        <w:rPr>
+          <w:rFonts w:ascii="Arial" w:hAnsi="Arial" w:cs="Arial"/>
+          <w:bCs/>
+          <w:lang w:val="pt-BR"/>
+        </w:rPr>
+        <w:drawing>
+          <wp:inline distT="0" distB="0" distL="0" distR="0" wp14:anchorId="4171C192" wp14:editId="7A688CC7">
+            <wp:extent cx="6188710" cy="567055"/>
+            <wp:effectExtent l="0" t="0" r="2540" b="4445"/>
+            <wp:docPr id="446720631" name="Picture 1"/>
+            <wp:cNvGraphicFramePr>
+              <a:graphicFrameLocks xmlns:a="http://schemas.openxmlformats.org/drawingml/2006/main" noChangeAspect="1"/>
+            </wp:cNvGraphicFramePr>
+            <a:graphic xmlns:a="http://schemas.openxmlformats.org/drawingml/2006/main">
+              <a:graphicData uri="http://schemas.openxmlformats.org/drawingml/2006/picture">
+                <pic:pic xmlns:pic="http://schemas.openxmlformats.org/drawingml/2006/picture">
+                  <pic:nvPicPr>
+                    <pic:cNvPr id="446720631" name=""/>
+                    <pic:cNvPicPr/>
+                  </pic:nvPicPr>
+                  <pic:blipFill>
+                    <a:blip r:embed="rId19"/>
+                    <a:stretch>
+                      <a:fillRect/>
+                    </a:stretch>
+                  </pic:blipFill>
+                  <pic:spPr>
+                    <a:xfrm>
+                      <a:off x="0" y="0"/>
+                      <a:ext cx="6188710" cy="567055"/>
+                    </a:xfrm>
+                    <a:prstGeom prst="rect">
+                      <a:avLst/>
+                    </a:prstGeom>
+                  </pic:spPr>
+                </pic:pic>
+              </a:graphicData>
+            </a:graphic>
+          </wp:inline>
+        </w:drawing>
+      </w:r>
+    </w:p>
+    <w:p>
+      <w:pPr>
+        <w:pStyle w:val="NoSpacing"/>
+        <w:rPr>
+          <w:rFonts w:ascii="Arial" w:hAnsi="Arial" w:cs="Arial"/>
+          <w:bCs/>
+          <w:lang w:val="pt-BR"/>
+        </w:rPr>
+      </w:pPr>
+    </w:p>
+    <w:p>
+      <w:pPr>
+        <w:rPr>
+          <w:rFonts w:ascii="Arial" w:hAnsi="Arial" w:cs="Arial"/>
+          <w:b/>
+          <w:bCs/>
+          <w:lang w:val="en-IN"/>
+        </w:rPr>
+      </w:pPr>
+      <w:r>
+        <w:rPr>
+          <w:rFonts w:ascii="Arial" w:hAnsi="Arial" w:cs="Arial"/>
+          <w:bCs/>
+          <w:lang w:val="pt-BR"/>
         </w:rPr>
         <w:lastRenderedPageBreak/>
+        <w:tab/>
+      </w:r>
+      <w:r>
+        <w:rPr>
+          <w:rFonts w:ascii="Arial" w:hAnsi="Arial" w:cs="Arial"/>
+          <w:b/>
+          <w:bCs/>
+          <w:lang w:val="en-IN"/>
+        </w:rPr>
+        <w:t xml:space="preserve">File </w:t>
+      </w:r>
+      <w:r>
+        <w:rPr>
+          <w:rFonts w:ascii="Arial" w:hAnsi="Arial" w:cs="Arial"/>
+          <w:b/>
+          <w:bCs/>
+          <w:lang w:val="en-IN"/>
+        </w:rPr>
+        <w:t>5</w:t>
+      </w:r>
+      <w:r>
+        <w:rPr>
+          <w:rFonts w:ascii="Arial" w:hAnsi="Arial" w:cs="Arial"/>
+          <w:b/>
+          <w:bCs/>
+          <w:lang w:val="en-IN"/>
+        </w:rPr>
+        <w:t xml:space="preserve">: </w:t>
+      </w:r>
+      <w:r>
+        <w:rPr>
+          <w:rFonts w:ascii="Arial" w:hAnsi="Arial" w:cs="Arial"/>
+          <w:b/>
+          <w:bCs/>
+          <w:lang w:val="en-IN"/>
+        </w:rPr>
+        <w:t>mktvw_sum</w:t>
+      </w:r>
+    </w:p>
+    <w:p>
+      <w:pPr>
+        <w:ind w:firstLine="720"/>
+        <w:rPr>
+          <w:rFonts w:ascii="Arial" w:hAnsi="Arial" w:cs="Arial"/>
+          <w:lang w:val="en-IN"/>
+        </w:rPr>
+      </w:pPr>
+      <w:r>
+        <w:rPr>
+          <w:rFonts w:ascii="Arial" w:hAnsi="Arial" w:cs="Arial"/>
+          <w:lang w:val="en-IN"/>
+        </w:rPr>
+        <w:t>Cardinal Estimate on Marketing View Level (Each dollar counted twice or multiple times for each material level opportunity)</w:t>
+      </w:r>
+    </w:p>
+    <w:p>
+      <w:pPr>
+        <w:ind w:left="720"/>
+        <w:rPr>
+          <w:rFonts w:ascii="Arial" w:hAnsi="Arial" w:cs="Arial"/>
+          <w:bCs/>
+          <w:lang w:val="pt-BR"/>
+        </w:rPr>
+      </w:pPr>
+      <w:r>
+        <w:rPr>
+          <w:rFonts w:ascii="Arial" w:hAnsi="Arial" w:cs="Arial"/>
+          <w:b/>
+          <w:lang w:val="pt-BR"/>
+        </w:rPr>
+        <w:t>Output check</w:t>
+      </w:r>
+      <w:r>
+        <w:rPr>
+          <w:rFonts w:ascii="Arial" w:hAnsi="Arial" w:cs="Arial"/>
+          <w:bCs/>
+          <w:lang w:val="pt-BR"/>
+        </w:rPr>
+        <w:t>:</w:t>
+      </w:r>
+    </w:p>
+    <w:p>
+      <w:pPr>
+        <w:pStyle w:val="NoSpacing"/>
+        <w:numPr>
+          <w:ilvl w:val="0"/>
+          <w:numId w:val="49"/>
+        </w:numPr>
+        <w:ind w:left="2160"/>
+        <w:rPr>
+          <w:rFonts w:ascii="Arial" w:hAnsi="Arial" w:cs="Arial"/>
+          <w:bCs/>
+          <w:lang w:val="en-IN"/>
+        </w:rPr>
+      </w:pPr>
+      <w:r>
+        <w:rPr>
+          <w:rFonts w:ascii="Arial" w:hAnsi="Arial" w:cs="Arial"/>
+          <w:bCs/>
+          <w:lang w:val="en-IN"/>
+        </w:rPr>
+        <w:t xml:space="preserve">No negative values </w:t>
+      </w:r>
+    </w:p>
+    <w:p>
+      <w:pPr>
+        <w:pStyle w:val="NoSpacing"/>
+        <w:numPr>
+          <w:ilvl w:val="0"/>
+          <w:numId w:val="49"/>
+        </w:numPr>
+        <w:ind w:left="2160"/>
+        <w:rPr>
+          <w:rFonts w:ascii="Arial" w:hAnsi="Arial" w:cs="Arial"/>
+          <w:bCs/>
+          <w:lang w:val="pt-BR"/>
+        </w:rPr>
+      </w:pPr>
+      <w:r>
+        <w:rPr>
+          <w:rFonts w:ascii="Arial" w:hAnsi="Arial" w:cs="Arial"/>
+          <w:bCs/>
+          <w:lang w:val="en-IN"/>
+        </w:rPr>
+        <w:t>All customers mapped</w:t>
+      </w:r>
+    </w:p>
+    <w:p>
+      <w:pPr>
+        <w:pStyle w:val="NoSpacing"/>
+        <w:rPr>
+          <w:rFonts w:ascii="Arial" w:hAnsi="Arial" w:cs="Arial"/>
+          <w:bCs/>
+          <w:lang w:val="pt-BR"/>
+        </w:rPr>
+      </w:pPr>
+      <w:r>
+        <w:rPr>
+          <w:rFonts w:ascii="Arial" w:hAnsi="Arial" w:cs="Arial"/>
+          <w:bCs/>
+          <w:lang w:val="pt-BR"/>
+        </w:rPr>
+        <w:drawing>
+          <wp:inline distT="0" distB="0" distL="0" distR="0" wp14:anchorId="6F1F8C61" wp14:editId="6466BE41">
+            <wp:extent cx="6188710" cy="614680"/>
+            <wp:effectExtent l="0" t="0" r="2540" b="0"/>
+            <wp:docPr id="502696463" name="Picture 1"/>
+            <wp:cNvGraphicFramePr>
+              <a:graphicFrameLocks xmlns:a="http://schemas.openxmlformats.org/drawingml/2006/main" noChangeAspect="1"/>
+            </wp:cNvGraphicFramePr>
+            <a:graphic xmlns:a="http://schemas.openxmlformats.org/drawingml/2006/main">
+              <a:graphicData uri="http://schemas.openxmlformats.org/drawingml/2006/picture">
+                <pic:pic xmlns:pic="http://schemas.openxmlformats.org/drawingml/2006/picture">
+                  <pic:nvPicPr>
+                    <pic:cNvPr id="502696463" name=""/>
+                    <pic:cNvPicPr/>
+                  </pic:nvPicPr>
+                  <pic:blipFill>
+                    <a:blip r:embed="rId20"/>
+                    <a:stretch>
+                      <a:fillRect/>
+                    </a:stretch>
+                  </pic:blipFill>
+                  <pic:spPr>
+                    <a:xfrm>
+                      <a:off x="0" y="0"/>
+                      <a:ext cx="6188710" cy="614680"/>
+                    </a:xfrm>
+                    <a:prstGeom prst="rect">
+                      <a:avLst/>
+                    </a:prstGeom>
+                  </pic:spPr>
+                </pic:pic>
+              </a:graphicData>
+            </a:graphic>
+          </wp:inline>
+        </w:drawing>
+      </w:r>
+    </w:p>
+    <w:p>
+      <w:pPr>
+        <w:pStyle w:val="NoSpacing"/>
+        <w:rPr>
+          <w:rFonts w:ascii="Arial" w:hAnsi="Arial" w:cs="Arial"/>
+          <w:bCs/>
+          <w:lang w:val="pt-BR"/>
+        </w:rPr>
+      </w:pPr>
+    </w:p>
+    <w:p>
+      <w:pPr>
+        <w:pStyle w:val="NoSpacing"/>
+        <w:rPr>
+          <w:rFonts w:ascii="Arial" w:hAnsi="Arial" w:cs="Arial"/>
+          <w:bCs/>
+          <w:lang w:val="pt-BR"/>
+        </w:rPr>
+      </w:pPr>
+    </w:p>
+    <w:p>
+      <w:pPr>
+        <w:pStyle w:val="NoSpacing"/>
+        <w:rPr>
+          <w:rFonts w:ascii="Arial" w:hAnsi="Arial" w:cs="Arial"/>
+          <w:bCs/>
+          <w:lang w:val="pt-BR"/>
+        </w:rPr>
+      </w:pPr>
+    </w:p>
+    <w:p>
+      <w:pPr>
+        <w:pStyle w:val="NoSpacing"/>
+        <w:rPr>
+          <w:rFonts w:ascii="Arial" w:hAnsi="Arial" w:cs="Arial"/>
+          <w:b/>
+        </w:rPr>
+      </w:pPr>
+      <w:r>
+        <w:rPr>
+          <w:rFonts w:ascii="Arial" w:hAnsi="Arial" w:cs="Arial"/>
+          <w:b/>
+        </w:rPr>
         <w:t xml:space="preserve">3.4 </w:t>
       </w:r>
       <w:r>
@@ -12668,26 +11129,6 @@
         <w:rPr>
           <w:rFonts w:ascii="Arial" w:hAnsi="Arial" w:cs="Arial"/>
           <w:b/>
-          <w:lang w:val="pt-BR"/>
-        </w:rPr>
-      </w:pPr>
-    </w:p>
-    <w:p>
-      <w:pPr>
-        <w:pStyle w:val="NoSpacing"/>
-        <w:rPr>
-          <w:rFonts w:ascii="Arial" w:hAnsi="Arial" w:cs="Arial"/>
-          <w:b/>
-          <w:lang w:val="pt-BR"/>
-        </w:rPr>
-      </w:pPr>
-    </w:p>
-    <w:p>
-      <w:pPr>
-        <w:pStyle w:val="NoSpacing"/>
-        <w:rPr>
-          <w:rFonts w:ascii="Arial" w:hAnsi="Arial" w:cs="Arial"/>
-          <w:b/>
           <w:u w:val="single"/>
           <w:lang w:val="pt-BR"/>
         </w:rPr>
@@ -12698,6 +11139,7 @@
           <w:b/>
           <w:lang w:val="pt-BR"/>
         </w:rPr>
+        <w:lastRenderedPageBreak/>
         <w:t xml:space="preserve">3.6 </w:t>
       </w:r>
       <w:r>
@@ -12820,6 +11262,15 @@
         <w:rPr>
           <w:rFonts w:ascii="Arial" w:hAnsi="Arial" w:cs="Arial"/>
           <w:b/>
+        </w:rPr>
+      </w:pPr>
+    </w:p>
+    <w:p>
+      <w:pPr>
+        <w:pStyle w:val="NoSpacing"/>
+        <w:rPr>
+          <w:rFonts w:ascii="Arial" w:hAnsi="Arial" w:cs="Arial"/>
+          <w:b/>
           <w:u w:val="single"/>
         </w:rPr>
       </w:pPr>
@@ -12828,14 +11279,14 @@
           <w:rFonts w:ascii="Arial" w:hAnsi="Arial" w:cs="Arial"/>
           <w:b/>
         </w:rPr>
-        <w:t xml:space="preserve">4.1 </w:t>
-      </w:r>
-      <w:r>
-        <w:rPr>
-          <w:rFonts w:ascii="Arial" w:hAnsi="Arial" w:cs="Arial"/>
-          <w:b/>
-        </w:rPr>
-        <w:tab/>
+        <w:t>4.1</w:t>
+      </w:r>
+      <w:r>
+        <w:rPr>
+          <w:rFonts w:ascii="Arial" w:hAnsi="Arial" w:cs="Arial"/>
+          <w:b/>
+        </w:rPr>
+        <w:t xml:space="preserve"> </w:t>
       </w:r>
       <w:r>
         <w:rPr>
@@ -12861,14 +11312,22 @@
         <w:rPr>
           <w:rFonts w:ascii="Arial" w:hAnsi="Arial" w:cs="Arial"/>
           <w:b/>
-          <w:u w:val="single"/>
         </w:rPr>
       </w:pPr>
     </w:p>
     <w:tbl>
       <w:tblPr>
+        <w:tblStyle w:val="TableGridLight1"/>
+        <w:tblpPr w:leftFromText="180" w:rightFromText="180" w:vertAnchor="text" w:horzAnchor="margin" w:tblpXSpec="center" w:tblpY="76"/>
         <w:tblW w:w="7512" w:type="dxa"/>
-        <w:jc w:val="center"/>
+        <w:tblBorders>
+          <w:top w:val="single" w:sz="4" w:space="0" w:color="auto"/>
+          <w:left w:val="single" w:sz="4" w:space="0" w:color="auto"/>
+          <w:bottom w:val="single" w:sz="4" w:space="0" w:color="auto"/>
+          <w:right w:val="single" w:sz="4" w:space="0" w:color="auto"/>
+          <w:insideH w:val="single" w:sz="4" w:space="0" w:color="auto"/>
+          <w:insideV w:val="single" w:sz="4" w:space="0" w:color="auto"/>
+        </w:tblBorders>
         <w:tblLayout w:type="fixed"/>
         <w:tblLook w:val="04A0" w:firstRow="1" w:lastRow="0" w:firstColumn="1" w:lastColumn="0" w:noHBand="0" w:noVBand="1"/>
       </w:tblPr>
@@ -12881,23 +11340,14 @@
       <w:tr>
         <w:trPr>
           <w:trHeight w:val="163"/>
-          <w:jc w:val="center"/>
         </w:trPr>
         <w:tc>
           <w:tcPr>
             <w:tcW w:w="1984" w:type="dxa"/>
-            <w:tcBorders>
-              <w:top w:val="single" w:sz="4" w:space="0" w:color="auto"/>
-              <w:left w:val="nil"/>
-              <w:bottom w:val="single" w:sz="4" w:space="0" w:color="auto"/>
-              <w:right w:val="single" w:sz="4" w:space="0" w:color="auto"/>
-            </w:tcBorders>
-            <w:shd w:val="clear" w:color="auto" w:fill="DFDFDF" w:themeFill="background2" w:themeFillTint="33"/>
-            <w:vAlign w:val="center"/>
+            <w:shd w:val="clear" w:color="auto" w:fill="BFBFBF" w:themeFill="background1" w:themeFillShade="BF"/>
           </w:tcPr>
           <w:p>
             <w:pPr>
-              <w:spacing w:after="0" w:line="240" w:lineRule="auto"/>
               <w:jc w:val="center"/>
               <w:rPr>
                 <w:rFonts w:ascii="Arial" w:hAnsi="Arial" w:cs="Arial"/>
@@ -12916,18 +11366,10 @@
         <w:tc>
           <w:tcPr>
             <w:tcW w:w="2693" w:type="dxa"/>
-            <w:tcBorders>
-              <w:top w:val="single" w:sz="4" w:space="0" w:color="auto"/>
-              <w:left w:val="nil"/>
-              <w:bottom w:val="single" w:sz="4" w:space="0" w:color="auto"/>
-              <w:right w:val="single" w:sz="4" w:space="0" w:color="auto"/>
-            </w:tcBorders>
-            <w:shd w:val="clear" w:color="auto" w:fill="DFDFDF" w:themeFill="background2" w:themeFillTint="33"/>
-            <w:vAlign w:val="center"/>
+            <w:shd w:val="clear" w:color="auto" w:fill="BFBFBF" w:themeFill="background1" w:themeFillShade="BF"/>
           </w:tcPr>
           <w:p>
             <w:pPr>
-              <w:spacing w:after="0" w:line="240" w:lineRule="auto"/>
               <w:jc w:val="center"/>
               <w:rPr>
                 <w:rFonts w:ascii="Arial" w:hAnsi="Arial" w:cs="Arial"/>
@@ -12946,18 +11388,10 @@
         <w:tc>
           <w:tcPr>
             <w:tcW w:w="1418" w:type="dxa"/>
-            <w:tcBorders>
-              <w:top w:val="single" w:sz="4" w:space="0" w:color="auto"/>
-              <w:left w:val="nil"/>
-              <w:bottom w:val="single" w:sz="4" w:space="0" w:color="auto"/>
-              <w:right w:val="single" w:sz="4" w:space="0" w:color="auto"/>
-            </w:tcBorders>
-            <w:shd w:val="clear" w:color="auto" w:fill="DFDFDF" w:themeFill="background2" w:themeFillTint="33"/>
-            <w:vAlign w:val="center"/>
+            <w:shd w:val="clear" w:color="auto" w:fill="BFBFBF" w:themeFill="background1" w:themeFillShade="BF"/>
           </w:tcPr>
           <w:p>
             <w:pPr>
-              <w:spacing w:after="0" w:line="240" w:lineRule="auto"/>
               <w:jc w:val="center"/>
               <w:rPr>
                 <w:rFonts w:ascii="Arial" w:hAnsi="Arial" w:cs="Arial"/>
@@ -12976,18 +11410,10 @@
         <w:tc>
           <w:tcPr>
             <w:tcW w:w="1417" w:type="dxa"/>
-            <w:tcBorders>
-              <w:top w:val="single" w:sz="4" w:space="0" w:color="auto"/>
-              <w:left w:val="nil"/>
-              <w:bottom w:val="single" w:sz="4" w:space="0" w:color="auto"/>
-              <w:right w:val="single" w:sz="4" w:space="0" w:color="auto"/>
-            </w:tcBorders>
-            <w:shd w:val="clear" w:color="auto" w:fill="DFDFDF" w:themeFill="background2" w:themeFillTint="33"/>
-            <w:vAlign w:val="center"/>
+            <w:shd w:val="clear" w:color="auto" w:fill="BFBFBF" w:themeFill="background1" w:themeFillShade="BF"/>
           </w:tcPr>
           <w:p>
             <w:pPr>
-              <w:spacing w:after="0" w:line="240" w:lineRule="auto"/>
               <w:jc w:val="center"/>
               <w:rPr>
                 <w:rFonts w:ascii="Arial" w:hAnsi="Arial" w:cs="Arial"/>
@@ -13007,33 +11433,42 @@
       <w:tr>
         <w:trPr>
           <w:trHeight w:val="163"/>
-          <w:jc w:val="center"/>
         </w:trPr>
         <w:tc>
           <w:tcPr>
             <w:tcW w:w="1984" w:type="dxa"/>
-            <w:tcBorders>
-              <w:top w:val="single" w:sz="4" w:space="0" w:color="auto"/>
-              <w:left w:val="nil"/>
-              <w:bottom w:val="single" w:sz="4" w:space="0" w:color="auto"/>
-              <w:right w:val="single" w:sz="4" w:space="0" w:color="auto"/>
-            </w:tcBorders>
-            <w:vAlign w:val="center"/>
           </w:tcPr>
           <w:p>
             <w:pPr>
-              <w:spacing w:before="0" w:after="0"/>
+              <w:spacing w:before="0"/>
               <w:rPr>
                 <w:rFonts w:ascii="Arial" w:hAnsi="Arial" w:cs="Arial"/>
                 <w:bCs/>
               </w:rPr>
             </w:pPr>
-            <w:r>
+          </w:p>
+          <w:p>
+            <w:pPr>
+              <w:spacing w:before="0"/>
               <w:rPr>
                 <w:rFonts w:ascii="Arial" w:hAnsi="Arial" w:cs="Arial"/>
                 <w:bCs/>
               </w:rPr>
-              <w:lastRenderedPageBreak/>
+            </w:pPr>
+          </w:p>
+          <w:p>
+            <w:pPr>
+              <w:spacing w:before="0"/>
+              <w:rPr>
+                <w:rFonts w:ascii="Arial" w:hAnsi="Arial" w:cs="Arial"/>
+                <w:bCs/>
+              </w:rPr>
+            </w:pPr>
+            <w:r>
+              <w:rPr>
+                <w:rFonts w:ascii="Arial" w:hAnsi="Arial" w:cs="Arial"/>
+                <w:bCs/>
+              </w:rPr>
               <w:t>Alteryx workflows run</w:t>
             </w:r>
           </w:p>
@@ -13041,17 +11476,10 @@
         <w:tc>
           <w:tcPr>
             <w:tcW w:w="2693" w:type="dxa"/>
-            <w:tcBorders>
-              <w:top w:val="single" w:sz="4" w:space="0" w:color="auto"/>
-              <w:left w:val="nil"/>
-              <w:bottom w:val="single" w:sz="4" w:space="0" w:color="auto"/>
-              <w:right w:val="single" w:sz="4" w:space="0" w:color="auto"/>
-            </w:tcBorders>
-            <w:vAlign w:val="center"/>
           </w:tcPr>
           <w:p>
             <w:pPr>
-              <w:spacing w:before="0" w:after="0"/>
+              <w:spacing w:before="0"/>
               <w:jc w:val="center"/>
               <w:rPr>
                 <w:rFonts w:ascii="Arial" w:hAnsi="Arial" w:cs="Arial"/>
@@ -13061,7 +11489,7 @@
           </w:p>
           <w:p>
             <w:pPr>
-              <w:spacing w:before="0" w:after="0"/>
+              <w:spacing w:before="0"/>
               <w:jc w:val="center"/>
               <w:rPr>
                 <w:rFonts w:ascii="Arial" w:hAnsi="Arial" w:cs="Arial"/>
@@ -13079,21 +11507,21 @@
                 <w:rFonts w:ascii="Arial" w:hAnsi="Arial" w:cs="Arial"/>
                 <w:bCs/>
               </w:rPr>
-              <w:t xml:space="preserve">run the </w:t>
+              <w:t>run the Alteryx workflows</w:t>
             </w:r>
             <w:r>
               <w:rPr>
                 <w:rFonts w:ascii="Arial" w:hAnsi="Arial" w:cs="Arial"/>
                 <w:bCs/>
               </w:rPr>
-              <w:t>Alteryx workflows</w:t>
+              <w:t xml:space="preserve"> </w:t>
             </w:r>
             <w:r>
               <w:rPr>
                 <w:rFonts w:ascii="Arial" w:hAnsi="Arial" w:cs="Arial"/>
                 <w:bCs/>
               </w:rPr>
-              <w:t xml:space="preserve"> </w:t>
+              <w:t>to estimate out of channel allocation</w:t>
             </w:r>
             <w:r>
               <w:rPr>
@@ -13107,17 +11535,10 @@
         <w:tc>
           <w:tcPr>
             <w:tcW w:w="1418" w:type="dxa"/>
-            <w:tcBorders>
-              <w:top w:val="single" w:sz="4" w:space="0" w:color="auto"/>
-              <w:left w:val="nil"/>
-              <w:bottom w:val="single" w:sz="4" w:space="0" w:color="auto"/>
-              <w:right w:val="single" w:sz="4" w:space="0" w:color="auto"/>
-            </w:tcBorders>
-            <w:vAlign w:val="center"/>
           </w:tcPr>
           <w:p>
             <w:pPr>
-              <w:spacing w:before="0" w:after="0" w:line="240" w:lineRule="auto"/>
+              <w:spacing w:before="0"/>
               <w:jc w:val="center"/>
               <w:rPr>
                 <w:rFonts w:ascii="Arial" w:hAnsi="Arial" w:cs="Arial"/>
@@ -13134,17 +11555,10 @@
         <w:tc>
           <w:tcPr>
             <w:tcW w:w="1417" w:type="dxa"/>
-            <w:tcBorders>
-              <w:top w:val="single" w:sz="4" w:space="0" w:color="auto"/>
-              <w:left w:val="nil"/>
-              <w:bottom w:val="single" w:sz="4" w:space="0" w:color="auto"/>
-              <w:right w:val="single" w:sz="4" w:space="0" w:color="auto"/>
-            </w:tcBorders>
-            <w:vAlign w:val="center"/>
           </w:tcPr>
           <w:p>
             <w:pPr>
-              <w:spacing w:before="0" w:after="0"/>
+              <w:spacing w:before="0"/>
               <w:jc w:val="center"/>
               <w:rPr>
                 <w:rFonts w:ascii="Arial" w:hAnsi="Arial" w:cs="Arial"/>
@@ -13154,7 +11568,7 @@
               <w:rPr>
                 <w:rFonts w:ascii="Arial" w:hAnsi="Arial" w:cs="Arial"/>
               </w:rPr>
-              <w:t>15</w:t>
+              <w:t>10</w:t>
             </w:r>
             <w:r>
               <w:rPr>
@@ -13167,24 +11581,84 @@
               <w:rPr>
                 <w:rFonts w:ascii="Arial" w:hAnsi="Arial" w:cs="Arial"/>
               </w:rPr>
-              <w:t xml:space="preserve"> Business Day</w:t>
-            </w:r>
-            <w:r>
-              <w:rPr>
-                <w:rFonts w:ascii="Arial" w:hAnsi="Arial" w:cs="Arial"/>
-              </w:rPr>
-              <w:t xml:space="preserve"> </w:t>
-            </w:r>
-            <w:r>
-              <w:rPr>
-                <w:rFonts w:ascii="Arial" w:hAnsi="Arial" w:cs="Arial"/>
-              </w:rPr>
-              <w:t>of the month</w:t>
+              <w:t xml:space="preserve"> Business Day of the month</w:t>
             </w:r>
           </w:p>
         </w:tc>
       </w:tr>
     </w:tbl>
+    <w:p>
+      <w:pPr>
+        <w:pStyle w:val="NoSpacing"/>
+        <w:rPr>
+          <w:rFonts w:ascii="Arial" w:hAnsi="Arial" w:cs="Arial"/>
+          <w:b/>
+        </w:rPr>
+      </w:pPr>
+    </w:p>
+    <w:p>
+      <w:pPr>
+        <w:pStyle w:val="NoSpacing"/>
+        <w:rPr>
+          <w:rFonts w:ascii="Arial" w:hAnsi="Arial" w:cs="Arial"/>
+          <w:b/>
+        </w:rPr>
+      </w:pPr>
+    </w:p>
+    <w:p>
+      <w:pPr>
+        <w:pStyle w:val="NoSpacing"/>
+        <w:rPr>
+          <w:rFonts w:ascii="Arial" w:hAnsi="Arial" w:cs="Arial"/>
+          <w:b/>
+        </w:rPr>
+      </w:pPr>
+    </w:p>
+    <w:p>
+      <w:pPr>
+        <w:pStyle w:val="NoSpacing"/>
+        <w:rPr>
+          <w:rFonts w:ascii="Arial" w:hAnsi="Arial" w:cs="Arial"/>
+          <w:b/>
+        </w:rPr>
+      </w:pPr>
+    </w:p>
+    <w:p>
+      <w:pPr>
+        <w:pStyle w:val="NoSpacing"/>
+        <w:rPr>
+          <w:rFonts w:ascii="Arial" w:hAnsi="Arial" w:cs="Arial"/>
+          <w:b/>
+        </w:rPr>
+      </w:pPr>
+    </w:p>
+    <w:p>
+      <w:pPr>
+        <w:pStyle w:val="NoSpacing"/>
+        <w:rPr>
+          <w:rFonts w:ascii="Arial" w:hAnsi="Arial" w:cs="Arial"/>
+          <w:b/>
+        </w:rPr>
+      </w:pPr>
+    </w:p>
+    <w:p>
+      <w:pPr>
+        <w:pStyle w:val="NoSpacing"/>
+        <w:rPr>
+          <w:rFonts w:ascii="Arial" w:hAnsi="Arial" w:cs="Arial"/>
+          <w:b/>
+        </w:rPr>
+      </w:pPr>
+    </w:p>
+    <w:p>
+      <w:pPr>
+        <w:pStyle w:val="NoSpacing"/>
+        <w:rPr>
+          <w:rFonts w:ascii="Arial" w:hAnsi="Arial" w:cs="Arial"/>
+          <w:b/>
+        </w:rPr>
+      </w:pPr>
+    </w:p>
     <w:p>
       <w:pPr>
         <w:pStyle w:val="NoSpacing"/>
@@ -13373,33 +11847,8 @@
                 <w:rStyle w:val="Hyperlink"/>
                 <w:rFonts w:ascii="Arial" w:hAnsi="Arial" w:cs="Arial"/>
               </w:rPr>
-              <w:t>\\cardinalhealth.net\Applications\OH001\AnalyticsInfoMgmt\Teams\Performance Optimization\</w:t>
-            </w:r>
-            <w:proofErr w:type="spellStart"/>
-            <w:r>
-              <w:rPr>
-                <w:rStyle w:val="Hyperlink"/>
-                <w:rFonts w:ascii="Arial" w:hAnsi="Arial" w:cs="Arial"/>
-              </w:rPr>
-              <w:t>AdamTransition</w:t>
-            </w:r>
-            <w:proofErr w:type="spellEnd"/>
-            <w:r>
-              <w:rPr>
-                <w:rStyle w:val="Hyperlink"/>
-                <w:rFonts w:ascii="Arial" w:hAnsi="Arial" w:cs="Arial"/>
-              </w:rPr>
-              <w:t>\</w:t>
-            </w:r>
-            <w:proofErr w:type="spellStart"/>
-            <w:r>
-              <w:rPr>
-                <w:rStyle w:val="Hyperlink"/>
-                <w:rFonts w:ascii="Arial" w:hAnsi="Arial" w:cs="Arial"/>
-              </w:rPr>
-              <w:t>ClarivateAllocation</w:t>
-            </w:r>
-            <w:proofErr w:type="spellEnd"/>
+              <w:t>\\cardinalhealth.net\Applications\OH001\AnalyticsInfoMgmt\Teams\Performance Optimization\AdamTransition\ClarivateAllocation</w:t>
+            </w:r>
           </w:p>
         </w:tc>
       </w:tr>
@@ -13706,7 +12155,8 @@
               <w:rPr>
                 <w:rFonts w:ascii="Arial" w:hAnsi="Arial" w:cs="Arial"/>
               </w:rPr>
-              <w:t>GMPD Master Data Domain – Knowledge Assistant</w:t>
+              <w:lastRenderedPageBreak/>
+              <w:t>Out Of Channel Allocation</w:t>
             </w:r>
           </w:p>
         </w:tc>
@@ -13788,7 +12238,7 @@
                 <w:lang w:val="de-DE"/>
               </w:rPr>
             </w:pPr>
-            <w:hyperlink r:id="rId16" w:history="1">
+            <w:hyperlink r:id="rId21" w:history="1">
               <w:r>
                 <w:rPr>
                   <w:rStyle w:val="Hyperlink"/>
@@ -13837,7 +12287,6 @@
         <w:rPr>
           <w:rFonts w:ascii="Arial" w:hAnsi="Arial" w:cs="Arial"/>
           <w:b/>
-          <w:lang w:val="de-DE"/>
         </w:rPr>
       </w:pPr>
     </w:p>
@@ -13847,7 +12296,6 @@
         <w:rPr>
           <w:rFonts w:ascii="Arial" w:hAnsi="Arial" w:cs="Arial"/>
           <w:b/>
-          <w:lang w:val="de-DE"/>
         </w:rPr>
       </w:pPr>
     </w:p>
@@ -13857,7 +12305,6 @@
         <w:rPr>
           <w:rFonts w:ascii="Arial" w:hAnsi="Arial" w:cs="Arial"/>
           <w:b/>
-          <w:lang w:val="de-DE"/>
         </w:rPr>
       </w:pPr>
     </w:p>
@@ -13867,60 +12314,13 @@
         <w:rPr>
           <w:rFonts w:ascii="Arial" w:hAnsi="Arial" w:cs="Arial"/>
           <w:b/>
-          <w:lang w:val="de-DE"/>
-        </w:rPr>
-      </w:pPr>
-    </w:p>
-    <w:p>
-      <w:pPr>
-        <w:pStyle w:val="NoSpacing"/>
-        <w:rPr>
-          <w:rFonts w:ascii="Arial" w:hAnsi="Arial" w:cs="Arial"/>
-          <w:b/>
-        </w:rPr>
-      </w:pPr>
-    </w:p>
-    <w:p>
-      <w:pPr>
-        <w:pStyle w:val="NoSpacing"/>
-        <w:rPr>
-          <w:rFonts w:ascii="Arial" w:hAnsi="Arial" w:cs="Arial"/>
-          <w:b/>
-        </w:rPr>
-      </w:pPr>
-    </w:p>
-    <w:p>
-      <w:pPr>
-        <w:pStyle w:val="NoSpacing"/>
-        <w:rPr>
-          <w:rFonts w:ascii="Arial" w:hAnsi="Arial" w:cs="Arial"/>
-          <w:b/>
-        </w:rPr>
-      </w:pPr>
-    </w:p>
-    <w:p>
-      <w:pPr>
-        <w:pStyle w:val="NoSpacing"/>
-        <w:rPr>
-          <w:rFonts w:ascii="Arial" w:hAnsi="Arial" w:cs="Arial"/>
-          <w:b/>
-        </w:rPr>
-      </w:pPr>
-    </w:p>
-    <w:p>
-      <w:pPr>
-        <w:pStyle w:val="NoSpacing"/>
-        <w:rPr>
-          <w:rFonts w:ascii="Arial" w:hAnsi="Arial" w:cs="Arial"/>
-          <w:b/>
-        </w:rPr>
-      </w:pPr>
-      <w:r>
-        <w:rPr>
-          <w:rFonts w:ascii="Arial" w:hAnsi="Arial" w:cs="Arial"/>
-          <w:b/>
-        </w:rPr>
-        <w:lastRenderedPageBreak/>
+        </w:rPr>
+      </w:pPr>
+      <w:r>
+        <w:rPr>
+          <w:rFonts w:ascii="Arial" w:hAnsi="Arial" w:cs="Arial"/>
+          <w:b/>
+        </w:rPr>
         <w:t>5</w:t>
       </w:r>
       <w:r>
@@ -14198,29 +12598,16 @@
               </w:rPr>
               <w:t xml:space="preserve">Praven Kumar: </w:t>
             </w:r>
-            <w:r>
-              <w:fldChar w:fldCharType="begin"/>
-            </w:r>
-            <w:r>
-              <w:rPr>
-                <w:lang w:val="nl-NL"/>
-              </w:rPr>
-              <w:instrText>HYPERLINK "mailto:praven.kumar@cardinalhealth.com"</w:instrText>
-            </w:r>
-            <w:r>
-              <w:fldChar w:fldCharType="separate"/>
-            </w:r>
-            <w:r>
-              <w:rPr>
-                <w:rStyle w:val="Hyperlink"/>
-                <w:rFonts w:ascii="Arial" w:hAnsi="Arial" w:cs="Arial"/>
-                <w:lang w:val="nl-NL" w:eastAsia="zh-CN" w:bidi="ar-SA"/>
-              </w:rPr>
-              <w:t>praven.kumar@cardinalhealth.com</w:t>
-            </w:r>
-            <w:r>
-              <w:fldChar w:fldCharType="end"/>
-            </w:r>
+            <w:hyperlink r:id="rId22" w:history="1">
+              <w:r>
+                <w:rPr>
+                  <w:rStyle w:val="Hyperlink"/>
+                  <w:rFonts w:ascii="Arial" w:hAnsi="Arial" w:cs="Arial"/>
+                  <w:lang w:val="nl-NL" w:eastAsia="zh-CN" w:bidi="ar-SA"/>
+                </w:rPr>
+                <w:t>praven.kumar@cardinalhealth.com</w:t>
+              </w:r>
+            </w:hyperlink>
           </w:p>
           <w:p>
             <w:pPr>
@@ -14258,7 +12645,7 @@
                 <w:lang w:eastAsia="zh-CN" w:bidi="ar-SA"/>
               </w:rPr>
             </w:pPr>
-            <w:hyperlink r:id="rId17" w:history="1">
+            <w:hyperlink r:id="rId23" w:history="1">
               <w:r>
                 <w:rPr>
                   <w:rStyle w:val="Hyperlink"/>
@@ -14366,7 +12753,7 @@
                 <w:lang w:val="nl-NL" w:eastAsia="zh-CN" w:bidi="ar-SA"/>
               </w:rPr>
             </w:pPr>
-            <w:hyperlink r:id="rId18" w:history="1">
+            <w:hyperlink r:id="rId24" w:history="1">
               <w:r>
                 <w:rPr>
                   <w:rStyle w:val="Hyperlink"/>
@@ -14459,7 +12846,7 @@
                 <w:lang w:val="nl-NL" w:eastAsia="zh-CN" w:bidi="ar-SA"/>
               </w:rPr>
             </w:pPr>
-            <w:hyperlink r:id="rId19" w:history="1">
+            <w:hyperlink r:id="rId25" w:history="1">
               <w:r>
                 <w:rPr>
                   <w:rStyle w:val="Hyperlink"/>
@@ -14793,7 +13180,7 @@
                 <w:lang w:eastAsia="zh-CN" w:bidi="ar-SA"/>
               </w:rPr>
             </w:pPr>
-            <w:hyperlink r:id="rId20" w:history="1">
+            <w:hyperlink r:id="rId26" w:history="1">
               <w:r>
                 <w:rPr>
                   <w:rStyle w:val="Hyperlink"/>
@@ -14834,6 +13221,7 @@
               <w:rPr>
                 <w:rFonts w:ascii="Arial" w:hAnsi="Arial" w:cs="Arial"/>
               </w:rPr>
+              <w:lastRenderedPageBreak/>
               <w:t>Irfan Ahmed</w:t>
             </w:r>
           </w:p>
@@ -14858,19 +13246,11 @@
                 <w:rFonts w:ascii="Arial" w:hAnsi="Arial" w:cs="Arial"/>
               </w:rPr>
             </w:pPr>
-            <w:proofErr w:type="spellStart"/>
             <w:r>
               <w:rPr>
                 <w:rFonts w:ascii="Arial" w:hAnsi="Arial" w:cs="Arial"/>
               </w:rPr>
-              <w:t>Mgr</w:t>
-            </w:r>
-            <w:proofErr w:type="spellEnd"/>
-            <w:r>
-              <w:rPr>
-                <w:rFonts w:ascii="Arial" w:hAnsi="Arial" w:cs="Arial"/>
-              </w:rPr>
-              <w:t>, Data &amp; Analytics Management</w:t>
+              <w:t>Mgr, Data &amp; Analytics Management</w:t>
             </w:r>
           </w:p>
           <w:p>
@@ -14925,7 +13305,7 @@
                 <w:rFonts w:ascii="Arial" w:hAnsi="Arial" w:cs="Arial"/>
               </w:rPr>
             </w:pPr>
-            <w:hyperlink r:id="rId21" w:history="1">
+            <w:hyperlink r:id="rId27" w:history="1">
               <w:r>
                 <w:rPr>
                   <w:rStyle w:val="Hyperlink"/>
@@ -15156,7 +13536,7 @@
                 <w:lang w:eastAsia="zh-CN" w:bidi="ar-SA"/>
               </w:rPr>
             </w:pPr>
-            <w:hyperlink r:id="rId22" w:history="1">
+            <w:hyperlink r:id="rId28" w:history="1">
               <w:r>
                 <w:rPr>
                   <w:rStyle w:val="Hyperlink"/>
@@ -15198,8 +13578,8 @@
       </w:pPr>
     </w:p>
     <w:sectPr>
-      <w:footerReference w:type="default" r:id="rId23"/>
-      <w:headerReference w:type="first" r:id="rId24"/>
+      <w:footerReference w:type="default" r:id="rId29"/>
+      <w:headerReference w:type="first" r:id="rId30"/>
       <w:pgSz w:w="11906" w:h="16838"/>
       <w:pgMar w:top="1440" w:right="1080" w:bottom="1440" w:left="1080" w:header="706" w:footer="461" w:gutter="0"/>
       <w:pgNumType w:start="1"/>
@@ -15666,7 +14046,6 @@
               <w:szCs w:val="24"/>
             </w:rPr>
           </w:pPr>
-          <w:proofErr w:type="spellStart"/>
           <w:r>
             <w:rPr>
               <w:rFonts w:ascii="Arial" w:eastAsia="Arial" w:hAnsi="Arial" w:cs="Arial"/>
@@ -15674,57 +14053,7 @@
               <w:sz w:val="24"/>
               <w:szCs w:val="24"/>
             </w:rPr>
-            <w:t>Analytics_Medical</w:t>
-          </w:r>
-          <w:proofErr w:type="spellEnd"/>
-          <w:r>
-            <w:rPr>
-              <w:rFonts w:ascii="Arial" w:eastAsia="Arial" w:hAnsi="Arial" w:cs="Arial"/>
-              <w:bCs/>
-              <w:sz w:val="24"/>
-              <w:szCs w:val="24"/>
-            </w:rPr>
-            <w:t xml:space="preserve"> - </w:t>
-          </w:r>
-          <w:proofErr w:type="spellStart"/>
-          <w:r>
-            <w:rPr>
-              <w:rFonts w:ascii="Arial" w:eastAsia="Arial" w:hAnsi="Arial" w:cs="Arial"/>
-              <w:bCs/>
-              <w:sz w:val="24"/>
-              <w:szCs w:val="24"/>
-            </w:rPr>
-            <w:t>Commercial_Commercial</w:t>
-          </w:r>
-          <w:proofErr w:type="spellEnd"/>
-          <w:r>
-            <w:rPr>
-              <w:rFonts w:ascii="Arial" w:eastAsia="Arial" w:hAnsi="Arial" w:cs="Arial"/>
-              <w:bCs/>
-              <w:sz w:val="24"/>
-              <w:szCs w:val="24"/>
-            </w:rPr>
-            <w:t xml:space="preserve"> &amp; Customer </w:t>
-          </w:r>
-          <w:proofErr w:type="spellStart"/>
-          <w:r>
-            <w:rPr>
-              <w:rFonts w:ascii="Arial" w:eastAsia="Arial" w:hAnsi="Arial" w:cs="Arial"/>
-              <w:bCs/>
-              <w:sz w:val="24"/>
-              <w:szCs w:val="24"/>
-            </w:rPr>
-            <w:t>Analytics_Customer</w:t>
-          </w:r>
-          <w:proofErr w:type="spellEnd"/>
-          <w:r>
-            <w:rPr>
-              <w:rFonts w:ascii="Arial" w:eastAsia="Arial" w:hAnsi="Arial" w:cs="Arial"/>
-              <w:bCs/>
-              <w:sz w:val="24"/>
-              <w:szCs w:val="24"/>
-            </w:rPr>
-            <w:t xml:space="preserve"> Loyalty Index_V1</w:t>
+            <w:t>Analytics_Medical - Commercial_Commercial &amp; Customer Analytics_Customer Loyalty Index_V1</w:t>
           </w:r>
         </w:p>
         <w:p>
@@ -23572,6 +21901,7 @@
   <w:style w:type="character" w:default="1" w:styleId="DefaultParagraphFont">
     <w:name w:val="Default Paragraph Font"/>
     <w:uiPriority w:val="1"/>
+    <w:semiHidden/>
     <w:unhideWhenUsed/>
   </w:style>
   <w:style w:type="table" w:default="1" w:styleId="TableNormal">
@@ -26775,6 +25105,10 @@
 </file>
 
 <file path=customXml/item2.xml><?xml version="1.0" encoding="utf-8"?>
+<b:Sources xmlns:b="http://schemas.openxmlformats.org/officeDocument/2006/bibliography" xmlns="http://schemas.openxmlformats.org/officeDocument/2006/bibliography" SelectedStyle="\APASixthEditionOfficeOnline.xsl" StyleName="APA" Version="6"/>
+</file>
+
+<file path=customXml/item3.xml><?xml version="1.0" encoding="utf-8"?>
 <ct:contentTypeSchema xmlns:ct="http://schemas.microsoft.com/office/2006/metadata/contentType" xmlns:ma="http://schemas.microsoft.com/office/2006/metadata/properties/metaAttributes" ct:_="" ma:_="" ma:contentTypeName="Document" ma:contentTypeID="0x0101003FC2E34FD2AB4F49870F47BC23817FFE" ma:contentTypeVersion="6" ma:contentTypeDescription="Create a new document." ma:contentTypeScope="" ma:versionID="1b979d95a4d75fa80bd745116d8483c3">
   <xsd:schema xmlns:xsd="http://www.w3.org/2001/XMLSchema" xmlns:xs="http://www.w3.org/2001/XMLSchema" xmlns:p="http://schemas.microsoft.com/office/2006/metadata/properties" xmlns:ns2="954af91c-e2fb-4084-ba77-2494cbcc031b" targetNamespace="http://schemas.microsoft.com/office/2006/metadata/properties" ma:root="true" ma:fieldsID="9e52d07bffdf6dbaf00ced8cb9d711d1" ns2:_="">
     <xsd:import namespace="954af91c-e2fb-4084-ba77-2494cbcc031b"/>
@@ -26932,7 +25266,7 @@
 </ct:contentTypeSchema>
 </file>
 
-<file path=customXml/item3.xml><?xml version="1.0" encoding="utf-8"?>
+<file path=customXml/item4.xml><?xml version="1.0" encoding="utf-8"?>
 <?mso-contentType ?>
 <FormTemplates xmlns="http://schemas.microsoft.com/sharepoint/v3/contenttype/forms">
   <Display>DocumentLibraryForm</Display>
@@ -26941,14 +25275,10 @@
 </FormTemplates>
 </file>
 
-<file path=customXml/item4.xml><?xml version="1.0" encoding="utf-8"?>
+<file path=customXml/item5.xml><?xml version="1.0" encoding="utf-8"?>
 <p:properties xmlns:p="http://schemas.microsoft.com/office/2006/metadata/properties" xmlns:xsi="http://www.w3.org/2001/XMLSchema-instance" xmlns:pc="http://schemas.microsoft.com/office/infopath/2007/PartnerControls">
   <documentManagement/>
 </p:properties>
-</file>
-
-<file path=customXml/item5.xml><?xml version="1.0" encoding="utf-8"?>
-<b:Sources xmlns:b="http://schemas.openxmlformats.org/officeDocument/2006/bibliography" xmlns="http://schemas.openxmlformats.org/officeDocument/2006/bibliography" SelectedStyle="\APASixthEditionOfficeOnline.xsl" StyleName="APA" Version="6"/>
 </file>
 
 <file path=customXml/itemProps1.xml><?xml version="1.0" encoding="utf-8"?>
@@ -26960,6 +25290,14 @@
 </file>
 
 <file path=customXml/itemProps2.xml><?xml version="1.0" encoding="utf-8"?>
+<ds:datastoreItem xmlns:ds="http://schemas.openxmlformats.org/officeDocument/2006/customXml" ds:itemID="{CBE394B8-69FC-4AEA-A8B5-EED915668248}">
+  <ds:schemaRefs>
+    <ds:schemaRef ds:uri="http://schemas.openxmlformats.org/officeDocument/2006/bibliography"/>
+  </ds:schemaRefs>
+</ds:datastoreItem>
+</file>
+
+<file path=customXml/itemProps3.xml><?xml version="1.0" encoding="utf-8"?>
 <ds:datastoreItem xmlns:ds="http://schemas.openxmlformats.org/officeDocument/2006/customXml" ds:itemID="{51C95C94-07DD-4246-904E-4B6AF33AF609}">
   <ds:schemaRefs>
     <ds:schemaRef ds:uri="http://schemas.microsoft.com/office/2006/metadata/contentType"/>
@@ -26977,7 +25315,7 @@
 </ds:datastoreItem>
 </file>
 
-<file path=customXml/itemProps3.xml><?xml version="1.0" encoding="utf-8"?>
+<file path=customXml/itemProps4.xml><?xml version="1.0" encoding="utf-8"?>
 <ds:datastoreItem xmlns:ds="http://schemas.openxmlformats.org/officeDocument/2006/customXml" ds:itemID="{1270BDF0-489B-49A4-83EC-710875C1E20E}">
   <ds:schemaRefs>
     <ds:schemaRef ds:uri="http://schemas.microsoft.com/sharepoint/v3/contenttype/forms"/>
@@ -26985,19 +25323,11 @@
 </ds:datastoreItem>
 </file>
 
-<file path=customXml/itemProps4.xml><?xml version="1.0" encoding="utf-8"?>
+<file path=customXml/itemProps5.xml><?xml version="1.0" encoding="utf-8"?>
 <ds:datastoreItem xmlns:ds="http://schemas.openxmlformats.org/officeDocument/2006/customXml" ds:itemID="{6BE7131D-B7E4-40C0-87CB-A5F1230978A7}">
   <ds:schemaRefs>
     <ds:schemaRef ds:uri="http://schemas.microsoft.com/office/2006/metadata/properties"/>
     <ds:schemaRef ds:uri="http://schemas.microsoft.com/office/infopath/2007/PartnerControls"/>
   </ds:schemaRefs>
 </ds:datastoreItem>
-</file>
-
-<file path=customXml/itemProps5.xml><?xml version="1.0" encoding="utf-8"?>
-<ds:datastoreItem xmlns:ds="http://schemas.openxmlformats.org/officeDocument/2006/customXml" ds:itemID="{CBE394B8-69FC-4AEA-A8B5-EED915668248}">
-  <ds:schemaRefs>
-    <ds:schemaRef ds:uri="http://schemas.openxmlformats.org/officeDocument/2006/bibliography"/>
-  </ds:schemaRefs>
-</ds:datastoreItem>
 </file>
--- a/OOC_Allocation_SOP.docx
+++ b/OOC_Allocation_SOP.docx
@@ -464,6 +464,7 @@
               </w:rPr>
               <w:t>\\cardinalhealth.net\applications\OH001\AnalyticsInfoMgmt\Teams\Performance Optimization\Projects\</w:t>
             </w:r>
+            <w:proofErr w:type="spellStart"/>
             <w:r>
               <w:rPr>
                 <w:rFonts w:ascii="Arial" w:hAnsi="Arial" w:cs="Arial"/>
@@ -471,13 +472,23 @@
               </w:rPr>
               <w:t>OOC_Allocation</w:t>
             </w:r>
+            <w:proofErr w:type="spellEnd"/>
             <w:r>
               <w:rPr>
                 <w:rFonts w:ascii="Arial" w:hAnsi="Arial" w:cs="Arial"/>
                 <w:lang w:val="en-GB"/>
               </w:rPr>
-              <w:t>\SOP_Doc</w:t>
-            </w:r>
+              <w:t>\</w:t>
+            </w:r>
+            <w:proofErr w:type="spellStart"/>
+            <w:r>
+              <w:rPr>
+                <w:rFonts w:ascii="Arial" w:hAnsi="Arial" w:cs="Arial"/>
+                <w:lang w:val="en-GB"/>
+              </w:rPr>
+              <w:t>SOP_Doc</w:t>
+            </w:r>
+            <w:proofErr w:type="spellEnd"/>
           </w:p>
         </w:tc>
       </w:tr>
@@ -556,6 +567,7 @@
           <w:docPartUnique/>
         </w:docPartObj>
       </w:sdtPr>
+      <w:sdtEndPr/>
       <w:sdtContent>
         <w:p>
           <w:pPr>
@@ -2124,7 +2136,23 @@
           <w:rFonts w:ascii="Arial" w:hAnsi="Arial" w:cs="Arial"/>
           <w:lang w:val="en-IN"/>
         </w:rPr>
-        <w:t xml:space="preserve">Customer hierarchy (SoldTo) </w:t>
+        <w:t>Customer hierarchy (</w:t>
+      </w:r>
+      <w:proofErr w:type="spellStart"/>
+      <w:r>
+        <w:rPr>
+          <w:rFonts w:ascii="Arial" w:hAnsi="Arial" w:cs="Arial"/>
+          <w:lang w:val="en-IN"/>
+        </w:rPr>
+        <w:t>SoldTo</w:t>
+      </w:r>
+      <w:proofErr w:type="spellEnd"/>
+      <w:r>
+        <w:rPr>
+          <w:rFonts w:ascii="Arial" w:hAnsi="Arial" w:cs="Arial"/>
+          <w:lang w:val="en-IN"/>
+        </w:rPr>
+        <w:t xml:space="preserve">) </w:t>
       </w:r>
     </w:p>
     <w:p>
@@ -3048,8 +3076,19 @@
           <w:bCs/>
           <w:lang w:val="en-IN"/>
         </w:rPr>
-        <w:t>Convertible vs Non-Convertible</w:t>
-      </w:r>
+        <w:t xml:space="preserve">Convertible vs </w:t>
+      </w:r>
+      <w:proofErr w:type="gramStart"/>
+      <w:r>
+        <w:rPr>
+          <w:rFonts w:ascii="Arial" w:hAnsi="Arial" w:cs="Arial"/>
+          <w:b/>
+          <w:bCs/>
+          <w:lang w:val="en-IN"/>
+        </w:rPr>
+        <w:t>Non-Convertible</w:t>
+      </w:r>
+      <w:proofErr w:type="gramEnd"/>
     </w:p>
     <w:p>
       <w:pPr>
@@ -3967,8 +4006,13 @@
               <w:jc w:val="center"/>
             </w:pPr>
             <w:r>
-              <w:t>DSN=Prod - MasterProduction</w:t>
-            </w:r>
+              <w:t xml:space="preserve">DSN=Prod - </w:t>
+            </w:r>
+            <w:proofErr w:type="spellStart"/>
+            <w:r>
+              <w:t>MasterProduction</w:t>
+            </w:r>
+            <w:proofErr w:type="spellEnd"/>
           </w:p>
         </w:tc>
         <w:tc>
@@ -4021,7 +4065,23 @@
               <w:jc w:val="center"/>
             </w:pPr>
             <w:r>
-              <w:t>\\cardinalhealth.net\Applications\OH001\AnalyticsInfoMgmt\Teams\Performance Optimization\AdamTransition\ClarivateAllocation\data</w:t>
+              <w:t>\\cardinalhealth.net\Applications\OH001\AnalyticsInfoMgmt\Teams\Performance Optimization\</w:t>
+            </w:r>
+            <w:proofErr w:type="spellStart"/>
+            <w:r>
+              <w:t>AdamTransition</w:t>
+            </w:r>
+            <w:proofErr w:type="spellEnd"/>
+            <w:r>
+              <w:t>\</w:t>
+            </w:r>
+            <w:proofErr w:type="spellStart"/>
+            <w:r>
+              <w:t>ClarivateAllocation</w:t>
+            </w:r>
+            <w:proofErr w:type="spellEnd"/>
+            <w:r>
+              <w:t>\data</w:t>
             </w:r>
             <w:r>
               <w:t>\</w:t>
@@ -4078,7 +4138,23 @@
               <w:jc w:val="center"/>
             </w:pPr>
             <w:r>
-              <w:t>EDNA (edna-data-pr-cah)</w:t>
+              <w:t>EDNA (</w:t>
+            </w:r>
+            <w:proofErr w:type="spellStart"/>
+            <w:r>
+              <w:t>edna</w:t>
+            </w:r>
+            <w:proofErr w:type="spellEnd"/>
+            <w:r>
+              <w:t>-data-pr-</w:t>
+            </w:r>
+            <w:proofErr w:type="spellStart"/>
+            <w:r>
+              <w:t>cah</w:t>
+            </w:r>
+            <w:proofErr w:type="spellEnd"/>
+            <w:r>
+              <w:t>)</w:t>
             </w:r>
           </w:p>
         </w:tc>
@@ -4240,9 +4316,11 @@
             <w:pPr>
               <w:jc w:val="center"/>
             </w:pPr>
+            <w:proofErr w:type="spellStart"/>
             <w:r>
               <w:t>Bayes_Soldto_Unspsc_Opportunity</w:t>
             </w:r>
+            <w:proofErr w:type="spellEnd"/>
           </w:p>
         </w:tc>
         <w:tc>
@@ -4267,7 +4345,15 @@
               <w:jc w:val="center"/>
             </w:pPr>
             <w:r>
-              <w:t>Group by SoldTo + UNSPSC</w:t>
+              <w:t xml:space="preserve">Group by </w:t>
+            </w:r>
+            <w:proofErr w:type="spellStart"/>
+            <w:r>
+              <w:t>SoldTo</w:t>
+            </w:r>
+            <w:proofErr w:type="spellEnd"/>
+            <w:r>
+              <w:t xml:space="preserve"> + UNSPSC</w:t>
             </w:r>
           </w:p>
         </w:tc>
@@ -4294,9 +4380,11 @@
             <w:pPr>
               <w:jc w:val="center"/>
             </w:pPr>
+            <w:proofErr w:type="spellStart"/>
             <w:r>
               <w:t>soldto_UNSPSC_denominator</w:t>
             </w:r>
+            <w:proofErr w:type="spellEnd"/>
           </w:p>
         </w:tc>
         <w:tc>
@@ -4348,10 +4436,12 @@
             <w:pPr>
               <w:jc w:val="center"/>
             </w:pPr>
+            <w:proofErr w:type="spellStart"/>
             <w:r>
               <w:lastRenderedPageBreak/>
               <w:t>Shipto_Unspsc_Allocation</w:t>
             </w:r>
+            <w:proofErr w:type="spellEnd"/>
           </w:p>
         </w:tc>
         <w:tc>
@@ -4479,6 +4569,7 @@
                 <w:lang w:val="en-IN"/>
               </w:rPr>
             </w:pPr>
+            <w:proofErr w:type="spellStart"/>
             <w:r>
               <w:rPr>
                 <w:rFonts w:ascii="Arial" w:hAnsi="Arial" w:cs="Arial"/>
@@ -4486,6 +4577,7 @@
               </w:rPr>
               <w:t>mktvw_sum</w:t>
             </w:r>
+            <w:proofErr w:type="spellEnd"/>
           </w:p>
           <w:p>
             <w:pPr>
@@ -4615,13 +4707,23 @@
         </w:rPr>
         <w:tab/>
       </w:r>
+      <w:proofErr w:type="spellStart"/>
       <w:r>
         <w:rPr>
           <w:rFonts w:ascii="Arial" w:hAnsi="Arial" w:cs="Arial"/>
           <w:b/>
           <w:u w:val="single"/>
         </w:rPr>
-        <w:t>Acronymns:</w:t>
+        <w:t>Acronymns</w:t>
+      </w:r>
+      <w:proofErr w:type="spellEnd"/>
+      <w:r>
+        <w:rPr>
+          <w:rFonts w:ascii="Arial" w:hAnsi="Arial" w:cs="Arial"/>
+          <w:b/>
+          <w:u w:val="single"/>
+        </w:rPr>
+        <w:t>:</w:t>
       </w:r>
     </w:p>
     <w:p>
@@ -4998,6 +5100,7 @@
                 <w:lang w:val="en-IN"/>
               </w:rPr>
             </w:pPr>
+            <w:proofErr w:type="spellStart"/>
             <w:r>
               <w:rPr>
                 <w:rFonts w:ascii="Arial" w:hAnsi="Arial" w:cs="Arial"/>
@@ -5006,6 +5109,7 @@
               </w:rPr>
               <w:t>SoldTo</w:t>
             </w:r>
+            <w:proofErr w:type="spellEnd"/>
           </w:p>
         </w:tc>
         <w:tc>
@@ -5196,10 +5300,10 @@
           <w:noProof/>
         </w:rPr>
         <w:drawing>
-          <wp:inline distT="0" distB="0" distL="0" distR="0" wp14:anchorId="6C46B7E3" wp14:editId="1108018C">
-            <wp:extent cx="6188710" cy="2930769"/>
-            <wp:effectExtent l="0" t="0" r="2540" b="3175"/>
-            <wp:docPr id="1885211687" name="Picture 1"/>
+          <wp:inline distT="0" distB="0" distL="0" distR="0" wp14:anchorId="6B4ACD54" wp14:editId="2E6113EC">
+            <wp:extent cx="6454140" cy="3094355"/>
+            <wp:effectExtent l="0" t="0" r="3810" b="0"/>
+            <wp:docPr id="748553908" name="Picture 1"/>
             <wp:cNvGraphicFramePr>
               <a:graphicFrameLocks xmlns:a="http://schemas.openxmlformats.org/drawingml/2006/main" noChangeAspect="1"/>
             </wp:cNvGraphicFramePr>
@@ -5207,7 +5311,7 @@
               <a:graphicData uri="http://schemas.openxmlformats.org/drawingml/2006/picture">
                 <pic:pic xmlns:pic="http://schemas.openxmlformats.org/drawingml/2006/picture">
                   <pic:nvPicPr>
-                    <pic:cNvPr id="1885211687" name="Picture 1885211687"/>
+                    <pic:cNvPr id="748553908" name="Picture 748553908"/>
                     <pic:cNvPicPr/>
                   </pic:nvPicPr>
                   <pic:blipFill>
@@ -5219,7 +5323,7 @@
                   <pic:spPr>
                     <a:xfrm>
                       <a:off x="0" y="0"/>
-                      <a:ext cx="6202726" cy="2937407"/>
+                      <a:ext cx="6454140" cy="3094355"/>
                     </a:xfrm>
                     <a:prstGeom prst="rect">
                       <a:avLst/>
@@ -5731,6 +5835,7 @@
           <w:bCs/>
           <w:lang w:val="en-IN"/>
         </w:rPr>
+        <w:lastRenderedPageBreak/>
         <w:t>Ensures logical consistency</w:t>
       </w:r>
     </w:p>
@@ -5811,7 +5916,23 @@
           <w:rFonts w:ascii="Arial" w:hAnsi="Arial" w:cs="Arial"/>
           <w:b/>
         </w:rPr>
-        <w:t xml:space="preserve">Alteryx workflow run we need to have access to Network Folder and </w:t>
+        <w:t xml:space="preserve">Alteryx workflow </w:t>
+      </w:r>
+      <w:proofErr w:type="gramStart"/>
+      <w:r>
+        <w:rPr>
+          <w:rFonts w:ascii="Arial" w:hAnsi="Arial" w:cs="Arial"/>
+          <w:b/>
+        </w:rPr>
+        <w:t>run</w:t>
+      </w:r>
+      <w:proofErr w:type="gramEnd"/>
+      <w:r>
+        <w:rPr>
+          <w:rFonts w:ascii="Arial" w:hAnsi="Arial" w:cs="Arial"/>
+          <w:b/>
+        </w:rPr>
+        <w:t xml:space="preserve"> we need to have access to Network Folder and </w:t>
       </w:r>
       <w:r>
         <w:rPr>
@@ -5912,8 +6033,33 @@
           <w:rFonts w:ascii="Arial" w:hAnsi="Arial" w:cs="Arial"/>
           <w:b/>
         </w:rPr>
-        <w:t>\\cardinalhealth.net\Applications\OH001\AnalyticsInfoMgmt\Teams\Performance Optimization\AdamTransition\ClarivateAllocation</w:t>
-      </w:r>
+        <w:t>\\cardinalhealth.net\Applications\OH001\AnalyticsInfoMgmt\Teams\Performance Optimization\</w:t>
+      </w:r>
+      <w:proofErr w:type="spellStart"/>
+      <w:r>
+        <w:rPr>
+          <w:rFonts w:ascii="Arial" w:hAnsi="Arial" w:cs="Arial"/>
+          <w:b/>
+        </w:rPr>
+        <w:t>AdamTransition</w:t>
+      </w:r>
+      <w:proofErr w:type="spellEnd"/>
+      <w:r>
+        <w:rPr>
+          <w:rFonts w:ascii="Arial" w:hAnsi="Arial" w:cs="Arial"/>
+          <w:b/>
+        </w:rPr>
+        <w:t>\</w:t>
+      </w:r>
+      <w:proofErr w:type="spellStart"/>
+      <w:r>
+        <w:rPr>
+          <w:rFonts w:ascii="Arial" w:hAnsi="Arial" w:cs="Arial"/>
+          <w:b/>
+        </w:rPr>
+        <w:t>ClarivateAllocation</w:t>
+      </w:r>
+      <w:proofErr w:type="spellEnd"/>
     </w:p>
     <w:p>
       <w:pPr>
@@ -6130,7 +6276,23 @@
           <w:rFonts w:ascii="Arial" w:hAnsi="Arial" w:cs="Arial"/>
           <w:lang w:val="en-IN"/>
         </w:rPr>
-        <w:t xml:space="preserve">DSN Name: Prod - MasterProduction </w:t>
+        <w:t xml:space="preserve">DSN Name: Prod - </w:t>
+      </w:r>
+      <w:proofErr w:type="spellStart"/>
+      <w:r>
+        <w:rPr>
+          <w:rFonts w:ascii="Arial" w:hAnsi="Arial" w:cs="Arial"/>
+          <w:lang w:val="en-IN"/>
+        </w:rPr>
+        <w:t>MasterProduction</w:t>
+      </w:r>
+      <w:proofErr w:type="spellEnd"/>
+      <w:r>
+        <w:rPr>
+          <w:rFonts w:ascii="Arial" w:hAnsi="Arial" w:cs="Arial"/>
+          <w:lang w:val="en-IN"/>
+        </w:rPr>
+        <w:t xml:space="preserve"> </w:t>
       </w:r>
     </w:p>
     <w:p>
@@ -6356,8 +6518,30 @@
           <w:bCs/>
           <w:lang w:val="en-IN"/>
         </w:rPr>
-        <w:t>Step 1: copy_clarivate.yxmd</w:t>
-      </w:r>
+        <w:t xml:space="preserve">Step 1: </w:t>
+      </w:r>
+      <w:proofErr w:type="spellStart"/>
+      <w:r>
+        <w:rPr>
+          <w:rFonts w:ascii="Arial" w:hAnsi="Arial" w:cs="Arial"/>
+          <w:b/>
+          <w:bCs/>
+          <w:lang w:val="en-IN"/>
+        </w:rPr>
+        <w:t>copy_</w:t>
+      </w:r>
+      <w:proofErr w:type="gramStart"/>
+      <w:r>
+        <w:rPr>
+          <w:rFonts w:ascii="Arial" w:hAnsi="Arial" w:cs="Arial"/>
+          <w:b/>
+          <w:bCs/>
+          <w:lang w:val="en-IN"/>
+        </w:rPr>
+        <w:t>clarivate.yxmd</w:t>
+      </w:r>
+      <w:proofErr w:type="spellEnd"/>
+      <w:proofErr w:type="gramEnd"/>
     </w:p>
     <w:p>
       <w:pPr>
@@ -6424,12 +6608,30 @@
           <w:lang w:val="en-IN"/>
         </w:rPr>
       </w:pPr>
-      <w:r>
-        <w:rPr>
-          <w:rFonts w:ascii="Arial" w:hAnsi="Arial" w:cs="Arial"/>
-          <w:lang w:val="en-IN"/>
-        </w:rPr>
-        <w:t xml:space="preserve">sales_distributed_transaction.yxdb </w:t>
+      <w:proofErr w:type="spellStart"/>
+      <w:r>
+        <w:rPr>
+          <w:rFonts w:ascii="Arial" w:hAnsi="Arial" w:cs="Arial"/>
+          <w:lang w:val="en-IN"/>
+        </w:rPr>
+        <w:t>sales_distributed_</w:t>
+      </w:r>
+      <w:proofErr w:type="gramStart"/>
+      <w:r>
+        <w:rPr>
+          <w:rFonts w:ascii="Arial" w:hAnsi="Arial" w:cs="Arial"/>
+          <w:lang w:val="en-IN"/>
+        </w:rPr>
+        <w:t>transaction.yxdb</w:t>
+      </w:r>
+      <w:proofErr w:type="spellEnd"/>
+      <w:proofErr w:type="gramEnd"/>
+      <w:r>
+        <w:rPr>
+          <w:rFonts w:ascii="Arial" w:hAnsi="Arial" w:cs="Arial"/>
+          <w:lang w:val="en-IN"/>
+        </w:rPr>
+        <w:t xml:space="preserve"> </w:t>
       </w:r>
     </w:p>
     <w:p>
@@ -6443,12 +6645,21 @@
           <w:lang w:val="en-IN"/>
         </w:rPr>
       </w:pPr>
-      <w:r>
-        <w:rPr>
-          <w:rFonts w:ascii="Arial" w:hAnsi="Arial" w:cs="Arial"/>
-          <w:lang w:val="en-IN"/>
-        </w:rPr>
-        <w:t xml:space="preserve">MaterialLevelEnginuity.yxdb </w:t>
+      <w:proofErr w:type="spellStart"/>
+      <w:r>
+        <w:rPr>
+          <w:rFonts w:ascii="Arial" w:hAnsi="Arial" w:cs="Arial"/>
+          <w:lang w:val="en-IN"/>
+        </w:rPr>
+        <w:t>MaterialLevelEnginuity.yxdb</w:t>
+      </w:r>
+      <w:proofErr w:type="spellEnd"/>
+      <w:r>
+        <w:rPr>
+          <w:rFonts w:ascii="Arial" w:hAnsi="Arial" w:cs="Arial"/>
+          <w:lang w:val="en-IN"/>
+        </w:rPr>
+        <w:t xml:space="preserve"> </w:t>
       </w:r>
     </w:p>
     <w:p>
@@ -6558,12 +6769,21 @@
           <w:lang w:val="en-IN"/>
         </w:rPr>
       </w:pPr>
-      <w:r>
-        <w:rPr>
-          <w:rFonts w:ascii="Arial" w:hAnsi="Arial" w:cs="Arial"/>
-          <w:lang w:val="en-IN"/>
-        </w:rPr>
-        <w:t xml:space="preserve">Clarivate_Data.yxdb </w:t>
+      <w:proofErr w:type="spellStart"/>
+      <w:r>
+        <w:rPr>
+          <w:rFonts w:ascii="Arial" w:hAnsi="Arial" w:cs="Arial"/>
+          <w:lang w:val="en-IN"/>
+        </w:rPr>
+        <w:t>Clarivate_Data.yxdb</w:t>
+      </w:r>
+      <w:proofErr w:type="spellEnd"/>
+      <w:r>
+        <w:rPr>
+          <w:rFonts w:ascii="Arial" w:hAnsi="Arial" w:cs="Arial"/>
+          <w:lang w:val="en-IN"/>
+        </w:rPr>
+        <w:t xml:space="preserve"> </w:t>
       </w:r>
     </w:p>
     <w:p>
@@ -7066,7 +7286,23 @@
           <w:rFonts w:ascii="Arial" w:hAnsi="Arial" w:cs="Arial"/>
           <w:lang w:val="en-IN"/>
         </w:rPr>
-        <w:t xml:space="preserve">Joins ShipTo and SoldTo </w:t>
+        <w:t xml:space="preserve">Joins ShipTo and </w:t>
+      </w:r>
+      <w:proofErr w:type="spellStart"/>
+      <w:r>
+        <w:rPr>
+          <w:rFonts w:ascii="Arial" w:hAnsi="Arial" w:cs="Arial"/>
+          <w:lang w:val="en-IN"/>
+        </w:rPr>
+        <w:t>SoldTo</w:t>
+      </w:r>
+      <w:proofErr w:type="spellEnd"/>
+      <w:r>
+        <w:rPr>
+          <w:rFonts w:ascii="Arial" w:hAnsi="Arial" w:cs="Arial"/>
+          <w:lang w:val="en-IN"/>
+        </w:rPr>
+        <w:t xml:space="preserve"> </w:t>
       </w:r>
     </w:p>
     <w:p>
@@ -7163,7 +7399,56 @@
           <w:bCs/>
           <w:lang w:val="en-IN"/>
         </w:rPr>
-        <w:t>Step 3: Clarivate_Step_03.yxmd (or workaround.</w:t>
+        <w:t xml:space="preserve">Step </w:t>
+      </w:r>
+      <w:r>
+        <w:rPr>
+          <w:rFonts w:ascii="Arial" w:hAnsi="Arial" w:cs="Arial"/>
+          <w:b/>
+          <w:bCs/>
+          <w:lang w:val="en-IN"/>
+        </w:rPr>
+        <w:t>4</w:t>
+      </w:r>
+      <w:r>
+        <w:rPr>
+          <w:rFonts w:ascii="Arial" w:hAnsi="Arial" w:cs="Arial"/>
+          <w:b/>
+          <w:bCs/>
+          <w:lang w:val="en-IN"/>
+        </w:rPr>
+        <w:t>: Clarivate_Step_</w:t>
+      </w:r>
+      <w:proofErr w:type="gramStart"/>
+      <w:r>
+        <w:rPr>
+          <w:rFonts w:ascii="Arial" w:hAnsi="Arial" w:cs="Arial"/>
+          <w:b/>
+          <w:bCs/>
+          <w:lang w:val="en-IN"/>
+        </w:rPr>
+        <w:t>03.yxmd</w:t>
+      </w:r>
+      <w:proofErr w:type="gramEnd"/>
+      <w:r>
+        <w:rPr>
+          <w:rFonts w:ascii="Arial" w:hAnsi="Arial" w:cs="Arial"/>
+          <w:b/>
+          <w:bCs/>
+          <w:lang w:val="en-IN"/>
+        </w:rPr>
+        <w:t xml:space="preserve"> (or </w:t>
+      </w:r>
+      <w:proofErr w:type="spellStart"/>
+      <w:proofErr w:type="gramStart"/>
+      <w:r>
+        <w:rPr>
+          <w:rFonts w:ascii="Arial" w:hAnsi="Arial" w:cs="Arial"/>
+          <w:b/>
+          <w:bCs/>
+          <w:lang w:val="en-IN"/>
+        </w:rPr>
+        <w:t>workaround.</w:t>
       </w:r>
       <w:r>
         <w:rPr>
@@ -7174,6 +7459,8 @@
         </w:rPr>
         <w:t>R</w:t>
       </w:r>
+      <w:proofErr w:type="spellEnd"/>
+      <w:proofErr w:type="gramEnd"/>
       <w:r>
         <w:rPr>
           <w:rFonts w:ascii="Arial" w:hAnsi="Arial" w:cs="Arial"/>
@@ -7398,7 +7685,23 @@
           <w:rFonts w:ascii="Arial" w:hAnsi="Arial" w:cs="Arial"/>
           <w:lang w:val="en-IN"/>
         </w:rPr>
-        <w:t xml:space="preserve">Workflow: Clarivate_Step_03.yxmd </w:t>
+        <w:t>Workflow: Clarivate_Step_</w:t>
+      </w:r>
+      <w:proofErr w:type="gramStart"/>
+      <w:r>
+        <w:rPr>
+          <w:rFonts w:ascii="Arial" w:hAnsi="Arial" w:cs="Arial"/>
+          <w:lang w:val="en-IN"/>
+        </w:rPr>
+        <w:t>03.yxmd</w:t>
+      </w:r>
+      <w:proofErr w:type="gramEnd"/>
+      <w:r>
+        <w:rPr>
+          <w:rFonts w:ascii="Arial" w:hAnsi="Arial" w:cs="Arial"/>
+          <w:lang w:val="en-IN"/>
+        </w:rPr>
+        <w:t xml:space="preserve"> </w:t>
       </w:r>
     </w:p>
     <w:p>
@@ -7456,7 +7759,16 @@
           <w:lang w:val="en-IN"/>
         </w:rPr>
         <w:lastRenderedPageBreak/>
-        <w:t>File: workaround.</w:t>
+        <w:t xml:space="preserve">File: </w:t>
+      </w:r>
+      <w:proofErr w:type="spellStart"/>
+      <w:proofErr w:type="gramStart"/>
+      <w:r>
+        <w:rPr>
+          <w:rFonts w:ascii="Arial" w:hAnsi="Arial" w:cs="Arial"/>
+          <w:lang w:val="en-IN"/>
+        </w:rPr>
+        <w:t>workaround.</w:t>
       </w:r>
       <w:r>
         <w:rPr>
@@ -7465,6 +7777,8 @@
         </w:rPr>
         <w:t>R</w:t>
       </w:r>
+      <w:proofErr w:type="spellEnd"/>
+      <w:proofErr w:type="gramEnd"/>
     </w:p>
     <w:p>
       <w:pPr>
@@ -7830,7 +8144,23 @@
           <w:rFonts w:ascii="Arial" w:hAnsi="Arial" w:cs="Arial"/>
           <w:lang w:val="en-IN"/>
         </w:rPr>
-        <w:t xml:space="preserve">Open Clarivate_Step_03.yxmd </w:t>
+        <w:t>Open Clarivate_Step_</w:t>
+      </w:r>
+      <w:proofErr w:type="gramStart"/>
+      <w:r>
+        <w:rPr>
+          <w:rFonts w:ascii="Arial" w:hAnsi="Arial" w:cs="Arial"/>
+          <w:lang w:val="en-IN"/>
+        </w:rPr>
+        <w:t>03.yxmd</w:t>
+      </w:r>
+      <w:proofErr w:type="gramEnd"/>
+      <w:r>
+        <w:rPr>
+          <w:rFonts w:ascii="Arial" w:hAnsi="Arial" w:cs="Arial"/>
+          <w:lang w:val="en-IN"/>
+        </w:rPr>
+        <w:t xml:space="preserve"> </w:t>
       </w:r>
     </w:p>
     <w:p>
@@ -8042,7 +8372,25 @@
           <w:bCs/>
           <w:lang w:val="en-IN"/>
         </w:rPr>
-        <w:t>Step 4: Clarivate_Step04.yxmd</w:t>
+        <w:t xml:space="preserve">Step </w:t>
+      </w:r>
+      <w:r>
+        <w:rPr>
+          <w:rFonts w:ascii="Arial" w:hAnsi="Arial" w:cs="Arial"/>
+          <w:b/>
+          <w:bCs/>
+          <w:lang w:val="en-IN"/>
+        </w:rPr>
+        <w:t>5</w:t>
+      </w:r>
+      <w:r>
+        <w:rPr>
+          <w:rFonts w:ascii="Arial" w:hAnsi="Arial" w:cs="Arial"/>
+          <w:b/>
+          <w:bCs/>
+          <w:lang w:val="en-IN"/>
+        </w:rPr>
+        <w:t>: Clarivate_Step04.yxmd</w:t>
       </w:r>
     </w:p>
     <w:p>
@@ -8222,8 +8570,37 @@
           <w:bCs/>
           <w:lang w:val="en-IN"/>
         </w:rPr>
-        <w:t>Step 5: CreateNew_ShipTo_SoldTo.yxmd</w:t>
-      </w:r>
+        <w:t xml:space="preserve">Step </w:t>
+      </w:r>
+      <w:r>
+        <w:rPr>
+          <w:rFonts w:ascii="Arial" w:hAnsi="Arial" w:cs="Arial"/>
+          <w:b/>
+          <w:bCs/>
+          <w:lang w:val="en-IN"/>
+        </w:rPr>
+        <w:t>6</w:t>
+      </w:r>
+      <w:r>
+        <w:rPr>
+          <w:rFonts w:ascii="Arial" w:hAnsi="Arial" w:cs="Arial"/>
+          <w:b/>
+          <w:bCs/>
+          <w:lang w:val="en-IN"/>
+        </w:rPr>
+        <w:t xml:space="preserve">: </w:t>
+      </w:r>
+      <w:proofErr w:type="spellStart"/>
+      <w:r>
+        <w:rPr>
+          <w:rFonts w:ascii="Arial" w:hAnsi="Arial" w:cs="Arial"/>
+          <w:b/>
+          <w:bCs/>
+          <w:lang w:val="en-IN"/>
+        </w:rPr>
+        <w:t>CreateNew_ShipTo_SoldTo.yxmd</w:t>
+      </w:r>
+      <w:proofErr w:type="spellEnd"/>
     </w:p>
     <w:p>
       <w:pPr>
@@ -8257,8 +8634,17 @@
           <w:rFonts w:ascii="Arial" w:hAnsi="Arial" w:cs="Arial"/>
           <w:lang w:val="en-IN"/>
         </w:rPr>
-        <w:t>Map ShipTo → SoldTo</w:t>
-      </w:r>
+        <w:t xml:space="preserve">Map ShipTo → </w:t>
+      </w:r>
+      <w:proofErr w:type="spellStart"/>
+      <w:r>
+        <w:rPr>
+          <w:rFonts w:ascii="Arial" w:hAnsi="Arial" w:cs="Arial"/>
+          <w:lang w:val="en-IN"/>
+        </w:rPr>
+        <w:t>SoldTo</w:t>
+      </w:r>
+      <w:proofErr w:type="spellEnd"/>
     </w:p>
     <w:p>
       <w:pPr>
@@ -8345,8 +8731,48 @@
           <w:bCs/>
           <w:lang w:val="en-IN"/>
         </w:rPr>
-        <w:t>Step 6: soldto_rollup.yxmd</w:t>
-      </w:r>
+        <w:t xml:space="preserve">Step </w:t>
+      </w:r>
+      <w:r>
+        <w:rPr>
+          <w:rFonts w:ascii="Arial" w:hAnsi="Arial" w:cs="Arial"/>
+          <w:b/>
+          <w:bCs/>
+          <w:lang w:val="en-IN"/>
+        </w:rPr>
+        <w:t>7</w:t>
+      </w:r>
+      <w:r>
+        <w:rPr>
+          <w:rFonts w:ascii="Arial" w:hAnsi="Arial" w:cs="Arial"/>
+          <w:b/>
+          <w:bCs/>
+          <w:lang w:val="en-IN"/>
+        </w:rPr>
+        <w:t xml:space="preserve">: </w:t>
+      </w:r>
+      <w:proofErr w:type="spellStart"/>
+      <w:r>
+        <w:rPr>
+          <w:rFonts w:ascii="Arial" w:hAnsi="Arial" w:cs="Arial"/>
+          <w:b/>
+          <w:bCs/>
+          <w:lang w:val="en-IN"/>
+        </w:rPr>
+        <w:t>soldto_</w:t>
+      </w:r>
+      <w:proofErr w:type="gramStart"/>
+      <w:r>
+        <w:rPr>
+          <w:rFonts w:ascii="Arial" w:hAnsi="Arial" w:cs="Arial"/>
+          <w:b/>
+          <w:bCs/>
+          <w:lang w:val="en-IN"/>
+        </w:rPr>
+        <w:t>rollup.yxmd</w:t>
+      </w:r>
+      <w:proofErr w:type="spellEnd"/>
+      <w:proofErr w:type="gramEnd"/>
     </w:p>
     <w:p>
       <w:pPr>
@@ -8380,7 +8806,23 @@
           <w:rFonts w:ascii="Arial" w:hAnsi="Arial" w:cs="Arial"/>
           <w:lang w:val="en-IN"/>
         </w:rPr>
-        <w:t>Aggregate to SoldTo level</w:t>
+        <w:t xml:space="preserve">Aggregate to </w:t>
+      </w:r>
+      <w:proofErr w:type="spellStart"/>
+      <w:r>
+        <w:rPr>
+          <w:rFonts w:ascii="Arial" w:hAnsi="Arial" w:cs="Arial"/>
+          <w:lang w:val="en-IN"/>
+        </w:rPr>
+        <w:t>SoldTo</w:t>
+      </w:r>
+      <w:proofErr w:type="spellEnd"/>
+      <w:r>
+        <w:rPr>
+          <w:rFonts w:ascii="Arial" w:hAnsi="Arial" w:cs="Arial"/>
+          <w:lang w:val="en-IN"/>
+        </w:rPr>
+        <w:t xml:space="preserve"> level</w:t>
       </w:r>
     </w:p>
     <w:p>
@@ -8419,7 +8861,23 @@
           <w:rFonts w:ascii="Arial" w:hAnsi="Arial" w:cs="Arial"/>
           <w:lang w:val="en-IN"/>
         </w:rPr>
-        <w:t xml:space="preserve">Sums sales and opportunity by SoldTo </w:t>
+        <w:t xml:space="preserve">Sums sales and opportunity by </w:t>
+      </w:r>
+      <w:proofErr w:type="spellStart"/>
+      <w:r>
+        <w:rPr>
+          <w:rFonts w:ascii="Arial" w:hAnsi="Arial" w:cs="Arial"/>
+          <w:lang w:val="en-IN"/>
+        </w:rPr>
+        <w:t>SoldTo</w:t>
+      </w:r>
+      <w:proofErr w:type="spellEnd"/>
+      <w:r>
+        <w:rPr>
+          <w:rFonts w:ascii="Arial" w:hAnsi="Arial" w:cs="Arial"/>
+          <w:lang w:val="en-IN"/>
+        </w:rPr>
+        <w:t xml:space="preserve"> </w:t>
       </w:r>
     </w:p>
     <w:p>
@@ -8439,7 +8897,7 @@
           <w:lang w:val="en-IN"/>
         </w:rPr>
         <w:pict w14:anchorId="5D29C660">
-          <v:rect id="_x0000_i1047" style="width:0;height:1.5pt" o:hralign="center" o:hrstd="t" o:hr="t" fillcolor="#a0a0a0" stroked="f"/>
+          <v:rect id="_x0000_i1053" style="width:0;height:1.5pt" o:hralign="center" o:bullet="t" o:hrstd="t" o:hr="t" fillcolor="#a0a0a0" stroked="f"/>
         </w:pict>
       </w:r>
     </w:p>
@@ -8459,7 +8917,727 @@
           <w:bCs/>
           <w:lang w:val="en-IN"/>
         </w:rPr>
-        <w:t>Step 7: Final QC Workflow</w:t>
+        <w:t xml:space="preserve">Step 8: </w:t>
+      </w:r>
+      <w:proofErr w:type="spellStart"/>
+      <w:r>
+        <w:rPr>
+          <w:rFonts w:ascii="Arial" w:hAnsi="Arial" w:cs="Arial"/>
+          <w:b/>
+          <w:bCs/>
+          <w:lang w:val="en-IN"/>
+        </w:rPr>
+        <w:t>SoldTo_MktVw_</w:t>
+      </w:r>
+      <w:proofErr w:type="gramStart"/>
+      <w:r>
+        <w:rPr>
+          <w:rFonts w:ascii="Arial" w:hAnsi="Arial" w:cs="Arial"/>
+          <w:b/>
+          <w:bCs/>
+          <w:lang w:val="en-IN"/>
+        </w:rPr>
+        <w:t>WF.yxmd</w:t>
+      </w:r>
+      <w:proofErr w:type="spellEnd"/>
+      <w:proofErr w:type="gramEnd"/>
+    </w:p>
+    <w:p>
+      <w:pPr>
+        <w:rPr>
+          <w:rFonts w:ascii="Arial" w:hAnsi="Arial" w:cs="Arial"/>
+          <w:b/>
+          <w:bCs/>
+          <w:lang w:val="en-IN"/>
+        </w:rPr>
+      </w:pPr>
+      <w:r>
+        <w:rPr>
+          <w:rFonts w:ascii="Arial" w:hAnsi="Arial" w:cs="Arial"/>
+          <w:b/>
+          <w:bCs/>
+          <w:lang w:val="en-IN"/>
+        </w:rPr>
+        <w:t>Purpose</w:t>
+      </w:r>
+    </w:p>
+    <w:p>
+      <w:pPr>
+        <w:rPr>
+          <w:rFonts w:ascii="Arial" w:hAnsi="Arial" w:cs="Arial"/>
+          <w:lang w:val="en-IN"/>
+        </w:rPr>
+      </w:pPr>
+      <w:r>
+        <w:rPr>
+          <w:rFonts w:ascii="Arial" w:hAnsi="Arial" w:cs="Arial"/>
+          <w:lang w:val="en-IN"/>
+        </w:rPr>
+        <w:t xml:space="preserve">Convert the final </w:t>
+      </w:r>
+      <w:proofErr w:type="spellStart"/>
+      <w:r>
+        <w:rPr>
+          <w:rFonts w:ascii="Arial" w:hAnsi="Arial" w:cs="Arial"/>
+          <w:lang w:val="en-IN"/>
+        </w:rPr>
+        <w:t>SoldTo</w:t>
+      </w:r>
+      <w:proofErr w:type="spellEnd"/>
+      <w:r>
+        <w:rPr>
+          <w:rFonts w:ascii="Arial" w:hAnsi="Arial" w:cs="Arial"/>
+          <w:lang w:val="en-IN"/>
+        </w:rPr>
+        <w:t xml:space="preserve"> + UNSPSC level Cardinal estimate into Marketing View level opportunity for business reporting.</w:t>
+      </w:r>
+    </w:p>
+    <w:p>
+      <w:pPr>
+        <w:rPr>
+          <w:rFonts w:ascii="Arial" w:hAnsi="Arial" w:cs="Arial"/>
+          <w:lang w:val="en-IN"/>
+        </w:rPr>
+      </w:pPr>
+      <w:r>
+        <w:rPr>
+          <w:rFonts w:ascii="Arial" w:hAnsi="Arial" w:cs="Arial"/>
+          <w:lang w:val="en-IN"/>
+        </w:rPr>
+        <w:t>This helps users view opportunity by Marketing View instead of only product-level UNSPSC.</w:t>
+      </w:r>
+    </w:p>
+    <w:p>
+      <w:pPr>
+        <w:rPr>
+          <w:rFonts w:ascii="Arial" w:hAnsi="Arial" w:cs="Arial"/>
+          <w:lang w:val="en-IN"/>
+        </w:rPr>
+      </w:pPr>
+      <w:r>
+        <w:rPr>
+          <w:rFonts w:ascii="Arial" w:hAnsi="Arial" w:cs="Arial"/>
+          <w:lang w:val="en-IN"/>
+        </w:rPr>
+        <w:pict w14:anchorId="26D6556F">
+          <v:rect id="_x0000_i1084" style="width:0;height:1.5pt" o:hralign="center" o:hrstd="t" o:hr="t" fillcolor="#a0a0a0" stroked="f"/>
+        </w:pict>
+      </w:r>
+    </w:p>
+    <w:p>
+      <w:pPr>
+        <w:rPr>
+          <w:rFonts w:ascii="Arial" w:hAnsi="Arial" w:cs="Arial"/>
+          <w:b/>
+          <w:bCs/>
+          <w:lang w:val="en-IN"/>
+        </w:rPr>
+      </w:pPr>
+      <w:r>
+        <w:rPr>
+          <w:rFonts w:ascii="Arial" w:hAnsi="Arial" w:cs="Arial"/>
+          <w:b/>
+          <w:bCs/>
+          <w:lang w:val="en-IN"/>
+        </w:rPr>
+        <w:t>Key Inputs</w:t>
+      </w:r>
+    </w:p>
+    <w:p>
+      <w:pPr>
+        <w:rPr>
+          <w:rFonts w:ascii="Arial" w:hAnsi="Arial" w:cs="Arial"/>
+          <w:lang w:val="en-IN"/>
+        </w:rPr>
+      </w:pPr>
+      <w:r>
+        <w:rPr>
+          <w:rFonts w:ascii="Arial" w:hAnsi="Arial" w:cs="Arial"/>
+          <w:lang w:val="en-IN"/>
+        </w:rPr>
+        <w:t>Input 1: soldto_UNSPSC_denominator_202604.yxdb</w:t>
+      </w:r>
+    </w:p>
+    <w:p>
+      <w:pPr>
+        <w:rPr>
+          <w:rFonts w:ascii="Arial" w:hAnsi="Arial" w:cs="Arial"/>
+          <w:lang w:val="en-IN"/>
+        </w:rPr>
+      </w:pPr>
+      <w:r>
+        <w:rPr>
+          <w:rFonts w:ascii="Arial" w:hAnsi="Arial" w:cs="Arial"/>
+          <w:lang w:val="en-IN"/>
+        </w:rPr>
+        <w:t>Final Cardinal estimate at:</w:t>
+      </w:r>
+    </w:p>
+    <w:p>
+      <w:pPr>
+        <w:rPr>
+          <w:rFonts w:ascii="Arial" w:hAnsi="Arial" w:cs="Arial"/>
+          <w:lang w:val="en-IN"/>
+        </w:rPr>
+      </w:pPr>
+      <w:proofErr w:type="spellStart"/>
+      <w:r>
+        <w:rPr>
+          <w:rFonts w:ascii="Arial" w:hAnsi="Arial" w:cs="Arial"/>
+          <w:lang w:val="en-IN"/>
+        </w:rPr>
+        <w:t>SoldTo</w:t>
+      </w:r>
+      <w:proofErr w:type="spellEnd"/>
+      <w:r>
+        <w:rPr>
+          <w:rFonts w:ascii="Arial" w:hAnsi="Arial" w:cs="Arial"/>
+          <w:lang w:val="en-IN"/>
+        </w:rPr>
+        <w:t xml:space="preserve"> + UNSPSC level</w:t>
+      </w:r>
+    </w:p>
+    <w:p>
+      <w:pPr>
+        <w:rPr>
+          <w:rFonts w:ascii="Arial" w:hAnsi="Arial" w:cs="Arial"/>
+          <w:lang w:val="en-IN"/>
+        </w:rPr>
+      </w:pPr>
+      <w:r>
+        <w:rPr>
+          <w:rFonts w:ascii="Arial" w:hAnsi="Arial" w:cs="Arial"/>
+          <w:lang w:val="en-IN"/>
+        </w:rPr>
+        <w:pict w14:anchorId="07984DF5">
+          <v:rect id="_x0000_i1085" style="width:0;height:1.5pt" o:hralign="center" o:hrstd="t" o:hr="t" fillcolor="#a0a0a0" stroked="f"/>
+        </w:pict>
+      </w:r>
+    </w:p>
+    <w:p>
+      <w:pPr>
+        <w:rPr>
+          <w:rFonts w:ascii="Arial" w:hAnsi="Arial" w:cs="Arial"/>
+          <w:b/>
+          <w:bCs/>
+          <w:lang w:val="en-IN"/>
+        </w:rPr>
+      </w:pPr>
+      <w:r>
+        <w:rPr>
+          <w:rFonts w:ascii="Arial" w:hAnsi="Arial" w:cs="Arial"/>
+          <w:b/>
+          <w:bCs/>
+          <w:lang w:val="en-IN"/>
+        </w:rPr>
+        <w:t>Input 2: UNSPSC_MARKETINGVIEW_MAPPING.csv</w:t>
+      </w:r>
+    </w:p>
+    <w:p>
+      <w:pPr>
+        <w:rPr>
+          <w:rFonts w:ascii="Arial" w:hAnsi="Arial" w:cs="Arial"/>
+          <w:lang w:val="en-IN"/>
+        </w:rPr>
+      </w:pPr>
+      <w:r>
+        <w:rPr>
+          <w:rFonts w:ascii="Arial" w:hAnsi="Arial" w:cs="Arial"/>
+          <w:lang w:val="en-IN"/>
+        </w:rPr>
+        <w:t>Mapping file used to convert:</w:t>
+      </w:r>
+    </w:p>
+    <w:p>
+      <w:pPr>
+        <w:rPr>
+          <w:rFonts w:ascii="Arial" w:hAnsi="Arial" w:cs="Arial"/>
+          <w:lang w:val="en-IN"/>
+        </w:rPr>
+      </w:pPr>
+      <w:r>
+        <w:rPr>
+          <w:rFonts w:ascii="Arial" w:hAnsi="Arial" w:cs="Arial"/>
+          <w:lang w:val="en-IN"/>
+        </w:rPr>
+        <w:t>UNSPSC → Marketing View</w:t>
+      </w:r>
+    </w:p>
+    <w:p>
+      <w:pPr>
+        <w:rPr>
+          <w:rFonts w:ascii="Arial" w:hAnsi="Arial" w:cs="Arial"/>
+          <w:lang w:val="en-IN"/>
+        </w:rPr>
+      </w:pPr>
+      <w:r>
+        <w:rPr>
+          <w:rFonts w:ascii="Arial" w:hAnsi="Arial" w:cs="Arial"/>
+          <w:lang w:val="en-IN"/>
+        </w:rPr>
+        <w:pict w14:anchorId="78F3602E">
+          <v:rect id="_x0000_i1086" style="width:0;height:1.5pt" o:hralign="center" o:hrstd="t" o:hr="t" fillcolor="#a0a0a0" stroked="f"/>
+        </w:pict>
+      </w:r>
+    </w:p>
+    <w:p>
+      <w:pPr>
+        <w:rPr>
+          <w:rFonts w:ascii="Arial" w:hAnsi="Arial" w:cs="Arial"/>
+          <w:lang w:val="en-IN"/>
+        </w:rPr>
+      </w:pPr>
+      <w:r>
+        <w:rPr>
+          <w:rFonts w:ascii="Arial" w:hAnsi="Arial" w:cs="Arial"/>
+          <w:lang w:val="en-IN"/>
+        </w:rPr>
+        <w:t>What Happens</w:t>
+      </w:r>
+    </w:p>
+    <w:p>
+      <w:pPr>
+        <w:numPr>
+          <w:ilvl w:val="0"/>
+          <w:numId w:val="51"/>
+        </w:numPr>
+        <w:rPr>
+          <w:rFonts w:ascii="Arial" w:hAnsi="Arial" w:cs="Arial"/>
+          <w:lang w:val="en-IN"/>
+        </w:rPr>
+      </w:pPr>
+      <w:r>
+        <w:rPr>
+          <w:rFonts w:ascii="Arial" w:hAnsi="Arial" w:cs="Arial"/>
+          <w:lang w:val="en-IN"/>
+        </w:rPr>
+        <w:t xml:space="preserve">The workflow reads both input files </w:t>
+      </w:r>
+    </w:p>
+    <w:p>
+      <w:pPr>
+        <w:numPr>
+          <w:ilvl w:val="0"/>
+          <w:numId w:val="51"/>
+        </w:numPr>
+        <w:rPr>
+          <w:rFonts w:ascii="Arial" w:hAnsi="Arial" w:cs="Arial"/>
+          <w:lang w:val="en-IN"/>
+        </w:rPr>
+      </w:pPr>
+      <w:r>
+        <w:rPr>
+          <w:rFonts w:ascii="Arial" w:hAnsi="Arial" w:cs="Arial"/>
+          <w:lang w:val="en-IN"/>
+        </w:rPr>
+        <w:t xml:space="preserve">Matches UNSPSC from both datasets </w:t>
+      </w:r>
+    </w:p>
+    <w:p>
+      <w:pPr>
+        <w:numPr>
+          <w:ilvl w:val="0"/>
+          <w:numId w:val="51"/>
+        </w:numPr>
+        <w:rPr>
+          <w:rFonts w:ascii="Arial" w:hAnsi="Arial" w:cs="Arial"/>
+          <w:lang w:val="en-IN"/>
+        </w:rPr>
+      </w:pPr>
+      <w:r>
+        <w:rPr>
+          <w:rFonts w:ascii="Arial" w:hAnsi="Arial" w:cs="Arial"/>
+          <w:lang w:val="en-IN"/>
+        </w:rPr>
+        <w:t xml:space="preserve">Maps each UNSPSC to its Marketing View </w:t>
+      </w:r>
+    </w:p>
+    <w:p>
+      <w:pPr>
+        <w:numPr>
+          <w:ilvl w:val="0"/>
+          <w:numId w:val="51"/>
+        </w:numPr>
+        <w:rPr>
+          <w:rFonts w:ascii="Arial" w:hAnsi="Arial" w:cs="Arial"/>
+          <w:lang w:val="en-IN"/>
+        </w:rPr>
+      </w:pPr>
+      <w:r>
+        <w:rPr>
+          <w:rFonts w:ascii="Arial" w:hAnsi="Arial" w:cs="Arial"/>
+          <w:lang w:val="en-IN"/>
+        </w:rPr>
+        <w:t xml:space="preserve">Rolls up total Cardinal spend to Marketing View level </w:t>
+      </w:r>
+    </w:p>
+    <w:p>
+      <w:pPr>
+        <w:numPr>
+          <w:ilvl w:val="0"/>
+          <w:numId w:val="51"/>
+        </w:numPr>
+        <w:rPr>
+          <w:rFonts w:ascii="Arial" w:hAnsi="Arial" w:cs="Arial"/>
+          <w:lang w:val="en-IN"/>
+        </w:rPr>
+      </w:pPr>
+      <w:r>
+        <w:rPr>
+          <w:rFonts w:ascii="Arial" w:hAnsi="Arial" w:cs="Arial"/>
+          <w:lang w:val="en-IN"/>
+        </w:rPr>
+        <w:t xml:space="preserve">Creates final Marketing View opportunity output </w:t>
+      </w:r>
+    </w:p>
+    <w:p>
+      <w:pPr>
+        <w:rPr>
+          <w:rFonts w:ascii="Arial" w:hAnsi="Arial" w:cs="Arial"/>
+          <w:lang w:val="en-IN"/>
+        </w:rPr>
+      </w:pPr>
+      <w:r>
+        <w:rPr>
+          <w:rFonts w:ascii="Arial" w:hAnsi="Arial" w:cs="Arial"/>
+          <w:b/>
+          <w:bCs/>
+          <w:lang w:val="en-IN"/>
+        </w:rPr>
+        <w:lastRenderedPageBreak/>
+        <w:t>Important Note:</w:t>
+      </w:r>
+      <w:r>
+        <w:rPr>
+          <w:rFonts w:ascii="Arial" w:hAnsi="Arial" w:cs="Arial"/>
+          <w:lang w:val="en-IN"/>
+        </w:rPr>
+        <w:br/>
+        <w:t>The same dollar may appear multiple times because one Marketing View can contain multiple UNSPSCs. This is expected and used for reporting purposes.</w:t>
+      </w:r>
+    </w:p>
+    <w:p>
+      <w:pPr>
+        <w:rPr>
+          <w:rFonts w:ascii="Arial" w:hAnsi="Arial" w:cs="Arial"/>
+          <w:lang w:val="en-IN"/>
+        </w:rPr>
+      </w:pPr>
+      <w:r>
+        <w:rPr>
+          <w:rFonts w:ascii="Arial" w:hAnsi="Arial" w:cs="Arial"/>
+          <w:lang w:val="en-IN"/>
+        </w:rPr>
+        <w:pict w14:anchorId="2BBDBD0C">
+          <v:rect id="_x0000_i1087" style="width:0;height:1.5pt" o:hralign="center" o:hrstd="t" o:hr="t" fillcolor="#a0a0a0" stroked="f"/>
+        </w:pict>
+      </w:r>
+    </w:p>
+    <w:p>
+      <w:pPr>
+        <w:rPr>
+          <w:rFonts w:ascii="Arial" w:hAnsi="Arial" w:cs="Arial"/>
+          <w:b/>
+          <w:bCs/>
+          <w:lang w:val="en-IN"/>
+        </w:rPr>
+      </w:pPr>
+      <w:r>
+        <w:rPr>
+          <w:rFonts w:ascii="Arial" w:hAnsi="Arial" w:cs="Arial"/>
+          <w:b/>
+          <w:bCs/>
+          <w:lang w:val="en-IN"/>
+        </w:rPr>
+        <w:t>Output</w:t>
+      </w:r>
+    </w:p>
+    <w:p>
+      <w:pPr>
+        <w:rPr>
+          <w:rFonts w:ascii="Arial" w:hAnsi="Arial" w:cs="Arial"/>
+          <w:lang w:val="en-IN"/>
+        </w:rPr>
+      </w:pPr>
+      <w:r>
+        <w:rPr>
+          <w:rFonts w:ascii="Arial" w:hAnsi="Arial" w:cs="Arial"/>
+          <w:lang w:val="en-IN"/>
+        </w:rPr>
+        <w:t>mktvw_sum.csv</w:t>
+      </w:r>
+    </w:p>
+    <w:p>
+      <w:pPr>
+        <w:rPr>
+          <w:rFonts w:ascii="Arial" w:hAnsi="Arial" w:cs="Arial"/>
+          <w:lang w:val="en-IN"/>
+        </w:rPr>
+      </w:pPr>
+      <w:r>
+        <w:rPr>
+          <w:rFonts w:ascii="Arial" w:hAnsi="Arial" w:cs="Arial"/>
+          <w:lang w:val="en-IN"/>
+        </w:rPr>
+        <w:t>This file shows:</w:t>
+      </w:r>
+    </w:p>
+    <w:p>
+      <w:pPr>
+        <w:rPr>
+          <w:rFonts w:ascii="Arial" w:hAnsi="Arial" w:cs="Arial"/>
+          <w:lang w:val="en-IN"/>
+        </w:rPr>
+      </w:pPr>
+      <w:r>
+        <w:rPr>
+          <w:rFonts w:ascii="Arial" w:hAnsi="Arial" w:cs="Arial"/>
+          <w:lang w:val="en-IN"/>
+        </w:rPr>
+        <w:t>Total Cardinal Opportunity at Marketing View level</w:t>
+      </w:r>
+    </w:p>
+    <w:p>
+      <w:pPr>
+        <w:rPr>
+          <w:rFonts w:ascii="Arial" w:hAnsi="Arial" w:cs="Arial"/>
+          <w:lang w:val="en-IN"/>
+        </w:rPr>
+      </w:pPr>
+      <w:r>
+        <w:rPr>
+          <w:rFonts w:ascii="Arial" w:hAnsi="Arial" w:cs="Arial"/>
+          <w:lang w:val="en-IN"/>
+        </w:rPr>
+        <w:t xml:space="preserve">This helps business teams </w:t>
+      </w:r>
+      <w:proofErr w:type="spellStart"/>
+      <w:r>
+        <w:rPr>
+          <w:rFonts w:ascii="Arial" w:hAnsi="Arial" w:cs="Arial"/>
+          <w:lang w:val="en-IN"/>
+        </w:rPr>
+        <w:t>analyze</w:t>
+      </w:r>
+      <w:proofErr w:type="spellEnd"/>
+      <w:r>
+        <w:rPr>
+          <w:rFonts w:ascii="Arial" w:hAnsi="Arial" w:cs="Arial"/>
+          <w:lang w:val="en-IN"/>
+        </w:rPr>
+        <w:t xml:space="preserve"> category-level opportunity and support pricing decisions.</w:t>
+      </w:r>
+    </w:p>
+    <w:p>
+      <w:pPr>
+        <w:rPr>
+          <w:rFonts w:ascii="Arial" w:hAnsi="Arial" w:cs="Arial"/>
+          <w:lang w:val="en-IN"/>
+        </w:rPr>
+      </w:pPr>
+      <w:r>
+        <w:rPr>
+          <w:rFonts w:ascii="Arial" w:hAnsi="Arial" w:cs="Arial"/>
+          <w:lang w:val="en-IN"/>
+        </w:rPr>
+        <w:pict w14:anchorId="290A4469">
+          <v:rect id="_x0000_i1088" style="width:0;height:1.5pt" o:hralign="center" o:hrstd="t" o:hr="t" fillcolor="#a0a0a0" stroked="f"/>
+        </w:pict>
+      </w:r>
+    </w:p>
+    <w:p>
+      <w:pPr>
+        <w:rPr>
+          <w:rFonts w:ascii="Arial" w:hAnsi="Arial" w:cs="Arial"/>
+          <w:b/>
+          <w:bCs/>
+          <w:lang w:val="en-IN"/>
+        </w:rPr>
+      </w:pPr>
+      <w:r>
+        <w:rPr>
+          <w:rFonts w:ascii="Arial" w:hAnsi="Arial" w:cs="Arial"/>
+          <w:b/>
+          <w:bCs/>
+          <w:lang w:val="en-IN"/>
+        </w:rPr>
+        <w:t>How to Run</w:t>
+      </w:r>
+    </w:p>
+    <w:p>
+      <w:pPr>
+        <w:numPr>
+          <w:ilvl w:val="0"/>
+          <w:numId w:val="52"/>
+        </w:numPr>
+        <w:rPr>
+          <w:rFonts w:ascii="Arial" w:hAnsi="Arial" w:cs="Arial"/>
+          <w:lang w:val="en-IN"/>
+        </w:rPr>
+      </w:pPr>
+      <w:r>
+        <w:rPr>
+          <w:rFonts w:ascii="Arial" w:hAnsi="Arial" w:cs="Arial"/>
+          <w:lang w:val="en-IN"/>
+        </w:rPr>
+        <w:t xml:space="preserve">Open </w:t>
+      </w:r>
+      <w:proofErr w:type="spellStart"/>
+      <w:r>
+        <w:rPr>
+          <w:rFonts w:ascii="Arial" w:hAnsi="Arial" w:cs="Arial"/>
+          <w:lang w:val="en-IN"/>
+        </w:rPr>
+        <w:t>SoldTo_MktVw_</w:t>
+      </w:r>
+      <w:proofErr w:type="gramStart"/>
+      <w:r>
+        <w:rPr>
+          <w:rFonts w:ascii="Arial" w:hAnsi="Arial" w:cs="Arial"/>
+          <w:lang w:val="en-IN"/>
+        </w:rPr>
+        <w:t>WF.yxmd</w:t>
+      </w:r>
+      <w:proofErr w:type="spellEnd"/>
+      <w:proofErr w:type="gramEnd"/>
+      <w:r>
+        <w:rPr>
+          <w:rFonts w:ascii="Arial" w:hAnsi="Arial" w:cs="Arial"/>
+          <w:lang w:val="en-IN"/>
+        </w:rPr>
+        <w:t xml:space="preserve"> </w:t>
+      </w:r>
+    </w:p>
+    <w:p>
+      <w:pPr>
+        <w:numPr>
+          <w:ilvl w:val="0"/>
+          <w:numId w:val="52"/>
+        </w:numPr>
+        <w:rPr>
+          <w:rFonts w:ascii="Arial" w:hAnsi="Arial" w:cs="Arial"/>
+          <w:lang w:val="en-IN"/>
+        </w:rPr>
+      </w:pPr>
+      <w:r>
+        <w:rPr>
+          <w:rFonts w:ascii="Arial" w:hAnsi="Arial" w:cs="Arial"/>
+          <w:lang w:val="en-IN"/>
+        </w:rPr>
+        <w:t xml:space="preserve">Validate both input file paths </w:t>
+      </w:r>
+    </w:p>
+    <w:p>
+      <w:pPr>
+        <w:numPr>
+          <w:ilvl w:val="0"/>
+          <w:numId w:val="52"/>
+        </w:numPr>
+        <w:rPr>
+          <w:rFonts w:ascii="Arial" w:hAnsi="Arial" w:cs="Arial"/>
+          <w:lang w:val="en-IN"/>
+        </w:rPr>
+      </w:pPr>
+      <w:r>
+        <w:rPr>
+          <w:rFonts w:ascii="Arial" w:hAnsi="Arial" w:cs="Arial"/>
+          <w:lang w:val="en-IN"/>
+        </w:rPr>
+        <w:t xml:space="preserve">Click Run </w:t>
+      </w:r>
+    </w:p>
+    <w:p>
+      <w:pPr>
+        <w:numPr>
+          <w:ilvl w:val="0"/>
+          <w:numId w:val="52"/>
+        </w:numPr>
+        <w:rPr>
+          <w:rFonts w:ascii="Arial" w:hAnsi="Arial" w:cs="Arial"/>
+          <w:lang w:val="en-IN"/>
+        </w:rPr>
+      </w:pPr>
+      <w:r>
+        <w:rPr>
+          <w:rFonts w:ascii="Arial" w:hAnsi="Arial" w:cs="Arial"/>
+          <w:lang w:val="en-IN"/>
+        </w:rPr>
+        <w:t xml:space="preserve">Confirm output file mktvw_sum.csv is generated </w:t>
+      </w:r>
+    </w:p>
+    <w:p>
+      <w:pPr>
+        <w:numPr>
+          <w:ilvl w:val="0"/>
+          <w:numId w:val="52"/>
+        </w:numPr>
+        <w:rPr>
+          <w:rFonts w:ascii="Arial" w:hAnsi="Arial" w:cs="Arial"/>
+          <w:lang w:val="en-IN"/>
+        </w:rPr>
+      </w:pPr>
+      <w:r>
+        <w:rPr>
+          <w:rFonts w:ascii="Arial" w:hAnsi="Arial" w:cs="Arial"/>
+          <w:lang w:val="en-IN"/>
+        </w:rPr>
+        <w:t>Check for blank Marketing View values and missing joins</w:t>
+      </w:r>
+    </w:p>
+    <w:p>
+      <w:pPr>
+        <w:rPr>
+          <w:rFonts w:ascii="Arial" w:hAnsi="Arial" w:cs="Arial"/>
+          <w:b/>
+          <w:bCs/>
+          <w:lang w:val="en-IN"/>
+        </w:rPr>
+      </w:pPr>
+      <w:r>
+        <w:rPr>
+          <w:rFonts w:ascii="Arial" w:hAnsi="Arial" w:cs="Arial"/>
+          <w:lang w:val="en-IN"/>
+        </w:rPr>
+        <w:pict w14:anchorId="34F22845">
+          <v:rect id="_x0000_i1099" style="width:0;height:1.5pt" o:hralign="center" o:hrstd="t" o:hr="t" fillcolor="#a0a0a0" stroked="f"/>
+        </w:pict>
+      </w:r>
+    </w:p>
+    <w:p>
+      <w:pPr>
+        <w:rPr>
+          <w:rFonts w:ascii="Arial" w:hAnsi="Arial" w:cs="Arial"/>
+          <w:b/>
+          <w:bCs/>
+          <w:lang w:val="en-IN"/>
+        </w:rPr>
+      </w:pPr>
+      <w:r>
+        <w:rPr>
+          <w:rFonts w:ascii="Arial" w:hAnsi="Arial" w:cs="Arial"/>
+          <w:b/>
+          <w:bCs/>
+          <w:lang w:val="en-IN"/>
+        </w:rPr>
+        <w:t xml:space="preserve">Step </w:t>
+      </w:r>
+      <w:r>
+        <w:rPr>
+          <w:rFonts w:ascii="Arial" w:hAnsi="Arial" w:cs="Arial"/>
+          <w:b/>
+          <w:bCs/>
+          <w:lang w:val="en-IN"/>
+        </w:rPr>
+        <w:t>9</w:t>
+      </w:r>
+      <w:r>
+        <w:rPr>
+          <w:rFonts w:ascii="Arial" w:hAnsi="Arial" w:cs="Arial"/>
+          <w:b/>
+          <w:bCs/>
+          <w:lang w:val="en-IN"/>
+        </w:rPr>
+        <w:t>: Final QC Workflow</w:t>
       </w:r>
     </w:p>
     <w:p>
@@ -8610,6 +9788,7 @@
         <w:rPr>
           <w:rFonts w:ascii="Arial" w:hAnsi="Arial" w:cs="Arial"/>
         </w:rPr>
+        <w:lastRenderedPageBreak/>
         <w:t>Step 1 → Step 2 → Step 3</w:t>
       </w:r>
       <w:r>
@@ -8628,7 +9807,25 @@
         <w:rPr>
           <w:rFonts w:ascii="Arial" w:hAnsi="Arial" w:cs="Arial"/>
         </w:rPr>
-        <w:t xml:space="preserve"> </w:t>
+        <w:t xml:space="preserve">→ Step </w:t>
+      </w:r>
+      <w:r>
+        <w:rPr>
+          <w:rFonts w:ascii="Arial" w:hAnsi="Arial" w:cs="Arial"/>
+        </w:rPr>
+        <w:t>8</w:t>
+      </w:r>
+      <w:r>
+        <w:rPr>
+          <w:rFonts w:ascii="Arial" w:hAnsi="Arial" w:cs="Arial"/>
+        </w:rPr>
+        <w:t xml:space="preserve"> → Step </w:t>
+      </w:r>
+      <w:r>
+        <w:rPr>
+          <w:rFonts w:ascii="Arial" w:hAnsi="Arial" w:cs="Arial"/>
+        </w:rPr>
+        <w:t>9</w:t>
       </w:r>
     </w:p>
     <w:p>
@@ -8682,8 +9879,19 @@
           <w:bCs/>
           <w:lang w:val="en-IN"/>
         </w:rPr>
-        <w:t>File 1: soldto_UNSPSC_denominator</w:t>
-      </w:r>
+        <w:t xml:space="preserve">File 1: </w:t>
+      </w:r>
+      <w:proofErr w:type="spellStart"/>
+      <w:r>
+        <w:rPr>
+          <w:rFonts w:ascii="Arial" w:hAnsi="Arial" w:cs="Arial"/>
+          <w:b/>
+          <w:bCs/>
+          <w:lang w:val="en-IN"/>
+        </w:rPr>
+        <w:t>soldto_UNSPSC_denominator</w:t>
+      </w:r>
+      <w:proofErr w:type="spellEnd"/>
     </w:p>
     <w:p>
       <w:pPr>
@@ -8791,8 +9999,19 @@
           <w:bCs/>
           <w:lang w:val="en-IN"/>
         </w:rPr>
-        <w:t>File 3: Shipto_Unspsc_Allocation</w:t>
-      </w:r>
+        <w:t xml:space="preserve">File 3: </w:t>
+      </w:r>
+      <w:proofErr w:type="spellStart"/>
+      <w:r>
+        <w:rPr>
+          <w:rFonts w:ascii="Arial" w:hAnsi="Arial" w:cs="Arial"/>
+          <w:b/>
+          <w:bCs/>
+          <w:lang w:val="en-IN"/>
+        </w:rPr>
+        <w:t>Shipto_Unspsc_Allocation</w:t>
+      </w:r>
+      <w:proofErr w:type="spellEnd"/>
     </w:p>
     <w:p>
       <w:pPr>
@@ -8842,22 +10061,32 @@
           <w:bCs/>
           <w:lang w:val="en-IN"/>
         </w:rPr>
-        <w:t>File 4: Bayes_Soldto_Unspsc_Opportunity</w:t>
-      </w:r>
-    </w:p>
-    <w:p>
-      <w:pPr>
-        <w:rPr>
-          <w:rFonts w:ascii="Arial" w:hAnsi="Arial" w:cs="Arial"/>
-          <w:lang w:val="en-IN"/>
-        </w:rPr>
-      </w:pPr>
-      <w:r>
-        <w:rPr>
-          <w:rFonts w:ascii="Arial" w:hAnsi="Arial" w:cs="Arial"/>
-          <w:lang w:val="en-IN"/>
-        </w:rPr>
-        <w:lastRenderedPageBreak/>
+        <w:t xml:space="preserve">File 4: </w:t>
+      </w:r>
+      <w:proofErr w:type="spellStart"/>
+      <w:r>
+        <w:rPr>
+          <w:rFonts w:ascii="Arial" w:hAnsi="Arial" w:cs="Arial"/>
+          <w:b/>
+          <w:bCs/>
+          <w:lang w:val="en-IN"/>
+        </w:rPr>
+        <w:t>Bayes_Soldto_Unspsc_Opportunity</w:t>
+      </w:r>
+      <w:proofErr w:type="spellEnd"/>
+    </w:p>
+    <w:p>
+      <w:pPr>
+        <w:rPr>
+          <w:rFonts w:ascii="Arial" w:hAnsi="Arial" w:cs="Arial"/>
+          <w:lang w:val="en-IN"/>
+        </w:rPr>
+      </w:pPr>
+      <w:r>
+        <w:rPr>
+          <w:rFonts w:ascii="Arial" w:hAnsi="Arial" w:cs="Arial"/>
+          <w:lang w:val="en-IN"/>
+        </w:rPr>
         <w:t>Pure model output</w:t>
       </w:r>
     </w:p>
@@ -8865,6 +10094,23 @@
       <w:pPr>
         <w:rPr>
           <w:rFonts w:ascii="Arial" w:hAnsi="Arial" w:cs="Arial"/>
+          <w:lang w:val="en-IN"/>
+        </w:rPr>
+      </w:pPr>
+      <w:r>
+        <w:rPr>
+          <w:rFonts w:ascii="Arial" w:hAnsi="Arial" w:cs="Arial"/>
+          <w:lang w:val="en-IN"/>
+        </w:rPr>
+        <w:pict w14:anchorId="005A5E33">
+          <v:rect id="_x0000_i1100" style="width:0;height:1.5pt" o:hralign="center" o:hrstd="t" o:hr="t" fillcolor="#a0a0a0" stroked="f"/>
+        </w:pict>
+      </w:r>
+    </w:p>
+    <w:p>
+      <w:pPr>
+        <w:rPr>
+          <w:rFonts w:ascii="Arial" w:hAnsi="Arial" w:cs="Arial"/>
           <w:b/>
           <w:bCs/>
           <w:lang w:val="en-IN"/>
@@ -8897,6 +10143,7 @@
         </w:rPr>
         <w:t xml:space="preserve">: </w:t>
       </w:r>
+      <w:proofErr w:type="spellStart"/>
       <w:r>
         <w:rPr>
           <w:rFonts w:ascii="Arial" w:hAnsi="Arial" w:cs="Arial"/>
@@ -8906,6 +10153,7 @@
         </w:rPr>
         <w:t>mktvw_sum</w:t>
       </w:r>
+      <w:proofErr w:type="spellEnd"/>
     </w:p>
     <w:p>
       <w:pPr>
@@ -9191,6 +10439,7 @@
               <w:jc w:val="center"/>
             </w:pPr>
             <w:r>
+              <w:lastRenderedPageBreak/>
               <w:t>Data Scientist</w:t>
             </w:r>
           </w:p>
@@ -9536,8 +10785,19 @@
           <w:bCs/>
           <w:lang w:val="en-IN"/>
         </w:rPr>
-        <w:t>File 1: soldto_UNSPSC_denominator</w:t>
-      </w:r>
+        <w:t xml:space="preserve">File 1: </w:t>
+      </w:r>
+      <w:proofErr w:type="spellStart"/>
+      <w:r>
+        <w:rPr>
+          <w:rFonts w:ascii="Arial" w:hAnsi="Arial" w:cs="Arial"/>
+          <w:b/>
+          <w:bCs/>
+          <w:lang w:val="en-IN"/>
+        </w:rPr>
+        <w:t>soldto_UNSPSC_denominator</w:t>
+      </w:r>
+      <w:proofErr w:type="spellEnd"/>
     </w:p>
     <w:p>
       <w:pPr>
@@ -9653,9 +10913,9 @@
         <w:rPr>
           <w:rFonts w:ascii="Arial" w:hAnsi="Arial" w:cs="Arial"/>
           <w:bCs/>
+          <w:noProof/>
           <w:lang w:val="pt-BR"/>
         </w:rPr>
-        <w:lastRenderedPageBreak/>
         <w:drawing>
           <wp:inline distT="0" distB="0" distL="0" distR="0" wp14:anchorId="23FFCDC8" wp14:editId="2ED2F5E9">
             <wp:extent cx="6188710" cy="694690"/>
@@ -9830,6 +11090,7 @@
         <w:rPr>
           <w:rFonts w:ascii="Arial" w:hAnsi="Arial" w:cs="Arial"/>
           <w:bCs/>
+          <w:noProof/>
           <w:lang w:val="pt-BR"/>
         </w:rPr>
         <w:drawing>
@@ -9903,8 +11164,19 @@
           <w:bCs/>
           <w:lang w:val="en-IN"/>
         </w:rPr>
-        <w:t>File 3: Shipto_Unspsc_Allocation</w:t>
-      </w:r>
+        <w:t xml:space="preserve">File 3: </w:t>
+      </w:r>
+      <w:proofErr w:type="spellStart"/>
+      <w:r>
+        <w:rPr>
+          <w:rFonts w:ascii="Arial" w:hAnsi="Arial" w:cs="Arial"/>
+          <w:b/>
+          <w:bCs/>
+          <w:lang w:val="en-IN"/>
+        </w:rPr>
+        <w:t>Shipto_Unspsc_Allocation</w:t>
+      </w:r>
+      <w:proofErr w:type="spellEnd"/>
     </w:p>
     <w:p>
       <w:pPr>
@@ -9937,6 +11209,7 @@
           <w:b/>
           <w:lang w:val="pt-BR"/>
         </w:rPr>
+        <w:lastRenderedPageBreak/>
         <w:t>Output check</w:t>
       </w:r>
       <w:r>
@@ -10017,6 +11290,7 @@
         <w:rPr>
           <w:rFonts w:ascii="Arial" w:hAnsi="Arial" w:cs="Arial"/>
           <w:bCs/>
+          <w:noProof/>
           <w:lang w:val="pt-BR"/>
         </w:rPr>
         <w:drawing>
@@ -10090,8 +11364,19 @@
           <w:bCs/>
           <w:lang w:val="en-IN"/>
         </w:rPr>
-        <w:t>File 4: Bayes_Soldto_Unspsc_Opportunity</w:t>
-      </w:r>
+        <w:t xml:space="preserve">File 4: </w:t>
+      </w:r>
+      <w:proofErr w:type="spellStart"/>
+      <w:r>
+        <w:rPr>
+          <w:rFonts w:ascii="Arial" w:hAnsi="Arial" w:cs="Arial"/>
+          <w:b/>
+          <w:bCs/>
+          <w:lang w:val="en-IN"/>
+        </w:rPr>
+        <w:t>Bayes_Soldto_Unspsc_Opportunity</w:t>
+      </w:r>
+      <w:proofErr w:type="spellEnd"/>
     </w:p>
     <w:p>
       <w:pPr>
@@ -10194,6 +11479,7 @@
         <w:rPr>
           <w:rFonts w:ascii="Arial" w:hAnsi="Arial" w:cs="Arial"/>
           <w:bCs/>
+          <w:noProof/>
           <w:lang w:val="pt-BR"/>
         </w:rPr>
         <w:drawing>
@@ -10258,7 +11544,6 @@
           <w:bCs/>
           <w:lang w:val="pt-BR"/>
         </w:rPr>
-        <w:lastRenderedPageBreak/>
         <w:tab/>
       </w:r>
       <w:r>
@@ -10288,6 +11573,7 @@
         </w:rPr>
         <w:t xml:space="preserve">: </w:t>
       </w:r>
+      <w:proofErr w:type="spellStart"/>
       <w:r>
         <w:rPr>
           <w:rFonts w:ascii="Arial" w:hAnsi="Arial" w:cs="Arial"/>
@@ -10297,6 +11583,7 @@
         </w:rPr>
         <w:t>mktvw_sum</w:t>
       </w:r>
+      <w:proofErr w:type="spellEnd"/>
     </w:p>
     <w:p>
       <w:pPr>
@@ -10399,6 +11686,7 @@
         <w:rPr>
           <w:rFonts w:ascii="Arial" w:hAnsi="Arial" w:cs="Arial"/>
           <w:bCs/>
+          <w:noProof/>
           <w:lang w:val="pt-BR"/>
         </w:rPr>
         <w:drawing>
@@ -10635,6 +11923,7 @@
               <w:jc w:val="center"/>
             </w:pPr>
             <w:r>
+              <w:lastRenderedPageBreak/>
               <w:t>Missing input data</w:t>
             </w:r>
           </w:p>
@@ -11139,7 +12428,6 @@
           <w:b/>
           <w:lang w:val="pt-BR"/>
         </w:rPr>
-        <w:lastRenderedPageBreak/>
         <w:t xml:space="preserve">3.6 </w:t>
       </w:r>
       <w:r>
@@ -11690,6 +12978,7 @@
           <w:rFonts w:ascii="Arial" w:hAnsi="Arial" w:cs="Arial"/>
           <w:b/>
         </w:rPr>
+        <w:lastRenderedPageBreak/>
         <w:t xml:space="preserve">4.2 </w:t>
       </w:r>
       <w:r>
@@ -11847,8 +13136,33 @@
                 <w:rStyle w:val="Hyperlink"/>
                 <w:rFonts w:ascii="Arial" w:hAnsi="Arial" w:cs="Arial"/>
               </w:rPr>
-              <w:t>\\cardinalhealth.net\Applications\OH001\AnalyticsInfoMgmt\Teams\Performance Optimization\AdamTransition\ClarivateAllocation</w:t>
-            </w:r>
+              <w:t>\\cardinalhealth.net\Applications\OH001\AnalyticsInfoMgmt\Teams\Performance Optimization\</w:t>
+            </w:r>
+            <w:proofErr w:type="spellStart"/>
+            <w:r>
+              <w:rPr>
+                <w:rStyle w:val="Hyperlink"/>
+                <w:rFonts w:ascii="Arial" w:hAnsi="Arial" w:cs="Arial"/>
+              </w:rPr>
+              <w:t>AdamTransition</w:t>
+            </w:r>
+            <w:proofErr w:type="spellEnd"/>
+            <w:r>
+              <w:rPr>
+                <w:rStyle w:val="Hyperlink"/>
+                <w:rFonts w:ascii="Arial" w:hAnsi="Arial" w:cs="Arial"/>
+              </w:rPr>
+              <w:t>\</w:t>
+            </w:r>
+            <w:proofErr w:type="spellStart"/>
+            <w:r>
+              <w:rPr>
+                <w:rStyle w:val="Hyperlink"/>
+                <w:rFonts w:ascii="Arial" w:hAnsi="Arial" w:cs="Arial"/>
+              </w:rPr>
+              <w:t>ClarivateAllocation</w:t>
+            </w:r>
+            <w:proofErr w:type="spellEnd"/>
           </w:p>
         </w:tc>
       </w:tr>
@@ -12155,7 +13469,6 @@
               <w:rPr>
                 <w:rFonts w:ascii="Arial" w:hAnsi="Arial" w:cs="Arial"/>
               </w:rPr>
-              <w:lastRenderedPageBreak/>
               <w:t>Out Of Channel Allocation</w:t>
             </w:r>
           </w:p>
@@ -12598,16 +13911,29 @@
               </w:rPr>
               <w:t xml:space="preserve">Praven Kumar: </w:t>
             </w:r>
-            <w:hyperlink r:id="rId22" w:history="1">
-              <w:r>
-                <w:rPr>
-                  <w:rStyle w:val="Hyperlink"/>
-                  <w:rFonts w:ascii="Arial" w:hAnsi="Arial" w:cs="Arial"/>
-                  <w:lang w:val="nl-NL" w:eastAsia="zh-CN" w:bidi="ar-SA"/>
-                </w:rPr>
-                <w:t>praven.kumar@cardinalhealth.com</w:t>
-              </w:r>
-            </w:hyperlink>
+            <w:r>
+              <w:fldChar w:fldCharType="begin"/>
+            </w:r>
+            <w:r>
+              <w:rPr>
+                <w:lang w:val="nl-NL"/>
+              </w:rPr>
+              <w:instrText>HYPERLINK "mailto:praven.kumar@cardinalhealth.com"</w:instrText>
+            </w:r>
+            <w:r>
+              <w:fldChar w:fldCharType="separate"/>
+            </w:r>
+            <w:r>
+              <w:rPr>
+                <w:rStyle w:val="Hyperlink"/>
+                <w:rFonts w:ascii="Arial" w:hAnsi="Arial" w:cs="Arial"/>
+                <w:lang w:val="nl-NL" w:eastAsia="zh-CN" w:bidi="ar-SA"/>
+              </w:rPr>
+              <w:t>praven.kumar@cardinalhealth.com</w:t>
+            </w:r>
+            <w:r>
+              <w:fldChar w:fldCharType="end"/>
+            </w:r>
           </w:p>
           <w:p>
             <w:pPr>
@@ -12645,7 +13971,7 @@
                 <w:lang w:eastAsia="zh-CN" w:bidi="ar-SA"/>
               </w:rPr>
             </w:pPr>
-            <w:hyperlink r:id="rId23" w:history="1">
+            <w:hyperlink r:id="rId22" w:history="1">
               <w:r>
                 <w:rPr>
                   <w:rStyle w:val="Hyperlink"/>
@@ -12701,6 +14027,7 @@
               <w:rPr>
                 <w:rFonts w:ascii="Arial" w:hAnsi="Arial" w:cs="Arial"/>
               </w:rPr>
+              <w:lastRenderedPageBreak/>
               <w:t xml:space="preserve">Level 2 </w:t>
             </w:r>
           </w:p>
@@ -12753,7 +14080,7 @@
                 <w:lang w:val="nl-NL" w:eastAsia="zh-CN" w:bidi="ar-SA"/>
               </w:rPr>
             </w:pPr>
-            <w:hyperlink r:id="rId24" w:history="1">
+            <w:hyperlink r:id="rId23" w:history="1">
               <w:r>
                 <w:rPr>
                   <w:rStyle w:val="Hyperlink"/>
@@ -12846,7 +14173,7 @@
                 <w:lang w:val="nl-NL" w:eastAsia="zh-CN" w:bidi="ar-SA"/>
               </w:rPr>
             </w:pPr>
-            <w:hyperlink r:id="rId25" w:history="1">
+            <w:hyperlink r:id="rId24" w:history="1">
               <w:r>
                 <w:rPr>
                   <w:rStyle w:val="Hyperlink"/>
@@ -13180,7 +14507,7 @@
                 <w:lang w:eastAsia="zh-CN" w:bidi="ar-SA"/>
               </w:rPr>
             </w:pPr>
-            <w:hyperlink r:id="rId26" w:history="1">
+            <w:hyperlink r:id="rId25" w:history="1">
               <w:r>
                 <w:rPr>
                   <w:rStyle w:val="Hyperlink"/>
@@ -13221,7 +14548,6 @@
               <w:rPr>
                 <w:rFonts w:ascii="Arial" w:hAnsi="Arial" w:cs="Arial"/>
               </w:rPr>
-              <w:lastRenderedPageBreak/>
               <w:t>Irfan Ahmed</w:t>
             </w:r>
           </w:p>
@@ -13246,11 +14572,19 @@
                 <w:rFonts w:ascii="Arial" w:hAnsi="Arial" w:cs="Arial"/>
               </w:rPr>
             </w:pPr>
+            <w:proofErr w:type="spellStart"/>
             <w:r>
               <w:rPr>
                 <w:rFonts w:ascii="Arial" w:hAnsi="Arial" w:cs="Arial"/>
               </w:rPr>
-              <w:t>Mgr, Data &amp; Analytics Management</w:t>
+              <w:t>Mgr</w:t>
+            </w:r>
+            <w:proofErr w:type="spellEnd"/>
+            <w:r>
+              <w:rPr>
+                <w:rFonts w:ascii="Arial" w:hAnsi="Arial" w:cs="Arial"/>
+              </w:rPr>
+              <w:t>, Data &amp; Analytics Management</w:t>
             </w:r>
           </w:p>
           <w:p>
@@ -13305,7 +14639,7 @@
                 <w:rFonts w:ascii="Arial" w:hAnsi="Arial" w:cs="Arial"/>
               </w:rPr>
             </w:pPr>
-            <w:hyperlink r:id="rId27" w:history="1">
+            <w:hyperlink r:id="rId26" w:history="1">
               <w:r>
                 <w:rPr>
                   <w:rStyle w:val="Hyperlink"/>
@@ -13536,7 +14870,7 @@
                 <w:lang w:eastAsia="zh-CN" w:bidi="ar-SA"/>
               </w:rPr>
             </w:pPr>
-            <w:hyperlink r:id="rId28" w:history="1">
+            <w:hyperlink r:id="rId27" w:history="1">
               <w:r>
                 <w:rPr>
                   <w:rStyle w:val="Hyperlink"/>
@@ -13578,8 +14912,8 @@
       </w:pPr>
     </w:p>
     <w:sectPr>
-      <w:footerReference w:type="default" r:id="rId29"/>
-      <w:headerReference w:type="first" r:id="rId30"/>
+      <w:footerReference w:type="default" r:id="rId28"/>
+      <w:headerReference w:type="first" r:id="rId29"/>
       <w:pgSz w:w="11906" w:h="16838"/>
       <w:pgMar w:top="1440" w:right="1080" w:bottom="1440" w:left="1080" w:header="706" w:footer="461" w:gutter="0"/>
       <w:pgNumType w:start="1"/>
@@ -14046,6 +15380,7 @@
               <w:szCs w:val="24"/>
             </w:rPr>
           </w:pPr>
+          <w:proofErr w:type="spellStart"/>
           <w:r>
             <w:rPr>
               <w:rFonts w:ascii="Arial" w:eastAsia="Arial" w:hAnsi="Arial" w:cs="Arial"/>
@@ -14053,7 +15388,57 @@
               <w:sz w:val="24"/>
               <w:szCs w:val="24"/>
             </w:rPr>
-            <w:t>Analytics_Medical - Commercial_Commercial &amp; Customer Analytics_Customer Loyalty Index_V1</w:t>
+            <w:t>Analytics_Medical</w:t>
+          </w:r>
+          <w:proofErr w:type="spellEnd"/>
+          <w:r>
+            <w:rPr>
+              <w:rFonts w:ascii="Arial" w:eastAsia="Arial" w:hAnsi="Arial" w:cs="Arial"/>
+              <w:bCs/>
+              <w:sz w:val="24"/>
+              <w:szCs w:val="24"/>
+            </w:rPr>
+            <w:t xml:space="preserve"> - </w:t>
+          </w:r>
+          <w:proofErr w:type="spellStart"/>
+          <w:r>
+            <w:rPr>
+              <w:rFonts w:ascii="Arial" w:eastAsia="Arial" w:hAnsi="Arial" w:cs="Arial"/>
+              <w:bCs/>
+              <w:sz w:val="24"/>
+              <w:szCs w:val="24"/>
+            </w:rPr>
+            <w:t>Commercial_Commercial</w:t>
+          </w:r>
+          <w:proofErr w:type="spellEnd"/>
+          <w:r>
+            <w:rPr>
+              <w:rFonts w:ascii="Arial" w:eastAsia="Arial" w:hAnsi="Arial" w:cs="Arial"/>
+              <w:bCs/>
+              <w:sz w:val="24"/>
+              <w:szCs w:val="24"/>
+            </w:rPr>
+            <w:t xml:space="preserve"> &amp; Customer </w:t>
+          </w:r>
+          <w:proofErr w:type="spellStart"/>
+          <w:r>
+            <w:rPr>
+              <w:rFonts w:ascii="Arial" w:eastAsia="Arial" w:hAnsi="Arial" w:cs="Arial"/>
+              <w:bCs/>
+              <w:sz w:val="24"/>
+              <w:szCs w:val="24"/>
+            </w:rPr>
+            <w:t>Analytics_Customer</w:t>
+          </w:r>
+          <w:proofErr w:type="spellEnd"/>
+          <w:r>
+            <w:rPr>
+              <w:rFonts w:ascii="Arial" w:eastAsia="Arial" w:hAnsi="Arial" w:cs="Arial"/>
+              <w:bCs/>
+              <w:sz w:val="24"/>
+              <w:szCs w:val="24"/>
+            </w:rPr>
+            <w:t xml:space="preserve"> Loyalty Index_V1</w:t>
           </w:r>
         </w:p>
         <w:p>
@@ -14080,6 +15465,11 @@
 
 <file path=word/numbering.xml><?xml version="1.0" encoding="utf-8"?>
 <w:numbering xmlns:wpc="http://schemas.microsoft.com/office/word/2010/wordprocessingCanvas" xmlns:cx="http://schemas.microsoft.com/office/drawing/2014/chartex" xmlns:cx1="http://schemas.microsoft.com/office/drawing/2015/9/8/chartex" xmlns:cx2="http://schemas.microsoft.com/office/drawing/2015/10/21/chartex" xmlns:cx3="http://schemas.microsoft.com/office/drawing/2016/5/9/chartex" xmlns:cx4="http://schemas.microsoft.com/office/drawing/2016/5/10/chartex" xmlns:cx5="http://schemas.microsoft.com/office/drawing/2016/5/11/chartex" xmlns:cx6="http://schemas.microsoft.com/office/drawing/2016/5/12/chartex" xmlns:cx7="http://schemas.microsoft.com/office/drawing/2016/5/13/chartex" xmlns:cx8="http://schemas.microsoft.com/office/drawing/2016/5/14/chartex" xmlns:mc="http://schemas.openxmlformats.org/markup-compatibility/2006" xmlns:aink="http://schemas.microsoft.com/office/drawing/2016/ink" xmlns:am3d="http://schemas.microsoft.com/office/drawing/2017/model3d" xmlns:o="urn:schemas-microsoft-com:office:office" xmlns:oel="http://schemas.microsoft.com/office/2019/extlst" xmlns:r="http://schemas.openxmlformats.org/officeDocument/2006/relationships" xmlns:m="http://schemas.openxmlformats.org/officeDocument/2006/math" xmlns:v="urn:schemas-microsoft-com:vml" xmlns:wp14="http://schemas.microsoft.com/office/word/2010/wordprocessingDrawing" xmlns:wp="http://schemas.openxmlformats.org/drawingml/2006/wordprocessingDrawing" xmlns:w10="urn:schemas-microsoft-com:office:word" xmlns:w="http://schemas.openxmlformats.org/wordprocessingml/2006/main" xmlns:w14="http://schemas.microsoft.com/office/word/2010/wordml" xmlns:w15="http://schemas.microsoft.com/office/word/2012/wordml" xmlns:w16cex="http://schemas.microsoft.com/office/word/2018/wordml/cex" xmlns:w16cid="http://schemas.microsoft.com/office/word/2016/wordml/cid" xmlns:w16="http://schemas.microsoft.com/office/word/2018/wordml" xmlns:w16du="http://schemas.microsoft.com/office/word/2023/wordml/word16du" xmlns:w16sdtdh="http://schemas.microsoft.com/office/word/2020/wordml/sdtdatahash" xmlns:w16sdtfl="http://schemas.microsoft.com/office/word/2024/wordml/sdtformatlock" xmlns:w16se="http://schemas.microsoft.com/office/word/2015/wordml/symex" xmlns:wpg="http://schemas.microsoft.com/office/word/2010/wordprocessingGroup" xmlns:wpi="http://schemas.microsoft.com/office/word/2010/wordprocessingInk" xmlns:wne="http://schemas.microsoft.com/office/word/2006/wordml" xmlns:wps="http://schemas.microsoft.com/office/word/2010/wordprocessingShape" mc:Ignorable="w14 w15 w16se w16cid w16 w16cex w16sdtdh w16sdtfl w16du wp14">
+  <w:numPicBullet w:numPicBulletId="0">
+    <w:pict>
+      <v:rect id="_x0000_i1025" style="width:0;height:1.5pt" o:hralign="center" o:bullet="t" o:hrstd="t" o:hr="t" fillcolor="#a0a0a0" stroked="f"/>
+    </w:pict>
+  </w:numPicBullet>
   <w:abstractNum w:abstractNumId="0" w15:restartNumberingAfterBreak="0">
     <w:nsid w:val="05F1168E"/>
     <w:multiLevelType w:val="multilevel"/>
@@ -16912,6 +18302,155 @@
     </w:lvl>
   </w:abstractNum>
   <w:abstractNum w:abstractNumId="20" w15:restartNumberingAfterBreak="0">
+    <w:nsid w:val="2D5A1392"/>
+    <w:multiLevelType w:val="multilevel"/>
+    <w:tmpl w:val="F4A0264A"/>
+    <w:lvl w:ilvl="0">
+      <w:start w:val="1"/>
+      <w:numFmt w:val="bullet"/>
+      <w:lvlText w:val=""/>
+      <w:lvlJc w:val="left"/>
+      <w:pPr>
+        <w:tabs>
+          <w:tab w:val="num" w:pos="720"/>
+        </w:tabs>
+        <w:ind w:left="720" w:hanging="360"/>
+      </w:pPr>
+      <w:rPr>
+        <w:rFonts w:ascii="Symbol" w:hAnsi="Symbol" w:hint="default"/>
+        <w:sz w:val="20"/>
+      </w:rPr>
+    </w:lvl>
+    <w:lvl w:ilvl="1" w:tentative="1">
+      <w:start w:val="1"/>
+      <w:numFmt w:val="bullet"/>
+      <w:lvlText w:val="o"/>
+      <w:lvlJc w:val="left"/>
+      <w:pPr>
+        <w:tabs>
+          <w:tab w:val="num" w:pos="1440"/>
+        </w:tabs>
+        <w:ind w:left="1440" w:hanging="360"/>
+      </w:pPr>
+      <w:rPr>
+        <w:rFonts w:ascii="Courier New" w:hAnsi="Courier New" w:hint="default"/>
+        <w:sz w:val="20"/>
+      </w:rPr>
+    </w:lvl>
+    <w:lvl w:ilvl="2" w:tentative="1">
+      <w:start w:val="1"/>
+      <w:numFmt w:val="bullet"/>
+      <w:lvlText w:val=""/>
+      <w:lvlJc w:val="left"/>
+      <w:pPr>
+        <w:tabs>
+          <w:tab w:val="num" w:pos="2160"/>
+        </w:tabs>
+        <w:ind w:left="2160" w:hanging="360"/>
+      </w:pPr>
+      <w:rPr>
+        <w:rFonts w:ascii="Wingdings" w:hAnsi="Wingdings" w:hint="default"/>
+        <w:sz w:val="20"/>
+      </w:rPr>
+    </w:lvl>
+    <w:lvl w:ilvl="3" w:tentative="1">
+      <w:start w:val="1"/>
+      <w:numFmt w:val="bullet"/>
+      <w:lvlText w:val=""/>
+      <w:lvlJc w:val="left"/>
+      <w:pPr>
+        <w:tabs>
+          <w:tab w:val="num" w:pos="2880"/>
+        </w:tabs>
+        <w:ind w:left="2880" w:hanging="360"/>
+      </w:pPr>
+      <w:rPr>
+        <w:rFonts w:ascii="Wingdings" w:hAnsi="Wingdings" w:hint="default"/>
+        <w:sz w:val="20"/>
+      </w:rPr>
+    </w:lvl>
+    <w:lvl w:ilvl="4" w:tentative="1">
+      <w:start w:val="1"/>
+      <w:numFmt w:val="bullet"/>
+      <w:lvlText w:val=""/>
+      <w:lvlJc w:val="left"/>
+      <w:pPr>
+        <w:tabs>
+          <w:tab w:val="num" w:pos="3600"/>
+        </w:tabs>
+        <w:ind w:left="3600" w:hanging="360"/>
+      </w:pPr>
+      <w:rPr>
+        <w:rFonts w:ascii="Wingdings" w:hAnsi="Wingdings" w:hint="default"/>
+        <w:sz w:val="20"/>
+      </w:rPr>
+    </w:lvl>
+    <w:lvl w:ilvl="5" w:tentative="1">
+      <w:start w:val="1"/>
+      <w:numFmt w:val="bullet"/>
+      <w:lvlText w:val=""/>
+      <w:lvlJc w:val="left"/>
+      <w:pPr>
+        <w:tabs>
+          <w:tab w:val="num" w:pos="4320"/>
+        </w:tabs>
+        <w:ind w:left="4320" w:hanging="360"/>
+      </w:pPr>
+      <w:rPr>
+        <w:rFonts w:ascii="Wingdings" w:hAnsi="Wingdings" w:hint="default"/>
+        <w:sz w:val="20"/>
+      </w:rPr>
+    </w:lvl>
+    <w:lvl w:ilvl="6" w:tentative="1">
+      <w:start w:val="1"/>
+      <w:numFmt w:val="bullet"/>
+      <w:lvlText w:val=""/>
+      <w:lvlJc w:val="left"/>
+      <w:pPr>
+        <w:tabs>
+          <w:tab w:val="num" w:pos="5040"/>
+        </w:tabs>
+        <w:ind w:left="5040" w:hanging="360"/>
+      </w:pPr>
+      <w:rPr>
+        <w:rFonts w:ascii="Wingdings" w:hAnsi="Wingdings" w:hint="default"/>
+        <w:sz w:val="20"/>
+      </w:rPr>
+    </w:lvl>
+    <w:lvl w:ilvl="7" w:tentative="1">
+      <w:start w:val="1"/>
+      <w:numFmt w:val="bullet"/>
+      <w:lvlText w:val=""/>
+      <w:lvlJc w:val="left"/>
+      <w:pPr>
+        <w:tabs>
+          <w:tab w:val="num" w:pos="5760"/>
+        </w:tabs>
+        <w:ind w:left="5760" w:hanging="360"/>
+      </w:pPr>
+      <w:rPr>
+        <w:rFonts w:ascii="Wingdings" w:hAnsi="Wingdings" w:hint="default"/>
+        <w:sz w:val="20"/>
+      </w:rPr>
+    </w:lvl>
+    <w:lvl w:ilvl="8" w:tentative="1">
+      <w:start w:val="1"/>
+      <w:numFmt w:val="bullet"/>
+      <w:lvlText w:val=""/>
+      <w:lvlJc w:val="left"/>
+      <w:pPr>
+        <w:tabs>
+          <w:tab w:val="num" w:pos="6480"/>
+        </w:tabs>
+        <w:ind w:left="6480" w:hanging="360"/>
+      </w:pPr>
+      <w:rPr>
+        <w:rFonts w:ascii="Wingdings" w:hAnsi="Wingdings" w:hint="default"/>
+        <w:sz w:val="20"/>
+      </w:rPr>
+    </w:lvl>
+  </w:abstractNum>
+  <w:abstractNum w:abstractNumId="21" w15:restartNumberingAfterBreak="0">
     <w:nsid w:val="3D800863"/>
     <w:multiLevelType w:val="multilevel"/>
     <w:tmpl w:val="C674D03C"/>
@@ -17060,7 +18599,7 @@
       </w:rPr>
     </w:lvl>
   </w:abstractNum>
-  <w:abstractNum w:abstractNumId="21" w15:restartNumberingAfterBreak="0">
+  <w:abstractNum w:abstractNumId="22" w15:restartNumberingAfterBreak="0">
     <w:nsid w:val="3EE34438"/>
     <w:multiLevelType w:val="multilevel"/>
     <w:tmpl w:val="982AF706"/>
@@ -17209,7 +18748,7 @@
       </w:rPr>
     </w:lvl>
   </w:abstractNum>
-  <w:abstractNum w:abstractNumId="22" w15:restartNumberingAfterBreak="0">
+  <w:abstractNum w:abstractNumId="23" w15:restartNumberingAfterBreak="0">
     <w:nsid w:val="42B00DED"/>
     <w:multiLevelType w:val="multilevel"/>
     <w:tmpl w:val="DB00305A"/>
@@ -17358,7 +18897,7 @@
       </w:rPr>
     </w:lvl>
   </w:abstractNum>
-  <w:abstractNum w:abstractNumId="23" w15:restartNumberingAfterBreak="0">
+  <w:abstractNum w:abstractNumId="24" w15:restartNumberingAfterBreak="0">
     <w:nsid w:val="43695755"/>
     <w:multiLevelType w:val="multilevel"/>
     <w:tmpl w:val="1B7E095E"/>
@@ -17507,7 +19046,7 @@
       </w:rPr>
     </w:lvl>
   </w:abstractNum>
-  <w:abstractNum w:abstractNumId="24" w15:restartNumberingAfterBreak="0">
+  <w:abstractNum w:abstractNumId="25" w15:restartNumberingAfterBreak="0">
     <w:nsid w:val="43915E5D"/>
     <w:multiLevelType w:val="multilevel"/>
     <w:tmpl w:val="DDEA1418"/>
@@ -17656,7 +19195,7 @@
       </w:rPr>
     </w:lvl>
   </w:abstractNum>
-  <w:abstractNum w:abstractNumId="25" w15:restartNumberingAfterBreak="0">
+  <w:abstractNum w:abstractNumId="26" w15:restartNumberingAfterBreak="0">
     <w:nsid w:val="45D00AE6"/>
     <w:multiLevelType w:val="multilevel"/>
     <w:tmpl w:val="A16E729E"/>
@@ -17805,7 +19344,7 @@
       </w:rPr>
     </w:lvl>
   </w:abstractNum>
-  <w:abstractNum w:abstractNumId="26" w15:restartNumberingAfterBreak="0">
+  <w:abstractNum w:abstractNumId="27" w15:restartNumberingAfterBreak="0">
     <w:nsid w:val="45D421E4"/>
     <w:multiLevelType w:val="hybridMultilevel"/>
     <w:tmpl w:val="D45EBA08"/>
@@ -17918,7 +19457,7 @@
       </w:rPr>
     </w:lvl>
   </w:abstractNum>
-  <w:abstractNum w:abstractNumId="27" w15:restartNumberingAfterBreak="0">
+  <w:abstractNum w:abstractNumId="28" w15:restartNumberingAfterBreak="0">
     <w:nsid w:val="4A8B0D5D"/>
     <w:multiLevelType w:val="multilevel"/>
     <w:tmpl w:val="93BC238E"/>
@@ -18067,7 +19606,120 @@
       </w:rPr>
     </w:lvl>
   </w:abstractNum>
-  <w:abstractNum w:abstractNumId="28" w15:restartNumberingAfterBreak="0">
+  <w:abstractNum w:abstractNumId="29" w15:restartNumberingAfterBreak="0">
+    <w:nsid w:val="4DC83E48"/>
+    <w:multiLevelType w:val="multilevel"/>
+    <w:tmpl w:val="0EC01A98"/>
+    <w:lvl w:ilvl="0">
+      <w:start w:val="1"/>
+      <w:numFmt w:val="decimal"/>
+      <w:lvlText w:val="%1."/>
+      <w:lvlJc w:val="left"/>
+      <w:pPr>
+        <w:tabs>
+          <w:tab w:val="num" w:pos="720"/>
+        </w:tabs>
+        <w:ind w:left="720" w:hanging="360"/>
+      </w:pPr>
+    </w:lvl>
+    <w:lvl w:ilvl="1" w:tentative="1">
+      <w:start w:val="1"/>
+      <w:numFmt w:val="decimal"/>
+      <w:lvlText w:val="%2."/>
+      <w:lvlJc w:val="left"/>
+      <w:pPr>
+        <w:tabs>
+          <w:tab w:val="num" w:pos="1440"/>
+        </w:tabs>
+        <w:ind w:left="1440" w:hanging="360"/>
+      </w:pPr>
+    </w:lvl>
+    <w:lvl w:ilvl="2" w:tentative="1">
+      <w:start w:val="1"/>
+      <w:numFmt w:val="decimal"/>
+      <w:lvlText w:val="%3."/>
+      <w:lvlJc w:val="left"/>
+      <w:pPr>
+        <w:tabs>
+          <w:tab w:val="num" w:pos="2160"/>
+        </w:tabs>
+        <w:ind w:left="2160" w:hanging="360"/>
+      </w:pPr>
+    </w:lvl>
+    <w:lvl w:ilvl="3" w:tentative="1">
+      <w:start w:val="1"/>
+      <w:numFmt w:val="decimal"/>
+      <w:lvlText w:val="%4."/>
+      <w:lvlJc w:val="left"/>
+      <w:pPr>
+        <w:tabs>
+          <w:tab w:val="num" w:pos="2880"/>
+        </w:tabs>
+        <w:ind w:left="2880" w:hanging="360"/>
+      </w:pPr>
+    </w:lvl>
+    <w:lvl w:ilvl="4" w:tentative="1">
+      <w:start w:val="1"/>
+      <w:numFmt w:val="decimal"/>
+      <w:lvlText w:val="%5."/>
+      <w:lvlJc w:val="left"/>
+      <w:pPr>
+        <w:tabs>
+          <w:tab w:val="num" w:pos="3600"/>
+        </w:tabs>
+        <w:ind w:left="3600" w:hanging="360"/>
+      </w:pPr>
+    </w:lvl>
+    <w:lvl w:ilvl="5" w:tentative="1">
+      <w:start w:val="1"/>
+      <w:numFmt w:val="decimal"/>
+      <w:lvlText w:val="%6."/>
+      <w:lvlJc w:val="left"/>
+      <w:pPr>
+        <w:tabs>
+          <w:tab w:val="num" w:pos="4320"/>
+        </w:tabs>
+        <w:ind w:left="4320" w:hanging="360"/>
+      </w:pPr>
+    </w:lvl>
+    <w:lvl w:ilvl="6" w:tentative="1">
+      <w:start w:val="1"/>
+      <w:numFmt w:val="decimal"/>
+      <w:lvlText w:val="%7."/>
+      <w:lvlJc w:val="left"/>
+      <w:pPr>
+        <w:tabs>
+          <w:tab w:val="num" w:pos="5040"/>
+        </w:tabs>
+        <w:ind w:left="5040" w:hanging="360"/>
+      </w:pPr>
+    </w:lvl>
+    <w:lvl w:ilvl="7" w:tentative="1">
+      <w:start w:val="1"/>
+      <w:numFmt w:val="decimal"/>
+      <w:lvlText w:val="%8."/>
+      <w:lvlJc w:val="left"/>
+      <w:pPr>
+        <w:tabs>
+          <w:tab w:val="num" w:pos="5760"/>
+        </w:tabs>
+        <w:ind w:left="5760" w:hanging="360"/>
+      </w:pPr>
+    </w:lvl>
+    <w:lvl w:ilvl="8" w:tentative="1">
+      <w:start w:val="1"/>
+      <w:numFmt w:val="decimal"/>
+      <w:lvlText w:val="%9."/>
+      <w:lvlJc w:val="left"/>
+      <w:pPr>
+        <w:tabs>
+          <w:tab w:val="num" w:pos="6480"/>
+        </w:tabs>
+        <w:ind w:left="6480" w:hanging="360"/>
+      </w:pPr>
+    </w:lvl>
+  </w:abstractNum>
+  <w:abstractNum w:abstractNumId="30" w15:restartNumberingAfterBreak="0">
     <w:nsid w:val="4E9E4A02"/>
     <w:multiLevelType w:val="multilevel"/>
     <w:tmpl w:val="F446A358"/>
@@ -18216,7 +19868,7 @@
       </w:rPr>
     </w:lvl>
   </w:abstractNum>
-  <w:abstractNum w:abstractNumId="29" w15:restartNumberingAfterBreak="0">
+  <w:abstractNum w:abstractNumId="31" w15:restartNumberingAfterBreak="0">
     <w:nsid w:val="4EEA2652"/>
     <w:multiLevelType w:val="multilevel"/>
     <w:tmpl w:val="74B840DC"/>
@@ -18330,7 +19982,7 @@
       </w:rPr>
     </w:lvl>
   </w:abstractNum>
-  <w:abstractNum w:abstractNumId="30" w15:restartNumberingAfterBreak="0">
+  <w:abstractNum w:abstractNumId="32" w15:restartNumberingAfterBreak="0">
     <w:nsid w:val="533B47AB"/>
     <w:multiLevelType w:val="multilevel"/>
     <w:tmpl w:val="65F6E37A"/>
@@ -18479,7 +20131,7 @@
       </w:rPr>
     </w:lvl>
   </w:abstractNum>
-  <w:abstractNum w:abstractNumId="31" w15:restartNumberingAfterBreak="0">
+  <w:abstractNum w:abstractNumId="33" w15:restartNumberingAfterBreak="0">
     <w:nsid w:val="54132964"/>
     <w:multiLevelType w:val="multilevel"/>
     <w:tmpl w:val="44B2C37A"/>
@@ -18628,7 +20280,7 @@
       </w:rPr>
     </w:lvl>
   </w:abstractNum>
-  <w:abstractNum w:abstractNumId="32" w15:restartNumberingAfterBreak="0">
+  <w:abstractNum w:abstractNumId="34" w15:restartNumberingAfterBreak="0">
     <w:nsid w:val="589A470E"/>
     <w:multiLevelType w:val="multilevel"/>
     <w:tmpl w:val="6A9C7D0C"/>
@@ -18741,7 +20393,7 @@
       </w:pPr>
     </w:lvl>
   </w:abstractNum>
-  <w:abstractNum w:abstractNumId="33" w15:restartNumberingAfterBreak="0">
+  <w:abstractNum w:abstractNumId="35" w15:restartNumberingAfterBreak="0">
     <w:nsid w:val="5BE76F07"/>
     <w:multiLevelType w:val="multilevel"/>
     <w:tmpl w:val="619E85E0"/>
@@ -18890,7 +20542,7 @@
       </w:rPr>
     </w:lvl>
   </w:abstractNum>
-  <w:abstractNum w:abstractNumId="34" w15:restartNumberingAfterBreak="0">
+  <w:abstractNum w:abstractNumId="36" w15:restartNumberingAfterBreak="0">
     <w:nsid w:val="5ED7339F"/>
     <w:multiLevelType w:val="multilevel"/>
     <w:tmpl w:val="11DA1A44"/>
@@ -19039,7 +20691,7 @@
       </w:rPr>
     </w:lvl>
   </w:abstractNum>
-  <w:abstractNum w:abstractNumId="35" w15:restartNumberingAfterBreak="0">
+  <w:abstractNum w:abstractNumId="37" w15:restartNumberingAfterBreak="0">
     <w:nsid w:val="5F504926"/>
     <w:multiLevelType w:val="multilevel"/>
     <w:tmpl w:val="F0441FCE"/>
@@ -19188,7 +20840,7 @@
       </w:rPr>
     </w:lvl>
   </w:abstractNum>
-  <w:abstractNum w:abstractNumId="36" w15:restartNumberingAfterBreak="0">
+  <w:abstractNum w:abstractNumId="38" w15:restartNumberingAfterBreak="0">
     <w:nsid w:val="64607ECA"/>
     <w:multiLevelType w:val="multilevel"/>
     <w:tmpl w:val="AB0EE612"/>
@@ -19337,7 +20989,7 @@
       </w:rPr>
     </w:lvl>
   </w:abstractNum>
-  <w:abstractNum w:abstractNumId="37" w15:restartNumberingAfterBreak="0">
+  <w:abstractNum w:abstractNumId="39" w15:restartNumberingAfterBreak="0">
     <w:nsid w:val="68844E03"/>
     <w:multiLevelType w:val="multilevel"/>
     <w:tmpl w:val="FC32CC42"/>
@@ -19454,7 +21106,7 @@
       </w:pPr>
     </w:lvl>
   </w:abstractNum>
-  <w:abstractNum w:abstractNumId="38" w15:restartNumberingAfterBreak="0">
+  <w:abstractNum w:abstractNumId="40" w15:restartNumberingAfterBreak="0">
     <w:nsid w:val="6A8367FD"/>
     <w:multiLevelType w:val="multilevel"/>
     <w:tmpl w:val="1F846916"/>
@@ -19567,7 +21219,7 @@
       </w:pPr>
     </w:lvl>
   </w:abstractNum>
-  <w:abstractNum w:abstractNumId="39" w15:restartNumberingAfterBreak="0">
+  <w:abstractNum w:abstractNumId="41" w15:restartNumberingAfterBreak="0">
     <w:nsid w:val="6BEA4C75"/>
     <w:multiLevelType w:val="multilevel"/>
     <w:tmpl w:val="D8D4E4BE"/>
@@ -19716,7 +21368,7 @@
       </w:rPr>
     </w:lvl>
   </w:abstractNum>
-  <w:abstractNum w:abstractNumId="40" w15:restartNumberingAfterBreak="0">
+  <w:abstractNum w:abstractNumId="42" w15:restartNumberingAfterBreak="0">
     <w:nsid w:val="6D1B62AA"/>
     <w:multiLevelType w:val="multilevel"/>
     <w:tmpl w:val="DC86A4DE"/>
@@ -19865,7 +21517,7 @@
       </w:rPr>
     </w:lvl>
   </w:abstractNum>
-  <w:abstractNum w:abstractNumId="41" w15:restartNumberingAfterBreak="0">
+  <w:abstractNum w:abstractNumId="43" w15:restartNumberingAfterBreak="0">
     <w:nsid w:val="6EA45088"/>
     <w:multiLevelType w:val="hybridMultilevel"/>
     <w:tmpl w:val="E6E44EEC"/>
@@ -20007,7 +21659,7 @@
       </w:rPr>
     </w:lvl>
   </w:abstractNum>
-  <w:abstractNum w:abstractNumId="42" w15:restartNumberingAfterBreak="0">
+  <w:abstractNum w:abstractNumId="44" w15:restartNumberingAfterBreak="0">
     <w:nsid w:val="6F514009"/>
     <w:multiLevelType w:val="multilevel"/>
     <w:tmpl w:val="99084202"/>
@@ -20156,7 +21808,7 @@
       </w:rPr>
     </w:lvl>
   </w:abstractNum>
-  <w:abstractNum w:abstractNumId="43" w15:restartNumberingAfterBreak="0">
+  <w:abstractNum w:abstractNumId="45" w15:restartNumberingAfterBreak="0">
     <w:nsid w:val="6FD62B47"/>
     <w:multiLevelType w:val="hybridMultilevel"/>
     <w:tmpl w:val="D20CD3D4"/>
@@ -20299,7 +21951,7 @@
       </w:rPr>
     </w:lvl>
   </w:abstractNum>
-  <w:abstractNum w:abstractNumId="44" w15:restartNumberingAfterBreak="0">
+  <w:abstractNum w:abstractNumId="46" w15:restartNumberingAfterBreak="0">
     <w:nsid w:val="70D74018"/>
     <w:multiLevelType w:val="multilevel"/>
     <w:tmpl w:val="413CF2E4"/>
@@ -20448,7 +22100,7 @@
       </w:rPr>
     </w:lvl>
   </w:abstractNum>
-  <w:abstractNum w:abstractNumId="45" w15:restartNumberingAfterBreak="0">
+  <w:abstractNum w:abstractNumId="47" w15:restartNumberingAfterBreak="0">
     <w:nsid w:val="717C69C6"/>
     <w:multiLevelType w:val="hybridMultilevel"/>
     <w:tmpl w:val="3A5AF038"/>
@@ -20561,7 +22213,7 @@
       </w:rPr>
     </w:lvl>
   </w:abstractNum>
-  <w:abstractNum w:abstractNumId="46" w15:restartNumberingAfterBreak="0">
+  <w:abstractNum w:abstractNumId="48" w15:restartNumberingAfterBreak="0">
     <w:nsid w:val="73555E20"/>
     <w:multiLevelType w:val="hybridMultilevel"/>
     <w:tmpl w:val="7D5A5BFA"/>
@@ -20674,7 +22326,7 @@
       </w:rPr>
     </w:lvl>
   </w:abstractNum>
-  <w:abstractNum w:abstractNumId="47" w15:restartNumberingAfterBreak="0">
+  <w:abstractNum w:abstractNumId="49" w15:restartNumberingAfterBreak="0">
     <w:nsid w:val="74CA3ADD"/>
     <w:multiLevelType w:val="multilevel"/>
     <w:tmpl w:val="DAC8D898"/>
@@ -20823,7 +22475,7 @@
       </w:rPr>
     </w:lvl>
   </w:abstractNum>
-  <w:abstractNum w:abstractNumId="48" w15:restartNumberingAfterBreak="0">
+  <w:abstractNum w:abstractNumId="50" w15:restartNumberingAfterBreak="0">
     <w:nsid w:val="7D8C25A9"/>
     <w:multiLevelType w:val="multilevel"/>
     <w:tmpl w:val="1BA4AE08"/>
@@ -20972,7 +22624,7 @@
       </w:rPr>
     </w:lvl>
   </w:abstractNum>
-  <w:abstractNum w:abstractNumId="49" w15:restartNumberingAfterBreak="0">
+  <w:abstractNum w:abstractNumId="51" w15:restartNumberingAfterBreak="0">
     <w:nsid w:val="7E8A5672"/>
     <w:multiLevelType w:val="multilevel"/>
     <w:tmpl w:val="1F2AE442"/>
@@ -21122,7 +22774,7 @@
     </w:lvl>
   </w:abstractNum>
   <w:num w:numId="1" w16cid:durableId="223957709">
-    <w:abstractNumId w:val="41"/>
+    <w:abstractNumId w:val="43"/>
   </w:num>
   <w:num w:numId="2" w16cid:durableId="1079325574">
     <w:abstractNumId w:val="12"/>
@@ -21131,52 +22783,52 @@
     <w:abstractNumId w:val="2"/>
   </w:num>
   <w:num w:numId="4" w16cid:durableId="2005737371">
-    <w:abstractNumId w:val="43"/>
+    <w:abstractNumId w:val="45"/>
   </w:num>
   <w:num w:numId="5" w16cid:durableId="804277600">
-    <w:abstractNumId w:val="29"/>
+    <w:abstractNumId w:val="31"/>
   </w:num>
   <w:num w:numId="6" w16cid:durableId="1480421815">
     <w:abstractNumId w:val="5"/>
   </w:num>
   <w:num w:numId="7" w16cid:durableId="1152017232">
-    <w:abstractNumId w:val="26"/>
+    <w:abstractNumId w:val="27"/>
   </w:num>
   <w:num w:numId="8" w16cid:durableId="2088645964">
-    <w:abstractNumId w:val="45"/>
+    <w:abstractNumId w:val="47"/>
   </w:num>
   <w:num w:numId="9" w16cid:durableId="24214739">
-    <w:abstractNumId w:val="34"/>
+    <w:abstractNumId w:val="36"/>
   </w:num>
   <w:num w:numId="10" w16cid:durableId="255015718">
     <w:abstractNumId w:val="0"/>
   </w:num>
   <w:num w:numId="11" w16cid:durableId="1219703138">
-    <w:abstractNumId w:val="42"/>
+    <w:abstractNumId w:val="44"/>
   </w:num>
   <w:num w:numId="12" w16cid:durableId="717704916">
     <w:abstractNumId w:val="3"/>
   </w:num>
   <w:num w:numId="13" w16cid:durableId="409042143">
-    <w:abstractNumId w:val="24"/>
+    <w:abstractNumId w:val="25"/>
   </w:num>
   <w:num w:numId="14" w16cid:durableId="1160653796">
     <w:abstractNumId w:val="17"/>
   </w:num>
   <w:num w:numId="15" w16cid:durableId="226383014">
-    <w:abstractNumId w:val="48"/>
+    <w:abstractNumId w:val="50"/>
   </w:num>
   <w:num w:numId="16" w16cid:durableId="742948821">
-    <w:abstractNumId w:val="21"/>
+    <w:abstractNumId w:val="22"/>
   </w:num>
   <w:num w:numId="17" w16cid:durableId="2071610232">
-    <w:abstractNumId w:val="47"/>
+    <w:abstractNumId w:val="49"/>
   </w:num>
   <w:num w:numId="18" w16cid:durableId="139930808">
     <w:abstractNumId w:val="13"/>
   </w:num>
   <w:num w:numId="19" w16cid:durableId="683899679">
-    <w:abstractNumId w:val="33"/>
+    <w:abstractNumId w:val="35"/>
   </w:num>
   <w:num w:numId="20" w16cid:durableId="1739016382">
     <w:abstractNumId w:val="19"/>
@@ -21188,19 +22840,19 @@
     <w:abstractNumId w:val="9"/>
   </w:num>
   <w:num w:numId="23" w16cid:durableId="1133060453">
-    <w:abstractNumId w:val="40"/>
+    <w:abstractNumId w:val="42"/>
   </w:num>
   <w:num w:numId="24" w16cid:durableId="1853908788">
-    <w:abstractNumId w:val="32"/>
+    <w:abstractNumId w:val="34"/>
   </w:num>
   <w:num w:numId="25" w16cid:durableId="755057534">
-    <w:abstractNumId w:val="49"/>
+    <w:abstractNumId w:val="51"/>
   </w:num>
   <w:num w:numId="26" w16cid:durableId="2034842115">
     <w:abstractNumId w:val="1"/>
   </w:num>
   <w:num w:numId="27" w16cid:durableId="29495120">
-    <w:abstractNumId w:val="28"/>
+    <w:abstractNumId w:val="30"/>
   </w:num>
   <w:num w:numId="28" w16cid:durableId="1564607975">
     <w:abstractNumId w:val="11"/>
@@ -21209,22 +22861,22 @@
     <w:abstractNumId w:val="14"/>
   </w:num>
   <w:num w:numId="30" w16cid:durableId="489175327">
-    <w:abstractNumId w:val="30"/>
+    <w:abstractNumId w:val="32"/>
   </w:num>
   <w:num w:numId="31" w16cid:durableId="198710124">
     <w:abstractNumId w:val="18"/>
   </w:num>
   <w:num w:numId="32" w16cid:durableId="957831665">
-    <w:abstractNumId w:val="22"/>
+    <w:abstractNumId w:val="23"/>
   </w:num>
   <w:num w:numId="33" w16cid:durableId="1345667175">
-    <w:abstractNumId w:val="25"/>
+    <w:abstractNumId w:val="26"/>
   </w:num>
   <w:num w:numId="34" w16cid:durableId="1398163098">
-    <w:abstractNumId w:val="44"/>
+    <w:abstractNumId w:val="46"/>
   </w:num>
   <w:num w:numId="35" w16cid:durableId="1864519112">
-    <w:abstractNumId w:val="23"/>
+    <w:abstractNumId w:val="24"/>
   </w:num>
   <w:num w:numId="36" w16cid:durableId="961887589">
     <w:abstractNumId w:val="8"/>
@@ -21233,43 +22885,49 @@
     <w:abstractNumId w:val="4"/>
   </w:num>
   <w:num w:numId="38" w16cid:durableId="2003462381">
-    <w:abstractNumId w:val="36"/>
+    <w:abstractNumId w:val="38"/>
   </w:num>
   <w:num w:numId="39" w16cid:durableId="575019751">
     <w:abstractNumId w:val="6"/>
   </w:num>
   <w:num w:numId="40" w16cid:durableId="1316715720">
-    <w:abstractNumId w:val="31"/>
+    <w:abstractNumId w:val="33"/>
   </w:num>
   <w:num w:numId="41" w16cid:durableId="617643355">
-    <w:abstractNumId w:val="27"/>
+    <w:abstractNumId w:val="28"/>
   </w:num>
   <w:num w:numId="42" w16cid:durableId="1874920478">
-    <w:abstractNumId w:val="38"/>
+    <w:abstractNumId w:val="40"/>
   </w:num>
   <w:num w:numId="43" w16cid:durableId="1212770467">
     <w:abstractNumId w:val="16"/>
   </w:num>
   <w:num w:numId="44" w16cid:durableId="426736685">
-    <w:abstractNumId w:val="20"/>
+    <w:abstractNumId w:val="21"/>
   </w:num>
   <w:num w:numId="45" w16cid:durableId="1638142188">
     <w:abstractNumId w:val="15"/>
   </w:num>
   <w:num w:numId="46" w16cid:durableId="63571487">
-    <w:abstractNumId w:val="39"/>
+    <w:abstractNumId w:val="41"/>
   </w:num>
   <w:num w:numId="47" w16cid:durableId="352726564">
     <w:abstractNumId w:val="7"/>
   </w:num>
   <w:num w:numId="48" w16cid:durableId="1302543490">
-    <w:abstractNumId w:val="35"/>
+    <w:abstractNumId w:val="37"/>
   </w:num>
   <w:num w:numId="49" w16cid:durableId="959333886">
-    <w:abstractNumId w:val="46"/>
+    <w:abstractNumId w:val="48"/>
   </w:num>
   <w:num w:numId="50" w16cid:durableId="1483082691">
-    <w:abstractNumId w:val="37"/>
+    <w:abstractNumId w:val="39"/>
+  </w:num>
+  <w:num w:numId="51" w16cid:durableId="933980765">
+    <w:abstractNumId w:val="20"/>
+  </w:num>
+  <w:num w:numId="52" w16cid:durableId="1425417205">
+    <w:abstractNumId w:val="29"/>
   </w:num>
   <w:numIdMacAtCleanup w:val="49"/>
 </w:numbering>
@@ -21901,7 +23559,6 @@
   <w:style w:type="character" w:default="1" w:styleId="DefaultParagraphFont">
     <w:name w:val="Default Paragraph Font"/>
     <w:uiPriority w:val="1"/>
-    <w:semiHidden/>
     <w:unhideWhenUsed/>
   </w:style>
   <w:style w:type="table" w:default="1" w:styleId="TableNormal">
@@ -25109,6 +26766,21 @@
 </file>
 
 <file path=customXml/item3.xml><?xml version="1.0" encoding="utf-8"?>
+<p:properties xmlns:p="http://schemas.microsoft.com/office/2006/metadata/properties" xmlns:xsi="http://www.w3.org/2001/XMLSchema-instance" xmlns:pc="http://schemas.microsoft.com/office/infopath/2007/PartnerControls">
+  <documentManagement/>
+</p:properties>
+</file>
+
+<file path=customXml/item4.xml><?xml version="1.0" encoding="utf-8"?>
+<?mso-contentType ?>
+<FormTemplates xmlns="http://schemas.microsoft.com/sharepoint/v3/contenttype/forms">
+  <Display>DocumentLibraryForm</Display>
+  <Edit>DocumentLibraryForm</Edit>
+  <New>DocumentLibraryForm</New>
+</FormTemplates>
+</file>
+
+<file path=customXml/item5.xml><?xml version="1.0" encoding="utf-8"?>
 <ct:contentTypeSchema xmlns:ct="http://schemas.microsoft.com/office/2006/metadata/contentType" xmlns:ma="http://schemas.microsoft.com/office/2006/metadata/properties/metaAttributes" ct:_="" ma:_="" ma:contentTypeName="Document" ma:contentTypeID="0x0101003FC2E34FD2AB4F49870F47BC23817FFE" ma:contentTypeVersion="6" ma:contentTypeDescription="Create a new document." ma:contentTypeScope="" ma:versionID="1b979d95a4d75fa80bd745116d8483c3">
   <xsd:schema xmlns:xsd="http://www.w3.org/2001/XMLSchema" xmlns:xs="http://www.w3.org/2001/XMLSchema" xmlns:p="http://schemas.microsoft.com/office/2006/metadata/properties" xmlns:ns2="954af91c-e2fb-4084-ba77-2494cbcc031b" targetNamespace="http://schemas.microsoft.com/office/2006/metadata/properties" ma:root="true" ma:fieldsID="9e52d07bffdf6dbaf00ced8cb9d711d1" ns2:_="">
     <xsd:import namespace="954af91c-e2fb-4084-ba77-2494cbcc031b"/>
@@ -25266,21 +26938,6 @@
 </ct:contentTypeSchema>
 </file>
 
-<file path=customXml/item4.xml><?xml version="1.0" encoding="utf-8"?>
-<?mso-contentType ?>
-<FormTemplates xmlns="http://schemas.microsoft.com/sharepoint/v3/contenttype/forms">
-  <Display>DocumentLibraryForm</Display>
-  <Edit>DocumentLibraryForm</Edit>
-  <New>DocumentLibraryForm</New>
-</FormTemplates>
-</file>
-
-<file path=customXml/item5.xml><?xml version="1.0" encoding="utf-8"?>
-<p:properties xmlns:p="http://schemas.microsoft.com/office/2006/metadata/properties" xmlns:xsi="http://www.w3.org/2001/XMLSchema-instance" xmlns:pc="http://schemas.microsoft.com/office/infopath/2007/PartnerControls">
-  <documentManagement/>
-</p:properties>
-</file>
-
 <file path=customXml/itemProps1.xml><?xml version="1.0" encoding="utf-8"?>
 <ds:datastoreItem xmlns:ds="http://schemas.openxmlformats.org/officeDocument/2006/customXml" ds:itemID="{55AF091B-3C7A-41E3-B477-F2FDAA23CFDA}">
   <ds:schemaRefs>
@@ -25298,6 +26955,23 @@
 </file>
 
 <file path=customXml/itemProps3.xml><?xml version="1.0" encoding="utf-8"?>
+<ds:datastoreItem xmlns:ds="http://schemas.openxmlformats.org/officeDocument/2006/customXml" ds:itemID="{6BE7131D-B7E4-40C0-87CB-A5F1230978A7}">
+  <ds:schemaRefs>
+    <ds:schemaRef ds:uri="http://schemas.microsoft.com/office/2006/metadata/properties"/>
+    <ds:schemaRef ds:uri="http://schemas.microsoft.com/office/infopath/2007/PartnerControls"/>
+  </ds:schemaRefs>
+</ds:datastoreItem>
+</file>
+
+<file path=customXml/itemProps4.xml><?xml version="1.0" encoding="utf-8"?>
+<ds:datastoreItem xmlns:ds="http://schemas.openxmlformats.org/officeDocument/2006/customXml" ds:itemID="{1270BDF0-489B-49A4-83EC-710875C1E20E}">
+  <ds:schemaRefs>
+    <ds:schemaRef ds:uri="http://schemas.microsoft.com/sharepoint/v3/contenttype/forms"/>
+  </ds:schemaRefs>
+</ds:datastoreItem>
+</file>
+
+<file path=customXml/itemProps5.xml><?xml version="1.0" encoding="utf-8"?>
 <ds:datastoreItem xmlns:ds="http://schemas.openxmlformats.org/officeDocument/2006/customXml" ds:itemID="{51C95C94-07DD-4246-904E-4B6AF33AF609}">
   <ds:schemaRefs>
     <ds:schemaRef ds:uri="http://schemas.microsoft.com/office/2006/metadata/contentType"/>
@@ -25313,21 +26987,4 @@
     <ds:schemaRef ds:uri="http://schemas.microsoft.com/internal/obd"/>
   </ds:schemaRefs>
 </ds:datastoreItem>
-</file>
-
-<file path=customXml/itemProps4.xml><?xml version="1.0" encoding="utf-8"?>
-<ds:datastoreItem xmlns:ds="http://schemas.openxmlformats.org/officeDocument/2006/customXml" ds:itemID="{1270BDF0-489B-49A4-83EC-710875C1E20E}">
-  <ds:schemaRefs>
-    <ds:schemaRef ds:uri="http://schemas.microsoft.com/sharepoint/v3/contenttype/forms"/>
-  </ds:schemaRefs>
-</ds:datastoreItem>
-</file>
-
-<file path=customXml/itemProps5.xml><?xml version="1.0" encoding="utf-8"?>
-<ds:datastoreItem xmlns:ds="http://schemas.openxmlformats.org/officeDocument/2006/customXml" ds:itemID="{6BE7131D-B7E4-40C0-87CB-A5F1230978A7}">
-  <ds:schemaRefs>
-    <ds:schemaRef ds:uri="http://schemas.microsoft.com/office/2006/metadata/properties"/>
-    <ds:schemaRef ds:uri="http://schemas.microsoft.com/office/infopath/2007/PartnerControls"/>
-  </ds:schemaRefs>
-</ds:datastoreItem>
 </file>
--- a/OOC_Allocation_SOP.docx
+++ b/OOC_Allocation_SOP.docx
@@ -2423,7 +2423,7 @@
           <w:lang w:val="en-IN"/>
         </w:rPr>
         <w:pict w14:anchorId="3B4CBEE8">
-          <v:rect id="_x0000_i1025" style="width:0;height:1.5pt" o:hralign="center" o:hrstd="t" o:hr="t" fillcolor="#a0a0a0" stroked="f"/>
+          <v:rect id="_x0000_i1026" style="width:0;height:1.5pt" o:hralign="center" o:hrstd="t" o:hr="t" fillcolor="#a0a0a0" stroked="f"/>
         </w:pict>
       </w:r>
     </w:p>
@@ -2513,7 +2513,7 @@
           <w:lang w:val="en-IN"/>
         </w:rPr>
         <w:pict w14:anchorId="0A449D4E">
-          <v:rect id="_x0000_i1026" style="width:0;height:1.5pt" o:hralign="center" o:hrstd="t" o:hr="t" fillcolor="#a0a0a0" stroked="f"/>
+          <v:rect id="_x0000_i1027" style="width:0;height:1.5pt" o:hralign="center" o:hrstd="t" o:hr="t" fillcolor="#a0a0a0" stroked="f"/>
         </w:pict>
       </w:r>
     </w:p>
@@ -2704,7 +2704,7 @@
           <w:lang w:val="en-IN"/>
         </w:rPr>
         <w:pict w14:anchorId="055376B5">
-          <v:rect id="_x0000_i1027" style="width:446.35pt;height:1pt" o:hrpct="989" o:hralign="center" o:hrstd="t" o:hr="t" fillcolor="#a0a0a0" stroked="f"/>
+          <v:rect id="_x0000_i1028" style="width:446.35pt;height:1pt" o:hrpct="989" o:hralign="center" o:hrstd="t" o:hr="t" fillcolor="#a0a0a0" stroked="f"/>
         </w:pict>
       </w:r>
     </w:p>
@@ -2856,7 +2856,7 @@
           <w:lang w:val="en-IN"/>
         </w:rPr>
         <w:pict w14:anchorId="6DFDA829">
-          <v:rect id="_x0000_i1028" style="width:0;height:1.5pt" o:hralign="center" o:hrstd="t" o:hr="t" fillcolor="#a0a0a0" stroked="f"/>
+          <v:rect id="_x0000_i1029" style="width:0;height:1.5pt" o:hralign="center" o:hrstd="t" o:hr="t" fillcolor="#a0a0a0" stroked="f"/>
         </w:pict>
       </w:r>
     </w:p>
@@ -2942,7 +2942,7 @@
           <w:lang w:val="en-IN"/>
         </w:rPr>
         <w:pict w14:anchorId="372925C1">
-          <v:rect id="_x0000_i1029" style="width:0;height:1.5pt" o:hralign="center" o:hrstd="t" o:hr="t" fillcolor="#a0a0a0" stroked="f"/>
+          <v:rect id="_x0000_i1030" style="width:0;height:1.5pt" o:hralign="center" o:hrstd="t" o:hr="t" fillcolor="#a0a0a0" stroked="f"/>
         </w:pict>
       </w:r>
     </w:p>
@@ -3055,7 +3055,7 @@
           <w:lang w:val="en-IN"/>
         </w:rPr>
         <w:pict w14:anchorId="409A3681">
-          <v:rect id="_x0000_i1030" style="width:0;height:1.5pt" o:hralign="center" o:hrstd="t" o:hr="t" fillcolor="#a0a0a0" stroked="f"/>
+          <v:rect id="_x0000_i1031" style="width:0;height:1.5pt" o:hralign="center" o:hrstd="t" o:hr="t" fillcolor="#a0a0a0" stroked="f"/>
         </w:pict>
       </w:r>
     </w:p>
@@ -3076,19 +3076,8 @@
           <w:bCs/>
           <w:lang w:val="en-IN"/>
         </w:rPr>
-        <w:t xml:space="preserve">Convertible vs </w:t>
-      </w:r>
-      <w:proofErr w:type="gramStart"/>
-      <w:r>
-        <w:rPr>
-          <w:rFonts w:ascii="Arial" w:hAnsi="Arial" w:cs="Arial"/>
-          <w:b/>
-          <w:bCs/>
-          <w:lang w:val="en-IN"/>
-        </w:rPr>
-        <w:t>Non-Convertible</w:t>
-      </w:r>
-      <w:proofErr w:type="gramEnd"/>
+        <w:t>Convertible vs Non-Convertible</w:t>
+      </w:r>
     </w:p>
     <w:p>
       <w:pPr>
@@ -3165,7 +3154,7 @@
           <w:lang w:val="en-IN"/>
         </w:rPr>
         <w:pict w14:anchorId="1B460C5C">
-          <v:rect id="_x0000_i1031" style="width:0;height:1.5pt" o:hralign="center" o:hrstd="t" o:hr="t" fillcolor="#a0a0a0" stroked="f"/>
+          <v:rect id="_x0000_i1032" style="width:0;height:1.5pt" o:hralign="center" o:hrstd="t" o:hr="t" fillcolor="#a0a0a0" stroked="f"/>
         </w:pict>
       </w:r>
     </w:p>
@@ -3187,15 +3176,6 @@
         </w:rPr>
         <w:t>Overview of Approach</w:t>
       </w:r>
-    </w:p>
-    <w:p>
-      <w:pPr>
-        <w:rPr>
-          <w:rFonts w:ascii="Arial" w:hAnsi="Arial" w:cs="Arial"/>
-          <w:b/>
-          <w:lang w:val="en-GB" w:bidi="ar-SA"/>
-        </w:rPr>
-      </w:pPr>
     </w:p>
     <w:p>
       <w:pPr>
@@ -4592,7 +4572,7 @@
           <w:p>
             <w:pPr>
               <w:rPr>
-                <w:rFonts w:ascii="Arial" w:hAnsi="Arial" w:cs="Arial"/>
+                <w:rFonts w:cstheme="minorHAnsi"/>
                 <w:lang w:val="en-IN"/>
               </w:rPr>
             </w:pPr>
@@ -4600,13 +4580,13 @@
           <w:p>
             <w:pPr>
               <w:rPr>
-                <w:rFonts w:ascii="Arial" w:hAnsi="Arial" w:cs="Arial"/>
+                <w:rFonts w:cstheme="minorHAnsi"/>
                 <w:lang w:val="en-IN"/>
               </w:rPr>
             </w:pPr>
             <w:r>
               <w:rPr>
-                <w:rFonts w:ascii="Arial" w:hAnsi="Arial" w:cs="Arial"/>
+                <w:rFonts w:cstheme="minorHAnsi"/>
                 <w:lang w:val="en-IN"/>
               </w:rPr>
               <w:t>Cardinal Estimate on Marketing View Level (Each dollar counted twice or multiple times for each material level opportunity)</w:t>
@@ -4615,6 +4595,9 @@
           <w:p>
             <w:pPr>
               <w:jc w:val="center"/>
+              <w:rPr>
+                <w:rFonts w:cstheme="minorHAnsi"/>
+              </w:rPr>
             </w:pPr>
           </w:p>
         </w:tc>
@@ -5540,7 +5523,7 @@
           <w:lang w:val="en-IN"/>
         </w:rPr>
         <w:pict w14:anchorId="261117F9">
-          <v:rect id="_x0000_i1032" style="width:0;height:1.5pt" o:hralign="center" o:hrstd="t" o:hr="t" fillcolor="#a0a0a0" stroked="f"/>
+          <v:rect id="_x0000_i1033" style="width:0;height:1.5pt" o:hralign="center" o:hrstd="t" o:hr="t" fillcolor="#a0a0a0" stroked="f"/>
         </w:pict>
       </w:r>
     </w:p>
@@ -5624,7 +5607,7 @@
           <w:lang w:val="en-IN"/>
         </w:rPr>
         <w:pict w14:anchorId="78D175B5">
-          <v:rect id="_x0000_i1033" style="width:0;height:1.5pt" o:hralign="center" o:hrstd="t" o:hr="t" fillcolor="#a0a0a0" stroked="f"/>
+          <v:rect id="_x0000_i1034" style="width:0;height:1.5pt" o:hralign="center" o:hrstd="t" o:hr="t" fillcolor="#a0a0a0" stroked="f"/>
         </w:pict>
       </w:r>
     </w:p>
@@ -5708,7 +5691,7 @@
           <w:lang w:val="en-IN"/>
         </w:rPr>
         <w:pict w14:anchorId="169DA12F">
-          <v:rect id="_x0000_i1034" style="width:0;height:1.5pt" o:hralign="center" o:hrstd="t" o:hr="t" fillcolor="#a0a0a0" stroked="f"/>
+          <v:rect id="_x0000_i1035" style="width:0;height:1.5pt" o:hralign="center" o:hrstd="t" o:hr="t" fillcolor="#a0a0a0" stroked="f"/>
         </w:pict>
       </w:r>
     </w:p>
@@ -5770,7 +5753,7 @@
           <w:lang w:val="en-IN"/>
         </w:rPr>
         <w:pict w14:anchorId="383D4870">
-          <v:rect id="_x0000_i1035" style="width:0;height:1.5pt" o:hralign="center" o:hrstd="t" o:hr="t" fillcolor="#a0a0a0" stroked="f"/>
+          <v:rect id="_x0000_i1036" style="width:0;height:1.5pt" o:hralign="center" o:hrstd="t" o:hr="t" fillcolor="#a0a0a0" stroked="f"/>
         </w:pict>
       </w:r>
     </w:p>
@@ -5916,23 +5899,7 @@
           <w:rFonts w:ascii="Arial" w:hAnsi="Arial" w:cs="Arial"/>
           <w:b/>
         </w:rPr>
-        <w:t xml:space="preserve">Alteryx workflow </w:t>
-      </w:r>
-      <w:proofErr w:type="gramStart"/>
-      <w:r>
-        <w:rPr>
-          <w:rFonts w:ascii="Arial" w:hAnsi="Arial" w:cs="Arial"/>
-          <w:b/>
-        </w:rPr>
-        <w:t>run</w:t>
-      </w:r>
-      <w:proofErr w:type="gramEnd"/>
-      <w:r>
-        <w:rPr>
-          <w:rFonts w:ascii="Arial" w:hAnsi="Arial" w:cs="Arial"/>
-          <w:b/>
-        </w:rPr>
-        <w:t xml:space="preserve"> we need to have access to Network Folder and </w:t>
+        <w:t xml:space="preserve">Alteryx workflow run we need to have access to Network Folder and </w:t>
       </w:r>
       <w:r>
         <w:rPr>
@@ -6528,20 +6495,9 @@
           <w:bCs/>
           <w:lang w:val="en-IN"/>
         </w:rPr>
-        <w:t>copy_</w:t>
-      </w:r>
-      <w:proofErr w:type="gramStart"/>
-      <w:r>
-        <w:rPr>
-          <w:rFonts w:ascii="Arial" w:hAnsi="Arial" w:cs="Arial"/>
-          <w:b/>
-          <w:bCs/>
-          <w:lang w:val="en-IN"/>
-        </w:rPr>
-        <w:t>clarivate.yxmd</w:t>
+        <w:t>copy_clarivate.yxmd</w:t>
       </w:r>
       <w:proofErr w:type="spellEnd"/>
-      <w:proofErr w:type="gramEnd"/>
     </w:p>
     <w:p>
       <w:pPr>
@@ -6614,18 +6570,9 @@
           <w:rFonts w:ascii="Arial" w:hAnsi="Arial" w:cs="Arial"/>
           <w:lang w:val="en-IN"/>
         </w:rPr>
-        <w:t>sales_distributed_</w:t>
-      </w:r>
-      <w:proofErr w:type="gramStart"/>
-      <w:r>
-        <w:rPr>
-          <w:rFonts w:ascii="Arial" w:hAnsi="Arial" w:cs="Arial"/>
-          <w:lang w:val="en-IN"/>
-        </w:rPr>
-        <w:t>transaction.yxdb</w:t>
+        <w:t>sales_distributed_transaction.yxdb</w:t>
       </w:r>
       <w:proofErr w:type="spellEnd"/>
-      <w:proofErr w:type="gramEnd"/>
       <w:r>
         <w:rPr>
           <w:rFonts w:ascii="Arial" w:hAnsi="Arial" w:cs="Arial"/>
@@ -6879,7 +6826,7 @@
           <w:lang w:val="en-IN"/>
         </w:rPr>
         <w:pict w14:anchorId="0310E273">
-          <v:rect id="_x0000_i1036" style="width:0;height:1.5pt" o:hralign="center" o:hrstd="t" o:hr="t" fillcolor="#a0a0a0" stroked="f"/>
+          <v:rect id="_x0000_i1037" style="width:0;height:1.5pt" o:hralign="center" o:hrstd="t" o:hr="t" fillcolor="#a0a0a0" stroked="f"/>
         </w:pict>
       </w:r>
     </w:p>
@@ -7193,7 +7140,7 @@
           <w:lang w:val="en-IN"/>
         </w:rPr>
         <w:pict w14:anchorId="39CBF76C">
-          <v:rect id="_x0000_i1037" style="width:0;height:1.5pt" o:hralign="center" o:hrstd="t" o:hr="t" fillcolor="#a0a0a0" stroked="f"/>
+          <v:rect id="_x0000_i1038" style="width:0;height:1.5pt" o:hralign="center" o:hrstd="t" o:hr="t" fillcolor="#a0a0a0" stroked="f"/>
         </w:pict>
       </w:r>
     </w:p>
@@ -7379,7 +7326,7 @@
           <w:lang w:val="en-IN"/>
         </w:rPr>
         <w:pict w14:anchorId="60DFB311">
-          <v:rect id="_x0000_i1038" style="width:0;height:1.5pt" o:hralign="center" o:hrstd="t" o:hr="t" fillcolor="#a0a0a0" stroked="f"/>
+          <v:rect id="_x0000_i1039" style="width:0;height:1.5pt" o:hralign="center" o:hrstd="t" o:hr="t" fillcolor="#a0a0a0" stroked="f"/>
         </w:pict>
       </w:r>
     </w:p>
@@ -7417,30 +7364,9 @@
           <w:bCs/>
           <w:lang w:val="en-IN"/>
         </w:rPr>
-        <w:t>: Clarivate_Step_</w:t>
-      </w:r>
-      <w:proofErr w:type="gramStart"/>
-      <w:r>
-        <w:rPr>
-          <w:rFonts w:ascii="Arial" w:hAnsi="Arial" w:cs="Arial"/>
-          <w:b/>
-          <w:bCs/>
-          <w:lang w:val="en-IN"/>
-        </w:rPr>
-        <w:t>03.yxmd</w:t>
-      </w:r>
-      <w:proofErr w:type="gramEnd"/>
-      <w:r>
-        <w:rPr>
-          <w:rFonts w:ascii="Arial" w:hAnsi="Arial" w:cs="Arial"/>
-          <w:b/>
-          <w:bCs/>
-          <w:lang w:val="en-IN"/>
-        </w:rPr>
-        <w:t xml:space="preserve"> (or </w:t>
+        <w:t xml:space="preserve">: Clarivate_Step_03.yxmd (or </w:t>
       </w:r>
       <w:proofErr w:type="spellStart"/>
-      <w:proofErr w:type="gramStart"/>
       <w:r>
         <w:rPr>
           <w:rFonts w:ascii="Arial" w:hAnsi="Arial" w:cs="Arial"/>
@@ -7460,7 +7386,6 @@
         <w:t>R</w:t>
       </w:r>
       <w:proofErr w:type="spellEnd"/>
-      <w:proofErr w:type="gramEnd"/>
       <w:r>
         <w:rPr>
           <w:rFonts w:ascii="Arial" w:hAnsi="Arial" w:cs="Arial"/>
@@ -7627,7 +7552,7 @@
           <w:lang w:val="en-IN"/>
         </w:rPr>
         <w:pict w14:anchorId="5BD86E57">
-          <v:rect id="_x0000_i1039" style="width:0;height:1.5pt" o:hralign="center" o:hrstd="t" o:hr="t" fillcolor="#a0a0a0" stroked="f"/>
+          <v:rect id="_x0000_i1040" style="width:0;height:1.5pt" o:hralign="center" o:hrstd="t" o:hr="t" fillcolor="#a0a0a0" stroked="f"/>
         </w:pict>
       </w:r>
     </w:p>
@@ -7685,23 +7610,7 @@
           <w:rFonts w:ascii="Arial" w:hAnsi="Arial" w:cs="Arial"/>
           <w:lang w:val="en-IN"/>
         </w:rPr>
-        <w:t>Workflow: Clarivate_Step_</w:t>
-      </w:r>
-      <w:proofErr w:type="gramStart"/>
-      <w:r>
-        <w:rPr>
-          <w:rFonts w:ascii="Arial" w:hAnsi="Arial" w:cs="Arial"/>
-          <w:lang w:val="en-IN"/>
-        </w:rPr>
-        <w:t>03.yxmd</w:t>
-      </w:r>
-      <w:proofErr w:type="gramEnd"/>
-      <w:r>
-        <w:rPr>
-          <w:rFonts w:ascii="Arial" w:hAnsi="Arial" w:cs="Arial"/>
-          <w:lang w:val="en-IN"/>
-        </w:rPr>
-        <w:t xml:space="preserve"> </w:t>
+        <w:t xml:space="preserve">Workflow: Clarivate_Step_03.yxmd </w:t>
       </w:r>
     </w:p>
     <w:p>
@@ -7762,7 +7671,6 @@
         <w:t xml:space="preserve">File: </w:t>
       </w:r>
       <w:proofErr w:type="spellStart"/>
-      <w:proofErr w:type="gramStart"/>
       <w:r>
         <w:rPr>
           <w:rFonts w:ascii="Arial" w:hAnsi="Arial" w:cs="Arial"/>
@@ -7778,7 +7686,6 @@
         <w:t>R</w:t>
       </w:r>
       <w:proofErr w:type="spellEnd"/>
-      <w:proofErr w:type="gramEnd"/>
     </w:p>
     <w:p>
       <w:pPr>
@@ -7816,7 +7723,7 @@
           <w:lang w:val="en-IN"/>
         </w:rPr>
         <w:pict w14:anchorId="190DF279">
-          <v:rect id="_x0000_i1040" style="width:0;height:1.5pt" o:hralign="center" o:hrstd="t" o:hr="t" fillcolor="#a0a0a0" stroked="f"/>
+          <v:rect id="_x0000_i1041" style="width:0;height:1.5pt" o:hralign="center" o:hrstd="t" o:hr="t" fillcolor="#a0a0a0" stroked="f"/>
         </w:pict>
       </w:r>
     </w:p>
@@ -7875,7 +7782,7 @@
           <w:lang w:val="en-IN"/>
         </w:rPr>
         <w:pict w14:anchorId="471BD0E4">
-          <v:rect id="_x0000_i1041" style="width:0;height:1.5pt" o:hralign="center" o:hrstd="t" o:hr="t" fillcolor="#a0a0a0" stroked="f"/>
+          <v:rect id="_x0000_i1042" style="width:0;height:1.5pt" o:hralign="center" o:hrstd="t" o:hr="t" fillcolor="#a0a0a0" stroked="f"/>
         </w:pict>
       </w:r>
     </w:p>
@@ -8029,7 +7936,7 @@
           <w:lang w:val="en-IN"/>
         </w:rPr>
         <w:pict w14:anchorId="112998DE">
-          <v:rect id="_x0000_i1042" style="width:0;height:1.5pt" o:hralign="center" o:hrstd="t" o:hr="t" fillcolor="#a0a0a0" stroked="f"/>
+          <v:rect id="_x0000_i1043" style="width:0;height:1.5pt" o:hralign="center" o:hrstd="t" o:hr="t" fillcolor="#a0a0a0" stroked="f"/>
         </w:pict>
       </w:r>
     </w:p>
@@ -8095,19 +8002,9 @@
           <w:lang w:val="en-IN"/>
         </w:rPr>
         <w:pict w14:anchorId="03DA2E8E">
-          <v:rect id="_x0000_i1043" style="width:0;height:1.5pt" o:hralign="center" o:hrstd="t" o:hr="t" fillcolor="#a0a0a0" stroked="f"/>
+          <v:rect id="_x0000_i1044" style="width:0;height:1.5pt" o:hralign="center" o:hrstd="t" o:hr="t" fillcolor="#a0a0a0" stroked="f"/>
         </w:pict>
       </w:r>
-    </w:p>
-    <w:p>
-      <w:pPr>
-        <w:rPr>
-          <w:rFonts w:ascii="Arial" w:hAnsi="Arial" w:cs="Arial"/>
-          <w:b/>
-          <w:bCs/>
-          <w:lang w:val="en-IN"/>
-        </w:rPr>
-      </w:pPr>
     </w:p>
     <w:p>
       <w:pPr>
@@ -8144,23 +8041,7 @@
           <w:rFonts w:ascii="Arial" w:hAnsi="Arial" w:cs="Arial"/>
           <w:lang w:val="en-IN"/>
         </w:rPr>
-        <w:t>Open Clarivate_Step_</w:t>
-      </w:r>
-      <w:proofErr w:type="gramStart"/>
-      <w:r>
-        <w:rPr>
-          <w:rFonts w:ascii="Arial" w:hAnsi="Arial" w:cs="Arial"/>
-          <w:lang w:val="en-IN"/>
-        </w:rPr>
-        <w:t>03.yxmd</w:t>
-      </w:r>
-      <w:proofErr w:type="gramEnd"/>
-      <w:r>
-        <w:rPr>
-          <w:rFonts w:ascii="Arial" w:hAnsi="Arial" w:cs="Arial"/>
-          <w:lang w:val="en-IN"/>
-        </w:rPr>
-        <w:t xml:space="preserve"> </w:t>
+        <w:t xml:space="preserve">Open Clarivate_Step_03.yxmd </w:t>
       </w:r>
     </w:p>
     <w:p>
@@ -8255,7 +8136,6 @@
           <w:rFonts w:ascii="Arial" w:hAnsi="Arial" w:cs="Arial"/>
           <w:lang w:val="en-IN"/>
         </w:rPr>
-        <w:lastRenderedPageBreak/>
         <w:t xml:space="preserve">Open RStudio </w:t>
       </w:r>
     </w:p>
@@ -8275,6 +8155,7 @@
           <w:rFonts w:ascii="Arial" w:hAnsi="Arial" w:cs="Arial"/>
           <w:lang w:val="en-IN"/>
         </w:rPr>
+        <w:lastRenderedPageBreak/>
         <w:t xml:space="preserve">Load file: workaround.txt </w:t>
       </w:r>
     </w:p>
@@ -8352,7 +8233,7 @@
           <w:lang w:val="en-IN"/>
         </w:rPr>
         <w:pict w14:anchorId="305CB98A">
-          <v:rect id="_x0000_i1044" style="width:0;height:1.5pt" o:hralign="center" o:hrstd="t" o:hr="t" fillcolor="#a0a0a0" stroked="f"/>
+          <v:rect id="_x0000_i1045" style="width:0;height:1.5pt" o:hralign="center" o:hrstd="t" o:hr="t" fillcolor="#a0a0a0" stroked="f"/>
         </w:pict>
       </w:r>
     </w:p>
@@ -8540,19 +8421,9 @@
           <w:lang w:val="en-IN"/>
         </w:rPr>
         <w:pict w14:anchorId="00E572F0">
-          <v:rect id="_x0000_i1045" style="width:0;height:1.5pt" o:hralign="center" o:hrstd="t" o:hr="t" fillcolor="#a0a0a0" stroked="f"/>
+          <v:rect id="_x0000_i1046" style="width:0;height:1.5pt" o:hralign="center" o:hrstd="t" o:hr="t" fillcolor="#a0a0a0" stroked="f"/>
         </w:pict>
       </w:r>
-    </w:p>
-    <w:p>
-      <w:pPr>
-        <w:rPr>
-          <w:rFonts w:ascii="Arial" w:hAnsi="Arial" w:cs="Arial"/>
-          <w:b/>
-          <w:bCs/>
-          <w:lang w:val="en-IN"/>
-        </w:rPr>
-      </w:pPr>
     </w:p>
     <w:p>
       <w:pPr>
@@ -8701,7 +8572,7 @@
           <w:lang w:val="en-IN"/>
         </w:rPr>
         <w:pict w14:anchorId="7D7719E8">
-          <v:rect id="_x0000_i1046" style="width:0;height:1.5pt" o:hralign="center" o:hrstd="t" o:hr="t" fillcolor="#a0a0a0" stroked="f"/>
+          <v:rect id="_x0000_i1047" style="width:0;height:1.5pt" o:hralign="center" o:hrstd="t" o:hr="t" fillcolor="#a0a0a0" stroked="f"/>
         </w:pict>
       </w:r>
     </w:p>
@@ -8714,16 +8585,6 @@
           <w:lang w:val="en-IN"/>
         </w:rPr>
       </w:pPr>
-    </w:p>
-    <w:p>
-      <w:pPr>
-        <w:rPr>
-          <w:rFonts w:ascii="Arial" w:hAnsi="Arial" w:cs="Arial"/>
-          <w:b/>
-          <w:bCs/>
-          <w:lang w:val="en-IN"/>
-        </w:rPr>
-      </w:pPr>
       <w:r>
         <w:rPr>
           <w:rFonts w:ascii="Arial" w:hAnsi="Arial" w:cs="Arial"/>
@@ -8759,20 +8620,9 @@
           <w:bCs/>
           <w:lang w:val="en-IN"/>
         </w:rPr>
-        <w:t>soldto_</w:t>
-      </w:r>
-      <w:proofErr w:type="gramStart"/>
-      <w:r>
-        <w:rPr>
-          <w:rFonts w:ascii="Arial" w:hAnsi="Arial" w:cs="Arial"/>
-          <w:b/>
-          <w:bCs/>
-          <w:lang w:val="en-IN"/>
-        </w:rPr>
-        <w:t>rollup.yxmd</w:t>
+        <w:t>soldto_rollup.yxmd</w:t>
       </w:r>
       <w:proofErr w:type="spellEnd"/>
-      <w:proofErr w:type="gramEnd"/>
     </w:p>
     <w:p>
       <w:pPr>
@@ -8841,7 +8691,6 @@
           <w:bCs/>
           <w:lang w:val="en-IN"/>
         </w:rPr>
-        <w:lastRenderedPageBreak/>
         <w:t>What Happens</w:t>
       </w:r>
     </w:p>
@@ -8897,7 +8746,7 @@
           <w:lang w:val="en-IN"/>
         </w:rPr>
         <w:pict w14:anchorId="5D29C660">
-          <v:rect id="_x0000_i1053" style="width:0;height:1.5pt" o:hralign="center" o:bullet="t" o:hrstd="t" o:hr="t" fillcolor="#a0a0a0" stroked="f"/>
+          <v:rect id="_x0000_i1048" style="width:0;height:1.5pt" o:hralign="center" o:bullet="t" o:hrstd="t" o:hr="t" fillcolor="#a0a0a0" stroked="f"/>
         </w:pict>
       </w:r>
     </w:p>
@@ -8917,6 +8766,7 @@
           <w:bCs/>
           <w:lang w:val="en-IN"/>
         </w:rPr>
+        <w:lastRenderedPageBreak/>
         <w:t xml:space="preserve">Step 8: </w:t>
       </w:r>
       <w:proofErr w:type="spellStart"/>
@@ -8927,20 +8777,9 @@
           <w:bCs/>
           <w:lang w:val="en-IN"/>
         </w:rPr>
-        <w:t>SoldTo_MktVw_</w:t>
-      </w:r>
-      <w:proofErr w:type="gramStart"/>
-      <w:r>
-        <w:rPr>
-          <w:rFonts w:ascii="Arial" w:hAnsi="Arial" w:cs="Arial"/>
-          <w:b/>
-          <w:bCs/>
-          <w:lang w:val="en-IN"/>
-        </w:rPr>
-        <w:t>WF.yxmd</w:t>
+        <w:t>SoldTo_MktVw_WF.yxmd</w:t>
       </w:r>
       <w:proofErr w:type="spellEnd"/>
-      <w:proofErr w:type="gramEnd"/>
     </w:p>
     <w:p>
       <w:pPr>
@@ -9020,7 +8859,7 @@
           <w:lang w:val="en-IN"/>
         </w:rPr>
         <w:pict w14:anchorId="26D6556F">
-          <v:rect id="_x0000_i1084" style="width:0;height:1.5pt" o:hralign="center" o:hrstd="t" o:hr="t" fillcolor="#a0a0a0" stroked="f"/>
+          <v:rect id="_x0000_i1049" style="width:0;height:1.5pt" o:hralign="center" o:hrstd="t" o:hr="t" fillcolor="#a0a0a0" stroked="f"/>
         </w:pict>
       </w:r>
     </w:p>
@@ -9110,7 +8949,7 @@
           <w:lang w:val="en-IN"/>
         </w:rPr>
         <w:pict w14:anchorId="07984DF5">
-          <v:rect id="_x0000_i1085" style="width:0;height:1.5pt" o:hralign="center" o:hrstd="t" o:hr="t" fillcolor="#a0a0a0" stroked="f"/>
+          <v:rect id="_x0000_i1050" style="width:0;height:1.5pt" o:hralign="center" o:hrstd="t" o:hr="t" fillcolor="#a0a0a0" stroked="f"/>
         </w:pict>
       </w:r>
     </w:p>
@@ -9176,7 +9015,7 @@
           <w:lang w:val="en-IN"/>
         </w:rPr>
         <w:pict w14:anchorId="78F3602E">
-          <v:rect id="_x0000_i1086" style="width:0;height:1.5pt" o:hralign="center" o:hrstd="t" o:hr="t" fillcolor="#a0a0a0" stroked="f"/>
+          <v:rect id="_x0000_i1051" style="width:0;height:1.5pt" o:hralign="center" o:hrstd="t" o:hr="t" fillcolor="#a0a0a0" stroked="f"/>
         </w:pict>
       </w:r>
     </w:p>
@@ -9304,7 +9143,6 @@
           <w:bCs/>
           <w:lang w:val="en-IN"/>
         </w:rPr>
-        <w:lastRenderedPageBreak/>
         <w:t>Important Note:</w:t>
       </w:r>
       <w:r>
@@ -9329,7 +9167,7 @@
           <w:lang w:val="en-IN"/>
         </w:rPr>
         <w:pict w14:anchorId="2BBDBD0C">
-          <v:rect id="_x0000_i1087" style="width:0;height:1.5pt" o:hralign="center" o:hrstd="t" o:hr="t" fillcolor="#a0a0a0" stroked="f"/>
+          <v:rect id="_x0000_i1052" style="width:0;height:1.5pt" o:hralign="center" o:hrstd="t" o:hr="t" fillcolor="#a0a0a0" stroked="f"/>
         </w:pict>
       </w:r>
     </w:p>
@@ -9364,6 +9202,7 @@
           <w:rFonts w:ascii="Arial" w:hAnsi="Arial" w:cs="Arial"/>
           <w:lang w:val="en-IN"/>
         </w:rPr>
+        <w:lastRenderedPageBreak/>
         <w:t>mktvw_sum.csv</w:t>
       </w:r>
     </w:p>
@@ -9441,7 +9280,7 @@
           <w:lang w:val="en-IN"/>
         </w:rPr>
         <w:pict w14:anchorId="290A4469">
-          <v:rect id="_x0000_i1088" style="width:0;height:1.5pt" o:hralign="center" o:hrstd="t" o:hr="t" fillcolor="#a0a0a0" stroked="f"/>
+          <v:rect id="_x0000_i1053" style="width:0;height:1.5pt" o:hralign="center" o:hrstd="t" o:hr="t" fillcolor="#a0a0a0" stroked="f"/>
         </w:pict>
       </w:r>
     </w:p>
@@ -9488,18 +9327,9 @@
           <w:rFonts w:ascii="Arial" w:hAnsi="Arial" w:cs="Arial"/>
           <w:lang w:val="en-IN"/>
         </w:rPr>
-        <w:t>SoldTo_MktVw_</w:t>
-      </w:r>
-      <w:proofErr w:type="gramStart"/>
-      <w:r>
-        <w:rPr>
-          <w:rFonts w:ascii="Arial" w:hAnsi="Arial" w:cs="Arial"/>
-          <w:lang w:val="en-IN"/>
-        </w:rPr>
-        <w:t>WF.yxmd</w:t>
+        <w:t>SoldTo_MktVw_WF.yxmd</w:t>
       </w:r>
       <w:proofErr w:type="spellEnd"/>
-      <w:proofErr w:type="gramEnd"/>
       <w:r>
         <w:rPr>
           <w:rFonts w:ascii="Arial" w:hAnsi="Arial" w:cs="Arial"/>
@@ -9599,7 +9429,7 @@
           <w:lang w:val="en-IN"/>
         </w:rPr>
         <w:pict w14:anchorId="34F22845">
-          <v:rect id="_x0000_i1099" style="width:0;height:1.5pt" o:hralign="center" o:hrstd="t" o:hr="t" fillcolor="#a0a0a0" stroked="f"/>
+          <v:rect id="_x0000_i1054" style="width:0;height:1.5pt" o:hralign="center" o:hrstd="t" o:hr="t" fillcolor="#a0a0a0" stroked="f"/>
         </w:pict>
       </w:r>
     </w:p>
@@ -9788,98 +9618,218 @@
         <w:rPr>
           <w:rFonts w:ascii="Arial" w:hAnsi="Arial" w:cs="Arial"/>
         </w:rPr>
+        <w:t>Step 1 → Step 2 → Step 3</w:t>
+      </w:r>
+      <w:r>
+        <w:rPr>
+          <w:rFonts w:ascii="Arial" w:hAnsi="Arial" w:cs="Arial"/>
+        </w:rPr>
+        <w:t xml:space="preserve"> (R code)</w:t>
+      </w:r>
+      <w:r>
+        <w:rPr>
+          <w:rFonts w:ascii="Arial" w:hAnsi="Arial" w:cs="Arial"/>
+        </w:rPr>
+        <w:t xml:space="preserve"> → Step 4 → Step 5 → Step 6 → Step 7</w:t>
+      </w:r>
+      <w:r>
+        <w:rPr>
+          <w:rFonts w:ascii="Arial" w:hAnsi="Arial" w:cs="Arial"/>
+        </w:rPr>
+        <w:t xml:space="preserve">→ Step </w:t>
+      </w:r>
+      <w:r>
+        <w:rPr>
+          <w:rFonts w:ascii="Arial" w:hAnsi="Arial" w:cs="Arial"/>
+        </w:rPr>
+        <w:t>8</w:t>
+      </w:r>
+      <w:r>
+        <w:rPr>
+          <w:rFonts w:ascii="Arial" w:hAnsi="Arial" w:cs="Arial"/>
+        </w:rPr>
+        <w:t xml:space="preserve"> → Step </w:t>
+      </w:r>
+      <w:r>
+        <w:rPr>
+          <w:rFonts w:ascii="Arial" w:hAnsi="Arial" w:cs="Arial"/>
+        </w:rPr>
+        <w:t>9</w:t>
+      </w:r>
+    </w:p>
+    <w:p>
+      <w:pPr>
+        <w:rPr>
+          <w:rFonts w:ascii="Arial" w:hAnsi="Arial" w:cs="Arial"/>
+        </w:rPr>
+      </w:pPr>
+    </w:p>
+    <w:p>
+      <w:pPr>
+        <w:rPr>
+          <w:rFonts w:ascii="Arial" w:hAnsi="Arial" w:cs="Arial"/>
+          <w:b/>
+          <w:bCs/>
+          <w:lang w:val="en-IN"/>
+        </w:rPr>
+      </w:pPr>
+      <w:r>
+        <w:rPr>
+          <w:rFonts w:ascii="Arial" w:hAnsi="Arial" w:cs="Arial"/>
+          <w:b/>
+          <w:bCs/>
+          <w:lang w:val="en-IN"/>
+        </w:rPr>
+        <w:t xml:space="preserve">2.7 </w:t>
+      </w:r>
+      <w:r>
+        <w:rPr>
+          <w:rFonts w:ascii="Arial" w:hAnsi="Arial" w:cs="Arial"/>
+          <w:b/>
+          <w:bCs/>
+          <w:lang w:val="en-IN"/>
+        </w:rPr>
+        <w:t>OUTPUT FILES — BUSINESS INTERPRETATION</w:t>
+      </w:r>
+    </w:p>
+    <w:p>
+      <w:pPr>
+        <w:rPr>
+          <w:rFonts w:ascii="Arial" w:hAnsi="Arial" w:cs="Arial"/>
+          <w:b/>
+          <w:bCs/>
+          <w:lang w:val="en-IN"/>
+        </w:rPr>
+      </w:pPr>
+      <w:r>
+        <w:rPr>
+          <w:rFonts w:ascii="Arial" w:hAnsi="Arial" w:cs="Arial"/>
+          <w:b/>
+          <w:bCs/>
+          <w:lang w:val="en-IN"/>
+        </w:rPr>
+        <w:t xml:space="preserve">File 1: </w:t>
+      </w:r>
+      <w:proofErr w:type="spellStart"/>
+      <w:r>
+        <w:rPr>
+          <w:rFonts w:ascii="Arial" w:hAnsi="Arial" w:cs="Arial"/>
+          <w:b/>
+          <w:bCs/>
+          <w:lang w:val="en-IN"/>
+        </w:rPr>
+        <w:t>soldto_UNSPSC_denominator</w:t>
+      </w:r>
+      <w:proofErr w:type="spellEnd"/>
+    </w:p>
+    <w:p>
+      <w:pPr>
+        <w:rPr>
+          <w:rFonts w:ascii="Arial" w:hAnsi="Arial" w:cs="Arial"/>
+          <w:lang w:val="en-IN"/>
+        </w:rPr>
+      </w:pPr>
+      <w:r>
+        <w:rPr>
+          <w:rFonts w:ascii="Arial" w:hAnsi="Arial" w:cs="Arial"/>
+          <w:lang w:val="en-IN"/>
+        </w:rPr>
         <w:lastRenderedPageBreak/>
-        <w:t>Step 1 → Step 2 → Step 3</w:t>
-      </w:r>
-      <w:r>
-        <w:rPr>
-          <w:rFonts w:ascii="Arial" w:hAnsi="Arial" w:cs="Arial"/>
-        </w:rPr>
-        <w:t xml:space="preserve"> (R code)</w:t>
-      </w:r>
-      <w:r>
-        <w:rPr>
-          <w:rFonts w:ascii="Arial" w:hAnsi="Arial" w:cs="Arial"/>
-        </w:rPr>
-        <w:t xml:space="preserve"> → Step 4 → Step 5 → Step 6 → Step 7</w:t>
-      </w:r>
-      <w:r>
-        <w:rPr>
-          <w:rFonts w:ascii="Arial" w:hAnsi="Arial" w:cs="Arial"/>
-        </w:rPr>
-        <w:t xml:space="preserve">→ Step </w:t>
-      </w:r>
-      <w:r>
-        <w:rPr>
-          <w:rFonts w:ascii="Arial" w:hAnsi="Arial" w:cs="Arial"/>
-        </w:rPr>
-        <w:t>8</w:t>
-      </w:r>
-      <w:r>
-        <w:rPr>
-          <w:rFonts w:ascii="Arial" w:hAnsi="Arial" w:cs="Arial"/>
-        </w:rPr>
-        <w:t xml:space="preserve"> → Step </w:t>
-      </w:r>
-      <w:r>
-        <w:rPr>
-          <w:rFonts w:ascii="Arial" w:hAnsi="Arial" w:cs="Arial"/>
-        </w:rPr>
-        <w:t>9</w:t>
-      </w:r>
-    </w:p>
-    <w:p>
-      <w:pPr>
-        <w:rPr>
-          <w:rFonts w:ascii="Arial" w:hAnsi="Arial" w:cs="Arial"/>
-        </w:rPr>
-      </w:pPr>
-    </w:p>
-    <w:p>
-      <w:pPr>
-        <w:rPr>
-          <w:rFonts w:ascii="Arial" w:hAnsi="Arial" w:cs="Arial"/>
-          <w:b/>
-          <w:bCs/>
-          <w:lang w:val="en-IN"/>
-        </w:rPr>
-      </w:pPr>
-      <w:r>
-        <w:rPr>
-          <w:rFonts w:ascii="Arial" w:hAnsi="Arial" w:cs="Arial"/>
-          <w:b/>
-          <w:bCs/>
-          <w:lang w:val="en-IN"/>
-        </w:rPr>
-        <w:t xml:space="preserve">2.7 </w:t>
-      </w:r>
-      <w:r>
-        <w:rPr>
-          <w:rFonts w:ascii="Arial" w:hAnsi="Arial" w:cs="Arial"/>
-          <w:b/>
-          <w:bCs/>
-          <w:lang w:val="en-IN"/>
-        </w:rPr>
-        <w:t>OUTPUT FILES — BUSINESS INTERPRETATION</w:t>
-      </w:r>
-    </w:p>
-    <w:p>
-      <w:pPr>
-        <w:rPr>
-          <w:rFonts w:ascii="Arial" w:hAnsi="Arial" w:cs="Arial"/>
-          <w:b/>
-          <w:bCs/>
-          <w:lang w:val="en-IN"/>
-        </w:rPr>
-      </w:pPr>
-      <w:r>
-        <w:rPr>
-          <w:rFonts w:ascii="Arial" w:hAnsi="Arial" w:cs="Arial"/>
-          <w:b/>
-          <w:bCs/>
-          <w:lang w:val="en-IN"/>
-        </w:rPr>
-        <w:t xml:space="preserve">File 1: </w:t>
+        <w:t>Total market size (final adjusted)</w:t>
+      </w:r>
+      <w:r>
+        <w:rPr>
+          <w:rFonts w:ascii="Arial" w:hAnsi="Arial" w:cs="Arial"/>
+          <w:lang w:val="en-IN"/>
+        </w:rPr>
+        <w:t xml:space="preserve"> on “Sold To” and “UNSPSC” level.</w:t>
+      </w:r>
+    </w:p>
+    <w:p>
+      <w:pPr>
+        <w:rPr>
+          <w:rFonts w:ascii="Arial" w:hAnsi="Arial" w:cs="Arial"/>
+          <w:lang w:val="en-IN"/>
+        </w:rPr>
+      </w:pPr>
+      <w:r>
+        <w:rPr>
+          <w:rFonts w:ascii="Arial" w:hAnsi="Arial" w:cs="Arial"/>
+          <w:lang w:val="en-IN"/>
+        </w:rPr>
+        <w:pict w14:anchorId="0DB54987">
+          <v:rect id="_x0000_i1055" style="width:0;height:1.5pt" o:hralign="center" o:hrstd="t" o:hr="t" fillcolor="#a0a0a0" stroked="f"/>
+        </w:pict>
+      </w:r>
+    </w:p>
+    <w:p>
+      <w:pPr>
+        <w:rPr>
+          <w:rFonts w:ascii="Arial" w:hAnsi="Arial" w:cs="Arial"/>
+          <w:b/>
+          <w:bCs/>
+          <w:lang w:val="en-IN"/>
+        </w:rPr>
+      </w:pPr>
+      <w:r>
+        <w:rPr>
+          <w:rFonts w:ascii="Arial" w:hAnsi="Arial" w:cs="Arial"/>
+          <w:b/>
+          <w:bCs/>
+          <w:lang w:val="en-IN"/>
+        </w:rPr>
+        <w:t>File 2: Shipto_MarketingView_Allocation</w:t>
+      </w:r>
+    </w:p>
+    <w:p>
+      <w:pPr>
+        <w:rPr>
+          <w:rFonts w:ascii="Arial" w:hAnsi="Arial" w:cs="Arial"/>
+          <w:lang w:val="en-IN"/>
+        </w:rPr>
+      </w:pPr>
+      <w:r>
+        <w:rPr>
+          <w:rFonts w:ascii="Arial" w:hAnsi="Arial" w:cs="Arial"/>
+          <w:lang w:val="en-IN"/>
+        </w:rPr>
+        <w:t>Opportunity by marketing category</w:t>
+      </w:r>
+    </w:p>
+    <w:p>
+      <w:pPr>
+        <w:rPr>
+          <w:rFonts w:ascii="Arial" w:hAnsi="Arial" w:cs="Arial"/>
+          <w:lang w:val="en-IN"/>
+        </w:rPr>
+      </w:pPr>
+      <w:r>
+        <w:rPr>
+          <w:rFonts w:ascii="Arial" w:hAnsi="Arial" w:cs="Arial"/>
+          <w:lang w:val="en-IN"/>
+        </w:rPr>
+        <w:pict w14:anchorId="7ED2886C">
+          <v:rect id="_x0000_i1056" style="width:0;height:1.5pt" o:hralign="center" o:hrstd="t" o:hr="t" fillcolor="#a0a0a0" stroked="f"/>
+        </w:pict>
+      </w:r>
+    </w:p>
+    <w:p>
+      <w:pPr>
+        <w:rPr>
+          <w:rFonts w:ascii="Arial" w:hAnsi="Arial" w:cs="Arial"/>
+          <w:b/>
+          <w:bCs/>
+          <w:lang w:val="en-IN"/>
+        </w:rPr>
+      </w:pPr>
+      <w:r>
+        <w:rPr>
+          <w:rFonts w:ascii="Arial" w:hAnsi="Arial" w:cs="Arial"/>
+          <w:b/>
+          <w:bCs/>
+          <w:lang w:val="en-IN"/>
+        </w:rPr>
+        <w:t xml:space="preserve">File 3: </w:t>
       </w:r>
       <w:proofErr w:type="spellStart"/>
       <w:r>
@@ -9889,7 +9839,7 @@
           <w:bCs/>
           <w:lang w:val="en-IN"/>
         </w:rPr>
-        <w:t>soldto_UNSPSC_denominator</w:t>
+        <w:t>Shipto_Unspsc_Allocation</w:t>
       </w:r>
       <w:proofErr w:type="spellEnd"/>
     </w:p>
@@ -9905,30 +9855,23 @@
           <w:rFonts w:ascii="Arial" w:hAnsi="Arial" w:cs="Arial"/>
           <w:lang w:val="en-IN"/>
         </w:rPr>
-        <w:t>Total market size (final adjusted)</w:t>
-      </w:r>
-      <w:r>
-        <w:rPr>
-          <w:rFonts w:ascii="Arial" w:hAnsi="Arial" w:cs="Arial"/>
-          <w:lang w:val="en-IN"/>
-        </w:rPr>
-        <w:t xml:space="preserve"> on “Sold To” and “UNSPSC” level.</w:t>
-      </w:r>
-    </w:p>
-    <w:p>
-      <w:pPr>
-        <w:rPr>
-          <w:rFonts w:ascii="Arial" w:hAnsi="Arial" w:cs="Arial"/>
-          <w:lang w:val="en-IN"/>
-        </w:rPr>
-      </w:pPr>
-      <w:r>
-        <w:rPr>
-          <w:rFonts w:ascii="Arial" w:hAnsi="Arial" w:cs="Arial"/>
-          <w:lang w:val="en-IN"/>
-        </w:rPr>
-        <w:pict w14:anchorId="0DB54987">
-          <v:rect id="_x0000_i1048" style="width:0;height:1.5pt" o:hralign="center" o:hrstd="t" o:hr="t" fillcolor="#a0a0a0" stroked="f"/>
+        <w:t>Product-level opportunity</w:t>
+      </w:r>
+    </w:p>
+    <w:p>
+      <w:pPr>
+        <w:rPr>
+          <w:rFonts w:ascii="Arial" w:hAnsi="Arial" w:cs="Arial"/>
+          <w:lang w:val="en-IN"/>
+        </w:rPr>
+      </w:pPr>
+      <w:r>
+        <w:rPr>
+          <w:rFonts w:ascii="Arial" w:hAnsi="Arial" w:cs="Arial"/>
+          <w:lang w:val="en-IN"/>
+        </w:rPr>
+        <w:pict w14:anchorId="6DC882E7">
+          <v:rect id="_x0000_i1057" style="width:0;height:1.5pt" o:hralign="center" o:hrstd="t" o:hr="t" fillcolor="#a0a0a0" stroked="f"/>
         </w:pict>
       </w:r>
     </w:p>
@@ -9948,58 +9891,7 @@
           <w:bCs/>
           <w:lang w:val="en-IN"/>
         </w:rPr>
-        <w:t>File 2: Shipto_MarketingView_Allocation</w:t>
-      </w:r>
-    </w:p>
-    <w:p>
-      <w:pPr>
-        <w:rPr>
-          <w:rFonts w:ascii="Arial" w:hAnsi="Arial" w:cs="Arial"/>
-          <w:lang w:val="en-IN"/>
-        </w:rPr>
-      </w:pPr>
-      <w:r>
-        <w:rPr>
-          <w:rFonts w:ascii="Arial" w:hAnsi="Arial" w:cs="Arial"/>
-          <w:lang w:val="en-IN"/>
-        </w:rPr>
-        <w:t>Opportunity by marketing category</w:t>
-      </w:r>
-    </w:p>
-    <w:p>
-      <w:pPr>
-        <w:rPr>
-          <w:rFonts w:ascii="Arial" w:hAnsi="Arial" w:cs="Arial"/>
-          <w:lang w:val="en-IN"/>
-        </w:rPr>
-      </w:pPr>
-      <w:r>
-        <w:rPr>
-          <w:rFonts w:ascii="Arial" w:hAnsi="Arial" w:cs="Arial"/>
-          <w:lang w:val="en-IN"/>
-        </w:rPr>
-        <w:pict w14:anchorId="7ED2886C">
-          <v:rect id="_x0000_i1049" style="width:0;height:1.5pt" o:hralign="center" o:hrstd="t" o:hr="t" fillcolor="#a0a0a0" stroked="f"/>
-        </w:pict>
-      </w:r>
-    </w:p>
-    <w:p>
-      <w:pPr>
-        <w:rPr>
-          <w:rFonts w:ascii="Arial" w:hAnsi="Arial" w:cs="Arial"/>
-          <w:b/>
-          <w:bCs/>
-          <w:lang w:val="en-IN"/>
-        </w:rPr>
-      </w:pPr>
-      <w:r>
-        <w:rPr>
-          <w:rFonts w:ascii="Arial" w:hAnsi="Arial" w:cs="Arial"/>
-          <w:b/>
-          <w:bCs/>
-          <w:lang w:val="en-IN"/>
-        </w:rPr>
-        <w:t xml:space="preserve">File 3: </w:t>
+        <w:t xml:space="preserve">File 4: </w:t>
       </w:r>
       <w:proofErr w:type="spellStart"/>
       <w:r>
@@ -10009,7 +9901,7 @@
           <w:bCs/>
           <w:lang w:val="en-IN"/>
         </w:rPr>
-        <w:t>Shipto_Unspsc_Allocation</w:t>
+        <w:t>Bayes_Soldto_Unspsc_Opportunity</w:t>
       </w:r>
       <w:proofErr w:type="spellEnd"/>
     </w:p>
@@ -10025,68 +9917,6 @@
           <w:rFonts w:ascii="Arial" w:hAnsi="Arial" w:cs="Arial"/>
           <w:lang w:val="en-IN"/>
         </w:rPr>
-        <w:t>Product-level opportunity</w:t>
-      </w:r>
-    </w:p>
-    <w:p>
-      <w:pPr>
-        <w:rPr>
-          <w:rFonts w:ascii="Arial" w:hAnsi="Arial" w:cs="Arial"/>
-          <w:lang w:val="en-IN"/>
-        </w:rPr>
-      </w:pPr>
-      <w:r>
-        <w:rPr>
-          <w:rFonts w:ascii="Arial" w:hAnsi="Arial" w:cs="Arial"/>
-          <w:lang w:val="en-IN"/>
-        </w:rPr>
-        <w:pict w14:anchorId="6DC882E7">
-          <v:rect id="_x0000_i1050" style="width:0;height:1.5pt" o:hralign="center" o:hrstd="t" o:hr="t" fillcolor="#a0a0a0" stroked="f"/>
-        </w:pict>
-      </w:r>
-    </w:p>
-    <w:p>
-      <w:pPr>
-        <w:rPr>
-          <w:rFonts w:ascii="Arial" w:hAnsi="Arial" w:cs="Arial"/>
-          <w:b/>
-          <w:bCs/>
-          <w:lang w:val="en-IN"/>
-        </w:rPr>
-      </w:pPr>
-      <w:r>
-        <w:rPr>
-          <w:rFonts w:ascii="Arial" w:hAnsi="Arial" w:cs="Arial"/>
-          <w:b/>
-          <w:bCs/>
-          <w:lang w:val="en-IN"/>
-        </w:rPr>
-        <w:t xml:space="preserve">File 4: </w:t>
-      </w:r>
-      <w:proofErr w:type="spellStart"/>
-      <w:r>
-        <w:rPr>
-          <w:rFonts w:ascii="Arial" w:hAnsi="Arial" w:cs="Arial"/>
-          <w:b/>
-          <w:bCs/>
-          <w:lang w:val="en-IN"/>
-        </w:rPr>
-        <w:t>Bayes_Soldto_Unspsc_Opportunity</w:t>
-      </w:r>
-      <w:proofErr w:type="spellEnd"/>
-    </w:p>
-    <w:p>
-      <w:pPr>
-        <w:rPr>
-          <w:rFonts w:ascii="Arial" w:hAnsi="Arial" w:cs="Arial"/>
-          <w:lang w:val="en-IN"/>
-        </w:rPr>
-      </w:pPr>
-      <w:r>
-        <w:rPr>
-          <w:rFonts w:ascii="Arial" w:hAnsi="Arial" w:cs="Arial"/>
-          <w:lang w:val="en-IN"/>
-        </w:rPr>
         <w:t>Pure model output</w:t>
       </w:r>
     </w:p>
@@ -10103,7 +9933,7 @@
           <w:lang w:val="en-IN"/>
         </w:rPr>
         <w:pict w14:anchorId="005A5E33">
-          <v:rect id="_x0000_i1100" style="width:0;height:1.5pt" o:hralign="center" o:hrstd="t" o:hr="t" fillcolor="#a0a0a0" stroked="f"/>
+          <v:rect id="_x0000_i1058" style="width:0;height:1.5pt" o:hralign="center" o:hrstd="t" o:hr="t" fillcolor="#a0a0a0" stroked="f"/>
         </w:pict>
       </w:r>
     </w:p>
@@ -10439,7 +10269,6 @@
               <w:jc w:val="center"/>
             </w:pPr>
             <w:r>
-              <w:lastRenderedPageBreak/>
               <w:t>Data Scientist</w:t>
             </w:r>
           </w:p>
@@ -10548,6 +10377,7 @@
               <w:jc w:val="center"/>
             </w:pPr>
             <w:r>
+              <w:lastRenderedPageBreak/>
               <w:t>Reviewer</w:t>
             </w:r>
           </w:p>
@@ -11209,7 +11039,6 @@
           <w:b/>
           <w:lang w:val="pt-BR"/>
         </w:rPr>
-        <w:lastRenderedPageBreak/>
         <w:t>Output check</w:t>
       </w:r>
       <w:r>
@@ -11293,6 +11122,7 @@
           <w:noProof/>
           <w:lang w:val="pt-BR"/>
         </w:rPr>
+        <w:lastRenderedPageBreak/>
         <w:drawing>
           <wp:inline distT="0" distB="0" distL="0" distR="0" wp14:anchorId="27F2814A" wp14:editId="24D60C32">
             <wp:extent cx="6188710" cy="701040"/>
@@ -11923,7 +11753,6 @@
               <w:jc w:val="center"/>
             </w:pPr>
             <w:r>
-              <w:lastRenderedPageBreak/>
               <w:t>Missing input data</w:t>
             </w:r>
           </w:p>
@@ -12032,6 +11861,7 @@
               <w:jc w:val="center"/>
             </w:pPr>
             <w:r>
+              <w:lastRenderedPageBreak/>
               <w:t>UNSPSC mismatch</w:t>
             </w:r>
           </w:p>
@@ -12978,7 +12808,6 @@
           <w:rFonts w:ascii="Arial" w:hAnsi="Arial" w:cs="Arial"/>
           <w:b/>
         </w:rPr>
-        <w:lastRenderedPageBreak/>
         <w:t xml:space="preserve">4.2 </w:t>
       </w:r>
       <w:r>
@@ -13061,6 +12890,7 @@
                 <w:b/>
                 <w:lang w:bidi="ar-SA"/>
               </w:rPr>
+              <w:lastRenderedPageBreak/>
               <w:t>Name/Description of the appendix item</w:t>
             </w:r>
           </w:p>
@@ -13911,29 +13741,16 @@
               </w:rPr>
               <w:t xml:space="preserve">Praven Kumar: </w:t>
             </w:r>
-            <w:r>
-              <w:fldChar w:fldCharType="begin"/>
-            </w:r>
-            <w:r>
-              <w:rPr>
-                <w:lang w:val="nl-NL"/>
-              </w:rPr>
-              <w:instrText>HYPERLINK "mailto:praven.kumar@cardinalhealth.com"</w:instrText>
-            </w:r>
-            <w:r>
-              <w:fldChar w:fldCharType="separate"/>
-            </w:r>
-            <w:r>
-              <w:rPr>
-                <w:rStyle w:val="Hyperlink"/>
-                <w:rFonts w:ascii="Arial" w:hAnsi="Arial" w:cs="Arial"/>
-                <w:lang w:val="nl-NL" w:eastAsia="zh-CN" w:bidi="ar-SA"/>
-              </w:rPr>
-              <w:t>praven.kumar@cardinalhealth.com</w:t>
-            </w:r>
-            <w:r>
-              <w:fldChar w:fldCharType="end"/>
-            </w:r>
+            <w:hyperlink r:id="rId22" w:history="1">
+              <w:r>
+                <w:rPr>
+                  <w:rStyle w:val="Hyperlink"/>
+                  <w:rFonts w:ascii="Arial" w:hAnsi="Arial" w:cs="Arial"/>
+                  <w:lang w:val="nl-NL" w:eastAsia="zh-CN" w:bidi="ar-SA"/>
+                </w:rPr>
+                <w:t>praven.kumar@cardinalhealth.com</w:t>
+              </w:r>
+            </w:hyperlink>
           </w:p>
           <w:p>
             <w:pPr>
@@ -13971,7 +13788,7 @@
                 <w:lang w:eastAsia="zh-CN" w:bidi="ar-SA"/>
               </w:rPr>
             </w:pPr>
-            <w:hyperlink r:id="rId22" w:history="1">
+            <w:hyperlink r:id="rId23" w:history="1">
               <w:r>
                 <w:rPr>
                   <w:rStyle w:val="Hyperlink"/>
@@ -14027,7 +13844,6 @@
               <w:rPr>
                 <w:rFonts w:ascii="Arial" w:hAnsi="Arial" w:cs="Arial"/>
               </w:rPr>
-              <w:lastRenderedPageBreak/>
               <w:t xml:space="preserve">Level 2 </w:t>
             </w:r>
           </w:p>
@@ -14080,7 +13896,7 @@
                 <w:lang w:val="nl-NL" w:eastAsia="zh-CN" w:bidi="ar-SA"/>
               </w:rPr>
             </w:pPr>
-            <w:hyperlink r:id="rId23" w:history="1">
+            <w:hyperlink r:id="rId24" w:history="1">
               <w:r>
                 <w:rPr>
                   <w:rStyle w:val="Hyperlink"/>
@@ -14121,6 +13937,7 @@
                 <w:rFonts w:ascii="Arial" w:hAnsi="Arial" w:cs="Arial"/>
                 <w:lang w:val="nl-NL"/>
               </w:rPr>
+              <w:lastRenderedPageBreak/>
               <w:t>Level 3</w:t>
             </w:r>
           </w:p>
@@ -14173,7 +13990,7 @@
                 <w:lang w:val="nl-NL" w:eastAsia="zh-CN" w:bidi="ar-SA"/>
               </w:rPr>
             </w:pPr>
-            <w:hyperlink r:id="rId24" w:history="1">
+            <w:hyperlink r:id="rId25" w:history="1">
               <w:r>
                 <w:rPr>
                   <w:rStyle w:val="Hyperlink"/>
@@ -14507,7 +14324,7 @@
                 <w:lang w:eastAsia="zh-CN" w:bidi="ar-SA"/>
               </w:rPr>
             </w:pPr>
-            <w:hyperlink r:id="rId25" w:history="1">
+            <w:hyperlink r:id="rId26" w:history="1">
               <w:r>
                 <w:rPr>
                   <w:rStyle w:val="Hyperlink"/>
@@ -14639,7 +14456,7 @@
                 <w:rFonts w:ascii="Arial" w:hAnsi="Arial" w:cs="Arial"/>
               </w:rPr>
             </w:pPr>
-            <w:hyperlink r:id="rId26" w:history="1">
+            <w:hyperlink r:id="rId27" w:history="1">
               <w:r>
                 <w:rPr>
                   <w:rStyle w:val="Hyperlink"/>
@@ -14870,7 +14687,7 @@
                 <w:lang w:eastAsia="zh-CN" w:bidi="ar-SA"/>
               </w:rPr>
             </w:pPr>
-            <w:hyperlink r:id="rId27" w:history="1">
+            <w:hyperlink r:id="rId28" w:history="1">
               <w:r>
                 <w:rPr>
                   <w:rStyle w:val="Hyperlink"/>
@@ -14912,8 +14729,8 @@
       </w:pPr>
     </w:p>
     <w:sectPr>
-      <w:footerReference w:type="default" r:id="rId28"/>
-      <w:headerReference w:type="first" r:id="rId29"/>
+      <w:footerReference w:type="default" r:id="rId29"/>
+      <w:headerReference w:type="first" r:id="rId30"/>
       <w:pgSz w:w="11906" w:h="16838"/>
       <w:pgMar w:top="1440" w:right="1080" w:bottom="1440" w:left="1080" w:header="706" w:footer="461" w:gutter="0"/>
       <w:pgNumType w:start="1"/>
@@ -23559,6 +23376,7 @@
   <w:style w:type="character" w:default="1" w:styleId="DefaultParagraphFont">
     <w:name w:val="Default Paragraph Font"/>
     <w:uiPriority w:val="1"/>
+    <w:semiHidden/>
     <w:unhideWhenUsed/>
   </w:style>
   <w:style w:type="table" w:default="1" w:styleId="TableNormal">
@@ -26766,21 +26584,6 @@
 </file>
 
 <file path=customXml/item3.xml><?xml version="1.0" encoding="utf-8"?>
-<p:properties xmlns:p="http://schemas.microsoft.com/office/2006/metadata/properties" xmlns:xsi="http://www.w3.org/2001/XMLSchema-instance" xmlns:pc="http://schemas.microsoft.com/office/infopath/2007/PartnerControls">
-  <documentManagement/>
-</p:properties>
-</file>
-
-<file path=customXml/item4.xml><?xml version="1.0" encoding="utf-8"?>
-<?mso-contentType ?>
-<FormTemplates xmlns="http://schemas.microsoft.com/sharepoint/v3/contenttype/forms">
-  <Display>DocumentLibraryForm</Display>
-  <Edit>DocumentLibraryForm</Edit>
-  <New>DocumentLibraryForm</New>
-</FormTemplates>
-</file>
-
-<file path=customXml/item5.xml><?xml version="1.0" encoding="utf-8"?>
 <ct:contentTypeSchema xmlns:ct="http://schemas.microsoft.com/office/2006/metadata/contentType" xmlns:ma="http://schemas.microsoft.com/office/2006/metadata/properties/metaAttributes" ct:_="" ma:_="" ma:contentTypeName="Document" ma:contentTypeID="0x0101003FC2E34FD2AB4F49870F47BC23817FFE" ma:contentTypeVersion="6" ma:contentTypeDescription="Create a new document." ma:contentTypeScope="" ma:versionID="1b979d95a4d75fa80bd745116d8483c3">
   <xsd:schema xmlns:xsd="http://www.w3.org/2001/XMLSchema" xmlns:xs="http://www.w3.org/2001/XMLSchema" xmlns:p="http://schemas.microsoft.com/office/2006/metadata/properties" xmlns:ns2="954af91c-e2fb-4084-ba77-2494cbcc031b" targetNamespace="http://schemas.microsoft.com/office/2006/metadata/properties" ma:root="true" ma:fieldsID="9e52d07bffdf6dbaf00ced8cb9d711d1" ns2:_="">
     <xsd:import namespace="954af91c-e2fb-4084-ba77-2494cbcc031b"/>
@@ -26938,6 +26741,21 @@
 </ct:contentTypeSchema>
 </file>
 
+<file path=customXml/item4.xml><?xml version="1.0" encoding="utf-8"?>
+<?mso-contentType ?>
+<FormTemplates xmlns="http://schemas.microsoft.com/sharepoint/v3/contenttype/forms">
+  <Display>DocumentLibraryForm</Display>
+  <Edit>DocumentLibraryForm</Edit>
+  <New>DocumentLibraryForm</New>
+</FormTemplates>
+</file>
+
+<file path=customXml/item5.xml><?xml version="1.0" encoding="utf-8"?>
+<p:properties xmlns:p="http://schemas.microsoft.com/office/2006/metadata/properties" xmlns:xsi="http://www.w3.org/2001/XMLSchema-instance" xmlns:pc="http://schemas.microsoft.com/office/infopath/2007/PartnerControls">
+  <documentManagement/>
+</p:properties>
+</file>
+
 <file path=customXml/itemProps1.xml><?xml version="1.0" encoding="utf-8"?>
 <ds:datastoreItem xmlns:ds="http://schemas.openxmlformats.org/officeDocument/2006/customXml" ds:itemID="{55AF091B-3C7A-41E3-B477-F2FDAA23CFDA}">
   <ds:schemaRefs>
@@ -26955,23 +26773,6 @@
 </file>
 
 <file path=customXml/itemProps3.xml><?xml version="1.0" encoding="utf-8"?>
-<ds:datastoreItem xmlns:ds="http://schemas.openxmlformats.org/officeDocument/2006/customXml" ds:itemID="{6BE7131D-B7E4-40C0-87CB-A5F1230978A7}">
-  <ds:schemaRefs>
-    <ds:schemaRef ds:uri="http://schemas.microsoft.com/office/2006/metadata/properties"/>
-    <ds:schemaRef ds:uri="http://schemas.microsoft.com/office/infopath/2007/PartnerControls"/>
-  </ds:schemaRefs>
-</ds:datastoreItem>
-</file>
-
-<file path=customXml/itemProps4.xml><?xml version="1.0" encoding="utf-8"?>
-<ds:datastoreItem xmlns:ds="http://schemas.openxmlformats.org/officeDocument/2006/customXml" ds:itemID="{1270BDF0-489B-49A4-83EC-710875C1E20E}">
-  <ds:schemaRefs>
-    <ds:schemaRef ds:uri="http://schemas.microsoft.com/sharepoint/v3/contenttype/forms"/>
-  </ds:schemaRefs>
-</ds:datastoreItem>
-</file>
-
-<file path=customXml/itemProps5.xml><?xml version="1.0" encoding="utf-8"?>
 <ds:datastoreItem xmlns:ds="http://schemas.openxmlformats.org/officeDocument/2006/customXml" ds:itemID="{51C95C94-07DD-4246-904E-4B6AF33AF609}">
   <ds:schemaRefs>
     <ds:schemaRef ds:uri="http://schemas.microsoft.com/office/2006/metadata/contentType"/>
@@ -26987,4 +26788,21 @@
     <ds:schemaRef ds:uri="http://schemas.microsoft.com/internal/obd"/>
   </ds:schemaRefs>
 </ds:datastoreItem>
+</file>
+
+<file path=customXml/itemProps4.xml><?xml version="1.0" encoding="utf-8"?>
+<ds:datastoreItem xmlns:ds="http://schemas.openxmlformats.org/officeDocument/2006/customXml" ds:itemID="{1270BDF0-489B-49A4-83EC-710875C1E20E}">
+  <ds:schemaRefs>
+    <ds:schemaRef ds:uri="http://schemas.microsoft.com/sharepoint/v3/contenttype/forms"/>
+  </ds:schemaRefs>
+</ds:datastoreItem>
+</file>
+
+<file path=customXml/itemProps5.xml><?xml version="1.0" encoding="utf-8"?>
+<ds:datastoreItem xmlns:ds="http://schemas.openxmlformats.org/officeDocument/2006/customXml" ds:itemID="{6BE7131D-B7E4-40C0-87CB-A5F1230978A7}">
+  <ds:schemaRefs>
+    <ds:schemaRef ds:uri="http://schemas.microsoft.com/office/2006/metadata/properties"/>
+    <ds:schemaRef ds:uri="http://schemas.microsoft.com/office/infopath/2007/PartnerControls"/>
+  </ds:schemaRefs>
+</ds:datastoreItem>
 </file>